--- a/presentation/Version 2.0/Professional-Vue-v2.0.docx
+++ b/presentation/Version 2.0/Professional-Vue-v2.0.docx
@@ -1,6 +1,6 @@
 
 <file path=word/document.xml><?xml version="1.0" encoding="utf-8"?>
-<w:document xmlns:wpc="http://schemas.microsoft.com/office/word/2010/wordprocessingCanvas" xmlns:cx="http://schemas.microsoft.com/office/drawing/2014/chartex" xmlns:cx1="http://schemas.microsoft.com/office/drawing/2015/9/8/chartex" xmlns:cx2="http://schemas.microsoft.com/office/drawing/2015/10/21/chartex" xmlns:cx3="http://schemas.microsoft.com/office/drawing/2016/5/9/chartex" xmlns:cx4="http://schemas.microsoft.com/office/drawing/2016/5/10/chartex" xmlns:cx5="http://schemas.microsoft.com/office/drawing/2016/5/11/chartex" xmlns:cx6="http://schemas.microsoft.com/office/drawing/2016/5/12/chartex" xmlns:cx7="http://schemas.microsoft.com/office/drawing/2016/5/13/chartex" xmlns:cx8="http://schemas.microsoft.com/office/drawing/2016/5/14/chartex" xmlns:mc="http://schemas.openxmlformats.org/markup-compatibility/2006" xmlns:aink="http://schemas.microsoft.com/office/drawing/2016/ink" xmlns:am3d="http://schemas.microsoft.com/office/drawing/2017/model3d" xmlns:o="urn:schemas-microsoft-com:office:office" xmlns:r="http://schemas.openxmlformats.org/officeDocument/2006/relationships" xmlns:m="http://schemas.openxmlformats.org/officeDocument/2006/math" xmlns:v="urn:schemas-microsoft-com:vml" xmlns:wp14="http://schemas.microsoft.com/office/word/2010/wordprocessingDrawing" xmlns:wp="http://schemas.openxmlformats.org/drawingml/2006/wordprocessingDrawing" xmlns:w10="urn:schemas-microsoft-com:office:word" xmlns:w="http://schemas.openxmlformats.org/wordprocessingml/2006/main" xmlns:w14="http://schemas.microsoft.com/office/word/2010/wordml" xmlns:w15="http://schemas.microsoft.com/office/word/2012/wordml" xmlns:w16cex="http://schemas.microsoft.com/office/word/2018/wordml/cex" xmlns:w16cid="http://schemas.microsoft.com/office/word/2016/wordml/cid" xmlns:w16="http://schemas.microsoft.com/office/word/2018/wordml" xmlns:w16sdtdh="http://schemas.microsoft.com/office/word/2020/wordml/sdtdatahash" xmlns:w16se="http://schemas.microsoft.com/office/word/2015/wordml/symex" xmlns:wpg="http://schemas.microsoft.com/office/word/2010/wordprocessingGroup" xmlns:wpi="http://schemas.microsoft.com/office/word/2010/wordprocessingInk" xmlns:wne="http://schemas.microsoft.com/office/word/2006/wordml" xmlns:wps="http://schemas.microsoft.com/office/word/2010/wordprocessingShape" mc:Ignorable="w14 w15 w16se w16cid w16 w16cex w16sdtdh wp14">
+<w:document xmlns:wpc="http://schemas.microsoft.com/office/word/2010/wordprocessingCanvas" xmlns:cx="http://schemas.microsoft.com/office/drawing/2014/chartex" xmlns:cx1="http://schemas.microsoft.com/office/drawing/2015/9/8/chartex" xmlns:cx2="http://schemas.microsoft.com/office/drawing/2015/10/21/chartex" xmlns:cx3="http://schemas.microsoft.com/office/drawing/2016/5/9/chartex" xmlns:cx4="http://schemas.microsoft.com/office/drawing/2016/5/10/chartex" xmlns:cx5="http://schemas.microsoft.com/office/drawing/2016/5/11/chartex" xmlns:cx6="http://schemas.microsoft.com/office/drawing/2016/5/12/chartex" xmlns:cx7="http://schemas.microsoft.com/office/drawing/2016/5/13/chartex" xmlns:cx8="http://schemas.microsoft.com/office/drawing/2016/5/14/chartex" xmlns:mc="http://schemas.openxmlformats.org/markup-compatibility/2006" xmlns:m="http://schemas.openxmlformats.org/officeDocument/2006/math" xmlns:aink="http://schemas.microsoft.com/office/drawing/2016/ink" xmlns:am3d="http://schemas.microsoft.com/office/drawing/2017/model3d" xmlns:oel="http://schemas.microsoft.com/office/2019/extlst" xmlns:r="http://schemas.openxmlformats.org/officeDocument/2006/relationships" xmlns:wp14="http://schemas.microsoft.com/office/word/2010/wordprocessingDrawing" xmlns:wp="http://schemas.openxmlformats.org/drawingml/2006/wordprocessingDrawing" xmlns:wpg="http://schemas.microsoft.com/office/word/2010/wordprocessingGroup" xmlns:wpi="http://schemas.microsoft.com/office/word/2010/wordprocessingInk" xmlns:wps="http://schemas.microsoft.com/office/word/2010/wordprocessingShape" xmlns:o="urn:schemas-microsoft-com:office:office" xmlns:v="urn:schemas-microsoft-com:vml" xmlns:w10="urn:schemas-microsoft-com:office:word" xmlns:w="http://schemas.openxmlformats.org/wordprocessingml/2006/main" xmlns:w14="http://schemas.microsoft.com/office/word/2010/wordml" xmlns:w15="http://schemas.microsoft.com/office/word/2012/wordml" xmlns:w16cex="http://schemas.microsoft.com/office/word/2018/wordml/cex" xmlns:w16cid="http://schemas.microsoft.com/office/word/2016/wordml/cid" xmlns:w16="http://schemas.microsoft.com/office/word/2018/wordml" xmlns:w16sdtdh="http://schemas.microsoft.com/office/word/2020/wordml/sdtdatahash" xmlns:w16sdtfl="http://schemas.microsoft.com/office/word/2024/wordml/sdtformatlock" xmlns:w16se="http://schemas.microsoft.com/office/word/2015/wordml/symex" xmlns:w16du="http://schemas.microsoft.com/office/word/2023/wordml/word16du" xmlns:wne="http://schemas.microsoft.com/office/word/2006/wordml" mc:Ignorable="w14 w15 w16se w16cid w16 w16cex w16sdtdh w16sdtfl w16du wp14">
   <w:body>
     <w:p>
       <w:pPr>
@@ -169,19 +169,16 @@
       </w:r>
     </w:p>
     <w:p>
-      <w:pPr/>
       <w:r>
         <w:t>Version 2.0, 2026</w:t>
       </w:r>
     </w:p>
     <w:p>
-      <w:pPr/>
       <w:r>
         <w:t>by Chris Minnick</w:t>
       </w:r>
     </w:p>
     <w:p>
-      <w:pPr/>
       <w:r>
         <w:t>Copyright 2026, WatzThis?</w:t>
       </w:r>
@@ -200,19 +197,19 @@
       <w:pPr>
         <w:pStyle w:val="Heading1"/>
       </w:pPr>
-      <w:bookmarkStart w:id="0" w:name="_Toc2590563"/>
-      <w:bookmarkStart w:id="1" w:name="_Toc503362381"/>
+      <w:bookmarkStart w:id="0" w:name="_Toc503362381"/>
+      <w:bookmarkStart w:id="1" w:name="_Toc241675610"/>
       <w:r>
         <w:lastRenderedPageBreak/>
         <w:t>Table of Contents</w:t>
       </w:r>
-      <w:bookmarkEnd w:id="0"/>
+      <w:bookmarkEnd w:id="1"/>
     </w:p>
     <w:p>
       <w:pPr>
         <w:pStyle w:val="TOC1"/>
         <w:tabs>
-          <w:tab w:val="right" w:leader="dot" w:pos="8630"/>
+          <w:tab w:val="right" w:leader="dot" w:pos="9350"/>
         </w:tabs>
         <w:rPr>
           <w:rFonts w:eastAsiaTheme="minorEastAsia"/>
@@ -220,8 +217,10 @@
           <w:bCs w:val="0"/>
           <w:caps w:val="0"/>
           <w:noProof/>
+          <w:kern w:val="2"/>
           <w:sz w:val="24"/>
           <w:szCs w:val="24"/>
+          <w14:ligatures w14:val="standardContextual"/>
         </w:rPr>
       </w:pPr>
       <w:r>
@@ -270,7 +269,7 @@
         <w:rPr>
           <w:noProof/>
         </w:rPr>
-        <w:instrText xml:space="preserve"> PAGEREF _Toc2590563 \h </w:instrText>
+        <w:instrText xml:space="preserve"> PAGEREF _Toc241675610 \h </w:instrText>
       </w:r>
       <w:r>
         <w:rPr>
@@ -300,7 +299,7 @@
       <w:pPr>
         <w:pStyle w:val="TOC1"/>
         <w:tabs>
-          <w:tab w:val="right" w:leader="dot" w:pos="8630"/>
+          <w:tab w:val="right" w:leader="dot" w:pos="9350"/>
         </w:tabs>
         <w:rPr>
           <w:rFonts w:eastAsiaTheme="minorEastAsia"/>
@@ -308,8 +307,10 @@
           <w:bCs w:val="0"/>
           <w:caps w:val="0"/>
           <w:noProof/>
+          <w:kern w:val="2"/>
           <w:sz w:val="24"/>
           <w:szCs w:val="24"/>
+          <w14:ligatures w14:val="standardContextual"/>
         </w:rPr>
       </w:pPr>
       <w:r>
@@ -334,7 +335,7 @@
         <w:rPr>
           <w:noProof/>
         </w:rPr>
-        <w:instrText xml:space="preserve"> PAGEREF _Toc2590564 \h </w:instrText>
+        <w:instrText xml:space="preserve"> PAGEREF _Toc241675611 \h </w:instrText>
       </w:r>
       <w:r>
         <w:rPr>
@@ -364,14 +365,16 @@
       <w:pPr>
         <w:pStyle w:val="TOC2"/>
         <w:tabs>
-          <w:tab w:val="right" w:leader="dot" w:pos="8630"/>
+          <w:tab w:val="right" w:leader="dot" w:pos="9350"/>
         </w:tabs>
         <w:rPr>
           <w:rFonts w:eastAsiaTheme="minorEastAsia"/>
           <w:smallCaps w:val="0"/>
           <w:noProof/>
+          <w:kern w:val="2"/>
           <w:sz w:val="24"/>
           <w:szCs w:val="24"/>
+          <w14:ligatures w14:val="standardContextual"/>
         </w:rPr>
       </w:pPr>
       <w:r>
@@ -396,7 +399,7 @@
         <w:rPr>
           <w:noProof/>
         </w:rPr>
-        <w:instrText xml:space="preserve"> PAGEREF _Toc2590565 \h </w:instrText>
+        <w:instrText xml:space="preserve"> PAGEREF _Toc241675612 \h </w:instrText>
       </w:r>
       <w:r>
         <w:rPr>
@@ -426,14 +429,16 @@
       <w:pPr>
         <w:pStyle w:val="TOC2"/>
         <w:tabs>
-          <w:tab w:val="right" w:leader="dot" w:pos="8630"/>
+          <w:tab w:val="right" w:leader="dot" w:pos="9350"/>
         </w:tabs>
         <w:rPr>
           <w:rFonts w:eastAsiaTheme="minorEastAsia"/>
           <w:smallCaps w:val="0"/>
           <w:noProof/>
+          <w:kern w:val="2"/>
           <w:sz w:val="24"/>
           <w:szCs w:val="24"/>
+          <w14:ligatures w14:val="standardContextual"/>
         </w:rPr>
       </w:pPr>
       <w:r>
@@ -458,7 +463,7 @@
         <w:rPr>
           <w:noProof/>
         </w:rPr>
-        <w:instrText xml:space="preserve"> PAGEREF _Toc2590566 \h </w:instrText>
+        <w:instrText xml:space="preserve"> PAGEREF _Toc241675613 \h </w:instrText>
       </w:r>
       <w:r>
         <w:rPr>
@@ -488,14 +493,16 @@
       <w:pPr>
         <w:pStyle w:val="TOC2"/>
         <w:tabs>
-          <w:tab w:val="right" w:leader="dot" w:pos="8630"/>
+          <w:tab w:val="right" w:leader="dot" w:pos="9350"/>
         </w:tabs>
         <w:rPr>
           <w:rFonts w:eastAsiaTheme="minorEastAsia"/>
           <w:smallCaps w:val="0"/>
           <w:noProof/>
+          <w:kern w:val="2"/>
           <w:sz w:val="24"/>
           <w:szCs w:val="24"/>
+          <w14:ligatures w14:val="standardContextual"/>
         </w:rPr>
       </w:pPr>
       <w:r>
@@ -520,7 +527,7 @@
         <w:rPr>
           <w:noProof/>
         </w:rPr>
-        <w:instrText xml:space="preserve"> PAGEREF _Toc2590567 \h </w:instrText>
+        <w:instrText xml:space="preserve"> PAGEREF _Toc241675614 \h </w:instrText>
       </w:r>
       <w:r>
         <w:rPr>
@@ -550,14 +557,16 @@
       <w:pPr>
         <w:pStyle w:val="TOC2"/>
         <w:tabs>
-          <w:tab w:val="right" w:leader="dot" w:pos="8630"/>
+          <w:tab w:val="right" w:leader="dot" w:pos="9350"/>
         </w:tabs>
         <w:rPr>
           <w:rFonts w:eastAsiaTheme="minorEastAsia"/>
           <w:smallCaps w:val="0"/>
           <w:noProof/>
+          <w:kern w:val="2"/>
           <w:sz w:val="24"/>
           <w:szCs w:val="24"/>
+          <w14:ligatures w14:val="standardContextual"/>
         </w:rPr>
       </w:pPr>
       <w:r>
@@ -582,7 +591,7 @@
         <w:rPr>
           <w:noProof/>
         </w:rPr>
-        <w:instrText xml:space="preserve"> PAGEREF _Toc2590568 \h </w:instrText>
+        <w:instrText xml:space="preserve"> PAGEREF _Toc241675615 \h </w:instrText>
       </w:r>
       <w:r>
         <w:rPr>
@@ -612,7 +621,7 @@
       <w:pPr>
         <w:pStyle w:val="TOC1"/>
         <w:tabs>
-          <w:tab w:val="right" w:leader="dot" w:pos="8630"/>
+          <w:tab w:val="right" w:leader="dot" w:pos="9350"/>
         </w:tabs>
         <w:rPr>
           <w:rFonts w:eastAsiaTheme="minorEastAsia"/>
@@ -620,8 +629,10 @@
           <w:bCs w:val="0"/>
           <w:caps w:val="0"/>
           <w:noProof/>
+          <w:kern w:val="2"/>
           <w:sz w:val="24"/>
           <w:szCs w:val="24"/>
+          <w14:ligatures w14:val="standardContextual"/>
         </w:rPr>
       </w:pPr>
       <w:r>
@@ -646,7 +657,7 @@
         <w:rPr>
           <w:noProof/>
         </w:rPr>
-        <w:instrText xml:space="preserve"> PAGEREF _Toc2590569 \h </w:instrText>
+        <w:instrText xml:space="preserve"> PAGEREF _Toc241675616 \h </w:instrText>
       </w:r>
       <w:r>
         <w:rPr>
@@ -676,14 +687,16 @@
       <w:pPr>
         <w:pStyle w:val="TOC2"/>
         <w:tabs>
-          <w:tab w:val="right" w:leader="dot" w:pos="8630"/>
+          <w:tab w:val="right" w:leader="dot" w:pos="9350"/>
         </w:tabs>
         <w:rPr>
           <w:rFonts w:eastAsiaTheme="minorEastAsia"/>
           <w:smallCaps w:val="0"/>
           <w:noProof/>
+          <w:kern w:val="2"/>
           <w:sz w:val="24"/>
           <w:szCs w:val="24"/>
+          <w14:ligatures w14:val="standardContextual"/>
         </w:rPr>
       </w:pPr>
       <w:r>
@@ -708,7 +721,7 @@
         <w:rPr>
           <w:noProof/>
         </w:rPr>
-        <w:instrText xml:space="preserve"> PAGEREF _Toc2590570 \h </w:instrText>
+        <w:instrText xml:space="preserve"> PAGEREF _Toc241675617 \h </w:instrText>
       </w:r>
       <w:r>
         <w:rPr>
@@ -738,7 +751,7 @@
       <w:pPr>
         <w:pStyle w:val="TOC1"/>
         <w:tabs>
-          <w:tab w:val="right" w:leader="dot" w:pos="8630"/>
+          <w:tab w:val="right" w:leader="dot" w:pos="9350"/>
         </w:tabs>
         <w:rPr>
           <w:rFonts w:eastAsiaTheme="minorEastAsia"/>
@@ -746,8 +759,10 @@
           <w:bCs w:val="0"/>
           <w:caps w:val="0"/>
           <w:noProof/>
+          <w:kern w:val="2"/>
           <w:sz w:val="24"/>
           <w:szCs w:val="24"/>
+          <w14:ligatures w14:val="standardContextual"/>
         </w:rPr>
       </w:pPr>
       <w:r>
@@ -772,7 +787,7 @@
         <w:rPr>
           <w:noProof/>
         </w:rPr>
-        <w:instrText xml:space="preserve"> PAGEREF _Toc2590571 \h </w:instrText>
+        <w:instrText xml:space="preserve"> PAGEREF _Toc241675618 \h </w:instrText>
       </w:r>
       <w:r>
         <w:rPr>
@@ -802,14 +817,16 @@
       <w:pPr>
         <w:pStyle w:val="TOC2"/>
         <w:tabs>
-          <w:tab w:val="right" w:leader="dot" w:pos="8630"/>
+          <w:tab w:val="right" w:leader="dot" w:pos="9350"/>
         </w:tabs>
         <w:rPr>
           <w:rFonts w:eastAsiaTheme="minorEastAsia"/>
           <w:smallCaps w:val="0"/>
           <w:noProof/>
+          <w:kern w:val="2"/>
           <w:sz w:val="24"/>
           <w:szCs w:val="24"/>
+          <w14:ligatures w14:val="standardContextual"/>
         </w:rPr>
       </w:pPr>
       <w:r>
@@ -834,7 +851,7 @@
         <w:rPr>
           <w:noProof/>
         </w:rPr>
-        <w:instrText xml:space="preserve"> PAGEREF _Toc2590572 \h </w:instrText>
+        <w:instrText xml:space="preserve"> PAGEREF _Toc241675619 \h </w:instrText>
       </w:r>
       <w:r>
         <w:rPr>
@@ -864,14 +881,16 @@
       <w:pPr>
         <w:pStyle w:val="TOC2"/>
         <w:tabs>
-          <w:tab w:val="right" w:leader="dot" w:pos="8630"/>
+          <w:tab w:val="right" w:leader="dot" w:pos="9350"/>
         </w:tabs>
         <w:rPr>
           <w:rFonts w:eastAsiaTheme="minorEastAsia"/>
           <w:smallCaps w:val="0"/>
           <w:noProof/>
+          <w:kern w:val="2"/>
           <w:sz w:val="24"/>
           <w:szCs w:val="24"/>
+          <w14:ligatures w14:val="standardContextual"/>
         </w:rPr>
       </w:pPr>
       <w:r>
@@ -896,7 +915,7 @@
         <w:rPr>
           <w:noProof/>
         </w:rPr>
-        <w:instrText xml:space="preserve"> PAGEREF _Toc2590573 \h </w:instrText>
+        <w:instrText xml:space="preserve"> PAGEREF _Toc241675620 \h </w:instrText>
       </w:r>
       <w:r>
         <w:rPr>
@@ -926,14 +945,16 @@
       <w:pPr>
         <w:pStyle w:val="TOC2"/>
         <w:tabs>
-          <w:tab w:val="right" w:leader="dot" w:pos="8630"/>
+          <w:tab w:val="right" w:leader="dot" w:pos="9350"/>
         </w:tabs>
         <w:rPr>
           <w:rFonts w:eastAsiaTheme="minorEastAsia"/>
           <w:smallCaps w:val="0"/>
           <w:noProof/>
+          <w:kern w:val="2"/>
           <w:sz w:val="24"/>
           <w:szCs w:val="24"/>
+          <w14:ligatures w14:val="standardContextual"/>
         </w:rPr>
       </w:pPr>
       <w:r>
@@ -958,7 +979,7 @@
         <w:rPr>
           <w:noProof/>
         </w:rPr>
-        <w:instrText xml:space="preserve"> PAGEREF _Toc2590574 \h </w:instrText>
+        <w:instrText xml:space="preserve"> PAGEREF _Toc241675621 \h </w:instrText>
       </w:r>
       <w:r>
         <w:rPr>
@@ -988,7 +1009,7 @@
       <w:pPr>
         <w:pStyle w:val="TOC1"/>
         <w:tabs>
-          <w:tab w:val="right" w:leader="dot" w:pos="8630"/>
+          <w:tab w:val="right" w:leader="dot" w:pos="9350"/>
         </w:tabs>
         <w:rPr>
           <w:rFonts w:eastAsiaTheme="minorEastAsia"/>
@@ -996,8 +1017,10 @@
           <w:bCs w:val="0"/>
           <w:caps w:val="0"/>
           <w:noProof/>
+          <w:kern w:val="2"/>
           <w:sz w:val="24"/>
           <w:szCs w:val="24"/>
+          <w14:ligatures w14:val="standardContextual"/>
         </w:rPr>
       </w:pPr>
       <w:r>
@@ -1022,7 +1045,7 @@
         <w:rPr>
           <w:noProof/>
         </w:rPr>
-        <w:instrText xml:space="preserve"> PAGEREF _Toc2590575 \h </w:instrText>
+        <w:instrText xml:space="preserve"> PAGEREF _Toc241675622 \h </w:instrText>
       </w:r>
       <w:r>
         <w:rPr>
@@ -1039,7 +1062,7 @@
         <w:rPr>
           <w:noProof/>
         </w:rPr>
-        <w:t>8</w:t>
+        <w:t>7</w:t>
       </w:r>
       <w:r>
         <w:rPr>
@@ -1052,7 +1075,7 @@
       <w:pPr>
         <w:pStyle w:val="TOC1"/>
         <w:tabs>
-          <w:tab w:val="right" w:leader="dot" w:pos="8630"/>
+          <w:tab w:val="right" w:leader="dot" w:pos="9350"/>
         </w:tabs>
         <w:rPr>
           <w:rFonts w:eastAsiaTheme="minorEastAsia"/>
@@ -1060,8 +1083,10 @@
           <w:bCs w:val="0"/>
           <w:caps w:val="0"/>
           <w:noProof/>
+          <w:kern w:val="2"/>
           <w:sz w:val="24"/>
           <w:szCs w:val="24"/>
+          <w14:ligatures w14:val="standardContextual"/>
         </w:rPr>
       </w:pPr>
       <w:r>
@@ -1086,7 +1111,7 @@
         <w:rPr>
           <w:noProof/>
         </w:rPr>
-        <w:instrText xml:space="preserve"> PAGEREF _Toc2590576 \h </w:instrText>
+        <w:instrText xml:space="preserve"> PAGEREF _Toc241675623 \h </w:instrText>
       </w:r>
       <w:r>
         <w:rPr>
@@ -1103,7 +1128,7 @@
         <w:rPr>
           <w:noProof/>
         </w:rPr>
-        <w:t>9</w:t>
+        <w:t>8</w:t>
       </w:r>
       <w:r>
         <w:rPr>
@@ -1116,14 +1141,16 @@
       <w:pPr>
         <w:pStyle w:val="TOC2"/>
         <w:tabs>
-          <w:tab w:val="right" w:leader="dot" w:pos="8630"/>
+          <w:tab w:val="right" w:leader="dot" w:pos="9350"/>
         </w:tabs>
         <w:rPr>
           <w:rFonts w:eastAsiaTheme="minorEastAsia"/>
           <w:smallCaps w:val="0"/>
           <w:noProof/>
+          <w:kern w:val="2"/>
           <w:sz w:val="24"/>
           <w:szCs w:val="24"/>
+          <w14:ligatures w14:val="standardContextual"/>
         </w:rPr>
       </w:pPr>
       <w:r>
@@ -1148,7 +1175,7 @@
         <w:rPr>
           <w:noProof/>
         </w:rPr>
-        <w:instrText xml:space="preserve"> PAGEREF _Toc2590577 \h </w:instrText>
+        <w:instrText xml:space="preserve"> PAGEREF _Toc241675624 \h </w:instrText>
       </w:r>
       <w:r>
         <w:rPr>
@@ -1165,7 +1192,7 @@
         <w:rPr>
           <w:noProof/>
         </w:rPr>
-        <w:t>9</w:t>
+        <w:t>8</w:t>
       </w:r>
       <w:r>
         <w:rPr>
@@ -1178,14 +1205,16 @@
       <w:pPr>
         <w:pStyle w:val="TOC2"/>
         <w:tabs>
-          <w:tab w:val="right" w:leader="dot" w:pos="8630"/>
+          <w:tab w:val="right" w:leader="dot" w:pos="9350"/>
         </w:tabs>
         <w:rPr>
           <w:rFonts w:eastAsiaTheme="minorEastAsia"/>
           <w:smallCaps w:val="0"/>
           <w:noProof/>
+          <w:kern w:val="2"/>
           <w:sz w:val="24"/>
           <w:szCs w:val="24"/>
+          <w14:ligatures w14:val="standardContextual"/>
         </w:rPr>
       </w:pPr>
       <w:r>
@@ -1210,7 +1239,7 @@
         <w:rPr>
           <w:noProof/>
         </w:rPr>
-        <w:instrText xml:space="preserve"> PAGEREF _Toc2590578 \h </w:instrText>
+        <w:instrText xml:space="preserve"> PAGEREF _Toc241675625 \h </w:instrText>
       </w:r>
       <w:r>
         <w:rPr>
@@ -1227,7 +1256,7 @@
         <w:rPr>
           <w:noProof/>
         </w:rPr>
-        <w:t>9</w:t>
+        <w:t>8</w:t>
       </w:r>
       <w:r>
         <w:rPr>
@@ -1240,14 +1269,16 @@
       <w:pPr>
         <w:pStyle w:val="TOC2"/>
         <w:tabs>
-          <w:tab w:val="right" w:leader="dot" w:pos="8630"/>
+          <w:tab w:val="right" w:leader="dot" w:pos="9350"/>
         </w:tabs>
         <w:rPr>
           <w:rFonts w:eastAsiaTheme="minorEastAsia"/>
           <w:smallCaps w:val="0"/>
           <w:noProof/>
+          <w:kern w:val="2"/>
           <w:sz w:val="24"/>
           <w:szCs w:val="24"/>
+          <w14:ligatures w14:val="standardContextual"/>
         </w:rPr>
       </w:pPr>
       <w:r>
@@ -1272,7 +1303,7 @@
         <w:rPr>
           <w:noProof/>
         </w:rPr>
-        <w:instrText xml:space="preserve"> PAGEREF _Toc2590579 \h </w:instrText>
+        <w:instrText xml:space="preserve"> PAGEREF _Toc241675626 \h </w:instrText>
       </w:r>
       <w:r>
         <w:rPr>
@@ -1289,7 +1320,7 @@
         <w:rPr>
           <w:noProof/>
         </w:rPr>
-        <w:t>9</w:t>
+        <w:t>8</w:t>
       </w:r>
       <w:r>
         <w:rPr>
@@ -1302,7 +1333,7 @@
       <w:pPr>
         <w:pStyle w:val="TOC1"/>
         <w:tabs>
-          <w:tab w:val="right" w:leader="dot" w:pos="8630"/>
+          <w:tab w:val="right" w:leader="dot" w:pos="9350"/>
         </w:tabs>
         <w:rPr>
           <w:rFonts w:eastAsiaTheme="minorEastAsia"/>
@@ -1310,8 +1341,10 @@
           <w:bCs w:val="0"/>
           <w:caps w:val="0"/>
           <w:noProof/>
+          <w:kern w:val="2"/>
           <w:sz w:val="24"/>
           <w:szCs w:val="24"/>
+          <w14:ligatures w14:val="standardContextual"/>
         </w:rPr>
       </w:pPr>
       <w:r>
@@ -1336,7 +1369,7 @@
         <w:rPr>
           <w:noProof/>
         </w:rPr>
-        <w:instrText xml:space="preserve"> PAGEREF _Toc2590580 \h </w:instrText>
+        <w:instrText xml:space="preserve"> PAGEREF _Toc241675627 \h </w:instrText>
       </w:r>
       <w:r>
         <w:rPr>
@@ -1353,7 +1386,7 @@
         <w:rPr>
           <w:noProof/>
         </w:rPr>
-        <w:t>11</w:t>
+        <w:t>8</w:t>
       </w:r>
       <w:r>
         <w:rPr>
@@ -1366,7 +1399,7 @@
       <w:pPr>
         <w:pStyle w:val="TOC1"/>
         <w:tabs>
-          <w:tab w:val="right" w:leader="dot" w:pos="8630"/>
+          <w:tab w:val="right" w:leader="dot" w:pos="9350"/>
         </w:tabs>
         <w:rPr>
           <w:rFonts w:eastAsiaTheme="minorEastAsia"/>
@@ -1374,8 +1407,10 @@
           <w:bCs w:val="0"/>
           <w:caps w:val="0"/>
           <w:noProof/>
+          <w:kern w:val="2"/>
           <w:sz w:val="24"/>
           <w:szCs w:val="24"/>
+          <w14:ligatures w14:val="standardContextual"/>
         </w:rPr>
       </w:pPr>
       <w:r>
@@ -1400,7 +1435,7 @@
         <w:rPr>
           <w:noProof/>
         </w:rPr>
-        <w:instrText xml:space="preserve"> PAGEREF _Toc2590581 \h </w:instrText>
+        <w:instrText xml:space="preserve"> PAGEREF _Toc241675628 \h </w:instrText>
       </w:r>
       <w:r>
         <w:rPr>
@@ -1417,7 +1452,7 @@
         <w:rPr>
           <w:noProof/>
         </w:rPr>
-        <w:t>14</w:t>
+        <w:t>10</w:t>
       </w:r>
       <w:r>
         <w:rPr>
@@ -1430,7 +1465,7 @@
       <w:pPr>
         <w:pStyle w:val="TOC1"/>
         <w:tabs>
-          <w:tab w:val="right" w:leader="dot" w:pos="8630"/>
+          <w:tab w:val="right" w:leader="dot" w:pos="9350"/>
         </w:tabs>
         <w:rPr>
           <w:rFonts w:eastAsiaTheme="minorEastAsia"/>
@@ -1438,8 +1473,10 @@
           <w:bCs w:val="0"/>
           <w:caps w:val="0"/>
           <w:noProof/>
+          <w:kern w:val="2"/>
           <w:sz w:val="24"/>
           <w:szCs w:val="24"/>
+          <w14:ligatures w14:val="standardContextual"/>
         </w:rPr>
       </w:pPr>
       <w:r>
@@ -1464,7 +1501,7 @@
         <w:rPr>
           <w:noProof/>
         </w:rPr>
-        <w:instrText xml:space="preserve"> PAGEREF _Toc2590582 \h </w:instrText>
+        <w:instrText xml:space="preserve"> PAGEREF _Toc241675629 \h </w:instrText>
       </w:r>
       <w:r>
         <w:rPr>
@@ -1481,7 +1518,7 @@
         <w:rPr>
           <w:noProof/>
         </w:rPr>
-        <w:t>15</w:t>
+        <w:t>11</w:t>
       </w:r>
       <w:r>
         <w:rPr>
@@ -1494,7 +1531,7 @@
       <w:pPr>
         <w:pStyle w:val="TOC1"/>
         <w:tabs>
-          <w:tab w:val="right" w:leader="dot" w:pos="8630"/>
+          <w:tab w:val="right" w:leader="dot" w:pos="9350"/>
         </w:tabs>
         <w:rPr>
           <w:rFonts w:eastAsiaTheme="minorEastAsia"/>
@@ -1502,8 +1539,10 @@
           <w:bCs w:val="0"/>
           <w:caps w:val="0"/>
           <w:noProof/>
+          <w:kern w:val="2"/>
           <w:sz w:val="24"/>
           <w:szCs w:val="24"/>
+          <w14:ligatures w14:val="standardContextual"/>
         </w:rPr>
       </w:pPr>
       <w:r>
@@ -1528,7 +1567,7 @@
         <w:rPr>
           <w:noProof/>
         </w:rPr>
-        <w:instrText xml:space="preserve"> PAGEREF _Toc2590583 \h </w:instrText>
+        <w:instrText xml:space="preserve"> PAGEREF _Toc241675630 \h </w:instrText>
       </w:r>
       <w:r>
         <w:rPr>
@@ -1545,7 +1584,7 @@
         <w:rPr>
           <w:noProof/>
         </w:rPr>
-        <w:t>19</w:t>
+        <w:t>15</w:t>
       </w:r>
       <w:r>
         <w:rPr>
@@ -1558,7 +1597,7 @@
       <w:pPr>
         <w:pStyle w:val="TOC1"/>
         <w:tabs>
-          <w:tab w:val="right" w:leader="dot" w:pos="8630"/>
+          <w:tab w:val="right" w:leader="dot" w:pos="9350"/>
         </w:tabs>
         <w:rPr>
           <w:rFonts w:eastAsiaTheme="minorEastAsia"/>
@@ -1566,8 +1605,10 @@
           <w:bCs w:val="0"/>
           <w:caps w:val="0"/>
           <w:noProof/>
+          <w:kern w:val="2"/>
           <w:sz w:val="24"/>
           <w:szCs w:val="24"/>
+          <w14:ligatures w14:val="standardContextual"/>
         </w:rPr>
       </w:pPr>
       <w:r>
@@ -1592,7 +1633,7 @@
         <w:rPr>
           <w:noProof/>
         </w:rPr>
-        <w:instrText xml:space="preserve"> PAGEREF _Toc2590584 \h </w:instrText>
+        <w:instrText xml:space="preserve"> PAGEREF _Toc241675631 \h </w:instrText>
       </w:r>
       <w:r>
         <w:rPr>
@@ -1609,7 +1650,7 @@
         <w:rPr>
           <w:noProof/>
         </w:rPr>
-        <w:t>22</w:t>
+        <w:t>18</w:t>
       </w:r>
       <w:r>
         <w:rPr>
@@ -1622,7 +1663,7 @@
       <w:pPr>
         <w:pStyle w:val="TOC1"/>
         <w:tabs>
-          <w:tab w:val="right" w:leader="dot" w:pos="8630"/>
+          <w:tab w:val="right" w:leader="dot" w:pos="9350"/>
         </w:tabs>
         <w:rPr>
           <w:rFonts w:eastAsiaTheme="minorEastAsia"/>
@@ -1630,8 +1671,10 @@
           <w:bCs w:val="0"/>
           <w:caps w:val="0"/>
           <w:noProof/>
+          <w:kern w:val="2"/>
           <w:sz w:val="24"/>
           <w:szCs w:val="24"/>
+          <w14:ligatures w14:val="standardContextual"/>
         </w:rPr>
       </w:pPr>
       <w:r>
@@ -1656,7 +1699,7 @@
         <w:rPr>
           <w:noProof/>
         </w:rPr>
-        <w:instrText xml:space="preserve"> PAGEREF _Toc2590585 \h </w:instrText>
+        <w:instrText xml:space="preserve"> PAGEREF _Toc241675632 \h </w:instrText>
       </w:r>
       <w:r>
         <w:rPr>
@@ -1673,7 +1716,7 @@
         <w:rPr>
           <w:noProof/>
         </w:rPr>
-        <w:t>24</w:t>
+        <w:t>19</w:t>
       </w:r>
       <w:r>
         <w:rPr>
@@ -1686,14 +1729,16 @@
       <w:pPr>
         <w:pStyle w:val="TOC2"/>
         <w:tabs>
-          <w:tab w:val="right" w:leader="dot" w:pos="8630"/>
+          <w:tab w:val="right" w:leader="dot" w:pos="9350"/>
         </w:tabs>
         <w:rPr>
           <w:rFonts w:eastAsiaTheme="minorEastAsia"/>
           <w:smallCaps w:val="0"/>
           <w:noProof/>
+          <w:kern w:val="2"/>
           <w:sz w:val="24"/>
           <w:szCs w:val="24"/>
+          <w14:ligatures w14:val="standardContextual"/>
         </w:rPr>
       </w:pPr>
       <w:r>
@@ -1718,7 +1763,7 @@
         <w:rPr>
           <w:noProof/>
         </w:rPr>
-        <w:instrText xml:space="preserve"> PAGEREF _Toc2590586 \h </w:instrText>
+        <w:instrText xml:space="preserve"> PAGEREF _Toc241675633 \h </w:instrText>
       </w:r>
       <w:r>
         <w:rPr>
@@ -1735,7 +1780,7 @@
         <w:rPr>
           <w:noProof/>
         </w:rPr>
-        <w:t>24</w:t>
+        <w:t>19</w:t>
       </w:r>
       <w:r>
         <w:rPr>
@@ -1748,14 +1793,16 @@
       <w:pPr>
         <w:pStyle w:val="TOC2"/>
         <w:tabs>
-          <w:tab w:val="right" w:leader="dot" w:pos="8630"/>
+          <w:tab w:val="right" w:leader="dot" w:pos="9350"/>
         </w:tabs>
         <w:rPr>
           <w:rFonts w:eastAsiaTheme="minorEastAsia"/>
           <w:smallCaps w:val="0"/>
           <w:noProof/>
+          <w:kern w:val="2"/>
           <w:sz w:val="24"/>
           <w:szCs w:val="24"/>
+          <w14:ligatures w14:val="standardContextual"/>
         </w:rPr>
       </w:pPr>
       <w:r>
@@ -1780,7 +1827,7 @@
         <w:rPr>
           <w:noProof/>
         </w:rPr>
-        <w:instrText xml:space="preserve"> PAGEREF _Toc2590587 \h </w:instrText>
+        <w:instrText xml:space="preserve"> PAGEREF _Toc241675634 \h </w:instrText>
       </w:r>
       <w:r>
         <w:rPr>
@@ -1797,7 +1844,7 @@
         <w:rPr>
           <w:noProof/>
         </w:rPr>
-        <w:t>26</w:t>
+        <w:t>21</w:t>
       </w:r>
       <w:r>
         <w:rPr>
@@ -1810,7 +1857,7 @@
       <w:pPr>
         <w:pStyle w:val="TOC1"/>
         <w:tabs>
-          <w:tab w:val="right" w:leader="dot" w:pos="8630"/>
+          <w:tab w:val="right" w:leader="dot" w:pos="9350"/>
         </w:tabs>
         <w:rPr>
           <w:rFonts w:eastAsiaTheme="minorEastAsia"/>
@@ -1818,8 +1865,10 @@
           <w:bCs w:val="0"/>
           <w:caps w:val="0"/>
           <w:noProof/>
+          <w:kern w:val="2"/>
           <w:sz w:val="24"/>
           <w:szCs w:val="24"/>
+          <w14:ligatures w14:val="standardContextual"/>
         </w:rPr>
       </w:pPr>
       <w:r>
@@ -1844,7 +1893,7 @@
         <w:rPr>
           <w:noProof/>
         </w:rPr>
-        <w:instrText xml:space="preserve"> PAGEREF _Toc2590588 \h </w:instrText>
+        <w:instrText xml:space="preserve"> PAGEREF _Toc241675635 \h </w:instrText>
       </w:r>
       <w:r>
         <w:rPr>
@@ -1861,7 +1910,7 @@
         <w:rPr>
           <w:noProof/>
         </w:rPr>
-        <w:t>27</w:t>
+        <w:t>23</w:t>
       </w:r>
       <w:r>
         <w:rPr>
@@ -1874,14 +1923,16 @@
       <w:pPr>
         <w:pStyle w:val="TOC2"/>
         <w:tabs>
-          <w:tab w:val="right" w:leader="dot" w:pos="8630"/>
+          <w:tab w:val="right" w:leader="dot" w:pos="9350"/>
         </w:tabs>
         <w:rPr>
           <w:rFonts w:eastAsiaTheme="minorEastAsia"/>
           <w:smallCaps w:val="0"/>
           <w:noProof/>
+          <w:kern w:val="2"/>
           <w:sz w:val="24"/>
           <w:szCs w:val="24"/>
+          <w14:ligatures w14:val="standardContextual"/>
         </w:rPr>
       </w:pPr>
       <w:r>
@@ -1906,7 +1957,7 @@
         <w:rPr>
           <w:noProof/>
         </w:rPr>
-        <w:instrText xml:space="preserve"> PAGEREF _Toc2590589 \h </w:instrText>
+        <w:instrText xml:space="preserve"> PAGEREF _Toc241675636 \h </w:instrText>
       </w:r>
       <w:r>
         <w:rPr>
@@ -1923,7 +1974,7 @@
         <w:rPr>
           <w:noProof/>
         </w:rPr>
-        <w:t>27</w:t>
+        <w:t>23</w:t>
       </w:r>
       <w:r>
         <w:rPr>
@@ -1936,7 +1987,7 @@
       <w:pPr>
         <w:pStyle w:val="TOC1"/>
         <w:tabs>
-          <w:tab w:val="right" w:leader="dot" w:pos="8630"/>
+          <w:tab w:val="right" w:leader="dot" w:pos="9350"/>
         </w:tabs>
         <w:rPr>
           <w:rFonts w:eastAsiaTheme="minorEastAsia"/>
@@ -1944,8 +1995,10 @@
           <w:bCs w:val="0"/>
           <w:caps w:val="0"/>
           <w:noProof/>
+          <w:kern w:val="2"/>
           <w:sz w:val="24"/>
           <w:szCs w:val="24"/>
+          <w14:ligatures w14:val="standardContextual"/>
         </w:rPr>
       </w:pPr>
       <w:r>
@@ -1970,7 +2023,7 @@
         <w:rPr>
           <w:noProof/>
         </w:rPr>
-        <w:instrText xml:space="preserve"> PAGEREF _Toc2590590 \h </w:instrText>
+        <w:instrText xml:space="preserve"> PAGEREF _Toc241675637 \h </w:instrText>
       </w:r>
       <w:r>
         <w:rPr>
@@ -1987,7 +2040,7 @@
         <w:rPr>
           <w:noProof/>
         </w:rPr>
-        <w:t>29</w:t>
+        <w:t>25</w:t>
       </w:r>
       <w:r>
         <w:rPr>
@@ -2000,7 +2053,7 @@
       <w:pPr>
         <w:pStyle w:val="TOC1"/>
         <w:tabs>
-          <w:tab w:val="right" w:leader="dot" w:pos="8630"/>
+          <w:tab w:val="right" w:leader="dot" w:pos="9350"/>
         </w:tabs>
         <w:rPr>
           <w:rFonts w:eastAsiaTheme="minorEastAsia"/>
@@ -2008,8 +2061,10 @@
           <w:bCs w:val="0"/>
           <w:caps w:val="0"/>
           <w:noProof/>
+          <w:kern w:val="2"/>
           <w:sz w:val="24"/>
           <w:szCs w:val="24"/>
+          <w14:ligatures w14:val="standardContextual"/>
         </w:rPr>
       </w:pPr>
       <w:r>
@@ -2034,7 +2089,7 @@
         <w:rPr>
           <w:noProof/>
         </w:rPr>
-        <w:instrText xml:space="preserve"> PAGEREF _Toc2590591 \h </w:instrText>
+        <w:instrText xml:space="preserve"> PAGEREF _Toc241675638 \h </w:instrText>
       </w:r>
       <w:r>
         <w:rPr>
@@ -2051,7 +2106,7 @@
         <w:rPr>
           <w:noProof/>
         </w:rPr>
-        <w:t>30</w:t>
+        <w:t>26</w:t>
       </w:r>
       <w:r>
         <w:rPr>
@@ -2064,7 +2119,7 @@
       <w:pPr>
         <w:pStyle w:val="TOC1"/>
         <w:tabs>
-          <w:tab w:val="right" w:leader="dot" w:pos="8630"/>
+          <w:tab w:val="right" w:leader="dot" w:pos="9350"/>
         </w:tabs>
         <w:rPr>
           <w:rFonts w:eastAsiaTheme="minorEastAsia"/>
@@ -2072,8 +2127,10 @@
           <w:bCs w:val="0"/>
           <w:caps w:val="0"/>
           <w:noProof/>
+          <w:kern w:val="2"/>
           <w:sz w:val="24"/>
           <w:szCs w:val="24"/>
+          <w14:ligatures w14:val="standardContextual"/>
         </w:rPr>
       </w:pPr>
       <w:r>
@@ -2098,7 +2155,7 @@
         <w:rPr>
           <w:noProof/>
         </w:rPr>
-        <w:instrText xml:space="preserve"> PAGEREF _Toc2590592 \h </w:instrText>
+        <w:instrText xml:space="preserve"> PAGEREF _Toc241675639 \h </w:instrText>
       </w:r>
       <w:r>
         <w:rPr>
@@ -2115,7 +2172,7 @@
         <w:rPr>
           <w:noProof/>
         </w:rPr>
-        <w:t>33</w:t>
+        <w:t>27</w:t>
       </w:r>
       <w:r>
         <w:rPr>
@@ -2128,7 +2185,7 @@
       <w:pPr>
         <w:pStyle w:val="TOC1"/>
         <w:tabs>
-          <w:tab w:val="right" w:leader="dot" w:pos="8630"/>
+          <w:tab w:val="right" w:leader="dot" w:pos="9350"/>
         </w:tabs>
         <w:rPr>
           <w:rFonts w:eastAsiaTheme="minorEastAsia"/>
@@ -2136,8 +2193,10 @@
           <w:bCs w:val="0"/>
           <w:caps w:val="0"/>
           <w:noProof/>
+          <w:kern w:val="2"/>
           <w:sz w:val="24"/>
           <w:szCs w:val="24"/>
+          <w14:ligatures w14:val="standardContextual"/>
         </w:rPr>
       </w:pPr>
       <w:r>
@@ -2162,7 +2221,7 @@
         <w:rPr>
           <w:noProof/>
         </w:rPr>
-        <w:instrText xml:space="preserve"> PAGEREF _Toc2590593 \h </w:instrText>
+        <w:instrText xml:space="preserve"> PAGEREF _Toc241675640 \h </w:instrText>
       </w:r>
       <w:r>
         <w:rPr>
@@ -2179,7 +2238,7 @@
         <w:rPr>
           <w:noProof/>
         </w:rPr>
-        <w:t>35</w:t>
+        <w:t>28</w:t>
       </w:r>
       <w:r>
         <w:rPr>
@@ -2192,7 +2251,7 @@
       <w:pPr>
         <w:pStyle w:val="TOC1"/>
         <w:tabs>
-          <w:tab w:val="right" w:leader="dot" w:pos="8630"/>
+          <w:tab w:val="right" w:leader="dot" w:pos="9350"/>
         </w:tabs>
         <w:rPr>
           <w:rFonts w:eastAsiaTheme="minorEastAsia"/>
@@ -2200,8 +2259,10 @@
           <w:bCs w:val="0"/>
           <w:caps w:val="0"/>
           <w:noProof/>
+          <w:kern w:val="2"/>
           <w:sz w:val="24"/>
           <w:szCs w:val="24"/>
+          <w14:ligatures w14:val="standardContextual"/>
         </w:rPr>
       </w:pPr>
       <w:r>
@@ -2226,7 +2287,7 @@
         <w:rPr>
           <w:noProof/>
         </w:rPr>
-        <w:instrText xml:space="preserve"> PAGEREF _Toc2590594 \h </w:instrText>
+        <w:instrText xml:space="preserve"> PAGEREF _Toc241675641 \h </w:instrText>
       </w:r>
       <w:r>
         <w:rPr>
@@ -2243,7 +2304,7 @@
         <w:rPr>
           <w:noProof/>
         </w:rPr>
-        <w:t>39</w:t>
+        <w:t>30</w:t>
       </w:r>
       <w:r>
         <w:rPr>
@@ -2256,7 +2317,7 @@
       <w:pPr>
         <w:pStyle w:val="TOC1"/>
         <w:tabs>
-          <w:tab w:val="right" w:leader="dot" w:pos="8630"/>
+          <w:tab w:val="right" w:leader="dot" w:pos="9350"/>
         </w:tabs>
         <w:rPr>
           <w:rFonts w:eastAsiaTheme="minorEastAsia"/>
@@ -2264,8 +2325,10 @@
           <w:bCs w:val="0"/>
           <w:caps w:val="0"/>
           <w:noProof/>
+          <w:kern w:val="2"/>
           <w:sz w:val="24"/>
           <w:szCs w:val="24"/>
+          <w14:ligatures w14:val="standardContextual"/>
         </w:rPr>
       </w:pPr>
       <w:r>
@@ -2290,7 +2353,7 @@
         <w:rPr>
           <w:noProof/>
         </w:rPr>
-        <w:instrText xml:space="preserve"> PAGEREF _Toc2590595 \h </w:instrText>
+        <w:instrText xml:space="preserve"> PAGEREF _Toc241675642 \h </w:instrText>
       </w:r>
       <w:r>
         <w:rPr>
@@ -2307,7 +2370,7 @@
         <w:rPr>
           <w:noProof/>
         </w:rPr>
-        <w:t>41</w:t>
+        <w:t>32</w:t>
       </w:r>
       <w:r>
         <w:rPr>
@@ -2320,7 +2383,7 @@
       <w:pPr>
         <w:pStyle w:val="TOC1"/>
         <w:tabs>
-          <w:tab w:val="right" w:leader="dot" w:pos="8630"/>
+          <w:tab w:val="right" w:leader="dot" w:pos="9350"/>
         </w:tabs>
         <w:rPr>
           <w:rFonts w:eastAsiaTheme="minorEastAsia"/>
@@ -2328,8 +2391,10 @@
           <w:bCs w:val="0"/>
           <w:caps w:val="0"/>
           <w:noProof/>
+          <w:kern w:val="2"/>
           <w:sz w:val="24"/>
           <w:szCs w:val="24"/>
+          <w14:ligatures w14:val="standardContextual"/>
         </w:rPr>
       </w:pPr>
       <w:r>
@@ -2354,7 +2419,7 @@
         <w:rPr>
           <w:noProof/>
         </w:rPr>
-        <w:instrText xml:space="preserve"> PAGEREF _Toc2590596 \h </w:instrText>
+        <w:instrText xml:space="preserve"> PAGEREF _Toc241675643 \h </w:instrText>
       </w:r>
       <w:r>
         <w:rPr>
@@ -2371,7 +2436,7 @@
         <w:rPr>
           <w:noProof/>
         </w:rPr>
-        <w:t>42</w:t>
+        <w:t>33</w:t>
       </w:r>
       <w:r>
         <w:rPr>
@@ -2384,7 +2449,7 @@
       <w:pPr>
         <w:pStyle w:val="TOC1"/>
         <w:tabs>
-          <w:tab w:val="right" w:leader="dot" w:pos="8630"/>
+          <w:tab w:val="right" w:leader="dot" w:pos="9350"/>
         </w:tabs>
         <w:rPr>
           <w:rFonts w:eastAsiaTheme="minorEastAsia"/>
@@ -2392,8 +2457,10 @@
           <w:bCs w:val="0"/>
           <w:caps w:val="0"/>
           <w:noProof/>
+          <w:kern w:val="2"/>
           <w:sz w:val="24"/>
           <w:szCs w:val="24"/>
+          <w14:ligatures w14:val="standardContextual"/>
         </w:rPr>
       </w:pPr>
       <w:r>
@@ -2418,7 +2485,7 @@
         <w:rPr>
           <w:noProof/>
         </w:rPr>
-        <w:instrText xml:space="preserve"> PAGEREF _Toc2590597 \h </w:instrText>
+        <w:instrText xml:space="preserve"> PAGEREF _Toc241675644 \h </w:instrText>
       </w:r>
       <w:r>
         <w:rPr>
@@ -2435,7 +2502,7 @@
         <w:rPr>
           <w:noProof/>
         </w:rPr>
-        <w:t>43</w:t>
+        <w:t>34</w:t>
       </w:r>
       <w:r>
         <w:rPr>
@@ -2448,7 +2515,7 @@
       <w:pPr>
         <w:pStyle w:val="TOC1"/>
         <w:tabs>
-          <w:tab w:val="right" w:leader="dot" w:pos="8630"/>
+          <w:tab w:val="right" w:leader="dot" w:pos="9350"/>
         </w:tabs>
         <w:rPr>
           <w:rFonts w:eastAsiaTheme="minorEastAsia"/>
@@ -2456,8 +2523,10 @@
           <w:bCs w:val="0"/>
           <w:caps w:val="0"/>
           <w:noProof/>
+          <w:kern w:val="2"/>
           <w:sz w:val="24"/>
           <w:szCs w:val="24"/>
+          <w14:ligatures w14:val="standardContextual"/>
         </w:rPr>
       </w:pPr>
       <w:r>
@@ -2482,7 +2551,7 @@
         <w:rPr>
           <w:noProof/>
         </w:rPr>
-        <w:instrText xml:space="preserve"> PAGEREF _Toc2590598 \h </w:instrText>
+        <w:instrText xml:space="preserve"> PAGEREF _Toc241675645 \h </w:instrText>
       </w:r>
       <w:r>
         <w:rPr>
@@ -2499,7 +2568,7 @@
         <w:rPr>
           <w:noProof/>
         </w:rPr>
-        <w:t>45</w:t>
+        <w:t>35</w:t>
       </w:r>
       <w:r>
         <w:rPr>
@@ -2512,7 +2581,7 @@
       <w:pPr>
         <w:pStyle w:val="TOC1"/>
         <w:tabs>
-          <w:tab w:val="right" w:leader="dot" w:pos="8630"/>
+          <w:tab w:val="right" w:leader="dot" w:pos="9350"/>
         </w:tabs>
         <w:rPr>
           <w:rFonts w:eastAsiaTheme="minorEastAsia"/>
@@ -2520,8 +2589,10 @@
           <w:bCs w:val="0"/>
           <w:caps w:val="0"/>
           <w:noProof/>
+          <w:kern w:val="2"/>
           <w:sz w:val="24"/>
           <w:szCs w:val="24"/>
+          <w14:ligatures w14:val="standardContextual"/>
         </w:rPr>
       </w:pPr>
       <w:r>
@@ -2546,7 +2617,7 @@
         <w:rPr>
           <w:noProof/>
         </w:rPr>
-        <w:instrText xml:space="preserve"> PAGEREF _Toc2590599 \h </w:instrText>
+        <w:instrText xml:space="preserve"> PAGEREF _Toc241675646 \h </w:instrText>
       </w:r>
       <w:r>
         <w:rPr>
@@ -2563,7 +2634,7 @@
         <w:rPr>
           <w:noProof/>
         </w:rPr>
-        <w:t>48</w:t>
+        <w:t>37</w:t>
       </w:r>
       <w:r>
         <w:rPr>
@@ -2576,7 +2647,7 @@
       <w:pPr>
         <w:pStyle w:val="TOC1"/>
         <w:tabs>
-          <w:tab w:val="right" w:leader="dot" w:pos="8630"/>
+          <w:tab w:val="right" w:leader="dot" w:pos="9350"/>
         </w:tabs>
         <w:rPr>
           <w:rFonts w:eastAsiaTheme="minorEastAsia"/>
@@ -2584,8 +2655,10 @@
           <w:bCs w:val="0"/>
           <w:caps w:val="0"/>
           <w:noProof/>
+          <w:kern w:val="2"/>
           <w:sz w:val="24"/>
           <w:szCs w:val="24"/>
+          <w14:ligatures w14:val="standardContextual"/>
         </w:rPr>
       </w:pPr>
       <w:r>
@@ -2611,7 +2684,7 @@
         <w:rPr>
           <w:noProof/>
         </w:rPr>
-        <w:instrText xml:space="preserve"> PAGEREF _Toc2590600 \h </w:instrText>
+        <w:instrText xml:space="preserve"> PAGEREF _Toc241675647 \h </w:instrText>
       </w:r>
       <w:r>
         <w:rPr>
@@ -2628,7 +2701,7 @@
         <w:rPr>
           <w:noProof/>
         </w:rPr>
-        <w:t>50</w:t>
+        <w:t>38</w:t>
       </w:r>
       <w:r>
         <w:rPr>
@@ -2641,7 +2714,7 @@
       <w:pPr>
         <w:pStyle w:val="TOC1"/>
         <w:tabs>
-          <w:tab w:val="right" w:leader="dot" w:pos="8630"/>
+          <w:tab w:val="right" w:leader="dot" w:pos="9350"/>
         </w:tabs>
         <w:rPr>
           <w:rFonts w:eastAsiaTheme="minorEastAsia"/>
@@ -2649,8 +2722,10 @@
           <w:bCs w:val="0"/>
           <w:caps w:val="0"/>
           <w:noProof/>
+          <w:kern w:val="2"/>
           <w:sz w:val="24"/>
           <w:szCs w:val="24"/>
+          <w14:ligatures w14:val="standardContextual"/>
         </w:rPr>
       </w:pPr>
       <w:r>
@@ -2675,7 +2750,7 @@
         <w:rPr>
           <w:noProof/>
         </w:rPr>
-        <w:instrText xml:space="preserve"> PAGEREF _Toc2590601 \h </w:instrText>
+        <w:instrText xml:space="preserve"> PAGEREF _Toc241675648 \h </w:instrText>
       </w:r>
       <w:r>
         <w:rPr>
@@ -2692,7 +2767,7 @@
         <w:rPr>
           <w:noProof/>
         </w:rPr>
-        <w:t>51</w:t>
+        <w:t>38</w:t>
       </w:r>
       <w:r>
         <w:rPr>
@@ -2705,7 +2780,7 @@
       <w:pPr>
         <w:pStyle w:val="TOC1"/>
         <w:tabs>
-          <w:tab w:val="right" w:leader="dot" w:pos="8630"/>
+          <w:tab w:val="right" w:leader="dot" w:pos="9350"/>
         </w:tabs>
         <w:rPr>
           <w:rFonts w:eastAsiaTheme="minorEastAsia"/>
@@ -2713,8 +2788,10 @@
           <w:bCs w:val="0"/>
           <w:caps w:val="0"/>
           <w:noProof/>
+          <w:kern w:val="2"/>
           <w:sz w:val="24"/>
           <w:szCs w:val="24"/>
+          <w14:ligatures w14:val="standardContextual"/>
         </w:rPr>
       </w:pPr>
       <w:r>
@@ -2739,7 +2816,7 @@
         <w:rPr>
           <w:noProof/>
         </w:rPr>
-        <w:instrText xml:space="preserve"> PAGEREF _Toc2590602 \h </w:instrText>
+        <w:instrText xml:space="preserve"> PAGEREF _Toc241675649 \h </w:instrText>
       </w:r>
       <w:r>
         <w:rPr>
@@ -2756,7 +2833,7 @@
         <w:rPr>
           <w:noProof/>
         </w:rPr>
-        <w:t>52</w:t>
+        <w:t>39</w:t>
       </w:r>
       <w:r>
         <w:rPr>
@@ -2769,7 +2846,7 @@
       <w:pPr>
         <w:pStyle w:val="TOC1"/>
         <w:tabs>
-          <w:tab w:val="right" w:leader="dot" w:pos="8630"/>
+          <w:tab w:val="right" w:leader="dot" w:pos="9350"/>
         </w:tabs>
         <w:rPr>
           <w:rFonts w:eastAsiaTheme="minorEastAsia"/>
@@ -2777,8 +2854,10 @@
           <w:bCs w:val="0"/>
           <w:caps w:val="0"/>
           <w:noProof/>
+          <w:kern w:val="2"/>
           <w:sz w:val="24"/>
           <w:szCs w:val="24"/>
+          <w14:ligatures w14:val="standardContextual"/>
         </w:rPr>
       </w:pPr>
       <w:r>
@@ -2803,7 +2882,7 @@
         <w:rPr>
           <w:noProof/>
         </w:rPr>
-        <w:instrText xml:space="preserve"> PAGEREF _Toc2590603 \h </w:instrText>
+        <w:instrText xml:space="preserve"> PAGEREF _Toc241675650 \h </w:instrText>
       </w:r>
       <w:r>
         <w:rPr>
@@ -2820,7 +2899,7 @@
         <w:rPr>
           <w:noProof/>
         </w:rPr>
-        <w:t>57</w:t>
+        <w:t>43</w:t>
       </w:r>
       <w:r>
         <w:rPr>
@@ -2833,7 +2912,7 @@
       <w:pPr>
         <w:pStyle w:val="TOC1"/>
         <w:tabs>
-          <w:tab w:val="right" w:leader="dot" w:pos="8630"/>
+          <w:tab w:val="right" w:leader="dot" w:pos="9350"/>
         </w:tabs>
         <w:rPr>
           <w:rFonts w:eastAsiaTheme="minorEastAsia"/>
@@ -2841,8 +2920,10 @@
           <w:bCs w:val="0"/>
           <w:caps w:val="0"/>
           <w:noProof/>
+          <w:kern w:val="2"/>
           <w:sz w:val="24"/>
           <w:szCs w:val="24"/>
+          <w14:ligatures w14:val="standardContextual"/>
         </w:rPr>
       </w:pPr>
       <w:r>
@@ -2867,7 +2948,7 @@
         <w:rPr>
           <w:noProof/>
         </w:rPr>
-        <w:instrText xml:space="preserve"> PAGEREF _Toc2590604 \h </w:instrText>
+        <w:instrText xml:space="preserve"> PAGEREF _Toc241675651 \h </w:instrText>
       </w:r>
       <w:r>
         <w:rPr>
@@ -2884,7 +2965,7 @@
         <w:rPr>
           <w:noProof/>
         </w:rPr>
-        <w:t>61</w:t>
+        <w:t>47</w:t>
       </w:r>
       <w:r>
         <w:rPr>
@@ -2897,7 +2978,7 @@
       <w:pPr>
         <w:pStyle w:val="TOC1"/>
         <w:tabs>
-          <w:tab w:val="right" w:leader="dot" w:pos="8630"/>
+          <w:tab w:val="right" w:leader="dot" w:pos="9350"/>
         </w:tabs>
         <w:rPr>
           <w:rFonts w:eastAsiaTheme="minorEastAsia"/>
@@ -2905,8 +2986,10 @@
           <w:bCs w:val="0"/>
           <w:caps w:val="0"/>
           <w:noProof/>
+          <w:kern w:val="2"/>
           <w:sz w:val="24"/>
           <w:szCs w:val="24"/>
+          <w14:ligatures w14:val="standardContextual"/>
         </w:rPr>
       </w:pPr>
       <w:r>
@@ -2931,7 +3014,7 @@
         <w:rPr>
           <w:noProof/>
         </w:rPr>
-        <w:instrText xml:space="preserve"> PAGEREF _Toc2590605 \h </w:instrText>
+        <w:instrText xml:space="preserve"> PAGEREF _Toc241675652 \h </w:instrText>
       </w:r>
       <w:r>
         <w:rPr>
@@ -2948,7 +3031,7 @@
         <w:rPr>
           <w:noProof/>
         </w:rPr>
-        <w:t>63</w:t>
+        <w:t>48</w:t>
       </w:r>
       <w:r>
         <w:rPr>
@@ -2961,7 +3044,7 @@
       <w:pPr>
         <w:pStyle w:val="TOC1"/>
         <w:tabs>
-          <w:tab w:val="right" w:leader="dot" w:pos="8630"/>
+          <w:tab w:val="right" w:leader="dot" w:pos="9350"/>
         </w:tabs>
         <w:rPr>
           <w:rFonts w:eastAsiaTheme="minorEastAsia"/>
@@ -2969,8 +3052,10 @@
           <w:bCs w:val="0"/>
           <w:caps w:val="0"/>
           <w:noProof/>
+          <w:kern w:val="2"/>
           <w:sz w:val="24"/>
           <w:szCs w:val="24"/>
+          <w14:ligatures w14:val="standardContextual"/>
         </w:rPr>
       </w:pPr>
       <w:r>
@@ -2995,7 +3080,7 @@
         <w:rPr>
           <w:noProof/>
         </w:rPr>
-        <w:instrText xml:space="preserve"> PAGEREF _Toc2590606 \h </w:instrText>
+        <w:instrText xml:space="preserve"> PAGEREF _Toc241675653 \h </w:instrText>
       </w:r>
       <w:r>
         <w:rPr>
@@ -3012,7 +3097,7 @@
         <w:rPr>
           <w:noProof/>
         </w:rPr>
-        <w:t>64</w:t>
+        <w:t>49</w:t>
       </w:r>
       <w:r>
         <w:rPr>
@@ -3049,82 +3134,80 @@
       <w:pPr>
         <w:pStyle w:val="Heading1"/>
       </w:pPr>
-      <w:bookmarkStart w:id="2" w:name="_Toc2590564"/>
+      <w:bookmarkStart w:id="2" w:name="_Toc241675611"/>
       <w:r>
         <w:lastRenderedPageBreak/>
         <w:t>Disclaimers and Copyright Statement</w:t>
       </w:r>
-      <w:bookmarkEnd w:id="1"/>
+      <w:bookmarkEnd w:id="0"/>
       <w:bookmarkEnd w:id="2"/>
     </w:p>
     <w:p>
       <w:pPr>
         <w:pStyle w:val="Heading2"/>
       </w:pPr>
-      <w:bookmarkStart w:id="3" w:name="_Toc503362382"/>
-      <w:bookmarkStart w:id="4" w:name="_Toc2590565"/>
+      <w:bookmarkStart w:id="3" w:name="_Toc241675612"/>
       <w:r>
         <w:t>Disclaimer</w:t>
       </w:r>
       <w:bookmarkEnd w:id="3"/>
+    </w:p>
+    <w:p>
+      <w:r>
+        <w:t>WatzThis? takes care to ensure the accuracy and quality of this courseware and related courseware files. We cannot guarantee the accuracy of these materials. The courseware and related files are provided without any warranty whatsoever, including but not limited to implied warranties of merchantability or fitness for a particular purpose. Use of screenshots, product names and icons in the courseware are for editorial purposes only. No such use should be construed to imply sponsorship or endorsement of the courseware, nor any affiliation of such entity with WatzThis?.</w:t>
+      </w:r>
+    </w:p>
+    <w:p>
+      <w:pPr>
+        <w:pStyle w:val="Heading2"/>
+      </w:pPr>
+      <w:bookmarkStart w:id="4" w:name="_Toc503362383"/>
+      <w:bookmarkStart w:id="5" w:name="_Toc241675613"/>
+      <w:r>
+        <w:t>Third-Party Information</w:t>
+      </w:r>
       <w:bookmarkEnd w:id="4"/>
-    </w:p>
-    <w:p>
-      <w:r>
-        <w:t>WatzThis? takes care to ensure the accuracy and quality of this courseware and related courseware files. We cannot guarantee the accuracy of these materials. The courseware and related files are provided without any warranty whatsoever, including but not limited to implied warranties of merchantability or fitness for a particular purpose. Use of screenshots, product names and icons in the courseware are for editorial purposes only. No such use should be construed to imply sponsorship or endorsement of the courseware, nor any affiliation of such entity with WatzThis?.</w:t>
+      <w:bookmarkEnd w:id="5"/>
+    </w:p>
+    <w:p>
+      <w:r>
+        <w:t>This courseware contains links to third-party web sites that are not under our control and we are not responsible for the content of any linked sites. If you access a third-party web site mentioned in this courseware, then you do so at your own risk. We provide these links only as a convenience, and the inclusion of the link does not imply that we endorse or accept responsibility for the content on those third-party web sites. Information in this courseware may change without notice and does not represent a commitment on the part of the authors and publishers.</w:t>
       </w:r>
     </w:p>
     <w:p>
       <w:pPr>
         <w:pStyle w:val="Heading2"/>
       </w:pPr>
-      <w:bookmarkStart w:id="5" w:name="_Toc503362383"/>
-      <w:bookmarkStart w:id="6" w:name="_Toc2590566"/>
-      <w:r>
-        <w:t>Third-Party Information</w:t>
-      </w:r>
-      <w:bookmarkEnd w:id="5"/>
+      <w:bookmarkStart w:id="6" w:name="_Toc503362384"/>
+      <w:bookmarkStart w:id="7" w:name="_Toc241675614"/>
+      <w:r>
+        <w:t>Copyright</w:t>
+      </w:r>
       <w:bookmarkEnd w:id="6"/>
-    </w:p>
-    <w:p>
-      <w:r>
-        <w:t>This courseware contains links to third-party web sites that are not under our control and we are not responsible for the content of any linked sites. If you access a third-party web site mentioned in this courseware, then you do so at your own risk. We provide these links only as a convenience, and the inclusion of the link does not imply that we endorse or accept responsibility for the content on those third-party web sites. Information in this courseware may change without notice and does not represent a commitment on the part of the authors and publishers.</w:t>
+      <w:bookmarkEnd w:id="7"/>
+    </w:p>
+    <w:p>
+      <w:r>
+        <w:t xml:space="preserve">All rights reserved. No part of this publication may be reproduced, distributed, or transmitted in any form or by any means, including photocopying, recording, or other electronic or mechanical methods, without the prior expressed permission of the owners, except in the case of brief quotations embodied in critical reviews and certain other noncommercial uses permitted by copyright law. For permission requests, write to the owners, at </w:t>
+      </w:r>
+      <w:r>
+        <w:t>info@watzthis.com</w:t>
+      </w:r>
+      <w:r>
+        <w:t>.</w:t>
       </w:r>
     </w:p>
     <w:p>
       <w:pPr>
         <w:pStyle w:val="Heading2"/>
       </w:pPr>
-      <w:bookmarkStart w:id="7" w:name="_Toc503362384"/>
-      <w:bookmarkStart w:id="8" w:name="_Toc2590567"/>
-      <w:r>
-        <w:t>Copyright</w:t>
-      </w:r>
-      <w:bookmarkEnd w:id="7"/>
+      <w:bookmarkStart w:id="8" w:name="_Toc503362385"/>
+      <w:bookmarkStart w:id="9" w:name="_Toc241675615"/>
+      <w:r>
+        <w:t>Help us improve our courseware</w:t>
+      </w:r>
       <w:bookmarkEnd w:id="8"/>
-    </w:p>
-    <w:p>
-      <w:r>
-        <w:t xml:space="preserve">All rights reserved. No part of this publication may be reproduced, distributed, or transmitted in any form or by any means, including photocopying, recording, or other electronic or mechanical methods, without the prior expressed permission of the owners, except in the case of brief quotations embodied in critical reviews and certain other noncommercial uses permitted by copyright law. For permission requests, write to the owners, at </w:t>
-      </w:r>
-      <w:r>
-        <w:t>info@watzthis.com</w:t>
-      </w:r>
-      <w:r>
-        <w:t>.</w:t>
-      </w:r>
-    </w:p>
-    <w:p>
-      <w:pPr>
-        <w:pStyle w:val="Heading2"/>
-      </w:pPr>
-      <w:bookmarkStart w:id="9" w:name="_Toc503362385"/>
-      <w:bookmarkStart w:id="10" w:name="_Toc2590568"/>
-      <w:r>
-        <w:t>Help us improve our courseware</w:t>
-      </w:r>
       <w:bookmarkEnd w:id="9"/>
-      <w:bookmarkEnd w:id="10"/>
     </w:p>
     <w:p>
       <w:r>
@@ -3140,84 +3223,122 @@
       <w:pPr>
         <w:pStyle w:val="Heading1"/>
       </w:pPr>
-      <w:bookmarkStart w:id="11" w:name="_Toc503362386"/>
-      <w:bookmarkStart w:id="12" w:name="_Toc2590569"/>
+      <w:bookmarkStart w:id="10" w:name="_Toc503362386"/>
+      <w:bookmarkStart w:id="11" w:name="_Toc241675616"/>
       <w:r>
         <w:lastRenderedPageBreak/>
         <w:t>Credits</w:t>
       </w:r>
+      <w:bookmarkEnd w:id="10"/>
       <w:bookmarkEnd w:id="11"/>
+    </w:p>
+    <w:p>
+      <w:pPr>
+        <w:pStyle w:val="Heading2"/>
+      </w:pPr>
+      <w:bookmarkStart w:id="12" w:name="_Toc503362387"/>
+      <w:bookmarkStart w:id="13" w:name="_Toc241675617"/>
+      <w:r>
+        <w:t>About the Author</w:t>
+      </w:r>
       <w:bookmarkEnd w:id="12"/>
+      <w:bookmarkEnd w:id="13"/>
+    </w:p>
+    <w:p>
+      <w:r>
+        <w:t>Chris Minnick is a prolific published author, trainer, web dev</w:t>
+      </w:r>
+      <w:r>
+        <w:t xml:space="preserve">eloper and founder of WatzThis, </w:t>
+      </w:r>
+      <w:r>
+        <w:t>Inc. Minnick has overseen the development of hundreds of web and mobile projects for customers from small businesses to some of the world’s largest companies, including Microsoft, United Business Media, Penton Publishing, and Stanford University.</w:t>
+      </w:r>
+    </w:p>
+    <w:p/>
+    <w:p>
+      <w:r>
+        <w:t xml:space="preserve">Since 2001, Minnick has trained thousands of Web and mobile developers. In addition to his in-person courses, Chris has written and produced online courses for Ed2Go.com, </w:t>
+      </w:r>
+      <w:r>
+        <w:t xml:space="preserve">Skillshare, </w:t>
+      </w:r>
+      <w:r>
+        <w:t>O'Reilly Media, and Pluralsight.</w:t>
+      </w:r>
+    </w:p>
+    <w:p/>
+    <w:p>
+      <w:r>
+        <w:t xml:space="preserve">Minnick has authored and co-authored books and articles on a wide range of Internet-related topics including JavaScript, HTML, CSS, mobile apps, e-commerce, Web design, SEO, and security. His published books include </w:t>
+      </w:r>
+      <w:r>
+        <w:t xml:space="preserve">Claude Code </w:t>
+      </w:r>
+      <w:proofErr w:type="gramStart"/>
+      <w:r>
+        <w:t>For</w:t>
+      </w:r>
+      <w:proofErr w:type="gramEnd"/>
+      <w:r>
+        <w:t xml:space="preserve"> Dummies, Coding with AI For Dummies, A Developer’s Guide to Integrating Generative AI into Applications, JavaScript All--in-One </w:t>
+      </w:r>
+      <w:proofErr w:type="gramStart"/>
+      <w:r>
+        <w:t>For</w:t>
+      </w:r>
+      <w:proofErr w:type="gramEnd"/>
+      <w:r>
+        <w:t xml:space="preserve"> Dummies, </w:t>
+      </w:r>
+      <w:r>
+        <w:t xml:space="preserve">ReactJS Foundations, </w:t>
+      </w:r>
+      <w:r>
+        <w:t xml:space="preserve">JavaScript for Kids, Writing Computer Code, Coding with JavaScript </w:t>
+      </w:r>
+      <w:proofErr w:type="gramStart"/>
+      <w:r>
+        <w:t>For</w:t>
+      </w:r>
+      <w:proofErr w:type="gramEnd"/>
+      <w:r>
+        <w:t xml:space="preserve"> Dummies, Beginning HTML5 and CSS3 For Dummies, Webkit </w:t>
+      </w:r>
+      <w:proofErr w:type="gramStart"/>
+      <w:r>
+        <w:t>For</w:t>
+      </w:r>
+      <w:proofErr w:type="gramEnd"/>
+      <w:r>
+        <w:t xml:space="preserve"> Dummies, CIW eCommerce Certification Bible, and XHTML. </w:t>
+      </w:r>
+      <w:r>
+        <w:br w:type="page"/>
+      </w:r>
+    </w:p>
+    <w:p>
+      <w:pPr>
+        <w:pStyle w:val="Heading1"/>
+      </w:pPr>
+      <w:bookmarkStart w:id="14" w:name="_Toc241675618"/>
+      <w:r>
+        <w:lastRenderedPageBreak/>
+        <w:t>Setup Instructions</w:t>
+      </w:r>
+      <w:bookmarkEnd w:id="14"/>
     </w:p>
     <w:p>
       <w:pPr>
         <w:pStyle w:val="Heading2"/>
       </w:pPr>
-      <w:bookmarkStart w:id="13" w:name="_Toc503362387"/>
-      <w:bookmarkStart w:id="14" w:name="_Toc2590570"/>
-      <w:r>
-        <w:t>About the Author</w:t>
-      </w:r>
-      <w:bookmarkEnd w:id="13"/>
-      <w:bookmarkEnd w:id="14"/>
-    </w:p>
-    <w:p>
-      <w:r>
-        <w:t>Chris Minnick is a prolific published author, trainer, web dev</w:t>
-      </w:r>
-      <w:r>
-        <w:t xml:space="preserve">eloper and founder of WatzThis, </w:t>
-      </w:r>
-      <w:r>
-        <w:t>Inc. Minnick has overseen the development of hundreds of web and mobile projects for customers from small businesses to some of the world’s largest companies, including Microsoft, United Business Media, Penton Publishing, and Stanford University.</w:t>
-      </w:r>
-    </w:p>
-    <w:p/>
-    <w:p>
-      <w:r>
-        <w:t xml:space="preserve">Since 2001, Minnick has trained thousands of Web and mobile developers. In addition to his in-person courses, Chris has written and produced online courses for Ed2Go.com, </w:t>
-      </w:r>
-      <w:r>
-        <w:t xml:space="preserve">Skillshare, </w:t>
-      </w:r>
-      <w:r>
-        <w:t>O'Reilly Media, and Pluralsight.</w:t>
-      </w:r>
-    </w:p>
-    <w:p/>
-    <w:p>
-      <w:r>
-        <w:t xml:space="preserve">Minnick has authored and co-authored books and articles on a wide range of Internet-related topics including JavaScript, HTML, CSS, mobile apps, e-commerce, Web design, SEO, and security. His published books include JavaScript for Kids, Writing Computer Code, Coding with JavaScript For Dummies, Beginning HTML5 and CSS3 For Dummies, Webkit For Dummies, CIW eCommerce Certification Bible, and XHTML. </w:t>
-      </w:r>
-      <w:r>
-        <w:br w:type="page"/>
-      </w:r>
-    </w:p>
-    <w:p>
-      <w:pPr>
-        <w:pStyle w:val="Heading1"/>
-      </w:pPr>
-      <w:bookmarkStart w:id="0" w:name="_Toc2590563"/>
-      <w:bookmarkStart w:id="1" w:name="_Toc503362381"/>
-      <w:bookmarkEnd w:id="0"/>
-      <w:r>
-        <w:t>Setup Instructions</w:t>
-      </w:r>
-    </w:p>
-    <w:p>
-      <w:pPr>
-        <w:pStyle w:val="Heading2"/>
-      </w:pPr>
-      <w:bookmarkStart w:id="3" w:name="_Toc503362382"/>
-      <w:bookmarkStart w:id="4" w:name="_Toc2590565"/>
-      <w:bookmarkEnd w:id="3"/>
-      <w:bookmarkEnd w:id="4"/>
+      <w:bookmarkStart w:id="15" w:name="_Toc241675619"/>
       <w:r>
         <w:t>Course Requirements</w:t>
       </w:r>
-    </w:p>
-    <w:p>
-      <w:pPr/>
+      <w:bookmarkEnd w:id="15"/>
+    </w:p>
+    <w:p>
       <w:r>
         <w:t>To complete the labs in this course, you will need:</w:t>
       </w:r>
@@ -3274,16 +3395,13 @@
       <w:pPr>
         <w:pStyle w:val="Heading2"/>
       </w:pPr>
-      <w:bookmarkStart w:id="3" w:name="_Toc503362382"/>
-      <w:bookmarkStart w:id="4" w:name="_Toc2590565"/>
-      <w:bookmarkEnd w:id="3"/>
-      <w:bookmarkEnd w:id="4"/>
+      <w:bookmarkStart w:id="16" w:name="_Toc241675620"/>
       <w:r>
         <w:t>Classroom Setup</w:t>
       </w:r>
-    </w:p>
-    <w:p>
-      <w:pPr/>
+      <w:bookmarkEnd w:id="16"/>
+    </w:p>
+    <w:p>
       <w:r>
         <w:t>These steps must be completed in advance if the students will not have administrative access to the computers in the classroom. Otherwise, these steps can be completed during the course as needed.</w:t>
       </w:r>
@@ -3348,13 +3466,11 @@
       <w:pPr>
         <w:pStyle w:val="Heading2"/>
       </w:pPr>
-      <w:bookmarkStart w:id="3" w:name="_Toc503362382"/>
-      <w:bookmarkStart w:id="4" w:name="_Toc2590565"/>
-      <w:bookmarkEnd w:id="3"/>
-      <w:bookmarkEnd w:id="4"/>
+      <w:bookmarkStart w:id="17" w:name="_Toc241675621"/>
       <w:r>
         <w:t>Testing the Setup</w:t>
       </w:r>
+      <w:bookmarkEnd w:id="17"/>
     </w:p>
     <w:p>
       <w:pPr>
@@ -3449,6 +3565,7 @@
         <w:pStyle w:val="LabNLSub"/>
       </w:pPr>
       <w:r>
+        <w:lastRenderedPageBreak/>
         <w:t>This step will take some time. If it fails, the likely problem is that your firewall is blocking access to github.com and/or registry.npmjs.org.</w:t>
       </w:r>
     </w:p>
@@ -3484,555 +3601,658 @@
         <w:t>If you get an error, delete the node_modules folder (by entering rm -r node_modules) and run npm install again, followed by npm run dev</w:t>
       </w:r>
     </w:p>
-    <w:p>
-      <w:pPr/>
-    </w:p>
+    <w:p/>
     <w:p>
       <w:pPr>
         <w:pStyle w:val="Heading1"/>
       </w:pPr>
-      <w:bookmarkStart w:id="23" w:name="_Toc503362393"/>
-      <w:bookmarkStart w:id="24" w:name="_Toc2590575"/>
+      <w:bookmarkStart w:id="18" w:name="_Toc503362393"/>
+      <w:bookmarkStart w:id="19" w:name="_Toc241675622"/>
+      <w:r>
+        <w:t>Introduction and Git Repo Info</w:t>
+      </w:r>
+      <w:bookmarkEnd w:id="18"/>
+      <w:bookmarkEnd w:id="19"/>
+    </w:p>
+    <w:p>
+      <w:r>
+        <w:t>Most of the labs in this course build on the labs that came before. So, if you don't complete a lab or can't get a certain lab to work, it's possible that you can get stuck and won't be able to move forward until the error is corrected.</w:t>
+      </w:r>
+    </w:p>
+    <w:p/>
+    <w:p>
+      <w:r>
+        <w:t>To help you check your work and to make it possible to come into the class at any point, the git repository for this course contains finished versions of every lab.</w:t>
+      </w:r>
+    </w:p>
+    <w:p/>
+    <w:p>
+      <w:r>
+        <w:t>The url for the course repository is:</w:t>
+      </w:r>
+    </w:p>
+    <w:p>
+      <w:pPr>
+        <w:pStyle w:val="Code"/>
+      </w:pPr>
+      <w:r>
+        <w:t>https://github.com/watzthisco/</w:t>
+      </w:r>
+      <w:r>
+        <w:t>pro-vue</w:t>
+      </w:r>
+    </w:p>
+    <w:p/>
+    <w:p>
+      <w:r>
+        <w:t xml:space="preserve">You can find the finished </w:t>
+      </w:r>
+      <w:r>
+        <w:t xml:space="preserve">code for each lab inside the </w:t>
+      </w:r>
+      <w:r>
+        <w:rPr>
+          <w:b/>
+        </w:rPr>
+        <w:t>solutions</w:t>
+      </w:r>
+      <w:r>
+        <w:t xml:space="preserve"> directory.</w:t>
+      </w:r>
+    </w:p>
+    <w:p>
+      <w:r>
+        <w:br w:type="page"/>
+      </w:r>
+    </w:p>
+    <w:p>
+      <w:pPr>
+        <w:pStyle w:val="Heading1"/>
+      </w:pPr>
+      <w:bookmarkStart w:id="20" w:name="_Toc241675623"/>
       <w:r>
         <w:lastRenderedPageBreak/>
-        <w:t>Introduction and Git Repo Info</w:t>
-      </w:r>
+        <w:t>Lab 01 - Installing and Configuring VS Code</w:t>
+      </w:r>
+      <w:bookmarkEnd w:id="20"/>
+    </w:p>
+    <w:p>
+      <w:r>
+        <w:t>Visual Studio Code is an integrated development environment for JavaScript. You can use any code editor or IDE you like, but Visual Studio Code is open source and has good support for modern frameworks like Vue.js and Node.js, as well as built-in integrations with the tools we’ll be using in this course and extensions for doing anything else you’ll need to do.</w:t>
+      </w:r>
+    </w:p>
+    <w:p/>
+    <w:p>
+      <w:r>
+        <w:t>None of the labs in this course (other than this one) will depend on any particular IDE; so, if you prefer another editor, feel free to use it and to adapt the instructions in this lab to your own editor.</w:t>
+      </w:r>
+    </w:p>
+    <w:p/>
+    <w:p>
+      <w:pPr>
+        <w:pStyle w:val="Heading2"/>
+      </w:pPr>
+      <w:bookmarkStart w:id="21" w:name="_Toc241675624"/>
+      <w:r>
+        <w:t>Part 1 - Installing Visual Studio Code</w:t>
+      </w:r>
+      <w:bookmarkEnd w:id="21"/>
+    </w:p>
+    <w:p/>
+    <w:p>
+      <w:pPr>
+        <w:pStyle w:val="LabNL"/>
+        <w:numPr>
+          <w:ilvl w:val="0"/>
+          <w:numId w:val="35"/>
+        </w:numPr>
+      </w:pPr>
+      <w:r>
+        <w:t xml:space="preserve">Go to </w:t>
+      </w:r>
+      <w:proofErr w:type="gramStart"/>
+      <w:r>
+        <w:t>https://code.visualstudio.com/ .</w:t>
+      </w:r>
+      <w:proofErr w:type="gramEnd"/>
+    </w:p>
+    <w:p>
+      <w:pPr>
+        <w:pStyle w:val="LabNL"/>
+      </w:pPr>
+      <w:r>
+        <w:t>Click the download link.</w:t>
+      </w:r>
+    </w:p>
+    <w:p>
+      <w:r>
+        <w:t>When the download completes, launch the installer and follow the prompts to install Visual Studio Code.</w:t>
+      </w:r>
+    </w:p>
+    <w:p/>
+    <w:p>
+      <w:pPr>
+        <w:pStyle w:val="Heading2"/>
+      </w:pPr>
+      <w:bookmarkStart w:id="22" w:name="_Toc241675625"/>
+      <w:r>
+        <w:t>Part 2: Installing Extensions</w:t>
+      </w:r>
+      <w:bookmarkEnd w:id="22"/>
+    </w:p>
+    <w:p>
+      <w:r>
+        <w:t>VS Code has thousands of available extensions. To make working with Vue.js and related JavaScript tools easier, we’ll install a couple of them now.</w:t>
+      </w:r>
+    </w:p>
+    <w:p>
+      <w:pPr>
+        <w:pStyle w:val="LabNL"/>
+      </w:pPr>
+      <w:r>
+        <w:t>Click the Extensions icon on the left sidebar.</w:t>
+      </w:r>
+    </w:p>
+    <w:p>
+      <w:pPr>
+        <w:pStyle w:val="LabNL"/>
+      </w:pPr>
+      <w:r>
+        <w:t>Search for and install the Vue - Official extension, by the Vue core team. This gives you Vue syntax highlighting, formatting, and type checking for single-file components.</w:t>
+      </w:r>
+    </w:p>
+    <w:p>
+      <w:pPr>
+        <w:pStyle w:val="Note"/>
+      </w:pPr>
+      <w:r>
+        <w:t>Note: Vue - Official replaces Vetur, which was the Vue 2 extension and is now deprecated. If you have Vetur installed, disable it — running both at once causes duplicate errors.</w:t>
+      </w:r>
+    </w:p>
+    <w:p>
+      <w:pPr>
+        <w:pStyle w:val="LabNL"/>
+      </w:pPr>
+      <w:r>
+        <w:t>Search for and install the ESLint extension, by Microsoft, so lint errors appear inline as you type.</w:t>
+      </w:r>
+    </w:p>
+    <w:p>
+      <w:pPr>
+        <w:pStyle w:val="Heading2"/>
+      </w:pPr>
+      <w:bookmarkStart w:id="23" w:name="_Toc503362382"/>
+      <w:bookmarkStart w:id="24" w:name="_Toc241675626"/>
       <w:bookmarkEnd w:id="23"/>
+      <w:r>
+        <w:t>Part 3: Creating a New Project</w:t>
+      </w:r>
       <w:bookmarkEnd w:id="24"/>
     </w:p>
     <w:p>
-      <w:r>
-        <w:t>Most of the labs in this course build on the labs that came before. So, if you don't complete a lab or can't get a certain lab to work, it's possible that you can get stuck and won't be able to move forward until the error is corrected.</w:t>
+      <w:pPr>
+        <w:pStyle w:val="LabNL"/>
+      </w:pPr>
+      <w:r>
+        <w:t xml:space="preserve">Select File &gt; Open </w:t>
+      </w:r>
+      <w:proofErr w:type="gramStart"/>
+      <w:r>
+        <w:t>Folder, or</w:t>
+      </w:r>
+      <w:proofErr w:type="gramEnd"/>
+      <w:r>
+        <w:t xml:space="preserve"> click the Open Folder link on the start screen.</w:t>
+      </w:r>
+    </w:p>
+    <w:p>
+      <w:pPr>
+        <w:pStyle w:val="LabNL"/>
+      </w:pPr>
+      <w:r>
+        <w:t>Select the folder where you want to create your project (such as in Documents) and click New Folder to create a new folder. Name the new folder vue-training.</w:t>
+      </w:r>
+    </w:p>
+    <w:p>
+      <w:pPr>
+        <w:pStyle w:val="LabNL"/>
+      </w:pPr>
+      <w:r>
+        <w:t>Select the new folder and click Open.</w:t>
       </w:r>
     </w:p>
     <w:p/>
     <w:p>
-      <w:r>
-        <w:t>To help you check your work and to make it possible to come into the class at any point, the git repository for this course contains finished versions of every lab.</w:t>
+      <w:pPr>
+        <w:pStyle w:val="Heading1"/>
+      </w:pPr>
+      <w:bookmarkStart w:id="25" w:name="_Toc241675627"/>
+      <w:r>
+        <w:t>Lab 02: Get Started with Vite</w:t>
+      </w:r>
+      <w:bookmarkEnd w:id="25"/>
+    </w:p>
+    <w:p>
+      <w:r>
+        <w:t>Vue projects are scaffolded with create-vue, which builds a project on top of Vite. Vite serves your source files as native ES modules during development, so there is no bundling step to wait for when you save a file.</w:t>
+      </w:r>
+    </w:p>
+    <w:p>
+      <w:pPr>
+        <w:pStyle w:val="Note"/>
+      </w:pPr>
+      <w:r>
+        <w:t>Note: Vue CLI, which earlier versions of this course used, reached end of life at the end of 2023. create-vue is the tool the Vue documentation now points to.</w:t>
+      </w:r>
+    </w:p>
+    <w:p>
+      <w:pPr>
+        <w:pStyle w:val="LabNL"/>
+        <w:numPr>
+          <w:ilvl w:val="0"/>
+          <w:numId w:val="36"/>
+        </w:numPr>
+      </w:pPr>
+      <w:r>
+        <w:lastRenderedPageBreak/>
+        <w:t>Start a new project in VS Code (if you didn’t already do this in the previous lab).</w:t>
+      </w:r>
+    </w:p>
+    <w:p>
+      <w:pPr>
+        <w:pStyle w:val="LabNL"/>
+      </w:pPr>
+      <w:r>
+        <w:t>Open the terminal (ctrl - `) and scaffold your first app. There is nothing to install globally — npm create downloads the scaffolding tool and runs it.</w:t>
+      </w:r>
+    </w:p>
+    <w:p>
+      <w:pPr>
+        <w:pStyle w:val="LabNLCode"/>
+      </w:pPr>
+      <w:r>
+        <w:t>npm create vue@latest conduit</w:t>
+      </w:r>
+    </w:p>
+    <w:p>
+      <w:pPr>
+        <w:pStyle w:val="LabNLSub"/>
+      </w:pPr>
+      <w:r>
+        <w:t>If this produces an error, you most likely need to upgrade the version of Node.js on your computer (see the setup instructions).</w:t>
+      </w:r>
+    </w:p>
+    <w:p>
+      <w:pPr>
+        <w:pStyle w:val="LabNL"/>
+      </w:pPr>
+      <w:r>
+        <w:t xml:space="preserve">Answer the prompts. For this course, answer No to every optional feature except </w:t>
+      </w:r>
+      <w:proofErr w:type="spellStart"/>
+      <w:r>
+        <w:t>Vitest</w:t>
+      </w:r>
+      <w:proofErr w:type="spellEnd"/>
+      <w:r>
+        <w:t xml:space="preserve">, </w:t>
+      </w:r>
+      <w:r>
+        <w:t>Linter</w:t>
+      </w:r>
+      <w:r>
+        <w:t>, and Prettier</w:t>
+      </w:r>
+      <w:r>
+        <w:t>:</w:t>
+      </w:r>
+    </w:p>
+    <w:p>
+      <w:pPr>
+        <w:pStyle w:val="LabNLCode"/>
+      </w:pPr>
+      <w:r>
+        <w:t>TypeScript?                       No</w:t>
+      </w:r>
+    </w:p>
+    <w:p>
+      <w:pPr>
+        <w:pStyle w:val="LabNLCode"/>
+      </w:pPr>
+      <w:r>
+        <w:t>JSX Support?                      No</w:t>
+      </w:r>
+    </w:p>
+    <w:p>
+      <w:pPr>
+        <w:pStyle w:val="LabNLCode"/>
+      </w:pPr>
+      <w:r>
+        <w:t>Vue Router?                       No</w:t>
+      </w:r>
+    </w:p>
+    <w:p>
+      <w:pPr>
+        <w:pStyle w:val="LabNLCode"/>
+      </w:pPr>
+      <w:r>
+        <w:t>Pinia?                            No</w:t>
+      </w:r>
+    </w:p>
+    <w:p>
+      <w:pPr>
+        <w:pStyle w:val="LabNLCode"/>
+      </w:pPr>
+      <w:r>
+        <w:t>Vitest for Unit Testing?          Yes</w:t>
+      </w:r>
+    </w:p>
+    <w:p>
+      <w:pPr>
+        <w:pStyle w:val="LabNLCode"/>
+      </w:pPr>
+      <w:r>
+        <w:t>End-to-End Testing?               No</w:t>
+      </w:r>
+    </w:p>
+    <w:p>
+      <w:pPr>
+        <w:pStyle w:val="LabNLCode"/>
+      </w:pPr>
+      <w:r>
+        <w:t>Linter</w:t>
+      </w:r>
+      <w:r>
+        <w:t>?</w:t>
+      </w:r>
+      <w:r>
+        <w:tab/>
+      </w:r>
+      <w:r>
+        <w:tab/>
+      </w:r>
+      <w:r>
+        <w:tab/>
+        <w:t xml:space="preserve">  </w:t>
+      </w:r>
+      <w:r>
+        <w:t xml:space="preserve">          Yes</w:t>
+      </w:r>
+    </w:p>
+    <w:p>
+      <w:pPr>
+        <w:pStyle w:val="LabNLCode"/>
+      </w:pPr>
+      <w:r>
+        <w:t>Prettier?</w:t>
+      </w:r>
+      <w:r>
+        <w:tab/>
+      </w:r>
+      <w:r>
+        <w:tab/>
+      </w:r>
+      <w:r>
+        <w:tab/>
+      </w:r>
+      <w:r>
+        <w:tab/>
+      </w:r>
+      <w:r>
+        <w:tab/>
+        <w:t xml:space="preserve"> </w:t>
+      </w:r>
+      <w:r>
+        <w:t>Yes</w:t>
+      </w:r>
+    </w:p>
+    <w:p>
+      <w:pPr>
+        <w:pStyle w:val="LabNLSub"/>
+      </w:pPr>
+      <w:r>
+        <w:t>We add Vue Router and Pinia by hand later in the course, so you can see exactly what each one contributes.</w:t>
+      </w:r>
+      <w:r>
+        <w:t xml:space="preserve"> </w:t>
+      </w:r>
+    </w:p>
+    <w:p>
+      <w:pPr>
+        <w:pStyle w:val="LabNL"/>
+      </w:pPr>
+      <w:r>
+        <w:t xml:space="preserve">If the installer asks you about installing </w:t>
+      </w:r>
+      <w:r>
+        <w:t>experimental</w:t>
+      </w:r>
+      <w:r>
+        <w:t xml:space="preserve"> features, don’t</w:t>
+      </w:r>
+      <w:r>
+        <w:t>.</w:t>
+      </w:r>
+    </w:p>
+    <w:p>
+      <w:pPr>
+        <w:pStyle w:val="LabNL"/>
+      </w:pPr>
+      <w:r>
+        <w:t>Answer ‘no’ to skipping example code.</w:t>
+      </w:r>
+    </w:p>
+    <w:p>
+      <w:pPr>
+        <w:pStyle w:val="LabNL"/>
+      </w:pPr>
+      <w:r>
+        <w:t>Go into the new directory and install the dependencies.</w:t>
+      </w:r>
+    </w:p>
+    <w:p>
+      <w:pPr>
+        <w:pStyle w:val="LabNLCode"/>
+      </w:pPr>
+      <w:r>
+        <w:t>cd conduit</w:t>
+      </w:r>
+    </w:p>
+    <w:p>
+      <w:pPr>
+        <w:pStyle w:val="LabNLCode"/>
+      </w:pPr>
+      <w:r>
+        <w:t>npm install</w:t>
+      </w:r>
+    </w:p>
+    <w:p>
+      <w:pPr>
+        <w:pStyle w:val="LabNL"/>
+      </w:pPr>
+      <w:r>
+        <w:t>Test that everything was installed and works.</w:t>
+      </w:r>
+    </w:p>
+    <w:p>
+      <w:pPr>
+        <w:pStyle w:val="LabNLCode"/>
+      </w:pPr>
+      <w:r>
+        <w:t>npm run dev</w:t>
+      </w:r>
+    </w:p>
+    <w:p>
+      <w:pPr>
+        <w:pStyle w:val="LabNL"/>
+      </w:pPr>
+      <w:r>
+        <w:t>When the server is ready, Vite prints a Local URL. Open it in a web browser (http://localhost:5173/ by default).</w:t>
+      </w:r>
+    </w:p>
+    <w:p>
+      <w:pPr>
+        <w:pStyle w:val="LabNLSub"/>
+      </w:pPr>
+      <w:r>
+        <w:t>If the app was successfully created, you should see the create-vue welcome page.</w:t>
+      </w:r>
+    </w:p>
+    <w:p>
+      <w:pPr>
+        <w:pStyle w:val="LabNL"/>
+      </w:pPr>
+      <w:r>
+        <w:t>In your code editor, find App.vue inside the src directory and open it for editing.</w:t>
+      </w:r>
+    </w:p>
+    <w:p>
+      <w:pPr>
+        <w:pStyle w:val="LabNL"/>
+      </w:pPr>
+      <w:r>
+        <w:t>Change some of the text in the &lt;template&gt; section.</w:t>
+      </w:r>
+    </w:p>
+    <w:p>
+      <w:pPr>
+        <w:pStyle w:val="LabNL"/>
+      </w:pPr>
+      <w:r>
+        <w:t>Return to your web browser and notice that the page updates without a reload. This is hot module replacement.</w:t>
+      </w:r>
+    </w:p>
+    <w:p>
+      <w:pPr>
+        <w:pStyle w:val="LabNLSub"/>
+      </w:pPr>
+      <w:r>
+        <w:t>If it doesn’t update, return to your terminal and check that npm run dev is still running.</w:t>
+      </w:r>
+    </w:p>
+    <w:p>
+      <w:pPr>
+        <w:pStyle w:val="LabNL"/>
+      </w:pPr>
+      <w:r>
+        <w:t>Have a look at the project Vite created. Two things differ from the Vue CLI layout you may have seen before:</w:t>
+      </w:r>
+    </w:p>
+    <w:p>
+      <w:pPr>
+        <w:pStyle w:val="LabNLSub"/>
+      </w:pPr>
+      <w:r>
+        <w:lastRenderedPageBreak/>
+        <w:t>index.html is in the project root, not in public/. It is the entry point of the app, and it loads /src/main.js with a &lt;script type="module"&gt; tag.</w:t>
+      </w:r>
+    </w:p>
+    <w:p>
+      <w:pPr>
+        <w:pStyle w:val="LabNLSub"/>
+      </w:pPr>
+      <w:r>
+        <w:t>vite.config.js replaces vue.config.js. It is a plain ES module that exports a configuration object.</w:t>
       </w:r>
     </w:p>
     <w:p/>
     <w:p>
-      <w:r>
-        <w:t>The url for the course repository is:</w:t>
-      </w:r>
-    </w:p>
-    <w:p>
-      <w:pPr>
-        <w:pStyle w:val="Code"/>
-      </w:pPr>
-      <w:r>
-        <w:t>https://github.com/watzthisco/</w:t>
-      </w:r>
-      <w:r>
-        <w:t>pro-vue</w:t>
+      <w:pPr>
+        <w:pStyle w:val="Heading1"/>
+      </w:pPr>
+      <w:bookmarkStart w:id="26" w:name="_Toc241675628"/>
+      <w:r>
+        <w:t xml:space="preserve">Introducing Our </w:t>
+      </w:r>
+      <w:r>
+        <w:t>Real-World</w:t>
+      </w:r>
+      <w:r>
+        <w:t xml:space="preserve"> Project: Conduit</w:t>
+      </w:r>
+      <w:bookmarkEnd w:id="26"/>
+    </w:p>
+    <w:p>
+      <w:r>
+        <w:t xml:space="preserve">In this class, we'll be building a real-world application based on </w:t>
+      </w:r>
+      <w:r>
+        <w:rPr>
+          <w:b/>
+        </w:rPr>
+        <w:t>Conduit</w:t>
+      </w:r>
+      <w:r>
+        <w:t xml:space="preserve">, an open source Medium.com clone. This application will make use of a wide variety of Vue.js features and related technologies, including components, </w:t>
+      </w:r>
+      <w:r>
+        <w:t xml:space="preserve">authentication, </w:t>
+      </w:r>
+      <w:r>
+        <w:t>routing, state man</w:t>
+      </w:r>
+      <w:r>
+        <w:t>a</w:t>
+      </w:r>
+      <w:r>
+        <w:t xml:space="preserve">gement, </w:t>
+      </w:r>
+      <w:r>
+        <w:t xml:space="preserve">a RESTful API </w:t>
+      </w:r>
+      <w:r>
+        <w:t>and more.</w:t>
       </w:r>
     </w:p>
     <w:p/>
     <w:p>
       <w:r>
-        <w:t xml:space="preserve">You can find the finished </w:t>
-      </w:r>
-      <w:r>
-        <w:t xml:space="preserve">code for each lab inside the </w:t>
-      </w:r>
-      <w:r>
-        <w:rPr>
-          <w:b/>
-        </w:rPr>
-        <w:t>solutions</w:t>
-      </w:r>
-      <w:r>
-        <w:t xml:space="preserve"> directory.</w:t>
-      </w:r>
-    </w:p>
-    <w:p>
-      <w:r>
-        <w:br w:type="page"/>
-      </w:r>
-    </w:p>
-    <w:p>
-      <w:pPr>
-        <w:pStyle w:val="Heading1"/>
-      </w:pPr>
-      <w:bookmarkStart w:id="0" w:name="_Toc2590563"/>
-      <w:bookmarkStart w:id="1" w:name="_Toc503362381"/>
-      <w:bookmarkEnd w:id="0"/>
-      <w:r>
-        <w:t>Lab 01 - Installing and Configuring VS Code</w:t>
-      </w:r>
-    </w:p>
-    <w:p>
-      <w:pPr/>
-      <w:r>
-        <w:t>Visual Studio Code is an integrated development environment for JavaScript. You can use any code editor or IDE you like, but Visual Studio Code is open source and has good support for modern frameworks like Vue.js and Node.js, as well as built-in integrations with the tools we’ll be using in this course and extensions for doing anything else you’ll need to do.</w:t>
-      </w:r>
-    </w:p>
-    <w:p>
-      <w:pPr/>
-    </w:p>
-    <w:p>
-      <w:pPr/>
-      <w:r>
-        <w:t>None of the labs in this course (other than this one) will depend on any particular IDE; so, if you prefer another editor, feel free to use it and to adapt the instructions in this lab to your own editor.</w:t>
-      </w:r>
-    </w:p>
-    <w:p>
-      <w:pPr/>
-    </w:p>
-    <w:p>
-      <w:pPr>
-        <w:pStyle w:val="Heading2"/>
-      </w:pPr>
-      <w:bookmarkStart w:id="3" w:name="_Toc503362382"/>
-      <w:bookmarkStart w:id="4" w:name="_Toc2590565"/>
-      <w:bookmarkEnd w:id="3"/>
-      <w:bookmarkEnd w:id="4"/>
-      <w:r>
-        <w:t>Part 1 - Installing Visual Studio Code</w:t>
-      </w:r>
-    </w:p>
-    <w:p>
-      <w:pPr/>
-    </w:p>
-    <w:p>
-      <w:pPr>
-        <w:pStyle w:val="LabNL"/>
-      </w:pPr>
-      <w:r>
-        <w:t>Go to https://code.visualstudio.com/ .</w:t>
-      </w:r>
-    </w:p>
-    <w:p>
-      <w:pPr>
-        <w:pStyle w:val="LabNL"/>
-      </w:pPr>
-      <w:r>
-        <w:t>Click the download link.</w:t>
-      </w:r>
-    </w:p>
-    <w:p>
-      <w:pPr/>
-      <w:r>
-        <w:t>When the download completes, launch the installer and follow the prompts to install Visual Studio Code.</w:t>
-      </w:r>
-    </w:p>
-    <w:p>
-      <w:pPr/>
-    </w:p>
-    <w:p>
-      <w:pPr>
-        <w:pStyle w:val="Heading2"/>
-      </w:pPr>
-      <w:bookmarkStart w:id="3" w:name="_Toc503362382"/>
-      <w:bookmarkStart w:id="4" w:name="_Toc2590565"/>
-      <w:bookmarkEnd w:id="3"/>
-      <w:bookmarkEnd w:id="4"/>
-      <w:r>
-        <w:t>Part 2: Installing Extensions</w:t>
-      </w:r>
-    </w:p>
-    <w:p>
-      <w:pPr/>
-      <w:r>
-        <w:t>VS Code has thousands of available extensions. To make working with Vue.js and related JavaScript tools easier, we’ll install a couple of them now.</w:t>
-      </w:r>
-    </w:p>
-    <w:p>
-      <w:pPr>
-        <w:pStyle w:val="LabNL"/>
-      </w:pPr>
-      <w:r>
-        <w:t>Click the Extensions icon on the left sidebar.</w:t>
-      </w:r>
-    </w:p>
-    <w:p>
-      <w:pPr>
-        <w:pStyle w:val="LabNL"/>
-      </w:pPr>
-      <w:r>
-        <w:t>Search for and install the Vue - Official extension, by the Vue core team. This gives you Vue syntax highlighting, formatting, and type checking for single-file components.</w:t>
-      </w:r>
-    </w:p>
-    <w:p>
-      <w:pPr>
-        <w:pStyle w:val="Note"/>
-      </w:pPr>
-      <w:r>
-        <w:t>Note: Vue - Official replaces Vetur, which was the Vue 2 extension and is now deprecated. If you have Vetur installed, disable it — running both at once causes duplicate errors.</w:t>
-      </w:r>
-    </w:p>
-    <w:p>
-      <w:pPr>
-        <w:pStyle w:val="LabNL"/>
-      </w:pPr>
-      <w:r>
-        <w:t>Search for and install the ESLint extension, by Microsoft, so lint errors appear inline as you type.</w:t>
-      </w:r>
-    </w:p>
-    <w:p>
-      <w:pPr>
-        <w:pStyle w:val="Heading2"/>
-      </w:pPr>
-      <w:bookmarkStart w:id="3" w:name="_Toc503362382"/>
-      <w:bookmarkStart w:id="4" w:name="_Toc2590565"/>
-      <w:bookmarkEnd w:id="3"/>
-      <w:bookmarkEnd w:id="4"/>
-      <w:r>
-        <w:t>Part 3: Creating a New Project</w:t>
-      </w:r>
-    </w:p>
-    <w:p>
-      <w:pPr>
-        <w:pStyle w:val="LabNL"/>
-      </w:pPr>
-      <w:r>
-        <w:t>Start VS Code.</w:t>
-      </w:r>
-    </w:p>
-    <w:p>
-      <w:pPr>
-        <w:pStyle w:val="LabNL"/>
-      </w:pPr>
-      <w:r>
-        <w:t>Select File &gt; Open Folder, or click the Open Folder link on the start screen.</w:t>
-      </w:r>
-    </w:p>
-    <w:p>
-      <w:pPr>
-        <w:pStyle w:val="LabNL"/>
-      </w:pPr>
-      <w:r>
-        <w:t>Select the folder where you want to create your project (such as in Documents) and click New Folder to create a new folder. Name the new folder vue-training.</w:t>
-      </w:r>
-    </w:p>
-    <w:p>
-      <w:pPr>
-        <w:pStyle w:val="LabNL"/>
-      </w:pPr>
-      <w:r>
-        <w:t>Select the new folder and click Open.</w:t>
-      </w:r>
-    </w:p>
-    <w:p>
-      <w:pPr/>
-    </w:p>
-    <w:p>
-      <w:pPr>
-        <w:pStyle w:val="Heading1"/>
-      </w:pPr>
-      <w:bookmarkStart w:id="0" w:name="_Toc2590563"/>
-      <w:bookmarkStart w:id="1" w:name="_Toc503362381"/>
-      <w:bookmarkEnd w:id="0"/>
-      <w:r>
-        <w:t>Lab 02: Get Started with Vite</w:t>
-      </w:r>
-    </w:p>
-    <w:p>
-      <w:pPr/>
-      <w:r>
-        <w:t>Vue projects are scaffolded with create-vue, which builds a project on top of Vite. Vite serves your source files as native ES modules during development, so there is no bundling step to wait for when you save a file.</w:t>
-      </w:r>
-    </w:p>
-    <w:p>
-      <w:pPr>
-        <w:pStyle w:val="Note"/>
-      </w:pPr>
-      <w:r>
-        <w:t>Note: Vue CLI, which earlier versions of this course used, reached end of life at the end of 2023. create-vue is the tool the Vue documentation now points to.</w:t>
-      </w:r>
-    </w:p>
-    <w:p>
-      <w:pPr>
-        <w:pStyle w:val="LabNL"/>
-      </w:pPr>
-      <w:r>
-        <w:t>Start a new project in VS Code (if you didn’t already do this in the previous lab).</w:t>
-      </w:r>
-    </w:p>
-    <w:p>
-      <w:pPr>
-        <w:pStyle w:val="LabNL"/>
-      </w:pPr>
-      <w:r>
-        <w:t>Open the terminal (ctrl - `) and scaffold your first app. There is nothing to install globally — npm create downloads the scaffolding tool and runs it.</w:t>
-      </w:r>
-    </w:p>
-    <w:p>
-      <w:pPr>
-        <w:pStyle w:val="LabNLCode"/>
-      </w:pPr>
-      <w:r>
-        <w:t>npm create vue@latest conduit</w:t>
-      </w:r>
-    </w:p>
-    <w:p>
-      <w:pPr>
-        <w:pStyle w:val="LabNLSub"/>
-      </w:pPr>
-      <w:r>
-        <w:t>If this produces an error, you most likely need to upgrade the version of Node.js on your computer (see the setup instructions).</w:t>
-      </w:r>
-    </w:p>
-    <w:p>
-      <w:pPr>
-        <w:pStyle w:val="LabNL"/>
-      </w:pPr>
-      <w:r>
-        <w:t>Answer the prompts. For this course, answer No to every optional feature except Vitest, which we will use in Lab 05:</w:t>
-      </w:r>
-    </w:p>
-    <w:p>
-      <w:pPr>
-        <w:pStyle w:val="LabNLCode"/>
-      </w:pPr>
-      <w:r>
-        <w:t>TypeScript?                       No</w:t>
-      </w:r>
-    </w:p>
-    <w:p>
-      <w:pPr>
-        <w:pStyle w:val="LabNLCode"/>
-      </w:pPr>
-      <w:r>
-        <w:t>JSX Support?                      No</w:t>
-      </w:r>
-    </w:p>
-    <w:p>
-      <w:pPr>
-        <w:pStyle w:val="LabNLCode"/>
-      </w:pPr>
-      <w:r>
-        <w:t>Vue Router?                       No</w:t>
-      </w:r>
-    </w:p>
-    <w:p>
-      <w:pPr>
-        <w:pStyle w:val="LabNLCode"/>
-      </w:pPr>
-      <w:r>
-        <w:t>Pinia?                            No</w:t>
-      </w:r>
-    </w:p>
-    <w:p>
-      <w:pPr>
-        <w:pStyle w:val="LabNLCode"/>
-      </w:pPr>
-      <w:r>
-        <w:t>Vitest for Unit Testing?          Yes</w:t>
-      </w:r>
-    </w:p>
-    <w:p>
-      <w:pPr>
-        <w:pStyle w:val="LabNLCode"/>
-      </w:pPr>
-      <w:r>
-        <w:t>End-to-End Testing?               No</w:t>
-      </w:r>
-    </w:p>
-    <w:p>
-      <w:pPr>
-        <w:pStyle w:val="LabNLCode"/>
-      </w:pPr>
-      <w:r>
-        <w:t>ESLint for code quality?          Yes</w:t>
-      </w:r>
-    </w:p>
-    <w:p>
-      <w:pPr>
-        <w:pStyle w:val="LabNLSub"/>
-      </w:pPr>
-      <w:r>
-        <w:t>We add Vue Router and Pinia by hand later in the course, so you can see exactly what each one contributes.</w:t>
-      </w:r>
-    </w:p>
-    <w:p>
-      <w:pPr>
-        <w:pStyle w:val="LabNL"/>
-      </w:pPr>
-      <w:r>
-        <w:t>Go into the new directory and install the dependencies.</w:t>
-      </w:r>
-    </w:p>
-    <w:p>
-      <w:pPr>
-        <w:pStyle w:val="LabNLCode"/>
-      </w:pPr>
-      <w:r>
-        <w:t>cd conduit</w:t>
-      </w:r>
-    </w:p>
-    <w:p>
-      <w:pPr>
-        <w:pStyle w:val="LabNLCode"/>
-      </w:pPr>
-      <w:r>
-        <w:t>npm install</w:t>
-      </w:r>
-    </w:p>
-    <w:p>
-      <w:pPr>
-        <w:pStyle w:val="LabNL"/>
-      </w:pPr>
-      <w:r>
-        <w:t>Test that everything was installed and works.</w:t>
-      </w:r>
-    </w:p>
-    <w:p>
-      <w:pPr>
-        <w:pStyle w:val="LabNLCode"/>
-      </w:pPr>
-      <w:r>
-        <w:t>npm run dev</w:t>
-      </w:r>
-    </w:p>
-    <w:p>
-      <w:pPr>
-        <w:pStyle w:val="LabNL"/>
-      </w:pPr>
-      <w:r>
-        <w:t>When the server is ready, Vite prints a Local URL. Open it in a web browser (http://localhost:5173/ by default).</w:t>
-      </w:r>
-    </w:p>
-    <w:p>
-      <w:pPr>
-        <w:pStyle w:val="LabNLSub"/>
-      </w:pPr>
-      <w:r>
-        <w:t>If the app was successfully created, you should see the create-vue welcome page.</w:t>
-      </w:r>
-    </w:p>
-    <w:p>
-      <w:pPr>
-        <w:pStyle w:val="LabNL"/>
-      </w:pPr>
-      <w:r>
-        <w:t>In your code editor, find App.vue inside the src directory and open it for editing.</w:t>
-      </w:r>
-    </w:p>
-    <w:p>
-      <w:pPr>
-        <w:pStyle w:val="LabNL"/>
-      </w:pPr>
-      <w:r>
-        <w:t>Change some of the text in the &lt;template&gt; section.</w:t>
-      </w:r>
-    </w:p>
-    <w:p>
-      <w:pPr>
-        <w:pStyle w:val="LabNL"/>
-      </w:pPr>
-      <w:r>
-        <w:t>Return to your web browser and notice that the page updates without a reload. This is hot module replacement.</w:t>
-      </w:r>
-    </w:p>
-    <w:p>
-      <w:pPr>
-        <w:pStyle w:val="LabNLSub"/>
-      </w:pPr>
-      <w:r>
-        <w:t>If it doesn’t update, return to your terminal and check that npm run dev is still running.</w:t>
-      </w:r>
-    </w:p>
-    <w:p>
-      <w:pPr>
-        <w:pStyle w:val="LabNL"/>
-      </w:pPr>
-      <w:r>
-        <w:t>Have a look at the project Vite created. Two things differ from the Vue CLI layout you may have seen before:</w:t>
-      </w:r>
-    </w:p>
-    <w:p>
-      <w:pPr>
-        <w:pStyle w:val="LabNLSub"/>
-      </w:pPr>
-      <w:r>
-        <w:t>index.html is in the project root, not in public/. It is the entry point of the app, and it loads /src/main.js with a &lt;script type="module"&gt; tag.</w:t>
-      </w:r>
-    </w:p>
-    <w:p>
-      <w:pPr>
-        <w:pStyle w:val="LabNLSub"/>
-      </w:pPr>
-      <w:r>
-        <w:t>vite.config.js replaces vue.config.js. It is a plain ES module that exports a configuration object.</w:t>
-      </w:r>
-    </w:p>
-    <w:p>
-      <w:pPr/>
-    </w:p>
-    <w:p>
-      <w:pPr>
-        <w:pStyle w:val="Heading1"/>
-      </w:pPr>
-      <w:bookmarkStart w:id="31" w:name="_Toc2590581"/>
-      <w:r>
-        <w:lastRenderedPageBreak/>
-        <w:t xml:space="preserve">Introducing Our </w:t>
-      </w:r>
-      <w:r>
-        <w:t>Real-World</w:t>
-      </w:r>
-      <w:r>
-        <w:t xml:space="preserve"> Project: Conduit</w:t>
-      </w:r>
-      <w:bookmarkEnd w:id="31"/>
-    </w:p>
-    <w:p>
-      <w:r>
-        <w:t xml:space="preserve">In this class, we'll be building a real-world application based on </w:t>
-      </w:r>
-      <w:r>
-        <w:rPr>
-          <w:b/>
-        </w:rPr>
-        <w:t>Conduit</w:t>
-      </w:r>
-      <w:r>
-        <w:t xml:space="preserve">, an open source Medium.com clone. This application will make use of a wide variety of Vue.js features and related technologies, including components, </w:t>
-      </w:r>
-      <w:r>
-        <w:t xml:space="preserve">authentication, </w:t>
-      </w:r>
-      <w:r>
-        <w:t>routing, state man</w:t>
-      </w:r>
-      <w:r>
-        <w:t>a</w:t>
-      </w:r>
-      <w:r>
-        <w:t xml:space="preserve">gement, </w:t>
-      </w:r>
-      <w:r>
-        <w:t xml:space="preserve">a RESTful API </w:t>
-      </w:r>
-      <w:r>
-        <w:t>and more.</w:t>
+        <w:t xml:space="preserve">Before </w:t>
+      </w:r>
+      <w:r>
+        <w:t>continuing</w:t>
+      </w:r>
+      <w:r>
+        <w:t xml:space="preserve"> to the next lab, visit an instance of Conduit at</w:t>
+      </w:r>
+      <w:r>
+        <w:t xml:space="preserve"> </w:t>
+      </w:r>
+      <w:hyperlink r:id="rId7" w:history="1">
+        <w:r>
+          <w:rPr>
+            <w:rStyle w:val="Hyperlink"/>
+          </w:rPr>
+          <w:t>https://vue3-real</w:t>
+        </w:r>
+        <w:r>
+          <w:rPr>
+            <w:rStyle w:val="Hyperlink"/>
+          </w:rPr>
+          <w:t>w</w:t>
+        </w:r>
+        <w:r>
+          <w:rPr>
+            <w:rStyle w:val="Hyperlink"/>
+          </w:rPr>
+          <w:t>orld-example-app-mutoe.vercel.app</w:t>
+        </w:r>
+      </w:hyperlink>
+      <w:r>
+        <w:t xml:space="preserve"> .</w:t>
       </w:r>
     </w:p>
     <w:p/>
     <w:p>
       <w:r>
-        <w:t xml:space="preserve">Before </w:t>
-      </w:r>
-      <w:r>
-        <w:t>continuing</w:t>
-      </w:r>
-      <w:r>
-        <w:t xml:space="preserve"> to the next lab, visit an instance of Conduit at https://conduit.watzthis.com.</w:t>
-      </w:r>
-    </w:p>
-    <w:p/>
-    <w:p>
-      <w:r>
         <w:rPr>
           <w:noProof/>
         </w:rPr>
         <w:drawing>
-          <wp:inline distT="0" distB="0" distL="0" distR="0" wp14:anchorId="39720A10" wp14:editId="2D9DF4D5">
-            <wp:extent cx="5943600" cy="3949700"/>
+          <wp:inline distT="0" distB="0" distL="0" distR="0" wp14:anchorId="0465DBF5" wp14:editId="52B3F296">
+            <wp:extent cx="5943600" cy="3942080"/>
             <wp:effectExtent l="0" t="0" r="0" b="0"/>
-            <wp:docPr id="4" name="Picture 4"/>
+            <wp:docPr id="479893327" name="Picture 1"/>
             <wp:cNvGraphicFramePr>
               <a:graphicFrameLocks xmlns:a="http://schemas.openxmlformats.org/drawingml/2006/main" noChangeAspect="1"/>
             </wp:cNvGraphicFramePr>
@@ -4040,17 +4260,11 @@
               <a:graphicData uri="http://schemas.openxmlformats.org/drawingml/2006/picture">
                 <pic:pic xmlns:pic="http://schemas.openxmlformats.org/drawingml/2006/picture">
                   <pic:nvPicPr>
-                    <pic:cNvPr id="4" name="Screen Shot 2019-02-01 at 11.47.17 AM.png"/>
+                    <pic:cNvPr id="479893327" name=""/>
                     <pic:cNvPicPr/>
                   </pic:nvPicPr>
                   <pic:blipFill>
-                    <a:blip r:embed="rId14">
-                      <a:extLst>
-                        <a:ext uri="{28A0092B-C50C-407E-A947-70E740481C1C}">
-                          <a14:useLocalDpi xmlns:a14="http://schemas.microsoft.com/office/drawing/2010/main" val="0"/>
-                        </a:ext>
-                      </a:extLst>
-                    </a:blip>
+                    <a:blip r:embed="rId8"/>
                     <a:stretch>
                       <a:fillRect/>
                     </a:stretch>
@@ -4058,7 +4272,7 @@
                   <pic:spPr>
                     <a:xfrm>
                       <a:off x="0" y="0"/>
-                      <a:ext cx="5943600" cy="3949700"/>
+                      <a:ext cx="5943600" cy="3942080"/>
                     </a:xfrm>
                     <a:prstGeom prst="rect">
                       <a:avLst/>
@@ -4070,6 +4284,12 @@
           </wp:inline>
         </w:drawing>
       </w:r>
+      <w:r>
+        <w:rPr>
+          <w:noProof/>
+        </w:rPr>
+        <w:t xml:space="preserve"> </w:t>
+      </w:r>
     </w:p>
     <w:p>
       <w:r>
@@ -4080,24 +4300,20 @@
       <w:pPr>
         <w:pStyle w:val="Heading1"/>
       </w:pPr>
-      <w:bookmarkStart w:id="0" w:name="_Toc2590563"/>
-      <w:bookmarkStart w:id="1" w:name="_Toc503362381"/>
-      <w:bookmarkEnd w:id="0"/>
-      <w:r>
+      <w:bookmarkStart w:id="27" w:name="_Toc241675629"/>
+      <w:r>
+        <w:lastRenderedPageBreak/>
         <w:t>Lab 03: Your First Component</w:t>
       </w:r>
-    </w:p>
-    <w:p>
-      <w:pPr/>
+      <w:bookmarkEnd w:id="27"/>
+    </w:p>
+    <w:p>
       <w:r>
         <w:t>Vue.js components let you divide your user interface into independent and reusable pieces. The simplest components just output some HTML, given some input.</w:t>
       </w:r>
     </w:p>
-    <w:p>
-      <w:pPr/>
-    </w:p>
-    <w:p>
-      <w:pPr/>
+    <w:p/>
+    <w:p>
       <w:r>
         <w:t>In this lab, you’ll create a component to hold the contents of the page header.</w:t>
       </w:r>
@@ -4105,9 +4321,32 @@
     <w:p>
       <w:pPr>
         <w:pStyle w:val="LabNL"/>
-      </w:pPr>
-      <w:r>
-        <w:t>Create a new file named Header.vue in the src/components directory.</w:t>
+        <w:numPr>
+          <w:ilvl w:val="0"/>
+          <w:numId w:val="37"/>
+        </w:numPr>
+      </w:pPr>
+      <w:r>
+        <w:t xml:space="preserve">Create a new file named </w:t>
+      </w:r>
+      <w:proofErr w:type="spellStart"/>
+      <w:r>
+        <w:t>The</w:t>
+      </w:r>
+      <w:r>
+        <w:t>Header.vue</w:t>
+      </w:r>
+      <w:proofErr w:type="spellEnd"/>
+      <w:r>
+        <w:t xml:space="preserve"> in the </w:t>
+      </w:r>
+      <w:proofErr w:type="spellStart"/>
+      <w:r>
+        <w:t>src</w:t>
+      </w:r>
+      <w:proofErr w:type="spellEnd"/>
+      <w:r>
+        <w:t>/components directory.</w:t>
       </w:r>
     </w:p>
     <w:p>
@@ -4123,7 +4362,18 @@
         <w:pStyle w:val="LabNL"/>
       </w:pPr>
       <w:r>
-        <w:t>Inside Header.vue create a script element with the setup attribute, and a template element:</w:t>
+        <w:t xml:space="preserve">Inside </w:t>
+      </w:r>
+      <w:proofErr w:type="spellStart"/>
+      <w:r>
+        <w:t>The</w:t>
+      </w:r>
+      <w:r>
+        <w:t>Header.vue</w:t>
+      </w:r>
+      <w:proofErr w:type="spellEnd"/>
+      <w:r>
+        <w:t xml:space="preserve"> create a script element with the setup attribute, and a template element:</w:t>
       </w:r>
     </w:p>
     <w:p>
@@ -4199,6 +4449,7 @@
       <w:pPr>
         <w:pStyle w:val="LabNLCode"/>
       </w:pPr>
+      <w:bookmarkStart w:id="28" w:name="OLE_LINK2"/>
       <w:r>
         <w:t xml:space="preserve">  &lt;nav&gt;</w:t>
       </w:r>
@@ -4227,6 +4478,7 @@
         <w:t xml:space="preserve">  &lt;/nav&gt;</w:t>
       </w:r>
     </w:p>
+    <w:bookmarkEnd w:id="28"/>
     <w:p>
       <w:pPr>
         <w:pStyle w:val="LabNLCode"/>
@@ -4272,14 +4524,20 @@
         <w:pStyle w:val="LabNLCode"/>
       </w:pPr>
       <w:r>
-        <w:t xml:space="preserve">  &lt;a href="/" class="navbar-brand"&gt;Conduit&lt;/a&gt;</w:t>
-      </w:r>
-    </w:p>
-    <w:p>
-      <w:pPr>
-        <w:pStyle w:val="LabNLCode"/>
-      </w:pPr>
-      <w:r>
+        <w:t xml:space="preserve">  </w:t>
+      </w:r>
+      <w:bookmarkStart w:id="29" w:name="OLE_LINK3"/>
+      <w:r>
+        <w:t>&lt;a href="/" class="navbar-brand"&gt;Conduit&lt;/a&gt;</w:t>
+      </w:r>
+      <w:bookmarkEnd w:id="29"/>
+    </w:p>
+    <w:p>
+      <w:pPr>
+        <w:pStyle w:val="LabNLCode"/>
+      </w:pPr>
+      <w:r>
+        <w:lastRenderedPageBreak/>
         <w:t>&lt;/div&gt;</w:t>
       </w:r>
     </w:p>
@@ -4295,6 +4553,7 @@
       <w:pPr>
         <w:pStyle w:val="LabNLCode"/>
       </w:pPr>
+      <w:bookmarkStart w:id="30" w:name="OLE_LINK4"/>
       <w:r>
         <w:t>&lt;ul&gt;</w:t>
       </w:r>
@@ -4330,6 +4589,7 @@
       <w:r>
         <w:t>&lt;/ul&gt;</w:t>
       </w:r>
+      <w:bookmarkEnd w:id="30"/>
     </w:p>
     <w:p>
       <w:pPr>
@@ -4343,10 +4603,12 @@
       <w:pPr>
         <w:pStyle w:val="LabNLCode"/>
       </w:pPr>
+      <w:bookmarkStart w:id="31" w:name="OLE_LINK5"/>
       <w:r>
         <w:t>&lt;ul class="nav navbar-nav flex-row"&gt;</w:t>
       </w:r>
     </w:p>
+    <w:bookmarkEnd w:id="31"/>
     <w:p>
       <w:pPr>
         <w:pStyle w:val="LabNL"/>
@@ -4359,10 +4621,12 @@
       <w:pPr>
         <w:pStyle w:val="LabNLCode"/>
       </w:pPr>
+      <w:bookmarkStart w:id="32" w:name="OLE_LINK6"/>
       <w:r>
         <w:t>&lt;li class="nav-item p-2"&gt;Home&lt;/li&gt;</w:t>
       </w:r>
     </w:p>
+    <w:bookmarkEnd w:id="32"/>
     <w:p>
       <w:pPr>
         <w:pStyle w:val="LabNL"/>
@@ -4375,6 +4639,7 @@
       <w:pPr>
         <w:pStyle w:val="LabNLCode"/>
       </w:pPr>
+      <w:bookmarkStart w:id="33" w:name="OLE_LINK7"/>
       <w:r>
         <w:t>&lt;li class="nav-item p-2"&gt;</w:t>
       </w:r>
@@ -4395,12 +4660,24 @@
         <w:t>&lt;/li&gt;</w:t>
       </w:r>
     </w:p>
-    <w:p>
-      <w:pPr>
-        <w:pStyle w:val="LabNL"/>
-      </w:pPr>
-      <w:r>
-        <w:t>When it’s done, Header.vue should look like this:</w:t>
+    <w:bookmarkEnd w:id="33"/>
+    <w:p>
+      <w:pPr>
+        <w:pStyle w:val="LabNL"/>
+      </w:pPr>
+      <w:r>
+        <w:t xml:space="preserve">When it’s done, </w:t>
+      </w:r>
+      <w:proofErr w:type="spellStart"/>
+      <w:r>
+        <w:t>The</w:t>
+      </w:r>
+      <w:r>
+        <w:t>Header.vue</w:t>
+      </w:r>
+      <w:proofErr w:type="spellEnd"/>
+      <w:r>
+        <w:t xml:space="preserve"> should look like this:</w:t>
       </w:r>
     </w:p>
     <w:p>
@@ -4415,10 +4692,12 @@
       <w:pPr>
         <w:pStyle w:val="LabNLCode"/>
       </w:pPr>
+      <w:bookmarkStart w:id="34" w:name="OLE_LINK8"/>
       <w:r>
         <w:t>// A purely presentational component: no state, no props, no events.</w:t>
       </w:r>
     </w:p>
+    <w:bookmarkEnd w:id="34"/>
     <w:p>
       <w:pPr>
         <w:pStyle w:val="LabNLCode"/>
@@ -4533,6 +4812,7 @@
         <w:pStyle w:val="LabNLCode"/>
       </w:pPr>
       <w:r>
+        <w:lastRenderedPageBreak/>
         <w:t xml:space="preserve">          &lt;a class="nav-link"&gt;Sign Up&lt;/a&gt;</w:t>
       </w:r>
     </w:p>
@@ -4658,15 +4938,48 @@
         <w:pStyle w:val="LabNL"/>
       </w:pPr>
       <w:r>
-        <w:t>Import Header at the top of the &lt;script setup&gt; block in App.vue.</w:t>
-      </w:r>
-    </w:p>
-    <w:p>
-      <w:pPr>
-        <w:pStyle w:val="LabNLCode"/>
-      </w:pPr>
-      <w:r>
-        <w:t>import Header from './components/Header.vue';</w:t>
+        <w:t xml:space="preserve">Import </w:t>
+      </w:r>
+      <w:proofErr w:type="spellStart"/>
+      <w:r>
+        <w:t>The</w:t>
+      </w:r>
+      <w:r>
+        <w:t>Header</w:t>
+      </w:r>
+      <w:proofErr w:type="spellEnd"/>
+      <w:r>
+        <w:t xml:space="preserve"> at the top of the &lt;script setup&gt; block in App.vue.</w:t>
+      </w:r>
+    </w:p>
+    <w:p>
+      <w:pPr>
+        <w:pStyle w:val="LabNLCode"/>
+      </w:pPr>
+      <w:r>
+        <w:t xml:space="preserve">import </w:t>
+      </w:r>
+      <w:proofErr w:type="spellStart"/>
+      <w:r>
+        <w:t>The</w:t>
+      </w:r>
+      <w:r>
+        <w:t>Header</w:t>
+      </w:r>
+      <w:proofErr w:type="spellEnd"/>
+      <w:r>
+        <w:t xml:space="preserve"> from './components/</w:t>
+      </w:r>
+      <w:proofErr w:type="spellStart"/>
+      <w:r>
+        <w:t>Page</w:t>
+      </w:r>
+      <w:r>
+        <w:t>Header.vue</w:t>
+      </w:r>
+      <w:proofErr w:type="spellEnd"/>
+      <w:r>
+        <w:t>';</w:t>
       </w:r>
     </w:p>
     <w:p>
@@ -4690,7 +5003,13 @@
         <w:pStyle w:val="LabNL"/>
       </w:pPr>
       <w:r>
-        <w:t>Add &lt;Header /&gt; inside the &lt;template&gt; in App.vue, above the HelloWorld component.</w:t>
+        <w:t>Add &lt;</w:t>
+      </w:r>
+      <w:r>
+        <w:t>The</w:t>
+      </w:r>
+      <w:r>
+        <w:t>Header /&gt; inside the &lt;template&gt; in App.vue, above the HelloWorld component.</w:t>
       </w:r>
     </w:p>
     <w:p>
@@ -4714,13 +5033,22 @@
         <w:pStyle w:val="LabNL"/>
       </w:pPr>
       <w:r>
-        <w:t>In your browser, go to https://getbootstrap.com/docs/5.3/getting-started/introduction/. Copy the Bootstrap CSS &lt;link&gt; element and paste it into the head element in index.html.</w:t>
-      </w:r>
-    </w:p>
-    <w:p>
-      <w:pPr>
-        <w:pStyle w:val="LabNLCode"/>
-      </w:pPr>
+        <w:t xml:space="preserve">In your browser, go to </w:t>
+      </w:r>
+      <w:bookmarkStart w:id="35" w:name="OLE_LINK9"/>
+      <w:r>
+        <w:t>https://getbootstrap.com/docs/5.3/getting-started/introduction/</w:t>
+      </w:r>
+      <w:bookmarkEnd w:id="35"/>
+      <w:r>
+        <w:t>. Copy the Bootstrap CSS &lt;link&gt; element and paste it into the head element in index.html.</w:t>
+      </w:r>
+    </w:p>
+    <w:p>
+      <w:pPr>
+        <w:pStyle w:val="LabNLCode"/>
+      </w:pPr>
+      <w:bookmarkStart w:id="36" w:name="OLE_LINK10"/>
       <w:r>
         <w:t>&lt;link</w:t>
       </w:r>
@@ -4757,11 +5085,13 @@
         <w:t>/&gt;</w:t>
       </w:r>
     </w:p>
-    <w:p>
-      <w:pPr>
-        <w:pStyle w:val="LabNL"/>
-      </w:pPr>
-      <w:r>
+    <w:bookmarkEnd w:id="36"/>
+    <w:p>
+      <w:pPr>
+        <w:pStyle w:val="LabNL"/>
+      </w:pPr>
+      <w:r>
+        <w:lastRenderedPageBreak/>
         <w:t>Copy the Bootstrap bundle &lt;script&gt; tag into index.html, right above the &lt;/body&gt; tag.</w:t>
       </w:r>
     </w:p>
@@ -4781,9 +5111,7 @@
         <w:t>Start the app (if it’s not already running) with npm run dev, and view it in your browser.</w:t>
       </w:r>
     </w:p>
-    <w:p>
-      <w:pPr/>
-    </w:p>
+    <w:p/>
     <w:p>
       <w:pPr>
         <w:pStyle w:val="Heading1"/>
@@ -4791,7 +5119,7 @@
       <w:r>
         <w:br w:type="page"/>
       </w:r>
-      <w:bookmarkStart w:id="33" w:name="_Toc2590583"/>
+      <w:bookmarkStart w:id="37" w:name="_Toc241675630"/>
       <w:r>
         <w:lastRenderedPageBreak/>
         <w:t>Lab 0</w:t>
@@ -4805,7 +5133,7 @@
       <w:r>
         <w:t>Create More Components</w:t>
       </w:r>
-      <w:bookmarkEnd w:id="33"/>
+      <w:bookmarkEnd w:id="37"/>
     </w:p>
     <w:p>
       <w:r>
@@ -4869,23 +5197,56 @@
         <w:pStyle w:val="LabNLCode"/>
       </w:pPr>
       <w:r>
-        <w:t xml:space="preserve">  &lt;Header /&gt;</w:t>
-      </w:r>
-    </w:p>
-    <w:p>
-      <w:pPr>
-        <w:pStyle w:val="LabNLCode"/>
-      </w:pPr>
-      <w:r>
-        <w:t xml:space="preserve">  &lt;Home /&gt;</w:t>
-      </w:r>
-    </w:p>
-    <w:p>
-      <w:pPr>
-        <w:pStyle w:val="LabNLCode"/>
-      </w:pPr>
-      <w:r>
-        <w:t xml:space="preserve">  &lt;Footer /&gt;</w:t>
+        <w:t xml:space="preserve">  &lt;</w:t>
+      </w:r>
+      <w:proofErr w:type="spellStart"/>
+      <w:r>
+        <w:t>The</w:t>
+      </w:r>
+      <w:r>
+        <w:t>Header</w:t>
+      </w:r>
+      <w:proofErr w:type="spellEnd"/>
+      <w:r>
+        <w:t xml:space="preserve"> /&gt;</w:t>
+      </w:r>
+    </w:p>
+    <w:p>
+      <w:pPr>
+        <w:pStyle w:val="LabNLCode"/>
+      </w:pPr>
+      <w:r>
+        <w:t xml:space="preserve">  &lt;</w:t>
+      </w:r>
+      <w:proofErr w:type="spellStart"/>
+      <w:r>
+        <w:t>Home</w:t>
+      </w:r>
+      <w:r>
+        <w:t>Content</w:t>
+      </w:r>
+      <w:proofErr w:type="spellEnd"/>
+      <w:r>
+        <w:t xml:space="preserve"> /&gt;</w:t>
+      </w:r>
+    </w:p>
+    <w:p>
+      <w:pPr>
+        <w:pStyle w:val="LabNLCode"/>
+      </w:pPr>
+      <w:r>
+        <w:t xml:space="preserve">  &lt;</w:t>
+      </w:r>
+      <w:proofErr w:type="spellStart"/>
+      <w:r>
+        <w:t>The</w:t>
+      </w:r>
+      <w:r>
+        <w:t>Footer</w:t>
+      </w:r>
+      <w:proofErr w:type="spellEnd"/>
+      <w:r>
+        <w:t xml:space="preserve"> /&gt;</w:t>
       </w:r>
     </w:p>
     <w:p>
@@ -4913,7 +5274,45 @@
         </w:numPr>
       </w:pPr>
       <w:r>
-        <w:t>Make the new .vue files for the Home and Footer components (inside src/components) and create &lt;script setup&gt; and &lt;template&gt; sections for each.</w:t>
+        <w:t xml:space="preserve">Make the </w:t>
+      </w:r>
+      <w:proofErr w:type="gramStart"/>
+      <w:r>
+        <w:t>new</w:t>
+      </w:r>
+      <w:proofErr w:type="gramEnd"/>
+      <w:r>
+        <w:t xml:space="preserve"> .vue files for the </w:t>
+      </w:r>
+      <w:proofErr w:type="spellStart"/>
+      <w:r>
+        <w:t>Home</w:t>
+      </w:r>
+      <w:r>
+        <w:t>Content</w:t>
+      </w:r>
+      <w:proofErr w:type="spellEnd"/>
+      <w:r>
+        <w:t xml:space="preserve"> and </w:t>
+      </w:r>
+      <w:proofErr w:type="spellStart"/>
+      <w:r>
+        <w:t>The</w:t>
+      </w:r>
+      <w:r>
+        <w:t>Footer</w:t>
+      </w:r>
+      <w:proofErr w:type="spellEnd"/>
+      <w:r>
+        <w:t xml:space="preserve"> components (inside </w:t>
+      </w:r>
+      <w:proofErr w:type="spellStart"/>
+      <w:r>
+        <w:t>src</w:t>
+      </w:r>
+      <w:proofErr w:type="spellEnd"/>
+      <w:r>
+        <w:t>/components) and create &lt;script setup&gt; and &lt;template&gt; sections for each.</w:t>
       </w:r>
     </w:p>
     <w:p>
@@ -4943,7 +5342,37 @@
         </w:numPr>
       </w:pPr>
       <w:r>
-        <w:t>Import Footer and Home into App.vue. With &lt;script setup&gt; the import is the registration — there is no components property to add them to.</w:t>
+        <w:t xml:space="preserve">Import </w:t>
+      </w:r>
+      <w:proofErr w:type="spellStart"/>
+      <w:r>
+        <w:t>The</w:t>
+      </w:r>
+      <w:r>
+        <w:t>Footer</w:t>
+      </w:r>
+      <w:proofErr w:type="spellEnd"/>
+      <w:r>
+        <w:t xml:space="preserve"> and </w:t>
+      </w:r>
+      <w:proofErr w:type="spellStart"/>
+      <w:r>
+        <w:t>Home</w:t>
+      </w:r>
+      <w:r>
+        <w:t>Content</w:t>
+      </w:r>
+      <w:proofErr w:type="spellEnd"/>
+      <w:r>
+        <w:t xml:space="preserve"> into </w:t>
+      </w:r>
+      <w:proofErr w:type="spellStart"/>
+      <w:r>
+        <w:t>App.vue</w:t>
+      </w:r>
+      <w:proofErr w:type="spellEnd"/>
+      <w:r>
+        <w:t>. With &lt;script setup&gt; the import is the registration — there is no components property to add them to.</w:t>
       </w:r>
     </w:p>
     <w:p>
@@ -4966,11 +5395,22 @@
         <w:t xml:space="preserve">Using the following screenshot of the finished Conduit application, </w:t>
       </w:r>
       <w:r>
-        <w:t>write the HTML in the Home.</w:t>
+        <w:t xml:space="preserve">write the HTML in the </w:t>
+      </w:r>
+      <w:proofErr w:type="spellStart"/>
+      <w:r>
+        <w:t>Home</w:t>
+      </w:r>
+      <w:r>
+        <w:t>Content</w:t>
+      </w:r>
+      <w:r>
+        <w:t>.</w:t>
       </w:r>
       <w:r>
         <w:t>vue</w:t>
       </w:r>
+      <w:proofErr w:type="spellEnd"/>
       <w:r>
         <w:t xml:space="preserve"> component to render a static version of everything underneath the top navigation</w:t>
       </w:r>
@@ -4989,6 +5429,7 @@
         <w:rPr>
           <w:noProof/>
         </w:rPr>
+        <w:lastRenderedPageBreak/>
         <w:drawing>
           <wp:inline distT="0" distB="0" distL="0" distR="0" wp14:anchorId="6FEACDA4" wp14:editId="0BF15476">
             <wp:extent cx="4484773" cy="2980266"/>
@@ -5005,7 +5446,7 @@
                     <pic:cNvPicPr/>
                   </pic:nvPicPr>
                   <pic:blipFill>
-                    <a:blip r:embed="rId14">
+                    <a:blip r:embed="rId9">
                       <a:extLst>
                         <a:ext uri="{28A0092B-C50C-407E-A947-70E740481C1C}">
                           <a14:useLocalDpi xmlns:a14="http://schemas.microsoft.com/office/drawing/2010/main" val="0"/>
@@ -5044,7 +5485,6 @@
           <w:rFonts w:ascii="Courier New" w:hAnsi="Courier New" w:cs="Courier New"/>
           <w:sz w:val="21"/>
         </w:rPr>
-        <w:lastRenderedPageBreak/>
         <w:t>&lt;template&gt;</w:t>
       </w:r>
     </w:p>
@@ -5573,6 +6013,7 @@
           <w:rFonts w:ascii="Courier New" w:hAnsi="Courier New" w:cs="Courier New"/>
           <w:sz w:val="21"/>
         </w:rPr>
+        <w:lastRenderedPageBreak/>
         <w:t xml:space="preserve">    &lt;/div&gt;</w:t>
       </w:r>
     </w:p>
@@ -5611,7 +6052,18 @@
         <w:pStyle w:val="LabNL"/>
       </w:pPr>
       <w:r>
-        <w:t>Write the HTML for the static version of the Footer component.</w:t>
+        <w:t xml:space="preserve">Write the HTML for the static version of the </w:t>
+      </w:r>
+      <w:proofErr w:type="spellStart"/>
+      <w:r>
+        <w:t>The</w:t>
+      </w:r>
+      <w:r>
+        <w:t>Footer</w:t>
+      </w:r>
+      <w:proofErr w:type="spellEnd"/>
+      <w:r>
+        <w:t xml:space="preserve"> component.</w:t>
       </w:r>
     </w:p>
     <w:p>
@@ -5712,7 +6164,6 @@
         <w:rPr>
           <w:noProof/>
         </w:rPr>
-        <w:lastRenderedPageBreak/>
         <w:drawing>
           <wp:inline distT="0" distB="0" distL="0" distR="0" wp14:anchorId="1C38D107" wp14:editId="131F9573">
             <wp:extent cx="4473254" cy="3606800"/>
@@ -5729,7 +6180,7 @@
                     <pic:cNvPicPr/>
                   </pic:nvPicPr>
                   <pic:blipFill>
-                    <a:blip r:embed="rId16">
+                    <a:blip r:embed="rId10">
                       <a:extLst>
                         <a:ext uri="{28A0092B-C50C-407E-A947-70E740481C1C}">
                           <a14:useLocalDpi xmlns:a14="http://schemas.microsoft.com/office/drawing/2010/main" val="0"/>
@@ -5774,15 +6225,14 @@
       <w:pPr>
         <w:pStyle w:val="Heading1"/>
       </w:pPr>
-      <w:bookmarkStart w:id="0" w:name="_Toc2590563"/>
-      <w:bookmarkStart w:id="1" w:name="_Toc503362381"/>
-      <w:bookmarkEnd w:id="0"/>
-      <w:r>
+      <w:bookmarkStart w:id="38" w:name="_Toc241675631"/>
+      <w:r>
+        <w:lastRenderedPageBreak/>
         <w:t>Lab 05: Testing Vue</w:t>
       </w:r>
-    </w:p>
-    <w:p>
-      <w:pPr/>
+      <w:bookmarkEnd w:id="38"/>
+    </w:p>
+    <w:p>
       <w:r>
         <w:t>In this lab, you’ll create simple unit tests for each of the components you’ve made so far. If you answered Yes to the Vitest prompt in Lab 02, the test runner is already installed. Vitest shares Vite’s configuration and transform pipeline, so your tests resolve imports and .vue files exactly the way your app does.</w:t>
       </w:r>
@@ -6013,6 +6463,7 @@
         <w:pStyle w:val="LabNL"/>
       </w:pPr>
       <w:r>
+        <w:lastRenderedPageBreak/>
         <w:t>Run npm run test to check whether it works.</w:t>
       </w:r>
     </w:p>
@@ -6048,24 +6499,21 @@
         <w:t>Try npm run test:watch. Vitest re-runs only the tests affected by the file you just saved.</w:t>
       </w:r>
     </w:p>
-    <w:p>
-      <w:pPr/>
-    </w:p>
+    <w:p/>
     <w:p>
       <w:pPr>
         <w:pStyle w:val="Heading1"/>
       </w:pPr>
-      <w:bookmarkStart w:id="35" w:name="_Toc519938142"/>
-      <w:bookmarkStart w:id="36" w:name="_Toc2590585"/>
-      <w:r>
-        <w:lastRenderedPageBreak/>
+      <w:bookmarkStart w:id="39" w:name="_Toc519938142"/>
+      <w:bookmarkStart w:id="40" w:name="_Toc241675632"/>
+      <w:r>
         <w:t>Lab 06 - Getting Started with Node.js</w:t>
       </w:r>
-      <w:bookmarkEnd w:id="35"/>
+      <w:bookmarkEnd w:id="39"/>
       <w:r>
         <w:t xml:space="preserve"> and npm</w:t>
       </w:r>
-      <w:bookmarkEnd w:id="36"/>
+      <w:bookmarkEnd w:id="40"/>
     </w:p>
     <w:p>
       <w:r>
@@ -6077,13 +6525,13 @@
       <w:pPr>
         <w:pStyle w:val="Heading2"/>
       </w:pPr>
-      <w:bookmarkStart w:id="37" w:name="_Toc519938144"/>
-      <w:bookmarkStart w:id="38" w:name="_Toc2590586"/>
+      <w:bookmarkStart w:id="41" w:name="_Toc519938144"/>
+      <w:bookmarkStart w:id="42" w:name="_Toc241675633"/>
       <w:r>
         <w:t>Part 1: Getting to Know Node.js</w:t>
       </w:r>
-      <w:bookmarkEnd w:id="37"/>
-      <w:bookmarkEnd w:id="38"/>
+      <w:bookmarkEnd w:id="41"/>
+      <w:bookmarkEnd w:id="42"/>
     </w:p>
     <w:p>
       <w:r>
@@ -6221,7 +6669,7 @@
                     <pic:cNvPicPr/>
                   </pic:nvPicPr>
                   <pic:blipFill>
-                    <a:blip r:embed="rId18"/>
+                    <a:blip r:embed="rId11"/>
                     <a:stretch>
                       <a:fillRect/>
                     </a:stretch>
@@ -6278,6 +6726,7 @@
         <w:rPr>
           <w:b/>
         </w:rPr>
+        <w:lastRenderedPageBreak/>
         <w:t>Note:</w:t>
       </w:r>
       <w:r>
@@ -6326,7 +6775,6 @@
         <w:rPr>
           <w:noProof/>
         </w:rPr>
-        <w:lastRenderedPageBreak/>
         <w:drawing>
           <wp:inline distT="0" distB="0" distL="0" distR="0" wp14:anchorId="43778853" wp14:editId="5BB5A673">
             <wp:extent cx="4367219" cy="2320293"/>
@@ -6343,7 +6791,7 @@
                     <pic:cNvPicPr/>
                   </pic:nvPicPr>
                   <pic:blipFill>
-                    <a:blip r:embed="rId19"/>
+                    <a:blip r:embed="rId12"/>
                     <a:stretch>
                       <a:fillRect/>
                     </a:stretch>
@@ -6499,6 +6947,7 @@
         <w:rPr>
           <w:noProof/>
         </w:rPr>
+        <w:lastRenderedPageBreak/>
         <w:drawing>
           <wp:inline distT="0" distB="0" distL="0" distR="0" wp14:anchorId="62BF82DC" wp14:editId="680C2024">
             <wp:extent cx="4659877" cy="2475781"/>
@@ -6515,7 +6964,7 @@
                     <pic:cNvPicPr/>
                   </pic:nvPicPr>
                   <pic:blipFill>
-                    <a:blip r:embed="rId20"/>
+                    <a:blip r:embed="rId13"/>
                     <a:stretch>
                       <a:fillRect/>
                     </a:stretch>
@@ -6540,14 +6989,13 @@
       <w:pPr>
         <w:pStyle w:val="Heading2"/>
       </w:pPr>
-      <w:bookmarkStart w:id="39" w:name="_Toc519938145"/>
-      <w:bookmarkStart w:id="40" w:name="_Toc2590587"/>
-      <w:r>
-        <w:lastRenderedPageBreak/>
+      <w:bookmarkStart w:id="43" w:name="_Toc519938145"/>
+      <w:bookmarkStart w:id="44" w:name="_Toc241675634"/>
+      <w:r>
         <w:t>Part 3: Using npm</w:t>
       </w:r>
-      <w:bookmarkEnd w:id="39"/>
-      <w:bookmarkEnd w:id="40"/>
+      <w:bookmarkEnd w:id="43"/>
+      <w:bookmarkEnd w:id="44"/>
     </w:p>
     <w:p>
       <w:pPr>
@@ -6735,6 +7183,7 @@
         </w:numPr>
       </w:pPr>
       <w:r>
+        <w:lastRenderedPageBreak/>
         <w:t xml:space="preserve">Enter </w:t>
       </w:r>
       <w:r>
@@ -6803,10 +7252,10 @@
       <w:pPr>
         <w:pStyle w:val="Heading1"/>
       </w:pPr>
-      <w:bookmarkStart w:id="41" w:name="_Toc519938150"/>
-      <w:bookmarkStart w:id="42" w:name="_Toc2590588"/>
-      <w:bookmarkStart w:id="43" w:name="_Toc356736168"/>
-      <w:bookmarkStart w:id="44" w:name="_Toc519938151"/>
+      <w:bookmarkStart w:id="45" w:name="_Toc519938150"/>
+      <w:bookmarkStart w:id="46" w:name="_Toc356736168"/>
+      <w:bookmarkStart w:id="47" w:name="_Toc519938151"/>
+      <w:bookmarkStart w:id="48" w:name="_Toc241675635"/>
       <w:r>
         <w:lastRenderedPageBreak/>
         <w:t>Lab 0</w:t>
@@ -6817,8 +7266,8 @@
       <w:r>
         <w:t xml:space="preserve"> - Initialize npm</w:t>
       </w:r>
-      <w:bookmarkEnd w:id="41"/>
-      <w:bookmarkEnd w:id="42"/>
+      <w:bookmarkEnd w:id="45"/>
+      <w:bookmarkEnd w:id="48"/>
       <w:r>
         <w:t xml:space="preserve"> </w:t>
       </w:r>
@@ -7038,19 +7487,19 @@
           <w:szCs w:val="32"/>
         </w:rPr>
       </w:pPr>
-      <w:bookmarkStart w:id="45" w:name="_Toc2590589"/>
+      <w:bookmarkStart w:id="49" w:name="_Toc241675636"/>
       <w:r>
         <w:t>Part 2</w:t>
       </w:r>
       <w:r>
         <w:t xml:space="preserve">: </w:t>
       </w:r>
-      <w:bookmarkEnd w:id="43"/>
-      <w:bookmarkEnd w:id="44"/>
+      <w:bookmarkEnd w:id="46"/>
+      <w:bookmarkEnd w:id="47"/>
       <w:r>
         <w:t>How to Write and Run npm Scripts</w:t>
       </w:r>
-      <w:bookmarkEnd w:id="45"/>
+      <w:bookmarkEnd w:id="49"/>
     </w:p>
     <w:p>
       <w:r>
@@ -7407,9 +7856,9 @@
       <w:pPr>
         <w:pStyle w:val="Heading1"/>
       </w:pPr>
-      <w:bookmarkStart w:id="46" w:name="_Toc520709946"/>
-      <w:bookmarkStart w:id="47" w:name="_Toc2590590"/>
-      <w:bookmarkStart w:id="48" w:name="_Toc519938155"/>
+      <w:bookmarkStart w:id="50" w:name="_Toc520709946"/>
+      <w:bookmarkStart w:id="51" w:name="_Toc519938155"/>
+      <w:bookmarkStart w:id="52" w:name="_Toc241675637"/>
       <w:r>
         <w:lastRenderedPageBreak/>
         <w:t>Lab 0</w:t>
@@ -7420,8 +7869,8 @@
       <w:r>
         <w:t>: Making a Web Server</w:t>
       </w:r>
-      <w:bookmarkEnd w:id="46"/>
-      <w:bookmarkEnd w:id="47"/>
+      <w:bookmarkEnd w:id="50"/>
+      <w:bookmarkEnd w:id="52"/>
     </w:p>
     <w:p>
       <w:r>
@@ -7493,27 +7942,53 @@
       </w:pPr>
       <w:r>
         <w:t>import http from 'node:http';</w:t>
+      </w:r>
+      <w:r>
         <w:br/>
+      </w:r>
+      <w:r>
         <w:br/>
         <w:t>const hostname = '127.0.0.1';</w:t>
+      </w:r>
+      <w:r>
         <w:br/>
         <w:t>const port = 3000;</w:t>
+      </w:r>
+      <w:r>
         <w:br/>
+      </w:r>
+      <w:r>
         <w:br/>
         <w:t>const server = http.createServer((req, res) =&gt; {</w:t>
+      </w:r>
+      <w:r>
         <w:br/>
         <w:t xml:space="preserve">    res.statusCode = 200;</w:t>
+      </w:r>
+      <w:r>
         <w:br/>
         <w:t xml:space="preserve">    res.setHeader('Content-Type', 'text/plain');</w:t>
+      </w:r>
+      <w:r>
         <w:br/>
         <w:t xml:space="preserve">    res.end('Hello World\n');</w:t>
+      </w:r>
+      <w:r>
         <w:br/>
         <w:t>});</w:t>
+      </w:r>
+      <w:r>
         <w:br/>
+      </w:r>
+      <w:r>
         <w:br/>
         <w:t>server.listen(port, hostname, () =&gt; {</w:t>
+      </w:r>
+      <w:r>
         <w:br/>
         <w:t xml:space="preserve">    console.log(`Server running at http://${hostname}:${port}/`);</w:t>
+      </w:r>
+      <w:r>
         <w:br/>
         <w:t>});</w:t>
       </w:r>
@@ -7630,7 +8105,6 @@
           <w:szCs w:val="26"/>
         </w:rPr>
       </w:pPr>
-      <w:bookmarkStart w:id="49" w:name="_Toc519938158"/>
       <w:r>
         <w:br w:type="page"/>
       </w:r>
@@ -7639,24 +8113,20 @@
       <w:pPr>
         <w:pStyle w:val="Heading1"/>
       </w:pPr>
-      <w:bookmarkStart w:id="0" w:name="_Toc2590563"/>
-      <w:bookmarkStart w:id="1" w:name="_Toc503362381"/>
-      <w:bookmarkEnd w:id="0"/>
-      <w:r>
+      <w:bookmarkStart w:id="53" w:name="_Toc241675638"/>
+      <w:r>
+        <w:lastRenderedPageBreak/>
         <w:t>Lab 09 - Automate Linting</w:t>
       </w:r>
-    </w:p>
-    <w:p>
-      <w:pPr/>
+      <w:bookmarkEnd w:id="53"/>
+    </w:p>
+    <w:p>
       <w:r>
         <w:t>Linting is a way to perform static code analysis on your files. Static code analysis looks at the syntax (and the style, in some cases) of your JavaScript and alerts you if there are problems.</w:t>
       </w:r>
     </w:p>
-    <w:p>
-      <w:pPr/>
-    </w:p>
-    <w:p>
-      <w:pPr/>
+    <w:p/>
+    <w:p>
       <w:r>
         <w:t>In this lab, you will install ESLint and use it to check a JavaScript file.</w:t>
       </w:r>
@@ -7882,6 +8352,7 @@
         <w:pStyle w:val="LabNLCode"/>
       </w:pPr>
       <w:r>
+        <w:lastRenderedPageBreak/>
         <w:t xml:space="preserve">    rules: {</w:t>
       </w:r>
     </w:p>
@@ -8005,32 +8476,24 @@
         <w:t>Make the lint script run prior to the test script in the prebuild script.</w:t>
       </w:r>
     </w:p>
-    <w:p>
-      <w:pPr/>
-    </w:p>
+    <w:p/>
     <w:p>
       <w:pPr>
         <w:pStyle w:val="Heading1"/>
       </w:pPr>
-      <w:bookmarkStart w:id="0" w:name="_Toc2590563"/>
-      <w:bookmarkStart w:id="1" w:name="_Toc503362381"/>
-      <w:bookmarkEnd w:id="0"/>
+      <w:bookmarkStart w:id="54" w:name="_Toc241675639"/>
       <w:r>
         <w:t>Lab 10: Manual In-Browser Testing and Debugging</w:t>
       </w:r>
-    </w:p>
-    <w:p>
-      <w:pPr/>
-    </w:p>
-    <w:p>
-      <w:pPr/>
+      <w:bookmarkEnd w:id="54"/>
+    </w:p>
+    <w:p/>
+    <w:p>
       <w:r>
         <w:t>In this lab, you will get acquainted with your browser’s developer tools for inspecting and debugging your front-end code.</w:t>
       </w:r>
     </w:p>
-    <w:p>
-      <w:pPr/>
-    </w:p>
+    <w:p/>
     <w:p>
       <w:pPr>
         <w:pStyle w:val="LabNL"/>
@@ -8087,9 +8550,7 @@
         <w:t>Dock the Developer Tools to the right side by clicking the Customize button on the right side of the Developer Tools toolbar and selecting Dock Right.</w:t>
       </w:r>
     </w:p>
-    <w:p>
-      <w:pPr/>
-    </w:p>
+    <w:p/>
     <w:p>
       <w:pPr>
         <w:pStyle w:val="LabBullet"/>
@@ -8179,7 +8640,6 @@
       </w:r>
     </w:p>
     <w:p>
-      <w:pPr/>
       <w:r>
         <w:t>The content of the document’s body element will change to the HTML you just entered.</w:t>
       </w:r>
@@ -8196,18 +8656,13 @@
         <w:t>Click the Sources tab.</w:t>
       </w:r>
     </w:p>
-    <w:p>
-      <w:pPr/>
-    </w:p>
-    <w:p>
-      <w:pPr/>
+    <w:p/>
+    <w:p>
       <w:r>
         <w:t>The JavaScript debugger will open.</w:t>
       </w:r>
     </w:p>
-    <w:p>
-      <w:pPr/>
-    </w:p>
+    <w:p/>
     <w:p>
       <w:pPr>
         <w:pStyle w:val="LabBullet"/>
@@ -8232,18 +8687,13 @@
         <w:t>Refresh the page.</w:t>
       </w:r>
     </w:p>
-    <w:p>
-      <w:pPr/>
-    </w:p>
-    <w:p>
-      <w:pPr/>
+    <w:p/>
+    <w:p>
       <w:r>
         <w:t>Execution of the script will halt prior to the statement running. Examine the different options available and hover over the buttons to find out what they do.</w:t>
       </w:r>
     </w:p>
-    <w:p>
-      <w:pPr/>
-    </w:p>
+    <w:p/>
     <w:p>
       <w:pPr>
         <w:pStyle w:val="LabBullet"/>
@@ -8256,490 +8706,486 @@
         <w:t>Click the Vue tab that the DevTools extension added. Select a component in the tree and inspect its props and state in the right-hand pane.</w:t>
       </w:r>
     </w:p>
-    <w:p>
-      <w:pPr/>
-    </w:p>
+    <w:p/>
     <w:p>
       <w:pPr>
         <w:pStyle w:val="Heading1"/>
       </w:pPr>
-      <w:bookmarkStart w:id="52" w:name="_Toc2590593"/>
-      <w:bookmarkEnd w:id="48"/>
+      <w:bookmarkStart w:id="55" w:name="_Toc241675640"/>
+      <w:bookmarkEnd w:id="51"/>
+      <w:r>
+        <w:t xml:space="preserve">Lab </w:t>
+      </w:r>
+      <w:r>
+        <w:t>1</w:t>
+      </w:r>
+      <w:r>
+        <w:t>1</w:t>
+      </w:r>
+      <w:r>
+        <w:t xml:space="preserve">: </w:t>
+      </w:r>
+      <w:r>
+        <w:t>Static Version</w:t>
+      </w:r>
+      <w:bookmarkEnd w:id="55"/>
+    </w:p>
+    <w:p>
+      <w:r>
+        <w:t xml:space="preserve">The first step in creating a </w:t>
+      </w:r>
+      <w:r>
+        <w:t>Vue</w:t>
+      </w:r>
+      <w:r>
+        <w:t xml:space="preserve"> UI is to create a static version. In this lab, you'll </w:t>
+      </w:r>
+      <w:r>
+        <w:t>continue creating the components that will make up the homepage of the Conduit example application, and you'll learn how to pass data from a parent component to child component and to start using directives to make templates dynamic.</w:t>
+      </w:r>
+    </w:p>
+    <w:p/>
+    <w:p>
+      <w:r>
+        <w:t>The next thing we'll do is to create the list of articles in the center part of the design.</w:t>
+      </w:r>
+    </w:p>
+    <w:p>
+      <w:pPr>
+        <w:pStyle w:val="LabNL"/>
+      </w:pPr>
+      <w:r>
+        <w:t>Make a new component named GlobalFeed. This will contain the list of articles that will display for logged-out users. Use the following:</w:t>
+      </w:r>
+    </w:p>
+    <w:p>
+      <w:pPr>
+        <w:pStyle w:val="LabNLCode"/>
+      </w:pPr>
+      <w:r>
+        <w:t>&lt;script setup&gt;</w:t>
+      </w:r>
+    </w:p>
+    <w:p>
+      <w:pPr>
+        <w:pStyle w:val="LabNLCode"/>
+      </w:pPr>
+      <w:r>
+        <w:t>import ArticleList from './ArticleList.vue';</w:t>
+      </w:r>
+    </w:p>
+    <w:p>
+      <w:pPr>
+        <w:pStyle w:val="LabNLCode"/>
+      </w:pPr>
+      <w:r>
+        <w:t>&lt;/script&gt;</w:t>
+      </w:r>
+    </w:p>
+    <w:p>
+      <w:pPr>
+        <w:pStyle w:val="LabNLCode"/>
+      </w:pPr>
+    </w:p>
+    <w:p>
+      <w:pPr>
+        <w:pStyle w:val="LabNLCode"/>
+      </w:pPr>
+      <w:r>
+        <w:t>&lt;template&gt;</w:t>
+      </w:r>
+    </w:p>
+    <w:p>
+      <w:pPr>
+        <w:pStyle w:val="LabNLCode"/>
+      </w:pPr>
+      <w:r>
+        <w:t xml:space="preserve">  &lt;div class="home-global"&gt;&lt;ArticleList type="all" /&gt;&lt;/div&gt;</w:t>
+      </w:r>
+    </w:p>
+    <w:p>
+      <w:pPr>
+        <w:pStyle w:val="LabNLCode"/>
+      </w:pPr>
       <w:r>
         <w:lastRenderedPageBreak/>
+        <w:t>&lt;/template&gt;</w:t>
+      </w:r>
+    </w:p>
+    <w:p>
+      <w:pPr>
+        <w:pStyle w:val="LabNLSub"/>
+      </w:pPr>
+      <w:r>
+        <w:t>The import both brings ArticleList into scope and registers it for the template. There is no components object to maintain.</w:t>
+      </w:r>
+    </w:p>
+    <w:p>
+      <w:pPr>
+        <w:pStyle w:val="LabNL"/>
+      </w:pPr>
+      <w:r>
+        <w:t>Make a component named ArticleList. This will display a list of article previews. Use this template:</w:t>
+      </w:r>
+    </w:p>
+    <w:p>
+      <w:pPr>
+        <w:pStyle w:val="LabNLCode"/>
+      </w:pPr>
+      <w:r>
+        <w:t>&lt;template&gt;</w:t>
+      </w:r>
+    </w:p>
+    <w:p>
+      <w:pPr>
+        <w:pStyle w:val="LabNLCode"/>
+      </w:pPr>
+      <w:r>
+        <w:t xml:space="preserve">  &lt;div&gt;</w:t>
+      </w:r>
+    </w:p>
+    <w:p>
+      <w:pPr>
+        <w:pStyle w:val="LabNLCode"/>
+      </w:pPr>
+      <w:r>
+        <w:t xml:space="preserve">    &lt;div v-if="articles.length === 0" class="article-preview"&gt;</w:t>
+      </w:r>
+    </w:p>
+    <w:p>
+      <w:pPr>
+        <w:pStyle w:val="LabNLCode"/>
+      </w:pPr>
+      <w:r>
+        <w:t xml:space="preserve">      No articles are here... yet.</w:t>
+      </w:r>
+    </w:p>
+    <w:p>
+      <w:pPr>
+        <w:pStyle w:val="LabNLCode"/>
+      </w:pPr>
+      <w:r>
+        <w:t xml:space="preserve">    &lt;/div&gt;</w:t>
+      </w:r>
+    </w:p>
+    <w:p>
+      <w:pPr>
+        <w:pStyle w:val="LabNLCode"/>
+      </w:pPr>
+      <w:r>
+        <w:t xml:space="preserve">    &lt;ArticlePreview</w:t>
+      </w:r>
+    </w:p>
+    <w:p>
+      <w:pPr>
+        <w:pStyle w:val="LabNLCode"/>
+      </w:pPr>
+      <w:r>
+        <w:t xml:space="preserve">      v-for="(article, index) in articles"</w:t>
+      </w:r>
+    </w:p>
+    <w:p>
+      <w:pPr>
+        <w:pStyle w:val="LabNLCode"/>
+      </w:pPr>
+      <w:r>
+        <w:t xml:space="preserve">      :key="article.title + index"</w:t>
+      </w:r>
+    </w:p>
+    <w:p>
+      <w:pPr>
+        <w:pStyle w:val="LabNLCode"/>
+      </w:pPr>
+      <w:r>
+        <w:t xml:space="preserve">      :article="article"</w:t>
+      </w:r>
+    </w:p>
+    <w:p>
+      <w:pPr>
+        <w:pStyle w:val="LabNLCode"/>
+      </w:pPr>
+      <w:r>
+        <w:t xml:space="preserve">    /&gt;</w:t>
+      </w:r>
+    </w:p>
+    <w:p>
+      <w:pPr>
+        <w:pStyle w:val="LabNLCode"/>
+      </w:pPr>
+      <w:r>
+        <w:t xml:space="preserve">  &lt;/div&gt;</w:t>
+      </w:r>
+    </w:p>
+    <w:p>
+      <w:pPr>
+        <w:pStyle w:val="LabNLCode"/>
+      </w:pPr>
+      <w:r>
+        <w:t>&lt;/template&gt;</w:t>
+      </w:r>
+    </w:p>
+    <w:p>
+      <w:pPr>
+        <w:pStyle w:val="LabNLSub"/>
+      </w:pPr>
+      <w:r>
+        <w:t>This template uses the v-if directive to check whether there are any articles to display. It then uses v-for to output an ArticlePreview component for each article.</w:t>
+      </w:r>
+    </w:p>
+    <w:p>
+      <w:pPr>
+        <w:pStyle w:val="LabNLSub"/>
+      </w:pPr>
+      <w:r>
+        <w:t>We pass a prop, article, into each ArticlePreview, and a key so Vue can track list items across re-renders.</w:t>
+      </w:r>
+    </w:p>
+    <w:p>
+      <w:pPr>
+        <w:pStyle w:val="Note"/>
+      </w:pPr>
+      <w:r>
+        <w:t>Note: in Vue 3, :key goes on the element that carries v-for. In Vue 2 you could not use key on a &lt;template v-for&gt;; in Vue 3 that is the required place for it.</w:t>
+      </w:r>
+    </w:p>
+    <w:p>
+      <w:pPr>
+        <w:pStyle w:val="LabNL"/>
+      </w:pPr>
+      <w:r>
+        <w:t>Start the script block by importing the ArticlePreview component (which we’ll create in a moment):</w:t>
+      </w:r>
+    </w:p>
+    <w:p>
+      <w:pPr>
+        <w:pStyle w:val="LabNLCode"/>
+      </w:pPr>
+      <w:r>
+        <w:t>&lt;script setup&gt;</w:t>
+      </w:r>
+    </w:p>
+    <w:p>
+      <w:pPr>
+        <w:pStyle w:val="LabNLCode"/>
+      </w:pPr>
+      <w:r>
+        <w:t>import ArticlePreview from './ArticlePreview.vue';</w:t>
+      </w:r>
+    </w:p>
+    <w:p>
+      <w:pPr>
+        <w:pStyle w:val="LabNLCode"/>
+      </w:pPr>
+      <w:r>
+        <w:t>&lt;/script&gt;</w:t>
+      </w:r>
+    </w:p>
+    <w:p>
+      <w:pPr>
+        <w:pStyle w:val="LabNL"/>
+      </w:pPr>
+      <w:r>
+        <w:t>Copy articles.json from the labs/lab11 folder into a subfolder of src named json. This file contains our article data (until we start using a web API in a later lab).</w:t>
+      </w:r>
+    </w:p>
+    <w:p>
+      <w:pPr>
+        <w:pStyle w:val="LabNL"/>
+      </w:pPr>
+      <w:r>
+        <w:t>Import articles.json and ref into ArticleList.</w:t>
+      </w:r>
+    </w:p>
+    <w:p>
+      <w:pPr>
+        <w:pStyle w:val="LabNLCode"/>
+      </w:pPr>
+      <w:r>
+        <w:t>import { ref } from 'vue';</w:t>
+      </w:r>
+    </w:p>
+    <w:p>
+      <w:pPr>
+        <w:pStyle w:val="LabNLCode"/>
+      </w:pPr>
+      <w:r>
+        <w:t>import articlesJson from '../json/articles.json';</w:t>
+      </w:r>
+    </w:p>
+    <w:p>
+      <w:pPr>
+        <w:pStyle w:val="LabNL"/>
+      </w:pPr>
+      <w:r>
+        <w:t>Declare the component’s state. ref() is the Composition API replacement for the data() function: it wraps a value in a reactive container.</w:t>
+      </w:r>
+    </w:p>
+    <w:p>
+      <w:pPr>
+        <w:pStyle w:val="LabNLCode"/>
+      </w:pPr>
+      <w:r>
+        <w:lastRenderedPageBreak/>
+        <w:t>const articles = ref(articlesJson);</w:t>
+      </w:r>
+    </w:p>
+    <w:p>
+      <w:pPr>
+        <w:pStyle w:val="LabNLSub"/>
+      </w:pPr>
+      <w:r>
+        <w:t>Inside &lt;script setup&gt; you read and write a ref through its .value property. In the template, Vue unwraps it for you, which is why the template above says articles.length and not articles.value.length.</w:t>
+      </w:r>
+    </w:p>
+    <w:p>
+      <w:pPr>
+        <w:pStyle w:val="LabNL"/>
+      </w:pPr>
+      <w:r>
+        <w:t>Make a component named ArticlePreview. This will determine how each preview looks and will eventually contain a link to the full article. Use this template:</w:t>
+      </w:r>
+    </w:p>
+    <w:p>
+      <w:pPr>
+        <w:pStyle w:val="LabNLCode"/>
+      </w:pPr>
+      <w:r>
+        <w:t>&lt;template&gt;</w:t>
+      </w:r>
+    </w:p>
+    <w:p>
+      <w:pPr>
+        <w:pStyle w:val="LabNLCode"/>
+      </w:pPr>
+      <w:r>
+        <w:t xml:space="preserve">  &lt;div class="article-preview"&gt;</w:t>
+      </w:r>
+    </w:p>
+    <w:p>
+      <w:pPr>
+        <w:pStyle w:val="LabNLCode"/>
+      </w:pPr>
+      <w:r>
+        <w:t xml:space="preserve">    &lt;h1 v-text="article.title" /&gt;</w:t>
+      </w:r>
+    </w:p>
+    <w:p>
+      <w:pPr>
+        <w:pStyle w:val="LabNLCode"/>
+      </w:pPr>
+      <w:r>
+        <w:t xml:space="preserve">    &lt;p v-text="article.description" /&gt;</w:t>
+      </w:r>
+    </w:p>
+    <w:p>
+      <w:pPr>
+        <w:pStyle w:val="LabNLCode"/>
+      </w:pPr>
+      <w:r>
+        <w:t xml:space="preserve">    &lt;span&gt;Read more...&lt;/span&gt;</w:t>
+      </w:r>
+    </w:p>
+    <w:p>
+      <w:pPr>
+        <w:pStyle w:val="LabNLCode"/>
+      </w:pPr>
+      <w:r>
+        <w:t xml:space="preserve">  &lt;/div&gt;</w:t>
+      </w:r>
+    </w:p>
+    <w:p>
+      <w:pPr>
+        <w:pStyle w:val="LabNLCode"/>
+      </w:pPr>
+      <w:r>
+        <w:t>&lt;/template&gt;</w:t>
+      </w:r>
+    </w:p>
+    <w:p>
+      <w:pPr>
+        <w:pStyle w:val="LabNL"/>
+      </w:pPr>
+      <w:r>
+        <w:t>ArticlePreview receives a prop, article, from its parent component. Declare it with the defineProps compiler macro.</w:t>
+      </w:r>
+    </w:p>
+    <w:p>
+      <w:pPr>
+        <w:pStyle w:val="LabNLCode"/>
+      </w:pPr>
+      <w:r>
+        <w:t>&lt;script setup&gt;</w:t>
+      </w:r>
+    </w:p>
+    <w:p>
+      <w:pPr>
+        <w:pStyle w:val="LabNLCode"/>
+      </w:pPr>
+      <w:r>
+        <w:t>defineProps({</w:t>
+      </w:r>
+    </w:p>
+    <w:p>
+      <w:pPr>
+        <w:pStyle w:val="LabNLCode"/>
+      </w:pPr>
+      <w:r>
+        <w:t xml:space="preserve">  article: { type: Object, required: true },</w:t>
+      </w:r>
+    </w:p>
+    <w:p>
+      <w:pPr>
+        <w:pStyle w:val="LabNLCode"/>
+      </w:pPr>
+      <w:r>
+        <w:t>});</w:t>
+      </w:r>
+    </w:p>
+    <w:p>
+      <w:pPr>
+        <w:pStyle w:val="LabNLCode"/>
+      </w:pPr>
+      <w:r>
+        <w:t>&lt;/script&gt;</w:t>
+      </w:r>
+    </w:p>
+    <w:p>
+      <w:pPr>
+        <w:pStyle w:val="Note"/>
+      </w:pPr>
+      <w:r>
+        <w:t>Note: defineProps, defineEmits and defineExpose are compiler macros. They are not imported from anywhere and they only work at the top level of &lt;script setup&gt;.</w:t>
+      </w:r>
+    </w:p>
+    <w:p>
+      <w:pPr>
+        <w:pStyle w:val="LabNL"/>
+      </w:pPr>
+      <w:r>
+        <w:t>Import the GlobalFeed component into the Home component, and replace the &lt;p&gt;Home Content Placeholder&lt;/p&gt; in its template with &lt;GlobalFeed /&gt;.</w:t>
+      </w:r>
+    </w:p>
+    <w:p>
+      <w:pPr>
+        <w:pStyle w:val="LabNL"/>
+      </w:pPr>
+      <w:r>
+        <w:t>Run npm run dev and preview your application in your browser.</w:t>
+      </w:r>
+    </w:p>
+    <w:p/>
+    <w:p>
+      <w:pPr>
+        <w:pStyle w:val="Heading1"/>
+      </w:pPr>
+      <w:bookmarkStart w:id="56" w:name="_Toc241675641"/>
+      <w:r>
         <w:t xml:space="preserve">Lab </w:t>
       </w:r>
       <w:r>
         <w:t>1</w:t>
       </w:r>
       <w:r>
-        <w:t>1</w:t>
-      </w:r>
-      <w:r>
-        <w:t xml:space="preserve">: </w:t>
-      </w:r>
-      <w:r>
-        <w:t>Static Version</w:t>
-      </w:r>
-      <w:bookmarkEnd w:id="52"/>
-    </w:p>
-    <w:p>
-      <w:r>
-        <w:t xml:space="preserve">The first step in creating a </w:t>
-      </w:r>
-      <w:r>
-        <w:t>Vue</w:t>
-      </w:r>
-      <w:r>
-        <w:t xml:space="preserve"> UI is to create a static version. In this lab, you'll </w:t>
-      </w:r>
-      <w:r>
-        <w:t>continue creating the components that will make up the homepage of the Conduit example application, and you'll learn how to pass data from a parent component to child component and to start using directives to make templates dynamic.</w:t>
-      </w:r>
-    </w:p>
-    <w:p/>
-    <w:p>
-      <w:r>
-        <w:t>The next thing we'll do is to create the list of articles in the center part of the design.</w:t>
-      </w:r>
-    </w:p>
-    <w:p>
-      <w:pPr>
-        <w:pStyle w:val="LabNL"/>
-      </w:pPr>
-      <w:r>
-        <w:t>Make a new component named GlobalFeed. This will contain the list of articles that will display for logged-out users. Use the following:</w:t>
-      </w:r>
-    </w:p>
-    <w:p>
-      <w:pPr>
-        <w:pStyle w:val="LabNLCode"/>
-      </w:pPr>
-      <w:r>
-        <w:t>&lt;script setup&gt;</w:t>
-      </w:r>
-    </w:p>
-    <w:p>
-      <w:pPr>
-        <w:pStyle w:val="LabNLCode"/>
-      </w:pPr>
-      <w:r>
-        <w:t>import ArticleList from './ArticleList.vue';</w:t>
-      </w:r>
-    </w:p>
-    <w:p>
-      <w:pPr>
-        <w:pStyle w:val="LabNLCode"/>
-      </w:pPr>
-      <w:r>
-        <w:t>&lt;/script&gt;</w:t>
-      </w:r>
-    </w:p>
-    <w:p>
-      <w:pPr>
-        <w:pStyle w:val="LabNLCode"/>
-      </w:pPr>
-    </w:p>
-    <w:p>
-      <w:pPr>
-        <w:pStyle w:val="LabNLCode"/>
-      </w:pPr>
-      <w:r>
-        <w:t>&lt;template&gt;</w:t>
-      </w:r>
-    </w:p>
-    <w:p>
-      <w:pPr>
-        <w:pStyle w:val="LabNLCode"/>
-      </w:pPr>
-      <w:r>
-        <w:t xml:space="preserve">  &lt;div class="home-global"&gt;&lt;ArticleList type="all" /&gt;&lt;/div&gt;</w:t>
-      </w:r>
-    </w:p>
-    <w:p>
-      <w:pPr>
-        <w:pStyle w:val="LabNLCode"/>
-      </w:pPr>
-      <w:r>
-        <w:t>&lt;/template&gt;</w:t>
-      </w:r>
-    </w:p>
-    <w:p>
-      <w:pPr>
-        <w:pStyle w:val="LabNLSub"/>
-      </w:pPr>
-      <w:r>
-        <w:t>The import both brings ArticleList into scope and registers it for the template. There is no components object to maintain.</w:t>
-      </w:r>
-    </w:p>
-    <w:p>
-      <w:pPr>
-        <w:pStyle w:val="LabNL"/>
-      </w:pPr>
-      <w:r>
-        <w:t>Make a component named ArticleList. This will display a list of article previews. Use this template:</w:t>
-      </w:r>
-    </w:p>
-    <w:p>
-      <w:pPr>
-        <w:pStyle w:val="LabNLCode"/>
-      </w:pPr>
-      <w:r>
-        <w:t>&lt;template&gt;</w:t>
-      </w:r>
-    </w:p>
-    <w:p>
-      <w:pPr>
-        <w:pStyle w:val="LabNLCode"/>
-      </w:pPr>
-      <w:r>
-        <w:t xml:space="preserve">  &lt;div&gt;</w:t>
-      </w:r>
-    </w:p>
-    <w:p>
-      <w:pPr>
-        <w:pStyle w:val="LabNLCode"/>
-      </w:pPr>
-      <w:r>
-        <w:t xml:space="preserve">    &lt;div v-if="articles.length === 0" class="article-preview"&gt;</w:t>
-      </w:r>
-    </w:p>
-    <w:p>
-      <w:pPr>
-        <w:pStyle w:val="LabNLCode"/>
-      </w:pPr>
-      <w:r>
-        <w:t xml:space="preserve">      No articles are here... yet.</w:t>
-      </w:r>
-    </w:p>
-    <w:p>
-      <w:pPr>
-        <w:pStyle w:val="LabNLCode"/>
-      </w:pPr>
-      <w:r>
-        <w:t xml:space="preserve">    &lt;/div&gt;</w:t>
-      </w:r>
-    </w:p>
-    <w:p>
-      <w:pPr>
-        <w:pStyle w:val="LabNLCode"/>
-      </w:pPr>
-      <w:r>
-        <w:t xml:space="preserve">    &lt;ArticlePreview</w:t>
-      </w:r>
-    </w:p>
-    <w:p>
-      <w:pPr>
-        <w:pStyle w:val="LabNLCode"/>
-      </w:pPr>
-      <w:r>
-        <w:t xml:space="preserve">      v-for="(article, index) in articles"</w:t>
-      </w:r>
-    </w:p>
-    <w:p>
-      <w:pPr>
-        <w:pStyle w:val="LabNLCode"/>
-      </w:pPr>
-      <w:r>
-        <w:t xml:space="preserve">      :key="article.title + index"</w:t>
-      </w:r>
-    </w:p>
-    <w:p>
-      <w:pPr>
-        <w:pStyle w:val="LabNLCode"/>
-      </w:pPr>
-      <w:r>
-        <w:t xml:space="preserve">      :article="article"</w:t>
-      </w:r>
-    </w:p>
-    <w:p>
-      <w:pPr>
-        <w:pStyle w:val="LabNLCode"/>
-      </w:pPr>
-      <w:r>
-        <w:t xml:space="preserve">    /&gt;</w:t>
-      </w:r>
-    </w:p>
-    <w:p>
-      <w:pPr>
-        <w:pStyle w:val="LabNLCode"/>
-      </w:pPr>
-      <w:r>
-        <w:t xml:space="preserve">  &lt;/div&gt;</w:t>
-      </w:r>
-    </w:p>
-    <w:p>
-      <w:pPr>
-        <w:pStyle w:val="LabNLCode"/>
-      </w:pPr>
-      <w:r>
-        <w:t>&lt;/template&gt;</w:t>
-      </w:r>
-    </w:p>
-    <w:p>
-      <w:pPr>
-        <w:pStyle w:val="LabNLSub"/>
-      </w:pPr>
-      <w:r>
-        <w:t>This template uses the v-if directive to check whether there are any articles to display. It then uses v-for to output an ArticlePreview component for each article.</w:t>
-      </w:r>
-    </w:p>
-    <w:p>
-      <w:pPr>
-        <w:pStyle w:val="LabNLSub"/>
-      </w:pPr>
-      <w:r>
-        <w:t>We pass a prop, article, into each ArticlePreview, and a key so Vue can track list items across re-renders.</w:t>
-      </w:r>
-    </w:p>
-    <w:p>
-      <w:pPr>
-        <w:pStyle w:val="Note"/>
-      </w:pPr>
-      <w:r>
-        <w:t>Note: in Vue 3, :key goes on the element that carries v-for. In Vue 2 you could not use key on a &lt;template v-for&gt;; in Vue 3 that is the required place for it.</w:t>
-      </w:r>
-    </w:p>
-    <w:p>
-      <w:pPr>
-        <w:pStyle w:val="LabNL"/>
-      </w:pPr>
-      <w:r>
-        <w:t>Start the script block by importing the ArticlePreview component (which we’ll create in a moment):</w:t>
-      </w:r>
-    </w:p>
-    <w:p>
-      <w:pPr>
-        <w:pStyle w:val="LabNLCode"/>
-      </w:pPr>
-      <w:r>
-        <w:t>&lt;script setup&gt;</w:t>
-      </w:r>
-    </w:p>
-    <w:p>
-      <w:pPr>
-        <w:pStyle w:val="LabNLCode"/>
-      </w:pPr>
-      <w:r>
-        <w:t>import ArticlePreview from './ArticlePreview.vue';</w:t>
-      </w:r>
-    </w:p>
-    <w:p>
-      <w:pPr>
-        <w:pStyle w:val="LabNLCode"/>
-      </w:pPr>
-      <w:r>
-        <w:t>&lt;/script&gt;</w:t>
-      </w:r>
-    </w:p>
-    <w:p>
-      <w:pPr>
-        <w:pStyle w:val="LabNL"/>
-      </w:pPr>
-      <w:r>
-        <w:t>Copy articles.json from the labs/lab11 folder into a subfolder of src named json. This file contains our article data (until we start using a web API in a later lab).</w:t>
-      </w:r>
-    </w:p>
-    <w:p>
-      <w:pPr>
-        <w:pStyle w:val="LabNL"/>
-      </w:pPr>
-      <w:r>
-        <w:t>Import articles.json and ref into ArticleList.</w:t>
-      </w:r>
-    </w:p>
-    <w:p>
-      <w:pPr>
-        <w:pStyle w:val="LabNLCode"/>
-      </w:pPr>
-      <w:r>
-        <w:t>import { ref } from 'vue';</w:t>
-      </w:r>
-    </w:p>
-    <w:p>
-      <w:pPr>
-        <w:pStyle w:val="LabNLCode"/>
-      </w:pPr>
-      <w:r>
-        <w:t>import articlesJson from '../json/articles.json';</w:t>
-      </w:r>
-    </w:p>
-    <w:p>
-      <w:pPr>
-        <w:pStyle w:val="LabNL"/>
-      </w:pPr>
-      <w:r>
-        <w:t>Declare the component’s state. ref() is the Composition API replacement for the data() function: it wraps a value in a reactive container.</w:t>
-      </w:r>
-    </w:p>
-    <w:p>
-      <w:pPr>
-        <w:pStyle w:val="LabNLCode"/>
-      </w:pPr>
-      <w:r>
-        <w:t>const articles = ref(articlesJson);</w:t>
-      </w:r>
-    </w:p>
-    <w:p>
-      <w:pPr>
-        <w:pStyle w:val="LabNLSub"/>
-      </w:pPr>
-      <w:r>
-        <w:t>Inside &lt;script setup&gt; you read and write a ref through its .value property. In the template, Vue unwraps it for you, which is why the template above says articles.length and not articles.value.length.</w:t>
-      </w:r>
-    </w:p>
-    <w:p>
-      <w:pPr>
-        <w:pStyle w:val="LabNL"/>
-      </w:pPr>
-      <w:r>
-        <w:t>Make a component named ArticlePreview. This will determine how each preview looks and will eventually contain a link to the full article. Use this template:</w:t>
-      </w:r>
-    </w:p>
-    <w:p>
-      <w:pPr>
-        <w:pStyle w:val="LabNLCode"/>
-      </w:pPr>
-      <w:r>
-        <w:t>&lt;template&gt;</w:t>
-      </w:r>
-    </w:p>
-    <w:p>
-      <w:pPr>
-        <w:pStyle w:val="LabNLCode"/>
-      </w:pPr>
-      <w:r>
-        <w:t xml:space="preserve">  &lt;div class="article-preview"&gt;</w:t>
-      </w:r>
-    </w:p>
-    <w:p>
-      <w:pPr>
-        <w:pStyle w:val="LabNLCode"/>
-      </w:pPr>
-      <w:r>
-        <w:t xml:space="preserve">    &lt;h1 v-text="article.title" /&gt;</w:t>
-      </w:r>
-    </w:p>
-    <w:p>
-      <w:pPr>
-        <w:pStyle w:val="LabNLCode"/>
-      </w:pPr>
-      <w:r>
-        <w:t xml:space="preserve">    &lt;p v-text="article.description" /&gt;</w:t>
-      </w:r>
-    </w:p>
-    <w:p>
-      <w:pPr>
-        <w:pStyle w:val="LabNLCode"/>
-      </w:pPr>
-      <w:r>
-        <w:t xml:space="preserve">    &lt;span&gt;Read more...&lt;/span&gt;</w:t>
-      </w:r>
-    </w:p>
-    <w:p>
-      <w:pPr>
-        <w:pStyle w:val="LabNLCode"/>
-      </w:pPr>
-      <w:r>
-        <w:t xml:space="preserve">  &lt;/div&gt;</w:t>
-      </w:r>
-    </w:p>
-    <w:p>
-      <w:pPr>
-        <w:pStyle w:val="LabNLCode"/>
-      </w:pPr>
-      <w:r>
-        <w:t>&lt;/template&gt;</w:t>
-      </w:r>
-    </w:p>
-    <w:p>
-      <w:pPr>
-        <w:pStyle w:val="LabNL"/>
-      </w:pPr>
-      <w:r>
-        <w:t>ArticlePreview receives a prop, article, from its parent component. Declare it with the defineProps compiler macro.</w:t>
-      </w:r>
-    </w:p>
-    <w:p>
-      <w:pPr>
-        <w:pStyle w:val="LabNLCode"/>
-      </w:pPr>
-      <w:r>
-        <w:t>&lt;script setup&gt;</w:t>
-      </w:r>
-    </w:p>
-    <w:p>
-      <w:pPr>
-        <w:pStyle w:val="LabNLCode"/>
-      </w:pPr>
-      <w:r>
-        <w:t>defineProps({</w:t>
-      </w:r>
-    </w:p>
-    <w:p>
-      <w:pPr>
-        <w:pStyle w:val="LabNLCode"/>
-      </w:pPr>
-      <w:r>
-        <w:t xml:space="preserve">  article: { type: Object, required: true },</w:t>
-      </w:r>
-    </w:p>
-    <w:p>
-      <w:pPr>
-        <w:pStyle w:val="LabNLCode"/>
-      </w:pPr>
-      <w:r>
-        <w:t>});</w:t>
-      </w:r>
-    </w:p>
-    <w:p>
-      <w:pPr>
-        <w:pStyle w:val="LabNLCode"/>
-      </w:pPr>
-      <w:r>
-        <w:t>&lt;/script&gt;</w:t>
-      </w:r>
-    </w:p>
-    <w:p>
-      <w:pPr>
-        <w:pStyle w:val="Note"/>
-      </w:pPr>
-      <w:r>
-        <w:t>Note: defineProps, defineEmits and defineExpose are compiler macros. They are not imported from anywhere and they only work at the top level of &lt;script setup&gt;.</w:t>
-      </w:r>
-    </w:p>
-    <w:p>
-      <w:pPr>
-        <w:pStyle w:val="LabNL"/>
-      </w:pPr>
-      <w:r>
-        <w:t>Import the GlobalFeed component into the Home component, and replace the &lt;p&gt;Home Content Placeholder&lt;/p&gt; in its template with &lt;GlobalFeed /&gt;.</w:t>
-      </w:r>
-    </w:p>
-    <w:p>
-      <w:pPr>
-        <w:pStyle w:val="LabNL"/>
-      </w:pPr>
-      <w:r>
-        <w:t>Run npm run dev and preview your application in your browser.</w:t>
-      </w:r>
-    </w:p>
-    <w:p>
-      <w:pPr/>
-    </w:p>
-    <w:p>
-      <w:pPr>
-        <w:pStyle w:val="Heading1"/>
-      </w:pPr>
-      <w:bookmarkStart w:id="53" w:name="_Toc2590594"/>
-      <w:r>
-        <w:lastRenderedPageBreak/>
-        <w:t xml:space="preserve">Lab </w:t>
-      </w:r>
-      <w:r>
-        <w:t>1</w:t>
-      </w:r>
-      <w:r>
         <w:t>2</w:t>
       </w:r>
       <w:r>
@@ -8748,7 +9194,7 @@
       <w:r>
         <w:t>Vue Components</w:t>
       </w:r>
-      <w:bookmarkEnd w:id="53"/>
+      <w:bookmarkEnd w:id="56"/>
     </w:p>
     <w:p>
       <w:r>
@@ -8866,6 +9312,7 @@
         <w:pStyle w:val="LabNLCode"/>
       </w:pPr>
       <w:r>
+        <w:lastRenderedPageBreak/>
         <w:t>.feed-toggle {}</w:t>
       </w:r>
     </w:p>
@@ -9074,7 +9521,6 @@
         <w:pStyle w:val="LabNLCode"/>
       </w:pPr>
       <w:r>
-        <w:lastRenderedPageBreak/>
         <w:t xml:space="preserve">  border-radius: 4px;</w:t>
       </w:r>
     </w:p>
@@ -9167,6 +9613,7 @@
         <w:pStyle w:val="LabNLCode"/>
       </w:pPr>
       <w:r>
+        <w:lastRenderedPageBreak/>
         <w:t xml:space="preserve">  bottom: 0;</w:t>
       </w:r>
     </w:p>
@@ -9219,7 +9666,7 @@
                     <pic:cNvPicPr/>
                   </pic:nvPicPr>
                   <pic:blipFill>
-                    <a:blip r:embed="rId23">
+                    <a:blip r:embed="rId14">
                       <a:extLst>
                         <a:ext uri="{28A0092B-C50C-407E-A947-70E740481C1C}">
                           <a14:useLocalDpi xmlns:a14="http://schemas.microsoft.com/office/drawing/2010/main" val="0"/>
@@ -9251,22 +9698,18 @@
       <w:pPr>
         <w:pStyle w:val="Heading1"/>
       </w:pPr>
-      <w:bookmarkStart w:id="0" w:name="_Toc2590563"/>
-      <w:bookmarkStart w:id="1" w:name="_Toc503362381"/>
-      <w:bookmarkEnd w:id="0"/>
+      <w:bookmarkStart w:id="57" w:name="_Toc241675642"/>
       <w:r>
         <w:t>Lab 13: Computed Properties</w:t>
       </w:r>
-    </w:p>
-    <w:p>
-      <w:pPr/>
+      <w:bookmarkEnd w:id="57"/>
+    </w:p>
+    <w:p>
       <w:r>
         <w:t>In this lab, you’ll use a computed property to add links to each article’s preview.</w:t>
       </w:r>
     </w:p>
-    <w:p>
-      <w:pPr/>
-    </w:p>
+    <w:p/>
     <w:p>
       <w:pPr>
         <w:pStyle w:val="LabNL"/>
@@ -9333,6 +9776,7 @@
         <w:pStyle w:val="LabNL"/>
       </w:pPr>
       <w:r>
+        <w:lastRenderedPageBreak/>
         <w:t>Create a computed property called articleLink, which returns the "slug" (or path) to the current article.</w:t>
       </w:r>
     </w:p>
@@ -9376,22 +9820,18 @@
         <w:t>Challenge: add a second computed property that formats the article’s createdAt date for display.</w:t>
       </w:r>
     </w:p>
-    <w:p>
-      <w:pPr/>
-    </w:p>
+    <w:p/>
     <w:p>
       <w:pPr>
         <w:pStyle w:val="Heading1"/>
       </w:pPr>
-      <w:bookmarkStart w:id="0" w:name="_Toc2590563"/>
-      <w:bookmarkStart w:id="1" w:name="_Toc503362381"/>
-      <w:bookmarkEnd w:id="0"/>
+      <w:bookmarkStart w:id="58" w:name="_Toc241675643"/>
       <w:r>
         <w:t>Lab 14: Methods and State</w:t>
       </w:r>
-    </w:p>
-    <w:p>
-      <w:pPr/>
+      <w:bookmarkEnd w:id="58"/>
+    </w:p>
+    <w:p>
       <w:r>
         <w:t>In this lab, you’ll create a "favorite" button associated with each article preview, which can be toggled on and off. The state of the button is held in a ref, and it is changed by a plain function.</w:t>
       </w:r>
@@ -9518,6 +9958,7 @@
         <w:pStyle w:val="LabNLCode"/>
       </w:pPr>
       <w:r>
+        <w:lastRenderedPageBreak/>
         <w:t xml:space="preserve">    'btn-outline-primary': !favorited,</w:t>
       </w:r>
     </w:p>
@@ -9577,29 +10018,23 @@
         <w:t>Challenge: add a favoritesCount ref and display it on the button, so it tracks how many times the button for an article has been clicked.</w:t>
       </w:r>
     </w:p>
-    <w:p>
-      <w:pPr/>
-    </w:p>
+    <w:p/>
     <w:p>
       <w:pPr>
         <w:pStyle w:val="Heading1"/>
       </w:pPr>
-      <w:bookmarkStart w:id="0" w:name="_Toc2590563"/>
-      <w:bookmarkStart w:id="1" w:name="_Toc503362381"/>
-      <w:bookmarkEnd w:id="0"/>
+      <w:bookmarkStart w:id="59" w:name="_Toc241675644"/>
       <w:r>
         <w:t>Lab 15: Events</w:t>
       </w:r>
-    </w:p>
-    <w:p>
-      <w:pPr/>
+      <w:bookmarkEnd w:id="59"/>
+    </w:p>
+    <w:p>
       <w:r>
         <w:t>In this lab, you’ll add a font-size control to the ArticleList component that controls the font size of all the article preview instances.</w:t>
       </w:r>
     </w:p>
-    <w:p>
-      <w:pPr/>
-    </w:p>
+    <w:p/>
     <w:p>
       <w:pPr>
         <w:pStyle w:val="LabNL"/>
@@ -9717,6 +10152,7 @@
         <w:pStyle w:val="LabNLSub"/>
       </w:pPr>
       <w:r>
+        <w:lastRenderedPageBreak/>
         <w:t>In the Options API you would have written $emit here. With &lt;script setup&gt; you call the function that defineEmits returned.</w:t>
       </w:r>
     </w:p>
@@ -9776,22 +10212,18 @@
         <w:t>Challenge: make clicking the button only affect the article description, not the text of the button itself.</w:t>
       </w:r>
     </w:p>
-    <w:p>
-      <w:pPr/>
-    </w:p>
+    <w:p/>
     <w:p>
       <w:pPr>
         <w:pStyle w:val="Heading1"/>
       </w:pPr>
-      <w:bookmarkStart w:id="0" w:name="_Toc2590563"/>
-      <w:bookmarkStart w:id="1" w:name="_Toc503362381"/>
-      <w:bookmarkEnd w:id="0"/>
+      <w:bookmarkStart w:id="60" w:name="_Toc241675645"/>
       <w:r>
         <w:t>Lab 16: Component Lifecycle</w:t>
       </w:r>
-    </w:p>
-    <w:p>
-      <w:pPr/>
+      <w:bookmarkEnd w:id="60"/>
+    </w:p>
+    <w:p>
       <w:r>
         <w:t>In this lab, you’ll load the articles from a web API when the component is mounted.</w:t>
       </w:r>
@@ -9910,6 +10342,7 @@
         <w:pStyle w:val="LabNL"/>
       </w:pPr>
       <w:r>
+        <w:lastRenderedPageBreak/>
         <w:t>Create the axios instance that every request will go through.</w:t>
       </w:r>
     </w:p>
@@ -10162,6 +10595,7 @@
         <w:pStyle w:val="LabNLCode"/>
       </w:pPr>
       <w:r>
+        <w:lastRenderedPageBreak/>
         <w:t>onMounted(async () =&gt; {</w:t>
       </w:r>
     </w:p>
@@ -10237,22 +10671,18 @@
         <w:t>Challenge: fix the footer so that it sticks to the bottom of the list of articles when the list is populated.</w:t>
       </w:r>
     </w:p>
-    <w:p>
-      <w:pPr/>
-    </w:p>
+    <w:p/>
     <w:p>
       <w:pPr>
         <w:pStyle w:val="Heading1"/>
       </w:pPr>
-      <w:bookmarkStart w:id="0" w:name="_Toc2590563"/>
-      <w:bookmarkStart w:id="1" w:name="_Toc503362381"/>
-      <w:bookmarkEnd w:id="0"/>
+      <w:bookmarkStart w:id="61" w:name="_Toc241675646"/>
       <w:r>
         <w:t>Lab 17: Forms</w:t>
       </w:r>
-    </w:p>
-    <w:p>
-      <w:pPr/>
+      <w:bookmarkEnd w:id="61"/>
+    </w:p>
+    <w:p>
       <w:r>
         <w:t>In this lab, you’ll implement an input box that filters the currently displayed list of articles based on the text entered into it.</w:t>
       </w:r>
@@ -10358,6 +10788,7 @@
         <w:pStyle w:val="LabNLCode"/>
       </w:pPr>
       <w:r>
+        <w:lastRenderedPageBreak/>
         <w:t xml:space="preserve">    article.title.includes(searchDetails.value),</w:t>
       </w:r>
     </w:p>
@@ -10425,16 +10856,13 @@
         <w:t>Challenge: make the search consider the description text as well as the title.</w:t>
       </w:r>
     </w:p>
-    <w:p>
-      <w:pPr/>
-    </w:p>
+    <w:p/>
     <w:p>
       <w:pPr>
         <w:pStyle w:val="Heading1"/>
       </w:pPr>
-      <w:bookmarkStart w:id="59" w:name="_Toc2590600"/>
-      <w:r>
-        <w:lastRenderedPageBreak/>
+      <w:bookmarkStart w:id="62" w:name="_Toc241675647"/>
+      <w:r>
         <w:t xml:space="preserve">Lab </w:t>
       </w:r>
       <w:r>
@@ -10449,7 +10877,7 @@
       <w:r>
         <w:t>Slots</w:t>
       </w:r>
-      <w:bookmarkEnd w:id="59"/>
+      <w:bookmarkEnd w:id="62"/>
     </w:p>
     <w:p>
       <w:pPr>
@@ -10491,15 +10919,13 @@
       <w:pPr>
         <w:pStyle w:val="Heading1"/>
       </w:pPr>
-      <w:bookmarkStart w:id="0" w:name="_Toc2590563"/>
-      <w:bookmarkStart w:id="1" w:name="_Toc503362381"/>
-      <w:bookmarkEnd w:id="0"/>
+      <w:bookmarkStart w:id="63" w:name="_Toc241675648"/>
       <w:r>
         <w:t>Lab 19: Composables</w:t>
       </w:r>
-    </w:p>
-    <w:p>
-      <w:pPr/>
+      <w:bookmarkEnd w:id="63"/>
+    </w:p>
+    <w:p>
       <w:r>
         <w:t>A composable is a function that uses the Composition API to encapsulate and reuse stateful logic. Composables are what Vue 3 offers in place of mixins.</w:t>
       </w:r>
@@ -10583,6 +11009,7 @@
         <w:pStyle w:val="LabNLCode"/>
       </w:pPr>
       <w:r>
+        <w:lastRenderedPageBreak/>
         <w:t xml:space="preserve">  const filterIt = computed(() =&gt;</w:t>
       </w:r>
     </w:p>
@@ -10692,22 +11119,18 @@
         <w:t>Challenge: implement filtering of the tags in the right column, reusing the same composable.</w:t>
       </w:r>
     </w:p>
-    <w:p>
-      <w:pPr/>
-    </w:p>
+    <w:p/>
     <w:p>
       <w:pPr>
         <w:pStyle w:val="Heading1"/>
       </w:pPr>
-      <w:bookmarkStart w:id="0" w:name="_Toc2590563"/>
-      <w:bookmarkStart w:id="1" w:name="_Toc503362381"/>
-      <w:bookmarkEnd w:id="0"/>
+      <w:bookmarkStart w:id="64" w:name="_Toc241675649"/>
       <w:r>
         <w:t>Lab 20: Implementing Pinia</w:t>
       </w:r>
-    </w:p>
-    <w:p>
-      <w:pPr/>
+      <w:bookmarkEnd w:id="64"/>
+    </w:p>
+    <w:p>
       <w:r>
         <w:t>In this lab, you’ll convert the Conduit application to use a centralized store with Pinia.</w:t>
       </w:r>
@@ -10783,6 +11206,7 @@
         <w:pStyle w:val="LabNLCode"/>
       </w:pPr>
       <w:r>
+        <w:lastRenderedPageBreak/>
         <w:t>app.use(createPinia());</w:t>
       </w:r>
     </w:p>
@@ -11020,6 +11444,7 @@
         <w:pStyle w:val="LabNLCode"/>
       </w:pPr>
       <w:r>
+        <w:lastRenderedPageBreak/>
         <w:t xml:space="preserve">    async fetchArticles(params = {}) {</w:t>
       </w:r>
     </w:p>
@@ -11275,6 +11700,7 @@
         <w:pStyle w:val="LabNL"/>
       </w:pPr>
       <w:r>
+        <w:lastRenderedPageBreak/>
         <w:t>Import the store and storeToRefs into ArticleList.vue</w:t>
       </w:r>
     </w:p>
@@ -11496,6 +11922,7 @@
         <w:pStyle w:val="LabNLCode"/>
       </w:pPr>
       <w:r>
+        <w:lastRenderedPageBreak/>
         <w:t xml:space="preserve">        v-for="(article, index) in filterIt"</w:t>
       </w:r>
     </w:p>
@@ -11603,38 +12030,29 @@
         <w:t>Challenge: clicking on a tag in the list of popular tags should filter the display of articles.</w:t>
       </w:r>
     </w:p>
-    <w:p>
-      <w:pPr/>
-    </w:p>
+    <w:p/>
     <w:p>
       <w:pPr>
         <w:pStyle w:val="Heading1"/>
       </w:pPr>
-      <w:bookmarkStart w:id="0" w:name="_Toc2590563"/>
-      <w:bookmarkStart w:id="1" w:name="_Toc503362381"/>
-      <w:bookmarkEnd w:id="0"/>
+      <w:bookmarkStart w:id="65" w:name="_Toc241675650"/>
       <w:r>
         <w:t>Lab 21: Routing</w:t>
       </w:r>
-    </w:p>
-    <w:p>
-      <w:pPr/>
+      <w:bookmarkEnd w:id="65"/>
+    </w:p>
+    <w:p>
       <w:r>
         <w:t>So far, our application only has one screen. In this lab, you’ll start to implement additional routes. Routing in modern JavaScript frameworks works by reacting to changes in the browser address to load or show different views. In reality everything is happening in the same HTML page, but the data and view change. This is what we mean by a Single Page Application (or SPA).</w:t>
       </w:r>
     </w:p>
-    <w:p>
-      <w:pPr/>
-    </w:p>
-    <w:p>
-      <w:pPr/>
+    <w:p/>
+    <w:p>
       <w:r>
         <w:t>In this lab, you’ll install and configure Vue Router, and then create the first two additional routes for this application: Sign In and Sign Up.</w:t>
       </w:r>
     </w:p>
-    <w:p>
-      <w:pPr/>
-    </w:p>
+    <w:p/>
     <w:p>
       <w:pPr>
         <w:pStyle w:val="LabNL"/>
@@ -11696,6 +12114,7 @@
         <w:pStyle w:val="LabNL"/>
       </w:pPr>
       <w:r>
+        <w:lastRenderedPageBreak/>
         <w:t>Create and export the router, passing it a history implementation and a routes array.</w:t>
       </w:r>
     </w:p>
@@ -11927,6 +12346,7 @@
         <w:pStyle w:val="LabNLCode"/>
       </w:pPr>
       <w:r>
+        <w:lastRenderedPageBreak/>
         <w:t>&lt;template&gt;</w:t>
       </w:r>
     </w:p>
@@ -12175,6 +12595,7 @@
         <w:pStyle w:val="LabNLCode"/>
       </w:pPr>
       <w:r>
+        <w:lastRenderedPageBreak/>
         <w:t>&lt;/script&gt;</w:t>
       </w:r>
     </w:p>
@@ -12415,29 +12836,24 @@
         <w:t>Challenge: use a &lt;RouterView&gt; inside Home.vue to render a different list (or differently-styled list) of articles when the user clicks a link. HINT: add a children property to the home route and make it an array of route objects.</w:t>
       </w:r>
     </w:p>
-    <w:p>
-      <w:pPr/>
-    </w:p>
+    <w:p/>
     <w:p>
       <w:pPr>
         <w:pStyle w:val="Heading1"/>
       </w:pPr>
-      <w:bookmarkStart w:id="0" w:name="_Toc2590563"/>
-      <w:bookmarkStart w:id="1" w:name="_Toc503362381"/>
-      <w:bookmarkEnd w:id="0"/>
-      <w:r>
+      <w:bookmarkStart w:id="66" w:name="_Toc241675651"/>
+      <w:r>
+        <w:lastRenderedPageBreak/>
         <w:t>Lab 22: AJAX</w:t>
       </w:r>
-    </w:p>
-    <w:p>
-      <w:pPr/>
+      <w:bookmarkEnd w:id="66"/>
+    </w:p>
+    <w:p>
       <w:r>
         <w:t>In this lab, you’ll implement sign up functionality along with login and checking of authorization.</w:t>
       </w:r>
     </w:p>
-    <w:p>
-      <w:pPr/>
-    </w:p>
+    <w:p/>
     <w:p>
       <w:pPr>
         <w:pStyle w:val="LabNL"/>
@@ -12616,6 +13032,7 @@
         <w:pStyle w:val="Note"/>
       </w:pPr>
       <w:r>
+        <w:lastRenderedPageBreak/>
         <w:t>Note: inside &lt;script setup&gt; there is no this, so this.$router and this.$store are not available. useRouter() and the store’s own use-function are the Composition API equivalents. useRoute() gives you the current route object.</w:t>
       </w:r>
     </w:p>
@@ -12725,29 +13142,23 @@
         <w:t>Challenge: call the auth store’s checkAuth() action when the app starts, so a returning user with a valid token is logged straight back in.</w:t>
       </w:r>
     </w:p>
-    <w:p>
-      <w:pPr/>
-    </w:p>
+    <w:p/>
     <w:p>
       <w:pPr>
         <w:pStyle w:val="Heading1"/>
       </w:pPr>
-      <w:bookmarkStart w:id="0" w:name="_Toc2590563"/>
-      <w:bookmarkStart w:id="1" w:name="_Toc503362381"/>
-      <w:bookmarkEnd w:id="0"/>
+      <w:bookmarkStart w:id="67" w:name="_Toc241675652"/>
       <w:r>
         <w:t>Lab 23: Testing with Vitest</w:t>
       </w:r>
-    </w:p>
-    <w:p>
-      <w:pPr/>
+      <w:bookmarkEnd w:id="67"/>
+    </w:p>
+    <w:p>
       <w:r>
         <w:t>If you run the unit tests in your project now, you’ll see that the test on Home.vue fails. Home.vue now depends on the router and on a Pinia store, and neither exists inside a bare mount(). In this lab, you’ll learn how to provide them.</w:t>
       </w:r>
     </w:p>
-    <w:p>
-      <w:pPr/>
-    </w:p>
+    <w:p/>
     <w:p>
       <w:pPr>
         <w:pStyle w:val="LabNL"/>
@@ -12785,6 +13196,7 @@
         <w:pStyle w:val="LabNLCode"/>
       </w:pPr>
       <w:r>
+        <w:lastRenderedPageBreak/>
         <w:t>import { createRouter, createWebHistory } from 'vue-router';</w:t>
       </w:r>
     </w:p>
@@ -12971,22 +13383,18 @@
         <w:t>Challenge: use vi.mock() to fake the api.service module so the store test never touches the network.</w:t>
       </w:r>
     </w:p>
-    <w:p>
-      <w:pPr/>
-    </w:p>
+    <w:p/>
     <w:p>
       <w:pPr>
         <w:pStyle w:val="Heading1"/>
       </w:pPr>
-      <w:bookmarkStart w:id="0" w:name="_Toc2590563"/>
-      <w:bookmarkStart w:id="1" w:name="_Toc503362381"/>
-      <w:bookmarkEnd w:id="0"/>
+      <w:bookmarkStart w:id="68" w:name="_Toc241675653"/>
       <w:r>
         <w:t>Lab 24: Transitions and Animations</w:t>
       </w:r>
-    </w:p>
-    <w:p>
-      <w:pPr/>
+      <w:bookmarkEnd w:id="68"/>
+    </w:p>
+    <w:p>
       <w:r>
         <w:t>Vue’s built-in &lt;Transition&gt; component applies CSS classes at each stage of an element entering or leaving the DOM, so you can animate it with plain CSS.</w:t>
       </w:r>
@@ -12996,6 +13404,7 @@
         <w:pStyle w:val="Note"/>
       </w:pPr>
       <w:r>
+        <w:lastRenderedPageBreak/>
         <w:t>Note: the class names changed in Vue 3. What Vue 2 called v-enter and v-leave-to are now v-enter-from and v-leave-to, and the starting class for a leave transition is v-leave-from. If you copy an example from an old blog post and nothing animates, this is usually why.</w:t>
       </w:r>
     </w:p>
@@ -13180,9 +13589,7 @@
         <w:t>Challenge: add .article-move so the remaining articles slide up smoothly to fill the gap.</w:t>
       </w:r>
     </w:p>
-    <w:p>
-      <w:pPr/>
-    </w:p>
+    <w:p/>
     <w:sectPr>
       <w:pgSz w:w="12240" w:h="15840"/>
       <w:pgMar w:top="1440" w:right="1440" w:bottom="1440" w:left="1440" w:header="720" w:footer="720" w:gutter="0"/>
@@ -13194,7 +13601,7 @@
 </file>
 
 <file path=word/numbering.xml><?xml version="1.0" encoding="utf-8"?>
-<w:numbering xmlns:wpc="http://schemas.microsoft.com/office/word/2010/wordprocessingCanvas" xmlns:cx="http://schemas.microsoft.com/office/drawing/2014/chartex" xmlns:cx1="http://schemas.microsoft.com/office/drawing/2015/9/8/chartex" xmlns:cx2="http://schemas.microsoft.com/office/drawing/2015/10/21/chartex" xmlns:cx3="http://schemas.microsoft.com/office/drawing/2016/5/9/chartex" xmlns:cx4="http://schemas.microsoft.com/office/drawing/2016/5/10/chartex" xmlns:cx5="http://schemas.microsoft.com/office/drawing/2016/5/11/chartex" xmlns:cx6="http://schemas.microsoft.com/office/drawing/2016/5/12/chartex" xmlns:cx7="http://schemas.microsoft.com/office/drawing/2016/5/13/chartex" xmlns:cx8="http://schemas.microsoft.com/office/drawing/2016/5/14/chartex" xmlns:mc="http://schemas.openxmlformats.org/markup-compatibility/2006" xmlns:aink="http://schemas.microsoft.com/office/drawing/2016/ink" xmlns:am3d="http://schemas.microsoft.com/office/drawing/2017/model3d" xmlns:o="urn:schemas-microsoft-com:office:office" xmlns:r="http://schemas.openxmlformats.org/officeDocument/2006/relationships" xmlns:m="http://schemas.openxmlformats.org/officeDocument/2006/math" xmlns:v="urn:schemas-microsoft-com:vml" xmlns:wp14="http://schemas.microsoft.com/office/word/2010/wordprocessingDrawing" xmlns:wp="http://schemas.openxmlformats.org/drawingml/2006/wordprocessingDrawing" xmlns:w10="urn:schemas-microsoft-com:office:word" xmlns:w="http://schemas.openxmlformats.org/wordprocessingml/2006/main" xmlns:w14="http://schemas.microsoft.com/office/word/2010/wordml" xmlns:w15="http://schemas.microsoft.com/office/word/2012/wordml" xmlns:w16cex="http://schemas.microsoft.com/office/word/2018/wordml/cex" xmlns:w16cid="http://schemas.microsoft.com/office/word/2016/wordml/cid" xmlns:w16="http://schemas.microsoft.com/office/word/2018/wordml" xmlns:w16sdtdh="http://schemas.microsoft.com/office/word/2020/wordml/sdtdatahash" xmlns:w16se="http://schemas.microsoft.com/office/word/2015/wordml/symex" xmlns:wpg="http://schemas.microsoft.com/office/word/2010/wordprocessingGroup" xmlns:wpi="http://schemas.microsoft.com/office/word/2010/wordprocessingInk" xmlns:wne="http://schemas.microsoft.com/office/word/2006/wordml" xmlns:wps="http://schemas.microsoft.com/office/word/2010/wordprocessingShape" mc:Ignorable="w14 w15 w16se w16cid w16 w16cex w16sdtdh wp14">
+<w:numbering xmlns:wpc="http://schemas.microsoft.com/office/word/2010/wordprocessingCanvas" xmlns:cx="http://schemas.microsoft.com/office/drawing/2014/chartex" xmlns:cx1="http://schemas.microsoft.com/office/drawing/2015/9/8/chartex" xmlns:cx2="http://schemas.microsoft.com/office/drawing/2015/10/21/chartex" xmlns:cx3="http://schemas.microsoft.com/office/drawing/2016/5/9/chartex" xmlns:cx4="http://schemas.microsoft.com/office/drawing/2016/5/10/chartex" xmlns:cx5="http://schemas.microsoft.com/office/drawing/2016/5/11/chartex" xmlns:cx6="http://schemas.microsoft.com/office/drawing/2016/5/12/chartex" xmlns:cx7="http://schemas.microsoft.com/office/drawing/2016/5/13/chartex" xmlns:cx8="http://schemas.microsoft.com/office/drawing/2016/5/14/chartex" xmlns:mc="http://schemas.openxmlformats.org/markup-compatibility/2006" xmlns:m="http://schemas.openxmlformats.org/officeDocument/2006/math" xmlns:aink="http://schemas.microsoft.com/office/drawing/2016/ink" xmlns:am3d="http://schemas.microsoft.com/office/drawing/2017/model3d" xmlns:oel="http://schemas.microsoft.com/office/2019/extlst" xmlns:r="http://schemas.openxmlformats.org/officeDocument/2006/relationships" xmlns:wp14="http://schemas.microsoft.com/office/word/2010/wordprocessingDrawing" xmlns:wp="http://schemas.openxmlformats.org/drawingml/2006/wordprocessingDrawing" xmlns:wpg="http://schemas.microsoft.com/office/word/2010/wordprocessingGroup" xmlns:wpi="http://schemas.microsoft.com/office/word/2010/wordprocessingInk" xmlns:wps="http://schemas.microsoft.com/office/word/2010/wordprocessingShape" xmlns:o="urn:schemas-microsoft-com:office:office" xmlns:v="urn:schemas-microsoft-com:vml" xmlns:w10="urn:schemas-microsoft-com:office:word" xmlns:w="http://schemas.openxmlformats.org/wordprocessingml/2006/main" xmlns:w14="http://schemas.microsoft.com/office/word/2010/wordml" xmlns:w15="http://schemas.microsoft.com/office/word/2012/wordml" xmlns:w16cex="http://schemas.microsoft.com/office/word/2018/wordml/cex" xmlns:w16cid="http://schemas.microsoft.com/office/word/2016/wordml/cid" xmlns:w16="http://schemas.microsoft.com/office/word/2018/wordml" xmlns:w16sdtdh="http://schemas.microsoft.com/office/word/2020/wordml/sdtdatahash" xmlns:w16sdtfl="http://schemas.microsoft.com/office/word/2024/wordml/sdtformatlock" xmlns:w16se="http://schemas.microsoft.com/office/word/2015/wordml/symex" xmlns:w16du="http://schemas.microsoft.com/office/word/2023/wordml/word16du" xmlns:wne="http://schemas.microsoft.com/office/word/2006/wordml" mc:Ignorable="w14 w15 w16se w16cid w16 w16cex w16sdtdh w16sdtfl w16du wp14">
   <w:abstractNum w:abstractNumId="0" w15:restartNumberingAfterBreak="0">
     <w:nsid w:val="18576E48"/>
     <w:multiLevelType w:val="hybridMultilevel"/>
@@ -13632,190 +14039,208 @@
       </w:pPr>
     </w:lvl>
   </w:abstractNum>
-  <w:num w:numId="1">
+  <w:num w:numId="1" w16cid:durableId="449710722">
     <w:abstractNumId w:val="3"/>
   </w:num>
-  <w:num w:numId="2">
+  <w:num w:numId="2" w16cid:durableId="353920722">
     <w:abstractNumId w:val="3"/>
     <w:lvlOverride w:ilvl="0">
       <w:startOverride w:val="1"/>
     </w:lvlOverride>
   </w:num>
-  <w:num w:numId="3">
+  <w:num w:numId="3" w16cid:durableId="1679427801">
     <w:abstractNumId w:val="3"/>
     <w:lvlOverride w:ilvl="0">
       <w:startOverride w:val="1"/>
     </w:lvlOverride>
   </w:num>
-  <w:num w:numId="4">
+  <w:num w:numId="4" w16cid:durableId="420295896">
     <w:abstractNumId w:val="2"/>
   </w:num>
-  <w:num w:numId="5">
+  <w:num w:numId="5" w16cid:durableId="793642539">
     <w:abstractNumId w:val="3"/>
     <w:lvlOverride w:ilvl="0">
       <w:startOverride w:val="1"/>
     </w:lvlOverride>
   </w:num>
-  <w:num w:numId="6">
+  <w:num w:numId="6" w16cid:durableId="1395008572">
     <w:abstractNumId w:val="3"/>
     <w:lvlOverride w:ilvl="0">
       <w:startOverride w:val="1"/>
     </w:lvlOverride>
   </w:num>
-  <w:num w:numId="7">
+  <w:num w:numId="7" w16cid:durableId="1299140080">
     <w:abstractNumId w:val="3"/>
   </w:num>
-  <w:num w:numId="8">
+  <w:num w:numId="8" w16cid:durableId="409932663">
     <w:abstractNumId w:val="3"/>
     <w:lvlOverride w:ilvl="0">
       <w:startOverride w:val="1"/>
     </w:lvlOverride>
   </w:num>
-  <w:num w:numId="9">
+  <w:num w:numId="9" w16cid:durableId="634070950">
     <w:abstractNumId w:val="3"/>
     <w:lvlOverride w:ilvl="0">
       <w:startOverride w:val="1"/>
     </w:lvlOverride>
   </w:num>
-  <w:num w:numId="10">
+  <w:num w:numId="10" w16cid:durableId="967398759">
     <w:abstractNumId w:val="3"/>
     <w:lvlOverride w:ilvl="0">
       <w:startOverride w:val="1"/>
     </w:lvlOverride>
   </w:num>
-  <w:num w:numId="11">
+  <w:num w:numId="11" w16cid:durableId="1780567003">
     <w:abstractNumId w:val="3"/>
     <w:lvlOverride w:ilvl="0">
       <w:startOverride w:val="1"/>
     </w:lvlOverride>
   </w:num>
-  <w:num w:numId="12">
+  <w:num w:numId="12" w16cid:durableId="1115295402">
     <w:abstractNumId w:val="3"/>
     <w:lvlOverride w:ilvl="0">
       <w:startOverride w:val="1"/>
     </w:lvlOverride>
   </w:num>
-  <w:num w:numId="13">
+  <w:num w:numId="13" w16cid:durableId="1050836918">
     <w:abstractNumId w:val="3"/>
     <w:lvlOverride w:ilvl="0">
       <w:startOverride w:val="1"/>
     </w:lvlOverride>
   </w:num>
-  <w:num w:numId="14">
+  <w:num w:numId="14" w16cid:durableId="50153077">
     <w:abstractNumId w:val="3"/>
     <w:lvlOverride w:ilvl="0">
       <w:startOverride w:val="1"/>
     </w:lvlOverride>
   </w:num>
-  <w:num w:numId="15">
+  <w:num w:numId="15" w16cid:durableId="1399087875">
     <w:abstractNumId w:val="0"/>
   </w:num>
-  <w:num w:numId="16">
+  <w:num w:numId="16" w16cid:durableId="1047489326">
     <w:abstractNumId w:val="3"/>
     <w:lvlOverride w:ilvl="0">
       <w:startOverride w:val="1"/>
     </w:lvlOverride>
   </w:num>
-  <w:num w:numId="17">
+  <w:num w:numId="17" w16cid:durableId="1541816617">
     <w:abstractNumId w:val="3"/>
     <w:lvlOverride w:ilvl="0">
       <w:startOverride w:val="1"/>
     </w:lvlOverride>
   </w:num>
-  <w:num w:numId="18">
+  <w:num w:numId="18" w16cid:durableId="365640871">
     <w:abstractNumId w:val="3"/>
     <w:lvlOverride w:ilvl="0">
       <w:startOverride w:val="1"/>
     </w:lvlOverride>
   </w:num>
-  <w:num w:numId="19">
+  <w:num w:numId="19" w16cid:durableId="768547745">
     <w:abstractNumId w:val="3"/>
     <w:lvlOverride w:ilvl="0">
       <w:startOverride w:val="1"/>
     </w:lvlOverride>
   </w:num>
-  <w:num w:numId="20">
+  <w:num w:numId="20" w16cid:durableId="1488284551">
     <w:abstractNumId w:val="3"/>
     <w:lvlOverride w:ilvl="0">
       <w:startOverride w:val="1"/>
     </w:lvlOverride>
   </w:num>
-  <w:num w:numId="21">
+  <w:num w:numId="21" w16cid:durableId="1681932030">
     <w:abstractNumId w:val="3"/>
     <w:lvlOverride w:ilvl="0">
       <w:startOverride w:val="1"/>
     </w:lvlOverride>
   </w:num>
-  <w:num w:numId="22">
+  <w:num w:numId="22" w16cid:durableId="7798950">
     <w:abstractNumId w:val="3"/>
     <w:lvlOverride w:ilvl="0">
       <w:startOverride w:val="1"/>
     </w:lvlOverride>
   </w:num>
-  <w:num w:numId="23">
+  <w:num w:numId="23" w16cid:durableId="2089500161">
     <w:abstractNumId w:val="3"/>
     <w:lvlOverride w:ilvl="0">
       <w:startOverride w:val="1"/>
     </w:lvlOverride>
   </w:num>
-  <w:num w:numId="24">
+  <w:num w:numId="24" w16cid:durableId="1799489186">
     <w:abstractNumId w:val="3"/>
     <w:lvlOverride w:ilvl="0">
       <w:startOverride w:val="1"/>
     </w:lvlOverride>
   </w:num>
-  <w:num w:numId="25">
+  <w:num w:numId="25" w16cid:durableId="1097217240">
     <w:abstractNumId w:val="3"/>
     <w:lvlOverride w:ilvl="0">
       <w:startOverride w:val="1"/>
     </w:lvlOverride>
   </w:num>
-  <w:num w:numId="26">
+  <w:num w:numId="26" w16cid:durableId="197157932">
     <w:abstractNumId w:val="3"/>
     <w:lvlOverride w:ilvl="0">
       <w:startOverride w:val="1"/>
     </w:lvlOverride>
   </w:num>
-  <w:num w:numId="27">
+  <w:num w:numId="27" w16cid:durableId="605383878">
     <w:abstractNumId w:val="3"/>
     <w:lvlOverride w:ilvl="0">
       <w:startOverride w:val="1"/>
     </w:lvlOverride>
   </w:num>
-  <w:num w:numId="28">
+  <w:num w:numId="28" w16cid:durableId="559485842">
     <w:abstractNumId w:val="3"/>
     <w:lvlOverride w:ilvl="0">
       <w:startOverride w:val="1"/>
     </w:lvlOverride>
   </w:num>
-  <w:num w:numId="29">
+  <w:num w:numId="29" w16cid:durableId="1299189020">
     <w:abstractNumId w:val="3"/>
     <w:lvlOverride w:ilvl="0">
       <w:startOverride w:val="1"/>
     </w:lvlOverride>
   </w:num>
-  <w:num w:numId="30">
+  <w:num w:numId="30" w16cid:durableId="1813596994">
     <w:abstractNumId w:val="3"/>
     <w:lvlOverride w:ilvl="0">
       <w:startOverride w:val="1"/>
     </w:lvlOverride>
   </w:num>
-  <w:num w:numId="31">
+  <w:num w:numId="31" w16cid:durableId="1935091845">
     <w:abstractNumId w:val="3"/>
     <w:lvlOverride w:ilvl="0">
       <w:startOverride w:val="1"/>
     </w:lvlOverride>
   </w:num>
-  <w:num w:numId="32">
+  <w:num w:numId="32" w16cid:durableId="629435071">
     <w:abstractNumId w:val="3"/>
     <w:lvlOverride w:ilvl="0">
       <w:startOverride w:val="1"/>
     </w:lvlOverride>
   </w:num>
-  <w:num w:numId="33">
+  <w:num w:numId="33" w16cid:durableId="183909133">
     <w:abstractNumId w:val="1"/>
   </w:num>
-  <w:num w:numId="34">
+  <w:num w:numId="34" w16cid:durableId="1358849918">
+    <w:abstractNumId w:val="3"/>
+    <w:lvlOverride w:ilvl="0">
+      <w:startOverride w:val="1"/>
+    </w:lvlOverride>
+  </w:num>
+  <w:num w:numId="35" w16cid:durableId="969897534">
+    <w:abstractNumId w:val="3"/>
+    <w:lvlOverride w:ilvl="0">
+      <w:startOverride w:val="1"/>
+    </w:lvlOverride>
+  </w:num>
+  <w:num w:numId="36" w16cid:durableId="453719167">
+    <w:abstractNumId w:val="3"/>
+    <w:lvlOverride w:ilvl="0">
+      <w:startOverride w:val="1"/>
+    </w:lvlOverride>
+  </w:num>
+  <w:num w:numId="37" w16cid:durableId="1361512535">
     <w:abstractNumId w:val="3"/>
     <w:lvlOverride w:ilvl="0">
       <w:startOverride w:val="1"/>
@@ -13826,7 +14251,7 @@
 </file>
 
 <file path=word/styles.xml><?xml version="1.0" encoding="utf-8"?>
-<w:styles xmlns:mc="http://schemas.openxmlformats.org/markup-compatibility/2006" xmlns:r="http://schemas.openxmlformats.org/officeDocument/2006/relationships" xmlns:w="http://schemas.openxmlformats.org/wordprocessingml/2006/main" xmlns:w14="http://schemas.microsoft.com/office/word/2010/wordml" xmlns:w15="http://schemas.microsoft.com/office/word/2012/wordml" xmlns:w16cex="http://schemas.microsoft.com/office/word/2018/wordml/cex" xmlns:w16cid="http://schemas.microsoft.com/office/word/2016/wordml/cid" xmlns:w16="http://schemas.microsoft.com/office/word/2018/wordml" xmlns:w16sdtdh="http://schemas.microsoft.com/office/word/2020/wordml/sdtdatahash" xmlns:w16se="http://schemas.microsoft.com/office/word/2015/wordml/symex" mc:Ignorable="w14 w15 w16se w16cid w16 w16cex w16sdtdh">
+<w:styles xmlns:mc="http://schemas.openxmlformats.org/markup-compatibility/2006" xmlns:r="http://schemas.openxmlformats.org/officeDocument/2006/relationships" xmlns:w="http://schemas.openxmlformats.org/wordprocessingml/2006/main" xmlns:w14="http://schemas.microsoft.com/office/word/2010/wordml" xmlns:w15="http://schemas.microsoft.com/office/word/2012/wordml" xmlns:w16cex="http://schemas.microsoft.com/office/word/2018/wordml/cex" xmlns:w16cid="http://schemas.microsoft.com/office/word/2016/wordml/cid" xmlns:w16="http://schemas.microsoft.com/office/word/2018/wordml" xmlns:w16sdtdh="http://schemas.microsoft.com/office/word/2020/wordml/sdtdatahash" xmlns:w16sdtfl="http://schemas.microsoft.com/office/word/2024/wordml/sdtformatlock" xmlns:w16se="http://schemas.microsoft.com/office/word/2015/wordml/symex" xmlns:w16du="http://schemas.microsoft.com/office/word/2023/wordml/word16du" mc:Ignorable="w14 w15 w16se w16cid w16 w16cex w16sdtdh w16sdtfl w16du">
   <w:docDefaults>
     <w:rPrDefault>
       <w:rPr>
@@ -14846,6 +15271,18 @@
       <w:shd w:val="clear" w:color="auto" w:fill="E1DFDD"/>
     </w:rPr>
   </w:style>
+  <w:style w:type="character" w:styleId="FollowedHyperlink">
+    <w:name w:val="FollowedHyperlink"/>
+    <w:basedOn w:val="DefaultParagraphFont"/>
+    <w:uiPriority w:val="99"/>
+    <w:semiHidden/>
+    <w:unhideWhenUsed/>
+    <w:rsid w:val="00581118"/>
+    <w:rPr>
+      <w:color w:val="954F72" w:themeColor="followedHyperlink"/>
+      <w:u w:val="single"/>
+    </w:rPr>
+  </w:style>
 </w:styles>
 </file>
 

--- a/presentation/Version 2.0/Professional-Vue-v2.0.docx
+++ b/presentation/Version 2.0/Professional-Vue-v2.0.docx
@@ -3273,45 +3273,13 @@
         <w:t xml:space="preserve">Minnick has authored and co-authored books and articles on a wide range of Internet-related topics including JavaScript, HTML, CSS, mobile apps, e-commerce, Web design, SEO, and security. His published books include </w:t>
       </w:r>
       <w:r>
-        <w:t xml:space="preserve">Claude Code </w:t>
-      </w:r>
-      <w:proofErr w:type="gramStart"/>
-      <w:r>
-        <w:t>For</w:t>
-      </w:r>
-      <w:proofErr w:type="gramEnd"/>
-      <w:r>
-        <w:t xml:space="preserve"> Dummies, Coding with AI For Dummies, A Developer’s Guide to Integrating Generative AI into Applications, JavaScript All--in-One </w:t>
-      </w:r>
-      <w:proofErr w:type="gramStart"/>
-      <w:r>
-        <w:t>For</w:t>
-      </w:r>
-      <w:proofErr w:type="gramEnd"/>
-      <w:r>
-        <w:t xml:space="preserve"> Dummies, </w:t>
+        <w:t xml:space="preserve">Claude Code For Dummies, Coding with AI For Dummies, A Developer’s Guide to Integrating Generative AI into Applications, JavaScript All--in-One For Dummies, </w:t>
       </w:r>
       <w:r>
         <w:t xml:space="preserve">ReactJS Foundations, </w:t>
       </w:r>
       <w:r>
-        <w:t xml:space="preserve">JavaScript for Kids, Writing Computer Code, Coding with JavaScript </w:t>
-      </w:r>
-      <w:proofErr w:type="gramStart"/>
-      <w:r>
-        <w:t>For</w:t>
-      </w:r>
-      <w:proofErr w:type="gramEnd"/>
-      <w:r>
-        <w:t xml:space="preserve"> Dummies, Beginning HTML5 and CSS3 For Dummies, Webkit </w:t>
-      </w:r>
-      <w:proofErr w:type="gramStart"/>
-      <w:r>
-        <w:t>For</w:t>
-      </w:r>
-      <w:proofErr w:type="gramEnd"/>
-      <w:r>
-        <w:t xml:space="preserve"> Dummies, CIW eCommerce Certification Bible, and XHTML. </w:t>
+        <w:t xml:space="preserve">JavaScript for Kids, Writing Computer Code, Coding with JavaScript For Dummies, Beginning HTML5 and CSS3 For Dummies, Webkit For Dummies, CIW eCommerce Certification Bible, and XHTML. </w:t>
       </w:r>
       <w:r>
         <w:br w:type="page"/>
@@ -3708,13 +3676,8 @@
         </w:numPr>
       </w:pPr>
       <w:r>
-        <w:t xml:space="preserve">Go to </w:t>
-      </w:r>
-      <w:proofErr w:type="gramStart"/>
-      <w:r>
-        <w:t>https://code.visualstudio.com/ .</w:t>
-      </w:r>
-      <w:proofErr w:type="gramEnd"/>
+        <w:t>Go to https://code.visualstudio.com/ .</w:t>
+      </w:r>
     </w:p>
     <w:p>
       <w:pPr>
@@ -3794,15 +3757,7 @@
         <w:pStyle w:val="LabNL"/>
       </w:pPr>
       <w:r>
-        <w:t xml:space="preserve">Select File &gt; Open </w:t>
-      </w:r>
-      <w:proofErr w:type="gramStart"/>
-      <w:r>
-        <w:t>Folder, or</w:t>
-      </w:r>
-      <w:proofErr w:type="gramEnd"/>
-      <w:r>
-        <w:t xml:space="preserve"> click the Open Folder link on the start screen.</w:t>
+        <w:t>Select File &gt; Open Folder, or click the Open Folder link on the start screen.</w:t>
       </w:r>
     </w:p>
     <w:p>
@@ -3887,15 +3842,7 @@
         <w:pStyle w:val="LabNL"/>
       </w:pPr>
       <w:r>
-        <w:t xml:space="preserve">Answer the prompts. For this course, answer No to every optional feature except </w:t>
-      </w:r>
-      <w:proofErr w:type="spellStart"/>
-      <w:r>
-        <w:t>Vitest</w:t>
-      </w:r>
-      <w:proofErr w:type="spellEnd"/>
-      <w:r>
-        <w:t xml:space="preserve">, </w:t>
+        <w:t xml:space="preserve">Answer the prompts. For this course, answer No to every optional feature except Vitest, </w:t>
       </w:r>
       <w:r>
         <w:t>Linter</w:t>
@@ -4329,24 +4276,11 @@
       <w:r>
         <w:t xml:space="preserve">Create a new file named </w:t>
       </w:r>
-      <w:proofErr w:type="spellStart"/>
       <w:r>
         <w:t>The</w:t>
       </w:r>
       <w:r>
-        <w:t>Header.vue</w:t>
-      </w:r>
-      <w:proofErr w:type="spellEnd"/>
-      <w:r>
-        <w:t xml:space="preserve"> in the </w:t>
-      </w:r>
-      <w:proofErr w:type="spellStart"/>
-      <w:r>
-        <w:t>src</w:t>
-      </w:r>
-      <w:proofErr w:type="spellEnd"/>
-      <w:r>
-        <w:t>/components directory.</w:t>
+        <w:t>Header.vue in the src/components directory.</w:t>
       </w:r>
     </w:p>
     <w:p>
@@ -4364,16 +4298,11 @@
       <w:r>
         <w:t xml:space="preserve">Inside </w:t>
       </w:r>
-      <w:proofErr w:type="spellStart"/>
       <w:r>
         <w:t>The</w:t>
       </w:r>
       <w:r>
-        <w:t>Header.vue</w:t>
-      </w:r>
-      <w:proofErr w:type="spellEnd"/>
-      <w:r>
-        <w:t xml:space="preserve"> create a script element with the setup attribute, and a template element:</w:t>
+        <w:t>Header.vue create a script element with the setup attribute, and a template element:</w:t>
       </w:r>
     </w:p>
     <w:p>
@@ -4668,16 +4597,11 @@
       <w:r>
         <w:t xml:space="preserve">When it’s done, </w:t>
       </w:r>
-      <w:proofErr w:type="spellStart"/>
       <w:r>
         <w:t>The</w:t>
       </w:r>
       <w:r>
-        <w:t>Header.vue</w:t>
-      </w:r>
-      <w:proofErr w:type="spellEnd"/>
-      <w:r>
-        <w:t xml:space="preserve"> should look like this:</w:t>
+        <w:t>Header.vue should look like this:</w:t>
       </w:r>
     </w:p>
     <w:p>
@@ -4940,16 +4864,11 @@
       <w:r>
         <w:t xml:space="preserve">Import </w:t>
       </w:r>
-      <w:proofErr w:type="spellStart"/>
       <w:r>
         <w:t>The</w:t>
       </w:r>
       <w:r>
-        <w:t>Header</w:t>
-      </w:r>
-      <w:proofErr w:type="spellEnd"/>
-      <w:r>
-        <w:t xml:space="preserve"> at the top of the &lt;script setup&gt; block in App.vue.</w:t>
+        <w:t>Header at the top of the &lt;script setup&gt; block in App.vue.</w:t>
       </w:r>
     </w:p>
     <w:p>
@@ -4959,27 +4878,17 @@
       <w:r>
         <w:t xml:space="preserve">import </w:t>
       </w:r>
-      <w:proofErr w:type="spellStart"/>
       <w:r>
         <w:t>The</w:t>
       </w:r>
       <w:r>
-        <w:t>Header</w:t>
-      </w:r>
-      <w:proofErr w:type="spellEnd"/>
-      <w:r>
-        <w:t xml:space="preserve"> from './components/</w:t>
-      </w:r>
-      <w:proofErr w:type="spellStart"/>
+        <w:t>Header from './components/</w:t>
+      </w:r>
       <w:r>
         <w:t>Page</w:t>
       </w:r>
       <w:r>
-        <w:t>Header.vue</w:t>
-      </w:r>
-      <w:proofErr w:type="spellEnd"/>
-      <w:r>
-        <w:t>';</w:t>
+        <w:t>Header.vue';</w:t>
       </w:r>
     </w:p>
     <w:p>
@@ -5025,6 +4934,14 @@
         <w:pStyle w:val="LabNL"/>
       </w:pPr>
       <w:r>
+        <w:t>Delete the CSS import in main.js.</w:t>
+      </w:r>
+    </w:p>
+    <w:p>
+      <w:pPr>
+        <w:pStyle w:val="LabNL"/>
+      </w:pPr>
+      <w:r>
         <w:t>Open index.html — it is in the project root, not in public/.</w:t>
       </w:r>
     </w:p>
@@ -5082,6 +4999,7 @@
         <w:pStyle w:val="LabNLCode"/>
       </w:pPr>
       <w:r>
+        <w:lastRenderedPageBreak/>
         <w:t>/&gt;</w:t>
       </w:r>
     </w:p>
@@ -5091,7 +5009,6 @@
         <w:pStyle w:val="LabNL"/>
       </w:pPr>
       <w:r>
-        <w:lastRenderedPageBreak/>
         <w:t>Copy the Bootstrap bundle &lt;script&gt; tag into index.html, right above the &lt;/body&gt; tag.</w:t>
       </w:r>
     </w:p>
@@ -5164,22 +5081,47 @@
         </w:numPr>
       </w:pPr>
       <w:r>
-        <w:t>Update the template in App.vue to contain the three main components that will make up the application's Home page: Header, Home, and Footer.</w:t>
-      </w:r>
-      <w:r>
-        <w:t xml:space="preserve"> Remove HelloWorld from the template</w:t>
-      </w:r>
-      <w:r>
-        <w:t>, the export,</w:t>
-      </w:r>
-      <w:r>
-        <w:t xml:space="preserve"> and from the imports section in App.vue.</w:t>
-      </w:r>
-    </w:p>
-    <w:p>
-      <w:pPr>
-        <w:pStyle w:val="LabNLCode"/>
-      </w:pPr>
+        <w:t xml:space="preserve">Update the template in App.vue to contain the three main components that will make up the application's Home page: </w:t>
+      </w:r>
+      <w:r>
+        <w:t>The</w:t>
+      </w:r>
+      <w:r>
+        <w:t>Header, Home</w:t>
+      </w:r>
+      <w:r>
+        <w:t>Content</w:t>
+      </w:r>
+      <w:r>
+        <w:t xml:space="preserve">, and </w:t>
+      </w:r>
+      <w:r>
+        <w:t>The</w:t>
+      </w:r>
+      <w:r>
+        <w:t>Footer.</w:t>
+      </w:r>
+      <w:r>
+        <w:t xml:space="preserve"> Remove HelloWorld</w:t>
+      </w:r>
+      <w:r>
+        <w:t xml:space="preserve"> and TheWelcome</w:t>
+      </w:r>
+      <w:r>
+        <w:t xml:space="preserve"> from the template</w:t>
+      </w:r>
+      <w:r>
+        <w:t xml:space="preserve"> </w:t>
+      </w:r>
+      <w:r>
+        <w:t>and from the imports section in App.vue.</w:t>
+      </w:r>
+    </w:p>
+    <w:p>
+      <w:pPr>
+        <w:pStyle w:val="LabNLCode"/>
+      </w:pPr>
+      <w:bookmarkStart w:id="38" w:name="OLE_LINK11"/>
       <w:r>
         <w:t>&lt;template&gt;</w:t>
       </w:r>
@@ -5199,14 +5141,23 @@
       <w:r>
         <w:t xml:space="preserve">  &lt;</w:t>
       </w:r>
-      <w:proofErr w:type="spellStart"/>
       <w:r>
         <w:t>The</w:t>
       </w:r>
       <w:r>
-        <w:t>Header</w:t>
-      </w:r>
-      <w:proofErr w:type="spellEnd"/>
+        <w:t>Header /&gt;</w:t>
+      </w:r>
+    </w:p>
+    <w:p>
+      <w:pPr>
+        <w:pStyle w:val="LabNLCode"/>
+      </w:pPr>
+      <w:r>
+        <w:t xml:space="preserve">  &lt;Home</w:t>
+      </w:r>
+      <w:r>
+        <w:t>Content</w:t>
+      </w:r>
       <w:r>
         <w:t xml:space="preserve"> /&gt;</w:t>
       </w:r>
@@ -5218,35 +5169,11 @@
       <w:r>
         <w:t xml:space="preserve">  &lt;</w:t>
       </w:r>
-      <w:proofErr w:type="spellStart"/>
-      <w:r>
-        <w:t>Home</w:t>
-      </w:r>
-      <w:r>
-        <w:t>Content</w:t>
-      </w:r>
-      <w:proofErr w:type="spellEnd"/>
-      <w:r>
-        <w:t xml:space="preserve"> /&gt;</w:t>
-      </w:r>
-    </w:p>
-    <w:p>
-      <w:pPr>
-        <w:pStyle w:val="LabNLCode"/>
-      </w:pPr>
-      <w:r>
-        <w:t xml:space="preserve">  &lt;</w:t>
-      </w:r>
-      <w:proofErr w:type="spellStart"/>
       <w:r>
         <w:t>The</w:t>
       </w:r>
       <w:r>
-        <w:t>Footer</w:t>
-      </w:r>
-      <w:proofErr w:type="spellEnd"/>
-      <w:r>
-        <w:t xml:space="preserve"> /&gt;</w:t>
+        <w:t>Footer /&gt;</w:t>
       </w:r>
     </w:p>
     <w:p>
@@ -5265,6 +5192,7 @@
         <w:t>&lt;/template&gt;</w:t>
       </w:r>
     </w:p>
+    <w:bookmarkEnd w:id="38"/>
     <w:p>
       <w:pPr>
         <w:pStyle w:val="LabNL"/>
@@ -5274,45 +5202,19 @@
         </w:numPr>
       </w:pPr>
       <w:r>
-        <w:t xml:space="preserve">Make the </w:t>
-      </w:r>
-      <w:proofErr w:type="gramStart"/>
-      <w:r>
-        <w:t>new</w:t>
-      </w:r>
-      <w:proofErr w:type="gramEnd"/>
-      <w:r>
-        <w:t xml:space="preserve"> .vue files for the </w:t>
-      </w:r>
-      <w:proofErr w:type="spellStart"/>
-      <w:r>
-        <w:t>Home</w:t>
+        <w:t>Make the new .vue files for the Home</w:t>
       </w:r>
       <w:r>
         <w:t>Content</w:t>
       </w:r>
-      <w:proofErr w:type="spellEnd"/>
       <w:r>
         <w:t xml:space="preserve"> and </w:t>
       </w:r>
-      <w:proofErr w:type="spellStart"/>
       <w:r>
         <w:t>The</w:t>
       </w:r>
       <w:r>
-        <w:t>Footer</w:t>
-      </w:r>
-      <w:proofErr w:type="spellEnd"/>
-      <w:r>
-        <w:t xml:space="preserve"> components (inside </w:t>
-      </w:r>
-      <w:proofErr w:type="spellStart"/>
-      <w:r>
-        <w:t>src</w:t>
-      </w:r>
-      <w:proofErr w:type="spellEnd"/>
-      <w:r>
-        <w:t>/components) and create &lt;script setup&gt; and &lt;template&gt; sections for each.</w:t>
+        <w:t>Footer components (inside src/components) and create &lt;script setup&gt; and &lt;template&gt; sections for each.</w:t>
       </w:r>
     </w:p>
     <w:p>
@@ -5344,35 +5246,17 @@
       <w:r>
         <w:t xml:space="preserve">Import </w:t>
       </w:r>
-      <w:proofErr w:type="spellStart"/>
       <w:r>
         <w:t>The</w:t>
       </w:r>
       <w:r>
-        <w:t>Footer</w:t>
-      </w:r>
-      <w:proofErr w:type="spellEnd"/>
-      <w:r>
-        <w:t xml:space="preserve"> and </w:t>
-      </w:r>
-      <w:proofErr w:type="spellStart"/>
-      <w:r>
-        <w:t>Home</w:t>
+        <w:t>Footer and Home</w:t>
       </w:r>
       <w:r>
         <w:t>Content</w:t>
       </w:r>
-      <w:proofErr w:type="spellEnd"/>
-      <w:r>
-        <w:t xml:space="preserve"> into </w:t>
-      </w:r>
-      <w:proofErr w:type="spellStart"/>
-      <w:r>
-        <w:t>App.vue</w:t>
-      </w:r>
-      <w:proofErr w:type="spellEnd"/>
-      <w:r>
-        <w:t>. With &lt;script setup&gt; the import is the registration — there is no components property to add them to.</w:t>
+      <w:r>
+        <w:t xml:space="preserve"> into App.vue. With &lt;script setup&gt; the import is the registration — there is no components property to add them to.</w:t>
       </w:r>
     </w:p>
     <w:p>
@@ -5395,11 +5279,7 @@
         <w:t xml:space="preserve">Using the following screenshot of the finished Conduit application, </w:t>
       </w:r>
       <w:r>
-        <w:t xml:space="preserve">write the HTML in the </w:t>
-      </w:r>
-      <w:proofErr w:type="spellStart"/>
-      <w:r>
-        <w:t>Home</w:t>
+        <w:t>write the HTML in the Home</w:t>
       </w:r>
       <w:r>
         <w:t>Content</w:t>
@@ -5410,7 +5290,6 @@
       <w:r>
         <w:t>vue</w:t>
       </w:r>
-      <w:proofErr w:type="spellEnd"/>
       <w:r>
         <w:t xml:space="preserve"> component to render a static version of everything underneath the top navigation</w:t>
       </w:r>
@@ -5480,6 +5359,7 @@
           <w:sz w:val="21"/>
         </w:rPr>
       </w:pPr>
+      <w:bookmarkStart w:id="39" w:name="OLE_LINK12"/>
       <w:r>
         <w:rPr>
           <w:rFonts w:ascii="Courier New" w:hAnsi="Courier New" w:cs="Courier New"/>
@@ -6047,6 +5927,7 @@
         <w:t>&lt;/template&gt;</w:t>
       </w:r>
     </w:p>
+    <w:bookmarkEnd w:id="39"/>
     <w:p>
       <w:pPr>
         <w:pStyle w:val="LabNL"/>
@@ -6054,16 +5935,11 @@
       <w:r>
         <w:t xml:space="preserve">Write the HTML for the static version of the </w:t>
       </w:r>
-      <w:proofErr w:type="spellStart"/>
       <w:r>
         <w:t>The</w:t>
       </w:r>
       <w:r>
-        <w:t>Footer</w:t>
-      </w:r>
-      <w:proofErr w:type="spellEnd"/>
-      <w:r>
-        <w:t xml:space="preserve"> component.</w:t>
+        <w:t>Footer component.</w:t>
       </w:r>
     </w:p>
     <w:p>
@@ -6079,6 +5955,15 @@
         <w:pStyle w:val="LabNLCode"/>
       </w:pPr>
       <w:r>
+        <w:t>&lt;template&gt;</w:t>
+      </w:r>
+    </w:p>
+    <w:p>
+      <w:pPr>
+        <w:pStyle w:val="LabNLCode"/>
+      </w:pPr>
+      <w:bookmarkStart w:id="40" w:name="OLE_LINK13"/>
+      <w:r>
         <w:rPr>
           <w:color w:val="D4D4D4"/>
         </w:rPr>
@@ -6156,6 +6041,15 @@
         <w:t xml:space="preserve">  &lt;/footer&gt;</w:t>
       </w:r>
     </w:p>
+    <w:p>
+      <w:pPr>
+        <w:pStyle w:val="LabNLCode"/>
+      </w:pPr>
+      <w:r>
+        <w:t>&lt;/template&gt;</w:t>
+      </w:r>
+    </w:p>
+    <w:bookmarkEnd w:id="40"/>
     <w:p>
       <w:pPr>
         <w:pStyle w:val="LabNLCode"/>
@@ -6225,12 +6119,12 @@
       <w:pPr>
         <w:pStyle w:val="Heading1"/>
       </w:pPr>
-      <w:bookmarkStart w:id="38" w:name="_Toc241675631"/>
+      <w:bookmarkStart w:id="41" w:name="_Toc241675631"/>
       <w:r>
         <w:lastRenderedPageBreak/>
         <w:t>Lab 05: Testing Vue</w:t>
       </w:r>
-      <w:bookmarkEnd w:id="38"/>
+      <w:bookmarkEnd w:id="41"/>
     </w:p>
     <w:p>
       <w:r>
@@ -6504,16 +6398,16 @@
       <w:pPr>
         <w:pStyle w:val="Heading1"/>
       </w:pPr>
-      <w:bookmarkStart w:id="39" w:name="_Toc519938142"/>
-      <w:bookmarkStart w:id="40" w:name="_Toc241675632"/>
+      <w:bookmarkStart w:id="42" w:name="_Toc519938142"/>
+      <w:bookmarkStart w:id="43" w:name="_Toc241675632"/>
       <w:r>
         <w:t>Lab 06 - Getting Started with Node.js</w:t>
       </w:r>
-      <w:bookmarkEnd w:id="39"/>
+      <w:bookmarkEnd w:id="42"/>
       <w:r>
         <w:t xml:space="preserve"> and npm</w:t>
       </w:r>
-      <w:bookmarkEnd w:id="40"/>
+      <w:bookmarkEnd w:id="43"/>
     </w:p>
     <w:p>
       <w:r>
@@ -6525,13 +6419,13 @@
       <w:pPr>
         <w:pStyle w:val="Heading2"/>
       </w:pPr>
-      <w:bookmarkStart w:id="41" w:name="_Toc519938144"/>
-      <w:bookmarkStart w:id="42" w:name="_Toc241675633"/>
+      <w:bookmarkStart w:id="44" w:name="_Toc519938144"/>
+      <w:bookmarkStart w:id="45" w:name="_Toc241675633"/>
       <w:r>
         <w:t>Part 1: Getting to Know Node.js</w:t>
       </w:r>
-      <w:bookmarkEnd w:id="41"/>
-      <w:bookmarkEnd w:id="42"/>
+      <w:bookmarkEnd w:id="44"/>
+      <w:bookmarkEnd w:id="45"/>
     </w:p>
     <w:p>
       <w:r>
@@ -6989,13 +6883,13 @@
       <w:pPr>
         <w:pStyle w:val="Heading2"/>
       </w:pPr>
-      <w:bookmarkStart w:id="43" w:name="_Toc519938145"/>
-      <w:bookmarkStart w:id="44" w:name="_Toc241675634"/>
+      <w:bookmarkStart w:id="46" w:name="_Toc519938145"/>
+      <w:bookmarkStart w:id="47" w:name="_Toc241675634"/>
       <w:r>
         <w:t>Part 3: Using npm</w:t>
       </w:r>
-      <w:bookmarkEnd w:id="43"/>
-      <w:bookmarkEnd w:id="44"/>
+      <w:bookmarkEnd w:id="46"/>
+      <w:bookmarkEnd w:id="47"/>
     </w:p>
     <w:p>
       <w:pPr>
@@ -7252,10 +7146,10 @@
       <w:pPr>
         <w:pStyle w:val="Heading1"/>
       </w:pPr>
-      <w:bookmarkStart w:id="45" w:name="_Toc519938150"/>
-      <w:bookmarkStart w:id="46" w:name="_Toc356736168"/>
-      <w:bookmarkStart w:id="47" w:name="_Toc519938151"/>
-      <w:bookmarkStart w:id="48" w:name="_Toc241675635"/>
+      <w:bookmarkStart w:id="48" w:name="_Toc519938150"/>
+      <w:bookmarkStart w:id="49" w:name="_Toc356736168"/>
+      <w:bookmarkStart w:id="50" w:name="_Toc519938151"/>
+      <w:bookmarkStart w:id="51" w:name="_Toc241675635"/>
       <w:r>
         <w:lastRenderedPageBreak/>
         <w:t>Lab 0</w:t>
@@ -7266,8 +7160,8 @@
       <w:r>
         <w:t xml:space="preserve"> - Initialize npm</w:t>
       </w:r>
-      <w:bookmarkEnd w:id="45"/>
       <w:bookmarkEnd w:id="48"/>
+      <w:bookmarkEnd w:id="51"/>
       <w:r>
         <w:t xml:space="preserve"> </w:t>
       </w:r>
@@ -7487,19 +7381,19 @@
           <w:szCs w:val="32"/>
         </w:rPr>
       </w:pPr>
-      <w:bookmarkStart w:id="49" w:name="_Toc241675636"/>
+      <w:bookmarkStart w:id="52" w:name="_Toc241675636"/>
       <w:r>
         <w:t>Part 2</w:t>
       </w:r>
       <w:r>
         <w:t xml:space="preserve">: </w:t>
       </w:r>
-      <w:bookmarkEnd w:id="46"/>
-      <w:bookmarkEnd w:id="47"/>
+      <w:bookmarkEnd w:id="49"/>
+      <w:bookmarkEnd w:id="50"/>
       <w:r>
         <w:t>How to Write and Run npm Scripts</w:t>
       </w:r>
-      <w:bookmarkEnd w:id="49"/>
+      <w:bookmarkEnd w:id="52"/>
     </w:p>
     <w:p>
       <w:r>
@@ -7582,14 +7476,9 @@
       <w:pPr>
         <w:pStyle w:val="LabNLSub"/>
       </w:pPr>
-      <w:proofErr w:type="spellStart"/>
       <w:r>
         <w:lastRenderedPageBreak/>
-        <w:t>Npm's</w:t>
-      </w:r>
-      <w:proofErr w:type="spellEnd"/>
-      <w:r>
-        <w:t xml:space="preserve"> </w:t>
+        <w:t xml:space="preserve">Npm's </w:t>
       </w:r>
       <w:r>
         <w:rPr>
@@ -7856,9 +7745,9 @@
       <w:pPr>
         <w:pStyle w:val="Heading1"/>
       </w:pPr>
-      <w:bookmarkStart w:id="50" w:name="_Toc520709946"/>
-      <w:bookmarkStart w:id="51" w:name="_Toc519938155"/>
-      <w:bookmarkStart w:id="52" w:name="_Toc241675637"/>
+      <w:bookmarkStart w:id="53" w:name="_Toc520709946"/>
+      <w:bookmarkStart w:id="54" w:name="_Toc519938155"/>
+      <w:bookmarkStart w:id="55" w:name="_Toc241675637"/>
       <w:r>
         <w:lastRenderedPageBreak/>
         <w:t>Lab 0</w:t>
@@ -7869,8 +7758,8 @@
       <w:r>
         <w:t>: Making a Web Server</w:t>
       </w:r>
-      <w:bookmarkEnd w:id="50"/>
-      <w:bookmarkEnd w:id="52"/>
+      <w:bookmarkEnd w:id="53"/>
+      <w:bookmarkEnd w:id="55"/>
     </w:p>
     <w:p>
       <w:r>
@@ -8113,12 +8002,12 @@
       <w:pPr>
         <w:pStyle w:val="Heading1"/>
       </w:pPr>
-      <w:bookmarkStart w:id="53" w:name="_Toc241675638"/>
+      <w:bookmarkStart w:id="56" w:name="_Toc241675638"/>
       <w:r>
         <w:lastRenderedPageBreak/>
         <w:t>Lab 09 - Automate Linting</w:t>
       </w:r>
-      <w:bookmarkEnd w:id="53"/>
+      <w:bookmarkEnd w:id="56"/>
     </w:p>
     <w:p>
       <w:r>
@@ -8481,11 +8370,11 @@
       <w:pPr>
         <w:pStyle w:val="Heading1"/>
       </w:pPr>
-      <w:bookmarkStart w:id="54" w:name="_Toc241675639"/>
+      <w:bookmarkStart w:id="57" w:name="_Toc241675639"/>
       <w:r>
         <w:t>Lab 10: Manual In-Browser Testing and Debugging</w:t>
       </w:r>
-      <w:bookmarkEnd w:id="54"/>
+      <w:bookmarkEnd w:id="57"/>
     </w:p>
     <w:p/>
     <w:p>
@@ -8711,8 +8600,8 @@
       <w:pPr>
         <w:pStyle w:val="Heading1"/>
       </w:pPr>
-      <w:bookmarkStart w:id="55" w:name="_Toc241675640"/>
-      <w:bookmarkEnd w:id="51"/>
+      <w:bookmarkStart w:id="58" w:name="_Toc241675640"/>
+      <w:bookmarkEnd w:id="54"/>
       <w:r>
         <w:t xml:space="preserve">Lab </w:t>
       </w:r>
@@ -8728,7 +8617,7 @@
       <w:r>
         <w:t>Static Version</w:t>
       </w:r>
-      <w:bookmarkEnd w:id="55"/>
+      <w:bookmarkEnd w:id="58"/>
     </w:p>
     <w:p>
       <w:r>
@@ -9178,7 +9067,7 @@
       <w:pPr>
         <w:pStyle w:val="Heading1"/>
       </w:pPr>
-      <w:bookmarkStart w:id="56" w:name="_Toc241675641"/>
+      <w:bookmarkStart w:id="59" w:name="_Toc241675641"/>
       <w:r>
         <w:t xml:space="preserve">Lab </w:t>
       </w:r>
@@ -9194,22 +9083,14 @@
       <w:r>
         <w:t>Vue Components</w:t>
       </w:r>
-      <w:bookmarkEnd w:id="56"/>
+      <w:bookmarkEnd w:id="59"/>
     </w:p>
     <w:p>
       <w:r>
         <w:t xml:space="preserve">In this lab, </w:t>
       </w:r>
       <w:r>
-        <w:t xml:space="preserve">you'll learn to style components using </w:t>
-      </w:r>
-      <w:proofErr w:type="spellStart"/>
-      <w:r>
-        <w:t>Vue.js's</w:t>
-      </w:r>
-      <w:proofErr w:type="spellEnd"/>
-      <w:r>
-        <w:t xml:space="preserve"> scoped CSS.</w:t>
+        <w:t>you'll learn to style components using Vue.js's scoped CSS.</w:t>
       </w:r>
     </w:p>
     <w:p/>
@@ -9240,15 +9121,7 @@
         <w:t>n</w:t>
       </w:r>
       <w:r>
-        <w:t xml:space="preserve"> </w:t>
-      </w:r>
-      <w:proofErr w:type="spellStart"/>
-      <w:r>
-        <w:t>VSCode</w:t>
-      </w:r>
-      <w:proofErr w:type="spellEnd"/>
-      <w:r>
-        <w:t>, open the Home component.</w:t>
+        <w:t xml:space="preserve"> VSCode, open the Home component.</w:t>
       </w:r>
     </w:p>
     <w:p>
@@ -9272,15 +9145,7 @@
         </w:numPr>
       </w:pPr>
       <w:r>
-        <w:t xml:space="preserve">Create the following </w:t>
-      </w:r>
-      <w:proofErr w:type="spellStart"/>
-      <w:r>
-        <w:t>css</w:t>
-      </w:r>
-      <w:proofErr w:type="spellEnd"/>
-      <w:r>
-        <w:t xml:space="preserve"> selectors inside &lt;style scoped&gt;</w:t>
+        <w:t>Create the following css selectors inside &lt;style scoped&gt;</w:t>
       </w:r>
     </w:p>
     <w:p>
@@ -9497,15 +9362,7 @@
         <w:pStyle w:val="LabNLCode"/>
       </w:pPr>
       <w:r>
-        <w:t xml:space="preserve">  padding: 5px 10px </w:t>
-      </w:r>
-      <w:proofErr w:type="spellStart"/>
-      <w:r>
-        <w:t>10px</w:t>
-      </w:r>
-      <w:proofErr w:type="spellEnd"/>
-      <w:r>
-        <w:t>;</w:t>
+        <w:t xml:space="preserve">  padding: 5px 10px 10px;</w:t>
       </w:r>
     </w:p>
     <w:p>
@@ -9698,11 +9555,11 @@
       <w:pPr>
         <w:pStyle w:val="Heading1"/>
       </w:pPr>
-      <w:bookmarkStart w:id="57" w:name="_Toc241675642"/>
+      <w:bookmarkStart w:id="60" w:name="_Toc241675642"/>
       <w:r>
         <w:t>Lab 13: Computed Properties</w:t>
       </w:r>
-      <w:bookmarkEnd w:id="57"/>
+      <w:bookmarkEnd w:id="60"/>
     </w:p>
     <w:p>
       <w:r>
@@ -9825,11 +9682,11 @@
       <w:pPr>
         <w:pStyle w:val="Heading1"/>
       </w:pPr>
-      <w:bookmarkStart w:id="58" w:name="_Toc241675643"/>
+      <w:bookmarkStart w:id="61" w:name="_Toc241675643"/>
       <w:r>
         <w:t>Lab 14: Methods and State</w:t>
       </w:r>
-      <w:bookmarkEnd w:id="58"/>
+      <w:bookmarkEnd w:id="61"/>
     </w:p>
     <w:p>
       <w:r>
@@ -10023,11 +9880,11 @@
       <w:pPr>
         <w:pStyle w:val="Heading1"/>
       </w:pPr>
-      <w:bookmarkStart w:id="59" w:name="_Toc241675644"/>
+      <w:bookmarkStart w:id="62" w:name="_Toc241675644"/>
       <w:r>
         <w:t>Lab 15: Events</w:t>
       </w:r>
-      <w:bookmarkEnd w:id="59"/>
+      <w:bookmarkEnd w:id="62"/>
     </w:p>
     <w:p>
       <w:r>
@@ -10217,11 +10074,11 @@
       <w:pPr>
         <w:pStyle w:val="Heading1"/>
       </w:pPr>
-      <w:bookmarkStart w:id="60" w:name="_Toc241675645"/>
+      <w:bookmarkStart w:id="63" w:name="_Toc241675645"/>
       <w:r>
         <w:t>Lab 16: Component Lifecycle</w:t>
       </w:r>
-      <w:bookmarkEnd w:id="60"/>
+      <w:bookmarkEnd w:id="63"/>
     </w:p>
     <w:p>
       <w:r>
@@ -10676,11 +10533,11 @@
       <w:pPr>
         <w:pStyle w:val="Heading1"/>
       </w:pPr>
-      <w:bookmarkStart w:id="61" w:name="_Toc241675646"/>
+      <w:bookmarkStart w:id="64" w:name="_Toc241675646"/>
       <w:r>
         <w:t>Lab 17: Forms</w:t>
       </w:r>
-      <w:bookmarkEnd w:id="61"/>
+      <w:bookmarkEnd w:id="64"/>
     </w:p>
     <w:p>
       <w:r>
@@ -10861,7 +10718,7 @@
       <w:pPr>
         <w:pStyle w:val="Heading1"/>
       </w:pPr>
-      <w:bookmarkStart w:id="62" w:name="_Toc241675647"/>
+      <w:bookmarkStart w:id="65" w:name="_Toc241675647"/>
       <w:r>
         <w:t xml:space="preserve">Lab </w:t>
       </w:r>
@@ -10877,7 +10734,7 @@
       <w:r>
         <w:t>Slots</w:t>
       </w:r>
-      <w:bookmarkEnd w:id="62"/>
+      <w:bookmarkEnd w:id="65"/>
     </w:p>
     <w:p>
       <w:pPr>
@@ -10919,11 +10776,11 @@
       <w:pPr>
         <w:pStyle w:val="Heading1"/>
       </w:pPr>
-      <w:bookmarkStart w:id="63" w:name="_Toc241675648"/>
+      <w:bookmarkStart w:id="66" w:name="_Toc241675648"/>
       <w:r>
         <w:t>Lab 19: Composables</w:t>
       </w:r>
-      <w:bookmarkEnd w:id="63"/>
+      <w:bookmarkEnd w:id="66"/>
     </w:p>
     <w:p>
       <w:r>
@@ -11124,11 +10981,11 @@
       <w:pPr>
         <w:pStyle w:val="Heading1"/>
       </w:pPr>
-      <w:bookmarkStart w:id="64" w:name="_Toc241675649"/>
+      <w:bookmarkStart w:id="67" w:name="_Toc241675649"/>
       <w:r>
         <w:t>Lab 20: Implementing Pinia</w:t>
       </w:r>
-      <w:bookmarkEnd w:id="64"/>
+      <w:bookmarkEnd w:id="67"/>
     </w:p>
     <w:p>
       <w:r>
@@ -12035,11 +11892,11 @@
       <w:pPr>
         <w:pStyle w:val="Heading1"/>
       </w:pPr>
-      <w:bookmarkStart w:id="65" w:name="_Toc241675650"/>
+      <w:bookmarkStart w:id="68" w:name="_Toc241675650"/>
       <w:r>
         <w:t>Lab 21: Routing</w:t>
       </w:r>
-      <w:bookmarkEnd w:id="65"/>
+      <w:bookmarkEnd w:id="68"/>
     </w:p>
     <w:p>
       <w:r>
@@ -12841,12 +12698,12 @@
       <w:pPr>
         <w:pStyle w:val="Heading1"/>
       </w:pPr>
-      <w:bookmarkStart w:id="66" w:name="_Toc241675651"/>
+      <w:bookmarkStart w:id="69" w:name="_Toc241675651"/>
       <w:r>
         <w:lastRenderedPageBreak/>
         <w:t>Lab 22: AJAX</w:t>
       </w:r>
-      <w:bookmarkEnd w:id="66"/>
+      <w:bookmarkEnd w:id="69"/>
     </w:p>
     <w:p>
       <w:r>
@@ -13147,11 +13004,11 @@
       <w:pPr>
         <w:pStyle w:val="Heading1"/>
       </w:pPr>
-      <w:bookmarkStart w:id="67" w:name="_Toc241675652"/>
+      <w:bookmarkStart w:id="70" w:name="_Toc241675652"/>
       <w:r>
         <w:t>Lab 23: Testing with Vitest</w:t>
       </w:r>
-      <w:bookmarkEnd w:id="67"/>
+      <w:bookmarkEnd w:id="70"/>
     </w:p>
     <w:p>
       <w:r>
@@ -13388,11 +13245,11 @@
       <w:pPr>
         <w:pStyle w:val="Heading1"/>
       </w:pPr>
-      <w:bookmarkStart w:id="68" w:name="_Toc241675653"/>
+      <w:bookmarkStart w:id="71" w:name="_Toc241675653"/>
       <w:r>
         <w:t>Lab 24: Transitions and Animations</w:t>
       </w:r>
-      <w:bookmarkEnd w:id="68"/>
+      <w:bookmarkEnd w:id="71"/>
     </w:p>
     <w:p>
       <w:r>

--- a/presentation/Version 2.0/Professional-Vue-v2.0.docx
+++ b/presentation/Version 2.0/Professional-Vue-v2.0.docx
@@ -3273,13 +3273,45 @@
         <w:t xml:space="preserve">Minnick has authored and co-authored books and articles on a wide range of Internet-related topics including JavaScript, HTML, CSS, mobile apps, e-commerce, Web design, SEO, and security. His published books include </w:t>
       </w:r>
       <w:r>
-        <w:t xml:space="preserve">Claude Code For Dummies, Coding with AI For Dummies, A Developer’s Guide to Integrating Generative AI into Applications, JavaScript All--in-One For Dummies, </w:t>
+        <w:t xml:space="preserve">Claude Code </w:t>
+      </w:r>
+      <w:proofErr w:type="gramStart"/>
+      <w:r>
+        <w:t>For</w:t>
+      </w:r>
+      <w:proofErr w:type="gramEnd"/>
+      <w:r>
+        <w:t xml:space="preserve"> Dummies, Coding with AI For Dummies, A Developer’s Guide to Integrating Generative AI into Applications, JavaScript All--in-One </w:t>
+      </w:r>
+      <w:proofErr w:type="gramStart"/>
+      <w:r>
+        <w:t>For</w:t>
+      </w:r>
+      <w:proofErr w:type="gramEnd"/>
+      <w:r>
+        <w:t xml:space="preserve"> Dummies, </w:t>
       </w:r>
       <w:r>
         <w:t xml:space="preserve">ReactJS Foundations, </w:t>
       </w:r>
       <w:r>
-        <w:t xml:space="preserve">JavaScript for Kids, Writing Computer Code, Coding with JavaScript For Dummies, Beginning HTML5 and CSS3 For Dummies, Webkit For Dummies, CIW eCommerce Certification Bible, and XHTML. </w:t>
+        <w:t xml:space="preserve">JavaScript for Kids, Writing Computer Code, Coding with JavaScript </w:t>
+      </w:r>
+      <w:proofErr w:type="gramStart"/>
+      <w:r>
+        <w:t>For</w:t>
+      </w:r>
+      <w:proofErr w:type="gramEnd"/>
+      <w:r>
+        <w:t xml:space="preserve"> Dummies, Beginning HTML5 and CSS3 For Dummies, Webkit </w:t>
+      </w:r>
+      <w:proofErr w:type="gramStart"/>
+      <w:r>
+        <w:t>For</w:t>
+      </w:r>
+      <w:proofErr w:type="gramEnd"/>
+      <w:r>
+        <w:t xml:space="preserve"> Dummies, CIW eCommerce Certification Bible, and XHTML. </w:t>
       </w:r>
       <w:r>
         <w:br w:type="page"/>
@@ -3676,8 +3708,13 @@
         </w:numPr>
       </w:pPr>
       <w:r>
-        <w:t>Go to https://code.visualstudio.com/ .</w:t>
-      </w:r>
+        <w:t xml:space="preserve">Go to </w:t>
+      </w:r>
+      <w:proofErr w:type="gramStart"/>
+      <w:r>
+        <w:t>https://code.visualstudio.com/ .</w:t>
+      </w:r>
+      <w:proofErr w:type="gramEnd"/>
     </w:p>
     <w:p>
       <w:pPr>
@@ -3757,7 +3794,15 @@
         <w:pStyle w:val="LabNL"/>
       </w:pPr>
       <w:r>
-        <w:t>Select File &gt; Open Folder, or click the Open Folder link on the start screen.</w:t>
+        <w:t xml:space="preserve">Select File &gt; Open </w:t>
+      </w:r>
+      <w:proofErr w:type="gramStart"/>
+      <w:r>
+        <w:t>Folder, or</w:t>
+      </w:r>
+      <w:proofErr w:type="gramEnd"/>
+      <w:r>
+        <w:t xml:space="preserve"> click the Open Folder link on the start screen.</w:t>
       </w:r>
     </w:p>
     <w:p>
@@ -3842,7 +3887,15 @@
         <w:pStyle w:val="LabNL"/>
       </w:pPr>
       <w:r>
-        <w:t xml:space="preserve">Answer the prompts. For this course, answer No to every optional feature except Vitest, </w:t>
+        <w:t xml:space="preserve">Answer the prompts. For this course, answer No to every optional feature except </w:t>
+      </w:r>
+      <w:proofErr w:type="spellStart"/>
+      <w:r>
+        <w:t>Vitest</w:t>
+      </w:r>
+      <w:proofErr w:type="spellEnd"/>
+      <w:r>
+        <w:t xml:space="preserve">, </w:t>
       </w:r>
       <w:r>
         <w:t>Linter</w:t>
@@ -4276,11 +4329,24 @@
       <w:r>
         <w:t xml:space="preserve">Create a new file named </w:t>
       </w:r>
+      <w:proofErr w:type="spellStart"/>
       <w:r>
         <w:t>The</w:t>
       </w:r>
       <w:r>
-        <w:t>Header.vue in the src/components directory.</w:t>
+        <w:t>Header.vue</w:t>
+      </w:r>
+      <w:proofErr w:type="spellEnd"/>
+      <w:r>
+        <w:t xml:space="preserve"> in the </w:t>
+      </w:r>
+      <w:proofErr w:type="spellStart"/>
+      <w:r>
+        <w:t>src</w:t>
+      </w:r>
+      <w:proofErr w:type="spellEnd"/>
+      <w:r>
+        <w:t>/components directory.</w:t>
       </w:r>
     </w:p>
     <w:p>
@@ -4298,11 +4364,16 @@
       <w:r>
         <w:t xml:space="preserve">Inside </w:t>
       </w:r>
+      <w:proofErr w:type="spellStart"/>
       <w:r>
         <w:t>The</w:t>
       </w:r>
       <w:r>
-        <w:t>Header.vue create a script element with the setup attribute, and a template element:</w:t>
+        <w:t>Header.vue</w:t>
+      </w:r>
+      <w:proofErr w:type="spellEnd"/>
+      <w:r>
+        <w:t xml:space="preserve"> create a script element with the setup attribute, and a template element:</w:t>
       </w:r>
     </w:p>
     <w:p>
@@ -4597,11 +4668,16 @@
       <w:r>
         <w:t xml:space="preserve">When it’s done, </w:t>
       </w:r>
+      <w:proofErr w:type="spellStart"/>
       <w:r>
         <w:t>The</w:t>
       </w:r>
       <w:r>
-        <w:t>Header.vue should look like this:</w:t>
+        <w:t>Header.vue</w:t>
+      </w:r>
+      <w:proofErr w:type="spellEnd"/>
+      <w:r>
+        <w:t xml:space="preserve"> should look like this:</w:t>
       </w:r>
     </w:p>
     <w:p>
@@ -4864,11 +4940,16 @@
       <w:r>
         <w:t xml:space="preserve">Import </w:t>
       </w:r>
+      <w:proofErr w:type="spellStart"/>
       <w:r>
         <w:t>The</w:t>
       </w:r>
       <w:r>
-        <w:t>Header at the top of the &lt;script setup&gt; block in App.vue.</w:t>
+        <w:t>Header</w:t>
+      </w:r>
+      <w:proofErr w:type="spellEnd"/>
+      <w:r>
+        <w:t xml:space="preserve"> at the top of the &lt;script setup&gt; block in App.vue.</w:t>
       </w:r>
     </w:p>
     <w:p>
@@ -4878,17 +4959,27 @@
       <w:r>
         <w:t xml:space="preserve">import </w:t>
       </w:r>
+      <w:proofErr w:type="spellStart"/>
       <w:r>
         <w:t>The</w:t>
       </w:r>
       <w:r>
-        <w:t>Header from './components/</w:t>
-      </w:r>
+        <w:t>Header</w:t>
+      </w:r>
+      <w:proofErr w:type="spellEnd"/>
+      <w:r>
+        <w:t xml:space="preserve"> from './components/</w:t>
+      </w:r>
+      <w:proofErr w:type="spellStart"/>
       <w:r>
         <w:t>Page</w:t>
       </w:r>
       <w:r>
-        <w:t>Header.vue';</w:t>
+        <w:t>Header.vue</w:t>
+      </w:r>
+      <w:proofErr w:type="spellEnd"/>
+      <w:r>
+        <w:t>';</w:t>
       </w:r>
     </w:p>
     <w:p>
@@ -4914,11 +5005,16 @@
       <w:r>
         <w:t>Add &lt;</w:t>
       </w:r>
+      <w:proofErr w:type="spellStart"/>
       <w:r>
         <w:t>The</w:t>
       </w:r>
       <w:r>
-        <w:t>Header /&gt; inside the &lt;template&gt; in App.vue, above the HelloWorld component.</w:t>
+        <w:t>Header</w:t>
+      </w:r>
+      <w:proofErr w:type="spellEnd"/>
+      <w:r>
+        <w:t xml:space="preserve"> /&gt; inside the &lt;template&gt; in App.vue, above the HelloWorld component.</w:t>
       </w:r>
     </w:p>
     <w:p>
@@ -5083,30 +5179,50 @@
       <w:r>
         <w:t xml:space="preserve">Update the template in App.vue to contain the three main components that will make up the application's Home page: </w:t>
       </w:r>
+      <w:proofErr w:type="spellStart"/>
       <w:r>
         <w:t>The</w:t>
       </w:r>
       <w:r>
-        <w:t>Header, Home</w:t>
+        <w:t>Header</w:t>
+      </w:r>
+      <w:proofErr w:type="spellEnd"/>
+      <w:r>
+        <w:t xml:space="preserve">, </w:t>
+      </w:r>
+      <w:proofErr w:type="spellStart"/>
+      <w:r>
+        <w:t>Home</w:t>
       </w:r>
       <w:r>
         <w:t>Content</w:t>
       </w:r>
+      <w:proofErr w:type="spellEnd"/>
       <w:r>
         <w:t xml:space="preserve">, and </w:t>
       </w:r>
+      <w:proofErr w:type="spellStart"/>
       <w:r>
         <w:t>The</w:t>
       </w:r>
       <w:r>
-        <w:t>Footer.</w:t>
+        <w:t>Footer</w:t>
+      </w:r>
+      <w:proofErr w:type="spellEnd"/>
+      <w:r>
+        <w:t>.</w:t>
       </w:r>
       <w:r>
         <w:t xml:space="preserve"> Remove HelloWorld</w:t>
       </w:r>
       <w:r>
-        <w:t xml:space="preserve"> and TheWelcome</w:t>
-      </w:r>
+        <w:t xml:space="preserve"> and </w:t>
+      </w:r>
+      <w:proofErr w:type="spellStart"/>
+      <w:r>
+        <w:t>TheWelcome</w:t>
+      </w:r>
+      <w:proofErr w:type="spellEnd"/>
       <w:r>
         <w:t xml:space="preserve"> from the template</w:t>
       </w:r>
@@ -5141,23 +5257,33 @@
       <w:r>
         <w:t xml:space="preserve">  &lt;</w:t>
       </w:r>
+      <w:proofErr w:type="spellStart"/>
       <w:r>
         <w:t>The</w:t>
       </w:r>
       <w:r>
-        <w:t>Header /&gt;</w:t>
-      </w:r>
-    </w:p>
-    <w:p>
-      <w:pPr>
-        <w:pStyle w:val="LabNLCode"/>
-      </w:pPr>
-      <w:r>
-        <w:t xml:space="preserve">  &lt;Home</w:t>
+        <w:t>Header</w:t>
+      </w:r>
+      <w:proofErr w:type="spellEnd"/>
+      <w:r>
+        <w:t xml:space="preserve"> /&gt;</w:t>
+      </w:r>
+    </w:p>
+    <w:p>
+      <w:pPr>
+        <w:pStyle w:val="LabNLCode"/>
+      </w:pPr>
+      <w:r>
+        <w:t xml:space="preserve">  &lt;</w:t>
+      </w:r>
+      <w:proofErr w:type="spellStart"/>
+      <w:r>
+        <w:t>Home</w:t>
       </w:r>
       <w:r>
         <w:t>Content</w:t>
       </w:r>
+      <w:proofErr w:type="spellEnd"/>
       <w:r>
         <w:t xml:space="preserve"> /&gt;</w:t>
       </w:r>
@@ -5169,11 +5295,16 @@
       <w:r>
         <w:t xml:space="preserve">  &lt;</w:t>
       </w:r>
+      <w:proofErr w:type="spellStart"/>
       <w:r>
         <w:t>The</w:t>
       </w:r>
       <w:r>
-        <w:t>Footer /&gt;</w:t>
+        <w:t>Footer</w:t>
+      </w:r>
+      <w:proofErr w:type="spellEnd"/>
+      <w:r>
+        <w:t xml:space="preserve"> /&gt;</w:t>
       </w:r>
     </w:p>
     <w:p>
@@ -5202,19 +5333,45 @@
         </w:numPr>
       </w:pPr>
       <w:r>
-        <w:t>Make the new .vue files for the Home</w:t>
+        <w:t xml:space="preserve">Make the </w:t>
+      </w:r>
+      <w:proofErr w:type="gramStart"/>
+      <w:r>
+        <w:t>new</w:t>
+      </w:r>
+      <w:proofErr w:type="gramEnd"/>
+      <w:r>
+        <w:t xml:space="preserve"> .vue files for the </w:t>
+      </w:r>
+      <w:proofErr w:type="spellStart"/>
+      <w:r>
+        <w:t>Home</w:t>
       </w:r>
       <w:r>
         <w:t>Content</w:t>
       </w:r>
+      <w:proofErr w:type="spellEnd"/>
       <w:r>
         <w:t xml:space="preserve"> and </w:t>
       </w:r>
+      <w:proofErr w:type="spellStart"/>
       <w:r>
         <w:t>The</w:t>
       </w:r>
       <w:r>
-        <w:t>Footer components (inside src/components) and create &lt;script setup&gt; and &lt;template&gt; sections for each.</w:t>
+        <w:t>Footer</w:t>
+      </w:r>
+      <w:proofErr w:type="spellEnd"/>
+      <w:r>
+        <w:t xml:space="preserve"> components (inside </w:t>
+      </w:r>
+      <w:proofErr w:type="spellStart"/>
+      <w:r>
+        <w:t>src</w:t>
+      </w:r>
+      <w:proofErr w:type="spellEnd"/>
+      <w:r>
+        <w:t>/components) and create &lt;script setup&gt; and &lt;template&gt; sections for each.</w:t>
       </w:r>
     </w:p>
     <w:p>
@@ -5246,17 +5403,35 @@
       <w:r>
         <w:t xml:space="preserve">Import </w:t>
       </w:r>
+      <w:proofErr w:type="spellStart"/>
       <w:r>
         <w:t>The</w:t>
       </w:r>
       <w:r>
-        <w:t>Footer and Home</w:t>
+        <w:t>Footer</w:t>
+      </w:r>
+      <w:proofErr w:type="spellEnd"/>
+      <w:r>
+        <w:t xml:space="preserve"> and </w:t>
+      </w:r>
+      <w:proofErr w:type="spellStart"/>
+      <w:r>
+        <w:t>Home</w:t>
       </w:r>
       <w:r>
         <w:t>Content</w:t>
       </w:r>
-      <w:r>
-        <w:t xml:space="preserve"> into App.vue. With &lt;script setup&gt; the import is the registration — there is no components property to add them to.</w:t>
+      <w:proofErr w:type="spellEnd"/>
+      <w:r>
+        <w:t xml:space="preserve"> into </w:t>
+      </w:r>
+      <w:proofErr w:type="spellStart"/>
+      <w:r>
+        <w:t>App.vue</w:t>
+      </w:r>
+      <w:proofErr w:type="spellEnd"/>
+      <w:r>
+        <w:t>. With &lt;script setup&gt; the import is the registration — there is no components property to add them to.</w:t>
       </w:r>
     </w:p>
     <w:p>
@@ -5279,7 +5454,11 @@
         <w:t xml:space="preserve">Using the following screenshot of the finished Conduit application, </w:t>
       </w:r>
       <w:r>
-        <w:t>write the HTML in the Home</w:t>
+        <w:t xml:space="preserve">write the HTML in the </w:t>
+      </w:r>
+      <w:proofErr w:type="spellStart"/>
+      <w:r>
+        <w:t>Home</w:t>
       </w:r>
       <w:r>
         <w:t>Content</w:t>
@@ -5290,6 +5469,7 @@
       <w:r>
         <w:t>vue</w:t>
       </w:r>
+      <w:proofErr w:type="spellEnd"/>
       <w:r>
         <w:t xml:space="preserve"> component to render a static version of everything underneath the top navigation</w:t>
       </w:r>
@@ -5935,11 +6115,16 @@
       <w:r>
         <w:t xml:space="preserve">Write the HTML for the static version of the </w:t>
       </w:r>
+      <w:proofErr w:type="spellStart"/>
       <w:r>
         <w:t>The</w:t>
       </w:r>
       <w:r>
-        <w:t>Footer component.</w:t>
+        <w:t>Footer</w:t>
+      </w:r>
+      <w:proofErr w:type="spellEnd"/>
+      <w:r>
+        <w:t xml:space="preserve"> component.</w:t>
       </w:r>
     </w:p>
     <w:p>
@@ -6134,6 +6319,10 @@
     <w:p>
       <w:pPr>
         <w:pStyle w:val="LabNL"/>
+        <w:numPr>
+          <w:ilvl w:val="0"/>
+          <w:numId w:val="38"/>
+        </w:numPr>
       </w:pPr>
       <w:r>
         <w:t>Make a new directory (at the same level as the src directory) and name it tests.</w:t>
@@ -6167,6 +6356,7 @@
       <w:pPr>
         <w:pStyle w:val="LabNLCode"/>
       </w:pPr>
+      <w:bookmarkStart w:id="42" w:name="OLE_LINK14"/>
       <w:r>
         <w:t>import { describe, expect, it } from 'vitest';</w:t>
       </w:r>
@@ -6179,6 +6369,7 @@
         <w:t>import { mount } from '@vue/test-utils';</w:t>
       </w:r>
     </w:p>
+    <w:bookmarkEnd w:id="42"/>
     <w:p>
       <w:pPr>
         <w:pStyle w:val="Note"/>
@@ -6192,17 +6383,52 @@
         <w:pStyle w:val="LabNL"/>
       </w:pPr>
       <w:r>
-        <w:t>Import the Header component. The @ alias points at src, and is configured in vite.config.js.</w:t>
-      </w:r>
-    </w:p>
-    <w:p>
-      <w:pPr>
-        <w:pStyle w:val="LabNLCode"/>
-      </w:pPr>
-      <w:r>
-        <w:t>import Header from '@/components/Header.vue';</w:t>
-      </w:r>
-    </w:p>
+        <w:t xml:space="preserve">Import the </w:t>
+      </w:r>
+      <w:proofErr w:type="spellStart"/>
+      <w:r>
+        <w:t>The</w:t>
+      </w:r>
+      <w:r>
+        <w:t>Header</w:t>
+      </w:r>
+      <w:proofErr w:type="spellEnd"/>
+      <w:r>
+        <w:t xml:space="preserve"> component. The @ alias points at src, and is configured in vite.config.js.</w:t>
+      </w:r>
+    </w:p>
+    <w:p>
+      <w:pPr>
+        <w:pStyle w:val="LabNLCode"/>
+      </w:pPr>
+      <w:bookmarkStart w:id="43" w:name="OLE_LINK15"/>
+      <w:r>
+        <w:t xml:space="preserve">import </w:t>
+      </w:r>
+      <w:proofErr w:type="spellStart"/>
+      <w:r>
+        <w:t>The</w:t>
+      </w:r>
+      <w:r>
+        <w:t>Header</w:t>
+      </w:r>
+      <w:proofErr w:type="spellEnd"/>
+      <w:r>
+        <w:t xml:space="preserve"> from '@/components/</w:t>
+      </w:r>
+      <w:proofErr w:type="spellStart"/>
+      <w:r>
+        <w:t>The</w:t>
+      </w:r>
+      <w:r>
+        <w:t>Header.vue</w:t>
+      </w:r>
+      <w:proofErr w:type="spellEnd"/>
+      <w:r>
+        <w:t>';</w:t>
+      </w:r>
+    </w:p>
+    <w:bookmarkEnd w:id="43"/>
     <w:p>
       <w:pPr>
         <w:pStyle w:val="LabNL"/>
@@ -6215,10 +6441,28 @@
       <w:pPr>
         <w:pStyle w:val="LabNLCode"/>
       </w:pPr>
-      <w:r>
-        <w:t>const createWrapper = () =&gt; mount(Header);</w:t>
-      </w:r>
-    </w:p>
+      <w:bookmarkStart w:id="44" w:name="OLE_LINK16"/>
+      <w:r>
+        <w:t xml:space="preserve">const createWrapper = () =&gt; </w:t>
+      </w:r>
+      <w:proofErr w:type="gramStart"/>
+      <w:r>
+        <w:t>mount(</w:t>
+      </w:r>
+      <w:proofErr w:type="spellStart"/>
+      <w:proofErr w:type="gramEnd"/>
+      <w:r>
+        <w:t>The</w:t>
+      </w:r>
+      <w:r>
+        <w:t>Header</w:t>
+      </w:r>
+      <w:proofErr w:type="spellEnd"/>
+      <w:r>
+        <w:t>);</w:t>
+      </w:r>
+    </w:p>
+    <w:bookmarkEnd w:id="44"/>
     <w:p>
       <w:pPr>
         <w:pStyle w:val="LabNL"/>
@@ -6231,8 +6475,25 @@
       <w:pPr>
         <w:pStyle w:val="LabNLCode"/>
       </w:pPr>
-      <w:r>
-        <w:t>describe('Header', () =&gt; {</w:t>
+      <w:bookmarkStart w:id="45" w:name="OLE_LINK17"/>
+      <w:proofErr w:type="gramStart"/>
+      <w:r>
+        <w:t>describe(</w:t>
+      </w:r>
+      <w:proofErr w:type="gramEnd"/>
+      <w:r>
+        <w:t>'</w:t>
+      </w:r>
+      <w:proofErr w:type="spellStart"/>
+      <w:r>
+        <w:t>The</w:t>
+      </w:r>
+      <w:r>
+        <w:t>Header</w:t>
+      </w:r>
+      <w:proofErr w:type="spellEnd"/>
+      <w:r>
+        <w:t>', () =&gt; {</w:t>
       </w:r>
     </w:p>
     <w:p>
@@ -6243,6 +6504,7 @@
         <w:t>});</w:t>
       </w:r>
     </w:p>
+    <w:bookmarkEnd w:id="45"/>
     <w:p>
       <w:pPr>
         <w:pStyle w:val="LabNL"/>
@@ -6256,7 +6518,11 @@
         <w:pStyle w:val="LabNLCode"/>
       </w:pPr>
       <w:r>
-        <w:t xml:space="preserve">  it('should render without a problem', () =&gt; {</w:t>
+        <w:t xml:space="preserve">  </w:t>
+      </w:r>
+      <w:bookmarkStart w:id="46" w:name="OLE_LINK18"/>
+      <w:r>
+        <w:t>it('should render without a problem', () =&gt; {</w:t>
       </w:r>
     </w:p>
     <w:p>
@@ -6288,6 +6554,7 @@
         <w:t xml:space="preserve">  });</w:t>
       </w:r>
     </w:p>
+    <w:bookmarkEnd w:id="46"/>
     <w:p>
       <w:pPr>
         <w:pStyle w:val="LabNL"/>
@@ -6300,6 +6567,7 @@
       <w:pPr>
         <w:pStyle w:val="LabNLCode"/>
       </w:pPr>
+      <w:bookmarkStart w:id="47" w:name="OLE_LINK19"/>
       <w:r>
         <w:t>test: {</w:t>
       </w:r>
@@ -6333,7 +6601,11 @@
         <w:pStyle w:val="LabNLCode"/>
       </w:pPr>
       <w:r>
-        <w:t>},</w:t>
+        <w:t>}</w:t>
+      </w:r>
+      <w:bookmarkEnd w:id="47"/>
+      <w:r>
+        <w:t>,</w:t>
       </w:r>
     </w:p>
     <w:p>
@@ -6366,7 +6638,29 @@
         <w:pStyle w:val="LabNL"/>
       </w:pPr>
       <w:r>
-        <w:t>Make copies of this spec for the Home component and the Footer component.</w:t>
+        <w:t xml:space="preserve">Make copies of this spec for the </w:t>
+      </w:r>
+      <w:proofErr w:type="spellStart"/>
+      <w:r>
+        <w:t>Home</w:t>
+      </w:r>
+      <w:r>
+        <w:t>Content</w:t>
+      </w:r>
+      <w:proofErr w:type="spellEnd"/>
+      <w:r>
+        <w:t xml:space="preserve"> component and the </w:t>
+      </w:r>
+      <w:proofErr w:type="spellStart"/>
+      <w:r>
+        <w:t>The</w:t>
+      </w:r>
+      <w:r>
+        <w:t>Footer</w:t>
+      </w:r>
+      <w:proofErr w:type="spellEnd"/>
+      <w:r>
+        <w:t xml:space="preserve"> component.</w:t>
       </w:r>
     </w:p>
     <w:p>
@@ -6396,18 +6690,32 @@
     <w:p/>
     <w:p>
       <w:pPr>
+        <w:rPr>
+          <w:rFonts w:asciiTheme="majorHAnsi" w:eastAsiaTheme="majorEastAsia" w:hAnsiTheme="majorHAnsi" w:cstheme="majorBidi"/>
+          <w:color w:val="2F5496" w:themeColor="accent1" w:themeShade="BF"/>
+          <w:sz w:val="32"/>
+          <w:szCs w:val="32"/>
+        </w:rPr>
+      </w:pPr>
+      <w:bookmarkStart w:id="48" w:name="_Toc519938142"/>
+      <w:bookmarkStart w:id="49" w:name="_Toc241675632"/>
+      <w:r>
+        <w:br w:type="page"/>
+      </w:r>
+    </w:p>
+    <w:p>
+      <w:pPr>
         <w:pStyle w:val="Heading1"/>
       </w:pPr>
-      <w:bookmarkStart w:id="42" w:name="_Toc519938142"/>
-      <w:bookmarkStart w:id="43" w:name="_Toc241675632"/>
-      <w:r>
+      <w:r>
+        <w:lastRenderedPageBreak/>
         <w:t>Lab 06 - Getting Started with Node.js</w:t>
       </w:r>
-      <w:bookmarkEnd w:id="42"/>
+      <w:bookmarkEnd w:id="48"/>
       <w:r>
         <w:t xml:space="preserve"> and npm</w:t>
       </w:r>
-      <w:bookmarkEnd w:id="43"/>
+      <w:bookmarkEnd w:id="49"/>
     </w:p>
     <w:p>
       <w:r>
@@ -6419,13 +6727,13 @@
       <w:pPr>
         <w:pStyle w:val="Heading2"/>
       </w:pPr>
-      <w:bookmarkStart w:id="44" w:name="_Toc519938144"/>
-      <w:bookmarkStart w:id="45" w:name="_Toc241675633"/>
+      <w:bookmarkStart w:id="50" w:name="_Toc519938144"/>
+      <w:bookmarkStart w:id="51" w:name="_Toc241675633"/>
       <w:r>
         <w:t>Part 1: Getting to Know Node.js</w:t>
       </w:r>
-      <w:bookmarkEnd w:id="44"/>
-      <w:bookmarkEnd w:id="45"/>
+      <w:bookmarkEnd w:id="50"/>
+      <w:bookmarkEnd w:id="51"/>
     </w:p>
     <w:p>
       <w:r>
@@ -6620,7 +6928,6 @@
         <w:rPr>
           <w:b/>
         </w:rPr>
-        <w:lastRenderedPageBreak/>
         <w:t>Note:</w:t>
       </w:r>
       <w:r>
@@ -6669,6 +6976,7 @@
         <w:rPr>
           <w:noProof/>
         </w:rPr>
+        <w:lastRenderedPageBreak/>
         <w:drawing>
           <wp:inline distT="0" distB="0" distL="0" distR="0" wp14:anchorId="43778853" wp14:editId="5BB5A673">
             <wp:extent cx="4367219" cy="2320293"/>
@@ -6841,7 +7149,6 @@
         <w:rPr>
           <w:noProof/>
         </w:rPr>
-        <w:lastRenderedPageBreak/>
         <w:drawing>
           <wp:inline distT="0" distB="0" distL="0" distR="0" wp14:anchorId="62BF82DC" wp14:editId="680C2024">
             <wp:extent cx="4659877" cy="2475781"/>
@@ -6883,13 +7190,14 @@
       <w:pPr>
         <w:pStyle w:val="Heading2"/>
       </w:pPr>
-      <w:bookmarkStart w:id="46" w:name="_Toc519938145"/>
-      <w:bookmarkStart w:id="47" w:name="_Toc241675634"/>
-      <w:r>
+      <w:bookmarkStart w:id="52" w:name="_Toc519938145"/>
+      <w:bookmarkStart w:id="53" w:name="_Toc241675634"/>
+      <w:r>
+        <w:lastRenderedPageBreak/>
         <w:t>Part 3: Using npm</w:t>
       </w:r>
-      <w:bookmarkEnd w:id="46"/>
-      <w:bookmarkEnd w:id="47"/>
+      <w:bookmarkEnd w:id="52"/>
+      <w:bookmarkEnd w:id="53"/>
     </w:p>
     <w:p>
       <w:pPr>
@@ -7077,7 +7385,6 @@
         </w:numPr>
       </w:pPr>
       <w:r>
-        <w:lastRenderedPageBreak/>
         <w:t xml:space="preserve">Enter </w:t>
       </w:r>
       <w:r>
@@ -7146,10 +7453,10 @@
       <w:pPr>
         <w:pStyle w:val="Heading1"/>
       </w:pPr>
-      <w:bookmarkStart w:id="48" w:name="_Toc519938150"/>
-      <w:bookmarkStart w:id="49" w:name="_Toc356736168"/>
-      <w:bookmarkStart w:id="50" w:name="_Toc519938151"/>
-      <w:bookmarkStart w:id="51" w:name="_Toc241675635"/>
+      <w:bookmarkStart w:id="54" w:name="_Toc519938150"/>
+      <w:bookmarkStart w:id="55" w:name="_Toc356736168"/>
+      <w:bookmarkStart w:id="56" w:name="_Toc519938151"/>
+      <w:bookmarkStart w:id="57" w:name="_Toc241675635"/>
       <w:r>
         <w:lastRenderedPageBreak/>
         <w:t>Lab 0</w:t>
@@ -7160,8 +7467,8 @@
       <w:r>
         <w:t xml:space="preserve"> - Initialize npm</w:t>
       </w:r>
-      <w:bookmarkEnd w:id="48"/>
-      <w:bookmarkEnd w:id="51"/>
+      <w:bookmarkEnd w:id="54"/>
+      <w:bookmarkEnd w:id="57"/>
       <w:r>
         <w:t xml:space="preserve"> </w:t>
       </w:r>
@@ -7381,19 +7688,19 @@
           <w:szCs w:val="32"/>
         </w:rPr>
       </w:pPr>
-      <w:bookmarkStart w:id="52" w:name="_Toc241675636"/>
+      <w:bookmarkStart w:id="58" w:name="_Toc241675636"/>
       <w:r>
         <w:t>Part 2</w:t>
       </w:r>
       <w:r>
         <w:t xml:space="preserve">: </w:t>
       </w:r>
-      <w:bookmarkEnd w:id="49"/>
-      <w:bookmarkEnd w:id="50"/>
+      <w:bookmarkEnd w:id="55"/>
+      <w:bookmarkEnd w:id="56"/>
       <w:r>
         <w:t>How to Write and Run npm Scripts</w:t>
       </w:r>
-      <w:bookmarkEnd w:id="52"/>
+      <w:bookmarkEnd w:id="58"/>
     </w:p>
     <w:p>
       <w:r>
@@ -7476,9 +7783,14 @@
       <w:pPr>
         <w:pStyle w:val="LabNLSub"/>
       </w:pPr>
+      <w:proofErr w:type="spellStart"/>
       <w:r>
         <w:lastRenderedPageBreak/>
-        <w:t xml:space="preserve">Npm's </w:t>
+        <w:t>Npm's</w:t>
+      </w:r>
+      <w:proofErr w:type="spellEnd"/>
+      <w:r>
+        <w:t xml:space="preserve"> </w:t>
       </w:r>
       <w:r>
         <w:rPr>
@@ -7745,9 +8057,9 @@
       <w:pPr>
         <w:pStyle w:val="Heading1"/>
       </w:pPr>
-      <w:bookmarkStart w:id="53" w:name="_Toc520709946"/>
-      <w:bookmarkStart w:id="54" w:name="_Toc519938155"/>
-      <w:bookmarkStart w:id="55" w:name="_Toc241675637"/>
+      <w:bookmarkStart w:id="59" w:name="_Toc520709946"/>
+      <w:bookmarkStart w:id="60" w:name="_Toc519938155"/>
+      <w:bookmarkStart w:id="61" w:name="_Toc241675637"/>
       <w:r>
         <w:lastRenderedPageBreak/>
         <w:t>Lab 0</w:t>
@@ -7758,8 +8070,8 @@
       <w:r>
         <w:t>: Making a Web Server</w:t>
       </w:r>
-      <w:bookmarkEnd w:id="53"/>
-      <w:bookmarkEnd w:id="55"/>
+      <w:bookmarkEnd w:id="59"/>
+      <w:bookmarkEnd w:id="61"/>
     </w:p>
     <w:p>
       <w:r>
@@ -8002,12 +8314,12 @@
       <w:pPr>
         <w:pStyle w:val="Heading1"/>
       </w:pPr>
-      <w:bookmarkStart w:id="56" w:name="_Toc241675638"/>
+      <w:bookmarkStart w:id="62" w:name="_Toc241675638"/>
       <w:r>
         <w:lastRenderedPageBreak/>
         <w:t>Lab 09 - Automate Linting</w:t>
       </w:r>
-      <w:bookmarkEnd w:id="56"/>
+      <w:bookmarkEnd w:id="62"/>
     </w:p>
     <w:p>
       <w:r>
@@ -8370,11 +8682,11 @@
       <w:pPr>
         <w:pStyle w:val="Heading1"/>
       </w:pPr>
-      <w:bookmarkStart w:id="57" w:name="_Toc241675639"/>
+      <w:bookmarkStart w:id="63" w:name="_Toc241675639"/>
       <w:r>
         <w:t>Lab 10: Manual In-Browser Testing and Debugging</w:t>
       </w:r>
-      <w:bookmarkEnd w:id="57"/>
+      <w:bookmarkEnd w:id="63"/>
     </w:p>
     <w:p/>
     <w:p>
@@ -8600,8 +8912,8 @@
       <w:pPr>
         <w:pStyle w:val="Heading1"/>
       </w:pPr>
-      <w:bookmarkStart w:id="58" w:name="_Toc241675640"/>
-      <w:bookmarkEnd w:id="54"/>
+      <w:bookmarkStart w:id="64" w:name="_Toc241675640"/>
+      <w:bookmarkEnd w:id="60"/>
       <w:r>
         <w:t xml:space="preserve">Lab </w:t>
       </w:r>
@@ -8617,7 +8929,7 @@
       <w:r>
         <w:t>Static Version</w:t>
       </w:r>
-      <w:bookmarkEnd w:id="58"/>
+      <w:bookmarkEnd w:id="64"/>
     </w:p>
     <w:p>
       <w:r>
@@ -9067,7 +9379,7 @@
       <w:pPr>
         <w:pStyle w:val="Heading1"/>
       </w:pPr>
-      <w:bookmarkStart w:id="59" w:name="_Toc241675641"/>
+      <w:bookmarkStart w:id="65" w:name="_Toc241675641"/>
       <w:r>
         <w:t xml:space="preserve">Lab </w:t>
       </w:r>
@@ -9083,14 +9395,22 @@
       <w:r>
         <w:t>Vue Components</w:t>
       </w:r>
-      <w:bookmarkEnd w:id="59"/>
+      <w:bookmarkEnd w:id="65"/>
     </w:p>
     <w:p>
       <w:r>
         <w:t xml:space="preserve">In this lab, </w:t>
       </w:r>
       <w:r>
-        <w:t>you'll learn to style components using Vue.js's scoped CSS.</w:t>
+        <w:t xml:space="preserve">you'll learn to style components using </w:t>
+      </w:r>
+      <w:proofErr w:type="spellStart"/>
+      <w:r>
+        <w:t>Vue.js's</w:t>
+      </w:r>
+      <w:proofErr w:type="spellEnd"/>
+      <w:r>
+        <w:t xml:space="preserve"> scoped CSS.</w:t>
       </w:r>
     </w:p>
     <w:p/>
@@ -9121,7 +9441,15 @@
         <w:t>n</w:t>
       </w:r>
       <w:r>
-        <w:t xml:space="preserve"> VSCode, open the Home component.</w:t>
+        <w:t xml:space="preserve"> </w:t>
+      </w:r>
+      <w:proofErr w:type="spellStart"/>
+      <w:r>
+        <w:t>VSCode</w:t>
+      </w:r>
+      <w:proofErr w:type="spellEnd"/>
+      <w:r>
+        <w:t>, open the Home component.</w:t>
       </w:r>
     </w:p>
     <w:p>
@@ -9145,7 +9473,15 @@
         </w:numPr>
       </w:pPr>
       <w:r>
-        <w:t>Create the following css selectors inside &lt;style scoped&gt;</w:t>
+        <w:t xml:space="preserve">Create the following </w:t>
+      </w:r>
+      <w:proofErr w:type="spellStart"/>
+      <w:r>
+        <w:t>css</w:t>
+      </w:r>
+      <w:proofErr w:type="spellEnd"/>
+      <w:r>
+        <w:t xml:space="preserve"> selectors inside &lt;style scoped&gt;</w:t>
       </w:r>
     </w:p>
     <w:p>
@@ -9362,7 +9698,15 @@
         <w:pStyle w:val="LabNLCode"/>
       </w:pPr>
       <w:r>
-        <w:t xml:space="preserve">  padding: 5px 10px 10px;</w:t>
+        <w:t xml:space="preserve">  padding: 5px 10px </w:t>
+      </w:r>
+      <w:proofErr w:type="spellStart"/>
+      <w:r>
+        <w:t>10px</w:t>
+      </w:r>
+      <w:proofErr w:type="spellEnd"/>
+      <w:r>
+        <w:t>;</w:t>
       </w:r>
     </w:p>
     <w:p>
@@ -9555,11 +9899,11 @@
       <w:pPr>
         <w:pStyle w:val="Heading1"/>
       </w:pPr>
-      <w:bookmarkStart w:id="60" w:name="_Toc241675642"/>
+      <w:bookmarkStart w:id="66" w:name="_Toc241675642"/>
       <w:r>
         <w:t>Lab 13: Computed Properties</w:t>
       </w:r>
-      <w:bookmarkEnd w:id="60"/>
+      <w:bookmarkEnd w:id="66"/>
     </w:p>
     <w:p>
       <w:r>
@@ -9682,11 +10026,11 @@
       <w:pPr>
         <w:pStyle w:val="Heading1"/>
       </w:pPr>
-      <w:bookmarkStart w:id="61" w:name="_Toc241675643"/>
+      <w:bookmarkStart w:id="67" w:name="_Toc241675643"/>
       <w:r>
         <w:t>Lab 14: Methods and State</w:t>
       </w:r>
-      <w:bookmarkEnd w:id="61"/>
+      <w:bookmarkEnd w:id="67"/>
     </w:p>
     <w:p>
       <w:r>
@@ -9880,11 +10224,11 @@
       <w:pPr>
         <w:pStyle w:val="Heading1"/>
       </w:pPr>
-      <w:bookmarkStart w:id="62" w:name="_Toc241675644"/>
+      <w:bookmarkStart w:id="68" w:name="_Toc241675644"/>
       <w:r>
         <w:t>Lab 15: Events</w:t>
       </w:r>
-      <w:bookmarkEnd w:id="62"/>
+      <w:bookmarkEnd w:id="68"/>
     </w:p>
     <w:p>
       <w:r>
@@ -10074,11 +10418,11 @@
       <w:pPr>
         <w:pStyle w:val="Heading1"/>
       </w:pPr>
-      <w:bookmarkStart w:id="63" w:name="_Toc241675645"/>
+      <w:bookmarkStart w:id="69" w:name="_Toc241675645"/>
       <w:r>
         <w:t>Lab 16: Component Lifecycle</w:t>
       </w:r>
-      <w:bookmarkEnd w:id="63"/>
+      <w:bookmarkEnd w:id="69"/>
     </w:p>
     <w:p>
       <w:r>
@@ -10533,11 +10877,11 @@
       <w:pPr>
         <w:pStyle w:val="Heading1"/>
       </w:pPr>
-      <w:bookmarkStart w:id="64" w:name="_Toc241675646"/>
+      <w:bookmarkStart w:id="70" w:name="_Toc241675646"/>
       <w:r>
         <w:t>Lab 17: Forms</w:t>
       </w:r>
-      <w:bookmarkEnd w:id="64"/>
+      <w:bookmarkEnd w:id="70"/>
     </w:p>
     <w:p>
       <w:r>
@@ -10718,7 +11062,7 @@
       <w:pPr>
         <w:pStyle w:val="Heading1"/>
       </w:pPr>
-      <w:bookmarkStart w:id="65" w:name="_Toc241675647"/>
+      <w:bookmarkStart w:id="71" w:name="_Toc241675647"/>
       <w:r>
         <w:t xml:space="preserve">Lab </w:t>
       </w:r>
@@ -10734,7 +11078,7 @@
       <w:r>
         <w:t>Slots</w:t>
       </w:r>
-      <w:bookmarkEnd w:id="65"/>
+      <w:bookmarkEnd w:id="71"/>
     </w:p>
     <w:p>
       <w:pPr>
@@ -10776,11 +11120,11 @@
       <w:pPr>
         <w:pStyle w:val="Heading1"/>
       </w:pPr>
-      <w:bookmarkStart w:id="66" w:name="_Toc241675648"/>
+      <w:bookmarkStart w:id="72" w:name="_Toc241675648"/>
       <w:r>
         <w:t>Lab 19: Composables</w:t>
       </w:r>
-      <w:bookmarkEnd w:id="66"/>
+      <w:bookmarkEnd w:id="72"/>
     </w:p>
     <w:p>
       <w:r>
@@ -10981,11 +11325,11 @@
       <w:pPr>
         <w:pStyle w:val="Heading1"/>
       </w:pPr>
-      <w:bookmarkStart w:id="67" w:name="_Toc241675649"/>
+      <w:bookmarkStart w:id="73" w:name="_Toc241675649"/>
       <w:r>
         <w:t>Lab 20: Implementing Pinia</w:t>
       </w:r>
-      <w:bookmarkEnd w:id="67"/>
+      <w:bookmarkEnd w:id="73"/>
     </w:p>
     <w:p>
       <w:r>
@@ -11892,11 +12236,11 @@
       <w:pPr>
         <w:pStyle w:val="Heading1"/>
       </w:pPr>
-      <w:bookmarkStart w:id="68" w:name="_Toc241675650"/>
+      <w:bookmarkStart w:id="74" w:name="_Toc241675650"/>
       <w:r>
         <w:t>Lab 21: Routing</w:t>
       </w:r>
-      <w:bookmarkEnd w:id="68"/>
+      <w:bookmarkEnd w:id="74"/>
     </w:p>
     <w:p>
       <w:r>
@@ -12698,12 +13042,12 @@
       <w:pPr>
         <w:pStyle w:val="Heading1"/>
       </w:pPr>
-      <w:bookmarkStart w:id="69" w:name="_Toc241675651"/>
+      <w:bookmarkStart w:id="75" w:name="_Toc241675651"/>
       <w:r>
         <w:lastRenderedPageBreak/>
         <w:t>Lab 22: AJAX</w:t>
       </w:r>
-      <w:bookmarkEnd w:id="69"/>
+      <w:bookmarkEnd w:id="75"/>
     </w:p>
     <w:p>
       <w:r>
@@ -13004,11 +13348,11 @@
       <w:pPr>
         <w:pStyle w:val="Heading1"/>
       </w:pPr>
-      <w:bookmarkStart w:id="70" w:name="_Toc241675652"/>
+      <w:bookmarkStart w:id="76" w:name="_Toc241675652"/>
       <w:r>
         <w:t>Lab 23: Testing with Vitest</w:t>
       </w:r>
-      <w:bookmarkEnd w:id="70"/>
+      <w:bookmarkEnd w:id="76"/>
     </w:p>
     <w:p>
       <w:r>
@@ -13245,11 +13589,11 @@
       <w:pPr>
         <w:pStyle w:val="Heading1"/>
       </w:pPr>
-      <w:bookmarkStart w:id="71" w:name="_Toc241675653"/>
+      <w:bookmarkStart w:id="77" w:name="_Toc241675653"/>
       <w:r>
         <w:t>Lab 24: Transitions and Animations</w:t>
       </w:r>
-      <w:bookmarkEnd w:id="71"/>
+      <w:bookmarkEnd w:id="77"/>
     </w:p>
     <w:p>
       <w:r>
@@ -14098,6 +14442,12 @@
     </w:lvlOverride>
   </w:num>
   <w:num w:numId="37" w16cid:durableId="1361512535">
+    <w:abstractNumId w:val="3"/>
+    <w:lvlOverride w:ilvl="0">
+      <w:startOverride w:val="1"/>
+    </w:lvlOverride>
+  </w:num>
+  <w:num w:numId="38" w16cid:durableId="1396469315">
     <w:abstractNumId w:val="3"/>
     <w:lvlOverride w:ilvl="0">
       <w:startOverride w:val="1"/>

--- a/presentation/Version 2.0/Professional-Vue-v2.0.docx
+++ b/presentation/Version 2.0/Professional-Vue-v2.0.docx
@@ -7194,10 +7194,21 @@
       <w:bookmarkStart w:id="53" w:name="_Toc241675634"/>
       <w:r>
         <w:lastRenderedPageBreak/>
-        <w:t>Part 3: Using npm</w:t>
+        <w:t xml:space="preserve">Part </w:t>
+      </w:r>
+      <w:r>
+        <w:t>2</w:t>
+      </w:r>
+      <w:r>
+        <w:t xml:space="preserve">: Using </w:t>
+      </w:r>
+      <w:proofErr w:type="spellStart"/>
+      <w:r>
+        <w:t>npm</w:t>
       </w:r>
       <w:bookmarkEnd w:id="52"/>
       <w:bookmarkEnd w:id="53"/>
+      <w:proofErr w:type="spellEnd"/>
     </w:p>
     <w:p>
       <w:pPr>
@@ -7256,7 +7267,21 @@
         </w:rPr>
       </w:pPr>
       <w:r>
-        <w:t>Enter npm ls -g --depth=0</w:t>
+        <w:t xml:space="preserve">Enter </w:t>
+      </w:r>
+      <w:proofErr w:type="spellStart"/>
+      <w:r>
+        <w:rPr>
+          <w:rStyle w:val="CodeChar"/>
+        </w:rPr>
+        <w:t>npm</w:t>
+      </w:r>
+      <w:proofErr w:type="spellEnd"/>
+      <w:r>
+        <w:rPr>
+          <w:rStyle w:val="CodeChar"/>
+        </w:rPr>
+        <w:t xml:space="preserve"> ls -g --depth=0</w:t>
       </w:r>
     </w:p>
     <w:p>

--- a/presentation/Version 2.0/Professional-Vue-v2.0.docx
+++ b/presentation/Version 2.0/Professional-Vue-v2.0.docx
@@ -7317,7 +7317,24 @@
         </w:numPr>
       </w:pPr>
       <w:r>
-        <w:t>Enter npm ls to see the packages installed in the current project only.</w:t>
+        <w:t xml:space="preserve">Enter </w:t>
+      </w:r>
+      <w:proofErr w:type="spellStart"/>
+      <w:r>
+        <w:rPr>
+          <w:rStyle w:val="CodeChar"/>
+        </w:rPr>
+        <w:t>npm</w:t>
+      </w:r>
+      <w:proofErr w:type="spellEnd"/>
+      <w:r>
+        <w:rPr>
+          <w:rStyle w:val="CodeChar"/>
+        </w:rPr>
+        <w:t xml:space="preserve"> ls</w:t>
+      </w:r>
+      <w:r>
+        <w:t xml:space="preserve"> to see the packages installed in the current project only.</w:t>
       </w:r>
     </w:p>
     <w:p>
@@ -7329,7 +7346,21 @@
         </w:numPr>
       </w:pPr>
       <w:r>
-        <w:t>Enter npm outdated</w:t>
+        <w:t xml:space="preserve">Enter </w:t>
+      </w:r>
+      <w:proofErr w:type="spellStart"/>
+      <w:r>
+        <w:rPr>
+          <w:rStyle w:val="CodeChar"/>
+        </w:rPr>
+        <w:t>npm</w:t>
+      </w:r>
+      <w:proofErr w:type="spellEnd"/>
+      <w:r>
+        <w:rPr>
+          <w:rStyle w:val="CodeChar"/>
+        </w:rPr>
+        <w:t xml:space="preserve"> outdated</w:t>
       </w:r>
     </w:p>
     <w:p>
@@ -7964,8 +7995,13 @@
         <w:pStyle w:val="LabNLCode"/>
       </w:pPr>
       <w:r>
-        <w:t xml:space="preserve">  "build": "echo \"BUILD OK\" &amp;&amp; exit 0"</w:t>
-      </w:r>
+        <w:t xml:space="preserve"> </w:t>
+      </w:r>
+      <w:bookmarkStart w:id="59" w:name="OLE_LINK20"/>
+      <w:r>
+        <w:t xml:space="preserve"> "build": "echo \"BUILD OK\" &amp;&amp; exit 0"</w:t>
+      </w:r>
+      <w:bookmarkEnd w:id="59"/>
       <w:r>
         <w:br/>
         <w:t>},</w:t>
@@ -8028,8 +8064,13 @@
         <w:pStyle w:val="LabNLCode"/>
       </w:pPr>
       <w:r>
-        <w:t xml:space="preserve">  "prebuild": "npm run test"</w:t>
-      </w:r>
+        <w:t xml:space="preserve">  </w:t>
+      </w:r>
+      <w:bookmarkStart w:id="60" w:name="OLE_LINK21"/>
+      <w:r>
+        <w:t>"prebuild": "npm run test"</w:t>
+      </w:r>
+      <w:bookmarkEnd w:id="60"/>
       <w:r>
         <w:br/>
         <w:t>},</w:t>
@@ -8082,9 +8123,9 @@
       <w:pPr>
         <w:pStyle w:val="Heading1"/>
       </w:pPr>
-      <w:bookmarkStart w:id="59" w:name="_Toc520709946"/>
-      <w:bookmarkStart w:id="60" w:name="_Toc519938155"/>
-      <w:bookmarkStart w:id="61" w:name="_Toc241675637"/>
+      <w:bookmarkStart w:id="61" w:name="_Toc520709946"/>
+      <w:bookmarkStart w:id="62" w:name="_Toc519938155"/>
+      <w:bookmarkStart w:id="63" w:name="_Toc241675637"/>
       <w:r>
         <w:lastRenderedPageBreak/>
         <w:t>Lab 0</w:t>
@@ -8095,8 +8136,8 @@
       <w:r>
         <w:t>: Making a Web Server</w:t>
       </w:r>
-      <w:bookmarkEnd w:id="59"/>
       <w:bookmarkEnd w:id="61"/>
+      <w:bookmarkEnd w:id="63"/>
     </w:p>
     <w:p>
       <w:r>
@@ -8121,6 +8162,76 @@
         </w:numPr>
       </w:pPr>
       <w:r>
+        <w:t xml:space="preserve">Run </w:t>
+      </w:r>
+      <w:proofErr w:type="spellStart"/>
+      <w:r>
+        <w:rPr>
+          <w:rStyle w:val="CodeChar"/>
+        </w:rPr>
+        <w:t>npm</w:t>
+      </w:r>
+      <w:proofErr w:type="spellEnd"/>
+      <w:r>
+        <w:rPr>
+          <w:rStyle w:val="CodeChar"/>
+        </w:rPr>
+        <w:t xml:space="preserve"> </w:t>
+      </w:r>
+      <w:proofErr w:type="spellStart"/>
+      <w:r>
+        <w:rPr>
+          <w:rStyle w:val="CodeChar"/>
+        </w:rPr>
+        <w:t>init</w:t>
+      </w:r>
+      <w:proofErr w:type="spellEnd"/>
+      <w:r>
+        <w:t xml:space="preserve"> inside the labs/lab08 folder. When it asks for the ‘type’ enter </w:t>
+      </w:r>
+      <w:r>
+        <w:rPr>
+          <w:b/>
+          <w:bCs/>
+        </w:rPr>
+        <w:t>module</w:t>
+      </w:r>
+      <w:r>
+        <w:rPr>
+          <w:b/>
+          <w:bCs/>
+        </w:rPr>
+        <w:t xml:space="preserve"> </w:t>
+      </w:r>
+      <w:r>
+        <w:t>to override the default value (</w:t>
+      </w:r>
+      <w:proofErr w:type="spellStart"/>
+      <w:r>
+        <w:t>commonjs</w:t>
+      </w:r>
+      <w:proofErr w:type="spellEnd"/>
+      <w:r>
+        <w:t xml:space="preserve">). This application will use the JavaScript module syntax (import) rather than the </w:t>
+      </w:r>
+      <w:proofErr w:type="spellStart"/>
+      <w:r>
+        <w:t>commonjs</w:t>
+      </w:r>
+      <w:proofErr w:type="spellEnd"/>
+      <w:r>
+        <w:t xml:space="preserve"> syntax (require).</w:t>
+      </w:r>
+    </w:p>
+    <w:p>
+      <w:pPr>
+        <w:pStyle w:val="LabNL"/>
+        <w:numPr>
+          <w:ilvl w:val="0"/>
+          <w:numId w:val="20"/>
+        </w:numPr>
+      </w:pPr>
+      <w:r>
         <w:t xml:space="preserve">Open </w:t>
       </w:r>
       <w:r>
@@ -8136,22 +8247,7 @@
         <w:t>server.js</w:t>
       </w:r>
       <w:r>
-        <w:t xml:space="preserve"> inside the </w:t>
-      </w:r>
-      <w:r>
-        <w:rPr>
-          <w:b/>
-        </w:rPr>
-        <w:t>labs/lab0</w:t>
-      </w:r>
-      <w:r>
-        <w:rPr>
-          <w:b/>
-        </w:rPr>
-        <w:t>8</w:t>
-      </w:r>
-      <w:r>
-        <w:t xml:space="preserve"> folder. </w:t>
+        <w:t xml:space="preserve"> </w:t>
       </w:r>
     </w:p>
     <w:p>
@@ -8166,6 +8262,7 @@
       <w:pPr>
         <w:pStyle w:val="LabNLCode"/>
       </w:pPr>
+      <w:bookmarkStart w:id="64" w:name="OLE_LINK22"/>
       <w:r>
         <w:t>import http from 'node:http';</w:t>
       </w:r>
@@ -8219,6 +8316,7 @@
         <w:t>});</w:t>
       </w:r>
     </w:p>
+    <w:bookmarkEnd w:id="64"/>
     <w:p>
       <w:pPr>
         <w:pStyle w:val="Note"/>
@@ -8240,15 +8338,31 @@
         <w:pStyle w:val="LabNL"/>
       </w:pPr>
       <w:r>
-        <w:t>Because this file uses import rather than require, Node needs to treat it as an ES module. Create a package.json alongside it containing:</w:t>
-      </w:r>
-    </w:p>
-    <w:p>
-      <w:pPr>
-        <w:pStyle w:val="LabNLCode"/>
-      </w:pPr>
-      <w:r>
-        <w:t>{ "type": "module" }</w:t>
+        <w:t xml:space="preserve">Because this file uses import rather than require, Node needs to treat it as an ES module. </w:t>
+      </w:r>
+      <w:r>
+        <w:t xml:space="preserve">Open </w:t>
+      </w:r>
+      <w:proofErr w:type="spellStart"/>
+      <w:proofErr w:type="gramStart"/>
+      <w:r>
+        <w:t>package.json</w:t>
+      </w:r>
+      <w:proofErr w:type="spellEnd"/>
+      <w:proofErr w:type="gramEnd"/>
+      <w:r>
+        <w:t xml:space="preserve"> </w:t>
+      </w:r>
+      <w:r>
+        <w:t>and make sure it contains the following:</w:t>
+      </w:r>
+    </w:p>
+    <w:p>
+      <w:pPr>
+        <w:pStyle w:val="LabNLCode"/>
+      </w:pPr>
+      <w:r>
+        <w:t>"type": "module"</w:t>
       </w:r>
     </w:p>
     <w:p>
@@ -8339,12 +8453,12 @@
       <w:pPr>
         <w:pStyle w:val="Heading1"/>
       </w:pPr>
-      <w:bookmarkStart w:id="62" w:name="_Toc241675638"/>
+      <w:bookmarkStart w:id="65" w:name="_Toc241675638"/>
       <w:r>
         <w:lastRenderedPageBreak/>
         <w:t>Lab 09 - Automate Linting</w:t>
       </w:r>
-      <w:bookmarkEnd w:id="62"/>
+      <w:bookmarkEnd w:id="65"/>
     </w:p>
     <w:p>
       <w:r>
@@ -8368,6 +8482,10 @@
     <w:p>
       <w:pPr>
         <w:pStyle w:val="LabNL"/>
+        <w:numPr>
+          <w:ilvl w:val="0"/>
+          <w:numId w:val="39"/>
+        </w:numPr>
       </w:pPr>
       <w:r>
         <w:t>If your terminal program isn’t already open, open it and go to labs/lab09.</w:t>
@@ -8376,6 +8494,36 @@
     <w:p>
       <w:pPr>
         <w:pStyle w:val="LabNL"/>
+        <w:numPr>
+          <w:ilvl w:val="0"/>
+          <w:numId w:val="39"/>
+        </w:numPr>
+      </w:pPr>
+      <w:r>
+        <w:t>Initialize the folder as a node package.</w:t>
+      </w:r>
+    </w:p>
+    <w:p>
+      <w:pPr>
+        <w:pStyle w:val="LabNLCode"/>
+      </w:pPr>
+      <w:proofErr w:type="spellStart"/>
+      <w:r>
+        <w:t>npm</w:t>
+      </w:r>
+      <w:proofErr w:type="spellEnd"/>
+      <w:r>
+        <w:t xml:space="preserve"> </w:t>
+      </w:r>
+      <w:proofErr w:type="spellStart"/>
+      <w:r>
+        <w:t>init</w:t>
+      </w:r>
+      <w:proofErr w:type="spellEnd"/>
+    </w:p>
+    <w:p>
+      <w:pPr>
+        <w:pStyle w:val="LabNL"/>
       </w:pPr>
       <w:r>
         <w:t>Install ESLint and the two packages the config file will import.</w:t>
@@ -8409,6 +8557,7 @@
       <w:pPr>
         <w:pStyle w:val="LabNLCode"/>
       </w:pPr>
+      <w:bookmarkStart w:id="66" w:name="OLE_LINK23"/>
       <w:r>
         <w:t>import js from '@eslint/js';</w:t>
       </w:r>
@@ -8421,6 +8570,7 @@
         <w:t>import globals from 'globals';</w:t>
       </w:r>
     </w:p>
+    <w:bookmarkEnd w:id="66"/>
     <w:p>
       <w:pPr>
         <w:pStyle w:val="LabNL"/>
@@ -8433,6 +8583,7 @@
       <w:pPr>
         <w:pStyle w:val="LabNLCode"/>
       </w:pPr>
+      <w:bookmarkStart w:id="67" w:name="OLE_LINK24"/>
       <w:r>
         <w:t>export default [</w:t>
       </w:r>
@@ -8445,20 +8596,31 @@
         <w:t>];</w:t>
       </w:r>
     </w:p>
-    <w:p>
-      <w:pPr>
-        <w:pStyle w:val="LabNL"/>
-      </w:pPr>
-      <w:r>
-        <w:t>Add an ignores entry as the first element. In flat config this replaces the .eslintignore file, which ESLint 10 no longer reads.</w:t>
-      </w:r>
-    </w:p>
-    <w:p>
-      <w:pPr>
-        <w:pStyle w:val="LabNLCode"/>
-      </w:pPr>
-      <w:r>
-        <w:t xml:space="preserve">  {</w:t>
+    <w:bookmarkEnd w:id="67"/>
+    <w:p>
+      <w:pPr>
+        <w:pStyle w:val="LabNL"/>
+      </w:pPr>
+      <w:r>
+        <w:t>Add an ignores entry as the first element</w:t>
+      </w:r>
+      <w:r>
+        <w:t xml:space="preserve"> of the default array</w:t>
+      </w:r>
+      <w:r>
+        <w:t>. In flat config this replaces the .eslintignore file, which ESLint 10 no longer reads.</w:t>
+      </w:r>
+    </w:p>
+    <w:p>
+      <w:pPr>
+        <w:pStyle w:val="LabNLCode"/>
+      </w:pPr>
+      <w:r>
+        <w:t xml:space="preserve">  </w:t>
+      </w:r>
+      <w:bookmarkStart w:id="68" w:name="OLE_LINK25"/>
+      <w:r>
+        <w:t>{</w:t>
       </w:r>
     </w:p>
     <w:p>
@@ -8477,6 +8639,7 @@
         <w:t xml:space="preserve">  },</w:t>
       </w:r>
     </w:p>
+    <w:bookmarkEnd w:id="68"/>
     <w:p>
       <w:pPr>
         <w:pStyle w:val="LabNL"/>
@@ -8490,8 +8653,13 @@
         <w:pStyle w:val="LabNLCode"/>
       </w:pPr>
       <w:r>
-        <w:t xml:space="preserve">  js.configs.recommended,</w:t>
-      </w:r>
+        <w:t xml:space="preserve">  </w:t>
+      </w:r>
+      <w:bookmarkStart w:id="69" w:name="OLE_LINK26"/>
+      <w:r>
+        <w:t>js.configs.recommended,</w:t>
+      </w:r>
+      <w:bookmarkEnd w:id="69"/>
     </w:p>
     <w:p>
       <w:pPr>
@@ -8506,7 +8674,11 @@
         <w:pStyle w:val="LabNLCode"/>
       </w:pPr>
       <w:r>
-        <w:t xml:space="preserve">  {</w:t>
+        <w:t xml:space="preserve">  </w:t>
+      </w:r>
+      <w:bookmarkStart w:id="70" w:name="OLE_LINK27"/>
+      <w:r>
+        <w:t>{</w:t>
       </w:r>
     </w:p>
     <w:p>
@@ -8562,6 +8734,7 @@
         <w:pStyle w:val="LabNLCode"/>
       </w:pPr>
       <w:r>
+        <w:lastRenderedPageBreak/>
         <w:t xml:space="preserve">      },</w:t>
       </w:r>
     </w:p>
@@ -8578,151 +8751,171 @@
         <w:pStyle w:val="LabNLCode"/>
       </w:pPr>
       <w:r>
+        <w:t xml:space="preserve">    rules: {</w:t>
+      </w:r>
+    </w:p>
+    <w:p>
+      <w:pPr>
+        <w:pStyle w:val="LabNLCode"/>
+      </w:pPr>
+      <w:r>
+        <w:t xml:space="preserve">      indent: ['error', 4],</w:t>
+      </w:r>
+    </w:p>
+    <w:p>
+      <w:pPr>
+        <w:pStyle w:val="LabNLCode"/>
+      </w:pPr>
+      <w:r>
+        <w:t xml:space="preserve">      'linebreak-style': ['error', 'unix'],</w:t>
+      </w:r>
+    </w:p>
+    <w:p>
+      <w:pPr>
+        <w:pStyle w:val="LabNLCode"/>
+      </w:pPr>
+      <w:r>
+        <w:t xml:space="preserve">      quotes: ['error', 'single'],</w:t>
+      </w:r>
+    </w:p>
+    <w:p>
+      <w:pPr>
+        <w:pStyle w:val="LabNLCode"/>
+      </w:pPr>
+      <w:r>
+        <w:t xml:space="preserve">      semi: ['error', 'always'],</w:t>
+      </w:r>
+    </w:p>
+    <w:p>
+      <w:pPr>
+        <w:pStyle w:val="LabNLCode"/>
+      </w:pPr>
+      <w:r>
+        <w:t xml:space="preserve">      'no-console': 'warn',</w:t>
+      </w:r>
+    </w:p>
+    <w:p>
+      <w:pPr>
+        <w:pStyle w:val="LabNLCode"/>
+      </w:pPr>
+      <w:r>
+        <w:t xml:space="preserve">    },</w:t>
+      </w:r>
+    </w:p>
+    <w:p>
+      <w:pPr>
+        <w:pStyle w:val="LabNLCode"/>
+      </w:pPr>
+      <w:r>
+        <w:t xml:space="preserve">  },</w:t>
+      </w:r>
+    </w:p>
+    <w:bookmarkEnd w:id="70"/>
+    <w:p>
+      <w:pPr>
+        <w:pStyle w:val="LabNLSub"/>
+      </w:pPr>
+      <w:r>
+        <w:t>Adjust indent, quotes and linebreak-style to match your own preferences. If you’re on Windows you may want linebreak-style set to 'windows'.</w:t>
+      </w:r>
+    </w:p>
+    <w:p>
+      <w:pPr>
+        <w:pStyle w:val="LabNLSub"/>
+      </w:pPr>
+      <w:r>
+        <w:t>no-console is set to warn rather than error because we use console.log in later labs.</w:t>
+      </w:r>
+    </w:p>
+    <w:p>
+      <w:pPr>
+        <w:pStyle w:val="LabNL"/>
+      </w:pPr>
+      <w:r>
+        <w:t>Create a new script in package.json called lint. Note that there is no --ext flag: flat config decides which files to lint through the files property.</w:t>
+      </w:r>
+    </w:p>
+    <w:p>
+      <w:pPr>
+        <w:pStyle w:val="LabNLCode"/>
+      </w:pPr>
+      <w:bookmarkStart w:id="71" w:name="OLE_LINK28"/>
+      <w:r>
+        <w:t>"lint": "eslint .",</w:t>
+      </w:r>
+    </w:p>
+    <w:bookmarkEnd w:id="71"/>
+    <w:p>
+      <w:pPr>
+        <w:pStyle w:val="LabNLSub"/>
+      </w:pPr>
+      <w:r>
+        <w:t>I recommend putting it before the "test" script.</w:t>
+      </w:r>
+    </w:p>
+    <w:p>
+      <w:pPr>
+        <w:pStyle w:val="LabNL"/>
+      </w:pPr>
+      <w:r>
+        <w:t>Run npm run lint.</w:t>
+      </w:r>
+    </w:p>
+    <w:p>
+      <w:pPr>
+        <w:pStyle w:val="LabNL"/>
+      </w:pPr>
+      <w:r>
+        <w:t>Fix the errors reported by ESLint, or adjust eslint.config.js to fit your desired coding style, until only the no-console warning remains.</w:t>
+      </w:r>
+    </w:p>
+    <w:p>
+      <w:pPr>
+        <w:pStyle w:val="LabNL"/>
+      </w:pPr>
+      <w:r>
+        <w:t>Make the lint script run prior to the test script in the prebuild script.</w:t>
+      </w:r>
+    </w:p>
+    <w:p/>
+    <w:p>
+      <w:pPr>
+        <w:rPr>
+          <w:rFonts w:asciiTheme="majorHAnsi" w:eastAsiaTheme="majorEastAsia" w:hAnsiTheme="majorHAnsi" w:cstheme="majorBidi"/>
+          <w:color w:val="2F5496" w:themeColor="accent1" w:themeShade="BF"/>
+          <w:sz w:val="32"/>
+          <w:szCs w:val="32"/>
+        </w:rPr>
+      </w:pPr>
+      <w:bookmarkStart w:id="72" w:name="_Toc241675639"/>
+      <w:r>
+        <w:br w:type="page"/>
+      </w:r>
+    </w:p>
+    <w:p>
+      <w:pPr>
+        <w:pStyle w:val="Heading1"/>
+      </w:pPr>
+      <w:r>
         <w:lastRenderedPageBreak/>
-        <w:t xml:space="preserve">    rules: {</w:t>
-      </w:r>
-    </w:p>
-    <w:p>
-      <w:pPr>
-        <w:pStyle w:val="LabNLCode"/>
-      </w:pPr>
-      <w:r>
-        <w:t xml:space="preserve">      indent: ['error', 4],</w:t>
-      </w:r>
-    </w:p>
-    <w:p>
-      <w:pPr>
-        <w:pStyle w:val="LabNLCode"/>
-      </w:pPr>
-      <w:r>
-        <w:t xml:space="preserve">      'linebreak-style': ['error', 'unix'],</w:t>
-      </w:r>
-    </w:p>
-    <w:p>
-      <w:pPr>
-        <w:pStyle w:val="LabNLCode"/>
-      </w:pPr>
-      <w:r>
-        <w:t xml:space="preserve">      quotes: ['error', 'single'],</w:t>
-      </w:r>
-    </w:p>
-    <w:p>
-      <w:pPr>
-        <w:pStyle w:val="LabNLCode"/>
-      </w:pPr>
-      <w:r>
-        <w:t xml:space="preserve">      semi: ['error', 'always'],</w:t>
-      </w:r>
-    </w:p>
-    <w:p>
-      <w:pPr>
-        <w:pStyle w:val="LabNLCode"/>
-      </w:pPr>
-      <w:r>
-        <w:t xml:space="preserve">      'no-console': 'warn',</w:t>
-      </w:r>
-    </w:p>
-    <w:p>
-      <w:pPr>
-        <w:pStyle w:val="LabNLCode"/>
-      </w:pPr>
-      <w:r>
-        <w:t xml:space="preserve">    },</w:t>
-      </w:r>
-    </w:p>
-    <w:p>
-      <w:pPr>
-        <w:pStyle w:val="LabNLCode"/>
-      </w:pPr>
-      <w:r>
-        <w:t xml:space="preserve">  },</w:t>
-      </w:r>
-    </w:p>
-    <w:p>
-      <w:pPr>
-        <w:pStyle w:val="LabNLSub"/>
-      </w:pPr>
-      <w:r>
-        <w:t>Adjust indent, quotes and linebreak-style to match your own preferences. If you’re on Windows you may want linebreak-style set to 'windows'.</w:t>
-      </w:r>
-    </w:p>
-    <w:p>
-      <w:pPr>
-        <w:pStyle w:val="LabNLSub"/>
-      </w:pPr>
-      <w:r>
-        <w:t>no-console is set to warn rather than error because we use console.log in later labs.</w:t>
-      </w:r>
-    </w:p>
-    <w:p>
-      <w:pPr>
-        <w:pStyle w:val="LabNL"/>
-      </w:pPr>
-      <w:r>
-        <w:t>Create a new script in package.json called lint. Note that there is no --ext flag: flat config decides which files to lint through the files property.</w:t>
-      </w:r>
-    </w:p>
-    <w:p>
-      <w:pPr>
-        <w:pStyle w:val="LabNLCode"/>
-      </w:pPr>
-      <w:r>
-        <w:t>"lint": "eslint .",</w:t>
-      </w:r>
-    </w:p>
-    <w:p>
-      <w:pPr>
-        <w:pStyle w:val="LabNLSub"/>
-      </w:pPr>
-      <w:r>
-        <w:t>I recommend putting it before the "test" script.</w:t>
-      </w:r>
-    </w:p>
-    <w:p>
-      <w:pPr>
-        <w:pStyle w:val="LabNL"/>
-      </w:pPr>
-      <w:r>
-        <w:t>Run npm run lint.</w:t>
-      </w:r>
-    </w:p>
-    <w:p>
-      <w:pPr>
-        <w:pStyle w:val="LabNL"/>
-      </w:pPr>
-      <w:r>
-        <w:t>Fix the errors reported by ESLint, or adjust eslint.config.js to fit your desired coding style, until only the no-console warning remains.</w:t>
-      </w:r>
-    </w:p>
-    <w:p>
-      <w:pPr>
-        <w:pStyle w:val="LabNL"/>
-      </w:pPr>
-      <w:r>
-        <w:t>Make the lint script run prior to the test script in the prebuild script.</w:t>
-      </w:r>
+        <w:t>Lab 10: Manual In-Browser Testing and Debugging</w:t>
+      </w:r>
+      <w:bookmarkEnd w:id="72"/>
     </w:p>
     <w:p/>
     <w:p>
-      <w:pPr>
-        <w:pStyle w:val="Heading1"/>
-      </w:pPr>
-      <w:bookmarkStart w:id="63" w:name="_Toc241675639"/>
-      <w:r>
-        <w:t>Lab 10: Manual In-Browser Testing and Debugging</w:t>
-      </w:r>
-      <w:bookmarkEnd w:id="63"/>
+      <w:r>
+        <w:t>In this lab, you will get acquainted with your browser’s developer tools for inspecting and debugging your front-end code.</w:t>
+      </w:r>
     </w:p>
     <w:p/>
     <w:p>
-      <w:r>
-        <w:t>In this lab, you will get acquainted with your browser’s developer tools for inspecting and debugging your front-end code.</w:t>
-      </w:r>
-    </w:p>
-    <w:p/>
-    <w:p>
-      <w:pPr>
-        <w:pStyle w:val="LabNL"/>
+      <w:pPr>
+        <w:pStyle w:val="LabNL"/>
+        <w:numPr>
+          <w:ilvl w:val="0"/>
+          <w:numId w:val="40"/>
+        </w:numPr>
       </w:pPr>
       <w:r>
         <w:t>In your terminal, navigate to the conduit folder you were working with in labs 01-05.</w:t>
@@ -8929,6 +9122,7 @@
         </w:numPr>
       </w:pPr>
       <w:r>
+        <w:lastRenderedPageBreak/>
         <w:t>Click the Vue tab that the DevTools extension added. Select a component in the tree and inspect its props and state in the right-hand pane.</w:t>
       </w:r>
     </w:p>
@@ -8937,8 +9131,8 @@
       <w:pPr>
         <w:pStyle w:val="Heading1"/>
       </w:pPr>
-      <w:bookmarkStart w:id="64" w:name="_Toc241675640"/>
-      <w:bookmarkEnd w:id="60"/>
+      <w:bookmarkStart w:id="73" w:name="_Toc241675640"/>
+      <w:bookmarkEnd w:id="62"/>
       <w:r>
         <w:t xml:space="preserve">Lab </w:t>
       </w:r>
@@ -8954,7 +9148,7 @@
       <w:r>
         <w:t>Static Version</w:t>
       </w:r>
-      <w:bookmarkEnd w:id="64"/>
+      <w:bookmarkEnd w:id="73"/>
     </w:p>
     <w:p>
       <w:r>
@@ -9034,136 +9228,345 @@
         <w:pStyle w:val="LabNLCode"/>
       </w:pPr>
       <w:r>
+        <w:t>&lt;/template&gt;</w:t>
+      </w:r>
+    </w:p>
+    <w:p>
+      <w:pPr>
+        <w:pStyle w:val="LabNLSub"/>
+      </w:pPr>
+      <w:r>
+        <w:t>The import both brings ArticleList into scope and registers it for the template. There is no components object to maintain.</w:t>
+      </w:r>
+    </w:p>
+    <w:p>
+      <w:pPr>
+        <w:pStyle w:val="LabNL"/>
+      </w:pPr>
+      <w:r>
+        <w:t>Make a component named ArticleList. This will display a list of article previews. Use this template:</w:t>
+      </w:r>
+    </w:p>
+    <w:p>
+      <w:pPr>
+        <w:pStyle w:val="LabNLCode"/>
+      </w:pPr>
+      <w:r>
+        <w:t>&lt;template&gt;</w:t>
+      </w:r>
+    </w:p>
+    <w:p>
+      <w:pPr>
+        <w:pStyle w:val="LabNLCode"/>
+      </w:pPr>
+      <w:r>
+        <w:t xml:space="preserve">  &lt;div&gt;</w:t>
+      </w:r>
+    </w:p>
+    <w:p>
+      <w:pPr>
+        <w:pStyle w:val="LabNLCode"/>
+      </w:pPr>
+      <w:r>
+        <w:t xml:space="preserve">    &lt;div v-if="articles.length === 0" class="article-preview"&gt;</w:t>
+      </w:r>
+    </w:p>
+    <w:p>
+      <w:pPr>
+        <w:pStyle w:val="LabNLCode"/>
+      </w:pPr>
+      <w:r>
+        <w:t xml:space="preserve">      No articles are here... yet.</w:t>
+      </w:r>
+    </w:p>
+    <w:p>
+      <w:pPr>
+        <w:pStyle w:val="LabNLCode"/>
+      </w:pPr>
+      <w:r>
+        <w:t xml:space="preserve">    &lt;/div&gt;</w:t>
+      </w:r>
+    </w:p>
+    <w:p>
+      <w:pPr>
+        <w:pStyle w:val="LabNLCode"/>
+      </w:pPr>
+      <w:r>
+        <w:t xml:space="preserve">    &lt;ArticlePreview</w:t>
+      </w:r>
+    </w:p>
+    <w:p>
+      <w:pPr>
+        <w:pStyle w:val="LabNLCode"/>
+      </w:pPr>
+      <w:r>
+        <w:t xml:space="preserve">      v-for="(article, index) in articles"</w:t>
+      </w:r>
+    </w:p>
+    <w:p>
+      <w:pPr>
+        <w:pStyle w:val="LabNLCode"/>
+      </w:pPr>
+      <w:r>
+        <w:t xml:space="preserve">      :key="article.title + index"</w:t>
+      </w:r>
+    </w:p>
+    <w:p>
+      <w:pPr>
+        <w:pStyle w:val="LabNLCode"/>
+      </w:pPr>
+      <w:r>
+        <w:t xml:space="preserve">      :article="article"</w:t>
+      </w:r>
+    </w:p>
+    <w:p>
+      <w:pPr>
+        <w:pStyle w:val="LabNLCode"/>
+      </w:pPr>
+      <w:r>
+        <w:t xml:space="preserve">    /&gt;</w:t>
+      </w:r>
+    </w:p>
+    <w:p>
+      <w:pPr>
+        <w:pStyle w:val="LabNLCode"/>
+      </w:pPr>
+      <w:r>
+        <w:t xml:space="preserve">  &lt;/div&gt;</w:t>
+      </w:r>
+    </w:p>
+    <w:p>
+      <w:pPr>
+        <w:pStyle w:val="LabNLCode"/>
+      </w:pPr>
+      <w:r>
+        <w:t>&lt;/template&gt;</w:t>
+      </w:r>
+    </w:p>
+    <w:p>
+      <w:pPr>
+        <w:pStyle w:val="LabNLSub"/>
+      </w:pPr>
+      <w:r>
         <w:lastRenderedPageBreak/>
+        <w:t>This template uses the v-if directive to check whether there are any articles to display. It then uses v-for to output an ArticlePreview component for each article.</w:t>
+      </w:r>
+    </w:p>
+    <w:p>
+      <w:pPr>
+        <w:pStyle w:val="LabNLSub"/>
+      </w:pPr>
+      <w:r>
+        <w:t>We pass a prop, article, into each ArticlePreview, and a key so Vue can track list items across re-renders.</w:t>
+      </w:r>
+    </w:p>
+    <w:p>
+      <w:pPr>
+        <w:pStyle w:val="Note"/>
+      </w:pPr>
+      <w:r>
+        <w:t>Note: in Vue 3, :key goes on the element that carries v-for. In Vue 2 you could not use key on a &lt;template v-for&gt;; in Vue 3 that is the required place for it.</w:t>
+      </w:r>
+    </w:p>
+    <w:p>
+      <w:pPr>
+        <w:pStyle w:val="LabNL"/>
+      </w:pPr>
+      <w:r>
+        <w:t>Start the script block by importing the ArticlePreview component (which we’ll create in a moment):</w:t>
+      </w:r>
+    </w:p>
+    <w:p>
+      <w:pPr>
+        <w:pStyle w:val="LabNLCode"/>
+      </w:pPr>
+      <w:r>
+        <w:t>&lt;script setup&gt;</w:t>
+      </w:r>
+    </w:p>
+    <w:p>
+      <w:pPr>
+        <w:pStyle w:val="LabNLCode"/>
+      </w:pPr>
+      <w:r>
+        <w:t>import ArticlePreview from './ArticlePreview.vue';</w:t>
+      </w:r>
+    </w:p>
+    <w:p>
+      <w:pPr>
+        <w:pStyle w:val="LabNLCode"/>
+      </w:pPr>
+      <w:r>
+        <w:t>&lt;/script&gt;</w:t>
+      </w:r>
+    </w:p>
+    <w:p>
+      <w:pPr>
+        <w:pStyle w:val="LabNL"/>
+      </w:pPr>
+      <w:r>
+        <w:t>Copy articles.json from the labs/lab11 folder into a subfolder of src named json. This file contains our article data (until we start using a web API in a later lab).</w:t>
+      </w:r>
+    </w:p>
+    <w:p>
+      <w:pPr>
+        <w:pStyle w:val="LabNL"/>
+      </w:pPr>
+      <w:r>
+        <w:t>Import articles.json and ref into ArticleList.</w:t>
+      </w:r>
+    </w:p>
+    <w:p>
+      <w:pPr>
+        <w:pStyle w:val="LabNLCode"/>
+      </w:pPr>
+      <w:r>
+        <w:t>import { ref } from 'vue';</w:t>
+      </w:r>
+    </w:p>
+    <w:p>
+      <w:pPr>
+        <w:pStyle w:val="LabNLCode"/>
+      </w:pPr>
+      <w:r>
+        <w:t>import articlesJson from '../json/articles.json';</w:t>
+      </w:r>
+    </w:p>
+    <w:p>
+      <w:pPr>
+        <w:pStyle w:val="LabNL"/>
+      </w:pPr>
+      <w:r>
+        <w:t>Declare the component’s state. ref() is the Composition API replacement for the data() function: it wraps a value in a reactive container.</w:t>
+      </w:r>
+    </w:p>
+    <w:p>
+      <w:pPr>
+        <w:pStyle w:val="LabNLCode"/>
+      </w:pPr>
+      <w:r>
+        <w:t>const articles = ref(articlesJson);</w:t>
+      </w:r>
+    </w:p>
+    <w:p>
+      <w:pPr>
+        <w:pStyle w:val="LabNLSub"/>
+      </w:pPr>
+      <w:r>
+        <w:t>Inside &lt;script setup&gt; you read and write a ref through its .value property. In the template, Vue unwraps it for you, which is why the template above says articles.length and not articles.value.length.</w:t>
+      </w:r>
+    </w:p>
+    <w:p>
+      <w:pPr>
+        <w:pStyle w:val="LabNL"/>
+      </w:pPr>
+      <w:r>
+        <w:t>Make a component named ArticlePreview. This will determine how each preview looks and will eventually contain a link to the full article. Use this template:</w:t>
+      </w:r>
+    </w:p>
+    <w:p>
+      <w:pPr>
+        <w:pStyle w:val="LabNLCode"/>
+      </w:pPr>
+      <w:r>
+        <w:t>&lt;template&gt;</w:t>
+      </w:r>
+    </w:p>
+    <w:p>
+      <w:pPr>
+        <w:pStyle w:val="LabNLCode"/>
+      </w:pPr>
+      <w:r>
+        <w:t xml:space="preserve">  &lt;div class="article-preview"&gt;</w:t>
+      </w:r>
+    </w:p>
+    <w:p>
+      <w:pPr>
+        <w:pStyle w:val="LabNLCode"/>
+      </w:pPr>
+      <w:r>
+        <w:t xml:space="preserve">    &lt;h1 v-text="article.title" /&gt;</w:t>
+      </w:r>
+    </w:p>
+    <w:p>
+      <w:pPr>
+        <w:pStyle w:val="LabNLCode"/>
+      </w:pPr>
+      <w:r>
+        <w:t xml:space="preserve">    &lt;p v-text="article.description" /&gt;</w:t>
+      </w:r>
+    </w:p>
+    <w:p>
+      <w:pPr>
+        <w:pStyle w:val="LabNLCode"/>
+      </w:pPr>
+      <w:r>
+        <w:t xml:space="preserve">    &lt;span&gt;Read more...&lt;/span&gt;</w:t>
+      </w:r>
+    </w:p>
+    <w:p>
+      <w:pPr>
+        <w:pStyle w:val="LabNLCode"/>
+      </w:pPr>
+      <w:r>
+        <w:t xml:space="preserve">  &lt;/div&gt;</w:t>
+      </w:r>
+    </w:p>
+    <w:p>
+      <w:pPr>
+        <w:pStyle w:val="LabNLCode"/>
+      </w:pPr>
+      <w:r>
         <w:t>&lt;/template&gt;</w:t>
       </w:r>
     </w:p>
     <w:p>
       <w:pPr>
-        <w:pStyle w:val="LabNLSub"/>
-      </w:pPr>
-      <w:r>
-        <w:t>The import both brings ArticleList into scope and registers it for the template. There is no components object to maintain.</w:t>
-      </w:r>
-    </w:p>
-    <w:p>
-      <w:pPr>
-        <w:pStyle w:val="LabNL"/>
-      </w:pPr>
-      <w:r>
-        <w:t>Make a component named ArticleList. This will display a list of article previews. Use this template:</w:t>
-      </w:r>
-    </w:p>
-    <w:p>
-      <w:pPr>
-        <w:pStyle w:val="LabNLCode"/>
-      </w:pPr>
-      <w:r>
-        <w:t>&lt;template&gt;</w:t>
-      </w:r>
-    </w:p>
-    <w:p>
-      <w:pPr>
-        <w:pStyle w:val="LabNLCode"/>
-      </w:pPr>
-      <w:r>
-        <w:t xml:space="preserve">  &lt;div&gt;</w:t>
-      </w:r>
-    </w:p>
-    <w:p>
-      <w:pPr>
-        <w:pStyle w:val="LabNLCode"/>
-      </w:pPr>
-      <w:r>
-        <w:t xml:space="preserve">    &lt;div v-if="articles.length === 0" class="article-preview"&gt;</w:t>
-      </w:r>
-    </w:p>
-    <w:p>
-      <w:pPr>
-        <w:pStyle w:val="LabNLCode"/>
-      </w:pPr>
-      <w:r>
-        <w:t xml:space="preserve">      No articles are here... yet.</w:t>
-      </w:r>
-    </w:p>
-    <w:p>
-      <w:pPr>
-        <w:pStyle w:val="LabNLCode"/>
-      </w:pPr>
-      <w:r>
-        <w:t xml:space="preserve">    &lt;/div&gt;</w:t>
-      </w:r>
-    </w:p>
-    <w:p>
-      <w:pPr>
-        <w:pStyle w:val="LabNLCode"/>
-      </w:pPr>
-      <w:r>
-        <w:t xml:space="preserve">    &lt;ArticlePreview</w:t>
-      </w:r>
-    </w:p>
-    <w:p>
-      <w:pPr>
-        <w:pStyle w:val="LabNLCode"/>
-      </w:pPr>
-      <w:r>
-        <w:t xml:space="preserve">      v-for="(article, index) in articles"</w:t>
-      </w:r>
-    </w:p>
-    <w:p>
-      <w:pPr>
-        <w:pStyle w:val="LabNLCode"/>
-      </w:pPr>
-      <w:r>
-        <w:t xml:space="preserve">      :key="article.title + index"</w:t>
-      </w:r>
-    </w:p>
-    <w:p>
-      <w:pPr>
-        <w:pStyle w:val="LabNLCode"/>
-      </w:pPr>
-      <w:r>
-        <w:t xml:space="preserve">      :article="article"</w:t>
-      </w:r>
-    </w:p>
-    <w:p>
-      <w:pPr>
-        <w:pStyle w:val="LabNLCode"/>
-      </w:pPr>
-      <w:r>
-        <w:t xml:space="preserve">    /&gt;</w:t>
-      </w:r>
-    </w:p>
-    <w:p>
-      <w:pPr>
-        <w:pStyle w:val="LabNLCode"/>
-      </w:pPr>
-      <w:r>
-        <w:t xml:space="preserve">  &lt;/div&gt;</w:t>
-      </w:r>
-    </w:p>
-    <w:p>
-      <w:pPr>
-        <w:pStyle w:val="LabNLCode"/>
-      </w:pPr>
-      <w:r>
-        <w:t>&lt;/template&gt;</w:t>
-      </w:r>
-    </w:p>
-    <w:p>
-      <w:pPr>
-        <w:pStyle w:val="LabNLSub"/>
-      </w:pPr>
-      <w:r>
-        <w:t>This template uses the v-if directive to check whether there are any articles to display. It then uses v-for to output an ArticlePreview component for each article.</w:t>
-      </w:r>
-    </w:p>
-    <w:p>
-      <w:pPr>
-        <w:pStyle w:val="LabNLSub"/>
-      </w:pPr>
-      <w:r>
-        <w:t>We pass a prop, article, into each ArticlePreview, and a key so Vue can track list items across re-renders.</w:t>
+        <w:pStyle w:val="LabNL"/>
+      </w:pPr>
+      <w:r>
+        <w:t>ArticlePreview receives a prop, article, from its parent component. Declare it with the defineProps compiler macro.</w:t>
+      </w:r>
+    </w:p>
+    <w:p>
+      <w:pPr>
+        <w:pStyle w:val="LabNLCode"/>
+      </w:pPr>
+      <w:r>
+        <w:t>&lt;script setup&gt;</w:t>
+      </w:r>
+    </w:p>
+    <w:p>
+      <w:pPr>
+        <w:pStyle w:val="LabNLCode"/>
+      </w:pPr>
+      <w:r>
+        <w:t>defineProps({</w:t>
+      </w:r>
+    </w:p>
+    <w:p>
+      <w:pPr>
+        <w:pStyle w:val="LabNLCode"/>
+      </w:pPr>
+      <w:r>
+        <w:t xml:space="preserve">  article: { type: Object, required: true },</w:t>
+      </w:r>
+    </w:p>
+    <w:p>
+      <w:pPr>
+        <w:pStyle w:val="LabNLCode"/>
+      </w:pPr>
+      <w:r>
+        <w:t>});</w:t>
+      </w:r>
+    </w:p>
+    <w:p>
+      <w:pPr>
+        <w:pStyle w:val="LabNLCode"/>
+      </w:pPr>
+      <w:r>
+        <w:lastRenderedPageBreak/>
+        <w:t>&lt;/script&gt;</w:t>
       </w:r>
     </w:p>
     <w:p>
@@ -9171,215 +9574,6 @@
         <w:pStyle w:val="Note"/>
       </w:pPr>
       <w:r>
-        <w:t>Note: in Vue 3, :key goes on the element that carries v-for. In Vue 2 you could not use key on a &lt;template v-for&gt;; in Vue 3 that is the required place for it.</w:t>
-      </w:r>
-    </w:p>
-    <w:p>
-      <w:pPr>
-        <w:pStyle w:val="LabNL"/>
-      </w:pPr>
-      <w:r>
-        <w:t>Start the script block by importing the ArticlePreview component (which we’ll create in a moment):</w:t>
-      </w:r>
-    </w:p>
-    <w:p>
-      <w:pPr>
-        <w:pStyle w:val="LabNLCode"/>
-      </w:pPr>
-      <w:r>
-        <w:t>&lt;script setup&gt;</w:t>
-      </w:r>
-    </w:p>
-    <w:p>
-      <w:pPr>
-        <w:pStyle w:val="LabNLCode"/>
-      </w:pPr>
-      <w:r>
-        <w:t>import ArticlePreview from './ArticlePreview.vue';</w:t>
-      </w:r>
-    </w:p>
-    <w:p>
-      <w:pPr>
-        <w:pStyle w:val="LabNLCode"/>
-      </w:pPr>
-      <w:r>
-        <w:t>&lt;/script&gt;</w:t>
-      </w:r>
-    </w:p>
-    <w:p>
-      <w:pPr>
-        <w:pStyle w:val="LabNL"/>
-      </w:pPr>
-      <w:r>
-        <w:t>Copy articles.json from the labs/lab11 folder into a subfolder of src named json. This file contains our article data (until we start using a web API in a later lab).</w:t>
-      </w:r>
-    </w:p>
-    <w:p>
-      <w:pPr>
-        <w:pStyle w:val="LabNL"/>
-      </w:pPr>
-      <w:r>
-        <w:t>Import articles.json and ref into ArticleList.</w:t>
-      </w:r>
-    </w:p>
-    <w:p>
-      <w:pPr>
-        <w:pStyle w:val="LabNLCode"/>
-      </w:pPr>
-      <w:r>
-        <w:t>import { ref } from 'vue';</w:t>
-      </w:r>
-    </w:p>
-    <w:p>
-      <w:pPr>
-        <w:pStyle w:val="LabNLCode"/>
-      </w:pPr>
-      <w:r>
-        <w:t>import articlesJson from '../json/articles.json';</w:t>
-      </w:r>
-    </w:p>
-    <w:p>
-      <w:pPr>
-        <w:pStyle w:val="LabNL"/>
-      </w:pPr>
-      <w:r>
-        <w:t>Declare the component’s state. ref() is the Composition API replacement for the data() function: it wraps a value in a reactive container.</w:t>
-      </w:r>
-    </w:p>
-    <w:p>
-      <w:pPr>
-        <w:pStyle w:val="LabNLCode"/>
-      </w:pPr>
-      <w:r>
-        <w:lastRenderedPageBreak/>
-        <w:t>const articles = ref(articlesJson);</w:t>
-      </w:r>
-    </w:p>
-    <w:p>
-      <w:pPr>
-        <w:pStyle w:val="LabNLSub"/>
-      </w:pPr>
-      <w:r>
-        <w:t>Inside &lt;script setup&gt; you read and write a ref through its .value property. In the template, Vue unwraps it for you, which is why the template above says articles.length and not articles.value.length.</w:t>
-      </w:r>
-    </w:p>
-    <w:p>
-      <w:pPr>
-        <w:pStyle w:val="LabNL"/>
-      </w:pPr>
-      <w:r>
-        <w:t>Make a component named ArticlePreview. This will determine how each preview looks and will eventually contain a link to the full article. Use this template:</w:t>
-      </w:r>
-    </w:p>
-    <w:p>
-      <w:pPr>
-        <w:pStyle w:val="LabNLCode"/>
-      </w:pPr>
-      <w:r>
-        <w:t>&lt;template&gt;</w:t>
-      </w:r>
-    </w:p>
-    <w:p>
-      <w:pPr>
-        <w:pStyle w:val="LabNLCode"/>
-      </w:pPr>
-      <w:r>
-        <w:t xml:space="preserve">  &lt;div class="article-preview"&gt;</w:t>
-      </w:r>
-    </w:p>
-    <w:p>
-      <w:pPr>
-        <w:pStyle w:val="LabNLCode"/>
-      </w:pPr>
-      <w:r>
-        <w:t xml:space="preserve">    &lt;h1 v-text="article.title" /&gt;</w:t>
-      </w:r>
-    </w:p>
-    <w:p>
-      <w:pPr>
-        <w:pStyle w:val="LabNLCode"/>
-      </w:pPr>
-      <w:r>
-        <w:t xml:space="preserve">    &lt;p v-text="article.description" /&gt;</w:t>
-      </w:r>
-    </w:p>
-    <w:p>
-      <w:pPr>
-        <w:pStyle w:val="LabNLCode"/>
-      </w:pPr>
-      <w:r>
-        <w:t xml:space="preserve">    &lt;span&gt;Read more...&lt;/span&gt;</w:t>
-      </w:r>
-    </w:p>
-    <w:p>
-      <w:pPr>
-        <w:pStyle w:val="LabNLCode"/>
-      </w:pPr>
-      <w:r>
-        <w:t xml:space="preserve">  &lt;/div&gt;</w:t>
-      </w:r>
-    </w:p>
-    <w:p>
-      <w:pPr>
-        <w:pStyle w:val="LabNLCode"/>
-      </w:pPr>
-      <w:r>
-        <w:t>&lt;/template&gt;</w:t>
-      </w:r>
-    </w:p>
-    <w:p>
-      <w:pPr>
-        <w:pStyle w:val="LabNL"/>
-      </w:pPr>
-      <w:r>
-        <w:t>ArticlePreview receives a prop, article, from its parent component. Declare it with the defineProps compiler macro.</w:t>
-      </w:r>
-    </w:p>
-    <w:p>
-      <w:pPr>
-        <w:pStyle w:val="LabNLCode"/>
-      </w:pPr>
-      <w:r>
-        <w:t>&lt;script setup&gt;</w:t>
-      </w:r>
-    </w:p>
-    <w:p>
-      <w:pPr>
-        <w:pStyle w:val="LabNLCode"/>
-      </w:pPr>
-      <w:r>
-        <w:t>defineProps({</w:t>
-      </w:r>
-    </w:p>
-    <w:p>
-      <w:pPr>
-        <w:pStyle w:val="LabNLCode"/>
-      </w:pPr>
-      <w:r>
-        <w:t xml:space="preserve">  article: { type: Object, required: true },</w:t>
-      </w:r>
-    </w:p>
-    <w:p>
-      <w:pPr>
-        <w:pStyle w:val="LabNLCode"/>
-      </w:pPr>
-      <w:r>
-        <w:t>});</w:t>
-      </w:r>
-    </w:p>
-    <w:p>
-      <w:pPr>
-        <w:pStyle w:val="LabNLCode"/>
-      </w:pPr>
-      <w:r>
-        <w:t>&lt;/script&gt;</w:t>
-      </w:r>
-    </w:p>
-    <w:p>
-      <w:pPr>
-        <w:pStyle w:val="Note"/>
-      </w:pPr>
-      <w:r>
         <w:t>Note: defineProps, defineEmits and defineExpose are compiler macros. They are not imported from anywhere and they only work at the top level of &lt;script setup&gt;.</w:t>
       </w:r>
     </w:p>
@@ -9404,7 +9598,7 @@
       <w:pPr>
         <w:pStyle w:val="Heading1"/>
       </w:pPr>
-      <w:bookmarkStart w:id="65" w:name="_Toc241675641"/>
+      <w:bookmarkStart w:id="74" w:name="_Toc241675641"/>
       <w:r>
         <w:t xml:space="preserve">Lab </w:t>
       </w:r>
@@ -9420,7 +9614,7 @@
       <w:r>
         <w:t>Vue Components</w:t>
       </w:r>
-      <w:bookmarkEnd w:id="65"/>
+      <w:bookmarkEnd w:id="74"/>
     </w:p>
     <w:p>
       <w:r>
@@ -9538,7 +9732,6 @@
         <w:pStyle w:val="LabNLCode"/>
       </w:pPr>
       <w:r>
-        <w:lastRenderedPageBreak/>
         <w:t>.feed-toggle {}</w:t>
       </w:r>
     </w:p>
@@ -9679,6 +9872,7 @@
         <w:pStyle w:val="LabNLCode"/>
       </w:pPr>
       <w:r>
+        <w:lastRenderedPageBreak/>
         <w:t xml:space="preserve">  text-align: center;</w:t>
       </w:r>
     </w:p>
@@ -9839,7 +10033,6 @@
         <w:pStyle w:val="LabNLCode"/>
       </w:pPr>
       <w:r>
-        <w:lastRenderedPageBreak/>
         <w:t xml:space="preserve">  bottom: 0;</w:t>
       </w:r>
     </w:p>
@@ -9876,6 +10069,7 @@
         <w:rPr>
           <w:noProof/>
         </w:rPr>
+        <w:lastRenderedPageBreak/>
         <w:drawing>
           <wp:inline distT="0" distB="0" distL="0" distR="0" wp14:anchorId="589FE3FD" wp14:editId="47B1618C">
             <wp:extent cx="5943600" cy="4003675"/>
@@ -9924,11 +10118,11 @@
       <w:pPr>
         <w:pStyle w:val="Heading1"/>
       </w:pPr>
-      <w:bookmarkStart w:id="66" w:name="_Toc241675642"/>
+      <w:bookmarkStart w:id="75" w:name="_Toc241675642"/>
       <w:r>
         <w:t>Lab 13: Computed Properties</w:t>
       </w:r>
-      <w:bookmarkEnd w:id="66"/>
+      <w:bookmarkEnd w:id="75"/>
     </w:p>
     <w:p>
       <w:r>
@@ -10002,16 +10196,93 @@
         <w:pStyle w:val="LabNL"/>
       </w:pPr>
       <w:r>
+        <w:t>Create a computed property called articleLink, which returns the "slug" (or path) to the current article.</w:t>
+      </w:r>
+    </w:p>
+    <w:p>
+      <w:pPr>
+        <w:pStyle w:val="LabNLCode"/>
+      </w:pPr>
+      <w:r>
+        <w:t>const articleLink = computed(() =&gt; ({ slug: props.article.slug }));</w:t>
+      </w:r>
+    </w:p>
+    <w:p>
+      <w:pPr>
+        <w:pStyle w:val="LabNLSub"/>
+      </w:pPr>
+      <w:r>
         <w:lastRenderedPageBreak/>
-        <w:t>Create a computed property called articleLink, which returns the "slug" (or path) to the current article.</w:t>
-      </w:r>
-    </w:p>
-    <w:p>
-      <w:pPr>
-        <w:pStyle w:val="LabNLCode"/>
-      </w:pPr>
-      <w:r>
-        <w:t>const articleLink = computed(() =&gt; ({ slug: props.article.slug }));</w:t>
+        <w:t>computed() returns a read-only ref. Like a computed option in the Options API it is cached, and only re-evaluates when one of the reactive values it read has changed.</w:t>
+      </w:r>
+    </w:p>
+    <w:p>
+      <w:pPr>
+        <w:pStyle w:val="LabNL"/>
+      </w:pPr>
+      <w:r>
+        <w:t>Use the v-bind shorthand in the ArticlePreview template to link the "Read more..." text to the article slug.</w:t>
+      </w:r>
+    </w:p>
+    <w:p>
+      <w:pPr>
+        <w:pStyle w:val="LabNLCode"/>
+      </w:pPr>
+      <w:r>
+        <w:t>&lt;span&gt;&lt;a :href="articleLink.slug"&gt;Read more...&lt;/a&gt;&lt;/span&gt;</w:t>
+      </w:r>
+    </w:p>
+    <w:p>
+      <w:pPr>
+        <w:pStyle w:val="LabNL"/>
+      </w:pPr>
+      <w:r>
+        <w:t>Challenge: add a second computed property that formats the article’s createdAt date for display.</w:t>
+      </w:r>
+    </w:p>
+    <w:p/>
+    <w:p>
+      <w:pPr>
+        <w:pStyle w:val="Heading1"/>
+      </w:pPr>
+      <w:bookmarkStart w:id="76" w:name="_Toc241675643"/>
+      <w:r>
+        <w:t>Lab 14: Methods and State</w:t>
+      </w:r>
+      <w:bookmarkEnd w:id="76"/>
+    </w:p>
+    <w:p>
+      <w:r>
+        <w:t>In this lab, you’ll create a "favorite" button associated with each article preview, which can be toggled on and off. The state of the button is held in a ref, and it is changed by a plain function.</w:t>
+      </w:r>
+    </w:p>
+    <w:p>
+      <w:pPr>
+        <w:pStyle w:val="LabNL"/>
+      </w:pPr>
+      <w:r>
+        <w:t>Import ref into ArticlePreview and declare a boolean named favorited.</w:t>
+      </w:r>
+    </w:p>
+    <w:p>
+      <w:pPr>
+        <w:pStyle w:val="LabNLCode"/>
+      </w:pPr>
+      <w:r>
+        <w:t>import { ref } from 'vue';</w:t>
+      </w:r>
+    </w:p>
+    <w:p>
+      <w:pPr>
+        <w:pStyle w:val="LabNLCode"/>
+      </w:pPr>
+    </w:p>
+    <w:p>
+      <w:pPr>
+        <w:pStyle w:val="LabNLCode"/>
+      </w:pPr>
+      <w:r>
+        <w:t>const favorited = ref(false);</w:t>
       </w:r>
     </w:p>
     <w:p>
@@ -10019,31 +10290,152 @@
         <w:pStyle w:val="LabNLSub"/>
       </w:pPr>
       <w:r>
-        <w:t>computed() returns a read-only ref. Like a computed option in the Options API it is cached, and only re-evaluates when one of the reactive values it read has changed.</w:t>
-      </w:r>
-    </w:p>
-    <w:p>
-      <w:pPr>
-        <w:pStyle w:val="LabNL"/>
-      </w:pPr>
-      <w:r>
-        <w:t>Use the v-bind shorthand in the ArticlePreview template to link the "Read more..." text to the article slug.</w:t>
-      </w:r>
-    </w:p>
-    <w:p>
-      <w:pPr>
-        <w:pStyle w:val="LabNLCode"/>
-      </w:pPr>
-      <w:r>
-        <w:t>&lt;span&gt;&lt;a :href="articleLink.slug"&gt;Read more...&lt;/a&gt;&lt;/span&gt;</w:t>
-      </w:r>
-    </w:p>
-    <w:p>
-      <w:pPr>
-        <w:pStyle w:val="LabNL"/>
-      </w:pPr>
-      <w:r>
-        <w:t>Challenge: add a second computed property that formats the article’s createdAt date for display.</w:t>
+        <w:t>A ref declared inside a component is created fresh for every instance of that component, so each article preview gets its own favorited value. This is what the data() function guaranteed under the Options API.</w:t>
+      </w:r>
+    </w:p>
+    <w:p>
+      <w:pPr>
+        <w:pStyle w:val="LabNL"/>
+      </w:pPr>
+      <w:r>
+        <w:t>Create a function inside ArticlePreview named toggleFavorite() that flips the value of favorited. Remember the .value.</w:t>
+      </w:r>
+    </w:p>
+    <w:p>
+      <w:pPr>
+        <w:pStyle w:val="LabNLCode"/>
+      </w:pPr>
+      <w:r>
+        <w:t>function toggleFavorite() {</w:t>
+      </w:r>
+    </w:p>
+    <w:p>
+      <w:pPr>
+        <w:pStyle w:val="LabNLCode"/>
+      </w:pPr>
+      <w:r>
+        <w:t xml:space="preserve">  favorited.value = !favorited.value;</w:t>
+      </w:r>
+    </w:p>
+    <w:p>
+      <w:pPr>
+        <w:pStyle w:val="LabNLCode"/>
+      </w:pPr>
+      <w:r>
+        <w:t>}</w:t>
+      </w:r>
+    </w:p>
+    <w:p>
+      <w:pPr>
+        <w:pStyle w:val="LabNLSub"/>
+      </w:pPr>
+      <w:r>
+        <w:t>There is no methods object. Any function declared at the top level of &lt;script setup&gt; is available to the template.</w:t>
+      </w:r>
+    </w:p>
+    <w:p>
+      <w:pPr>
+        <w:pStyle w:val="LabNL"/>
+      </w:pPr>
+      <w:r>
+        <w:t>Make a button inside the ArticlePreview template that calls toggleFavorite() when it’s clicked and updates its colour, text, or icon based on the value of favorited.</w:t>
+      </w:r>
+    </w:p>
+    <w:p>
+      <w:pPr>
+        <w:pStyle w:val="LabNLCode"/>
+      </w:pPr>
+      <w:r>
+        <w:t>&lt;button</w:t>
+      </w:r>
+    </w:p>
+    <w:p>
+      <w:pPr>
+        <w:pStyle w:val="LabNLCode"/>
+      </w:pPr>
+      <w:r>
+        <w:t xml:space="preserve">  class="btn btn-sm float-end"</w:t>
+      </w:r>
+    </w:p>
+    <w:p>
+      <w:pPr>
+        <w:pStyle w:val="LabNLCode"/>
+      </w:pPr>
+      <w:r>
+        <w:t xml:space="preserve">  :class="{</w:t>
+      </w:r>
+    </w:p>
+    <w:p>
+      <w:pPr>
+        <w:pStyle w:val="LabNLCode"/>
+      </w:pPr>
+      <w:r>
+        <w:t xml:space="preserve">    'btn-primary': favorited,</w:t>
+      </w:r>
+    </w:p>
+    <w:p>
+      <w:pPr>
+        <w:pStyle w:val="LabNLCode"/>
+      </w:pPr>
+      <w:r>
+        <w:t xml:space="preserve">    'btn-outline-primary': !favorited,</w:t>
+      </w:r>
+    </w:p>
+    <w:p>
+      <w:pPr>
+        <w:pStyle w:val="LabNLCode"/>
+      </w:pPr>
+      <w:r>
+        <w:t xml:space="preserve">  }"</w:t>
+      </w:r>
+    </w:p>
+    <w:p>
+      <w:pPr>
+        <w:pStyle w:val="LabNLCode"/>
+      </w:pPr>
+      <w:r>
+        <w:t xml:space="preserve">  @click="toggleFavorite"</w:t>
+      </w:r>
+    </w:p>
+    <w:p>
+      <w:pPr>
+        <w:pStyle w:val="LabNLCode"/>
+      </w:pPr>
+      <w:r>
+        <w:t>&gt;</w:t>
+      </w:r>
+    </w:p>
+    <w:p>
+      <w:pPr>
+        <w:pStyle w:val="LabNLCode"/>
+      </w:pPr>
+      <w:r>
+        <w:lastRenderedPageBreak/>
+        <w:t xml:space="preserve">  &lt;i class="ion-heart"&gt;&lt;/i&gt;</w:t>
+      </w:r>
+    </w:p>
+    <w:p>
+      <w:pPr>
+        <w:pStyle w:val="LabNLCode"/>
+      </w:pPr>
+      <w:r>
+        <w:t>&lt;/button&gt;</w:t>
+      </w:r>
+    </w:p>
+    <w:p>
+      <w:pPr>
+        <w:pStyle w:val="Note"/>
+      </w:pPr>
+      <w:r>
+        <w:t>Note: float-end is the Bootstrap 5 name for what Bootstrap 4 called float-right. The same rename applies to text-start / text-end.</w:t>
+      </w:r>
+    </w:p>
+    <w:p>
+      <w:pPr>
+        <w:pStyle w:val="LabNL"/>
+      </w:pPr>
+      <w:r>
+        <w:t>Challenge: add a favoritesCount ref and display it on the button, so it tracks how many times the button for an article has been clicked.</w:t>
       </w:r>
     </w:p>
     <w:p/>
@@ -10051,44 +10443,128 @@
       <w:pPr>
         <w:pStyle w:val="Heading1"/>
       </w:pPr>
-      <w:bookmarkStart w:id="67" w:name="_Toc241675643"/>
-      <w:r>
-        <w:t>Lab 14: Methods and State</w:t>
-      </w:r>
-      <w:bookmarkEnd w:id="67"/>
-    </w:p>
-    <w:p>
-      <w:r>
-        <w:t>In this lab, you’ll create a "favorite" button associated with each article preview, which can be toggled on and off. The state of the button is held in a ref, and it is changed by a plain function.</w:t>
-      </w:r>
-    </w:p>
-    <w:p>
-      <w:pPr>
-        <w:pStyle w:val="LabNL"/>
-      </w:pPr>
-      <w:r>
-        <w:t>Import ref into ArticlePreview and declare a boolean named favorited.</w:t>
-      </w:r>
-    </w:p>
-    <w:p>
-      <w:pPr>
-        <w:pStyle w:val="LabNLCode"/>
-      </w:pPr>
-      <w:r>
-        <w:t>import { ref } from 'vue';</w:t>
-      </w:r>
-    </w:p>
-    <w:p>
-      <w:pPr>
-        <w:pStyle w:val="LabNLCode"/>
-      </w:pPr>
-    </w:p>
-    <w:p>
-      <w:pPr>
-        <w:pStyle w:val="LabNLCode"/>
-      </w:pPr>
-      <w:r>
-        <w:t>const favorited = ref(false);</w:t>
+      <w:bookmarkStart w:id="77" w:name="_Toc241675644"/>
+      <w:r>
+        <w:t>Lab 15: Events</w:t>
+      </w:r>
+      <w:bookmarkEnd w:id="77"/>
+    </w:p>
+    <w:p>
+      <w:r>
+        <w:t>In this lab, you’ll add a font-size control to the ArticleList component that controls the font size of all the article preview instances.</w:t>
+      </w:r>
+    </w:p>
+    <w:p/>
+    <w:p>
+      <w:pPr>
+        <w:pStyle w:val="LabNL"/>
+      </w:pPr>
+      <w:r>
+        <w:t>Add a ref to the ArticleList component called articleFontSize with a value of 1.</w:t>
+      </w:r>
+    </w:p>
+    <w:p>
+      <w:pPr>
+        <w:pStyle w:val="LabNLCode"/>
+      </w:pPr>
+      <w:r>
+        <w:t>const articleFontSize = ref(1);</w:t>
+      </w:r>
+    </w:p>
+    <w:p>
+      <w:pPr>
+        <w:pStyle w:val="LabNL"/>
+      </w:pPr>
+      <w:r>
+        <w:t>Pass the value of articleFontSize into the ArticlePreview component by binding the style attribute:</w:t>
+      </w:r>
+    </w:p>
+    <w:p>
+      <w:pPr>
+        <w:pStyle w:val="LabNLCode"/>
+      </w:pPr>
+      <w:r>
+        <w:t>&lt;ArticlePreview</w:t>
+      </w:r>
+    </w:p>
+    <w:p>
+      <w:pPr>
+        <w:pStyle w:val="LabNLCode"/>
+      </w:pPr>
+      <w:r>
+        <w:t xml:space="preserve">  :style="{ fontSize: articleFontSize + 'em' }"</w:t>
+      </w:r>
+    </w:p>
+    <w:p>
+      <w:pPr>
+        <w:pStyle w:val="LabNLCode"/>
+      </w:pPr>
+      <w:r>
+        <w:t xml:space="preserve">  ...</w:t>
+      </w:r>
+    </w:p>
+    <w:p>
+      <w:pPr>
+        <w:pStyle w:val="LabNLCode"/>
+      </w:pPr>
+      <w:r>
+        <w:t>/&gt;</w:t>
+      </w:r>
+    </w:p>
+    <w:p>
+      <w:pPr>
+        <w:pStyle w:val="LabNL"/>
+      </w:pPr>
+      <w:r>
+        <w:t>Start the development server (npm run dev) and try changing the initial value to 3. You should see the article text get larger.</w:t>
+      </w:r>
+    </w:p>
+    <w:p>
+      <w:pPr>
+        <w:pStyle w:val="LabNL"/>
+      </w:pPr>
+      <w:r>
+        <w:t>Set articleFontSize back to 1.</w:t>
+      </w:r>
+    </w:p>
+    <w:p>
+      <w:pPr>
+        <w:pStyle w:val="LabNL"/>
+      </w:pPr>
+      <w:r>
+        <w:t>In ArticlePreview, declare the events this component can raise using the defineEmits macro.</w:t>
+      </w:r>
+    </w:p>
+    <w:p>
+      <w:pPr>
+        <w:pStyle w:val="LabNLCode"/>
+      </w:pPr>
+      <w:r>
+        <w:t>const emit = defineEmits(['enlarge-text']);</w:t>
+      </w:r>
+    </w:p>
+    <w:p>
+      <w:pPr>
+        <w:pStyle w:val="Note"/>
+      </w:pPr>
+      <w:r>
+        <w:t>Note: declaring events matters more in Vue 3 than it did in Vue 2. Any listener that is not declared here falls through to the component’s root element as a native DOM attribute, which is rarely what you want for a custom event.</w:t>
+      </w:r>
+    </w:p>
+    <w:p>
+      <w:pPr>
+        <w:pStyle w:val="LabNL"/>
+      </w:pPr>
+      <w:r>
+        <w:t>Create a button inside the ArticlePreview template that emits the enlarge-text event on click.</w:t>
+      </w:r>
+    </w:p>
+    <w:p>
+      <w:pPr>
+        <w:pStyle w:val="LabNLCode"/>
+      </w:pPr>
+      <w:r>
+        <w:t>&lt;button @click="emit('enlarge-text', 0.1)"&gt;Enlarge Text&lt;/button&gt;</w:t>
       </w:r>
     </w:p>
     <w:p>
@@ -10096,31 +10572,426 @@
         <w:pStyle w:val="LabNLSub"/>
       </w:pPr>
       <w:r>
-        <w:t>A ref declared inside a component is created fresh for every instance of that component, so each article preview gets its own favorited value. This is what the data() function guaranteed under the Options API.</w:t>
-      </w:r>
-    </w:p>
-    <w:p>
-      <w:pPr>
-        <w:pStyle w:val="LabNL"/>
-      </w:pPr>
-      <w:r>
-        <w:t>Create a function inside ArticlePreview named toggleFavorite() that flips the value of favorited. Remember the .value.</w:t>
-      </w:r>
-    </w:p>
-    <w:p>
-      <w:pPr>
-        <w:pStyle w:val="LabNLCode"/>
-      </w:pPr>
-      <w:r>
-        <w:t>function toggleFavorite() {</w:t>
-      </w:r>
-    </w:p>
-    <w:p>
-      <w:pPr>
-        <w:pStyle w:val="LabNLCode"/>
-      </w:pPr>
-      <w:r>
-        <w:t xml:space="preserve">  favorited.value = !favorited.value;</w:t>
+        <w:t>In the Options API you would have written $emit here. With &lt;script setup&gt; you call the function that defineEmits returned.</w:t>
+      </w:r>
+    </w:p>
+    <w:p>
+      <w:pPr>
+        <w:pStyle w:val="LabNL"/>
+      </w:pPr>
+      <w:r>
+        <w:t>Listen for the enlarge-text event in the ArticleList component and increase the value of articleFontSize by 0.1 when it’s received.</w:t>
+      </w:r>
+    </w:p>
+    <w:p>
+      <w:pPr>
+        <w:pStyle w:val="LabNLCode"/>
+      </w:pPr>
+      <w:r>
+        <w:t>&lt;ArticlePreview</w:t>
+      </w:r>
+    </w:p>
+    <w:p>
+      <w:pPr>
+        <w:pStyle w:val="LabNLCode"/>
+      </w:pPr>
+      <w:r>
+        <w:t xml:space="preserve">  :style="{ fontSize: articleFontSize + 'em' }"</w:t>
+      </w:r>
+    </w:p>
+    <w:p>
+      <w:pPr>
+        <w:pStyle w:val="LabNLCode"/>
+      </w:pPr>
+      <w:r>
+        <w:lastRenderedPageBreak/>
+        <w:t xml:space="preserve">  @enlarge-text="articleFontSize += 0.1"</w:t>
+      </w:r>
+    </w:p>
+    <w:p>
+      <w:pPr>
+        <w:pStyle w:val="LabNLCode"/>
+      </w:pPr>
+      <w:r>
+        <w:t>/&gt;</w:t>
+      </w:r>
+    </w:p>
+    <w:p>
+      <w:pPr>
+        <w:pStyle w:val="LabNL"/>
+      </w:pPr>
+      <w:r>
+        <w:t>Add another button named "Shrink Text" and make it work.</w:t>
+      </w:r>
+    </w:p>
+    <w:p>
+      <w:pPr>
+        <w:pStyle w:val="LabNL"/>
+      </w:pPr>
+      <w:r>
+        <w:t>Challenge: make clicking the button only affect the article description, not the text of the button itself.</w:t>
+      </w:r>
+    </w:p>
+    <w:p/>
+    <w:p>
+      <w:pPr>
+        <w:pStyle w:val="Heading1"/>
+      </w:pPr>
+      <w:bookmarkStart w:id="78" w:name="_Toc241675645"/>
+      <w:r>
+        <w:t>Lab 16: Component Lifecycle</w:t>
+      </w:r>
+      <w:bookmarkEnd w:id="78"/>
+    </w:p>
+    <w:p>
+      <w:r>
+        <w:t>In this lab, you’ll load the articles from a web API when the component is mounted.</w:t>
+      </w:r>
+    </w:p>
+    <w:p>
+      <w:pPr>
+        <w:pStyle w:val="LabNL"/>
+      </w:pPr>
+      <w:r>
+        <w:t>Create a folder inside src named common and create a file in it named config.js</w:t>
+      </w:r>
+    </w:p>
+    <w:p>
+      <w:pPr>
+        <w:pStyle w:val="LabNL"/>
+      </w:pPr>
+      <w:r>
+        <w:t>Inside config.js, export a const named API_URL containing the URL of the public API we’ll be replacing our articles.json file with. Reading it from an environment variable lets a class point at a different server without editing code.</w:t>
+      </w:r>
+    </w:p>
+    <w:p>
+      <w:pPr>
+        <w:pStyle w:val="LabNLCode"/>
+      </w:pPr>
+      <w:r>
+        <w:t>export const API_URL =</w:t>
+      </w:r>
+    </w:p>
+    <w:p>
+      <w:pPr>
+        <w:pStyle w:val="LabNLCode"/>
+      </w:pPr>
+      <w:r>
+        <w:t xml:space="preserve">  import.meta.env.VITE_API_URL ?? 'https://api.realworld.io/api';</w:t>
+      </w:r>
+    </w:p>
+    <w:p>
+      <w:pPr>
+        <w:pStyle w:val="Note"/>
+      </w:pPr>
+      <w:r>
+        <w:t>Note: Vite exposes environment variables on import.meta.env, and only those whose names begin with VITE_. Create a .env.local file in the project root to override it. process.env is not available in browser code.</w:t>
+      </w:r>
+    </w:p>
+    <w:p>
+      <w:pPr>
+        <w:pStyle w:val="LabNL"/>
+      </w:pPr>
+      <w:r>
+        <w:t>Export API_URL as the default export for config.js.</w:t>
+      </w:r>
+    </w:p>
+    <w:p>
+      <w:pPr>
+        <w:pStyle w:val="LabNLCode"/>
+      </w:pPr>
+      <w:r>
+        <w:t>export default API_URL;</w:t>
+      </w:r>
+    </w:p>
+    <w:p>
+      <w:pPr>
+        <w:pStyle w:val="LabNL"/>
+      </w:pPr>
+      <w:r>
+        <w:t>Install axios.</w:t>
+      </w:r>
+    </w:p>
+    <w:p>
+      <w:pPr>
+        <w:pStyle w:val="LabNLCode"/>
+      </w:pPr>
+      <w:r>
+        <w:t>npm install axios</w:t>
+      </w:r>
+    </w:p>
+    <w:p>
+      <w:pPr>
+        <w:pStyle w:val="Note"/>
+      </w:pPr>
+      <w:r>
+        <w:t>Note: earlier versions of this course also installed vue-axios, a plugin that hung axios off the global Vue object as Vue.axios. Vue 3 has no global Vue object — each app created with createApp() is isolated — so instead we create a configured axios instance and import it wherever it is needed. That is a plain ES module, which is easier to test and to reason about.</w:t>
+      </w:r>
+    </w:p>
+    <w:p>
+      <w:pPr>
+        <w:pStyle w:val="LabNL"/>
+      </w:pPr>
+      <w:r>
+        <w:t>Create a file in src/common named api.service.js and import axios and API_URL into it.</w:t>
+      </w:r>
+    </w:p>
+    <w:p>
+      <w:pPr>
+        <w:pStyle w:val="LabNLCode"/>
+      </w:pPr>
+      <w:r>
+        <w:t>import axios from 'axios';</w:t>
+      </w:r>
+    </w:p>
+    <w:p>
+      <w:pPr>
+        <w:pStyle w:val="LabNLCode"/>
+      </w:pPr>
+    </w:p>
+    <w:p>
+      <w:pPr>
+        <w:pStyle w:val="LabNLCode"/>
+      </w:pPr>
+      <w:r>
+        <w:t>import { API_URL } from '@/common/config';</w:t>
+      </w:r>
+    </w:p>
+    <w:p>
+      <w:pPr>
+        <w:pStyle w:val="LabNL"/>
+      </w:pPr>
+      <w:r>
+        <w:t>Create the axios instance that every request will go through.</w:t>
+      </w:r>
+    </w:p>
+    <w:p>
+      <w:pPr>
+        <w:pStyle w:val="LabNLCode"/>
+      </w:pPr>
+      <w:r>
+        <w:t>const client = axios.create({ baseURL: API_URL });</w:t>
+      </w:r>
+    </w:p>
+    <w:p>
+      <w:pPr>
+        <w:pStyle w:val="LabNL"/>
+      </w:pPr>
+      <w:r>
+        <w:t>Create a const named ApiService, holding an object with an init() method.</w:t>
+      </w:r>
+    </w:p>
+    <w:p>
+      <w:pPr>
+        <w:pStyle w:val="LabNLCode"/>
+      </w:pPr>
+      <w:r>
+        <w:t>const ApiService = {</w:t>
+      </w:r>
+    </w:p>
+    <w:p>
+      <w:pPr>
+        <w:pStyle w:val="LabNLCode"/>
+      </w:pPr>
+      <w:r>
+        <w:t xml:space="preserve">  init() {</w:t>
+      </w:r>
+    </w:p>
+    <w:p>
+      <w:pPr>
+        <w:pStyle w:val="LabNLCode"/>
+      </w:pPr>
+      <w:r>
+        <w:t xml:space="preserve">    client.defaults.baseURL = API_URL;</w:t>
+      </w:r>
+    </w:p>
+    <w:p>
+      <w:pPr>
+        <w:pStyle w:val="LabNLCode"/>
+      </w:pPr>
+      <w:r>
+        <w:lastRenderedPageBreak/>
+        <w:t xml:space="preserve">  },</w:t>
+      </w:r>
+    </w:p>
+    <w:p>
+      <w:pPr>
+        <w:pStyle w:val="LabNLCode"/>
+      </w:pPr>
+      <w:r>
+        <w:t>};</w:t>
+      </w:r>
+    </w:p>
+    <w:p>
+      <w:pPr>
+        <w:pStyle w:val="LabNL"/>
+      </w:pPr>
+      <w:r>
+        <w:t>Export ApiService.</w:t>
+      </w:r>
+    </w:p>
+    <w:p>
+      <w:pPr>
+        <w:pStyle w:val="LabNLCode"/>
+      </w:pPr>
+      <w:r>
+        <w:t>export default ApiService;</w:t>
+      </w:r>
+    </w:p>
+    <w:p>
+      <w:pPr>
+        <w:pStyle w:val="LabNL"/>
+      </w:pPr>
+      <w:r>
+        <w:t>Import ApiService into main.js and call init() before mounting the app.</w:t>
+      </w:r>
+    </w:p>
+    <w:p>
+      <w:pPr>
+        <w:pStyle w:val="LabNLCode"/>
+      </w:pPr>
+      <w:r>
+        <w:t>import ApiService from './common/api.service';</w:t>
+      </w:r>
+    </w:p>
+    <w:p>
+      <w:pPr>
+        <w:pStyle w:val="LabNLCode"/>
+      </w:pPr>
+    </w:p>
+    <w:p>
+      <w:pPr>
+        <w:pStyle w:val="LabNLCode"/>
+      </w:pPr>
+      <w:r>
+        <w:t>ApiService.init();</w:t>
+      </w:r>
+    </w:p>
+    <w:p>
+      <w:pPr>
+        <w:pStyle w:val="LabNLCode"/>
+      </w:pPr>
+    </w:p>
+    <w:p>
+      <w:pPr>
+        <w:pStyle w:val="LabNLCode"/>
+      </w:pPr>
+      <w:r>
+        <w:t>createApp(App).mount('#app');</w:t>
+      </w:r>
+    </w:p>
+    <w:p>
+      <w:pPr>
+        <w:pStyle w:val="LabNL"/>
+      </w:pPr>
+      <w:r>
+        <w:t>Add a query method to the ApiService object in api.service.js</w:t>
+      </w:r>
+    </w:p>
+    <w:p>
+      <w:pPr>
+        <w:pStyle w:val="LabNLCode"/>
+      </w:pPr>
+      <w:r>
+        <w:t xml:space="preserve">  query(resource, params) {</w:t>
+      </w:r>
+    </w:p>
+    <w:p>
+      <w:pPr>
+        <w:pStyle w:val="LabNLCode"/>
+      </w:pPr>
+      <w:r>
+        <w:t xml:space="preserve">    return client.get(resource, params).catch((error) =&gt; {</w:t>
+      </w:r>
+    </w:p>
+    <w:p>
+      <w:pPr>
+        <w:pStyle w:val="LabNLCode"/>
+      </w:pPr>
+      <w:r>
+        <w:t xml:space="preserve">      throw new Error(`[RWV] ApiService ${error}`);</w:t>
+      </w:r>
+    </w:p>
+    <w:p>
+      <w:pPr>
+        <w:pStyle w:val="LabNLCode"/>
+      </w:pPr>
+      <w:r>
+        <w:t xml:space="preserve">    });</w:t>
+      </w:r>
+    </w:p>
+    <w:p>
+      <w:pPr>
+        <w:pStyle w:val="LabNLCode"/>
+      </w:pPr>
+      <w:r>
+        <w:t xml:space="preserve">  },</w:t>
+      </w:r>
+    </w:p>
+    <w:p>
+      <w:pPr>
+        <w:pStyle w:val="LabNL"/>
+      </w:pPr>
+      <w:r>
+        <w:t>Import ApiService and onMounted into ArticleList.vue</w:t>
+      </w:r>
+    </w:p>
+    <w:p>
+      <w:pPr>
+        <w:pStyle w:val="LabNLCode"/>
+      </w:pPr>
+      <w:r>
+        <w:t>import { onMounted, ref } from 'vue';</w:t>
+      </w:r>
+    </w:p>
+    <w:p>
+      <w:pPr>
+        <w:pStyle w:val="LabNLCode"/>
+      </w:pPr>
+    </w:p>
+    <w:p>
+      <w:pPr>
+        <w:pStyle w:val="LabNLCode"/>
+      </w:pPr>
+      <w:r>
+        <w:t>import ApiService from '../common/api.service';</w:t>
+      </w:r>
+    </w:p>
+    <w:p>
+      <w:pPr>
+        <w:pStyle w:val="LabNL"/>
+      </w:pPr>
+      <w:r>
+        <w:t>Write a fetchArticles function that uses the query method.</w:t>
+      </w:r>
+    </w:p>
+    <w:p>
+      <w:pPr>
+        <w:pStyle w:val="LabNLCode"/>
+      </w:pPr>
+      <w:r>
+        <w:t>async function fetchArticles() {</w:t>
+      </w:r>
+    </w:p>
+    <w:p>
+      <w:pPr>
+        <w:pStyle w:val="LabNLCode"/>
+      </w:pPr>
+      <w:r>
+        <w:t xml:space="preserve">  const { data } = await ApiService.query('articles');</w:t>
+      </w:r>
+    </w:p>
+    <w:p>
+      <w:pPr>
+        <w:pStyle w:val="LabNLCode"/>
+      </w:pPr>
+    </w:p>
+    <w:p>
+      <w:pPr>
+        <w:pStyle w:val="LabNLCode"/>
+      </w:pPr>
+      <w:r>
+        <w:t xml:space="preserve">  return data.articles;</w:t>
       </w:r>
     </w:p>
     <w:p>
@@ -10133,99 +11004,155 @@
     </w:p>
     <w:p>
       <w:pPr>
+        <w:pStyle w:val="LabNL"/>
+      </w:pPr>
+      <w:r>
+        <w:t>Call fetchArticles() from the onMounted lifecycle hook and assign the result to the articles ref.</w:t>
+      </w:r>
+    </w:p>
+    <w:p>
+      <w:pPr>
+        <w:pStyle w:val="LabNLCode"/>
+      </w:pPr>
+      <w:r>
+        <w:t>onMounted(async () =&gt; {</w:t>
+      </w:r>
+    </w:p>
+    <w:p>
+      <w:pPr>
+        <w:pStyle w:val="LabNLCode"/>
+      </w:pPr>
+      <w:r>
+        <w:t xml:space="preserve">  articles.value = await fetchArticles();</w:t>
+      </w:r>
+    </w:p>
+    <w:p>
+      <w:pPr>
+        <w:pStyle w:val="LabNLCode"/>
+      </w:pPr>
+      <w:r>
+        <w:t>});</w:t>
+      </w:r>
+    </w:p>
+    <w:p>
+      <w:pPr>
         <w:pStyle w:val="LabNLSub"/>
       </w:pPr>
       <w:r>
-        <w:t>There is no methods object. Any function declared at the top level of &lt;script setup&gt; is available to the template.</w:t>
-      </w:r>
-    </w:p>
-    <w:p>
-      <w:pPr>
-        <w:pStyle w:val="LabNL"/>
-      </w:pPr>
-      <w:r>
-        <w:t>Make a button inside the ArticlePreview template that calls toggleFavorite() when it’s clicked and updates its colour, text, or icon based on the value of favorited.</w:t>
-      </w:r>
-    </w:p>
-    <w:p>
-      <w:pPr>
-        <w:pStyle w:val="LabNLCode"/>
-      </w:pPr>
-      <w:r>
-        <w:t>&lt;button</w:t>
-      </w:r>
-    </w:p>
-    <w:p>
-      <w:pPr>
-        <w:pStyle w:val="LabNLCode"/>
-      </w:pPr>
-      <w:r>
-        <w:t xml:space="preserve">  class="btn btn-sm float-end"</w:t>
-      </w:r>
-    </w:p>
-    <w:p>
-      <w:pPr>
-        <w:pStyle w:val="LabNLCode"/>
-      </w:pPr>
-      <w:r>
-        <w:t xml:space="preserve">  :class="{</w:t>
-      </w:r>
-    </w:p>
-    <w:p>
-      <w:pPr>
-        <w:pStyle w:val="LabNLCode"/>
-      </w:pPr>
-      <w:r>
-        <w:t xml:space="preserve">    'btn-primary': favorited,</w:t>
-      </w:r>
-    </w:p>
-    <w:p>
-      <w:pPr>
-        <w:pStyle w:val="LabNLCode"/>
+        <w:t>onMounted is the Composition API equivalent of the mounted option. The hooks are all imported from vue and registered by calling them inside &lt;script setup&gt;: onBeforeMount, onMounted, onBeforeUpdate, onUpdated, onBeforeUnmount and onUnmounted.</w:t>
+      </w:r>
+    </w:p>
+    <w:p>
+      <w:pPr>
+        <w:pStyle w:val="Note"/>
       </w:pPr>
       <w:r>
         <w:lastRenderedPageBreak/>
-        <w:t xml:space="preserve">    'btn-outline-primary': !favorited,</w:t>
-      </w:r>
-    </w:p>
-    <w:p>
-      <w:pPr>
-        <w:pStyle w:val="LabNLCode"/>
-      </w:pPr>
-      <w:r>
-        <w:t xml:space="preserve">  }"</w:t>
-      </w:r>
-    </w:p>
-    <w:p>
-      <w:pPr>
-        <w:pStyle w:val="LabNLCode"/>
-      </w:pPr>
-      <w:r>
-        <w:t xml:space="preserve">  @click="toggleFavorite"</w:t>
-      </w:r>
-    </w:p>
-    <w:p>
-      <w:pPr>
-        <w:pStyle w:val="LabNLCode"/>
-      </w:pPr>
-      <w:r>
-        <w:t>&gt;</w:t>
-      </w:r>
-    </w:p>
-    <w:p>
-      <w:pPr>
-        <w:pStyle w:val="LabNLCode"/>
-      </w:pPr>
-      <w:r>
-        <w:t xml:space="preserve">  &lt;i class="ion-heart"&gt;&lt;/i&gt;</w:t>
-      </w:r>
-    </w:p>
-    <w:p>
-      <w:pPr>
-        <w:pStyle w:val="LabNLCode"/>
-      </w:pPr>
-      <w:r>
-        <w:t>&lt;/button&gt;</w:t>
+        <w:t>Note: Vue 2’s beforeDestroy and destroyed hooks were renamed to onBeforeUnmount and onUnmounted in Vue 3. There is no onCreated hook — the body of &lt;script setup&gt; is the created hook.</w:t>
+      </w:r>
+    </w:p>
+    <w:p>
+      <w:pPr>
+        <w:pStyle w:val="LabNL"/>
+      </w:pPr>
+      <w:r>
+        <w:t>Remove the articles.json import from ArticleList.vue and initialise articles to an empty array.</w:t>
+      </w:r>
+    </w:p>
+    <w:p>
+      <w:pPr>
+        <w:pStyle w:val="LabNLCode"/>
+      </w:pPr>
+      <w:r>
+        <w:t>const articles = ref([]);</w:t>
+      </w:r>
+    </w:p>
+    <w:p>
+      <w:pPr>
+        <w:pStyle w:val="LabNLSub"/>
+      </w:pPr>
+      <w:r>
+        <w:t>Start it as an array, not an object: the template calls articles.length, which is undefined on a plain object and would make the "No articles..." message never appear.</w:t>
+      </w:r>
+    </w:p>
+    <w:p>
+      <w:pPr>
+        <w:pStyle w:val="LabNL"/>
+      </w:pPr>
+      <w:r>
+        <w:t>Make sure the development server is running and refresh your page. The articles should now come from the API.</w:t>
+      </w:r>
+    </w:p>
+    <w:p>
+      <w:pPr>
+        <w:pStyle w:val="LabNL"/>
+      </w:pPr>
+      <w:r>
+        <w:t>Challenge: fix the footer so that it sticks to the bottom of the list of articles when the list is populated.</w:t>
+      </w:r>
+    </w:p>
+    <w:p/>
+    <w:p>
+      <w:pPr>
+        <w:pStyle w:val="Heading1"/>
+      </w:pPr>
+      <w:bookmarkStart w:id="79" w:name="_Toc241675646"/>
+      <w:r>
+        <w:t>Lab 17: Forms</w:t>
+      </w:r>
+      <w:bookmarkEnd w:id="79"/>
+    </w:p>
+    <w:p>
+      <w:r>
+        <w:t>In this lab, you’ll implement an input box that filters the currently displayed list of articles based on the text entered into it.</w:t>
+      </w:r>
+    </w:p>
+    <w:p>
+      <w:pPr>
+        <w:pStyle w:val="LabNL"/>
+      </w:pPr>
+      <w:r>
+        <w:t>Create an input in the ArticleList component and bind it with v-model.</w:t>
+      </w:r>
+    </w:p>
+    <w:p>
+      <w:pPr>
+        <w:pStyle w:val="LabNLCode"/>
+      </w:pPr>
+      <w:r>
+        <w:t>&lt;input</w:t>
+      </w:r>
+    </w:p>
+    <w:p>
+      <w:pPr>
+        <w:pStyle w:val="LabNLCode"/>
+      </w:pPr>
+      <w:r>
+        <w:t xml:space="preserve">  v-model="searchDetails"</w:t>
+      </w:r>
+    </w:p>
+    <w:p>
+      <w:pPr>
+        <w:pStyle w:val="LabNLCode"/>
+      </w:pPr>
+      <w:r>
+        <w:t xml:space="preserve">  class="form-control"</w:t>
+      </w:r>
+    </w:p>
+    <w:p>
+      <w:pPr>
+        <w:pStyle w:val="LabNLCode"/>
+      </w:pPr>
+      <w:r>
+        <w:t xml:space="preserve">  placeholder="filter articles"</w:t>
+      </w:r>
+    </w:p>
+    <w:p>
+      <w:pPr>
+        <w:pStyle w:val="LabNLCode"/>
+      </w:pPr>
+      <w:r>
+        <w:t>/&gt;</w:t>
       </w:r>
     </w:p>
     <w:p>
@@ -10233,15 +11160,120 @@
         <w:pStyle w:val="Note"/>
       </w:pPr>
       <w:r>
-        <w:t>Note: float-end is the Bootstrap 5 name for what Bootstrap 4 called float-right. The same rename applies to text-start / text-end.</w:t>
-      </w:r>
-    </w:p>
-    <w:p>
-      <w:pPr>
-        <w:pStyle w:val="LabNL"/>
-      </w:pPr>
-      <w:r>
-        <w:t>Challenge: add a favoritesCount ref and display it on the button, so it tracks how many times the button for an article has been clicked.</w:t>
+        <w:t>Note: the earlier version of this lab used v-model.number. That modifier casts the input to a number, which is wrong here — we are filtering on text. Leave it off.</w:t>
+      </w:r>
+    </w:p>
+    <w:p>
+      <w:pPr>
+        <w:pStyle w:val="LabNL"/>
+      </w:pPr>
+      <w:r>
+        <w:t>Add a ref named searchDetails to hold the search text.</w:t>
+      </w:r>
+    </w:p>
+    <w:p>
+      <w:pPr>
+        <w:pStyle w:val="LabNLCode"/>
+      </w:pPr>
+      <w:r>
+        <w:t>const searchDetails = ref('');</w:t>
+      </w:r>
+    </w:p>
+    <w:p>
+      <w:pPr>
+        <w:pStyle w:val="LabNL"/>
+      </w:pPr>
+      <w:r>
+        <w:t>Import computed and make a computed property in ArticleList called filterIt.</w:t>
+      </w:r>
+    </w:p>
+    <w:p>
+      <w:pPr>
+        <w:pStyle w:val="LabNLCode"/>
+      </w:pPr>
+      <w:r>
+        <w:t>const filterIt = computed(() =&gt;</w:t>
+      </w:r>
+    </w:p>
+    <w:p>
+      <w:pPr>
+        <w:pStyle w:val="LabNLCode"/>
+      </w:pPr>
+      <w:r>
+        <w:t xml:space="preserve">  articles.value.filter((article) =&gt;</w:t>
+      </w:r>
+    </w:p>
+    <w:p>
+      <w:pPr>
+        <w:pStyle w:val="LabNLCode"/>
+      </w:pPr>
+      <w:r>
+        <w:t xml:space="preserve">    article.title.includes(searchDetails.value),</w:t>
+      </w:r>
+    </w:p>
+    <w:p>
+      <w:pPr>
+        <w:pStyle w:val="LabNLCode"/>
+      </w:pPr>
+      <w:r>
+        <w:t xml:space="preserve">  ),</w:t>
+      </w:r>
+    </w:p>
+    <w:p>
+      <w:pPr>
+        <w:pStyle w:val="LabNLCode"/>
+      </w:pPr>
+      <w:r>
+        <w:t>);</w:t>
+      </w:r>
+    </w:p>
+    <w:p>
+      <w:pPr>
+        <w:pStyle w:val="LabNLSub"/>
+      </w:pPr>
+      <w:r>
+        <w:t>Both refs are read with .value inside the computed callback. Because this is an arrow function there is no this to capture, so the "var self = this" trick the Options API version needed is gone.</w:t>
+      </w:r>
+    </w:p>
+    <w:p>
+      <w:pPr>
+        <w:pStyle w:val="LabNL"/>
+      </w:pPr>
+      <w:r>
+        <w:t>Modify the v-for directive in ArticleList.vue to use filterIt instead of articles:</w:t>
+      </w:r>
+    </w:p>
+    <w:p>
+      <w:pPr>
+        <w:pStyle w:val="LabNLCode"/>
+      </w:pPr>
+      <w:r>
+        <w:lastRenderedPageBreak/>
+        <w:t>v-for="(article, index) in filterIt"</w:t>
+      </w:r>
+    </w:p>
+    <w:p>
+      <w:pPr>
+        <w:pStyle w:val="LabNL"/>
+      </w:pPr>
+      <w:r>
+        <w:t>Start up your development server and try typing letters into the search form to see how the list is filtered.</w:t>
+      </w:r>
+    </w:p>
+    <w:p>
+      <w:pPr>
+        <w:pStyle w:val="LabNL"/>
+      </w:pPr>
+      <w:r>
+        <w:t>Challenge: make the search case-insensitive.</w:t>
+      </w:r>
+    </w:p>
+    <w:p>
+      <w:pPr>
+        <w:pStyle w:val="LabNL"/>
+      </w:pPr>
+      <w:r>
+        <w:t>Challenge: make the search consider the description text as well as the title.</w:t>
       </w:r>
     </w:p>
     <w:p/>
@@ -10249,845 +11281,7 @@
       <w:pPr>
         <w:pStyle w:val="Heading1"/>
       </w:pPr>
-      <w:bookmarkStart w:id="68" w:name="_Toc241675644"/>
-      <w:r>
-        <w:t>Lab 15: Events</w:t>
-      </w:r>
-      <w:bookmarkEnd w:id="68"/>
-    </w:p>
-    <w:p>
-      <w:r>
-        <w:t>In this lab, you’ll add a font-size control to the ArticleList component that controls the font size of all the article preview instances.</w:t>
-      </w:r>
-    </w:p>
-    <w:p/>
-    <w:p>
-      <w:pPr>
-        <w:pStyle w:val="LabNL"/>
-      </w:pPr>
-      <w:r>
-        <w:t>Add a ref to the ArticleList component called articleFontSize with a value of 1.</w:t>
-      </w:r>
-    </w:p>
-    <w:p>
-      <w:pPr>
-        <w:pStyle w:val="LabNLCode"/>
-      </w:pPr>
-      <w:r>
-        <w:t>const articleFontSize = ref(1);</w:t>
-      </w:r>
-    </w:p>
-    <w:p>
-      <w:pPr>
-        <w:pStyle w:val="LabNL"/>
-      </w:pPr>
-      <w:r>
-        <w:t>Pass the value of articleFontSize into the ArticlePreview component by binding the style attribute:</w:t>
-      </w:r>
-    </w:p>
-    <w:p>
-      <w:pPr>
-        <w:pStyle w:val="LabNLCode"/>
-      </w:pPr>
-      <w:r>
-        <w:t>&lt;ArticlePreview</w:t>
-      </w:r>
-    </w:p>
-    <w:p>
-      <w:pPr>
-        <w:pStyle w:val="LabNLCode"/>
-      </w:pPr>
-      <w:r>
-        <w:t xml:space="preserve">  :style="{ fontSize: articleFontSize + 'em' }"</w:t>
-      </w:r>
-    </w:p>
-    <w:p>
-      <w:pPr>
-        <w:pStyle w:val="LabNLCode"/>
-      </w:pPr>
-      <w:r>
-        <w:t xml:space="preserve">  ...</w:t>
-      </w:r>
-    </w:p>
-    <w:p>
-      <w:pPr>
-        <w:pStyle w:val="LabNLCode"/>
-      </w:pPr>
-      <w:r>
-        <w:t>/&gt;</w:t>
-      </w:r>
-    </w:p>
-    <w:p>
-      <w:pPr>
-        <w:pStyle w:val="LabNL"/>
-      </w:pPr>
-      <w:r>
-        <w:t>Start the development server (npm run dev) and try changing the initial value to 3. You should see the article text get larger.</w:t>
-      </w:r>
-    </w:p>
-    <w:p>
-      <w:pPr>
-        <w:pStyle w:val="LabNL"/>
-      </w:pPr>
-      <w:r>
-        <w:t>Set articleFontSize back to 1.</w:t>
-      </w:r>
-    </w:p>
-    <w:p>
-      <w:pPr>
-        <w:pStyle w:val="LabNL"/>
-      </w:pPr>
-      <w:r>
-        <w:t>In ArticlePreview, declare the events this component can raise using the defineEmits macro.</w:t>
-      </w:r>
-    </w:p>
-    <w:p>
-      <w:pPr>
-        <w:pStyle w:val="LabNLCode"/>
-      </w:pPr>
-      <w:r>
-        <w:t>const emit = defineEmits(['enlarge-text']);</w:t>
-      </w:r>
-    </w:p>
-    <w:p>
-      <w:pPr>
-        <w:pStyle w:val="Note"/>
-      </w:pPr>
-      <w:r>
-        <w:t>Note: declaring events matters more in Vue 3 than it did in Vue 2. Any listener that is not declared here falls through to the component’s root element as a native DOM attribute, which is rarely what you want for a custom event.</w:t>
-      </w:r>
-    </w:p>
-    <w:p>
-      <w:pPr>
-        <w:pStyle w:val="LabNL"/>
-      </w:pPr>
-      <w:r>
-        <w:t>Create a button inside the ArticlePreview template that emits the enlarge-text event on click.</w:t>
-      </w:r>
-    </w:p>
-    <w:p>
-      <w:pPr>
-        <w:pStyle w:val="LabNLCode"/>
-      </w:pPr>
-      <w:r>
-        <w:t>&lt;button @click="emit('enlarge-text', 0.1)"&gt;Enlarge Text&lt;/button&gt;</w:t>
-      </w:r>
-    </w:p>
-    <w:p>
-      <w:pPr>
-        <w:pStyle w:val="LabNLSub"/>
-      </w:pPr>
-      <w:r>
-        <w:lastRenderedPageBreak/>
-        <w:t>In the Options API you would have written $emit here. With &lt;script setup&gt; you call the function that defineEmits returned.</w:t>
-      </w:r>
-    </w:p>
-    <w:p>
-      <w:pPr>
-        <w:pStyle w:val="LabNL"/>
-      </w:pPr>
-      <w:r>
-        <w:t>Listen for the enlarge-text event in the ArticleList component and increase the value of articleFontSize by 0.1 when it’s received.</w:t>
-      </w:r>
-    </w:p>
-    <w:p>
-      <w:pPr>
-        <w:pStyle w:val="LabNLCode"/>
-      </w:pPr>
-      <w:r>
-        <w:t>&lt;ArticlePreview</w:t>
-      </w:r>
-    </w:p>
-    <w:p>
-      <w:pPr>
-        <w:pStyle w:val="LabNLCode"/>
-      </w:pPr>
-      <w:r>
-        <w:t xml:space="preserve">  :style="{ fontSize: articleFontSize + 'em' }"</w:t>
-      </w:r>
-    </w:p>
-    <w:p>
-      <w:pPr>
-        <w:pStyle w:val="LabNLCode"/>
-      </w:pPr>
-      <w:r>
-        <w:t xml:space="preserve">  @enlarge-text="articleFontSize += 0.1"</w:t>
-      </w:r>
-    </w:p>
-    <w:p>
-      <w:pPr>
-        <w:pStyle w:val="LabNLCode"/>
-      </w:pPr>
-      <w:r>
-        <w:t>/&gt;</w:t>
-      </w:r>
-    </w:p>
-    <w:p>
-      <w:pPr>
-        <w:pStyle w:val="LabNL"/>
-      </w:pPr>
-      <w:r>
-        <w:t>Add another button named "Shrink Text" and make it work.</w:t>
-      </w:r>
-    </w:p>
-    <w:p>
-      <w:pPr>
-        <w:pStyle w:val="LabNL"/>
-      </w:pPr>
-      <w:r>
-        <w:t>Challenge: make clicking the button only affect the article description, not the text of the button itself.</w:t>
-      </w:r>
-    </w:p>
-    <w:p/>
-    <w:p>
-      <w:pPr>
-        <w:pStyle w:val="Heading1"/>
-      </w:pPr>
-      <w:bookmarkStart w:id="69" w:name="_Toc241675645"/>
-      <w:r>
-        <w:t>Lab 16: Component Lifecycle</w:t>
-      </w:r>
-      <w:bookmarkEnd w:id="69"/>
-    </w:p>
-    <w:p>
-      <w:r>
-        <w:t>In this lab, you’ll load the articles from a web API when the component is mounted.</w:t>
-      </w:r>
-    </w:p>
-    <w:p>
-      <w:pPr>
-        <w:pStyle w:val="LabNL"/>
-      </w:pPr>
-      <w:r>
-        <w:t>Create a folder inside src named common and create a file in it named config.js</w:t>
-      </w:r>
-    </w:p>
-    <w:p>
-      <w:pPr>
-        <w:pStyle w:val="LabNL"/>
-      </w:pPr>
-      <w:r>
-        <w:t>Inside config.js, export a const named API_URL containing the URL of the public API we’ll be replacing our articles.json file with. Reading it from an environment variable lets a class point at a different server without editing code.</w:t>
-      </w:r>
-    </w:p>
-    <w:p>
-      <w:pPr>
-        <w:pStyle w:val="LabNLCode"/>
-      </w:pPr>
-      <w:r>
-        <w:t>export const API_URL =</w:t>
-      </w:r>
-    </w:p>
-    <w:p>
-      <w:pPr>
-        <w:pStyle w:val="LabNLCode"/>
-      </w:pPr>
-      <w:r>
-        <w:t xml:space="preserve">  import.meta.env.VITE_API_URL ?? 'https://api.realworld.io/api';</w:t>
-      </w:r>
-    </w:p>
-    <w:p>
-      <w:pPr>
-        <w:pStyle w:val="Note"/>
-      </w:pPr>
-      <w:r>
-        <w:t>Note: Vite exposes environment variables on import.meta.env, and only those whose names begin with VITE_. Create a .env.local file in the project root to override it. process.env is not available in browser code.</w:t>
-      </w:r>
-    </w:p>
-    <w:p>
-      <w:pPr>
-        <w:pStyle w:val="LabNL"/>
-      </w:pPr>
-      <w:r>
-        <w:t>Export API_URL as the default export for config.js.</w:t>
-      </w:r>
-    </w:p>
-    <w:p>
-      <w:pPr>
-        <w:pStyle w:val="LabNLCode"/>
-      </w:pPr>
-      <w:r>
-        <w:t>export default API_URL;</w:t>
-      </w:r>
-    </w:p>
-    <w:p>
-      <w:pPr>
-        <w:pStyle w:val="LabNL"/>
-      </w:pPr>
-      <w:r>
-        <w:t>Install axios.</w:t>
-      </w:r>
-    </w:p>
-    <w:p>
-      <w:pPr>
-        <w:pStyle w:val="LabNLCode"/>
-      </w:pPr>
-      <w:r>
-        <w:t>npm install axios</w:t>
-      </w:r>
-    </w:p>
-    <w:p>
-      <w:pPr>
-        <w:pStyle w:val="Note"/>
-      </w:pPr>
-      <w:r>
-        <w:t>Note: earlier versions of this course also installed vue-axios, a plugin that hung axios off the global Vue object as Vue.axios. Vue 3 has no global Vue object — each app created with createApp() is isolated — so instead we create a configured axios instance and import it wherever it is needed. That is a plain ES module, which is easier to test and to reason about.</w:t>
-      </w:r>
-    </w:p>
-    <w:p>
-      <w:pPr>
-        <w:pStyle w:val="LabNL"/>
-      </w:pPr>
-      <w:r>
-        <w:t>Create a file in src/common named api.service.js and import axios and API_URL into it.</w:t>
-      </w:r>
-    </w:p>
-    <w:p>
-      <w:pPr>
-        <w:pStyle w:val="LabNLCode"/>
-      </w:pPr>
-      <w:r>
-        <w:t>import axios from 'axios';</w:t>
-      </w:r>
-    </w:p>
-    <w:p>
-      <w:pPr>
-        <w:pStyle w:val="LabNLCode"/>
-      </w:pPr>
-    </w:p>
-    <w:p>
-      <w:pPr>
-        <w:pStyle w:val="LabNLCode"/>
-      </w:pPr>
-      <w:r>
-        <w:t>import { API_URL } from '@/common/config';</w:t>
-      </w:r>
-    </w:p>
-    <w:p>
-      <w:pPr>
-        <w:pStyle w:val="LabNL"/>
-      </w:pPr>
-      <w:r>
-        <w:lastRenderedPageBreak/>
-        <w:t>Create the axios instance that every request will go through.</w:t>
-      </w:r>
-    </w:p>
-    <w:p>
-      <w:pPr>
-        <w:pStyle w:val="LabNLCode"/>
-      </w:pPr>
-      <w:r>
-        <w:t>const client = axios.create({ baseURL: API_URL });</w:t>
-      </w:r>
-    </w:p>
-    <w:p>
-      <w:pPr>
-        <w:pStyle w:val="LabNL"/>
-      </w:pPr>
-      <w:r>
-        <w:t>Create a const named ApiService, holding an object with an init() method.</w:t>
-      </w:r>
-    </w:p>
-    <w:p>
-      <w:pPr>
-        <w:pStyle w:val="LabNLCode"/>
-      </w:pPr>
-      <w:r>
-        <w:t>const ApiService = {</w:t>
-      </w:r>
-    </w:p>
-    <w:p>
-      <w:pPr>
-        <w:pStyle w:val="LabNLCode"/>
-      </w:pPr>
-      <w:r>
-        <w:t xml:space="preserve">  init() {</w:t>
-      </w:r>
-    </w:p>
-    <w:p>
-      <w:pPr>
-        <w:pStyle w:val="LabNLCode"/>
-      </w:pPr>
-      <w:r>
-        <w:t xml:space="preserve">    client.defaults.baseURL = API_URL;</w:t>
-      </w:r>
-    </w:p>
-    <w:p>
-      <w:pPr>
-        <w:pStyle w:val="LabNLCode"/>
-      </w:pPr>
-      <w:r>
-        <w:t xml:space="preserve">  },</w:t>
-      </w:r>
-    </w:p>
-    <w:p>
-      <w:pPr>
-        <w:pStyle w:val="LabNLCode"/>
-      </w:pPr>
-      <w:r>
-        <w:t>};</w:t>
-      </w:r>
-    </w:p>
-    <w:p>
-      <w:pPr>
-        <w:pStyle w:val="LabNL"/>
-      </w:pPr>
-      <w:r>
-        <w:t>Export ApiService.</w:t>
-      </w:r>
-    </w:p>
-    <w:p>
-      <w:pPr>
-        <w:pStyle w:val="LabNLCode"/>
-      </w:pPr>
-      <w:r>
-        <w:t>export default ApiService;</w:t>
-      </w:r>
-    </w:p>
-    <w:p>
-      <w:pPr>
-        <w:pStyle w:val="LabNL"/>
-      </w:pPr>
-      <w:r>
-        <w:t>Import ApiService into main.js and call init() before mounting the app.</w:t>
-      </w:r>
-    </w:p>
-    <w:p>
-      <w:pPr>
-        <w:pStyle w:val="LabNLCode"/>
-      </w:pPr>
-      <w:r>
-        <w:t>import ApiService from './common/api.service';</w:t>
-      </w:r>
-    </w:p>
-    <w:p>
-      <w:pPr>
-        <w:pStyle w:val="LabNLCode"/>
-      </w:pPr>
-    </w:p>
-    <w:p>
-      <w:pPr>
-        <w:pStyle w:val="LabNLCode"/>
-      </w:pPr>
-      <w:r>
-        <w:t>ApiService.init();</w:t>
-      </w:r>
-    </w:p>
-    <w:p>
-      <w:pPr>
-        <w:pStyle w:val="LabNLCode"/>
-      </w:pPr>
-    </w:p>
-    <w:p>
-      <w:pPr>
-        <w:pStyle w:val="LabNLCode"/>
-      </w:pPr>
-      <w:r>
-        <w:t>createApp(App).mount('#app');</w:t>
-      </w:r>
-    </w:p>
-    <w:p>
-      <w:pPr>
-        <w:pStyle w:val="LabNL"/>
-      </w:pPr>
-      <w:r>
-        <w:t>Add a query method to the ApiService object in api.service.js</w:t>
-      </w:r>
-    </w:p>
-    <w:p>
-      <w:pPr>
-        <w:pStyle w:val="LabNLCode"/>
-      </w:pPr>
-      <w:r>
-        <w:t xml:space="preserve">  query(resource, params) {</w:t>
-      </w:r>
-    </w:p>
-    <w:p>
-      <w:pPr>
-        <w:pStyle w:val="LabNLCode"/>
-      </w:pPr>
-      <w:r>
-        <w:t xml:space="preserve">    return client.get(resource, params).catch((error) =&gt; {</w:t>
-      </w:r>
-    </w:p>
-    <w:p>
-      <w:pPr>
-        <w:pStyle w:val="LabNLCode"/>
-      </w:pPr>
-      <w:r>
-        <w:t xml:space="preserve">      throw new Error(`[RWV] ApiService ${error}`);</w:t>
-      </w:r>
-    </w:p>
-    <w:p>
-      <w:pPr>
-        <w:pStyle w:val="LabNLCode"/>
-      </w:pPr>
-      <w:r>
-        <w:t xml:space="preserve">    });</w:t>
-      </w:r>
-    </w:p>
-    <w:p>
-      <w:pPr>
-        <w:pStyle w:val="LabNLCode"/>
-      </w:pPr>
-      <w:r>
-        <w:t xml:space="preserve">  },</w:t>
-      </w:r>
-    </w:p>
-    <w:p>
-      <w:pPr>
-        <w:pStyle w:val="LabNL"/>
-      </w:pPr>
-      <w:r>
-        <w:t>Import ApiService and onMounted into ArticleList.vue</w:t>
-      </w:r>
-    </w:p>
-    <w:p>
-      <w:pPr>
-        <w:pStyle w:val="LabNLCode"/>
-      </w:pPr>
-      <w:r>
-        <w:t>import { onMounted, ref } from 'vue';</w:t>
-      </w:r>
-    </w:p>
-    <w:p>
-      <w:pPr>
-        <w:pStyle w:val="LabNLCode"/>
-      </w:pPr>
-    </w:p>
-    <w:p>
-      <w:pPr>
-        <w:pStyle w:val="LabNLCode"/>
-      </w:pPr>
-      <w:r>
-        <w:t>import ApiService from '../common/api.service';</w:t>
-      </w:r>
-    </w:p>
-    <w:p>
-      <w:pPr>
-        <w:pStyle w:val="LabNL"/>
-      </w:pPr>
-      <w:r>
-        <w:t>Write a fetchArticles function that uses the query method.</w:t>
-      </w:r>
-    </w:p>
-    <w:p>
-      <w:pPr>
-        <w:pStyle w:val="LabNLCode"/>
-      </w:pPr>
-      <w:r>
-        <w:t>async function fetchArticles() {</w:t>
-      </w:r>
-    </w:p>
-    <w:p>
-      <w:pPr>
-        <w:pStyle w:val="LabNLCode"/>
-      </w:pPr>
-      <w:r>
-        <w:t xml:space="preserve">  const { data } = await ApiService.query('articles');</w:t>
-      </w:r>
-    </w:p>
-    <w:p>
-      <w:pPr>
-        <w:pStyle w:val="LabNLCode"/>
-      </w:pPr>
-    </w:p>
-    <w:p>
-      <w:pPr>
-        <w:pStyle w:val="LabNLCode"/>
-      </w:pPr>
-      <w:r>
-        <w:t xml:space="preserve">  return data.articles;</w:t>
-      </w:r>
-    </w:p>
-    <w:p>
-      <w:pPr>
-        <w:pStyle w:val="LabNLCode"/>
-      </w:pPr>
-      <w:r>
-        <w:t>}</w:t>
-      </w:r>
-    </w:p>
-    <w:p>
-      <w:pPr>
-        <w:pStyle w:val="LabNL"/>
-      </w:pPr>
-      <w:r>
-        <w:t>Call fetchArticles() from the onMounted lifecycle hook and assign the result to the articles ref.</w:t>
-      </w:r>
-    </w:p>
-    <w:p>
-      <w:pPr>
-        <w:pStyle w:val="LabNLCode"/>
-      </w:pPr>
-      <w:r>
-        <w:lastRenderedPageBreak/>
-        <w:t>onMounted(async () =&gt; {</w:t>
-      </w:r>
-    </w:p>
-    <w:p>
-      <w:pPr>
-        <w:pStyle w:val="LabNLCode"/>
-      </w:pPr>
-      <w:r>
-        <w:t xml:space="preserve">  articles.value = await fetchArticles();</w:t>
-      </w:r>
-    </w:p>
-    <w:p>
-      <w:pPr>
-        <w:pStyle w:val="LabNLCode"/>
-      </w:pPr>
-      <w:r>
-        <w:t>});</w:t>
-      </w:r>
-    </w:p>
-    <w:p>
-      <w:pPr>
-        <w:pStyle w:val="LabNLSub"/>
-      </w:pPr>
-      <w:r>
-        <w:t>onMounted is the Composition API equivalent of the mounted option. The hooks are all imported from vue and registered by calling them inside &lt;script setup&gt;: onBeforeMount, onMounted, onBeforeUpdate, onUpdated, onBeforeUnmount and onUnmounted.</w:t>
-      </w:r>
-    </w:p>
-    <w:p>
-      <w:pPr>
-        <w:pStyle w:val="Note"/>
-      </w:pPr>
-      <w:r>
-        <w:t>Note: Vue 2’s beforeDestroy and destroyed hooks were renamed to onBeforeUnmount and onUnmounted in Vue 3. There is no onCreated hook — the body of &lt;script setup&gt; is the created hook.</w:t>
-      </w:r>
-    </w:p>
-    <w:p>
-      <w:pPr>
-        <w:pStyle w:val="LabNL"/>
-      </w:pPr>
-      <w:r>
-        <w:t>Remove the articles.json import from ArticleList.vue and initialise articles to an empty array.</w:t>
-      </w:r>
-    </w:p>
-    <w:p>
-      <w:pPr>
-        <w:pStyle w:val="LabNLCode"/>
-      </w:pPr>
-      <w:r>
-        <w:t>const articles = ref([]);</w:t>
-      </w:r>
-    </w:p>
-    <w:p>
-      <w:pPr>
-        <w:pStyle w:val="LabNLSub"/>
-      </w:pPr>
-      <w:r>
-        <w:t>Start it as an array, not an object: the template calls articles.length, which is undefined on a plain object and would make the "No articles..." message never appear.</w:t>
-      </w:r>
-    </w:p>
-    <w:p>
-      <w:pPr>
-        <w:pStyle w:val="LabNL"/>
-      </w:pPr>
-      <w:r>
-        <w:t>Make sure the development server is running and refresh your page. The articles should now come from the API.</w:t>
-      </w:r>
-    </w:p>
-    <w:p>
-      <w:pPr>
-        <w:pStyle w:val="LabNL"/>
-      </w:pPr>
-      <w:r>
-        <w:t>Challenge: fix the footer so that it sticks to the bottom of the list of articles when the list is populated.</w:t>
-      </w:r>
-    </w:p>
-    <w:p/>
-    <w:p>
-      <w:pPr>
-        <w:pStyle w:val="Heading1"/>
-      </w:pPr>
-      <w:bookmarkStart w:id="70" w:name="_Toc241675646"/>
-      <w:r>
-        <w:t>Lab 17: Forms</w:t>
-      </w:r>
-      <w:bookmarkEnd w:id="70"/>
-    </w:p>
-    <w:p>
-      <w:r>
-        <w:t>In this lab, you’ll implement an input box that filters the currently displayed list of articles based on the text entered into it.</w:t>
-      </w:r>
-    </w:p>
-    <w:p>
-      <w:pPr>
-        <w:pStyle w:val="LabNL"/>
-      </w:pPr>
-      <w:r>
-        <w:t>Create an input in the ArticleList component and bind it with v-model.</w:t>
-      </w:r>
-    </w:p>
-    <w:p>
-      <w:pPr>
-        <w:pStyle w:val="LabNLCode"/>
-      </w:pPr>
-      <w:r>
-        <w:t>&lt;input</w:t>
-      </w:r>
-    </w:p>
-    <w:p>
-      <w:pPr>
-        <w:pStyle w:val="LabNLCode"/>
-      </w:pPr>
-      <w:r>
-        <w:t xml:space="preserve">  v-model="searchDetails"</w:t>
-      </w:r>
-    </w:p>
-    <w:p>
-      <w:pPr>
-        <w:pStyle w:val="LabNLCode"/>
-      </w:pPr>
-      <w:r>
-        <w:t xml:space="preserve">  class="form-control"</w:t>
-      </w:r>
-    </w:p>
-    <w:p>
-      <w:pPr>
-        <w:pStyle w:val="LabNLCode"/>
-      </w:pPr>
-      <w:r>
-        <w:t xml:space="preserve">  placeholder="filter articles"</w:t>
-      </w:r>
-    </w:p>
-    <w:p>
-      <w:pPr>
-        <w:pStyle w:val="LabNLCode"/>
-      </w:pPr>
-      <w:r>
-        <w:t>/&gt;</w:t>
-      </w:r>
-    </w:p>
-    <w:p>
-      <w:pPr>
-        <w:pStyle w:val="Note"/>
-      </w:pPr>
-      <w:r>
-        <w:t>Note: the earlier version of this lab used v-model.number. That modifier casts the input to a number, which is wrong here — we are filtering on text. Leave it off.</w:t>
-      </w:r>
-    </w:p>
-    <w:p>
-      <w:pPr>
-        <w:pStyle w:val="LabNL"/>
-      </w:pPr>
-      <w:r>
-        <w:t>Add a ref named searchDetails to hold the search text.</w:t>
-      </w:r>
-    </w:p>
-    <w:p>
-      <w:pPr>
-        <w:pStyle w:val="LabNLCode"/>
-      </w:pPr>
-      <w:r>
-        <w:t>const searchDetails = ref('');</w:t>
-      </w:r>
-    </w:p>
-    <w:p>
-      <w:pPr>
-        <w:pStyle w:val="LabNL"/>
-      </w:pPr>
-      <w:r>
-        <w:t>Import computed and make a computed property in ArticleList called filterIt.</w:t>
-      </w:r>
-    </w:p>
-    <w:p>
-      <w:pPr>
-        <w:pStyle w:val="LabNLCode"/>
-      </w:pPr>
-      <w:r>
-        <w:t>const filterIt = computed(() =&gt;</w:t>
-      </w:r>
-    </w:p>
-    <w:p>
-      <w:pPr>
-        <w:pStyle w:val="LabNLCode"/>
-      </w:pPr>
-      <w:r>
-        <w:t xml:space="preserve">  articles.value.filter((article) =&gt;</w:t>
-      </w:r>
-    </w:p>
-    <w:p>
-      <w:pPr>
-        <w:pStyle w:val="LabNLCode"/>
-      </w:pPr>
-      <w:r>
-        <w:lastRenderedPageBreak/>
-        <w:t xml:space="preserve">    article.title.includes(searchDetails.value),</w:t>
-      </w:r>
-    </w:p>
-    <w:p>
-      <w:pPr>
-        <w:pStyle w:val="LabNLCode"/>
-      </w:pPr>
-      <w:r>
-        <w:t xml:space="preserve">  ),</w:t>
-      </w:r>
-    </w:p>
-    <w:p>
-      <w:pPr>
-        <w:pStyle w:val="LabNLCode"/>
-      </w:pPr>
-      <w:r>
-        <w:t>);</w:t>
-      </w:r>
-    </w:p>
-    <w:p>
-      <w:pPr>
-        <w:pStyle w:val="LabNLSub"/>
-      </w:pPr>
-      <w:r>
-        <w:t>Both refs are read with .value inside the computed callback. Because this is an arrow function there is no this to capture, so the "var self = this" trick the Options API version needed is gone.</w:t>
-      </w:r>
-    </w:p>
-    <w:p>
-      <w:pPr>
-        <w:pStyle w:val="LabNL"/>
-      </w:pPr>
-      <w:r>
-        <w:t>Modify the v-for directive in ArticleList.vue to use filterIt instead of articles:</w:t>
-      </w:r>
-    </w:p>
-    <w:p>
-      <w:pPr>
-        <w:pStyle w:val="LabNLCode"/>
-      </w:pPr>
-      <w:r>
-        <w:t>v-for="(article, index) in filterIt"</w:t>
-      </w:r>
-    </w:p>
-    <w:p>
-      <w:pPr>
-        <w:pStyle w:val="LabNL"/>
-      </w:pPr>
-      <w:r>
-        <w:t>Start up your development server and try typing letters into the search form to see how the list is filtered.</w:t>
-      </w:r>
-    </w:p>
-    <w:p>
-      <w:pPr>
-        <w:pStyle w:val="LabNL"/>
-      </w:pPr>
-      <w:r>
-        <w:t>Challenge: make the search case-insensitive.</w:t>
-      </w:r>
-    </w:p>
-    <w:p>
-      <w:pPr>
-        <w:pStyle w:val="LabNL"/>
-      </w:pPr>
-      <w:r>
-        <w:t>Challenge: make the search consider the description text as well as the title.</w:t>
-      </w:r>
-    </w:p>
-    <w:p/>
-    <w:p>
-      <w:pPr>
-        <w:pStyle w:val="Heading1"/>
-      </w:pPr>
-      <w:bookmarkStart w:id="71" w:name="_Toc241675647"/>
+      <w:bookmarkStart w:id="80" w:name="_Toc241675647"/>
       <w:r>
         <w:t xml:space="preserve">Lab </w:t>
       </w:r>
@@ -11103,7 +11297,7 @@
       <w:r>
         <w:t>Slots</w:t>
       </w:r>
-      <w:bookmarkEnd w:id="71"/>
+      <w:bookmarkEnd w:id="80"/>
     </w:p>
     <w:p>
       <w:pPr>
@@ -11145,11 +11339,11 @@
       <w:pPr>
         <w:pStyle w:val="Heading1"/>
       </w:pPr>
-      <w:bookmarkStart w:id="72" w:name="_Toc241675648"/>
+      <w:bookmarkStart w:id="81" w:name="_Toc241675648"/>
       <w:r>
         <w:t>Lab 19: Composables</w:t>
       </w:r>
-      <w:bookmarkEnd w:id="72"/>
+      <w:bookmarkEnd w:id="81"/>
     </w:p>
     <w:p>
       <w:r>
@@ -11235,52 +11429,52 @@
         <w:pStyle w:val="LabNLCode"/>
       </w:pPr>
       <w:r>
+        <w:t xml:space="preserve">  const filterIt = computed(() =&gt;</w:t>
+      </w:r>
+    </w:p>
+    <w:p>
+      <w:pPr>
+        <w:pStyle w:val="LabNLCode"/>
+      </w:pPr>
+      <w:r>
+        <w:t xml:space="preserve">    (articles.value ?? []).filter((article) =&gt;</w:t>
+      </w:r>
+    </w:p>
+    <w:p>
+      <w:pPr>
+        <w:pStyle w:val="LabNLCode"/>
+      </w:pPr>
+      <w:r>
+        <w:t xml:space="preserve">      article.title.includes(searchDetails.value),</w:t>
+      </w:r>
+    </w:p>
+    <w:p>
+      <w:pPr>
+        <w:pStyle w:val="LabNLCode"/>
+      </w:pPr>
+      <w:r>
+        <w:t xml:space="preserve">    ),</w:t>
+      </w:r>
+    </w:p>
+    <w:p>
+      <w:pPr>
+        <w:pStyle w:val="LabNLCode"/>
+      </w:pPr>
+      <w:r>
+        <w:t xml:space="preserve">  );</w:t>
+      </w:r>
+    </w:p>
+    <w:p>
+      <w:pPr>
+        <w:pStyle w:val="LabNLCode"/>
+      </w:pPr>
+    </w:p>
+    <w:p>
+      <w:pPr>
+        <w:pStyle w:val="LabNLCode"/>
+      </w:pPr>
+      <w:r>
         <w:lastRenderedPageBreak/>
-        <w:t xml:space="preserve">  const filterIt = computed(() =&gt;</w:t>
-      </w:r>
-    </w:p>
-    <w:p>
-      <w:pPr>
-        <w:pStyle w:val="LabNLCode"/>
-      </w:pPr>
-      <w:r>
-        <w:t xml:space="preserve">    (articles.value ?? []).filter((article) =&gt;</w:t>
-      </w:r>
-    </w:p>
-    <w:p>
-      <w:pPr>
-        <w:pStyle w:val="LabNLCode"/>
-      </w:pPr>
-      <w:r>
-        <w:t xml:space="preserve">      article.title.includes(searchDetails.value),</w:t>
-      </w:r>
-    </w:p>
-    <w:p>
-      <w:pPr>
-        <w:pStyle w:val="LabNLCode"/>
-      </w:pPr>
-      <w:r>
-        <w:t xml:space="preserve">    ),</w:t>
-      </w:r>
-    </w:p>
-    <w:p>
-      <w:pPr>
-        <w:pStyle w:val="LabNLCode"/>
-      </w:pPr>
-      <w:r>
-        <w:t xml:space="preserve">  );</w:t>
-      </w:r>
-    </w:p>
-    <w:p>
-      <w:pPr>
-        <w:pStyle w:val="LabNLCode"/>
-      </w:pPr>
-    </w:p>
-    <w:p>
-      <w:pPr>
-        <w:pStyle w:val="LabNLCode"/>
-      </w:pPr>
-      <w:r>
         <w:t xml:space="preserve">  return { searchDetails, filterIt };</w:t>
       </w:r>
     </w:p>
@@ -11350,11 +11544,11 @@
       <w:pPr>
         <w:pStyle w:val="Heading1"/>
       </w:pPr>
-      <w:bookmarkStart w:id="73" w:name="_Toc241675649"/>
+      <w:bookmarkStart w:id="82" w:name="_Toc241675649"/>
       <w:r>
         <w:t>Lab 20: Implementing Pinia</w:t>
       </w:r>
-      <w:bookmarkEnd w:id="73"/>
+      <w:bookmarkEnd w:id="82"/>
     </w:p>
     <w:p>
       <w:r>
@@ -11432,7 +11626,1056 @@
         <w:pStyle w:val="LabNLCode"/>
       </w:pPr>
       <w:r>
+        <w:t>app.use(createPinia());</w:t>
+      </w:r>
+    </w:p>
+    <w:p>
+      <w:pPr>
+        <w:pStyle w:val="LabNLCode"/>
+      </w:pPr>
+      <w:r>
+        <w:t>app.mount('#app');</w:t>
+      </w:r>
+    </w:p>
+    <w:p>
+      <w:pPr>
+        <w:pStyle w:val="LabNLSub"/>
+      </w:pPr>
+      <w:r>
+        <w:t>Unlike a Vuex store, a Pinia instance holds no state of its own. Each store is defined in its own file and registers itself the first time it is used.</w:t>
+      </w:r>
+    </w:p>
+    <w:p>
+      <w:pPr>
+        <w:pStyle w:val="LabNL"/>
+      </w:pPr>
+      <w:r>
+        <w:t>Make a new directory in src named stores.</w:t>
+      </w:r>
+    </w:p>
+    <w:p>
+      <w:pPr>
+        <w:pStyle w:val="LabNL"/>
+      </w:pPr>
+      <w:r>
+        <w:t>Make a new file, home.js, inside stores.</w:t>
+      </w:r>
+    </w:p>
+    <w:p>
+      <w:pPr>
+        <w:pStyle w:val="LabNL"/>
+      </w:pPr>
+      <w:r>
+        <w:t>Make a new API service in api.service.js called ArticlesService.</w:t>
+      </w:r>
+    </w:p>
+    <w:p>
+      <w:pPr>
+        <w:pStyle w:val="LabNLCode"/>
+      </w:pPr>
+      <w:r>
         <w:lastRenderedPageBreak/>
+        <w:t>export const ArticlesService = {</w:t>
+      </w:r>
+    </w:p>
+    <w:p>
+      <w:pPr>
+        <w:pStyle w:val="LabNLCode"/>
+      </w:pPr>
+      <w:r>
+        <w:t xml:space="preserve">  query(type, params) {</w:t>
+      </w:r>
+    </w:p>
+    <w:p>
+      <w:pPr>
+        <w:pStyle w:val="LabNLCode"/>
+      </w:pPr>
+      <w:r>
+        <w:t xml:space="preserve">    return ApiService.query(`articles${type === 'feed' ? '/feed' : ''}`, {</w:t>
+      </w:r>
+    </w:p>
+    <w:p>
+      <w:pPr>
+        <w:pStyle w:val="LabNLCode"/>
+      </w:pPr>
+      <w:r>
+        <w:t xml:space="preserve">      params,</w:t>
+      </w:r>
+    </w:p>
+    <w:p>
+      <w:pPr>
+        <w:pStyle w:val="LabNLCode"/>
+      </w:pPr>
+      <w:r>
+        <w:t xml:space="preserve">    });</w:t>
+      </w:r>
+    </w:p>
+    <w:p>
+      <w:pPr>
+        <w:pStyle w:val="LabNLCode"/>
+      </w:pPr>
+      <w:r>
+        <w:t xml:space="preserve">  },</w:t>
+      </w:r>
+    </w:p>
+    <w:p>
+      <w:pPr>
+        <w:pStyle w:val="LabNLCode"/>
+      </w:pPr>
+      <w:r>
+        <w:t>};</w:t>
+      </w:r>
+    </w:p>
+    <w:p>
+      <w:pPr>
+        <w:pStyle w:val="LabNL"/>
+      </w:pPr>
+      <w:r>
+        <w:t>Import defineStore and ArticlesService into stores/home.js</w:t>
+      </w:r>
+    </w:p>
+    <w:p>
+      <w:pPr>
+        <w:pStyle w:val="LabNLCode"/>
+      </w:pPr>
+      <w:r>
+        <w:t>import { defineStore } from 'pinia';</w:t>
+      </w:r>
+    </w:p>
+    <w:p>
+      <w:pPr>
+        <w:pStyle w:val="LabNLCode"/>
+      </w:pPr>
+    </w:p>
+    <w:p>
+      <w:pPr>
+        <w:pStyle w:val="LabNLCode"/>
+      </w:pPr>
+      <w:r>
+        <w:t>import { ArticlesService } from '@/common/api.service';</w:t>
+      </w:r>
+    </w:p>
+    <w:p>
+      <w:pPr>
+        <w:pStyle w:val="LabNL"/>
+      </w:pPr>
+      <w:r>
+        <w:t>Define and export the store. The first argument is a unique id; it is what the Vue DevTools label the store with.</w:t>
+      </w:r>
+    </w:p>
+    <w:p>
+      <w:pPr>
+        <w:pStyle w:val="LabNLCode"/>
+      </w:pPr>
+      <w:r>
+        <w:t>export const useHomeStore = defineStore('home', {</w:t>
+      </w:r>
+    </w:p>
+    <w:p>
+      <w:pPr>
+        <w:pStyle w:val="LabNLCode"/>
+      </w:pPr>
+      <w:r>
+        <w:t>});</w:t>
+      </w:r>
+    </w:p>
+    <w:p>
+      <w:pPr>
+        <w:pStyle w:val="LabNL"/>
+      </w:pPr>
+      <w:r>
+        <w:t>Add the state. As in a component, state is a function that returns a fresh object.</w:t>
+      </w:r>
+    </w:p>
+    <w:p>
+      <w:pPr>
+        <w:pStyle w:val="LabNLCode"/>
+      </w:pPr>
+      <w:r>
+        <w:t xml:space="preserve">  state: () =&gt; ({</w:t>
+      </w:r>
+    </w:p>
+    <w:p>
+      <w:pPr>
+        <w:pStyle w:val="LabNLCode"/>
+      </w:pPr>
+      <w:r>
+        <w:t xml:space="preserve">    tags: [],</w:t>
+      </w:r>
+    </w:p>
+    <w:p>
+      <w:pPr>
+        <w:pStyle w:val="LabNLCode"/>
+      </w:pPr>
+      <w:r>
+        <w:t xml:space="preserve">    articles: [],</w:t>
+      </w:r>
+    </w:p>
+    <w:p>
+      <w:pPr>
+        <w:pStyle w:val="LabNLCode"/>
+      </w:pPr>
+      <w:r>
+        <w:t xml:space="preserve">    isLoading: true,</w:t>
+      </w:r>
+    </w:p>
+    <w:p>
+      <w:pPr>
+        <w:pStyle w:val="LabNLCode"/>
+      </w:pPr>
+      <w:r>
+        <w:t xml:space="preserve">    articlesCount: 0,</w:t>
+      </w:r>
+    </w:p>
+    <w:p>
+      <w:pPr>
+        <w:pStyle w:val="LabNLCode"/>
+      </w:pPr>
+      <w:r>
+        <w:t xml:space="preserve">  }),</w:t>
+      </w:r>
+    </w:p>
+    <w:p>
+      <w:pPr>
+        <w:pStyle w:val="LabNLSub"/>
+      </w:pPr>
+      <w:r>
+        <w:t>The Vuex version of this store also declared getters called articles, isLoading, articlesCount and tags that just returned the matching piece of state. In Pinia, state is exposed on the store directly, so those pass-through getters are unnecessary. Keep getters for values you actually derive.</w:t>
+      </w:r>
+    </w:p>
+    <w:p>
+      <w:pPr>
+        <w:pStyle w:val="LabNL"/>
+      </w:pPr>
+      <w:r>
+        <w:t>Add the actions. An action can be async, and assigns to state through this — there is no commit and no mutation to write.</w:t>
+      </w:r>
+    </w:p>
+    <w:p>
+      <w:pPr>
+        <w:pStyle w:val="LabNLCode"/>
+      </w:pPr>
+      <w:r>
+        <w:t xml:space="preserve">  actions: {</w:t>
+      </w:r>
+    </w:p>
+    <w:p>
+      <w:pPr>
+        <w:pStyle w:val="LabNLCode"/>
+      </w:pPr>
+      <w:r>
+        <w:t xml:space="preserve">    async fetchArticles(params = {}) {</w:t>
+      </w:r>
+    </w:p>
+    <w:p>
+      <w:pPr>
+        <w:pStyle w:val="LabNLCode"/>
+      </w:pPr>
+      <w:r>
+        <w:t xml:space="preserve">      this.isLoading = true;</w:t>
+      </w:r>
+    </w:p>
+    <w:p>
+      <w:pPr>
+        <w:pStyle w:val="LabNLCode"/>
+      </w:pPr>
+    </w:p>
+    <w:p>
+      <w:pPr>
+        <w:pStyle w:val="LabNLCode"/>
+      </w:pPr>
+      <w:r>
+        <w:t xml:space="preserve">      try {</w:t>
+      </w:r>
+    </w:p>
+    <w:p>
+      <w:pPr>
+        <w:pStyle w:val="LabNLCode"/>
+      </w:pPr>
+      <w:r>
+        <w:t xml:space="preserve">        const { data } = await ArticlesService.query(</w:t>
+      </w:r>
+    </w:p>
+    <w:p>
+      <w:pPr>
+        <w:pStyle w:val="LabNLCode"/>
+      </w:pPr>
+      <w:r>
+        <w:t xml:space="preserve">          params.type,</w:t>
+      </w:r>
+    </w:p>
+    <w:p>
+      <w:pPr>
+        <w:pStyle w:val="LabNLCode"/>
+      </w:pPr>
+      <w:r>
+        <w:lastRenderedPageBreak/>
+        <w:t xml:space="preserve">          params.filters,</w:t>
+      </w:r>
+    </w:p>
+    <w:p>
+      <w:pPr>
+        <w:pStyle w:val="LabNLCode"/>
+      </w:pPr>
+      <w:r>
+        <w:t xml:space="preserve">        );</w:t>
+      </w:r>
+    </w:p>
+    <w:p>
+      <w:pPr>
+        <w:pStyle w:val="LabNLCode"/>
+      </w:pPr>
+    </w:p>
+    <w:p>
+      <w:pPr>
+        <w:pStyle w:val="LabNLCode"/>
+      </w:pPr>
+      <w:r>
+        <w:t xml:space="preserve">        this.articles = data.articles;</w:t>
+      </w:r>
+    </w:p>
+    <w:p>
+      <w:pPr>
+        <w:pStyle w:val="LabNLCode"/>
+      </w:pPr>
+      <w:r>
+        <w:t xml:space="preserve">        this.articlesCount = data.articlesCount;</w:t>
+      </w:r>
+    </w:p>
+    <w:p>
+      <w:pPr>
+        <w:pStyle w:val="LabNLCode"/>
+      </w:pPr>
+      <w:r>
+        <w:t xml:space="preserve">      } finally {</w:t>
+      </w:r>
+    </w:p>
+    <w:p>
+      <w:pPr>
+        <w:pStyle w:val="LabNLCode"/>
+      </w:pPr>
+      <w:r>
+        <w:t xml:space="preserve">        this.isLoading = false;</w:t>
+      </w:r>
+    </w:p>
+    <w:p>
+      <w:pPr>
+        <w:pStyle w:val="LabNLCode"/>
+      </w:pPr>
+      <w:r>
+        <w:t xml:space="preserve">      }</w:t>
+      </w:r>
+    </w:p>
+    <w:p>
+      <w:pPr>
+        <w:pStyle w:val="LabNLCode"/>
+      </w:pPr>
+      <w:r>
+        <w:t xml:space="preserve">    },</w:t>
+      </w:r>
+    </w:p>
+    <w:p>
+      <w:pPr>
+        <w:pStyle w:val="LabNLCode"/>
+      </w:pPr>
+      <w:r>
+        <w:t xml:space="preserve">  },</w:t>
+      </w:r>
+    </w:p>
+    <w:p>
+      <w:pPr>
+        <w:pStyle w:val="LabNLSub"/>
+      </w:pPr>
+      <w:r>
+        <w:t>The finally block guarantees the loading flag is cleared even if the request fails, which the Vuex version did not do.</w:t>
+      </w:r>
+    </w:p>
+    <w:p>
+      <w:pPr>
+        <w:pStyle w:val="LabNL"/>
+      </w:pPr>
+      <w:r>
+        <w:t>Add two more actions, setTags and updateArticleInList, replacing the mutations of the same names.</w:t>
+      </w:r>
+    </w:p>
+    <w:p>
+      <w:pPr>
+        <w:pStyle w:val="LabNLCode"/>
+      </w:pPr>
+      <w:r>
+        <w:t xml:space="preserve">    setTags(tags) {</w:t>
+      </w:r>
+    </w:p>
+    <w:p>
+      <w:pPr>
+        <w:pStyle w:val="LabNLCode"/>
+      </w:pPr>
+      <w:r>
+        <w:t xml:space="preserve">      this.tags = tags;</w:t>
+      </w:r>
+    </w:p>
+    <w:p>
+      <w:pPr>
+        <w:pStyle w:val="LabNLCode"/>
+      </w:pPr>
+      <w:r>
+        <w:t xml:space="preserve">    },</w:t>
+      </w:r>
+    </w:p>
+    <w:p>
+      <w:pPr>
+        <w:pStyle w:val="LabNLCode"/>
+      </w:pPr>
+    </w:p>
+    <w:p>
+      <w:pPr>
+        <w:pStyle w:val="LabNLCode"/>
+      </w:pPr>
+      <w:r>
+        <w:t xml:space="preserve">    updateArticleInList(data) {</w:t>
+      </w:r>
+    </w:p>
+    <w:p>
+      <w:pPr>
+        <w:pStyle w:val="LabNLCode"/>
+      </w:pPr>
+      <w:r>
+        <w:t xml:space="preserve">      this.articles = this.articles.map((article) =&gt;</w:t>
+      </w:r>
+    </w:p>
+    <w:p>
+      <w:pPr>
+        <w:pStyle w:val="LabNLCode"/>
+      </w:pPr>
+      <w:r>
+        <w:t xml:space="preserve">        article.slug === data.slug</w:t>
+      </w:r>
+    </w:p>
+    <w:p>
+      <w:pPr>
+        <w:pStyle w:val="LabNLCode"/>
+      </w:pPr>
+      <w:r>
+        <w:t xml:space="preserve">          ? {</w:t>
+      </w:r>
+    </w:p>
+    <w:p>
+      <w:pPr>
+        <w:pStyle w:val="LabNLCode"/>
+      </w:pPr>
+      <w:r>
+        <w:t xml:space="preserve">              ...article,</w:t>
+      </w:r>
+    </w:p>
+    <w:p>
+      <w:pPr>
+        <w:pStyle w:val="LabNLCode"/>
+      </w:pPr>
+      <w:r>
+        <w:t xml:space="preserve">              favorited: data.favorited,</w:t>
+      </w:r>
+    </w:p>
+    <w:p>
+      <w:pPr>
+        <w:pStyle w:val="LabNLCode"/>
+      </w:pPr>
+      <w:r>
+        <w:t xml:space="preserve">              favoritesCount: data.favoritesCount,</w:t>
+      </w:r>
+    </w:p>
+    <w:p>
+      <w:pPr>
+        <w:pStyle w:val="LabNLCode"/>
+      </w:pPr>
+      <w:r>
+        <w:t xml:space="preserve">            }</w:t>
+      </w:r>
+    </w:p>
+    <w:p>
+      <w:pPr>
+        <w:pStyle w:val="LabNLCode"/>
+      </w:pPr>
+      <w:r>
+        <w:t xml:space="preserve">          : article,</w:t>
+      </w:r>
+    </w:p>
+    <w:p>
+      <w:pPr>
+        <w:pStyle w:val="LabNLCode"/>
+      </w:pPr>
+      <w:r>
+        <w:t xml:space="preserve">      );</w:t>
+      </w:r>
+    </w:p>
+    <w:p>
+      <w:pPr>
+        <w:pStyle w:val="LabNLCode"/>
+      </w:pPr>
+      <w:r>
+        <w:t xml:space="preserve">    },</w:t>
+      </w:r>
+    </w:p>
+    <w:p>
+      <w:pPr>
+        <w:pStyle w:val="LabNL"/>
+      </w:pPr>
+      <w:r>
+        <w:t>Import the store and storeToRefs into ArticleList.vue</w:t>
+      </w:r>
+    </w:p>
+    <w:p>
+      <w:pPr>
+        <w:pStyle w:val="LabNLCode"/>
+      </w:pPr>
+      <w:r>
+        <w:t>import { storeToRefs } from 'pinia';</w:t>
+      </w:r>
+    </w:p>
+    <w:p>
+      <w:pPr>
+        <w:pStyle w:val="LabNLCode"/>
+      </w:pPr>
+    </w:p>
+    <w:p>
+      <w:pPr>
+        <w:pStyle w:val="LabNLCode"/>
+      </w:pPr>
+      <w:r>
+        <w:t>import { useHomeStore } from '../stores/home';</w:t>
+      </w:r>
+    </w:p>
+    <w:p>
+      <w:pPr>
+        <w:pStyle w:val="LabNL"/>
+      </w:pPr>
+      <w:r>
+        <w:t>Call the store’s composable and pull out the pieces you need.</w:t>
+      </w:r>
+    </w:p>
+    <w:p>
+      <w:pPr>
+        <w:pStyle w:val="LabNLCode"/>
+      </w:pPr>
+      <w:r>
+        <w:t>const homeStore = useHomeStore();</w:t>
+      </w:r>
+    </w:p>
+    <w:p>
+      <w:pPr>
+        <w:pStyle w:val="LabNLCode"/>
+      </w:pPr>
+      <w:r>
+        <w:lastRenderedPageBreak/>
+        <w:t>const { articles, isLoading } = storeToRefs(homeStore);</w:t>
+      </w:r>
+    </w:p>
+    <w:p>
+      <w:pPr>
+        <w:pStyle w:val="Note"/>
+      </w:pPr>
+      <w:r>
+        <w:t>Note: a Pinia store is a reactive object, so destructuring it directly would break reactivity — you would copy the values out and never see an update. storeToRefs converts state and getters into refs that keep tracking. Actions are plain functions and can be destructured normally, or called on the store as we do below.</w:t>
+      </w:r>
+    </w:p>
+    <w:p>
+      <w:pPr>
+        <w:pStyle w:val="LabNL"/>
+      </w:pPr>
+      <w:r>
+        <w:t>Remove the local articles ref from ArticleList.vue — the store owns that state now.</w:t>
+      </w:r>
+    </w:p>
+    <w:p>
+      <w:pPr>
+        <w:pStyle w:val="LabNL"/>
+      </w:pPr>
+      <w:r>
+        <w:t>Change the onMounted hook to call the store action.</w:t>
+      </w:r>
+    </w:p>
+    <w:p>
+      <w:pPr>
+        <w:pStyle w:val="LabNLCode"/>
+      </w:pPr>
+      <w:r>
+        <w:t>onMounted(() =&gt; {</w:t>
+      </w:r>
+    </w:p>
+    <w:p>
+      <w:pPr>
+        <w:pStyle w:val="LabNLCode"/>
+      </w:pPr>
+      <w:r>
+        <w:t xml:space="preserve">  homeStore.fetchArticles({ type: 'all' });</w:t>
+      </w:r>
+    </w:p>
+    <w:p>
+      <w:pPr>
+        <w:pStyle w:val="LabNLCode"/>
+      </w:pPr>
+      <w:r>
+        <w:t>});</w:t>
+      </w:r>
+    </w:p>
+    <w:p>
+      <w:pPr>
+        <w:pStyle w:val="LabNLSub"/>
+      </w:pPr>
+      <w:r>
+        <w:t>Compare that with the Vuex version, which read this.$store.dispatch(FETCH_ARTICLES, this.listConfig) and needed a string constant and a computed property to build the payload.</w:t>
+      </w:r>
+    </w:p>
+    <w:p>
+      <w:pPr>
+        <w:pStyle w:val="LabNL"/>
+      </w:pPr>
+      <w:r>
+        <w:t>Add a v-if directive to the ArticleList template to hide the list until the request has finished.</w:t>
+      </w:r>
+    </w:p>
+    <w:p>
+      <w:pPr>
+        <w:pStyle w:val="LabNLCode"/>
+      </w:pPr>
+      <w:r>
+        <w:t>&lt;template&gt;</w:t>
+      </w:r>
+    </w:p>
+    <w:p>
+      <w:pPr>
+        <w:pStyle w:val="LabNLCode"/>
+      </w:pPr>
+      <w:r>
+        <w:t xml:space="preserve">  &lt;div&gt;</w:t>
+      </w:r>
+    </w:p>
+    <w:p>
+      <w:pPr>
+        <w:pStyle w:val="LabNLCode"/>
+      </w:pPr>
+      <w:r>
+        <w:t xml:space="preserve">    &lt;div v-if="isLoading" class="article-preview"&gt;Loading articles...&lt;/div&gt;</w:t>
+      </w:r>
+    </w:p>
+    <w:p>
+      <w:pPr>
+        <w:pStyle w:val="LabNLCode"/>
+      </w:pPr>
+      <w:r>
+        <w:t xml:space="preserve">    &lt;div v-else&gt;</w:t>
+      </w:r>
+    </w:p>
+    <w:p>
+      <w:pPr>
+        <w:pStyle w:val="LabNLCode"/>
+      </w:pPr>
+      <w:r>
+        <w:t xml:space="preserve">      &lt;input</w:t>
+      </w:r>
+    </w:p>
+    <w:p>
+      <w:pPr>
+        <w:pStyle w:val="LabNLCode"/>
+      </w:pPr>
+      <w:r>
+        <w:t xml:space="preserve">        v-model="searchDetails"</w:t>
+      </w:r>
+    </w:p>
+    <w:p>
+      <w:pPr>
+        <w:pStyle w:val="LabNLCode"/>
+      </w:pPr>
+      <w:r>
+        <w:t xml:space="preserve">        class="form-control"</w:t>
+      </w:r>
+    </w:p>
+    <w:p>
+      <w:pPr>
+        <w:pStyle w:val="LabNLCode"/>
+      </w:pPr>
+      <w:r>
+        <w:t xml:space="preserve">        placeholder="filter articles"</w:t>
+      </w:r>
+    </w:p>
+    <w:p>
+      <w:pPr>
+        <w:pStyle w:val="LabNLCode"/>
+      </w:pPr>
+      <w:r>
+        <w:t xml:space="preserve">      /&gt;</w:t>
+      </w:r>
+    </w:p>
+    <w:p>
+      <w:pPr>
+        <w:pStyle w:val="LabNLCode"/>
+      </w:pPr>
+      <w:r>
+        <w:t xml:space="preserve">      &lt;div v-if="articles.length === 0" class="article-preview"&gt;</w:t>
+      </w:r>
+    </w:p>
+    <w:p>
+      <w:pPr>
+        <w:pStyle w:val="LabNLCode"/>
+      </w:pPr>
+      <w:r>
+        <w:t xml:space="preserve">        No articles are here... yet.</w:t>
+      </w:r>
+    </w:p>
+    <w:p>
+      <w:pPr>
+        <w:pStyle w:val="LabNLCode"/>
+      </w:pPr>
+      <w:r>
+        <w:t xml:space="preserve">      &lt;/div&gt;</w:t>
+      </w:r>
+    </w:p>
+    <w:p>
+      <w:pPr>
+        <w:pStyle w:val="LabNLCode"/>
+      </w:pPr>
+      <w:r>
+        <w:t xml:space="preserve">      &lt;ArticlePreview</w:t>
+      </w:r>
+    </w:p>
+    <w:p>
+      <w:pPr>
+        <w:pStyle w:val="LabNLCode"/>
+      </w:pPr>
+      <w:r>
+        <w:t xml:space="preserve">        v-for="(article, index) in filterIt"</w:t>
+      </w:r>
+    </w:p>
+    <w:p>
+      <w:pPr>
+        <w:pStyle w:val="LabNLCode"/>
+      </w:pPr>
+      <w:r>
+        <w:t xml:space="preserve">        :key="article.title + index"</w:t>
+      </w:r>
+    </w:p>
+    <w:p>
+      <w:pPr>
+        <w:pStyle w:val="LabNLCode"/>
+      </w:pPr>
+      <w:r>
+        <w:t xml:space="preserve">        :style="{ fontSize: articleFontSize + 'em' }"</w:t>
+      </w:r>
+    </w:p>
+    <w:p>
+      <w:pPr>
+        <w:pStyle w:val="LabNLCode"/>
+      </w:pPr>
+      <w:r>
+        <w:t xml:space="preserve">        :article="article"</w:t>
+      </w:r>
+    </w:p>
+    <w:p>
+      <w:pPr>
+        <w:pStyle w:val="LabNLCode"/>
+      </w:pPr>
+      <w:r>
+        <w:t xml:space="preserve">        @enlarge-text="articleFontSize += 0.1"</w:t>
+      </w:r>
+    </w:p>
+    <w:p>
+      <w:pPr>
+        <w:pStyle w:val="LabNLCode"/>
+      </w:pPr>
+      <w:r>
+        <w:t xml:space="preserve">      /&gt;</w:t>
+      </w:r>
+    </w:p>
+    <w:p>
+      <w:pPr>
+        <w:pStyle w:val="LabNLCode"/>
+      </w:pPr>
+      <w:r>
+        <w:lastRenderedPageBreak/>
+        <w:t xml:space="preserve">    &lt;/div&gt;</w:t>
+      </w:r>
+    </w:p>
+    <w:p>
+      <w:pPr>
+        <w:pStyle w:val="LabNLCode"/>
+      </w:pPr>
+      <w:r>
+        <w:t xml:space="preserve">  &lt;/div&gt;</w:t>
+      </w:r>
+    </w:p>
+    <w:p>
+      <w:pPr>
+        <w:pStyle w:val="LabNLCode"/>
+      </w:pPr>
+      <w:r>
+        <w:t>&lt;/template&gt;</w:t>
+      </w:r>
+    </w:p>
+    <w:p>
+      <w:pPr>
+        <w:pStyle w:val="LabNL"/>
+      </w:pPr>
+      <w:r>
+        <w:t>Start the development server and view the app in a browser.</w:t>
+      </w:r>
+    </w:p>
+    <w:p>
+      <w:pPr>
+        <w:pStyle w:val="LabNL"/>
+      </w:pPr>
+      <w:r>
+        <w:t>Open the Vue DevTools and find the Pinia tab. Watch isLoading flip as the request completes, and try editing articles directly from the inspector.</w:t>
+      </w:r>
+    </w:p>
+    <w:p>
+      <w:pPr>
+        <w:pStyle w:val="LabNL"/>
+      </w:pPr>
+      <w:r>
+        <w:t>Challenge: display tags along with each article preview.</w:t>
+      </w:r>
+    </w:p>
+    <w:p>
+      <w:pPr>
+        <w:pStyle w:val="LabNL"/>
+      </w:pPr>
+      <w:r>
+        <w:t>Challenge: populate the Popular Tags box with a list of tags from the currently displayed article previews.</w:t>
+      </w:r>
+    </w:p>
+    <w:p>
+      <w:pPr>
+        <w:pStyle w:val="LabNL"/>
+      </w:pPr>
+      <w:r>
+        <w:t>Challenge: clicking on a tag in the list of popular tags should filter the display of articles.</w:t>
+      </w:r>
+    </w:p>
+    <w:p/>
+    <w:p>
+      <w:pPr>
+        <w:pStyle w:val="Heading1"/>
+      </w:pPr>
+      <w:bookmarkStart w:id="83" w:name="_Toc241675650"/>
+      <w:r>
+        <w:t>Lab 21: Routing</w:t>
+      </w:r>
+      <w:bookmarkEnd w:id="83"/>
+    </w:p>
+    <w:p>
+      <w:r>
+        <w:t>So far, our application only has one screen. In this lab, you’ll start to implement additional routes. Routing in modern JavaScript frameworks works by reacting to changes in the browser address to load or show different views. In reality everything is happening in the same HTML page, but the data and view change. This is what we mean by a Single Page Application (or SPA).</w:t>
+      </w:r>
+    </w:p>
+    <w:p/>
+    <w:p>
+      <w:r>
+        <w:t>In this lab, you’ll install and configure Vue Router, and then create the first two additional routes for this application: Sign In and Sign Up.</w:t>
+      </w:r>
+    </w:p>
+    <w:p/>
+    <w:p>
+      <w:pPr>
+        <w:pStyle w:val="LabNL"/>
+      </w:pPr>
+      <w:r>
+        <w:t>Install vue-router.</w:t>
+      </w:r>
+    </w:p>
+    <w:p>
+      <w:pPr>
+        <w:pStyle w:val="LabNLCode"/>
+      </w:pPr>
+      <w:r>
+        <w:t>npm install vue-router</w:t>
+      </w:r>
+    </w:p>
+    <w:p>
+      <w:pPr>
+        <w:pStyle w:val="LabNL"/>
+      </w:pPr>
+      <w:r>
+        <w:t>Make a new directory in src named router.</w:t>
+      </w:r>
+    </w:p>
+    <w:p>
+      <w:pPr>
+        <w:pStyle w:val="LabNL"/>
+      </w:pPr>
+      <w:r>
+        <w:t>Create a file named index.js inside src/router</w:t>
+      </w:r>
+    </w:p>
+    <w:p>
+      <w:pPr>
+        <w:pStyle w:val="LabNL"/>
+      </w:pPr>
+      <w:r>
+        <w:t>Import the router factory functions. Vue Router 4 and later are created with a function rather than a constructor, and are not installed with Vue.use.</w:t>
+      </w:r>
+    </w:p>
+    <w:p>
+      <w:pPr>
+        <w:pStyle w:val="LabNLCode"/>
+      </w:pPr>
+      <w:r>
+        <w:t>import { createRouter, createWebHistory } from 'vue-router';</w:t>
+      </w:r>
+    </w:p>
+    <w:p>
+      <w:pPr>
+        <w:pStyle w:val="Note"/>
+      </w:pPr>
+      <w:r>
+        <w:t>Note: this is the biggest API change from Vue Router 3. new Router() becomes createRouter(); the mode: 'history' option becomes createWebHistory(); mode: 'hash' becomes createWebHashHistory(); and the catch-all path '*' becomes '/:pathMatch(.*)*'.</w:t>
+      </w:r>
+    </w:p>
+    <w:p>
+      <w:pPr>
+        <w:pStyle w:val="LabNL"/>
+      </w:pPr>
+      <w:r>
+        <w:t>Create and export the router, passing it a history implementation and a routes array.</w:t>
+      </w:r>
+    </w:p>
+    <w:p>
+      <w:pPr>
+        <w:pStyle w:val="LabNLCode"/>
+      </w:pPr>
+      <w:r>
+        <w:t>export default createRouter({</w:t>
+      </w:r>
+    </w:p>
+    <w:p>
+      <w:pPr>
+        <w:pStyle w:val="LabNLCode"/>
+      </w:pPr>
+      <w:r>
+        <w:t xml:space="preserve">  history: createWebHistory(import.meta.env.BASE_URL),</w:t>
+      </w:r>
+    </w:p>
+    <w:p>
+      <w:pPr>
+        <w:pStyle w:val="LabNLCode"/>
+      </w:pPr>
+      <w:r>
+        <w:t xml:space="preserve">  routes: [],</w:t>
+      </w:r>
+    </w:p>
+    <w:p>
+      <w:pPr>
+        <w:pStyle w:val="LabNLCode"/>
+      </w:pPr>
+      <w:r>
+        <w:t>});</w:t>
+      </w:r>
+    </w:p>
+    <w:p>
+      <w:pPr>
+        <w:pStyle w:val="LabNLSub"/>
+      </w:pPr>
+      <w:r>
+        <w:lastRenderedPageBreak/>
+        <w:t>createWebHistory uses the HTML5 History API, so URLs have no #. That is why the "/#/" you may have seen in older versions of this app is gone.</w:t>
+      </w:r>
+    </w:p>
+    <w:p>
+      <w:pPr>
+        <w:pStyle w:val="LabNL"/>
+      </w:pPr>
+      <w:r>
+        <w:t>Make the first (default) route. Remember the .vue extension in the dynamic import.</w:t>
+      </w:r>
+    </w:p>
+    <w:p>
+      <w:pPr>
+        <w:pStyle w:val="LabNLCode"/>
+      </w:pPr>
+      <w:r>
+        <w:t xml:space="preserve">  routes: [</w:t>
+      </w:r>
+    </w:p>
+    <w:p>
+      <w:pPr>
+        <w:pStyle w:val="LabNLCode"/>
+      </w:pPr>
+      <w:r>
+        <w:t xml:space="preserve">    {</w:t>
+      </w:r>
+    </w:p>
+    <w:p>
+      <w:pPr>
+        <w:pStyle w:val="LabNLCode"/>
+      </w:pPr>
+      <w:r>
+        <w:t xml:space="preserve">      name: 'home',</w:t>
+      </w:r>
+    </w:p>
+    <w:p>
+      <w:pPr>
+        <w:pStyle w:val="LabNLCode"/>
+      </w:pPr>
+      <w:r>
+        <w:t xml:space="preserve">      path: '/',</w:t>
+      </w:r>
+    </w:p>
+    <w:p>
+      <w:pPr>
+        <w:pStyle w:val="LabNLCode"/>
+      </w:pPr>
+      <w:r>
+        <w:t xml:space="preserve">      component: () =&gt; import('@/components/Home.vue'),</w:t>
+      </w:r>
+    </w:p>
+    <w:p>
+      <w:pPr>
+        <w:pStyle w:val="LabNLCode"/>
+      </w:pPr>
+      <w:r>
+        <w:t xml:space="preserve">    },</w:t>
+      </w:r>
+    </w:p>
+    <w:p>
+      <w:pPr>
+        <w:pStyle w:val="LabNLCode"/>
+      </w:pPr>
+      <w:r>
+        <w:t xml:space="preserve">  ],</w:t>
+      </w:r>
+    </w:p>
+    <w:p>
+      <w:pPr>
+        <w:pStyle w:val="LabNLSub"/>
+      </w:pPr>
+      <w:r>
+        <w:t>Writing the component as an arrow function that returns an import() makes it a lazily-loaded route: Vite gives that route its own JavaScript chunk, which is not downloaded until the route is visited.</w:t>
+      </w:r>
+    </w:p>
+    <w:p>
+      <w:pPr>
+        <w:pStyle w:val="LabNL"/>
+      </w:pPr>
+      <w:r>
+        <w:t>Import the router module into main.js and install it on the app.</w:t>
+      </w:r>
+    </w:p>
+    <w:p>
+      <w:pPr>
+        <w:pStyle w:val="LabNLCode"/>
+      </w:pPr>
+      <w:r>
+        <w:t>import router from './router';</w:t>
+      </w:r>
+    </w:p>
+    <w:p>
+      <w:pPr>
+        <w:pStyle w:val="LabNLCode"/>
+      </w:pPr>
+    </w:p>
+    <w:p>
+      <w:pPr>
+        <w:pStyle w:val="LabNLCode"/>
+      </w:pPr>
+      <w:r>
         <w:t>app.use(createPinia());</w:t>
       </w:r>
     </w:p>
@@ -11441,6 +12684,14 @@
         <w:pStyle w:val="LabNLCode"/>
       </w:pPr>
       <w:r>
+        <w:t>app.use(router);</w:t>
+      </w:r>
+    </w:p>
+    <w:p>
+      <w:pPr>
+        <w:pStyle w:val="LabNLCode"/>
+      </w:pPr>
+      <w:r>
         <w:t>app.mount('#app');</w:t>
       </w:r>
     </w:p>
@@ -11449,132 +12700,968 @@
         <w:pStyle w:val="LabNLSub"/>
       </w:pPr>
       <w:r>
-        <w:t>Unlike a Vuex store, a Pinia instance holds no state of its own. Each store is defined in its own file and registers itself the first time it is used.</w:t>
-      </w:r>
-    </w:p>
-    <w:p>
-      <w:pPr>
-        <w:pStyle w:val="LabNL"/>
-      </w:pPr>
-      <w:r>
-        <w:t>Make a new directory in src named stores.</w:t>
-      </w:r>
-    </w:p>
-    <w:p>
-      <w:pPr>
-        <w:pStyle w:val="LabNL"/>
-      </w:pPr>
-      <w:r>
-        <w:t>Make a new file, home.js, inside stores.</w:t>
-      </w:r>
-    </w:p>
-    <w:p>
-      <w:pPr>
-        <w:pStyle w:val="LabNL"/>
-      </w:pPr>
-      <w:r>
-        <w:t>Make a new API service in api.service.js called ArticlesService.</w:t>
-      </w:r>
-    </w:p>
-    <w:p>
-      <w:pPr>
-        <w:pStyle w:val="LabNLCode"/>
-      </w:pPr>
-      <w:r>
-        <w:t>export const ArticlesService = {</w:t>
-      </w:r>
-    </w:p>
-    <w:p>
-      <w:pPr>
-        <w:pStyle w:val="LabNLCode"/>
-      </w:pPr>
-      <w:r>
-        <w:t xml:space="preserve">  query(type, params) {</w:t>
-      </w:r>
-    </w:p>
-    <w:p>
-      <w:pPr>
-        <w:pStyle w:val="LabNLCode"/>
-      </w:pPr>
-      <w:r>
-        <w:t xml:space="preserve">    return ApiService.query(`articles${type === 'feed' ? '/feed' : ''}`, {</w:t>
-      </w:r>
-    </w:p>
-    <w:p>
-      <w:pPr>
-        <w:pStyle w:val="LabNLCode"/>
-      </w:pPr>
-      <w:r>
-        <w:t xml:space="preserve">      params,</w:t>
-      </w:r>
-    </w:p>
-    <w:p>
-      <w:pPr>
-        <w:pStyle w:val="LabNLCode"/>
-      </w:pPr>
-      <w:r>
-        <w:t xml:space="preserve">    });</w:t>
-      </w:r>
-    </w:p>
-    <w:p>
-      <w:pPr>
-        <w:pStyle w:val="LabNLCode"/>
-      </w:pPr>
-      <w:r>
-        <w:t xml:space="preserve">  },</w:t>
-      </w:r>
-    </w:p>
-    <w:p>
-      <w:pPr>
-        <w:pStyle w:val="LabNLCode"/>
-      </w:pPr>
-      <w:r>
-        <w:t>};</w:t>
-      </w:r>
-    </w:p>
-    <w:p>
-      <w:pPr>
-        <w:pStyle w:val="LabNL"/>
-      </w:pPr>
-      <w:r>
-        <w:t>Import defineStore and ArticlesService into stores/home.js</w:t>
-      </w:r>
-    </w:p>
-    <w:p>
-      <w:pPr>
-        <w:pStyle w:val="LabNLCode"/>
-      </w:pPr>
-      <w:r>
-        <w:t>import { defineStore } from 'pinia';</w:t>
-      </w:r>
-    </w:p>
-    <w:p>
-      <w:pPr>
-        <w:pStyle w:val="LabNLCode"/>
-      </w:pPr>
-    </w:p>
-    <w:p>
-      <w:pPr>
-        <w:pStyle w:val="LabNLCode"/>
-      </w:pPr>
-      <w:r>
-        <w:t>import { ArticlesService } from '@/common/api.service';</w:t>
-      </w:r>
-    </w:p>
-    <w:p>
-      <w:pPr>
-        <w:pStyle w:val="LabNL"/>
-      </w:pPr>
-      <w:r>
-        <w:t>Define and export the store. The first argument is a unique id; it is what the Vue DevTools label the store with.</w:t>
-      </w:r>
-    </w:p>
-    <w:p>
-      <w:pPr>
-        <w:pStyle w:val="LabNLCode"/>
-      </w:pPr>
-      <w:r>
-        <w:t>export const useHomeStore = defineStore('home', {</w:t>
+        <w:t>Install Pinia before the router, so that navigation guards and route components can reach the stores.</w:t>
+      </w:r>
+    </w:p>
+    <w:p>
+      <w:pPr>
+        <w:pStyle w:val="LabNL"/>
+      </w:pPr>
+      <w:r>
+        <w:t>Open App.vue and replace the &lt;Home /&gt; component with &lt;RouterView /&gt;.</w:t>
+      </w:r>
+    </w:p>
+    <w:p>
+      <w:pPr>
+        <w:pStyle w:val="LabNLCode"/>
+      </w:pPr>
+      <w:r>
+        <w:t>&lt;script setup&gt;</w:t>
+      </w:r>
+    </w:p>
+    <w:p>
+      <w:pPr>
+        <w:pStyle w:val="LabNLCode"/>
+      </w:pPr>
+      <w:r>
+        <w:t>import { RouterView } from 'vue-router';</w:t>
+      </w:r>
+    </w:p>
+    <w:p>
+      <w:pPr>
+        <w:pStyle w:val="LabNLCode"/>
+      </w:pPr>
+    </w:p>
+    <w:p>
+      <w:pPr>
+        <w:pStyle w:val="LabNLCode"/>
+      </w:pPr>
+      <w:r>
+        <w:t>import Header from './components/Header.vue';</w:t>
+      </w:r>
+    </w:p>
+    <w:p>
+      <w:pPr>
+        <w:pStyle w:val="LabNLCode"/>
+      </w:pPr>
+      <w:r>
+        <w:t>import Footer from './components/Footer.vue';</w:t>
+      </w:r>
+    </w:p>
+    <w:p>
+      <w:pPr>
+        <w:pStyle w:val="LabNLCode"/>
+      </w:pPr>
+      <w:r>
+        <w:t>&lt;/script&gt;</w:t>
+      </w:r>
+    </w:p>
+    <w:p>
+      <w:pPr>
+        <w:pStyle w:val="LabNLCode"/>
+      </w:pPr>
+    </w:p>
+    <w:p>
+      <w:pPr>
+        <w:pStyle w:val="LabNLCode"/>
+      </w:pPr>
+      <w:r>
+        <w:t>&lt;template&gt;</w:t>
+      </w:r>
+    </w:p>
+    <w:p>
+      <w:pPr>
+        <w:pStyle w:val="LabNLCode"/>
+      </w:pPr>
+      <w:r>
+        <w:t xml:space="preserve">  &lt;div id="app"&gt;</w:t>
+      </w:r>
+    </w:p>
+    <w:p>
+      <w:pPr>
+        <w:pStyle w:val="LabNLCode"/>
+      </w:pPr>
+      <w:r>
+        <w:t xml:space="preserve">    &lt;Header /&gt;</w:t>
+      </w:r>
+    </w:p>
+    <w:p>
+      <w:pPr>
+        <w:pStyle w:val="LabNLCode"/>
+      </w:pPr>
+      <w:r>
+        <w:t xml:space="preserve">    &lt;RouterView /&gt;</w:t>
+      </w:r>
+    </w:p>
+    <w:p>
+      <w:pPr>
+        <w:pStyle w:val="LabNLCode"/>
+      </w:pPr>
+      <w:r>
+        <w:t xml:space="preserve">    &lt;Footer /&gt;</w:t>
+      </w:r>
+    </w:p>
+    <w:p>
+      <w:pPr>
+        <w:pStyle w:val="LabNLCode"/>
+      </w:pPr>
+      <w:r>
+        <w:t xml:space="preserve">  &lt;/div&gt;</w:t>
+      </w:r>
+    </w:p>
+    <w:p>
+      <w:pPr>
+        <w:pStyle w:val="LabNLCode"/>
+      </w:pPr>
+      <w:r>
+        <w:lastRenderedPageBreak/>
+        <w:t>&lt;/template&gt;</w:t>
+      </w:r>
+    </w:p>
+    <w:p>
+      <w:pPr>
+        <w:pStyle w:val="LabNLSub"/>
+      </w:pPr>
+      <w:r>
+        <w:t>app.use(router) does register &lt;RouterView&gt; and &lt;RouterLink&gt; globally, so the import is optional. Importing them explicitly is worth the one line: the editor can then resolve them, and the component says what it depends on.</w:t>
+      </w:r>
+    </w:p>
+    <w:p>
+      <w:pPr>
+        <w:pStyle w:val="LabNL"/>
+      </w:pPr>
+      <w:r>
+        <w:t>Remove the import for Home from App.vue.</w:t>
+      </w:r>
+    </w:p>
+    <w:p>
+      <w:pPr>
+        <w:pStyle w:val="LabNL"/>
+      </w:pPr>
+      <w:r>
+        <w:t>Run the development server and open the application in your browser. It should work the same as before.</w:t>
+      </w:r>
+    </w:p>
+    <w:p>
+      <w:pPr>
+        <w:pStyle w:val="LabNL"/>
+      </w:pPr>
+      <w:r>
+        <w:t>Open the Header component for editing.</w:t>
+      </w:r>
+    </w:p>
+    <w:p>
+      <w:pPr>
+        <w:pStyle w:val="LabNL"/>
+      </w:pPr>
+      <w:r>
+        <w:t>Find the Sign In link, and replace it with a RouterLink component:</w:t>
+      </w:r>
+    </w:p>
+    <w:p>
+      <w:pPr>
+        <w:pStyle w:val="LabNLCode"/>
+      </w:pPr>
+      <w:r>
+        <w:t>&lt;RouterLink</w:t>
+      </w:r>
+    </w:p>
+    <w:p>
+      <w:pPr>
+        <w:pStyle w:val="LabNLCode"/>
+      </w:pPr>
+      <w:r>
+        <w:t xml:space="preserve">  class="nav-link"</w:t>
+      </w:r>
+    </w:p>
+    <w:p>
+      <w:pPr>
+        <w:pStyle w:val="LabNLCode"/>
+      </w:pPr>
+      <w:r>
+        <w:t xml:space="preserve">  active-class="active"</w:t>
+      </w:r>
+    </w:p>
+    <w:p>
+      <w:pPr>
+        <w:pStyle w:val="LabNLCode"/>
+      </w:pPr>
+      <w:r>
+        <w:t xml:space="preserve">  :to="{ name: 'login' }"</w:t>
+      </w:r>
+    </w:p>
+    <w:p>
+      <w:pPr>
+        <w:pStyle w:val="LabNLCode"/>
+      </w:pPr>
+      <w:r>
+        <w:t>&gt;</w:t>
+      </w:r>
+    </w:p>
+    <w:p>
+      <w:pPr>
+        <w:pStyle w:val="LabNLCode"/>
+      </w:pPr>
+      <w:r>
+        <w:t xml:space="preserve">  Sign in</w:t>
+      </w:r>
+    </w:p>
+    <w:p>
+      <w:pPr>
+        <w:pStyle w:val="LabNLCode"/>
+      </w:pPr>
+      <w:r>
+        <w:t>&lt;/RouterLink&gt;</w:t>
+      </w:r>
+    </w:p>
+    <w:p>
+      <w:pPr>
+        <w:pStyle w:val="Note"/>
+      </w:pPr>
+      <w:r>
+        <w:t>Note: the exact prop that Vue Router 3 needed here is gone. In Vue Router 4 and later, active-class is applied on partial matches and exact-active-class on exact ones, so use exact-active-class if you need the old behaviour.</w:t>
+      </w:r>
+    </w:p>
+    <w:p>
+      <w:pPr>
+        <w:pStyle w:val="LabNL"/>
+      </w:pPr>
+      <w:r>
+        <w:t>View the application in your browser and click on the Sign In link. It won’t work yet, because the login route doesn’t exist.</w:t>
+      </w:r>
+    </w:p>
+    <w:p>
+      <w:pPr>
+        <w:pStyle w:val="LabNL"/>
+      </w:pPr>
+      <w:r>
+        <w:t>Create a new route, in router/index.js, with the name login and the path /login.</w:t>
+      </w:r>
+    </w:p>
+    <w:p>
+      <w:pPr>
+        <w:pStyle w:val="LabNLCode"/>
+      </w:pPr>
+      <w:r>
+        <w:t xml:space="preserve">    {</w:t>
+      </w:r>
+    </w:p>
+    <w:p>
+      <w:pPr>
+        <w:pStyle w:val="LabNLCode"/>
+      </w:pPr>
+      <w:r>
+        <w:t xml:space="preserve">      name: 'login',</w:t>
+      </w:r>
+    </w:p>
+    <w:p>
+      <w:pPr>
+        <w:pStyle w:val="LabNLCode"/>
+      </w:pPr>
+      <w:r>
+        <w:t xml:space="preserve">      path: '/login',</w:t>
+      </w:r>
+    </w:p>
+    <w:p>
+      <w:pPr>
+        <w:pStyle w:val="LabNLCode"/>
+      </w:pPr>
+      <w:r>
+        <w:t xml:space="preserve">      component: () =&gt; import('@/components/Login.vue'),</w:t>
+      </w:r>
+    </w:p>
+    <w:p>
+      <w:pPr>
+        <w:pStyle w:val="LabNLCode"/>
+      </w:pPr>
+      <w:r>
+        <w:t xml:space="preserve">    },</w:t>
+      </w:r>
+    </w:p>
+    <w:p>
+      <w:pPr>
+        <w:pStyle w:val="LabNL"/>
+      </w:pPr>
+      <w:r>
+        <w:t>Make a new component named Login and put a login form in the &lt;template&gt;:</w:t>
+      </w:r>
+    </w:p>
+    <w:p>
+      <w:pPr>
+        <w:pStyle w:val="LabNLCode"/>
+      </w:pPr>
+      <w:r>
+        <w:t>&lt;script setup&gt;</w:t>
+      </w:r>
+    </w:p>
+    <w:p>
+      <w:pPr>
+        <w:pStyle w:val="LabNLCode"/>
+      </w:pPr>
+      <w:r>
+        <w:t>// The form is wired up to the auth store in the next lab.</w:t>
+      </w:r>
+    </w:p>
+    <w:p>
+      <w:pPr>
+        <w:pStyle w:val="LabNLCode"/>
+      </w:pPr>
+      <w:r>
+        <w:t>function onSubmit() {}</w:t>
+      </w:r>
+    </w:p>
+    <w:p>
+      <w:pPr>
+        <w:pStyle w:val="LabNLCode"/>
+      </w:pPr>
+      <w:r>
+        <w:t>&lt;/script&gt;</w:t>
+      </w:r>
+    </w:p>
+    <w:p>
+      <w:pPr>
+        <w:pStyle w:val="LabNLCode"/>
+      </w:pPr>
+    </w:p>
+    <w:p>
+      <w:pPr>
+        <w:pStyle w:val="LabNLCode"/>
+      </w:pPr>
+      <w:r>
+        <w:t>&lt;template&gt;</w:t>
+      </w:r>
+    </w:p>
+    <w:p>
+      <w:pPr>
+        <w:pStyle w:val="LabNLCode"/>
+      </w:pPr>
+      <w:r>
+        <w:t xml:space="preserve">  &lt;div&gt;</w:t>
+      </w:r>
+    </w:p>
+    <w:p>
+      <w:pPr>
+        <w:pStyle w:val="LabNLCode"/>
+      </w:pPr>
+      <w:r>
+        <w:t xml:space="preserve">    &lt;h1&gt;Log In Here&lt;/h1&gt;</w:t>
+      </w:r>
+    </w:p>
+    <w:p>
+      <w:pPr>
+        <w:pStyle w:val="LabNLCode"/>
+      </w:pPr>
+      <w:r>
+        <w:t xml:space="preserve">    &lt;form @submit.prevent="onSubmit"&gt;</w:t>
+      </w:r>
+    </w:p>
+    <w:p>
+      <w:pPr>
+        <w:pStyle w:val="LabNLCode"/>
+      </w:pPr>
+      <w:r>
+        <w:lastRenderedPageBreak/>
+        <w:t xml:space="preserve">      &lt;fieldset class="form-group"&gt;</w:t>
+      </w:r>
+    </w:p>
+    <w:p>
+      <w:pPr>
+        <w:pStyle w:val="LabNLCode"/>
+      </w:pPr>
+      <w:r>
+        <w:t xml:space="preserve">        &lt;input</w:t>
+      </w:r>
+    </w:p>
+    <w:p>
+      <w:pPr>
+        <w:pStyle w:val="LabNLCode"/>
+      </w:pPr>
+      <w:r>
+        <w:t xml:space="preserve">          class="form-control form-control-lg"</w:t>
+      </w:r>
+    </w:p>
+    <w:p>
+      <w:pPr>
+        <w:pStyle w:val="LabNLCode"/>
+      </w:pPr>
+      <w:r>
+        <w:t xml:space="preserve">          type="text"</w:t>
+      </w:r>
+    </w:p>
+    <w:p>
+      <w:pPr>
+        <w:pStyle w:val="LabNLCode"/>
+      </w:pPr>
+      <w:r>
+        <w:t xml:space="preserve">          placeholder="Email"</w:t>
+      </w:r>
+    </w:p>
+    <w:p>
+      <w:pPr>
+        <w:pStyle w:val="LabNLCode"/>
+      </w:pPr>
+      <w:r>
+        <w:t xml:space="preserve">        /&gt;</w:t>
+      </w:r>
+    </w:p>
+    <w:p>
+      <w:pPr>
+        <w:pStyle w:val="LabNLCode"/>
+      </w:pPr>
+      <w:r>
+        <w:t xml:space="preserve">      &lt;/fieldset&gt;</w:t>
+      </w:r>
+    </w:p>
+    <w:p>
+      <w:pPr>
+        <w:pStyle w:val="LabNLCode"/>
+      </w:pPr>
+      <w:r>
+        <w:t xml:space="preserve">      &lt;fieldset class="form-group"&gt;</w:t>
+      </w:r>
+    </w:p>
+    <w:p>
+      <w:pPr>
+        <w:pStyle w:val="LabNLCode"/>
+      </w:pPr>
+      <w:r>
+        <w:t xml:space="preserve">        &lt;input</w:t>
+      </w:r>
+    </w:p>
+    <w:p>
+      <w:pPr>
+        <w:pStyle w:val="LabNLCode"/>
+      </w:pPr>
+      <w:r>
+        <w:t xml:space="preserve">          class="form-control form-control-lg"</w:t>
+      </w:r>
+    </w:p>
+    <w:p>
+      <w:pPr>
+        <w:pStyle w:val="LabNLCode"/>
+      </w:pPr>
+      <w:r>
+        <w:t xml:space="preserve">          type="password"</w:t>
+      </w:r>
+    </w:p>
+    <w:p>
+      <w:pPr>
+        <w:pStyle w:val="LabNLCode"/>
+      </w:pPr>
+      <w:r>
+        <w:t xml:space="preserve">          placeholder="Password"</w:t>
+      </w:r>
+    </w:p>
+    <w:p>
+      <w:pPr>
+        <w:pStyle w:val="LabNLCode"/>
+      </w:pPr>
+      <w:r>
+        <w:t xml:space="preserve">        /&gt;</w:t>
+      </w:r>
+    </w:p>
+    <w:p>
+      <w:pPr>
+        <w:pStyle w:val="LabNLCode"/>
+      </w:pPr>
+      <w:r>
+        <w:t xml:space="preserve">      &lt;/fieldset&gt;</w:t>
+      </w:r>
+    </w:p>
+    <w:p>
+      <w:pPr>
+        <w:pStyle w:val="LabNLCode"/>
+      </w:pPr>
+      <w:r>
+        <w:t xml:space="preserve">      &lt;button class="btn btn-lg btn-primary pull-xs-right"&gt;Sign in&lt;/button&gt;</w:t>
+      </w:r>
+    </w:p>
+    <w:p>
+      <w:pPr>
+        <w:pStyle w:val="LabNLCode"/>
+      </w:pPr>
+      <w:r>
+        <w:t xml:space="preserve">    &lt;/form&gt;</w:t>
+      </w:r>
+    </w:p>
+    <w:p>
+      <w:pPr>
+        <w:pStyle w:val="LabNLCode"/>
+      </w:pPr>
+      <w:r>
+        <w:t xml:space="preserve">  &lt;/div&gt;</w:t>
+      </w:r>
+    </w:p>
+    <w:p>
+      <w:pPr>
+        <w:pStyle w:val="LabNLCode"/>
+      </w:pPr>
+      <w:r>
+        <w:t>&lt;/template&gt;</w:t>
+      </w:r>
+    </w:p>
+    <w:p>
+      <w:pPr>
+        <w:pStyle w:val="LabNL"/>
+      </w:pPr>
+      <w:r>
+        <w:t>Use &lt;RouterLink&gt; to link the logo to the home page.</w:t>
+      </w:r>
+    </w:p>
+    <w:p>
+      <w:pPr>
+        <w:pStyle w:val="LabNLCode"/>
+      </w:pPr>
+      <w:r>
+        <w:t>&lt;RouterLink class="navbar-brand" :to="{ name: 'home' }"&gt;</w:t>
+      </w:r>
+    </w:p>
+    <w:p>
+      <w:pPr>
+        <w:pStyle w:val="LabNLCode"/>
+      </w:pPr>
+      <w:r>
+        <w:t xml:space="preserve">  Logo</w:t>
+      </w:r>
+    </w:p>
+    <w:p>
+      <w:pPr>
+        <w:pStyle w:val="LabNLCode"/>
+      </w:pPr>
+      <w:r>
+        <w:t>&lt;/RouterLink&gt;</w:t>
+      </w:r>
+    </w:p>
+    <w:p>
+      <w:pPr>
+        <w:pStyle w:val="LabNL"/>
+      </w:pPr>
+      <w:r>
+        <w:t>Link the Home navigation link to the home page the same way.</w:t>
+      </w:r>
+    </w:p>
+    <w:p>
+      <w:pPr>
+        <w:pStyle w:val="LabNL"/>
+      </w:pPr>
+      <w:r>
+        <w:t>Challenge: make the Sign Up page and route.</w:t>
+      </w:r>
+    </w:p>
+    <w:p>
+      <w:pPr>
+        <w:pStyle w:val="LabNL"/>
+      </w:pPr>
+      <w:r>
+        <w:t>Challenge: use a &lt;RouterView&gt; inside Home.vue to render a different list (or differently-styled list) of articles when the user clicks a link. HINT: add a children property to the home route and make it an array of route objects.</w:t>
+      </w:r>
+    </w:p>
+    <w:p/>
+    <w:p>
+      <w:pPr>
+        <w:pStyle w:val="Heading1"/>
+      </w:pPr>
+      <w:bookmarkStart w:id="84" w:name="_Toc241675651"/>
+      <w:r>
+        <w:t>Lab 22: AJAX</w:t>
+      </w:r>
+      <w:bookmarkEnd w:id="84"/>
+    </w:p>
+    <w:p>
+      <w:r>
+        <w:t>In this lab, you’ll implement sign up functionality along with login and checking of authorization.</w:t>
+      </w:r>
+    </w:p>
+    <w:p/>
+    <w:p>
+      <w:pPr>
+        <w:pStyle w:val="LabNL"/>
+      </w:pPr>
+      <w:r>
+        <w:t>Copy jwt.service.js and api.service.js from labs/lab22/common into src/common, overwriting your existing api.service.js.</w:t>
+      </w:r>
+    </w:p>
+    <w:p>
+      <w:pPr>
+        <w:pStyle w:val="LabNLSub"/>
+      </w:pPr>
+      <w:r>
+        <w:lastRenderedPageBreak/>
+        <w:t>The new api.service.js adds the get, post, put and delete helpers the auth store needs, plus a setHeader() method that attaches the stored token to every subsequent request.</w:t>
+      </w:r>
+    </w:p>
+    <w:p>
+      <w:pPr>
+        <w:pStyle w:val="LabNL"/>
+      </w:pPr>
+      <w:r>
+        <w:t>Copy stores/auth.js from labs/lab22/stores into src/stores.</w:t>
+      </w:r>
+    </w:p>
+    <w:p>
+      <w:pPr>
+        <w:pStyle w:val="LabNL"/>
+      </w:pPr>
+      <w:r>
+        <w:t>Open src/stores/auth.js and read through it. Note the shape:</w:t>
+      </w:r>
+    </w:p>
+    <w:p>
+      <w:pPr>
+        <w:pStyle w:val="LabNLSub"/>
+      </w:pPr>
+      <w:r>
+        <w:t>state holds errors, user, and isAuthenticated, which is seeded from whatever token is already in localStorage.</w:t>
+      </w:r>
+    </w:p>
+    <w:p>
+      <w:pPr>
+        <w:pStyle w:val="LabNLSub"/>
+      </w:pPr>
+      <w:r>
+        <w:t>setAuth and purgeAuth are ordinary actions. In the Vuex version these were the SET_AUTH and PURGE_AUTH mutations, referred to through string constants in mutations.type.js. Pinia needs neither the constants nor the file.</w:t>
+      </w:r>
+    </w:p>
+    <w:p>
+      <w:pPr>
+        <w:pStyle w:val="LabNLSub"/>
+      </w:pPr>
+      <w:r>
+        <w:t>login, register, checkAuth and updateUser are async actions that call the API and then call setAuth. They store the server’s validation errors on state.errors and re-throw, so the component can decide what to do.</w:t>
+      </w:r>
+    </w:p>
+    <w:p>
+      <w:pPr>
+        <w:pStyle w:val="LabNL"/>
+      </w:pPr>
+      <w:r>
+        <w:t>Delete src/store, along with actions.type.js and mutations.type.js. Nothing imports them any more.</w:t>
+      </w:r>
+    </w:p>
+    <w:p>
+      <w:pPr>
+        <w:pStyle w:val="LabNL"/>
+      </w:pPr>
+      <w:r>
+        <w:t>Copy Login.vue and Register.vue from labs/lab22/components, overwriting your existing Login component.</w:t>
+      </w:r>
+    </w:p>
+    <w:p>
+      <w:pPr>
+        <w:pStyle w:val="LabNL"/>
+      </w:pPr>
+      <w:r>
+        <w:t>Open Login.vue and note how the component talks to the store.</w:t>
+      </w:r>
+    </w:p>
+    <w:p>
+      <w:pPr>
+        <w:pStyle w:val="LabNLCode"/>
+      </w:pPr>
+      <w:r>
+        <w:t>const router = useRouter();</w:t>
+      </w:r>
+    </w:p>
+    <w:p>
+      <w:pPr>
+        <w:pStyle w:val="LabNLCode"/>
+      </w:pPr>
+      <w:r>
+        <w:t>const authStore = useAuthStore();</w:t>
+      </w:r>
+    </w:p>
+    <w:p>
+      <w:pPr>
+        <w:pStyle w:val="LabNLCode"/>
+      </w:pPr>
+      <w:r>
+        <w:t>const { errors } = storeToRefs(authStore);</w:t>
+      </w:r>
+    </w:p>
+    <w:p>
+      <w:pPr>
+        <w:pStyle w:val="LabNLCode"/>
+      </w:pPr>
+    </w:p>
+    <w:p>
+      <w:pPr>
+        <w:pStyle w:val="LabNLCode"/>
+      </w:pPr>
+      <w:r>
+        <w:t>async function onSubmit() {</w:t>
+      </w:r>
+    </w:p>
+    <w:p>
+      <w:pPr>
+        <w:pStyle w:val="LabNLCode"/>
+      </w:pPr>
+      <w:r>
+        <w:t xml:space="preserve">  try {</w:t>
+      </w:r>
+    </w:p>
+    <w:p>
+      <w:pPr>
+        <w:pStyle w:val="LabNLCode"/>
+      </w:pPr>
+      <w:r>
+        <w:t xml:space="preserve">    await authStore.login({ email: email.value, password: password.value });</w:t>
+      </w:r>
+    </w:p>
+    <w:p>
+      <w:pPr>
+        <w:pStyle w:val="LabNLCode"/>
+      </w:pPr>
+      <w:r>
+        <w:t xml:space="preserve">    router.push({ name: 'home' });</w:t>
+      </w:r>
+    </w:p>
+    <w:p>
+      <w:pPr>
+        <w:pStyle w:val="LabNLCode"/>
+      </w:pPr>
+      <w:r>
+        <w:t xml:space="preserve">  } catch {</w:t>
+      </w:r>
+    </w:p>
+    <w:p>
+      <w:pPr>
+        <w:pStyle w:val="LabNLCode"/>
+      </w:pPr>
+      <w:r>
+        <w:t xml:space="preserve">    // Errors are surfaced through the store's `errors` state.</w:t>
+      </w:r>
+    </w:p>
+    <w:p>
+      <w:pPr>
+        <w:pStyle w:val="LabNLCode"/>
+      </w:pPr>
+      <w:r>
+        <w:t xml:space="preserve">  }</w:t>
+      </w:r>
+    </w:p>
+    <w:p>
+      <w:pPr>
+        <w:pStyle w:val="LabNLCode"/>
+      </w:pPr>
+      <w:r>
+        <w:t>}</w:t>
+      </w:r>
+    </w:p>
+    <w:p>
+      <w:pPr>
+        <w:pStyle w:val="Note"/>
+      </w:pPr>
+      <w:r>
+        <w:t>Note: inside &lt;script setup&gt; there is no this, so this.$router and this.$store are not available. useRouter() and the store’s own use-function are the Composition API equivalents. useRoute() gives you the current route object.</w:t>
+      </w:r>
+    </w:p>
+    <w:p>
+      <w:pPr>
+        <w:pStyle w:val="LabNL"/>
+      </w:pPr>
+      <w:r>
+        <w:t>Add the register route to router/index.js, pointing at Register.vue.</w:t>
+      </w:r>
+    </w:p>
+    <w:p>
+      <w:pPr>
+        <w:pStyle w:val="LabNL"/>
+      </w:pPr>
+      <w:r>
+        <w:t>Test it out by registering and then by logging in.</w:t>
+      </w:r>
+    </w:p>
+    <w:p>
+      <w:pPr>
+        <w:pStyle w:val="LabNL"/>
+      </w:pPr>
+      <w:r>
+        <w:t>Import the auth store and storeToRefs into Home.vue</w:t>
+      </w:r>
+    </w:p>
+    <w:p>
+      <w:pPr>
+        <w:pStyle w:val="LabNLCode"/>
+      </w:pPr>
+      <w:r>
+        <w:t>import { storeToRefs } from 'pinia';</w:t>
+      </w:r>
+    </w:p>
+    <w:p>
+      <w:pPr>
+        <w:pStyle w:val="LabNLCode"/>
+      </w:pPr>
+    </w:p>
+    <w:p>
+      <w:pPr>
+        <w:pStyle w:val="LabNLCode"/>
+      </w:pPr>
+      <w:r>
+        <w:t>import { useAuthStore } from '@/stores/auth';</w:t>
+      </w:r>
+    </w:p>
+    <w:p>
+      <w:pPr>
+        <w:pStyle w:val="LabNLCode"/>
+      </w:pPr>
+    </w:p>
+    <w:p>
+      <w:pPr>
+        <w:pStyle w:val="LabNLCode"/>
+      </w:pPr>
+      <w:r>
+        <w:t>const { isAuthenticated } = storeToRefs(useAuthStore());</w:t>
+      </w:r>
+    </w:p>
+    <w:p>
+      <w:pPr>
+        <w:pStyle w:val="LabNLSub"/>
+      </w:pPr>
+      <w:r>
+        <w:t>The Vuex version used ...mapGetters(['isAuthenticated']) inside a computed option. storeToRefs is the direct replacement, and it works on state as well as getters.</w:t>
+      </w:r>
+    </w:p>
+    <w:p>
+      <w:pPr>
+        <w:pStyle w:val="LabNL"/>
+      </w:pPr>
+      <w:r>
+        <w:t>Use isAuthenticated in Home.vue to conditionally show a logged-in user message in the sidebar.</w:t>
+      </w:r>
+    </w:p>
+    <w:p>
+      <w:pPr>
+        <w:pStyle w:val="LabNLCode"/>
+      </w:pPr>
+      <w:r>
+        <w:t>&lt;p v-if="isAuthenticated"&gt;Welcome, authenticated user&lt;/p&gt;</w:t>
+      </w:r>
+    </w:p>
+    <w:p>
+      <w:pPr>
+        <w:pStyle w:val="Note"/>
+      </w:pPr>
+      <w:r>
+        <w:t>Note: the Vue 2 version of these components displayed errors with a filter — {{ v | error }}. Filters were removed in Vue 3. Use a method, a computed property, or an inline expression instead; Login.vue joins the array of messages inline.</w:t>
+      </w:r>
+    </w:p>
+    <w:p>
+      <w:pPr>
+        <w:pStyle w:val="LabNL"/>
+      </w:pPr>
+      <w:r>
+        <w:t>Challenge: display a logout button instead of the Login and Sign Up buttons when a user is logged in.</w:t>
+      </w:r>
+    </w:p>
+    <w:p>
+      <w:pPr>
+        <w:pStyle w:val="LabNL"/>
+      </w:pPr>
+      <w:r>
+        <w:t>Challenge: call the auth store’s checkAuth() action when the app starts, so a returning user with a valid token is logged straight back in.</w:t>
+      </w:r>
+    </w:p>
+    <w:p/>
+    <w:p>
+      <w:pPr>
+        <w:pStyle w:val="Heading1"/>
+      </w:pPr>
+      <w:bookmarkStart w:id="85" w:name="_Toc241675652"/>
+      <w:r>
+        <w:t>Lab 23: Testing with Vitest</w:t>
+      </w:r>
+      <w:bookmarkEnd w:id="85"/>
+    </w:p>
+    <w:p>
+      <w:r>
+        <w:t>If you run the unit tests in your project now, you’ll see that the test on Home.vue fails. Home.vue now depends on the router and on a Pinia store, and neither exists inside a bare mount(). In this lab, you’ll learn how to provide them.</w:t>
+      </w:r>
+    </w:p>
+    <w:p/>
+    <w:p>
+      <w:pPr>
+        <w:pStyle w:val="LabNL"/>
+      </w:pPr>
+      <w:r>
+        <w:t>Run npm run test and read the failure carefully. The message names the injection that could not be resolved.</w:t>
+      </w:r>
+    </w:p>
+    <w:p>
+      <w:pPr>
+        <w:pStyle w:val="LabNL"/>
+      </w:pPr>
+      <w:r>
+        <w:t>Visit https://test-utils.vuejs.org/guide/ and read about the global.plugins mounting option.</w:t>
+      </w:r>
+    </w:p>
+    <w:p>
+      <w:pPr>
+        <w:pStyle w:val="Note"/>
+      </w:pPr>
+      <w:r>
+        <w:t>Note: Vue Test Utils 1 used createLocalVue() to install plugins without polluting the global Vue. Vue 3 apps are already isolated, so createLocalVue is gone — plugins are passed per-mount through global.plugins.</w:t>
+      </w:r>
+    </w:p>
+    <w:p>
+      <w:pPr>
+        <w:pStyle w:val="LabNL"/>
+      </w:pPr>
+      <w:r>
+        <w:t>Open tests/components/Home.spec.js and create a router for the test.</w:t>
+      </w:r>
+    </w:p>
+    <w:p>
+      <w:pPr>
+        <w:pStyle w:val="LabNLCode"/>
+      </w:pPr>
+      <w:r>
+        <w:t>import { createRouter, createWebHistory } from 'vue-router';</w:t>
+      </w:r>
+    </w:p>
+    <w:p>
+      <w:pPr>
+        <w:pStyle w:val="LabNLCode"/>
+      </w:pPr>
+    </w:p>
+    <w:p>
+      <w:pPr>
+        <w:pStyle w:val="LabNLCode"/>
+      </w:pPr>
+      <w:r>
+        <w:t>const router = createRouter({</w:t>
+      </w:r>
+    </w:p>
+    <w:p>
+      <w:pPr>
+        <w:pStyle w:val="LabNLCode"/>
+      </w:pPr>
+      <w:r>
+        <w:t xml:space="preserve">  history: createWebHistory(),</w:t>
+      </w:r>
+    </w:p>
+    <w:p>
+      <w:pPr>
+        <w:pStyle w:val="LabNLCode"/>
+      </w:pPr>
+      <w:r>
+        <w:t xml:space="preserve">  routes: [</w:t>
+      </w:r>
+    </w:p>
+    <w:p>
+      <w:pPr>
+        <w:pStyle w:val="LabNLCode"/>
+      </w:pPr>
+      <w:r>
+        <w:t xml:space="preserve">    { name: 'home', path: '/', component: { template: '&lt;div /&gt;' } },</w:t>
+      </w:r>
+    </w:p>
+    <w:p>
+      <w:pPr>
+        <w:pStyle w:val="LabNLCode"/>
+      </w:pPr>
+      <w:r>
+        <w:lastRenderedPageBreak/>
+        <w:t xml:space="preserve">  ],</w:t>
       </w:r>
     </w:p>
     <w:p>
@@ -11590,55 +13677,65 @@
         <w:pStyle w:val="LabNL"/>
       </w:pPr>
       <w:r>
-        <w:t>Add the state. As in a component, state is a function that returns a fresh object.</w:t>
-      </w:r>
-    </w:p>
-    <w:p>
-      <w:pPr>
-        <w:pStyle w:val="LabNLCode"/>
-      </w:pPr>
-      <w:r>
-        <w:t xml:space="preserve">  state: () =&gt; ({</w:t>
-      </w:r>
-    </w:p>
-    <w:p>
-      <w:pPr>
-        <w:pStyle w:val="LabNLCode"/>
-      </w:pPr>
-      <w:r>
-        <w:t xml:space="preserve">    tags: [],</w:t>
-      </w:r>
-    </w:p>
-    <w:p>
-      <w:pPr>
-        <w:pStyle w:val="LabNLCode"/>
-      </w:pPr>
-      <w:r>
-        <w:t xml:space="preserve">    articles: [],</w:t>
-      </w:r>
-    </w:p>
-    <w:p>
-      <w:pPr>
-        <w:pStyle w:val="LabNLCode"/>
-      </w:pPr>
-      <w:r>
-        <w:t xml:space="preserve">    isLoading: true,</w:t>
-      </w:r>
-    </w:p>
-    <w:p>
-      <w:pPr>
-        <w:pStyle w:val="LabNLCode"/>
-      </w:pPr>
-      <w:r>
-        <w:t xml:space="preserve">    articlesCount: 0,</w:t>
-      </w:r>
-    </w:p>
-    <w:p>
-      <w:pPr>
-        <w:pStyle w:val="LabNLCode"/>
-      </w:pPr>
-      <w:r>
-        <w:t xml:space="preserve">  }),</w:t>
+        <w:t>Create a fresh Pinia instance before each test.</w:t>
+      </w:r>
+    </w:p>
+    <w:p>
+      <w:pPr>
+        <w:pStyle w:val="LabNLCode"/>
+      </w:pPr>
+      <w:r>
+        <w:t>import { createPinia, setActivePinia } from 'pinia';</w:t>
+      </w:r>
+    </w:p>
+    <w:p>
+      <w:pPr>
+        <w:pStyle w:val="LabNLCode"/>
+      </w:pPr>
+    </w:p>
+    <w:p>
+      <w:pPr>
+        <w:pStyle w:val="LabNLCode"/>
+      </w:pPr>
+      <w:r>
+        <w:t>let pinia;</w:t>
+      </w:r>
+    </w:p>
+    <w:p>
+      <w:pPr>
+        <w:pStyle w:val="LabNLCode"/>
+      </w:pPr>
+    </w:p>
+    <w:p>
+      <w:pPr>
+        <w:pStyle w:val="LabNLCode"/>
+      </w:pPr>
+      <w:r>
+        <w:t>beforeEach(() =&gt; {</w:t>
+      </w:r>
+    </w:p>
+    <w:p>
+      <w:pPr>
+        <w:pStyle w:val="LabNLCode"/>
+      </w:pPr>
+      <w:r>
+        <w:t xml:space="preserve">  pinia = createPinia();</w:t>
+      </w:r>
+    </w:p>
+    <w:p>
+      <w:pPr>
+        <w:pStyle w:val="LabNLCode"/>
+      </w:pPr>
+      <w:r>
+        <w:t xml:space="preserve">  setActivePinia(pinia);</w:t>
+      </w:r>
+    </w:p>
+    <w:p>
+      <w:pPr>
+        <w:pStyle w:val="LabNLCode"/>
+      </w:pPr>
+      <w:r>
+        <w:t>});</w:t>
       </w:r>
     </w:p>
     <w:p>
@@ -11646,23 +13743,127 @@
         <w:pStyle w:val="LabNLSub"/>
       </w:pPr>
       <w:r>
-        <w:t>The Vuex version of this store also declared getters called articles, isLoading, articlesCount and tags that just returned the matching piece of state. In Pinia, state is exposed on the store directly, so those pass-through getters are unnecessary. Keep getters for values you actually derive.</w:t>
-      </w:r>
-    </w:p>
-    <w:p>
-      <w:pPr>
-        <w:pStyle w:val="LabNL"/>
-      </w:pPr>
-      <w:r>
-        <w:t>Add the actions. An action can be async, and assigns to state through this — there is no commit and no mutation to write.</w:t>
-      </w:r>
-    </w:p>
-    <w:p>
-      <w:pPr>
-        <w:pStyle w:val="LabNLCode"/>
-      </w:pPr>
-      <w:r>
-        <w:t xml:space="preserve">  actions: {</w:t>
+        <w:t>Creating the Pinia instance per test keeps store state from leaking from one test into the next.</w:t>
+      </w:r>
+    </w:p>
+    <w:p>
+      <w:pPr>
+        <w:pStyle w:val="LabNL"/>
+      </w:pPr>
+      <w:r>
+        <w:t>Pass both plugins when you mount the component.</w:t>
+      </w:r>
+    </w:p>
+    <w:p>
+      <w:pPr>
+        <w:pStyle w:val="LabNLCode"/>
+      </w:pPr>
+      <w:r>
+        <w:t>const createWrapper = () =</w:t>
+      </w:r>
+    </w:p>
+    <w:p>
+      <w:pPr>
+        <w:pStyle w:val="LabNLCode"/>
+      </w:pPr>
+      <w:r>
+        <w:t xml:space="preserve">  shallowMount(Home, { global: { plugins: [pinia, router] } });</w:t>
+      </w:r>
+    </w:p>
+    <w:p>
+      <w:pPr>
+        <w:pStyle w:val="LabNLSub"/>
+      </w:pPr>
+      <w:r>
+        <w:t>shallowMount stubs out child components, so GlobalFeed never mounts and no HTTP request is made from the test.</w:t>
+      </w:r>
+    </w:p>
+    <w:p>
+      <w:pPr>
+        <w:pStyle w:val="LabNL"/>
+      </w:pPr>
+      <w:r>
+        <w:t>Run npm run test again and confirm every test passes.</w:t>
+      </w:r>
+    </w:p>
+    <w:p>
+      <w:pPr>
+        <w:pStyle w:val="LabNL"/>
+      </w:pPr>
+      <w:r>
+        <w:t>Challenge: write a test for the auth store itself. A Pinia store can be tested without mounting any component — call useAuthStore() after setActivePinia() and assert on its state.</w:t>
+      </w:r>
+    </w:p>
+    <w:p>
+      <w:pPr>
+        <w:pStyle w:val="LabNL"/>
+      </w:pPr>
+      <w:r>
+        <w:t>Challenge: use vi.mock() to fake the api.service module so the store test never touches the network.</w:t>
+      </w:r>
+    </w:p>
+    <w:p/>
+    <w:p>
+      <w:pPr>
+        <w:pStyle w:val="Heading1"/>
+      </w:pPr>
+      <w:bookmarkStart w:id="86" w:name="_Toc241675653"/>
+      <w:r>
+        <w:t>Lab 24: Transitions and Animations</w:t>
+      </w:r>
+      <w:bookmarkEnd w:id="86"/>
+    </w:p>
+    <w:p>
+      <w:r>
+        <w:t>Vue’s built-in &lt;Transition&gt; component applies CSS classes at each stage of an element entering or leaving the DOM, so you can animate it with plain CSS.</w:t>
+      </w:r>
+    </w:p>
+    <w:p>
+      <w:pPr>
+        <w:pStyle w:val="Note"/>
+      </w:pPr>
+      <w:r>
+        <w:t>Note: the class names changed in Vue 3. What Vue 2 called v-enter and v-leave-to are now v-enter-from and v-leave-to, and the starting class for a leave transition is v-leave-from. If you copy an example from an old blog post and nothing animates, this is usually why.</w:t>
+      </w:r>
+    </w:p>
+    <w:p>
+      <w:pPr>
+        <w:pStyle w:val="LabNL"/>
+      </w:pPr>
+      <w:r>
+        <w:t>Add a Remove From Feed icon (maybe a trash can) to each article.</w:t>
+      </w:r>
+    </w:p>
+    <w:p>
+      <w:pPr>
+        <w:pStyle w:val="LabNL"/>
+      </w:pPr>
+      <w:r>
+        <w:t>When clicked, it should remove the article from the feed.</w:t>
+      </w:r>
+    </w:p>
+    <w:p>
+      <w:pPr>
+        <w:pStyle w:val="LabNL"/>
+      </w:pPr>
+      <w:r>
+        <w:t>Wrap the list in a &lt;TransitionGroup&gt; and animate articles as they leave.</w:t>
+      </w:r>
+    </w:p>
+    <w:p>
+      <w:pPr>
+        <w:pStyle w:val="LabNLCode"/>
+      </w:pPr>
+      <w:r>
+        <w:t>&lt;TransitionGroup name="article" tag="div"&gt;</w:t>
+      </w:r>
+    </w:p>
+    <w:p>
+      <w:pPr>
+        <w:pStyle w:val="LabNLCode"/>
+      </w:pPr>
+      <w:r>
+        <w:t xml:space="preserve">  &lt;ArticlePreview</w:t>
       </w:r>
     </w:p>
     <w:p>
@@ -11671,2014 +13872,6 @@
       </w:pPr>
       <w:r>
         <w:lastRenderedPageBreak/>
-        <w:t xml:space="preserve">    async fetchArticles(params = {}) {</w:t>
-      </w:r>
-    </w:p>
-    <w:p>
-      <w:pPr>
-        <w:pStyle w:val="LabNLCode"/>
-      </w:pPr>
-      <w:r>
-        <w:t xml:space="preserve">      this.isLoading = true;</w:t>
-      </w:r>
-    </w:p>
-    <w:p>
-      <w:pPr>
-        <w:pStyle w:val="LabNLCode"/>
-      </w:pPr>
-    </w:p>
-    <w:p>
-      <w:pPr>
-        <w:pStyle w:val="LabNLCode"/>
-      </w:pPr>
-      <w:r>
-        <w:t xml:space="preserve">      try {</w:t>
-      </w:r>
-    </w:p>
-    <w:p>
-      <w:pPr>
-        <w:pStyle w:val="LabNLCode"/>
-      </w:pPr>
-      <w:r>
-        <w:t xml:space="preserve">        const { data } = await ArticlesService.query(</w:t>
-      </w:r>
-    </w:p>
-    <w:p>
-      <w:pPr>
-        <w:pStyle w:val="LabNLCode"/>
-      </w:pPr>
-      <w:r>
-        <w:t xml:space="preserve">          params.type,</w:t>
-      </w:r>
-    </w:p>
-    <w:p>
-      <w:pPr>
-        <w:pStyle w:val="LabNLCode"/>
-      </w:pPr>
-      <w:r>
-        <w:t xml:space="preserve">          params.filters,</w:t>
-      </w:r>
-    </w:p>
-    <w:p>
-      <w:pPr>
-        <w:pStyle w:val="LabNLCode"/>
-      </w:pPr>
-      <w:r>
-        <w:t xml:space="preserve">        );</w:t>
-      </w:r>
-    </w:p>
-    <w:p>
-      <w:pPr>
-        <w:pStyle w:val="LabNLCode"/>
-      </w:pPr>
-    </w:p>
-    <w:p>
-      <w:pPr>
-        <w:pStyle w:val="LabNLCode"/>
-      </w:pPr>
-      <w:r>
-        <w:t xml:space="preserve">        this.articles = data.articles;</w:t>
-      </w:r>
-    </w:p>
-    <w:p>
-      <w:pPr>
-        <w:pStyle w:val="LabNLCode"/>
-      </w:pPr>
-      <w:r>
-        <w:t xml:space="preserve">        this.articlesCount = data.articlesCount;</w:t>
-      </w:r>
-    </w:p>
-    <w:p>
-      <w:pPr>
-        <w:pStyle w:val="LabNLCode"/>
-      </w:pPr>
-      <w:r>
-        <w:t xml:space="preserve">      } finally {</w:t>
-      </w:r>
-    </w:p>
-    <w:p>
-      <w:pPr>
-        <w:pStyle w:val="LabNLCode"/>
-      </w:pPr>
-      <w:r>
-        <w:t xml:space="preserve">        this.isLoading = false;</w:t>
-      </w:r>
-    </w:p>
-    <w:p>
-      <w:pPr>
-        <w:pStyle w:val="LabNLCode"/>
-      </w:pPr>
-      <w:r>
-        <w:t xml:space="preserve">      }</w:t>
-      </w:r>
-    </w:p>
-    <w:p>
-      <w:pPr>
-        <w:pStyle w:val="LabNLCode"/>
-      </w:pPr>
-      <w:r>
-        <w:t xml:space="preserve">    },</w:t>
-      </w:r>
-    </w:p>
-    <w:p>
-      <w:pPr>
-        <w:pStyle w:val="LabNLCode"/>
-      </w:pPr>
-      <w:r>
-        <w:t xml:space="preserve">  },</w:t>
-      </w:r>
-    </w:p>
-    <w:p>
-      <w:pPr>
-        <w:pStyle w:val="LabNLSub"/>
-      </w:pPr>
-      <w:r>
-        <w:t>The finally block guarantees the loading flag is cleared even if the request fails, which the Vuex version did not do.</w:t>
-      </w:r>
-    </w:p>
-    <w:p>
-      <w:pPr>
-        <w:pStyle w:val="LabNL"/>
-      </w:pPr>
-      <w:r>
-        <w:t>Add two more actions, setTags and updateArticleInList, replacing the mutations of the same names.</w:t>
-      </w:r>
-    </w:p>
-    <w:p>
-      <w:pPr>
-        <w:pStyle w:val="LabNLCode"/>
-      </w:pPr>
-      <w:r>
-        <w:t xml:space="preserve">    setTags(tags) {</w:t>
-      </w:r>
-    </w:p>
-    <w:p>
-      <w:pPr>
-        <w:pStyle w:val="LabNLCode"/>
-      </w:pPr>
-      <w:r>
-        <w:t xml:space="preserve">      this.tags = tags;</w:t>
-      </w:r>
-    </w:p>
-    <w:p>
-      <w:pPr>
-        <w:pStyle w:val="LabNLCode"/>
-      </w:pPr>
-      <w:r>
-        <w:t xml:space="preserve">    },</w:t>
-      </w:r>
-    </w:p>
-    <w:p>
-      <w:pPr>
-        <w:pStyle w:val="LabNLCode"/>
-      </w:pPr>
-    </w:p>
-    <w:p>
-      <w:pPr>
-        <w:pStyle w:val="LabNLCode"/>
-      </w:pPr>
-      <w:r>
-        <w:t xml:space="preserve">    updateArticleInList(data) {</w:t>
-      </w:r>
-    </w:p>
-    <w:p>
-      <w:pPr>
-        <w:pStyle w:val="LabNLCode"/>
-      </w:pPr>
-      <w:r>
-        <w:t xml:space="preserve">      this.articles = this.articles.map((article) =&gt;</w:t>
-      </w:r>
-    </w:p>
-    <w:p>
-      <w:pPr>
-        <w:pStyle w:val="LabNLCode"/>
-      </w:pPr>
-      <w:r>
-        <w:t xml:space="preserve">        article.slug === data.slug</w:t>
-      </w:r>
-    </w:p>
-    <w:p>
-      <w:pPr>
-        <w:pStyle w:val="LabNLCode"/>
-      </w:pPr>
-      <w:r>
-        <w:t xml:space="preserve">          ? {</w:t>
-      </w:r>
-    </w:p>
-    <w:p>
-      <w:pPr>
-        <w:pStyle w:val="LabNLCode"/>
-      </w:pPr>
-      <w:r>
-        <w:t xml:space="preserve">              ...article,</w:t>
-      </w:r>
-    </w:p>
-    <w:p>
-      <w:pPr>
-        <w:pStyle w:val="LabNLCode"/>
-      </w:pPr>
-      <w:r>
-        <w:t xml:space="preserve">              favorited: data.favorited,</w:t>
-      </w:r>
-    </w:p>
-    <w:p>
-      <w:pPr>
-        <w:pStyle w:val="LabNLCode"/>
-      </w:pPr>
-      <w:r>
-        <w:t xml:space="preserve">              favoritesCount: data.favoritesCount,</w:t>
-      </w:r>
-    </w:p>
-    <w:p>
-      <w:pPr>
-        <w:pStyle w:val="LabNLCode"/>
-      </w:pPr>
-      <w:r>
-        <w:t xml:space="preserve">            }</w:t>
-      </w:r>
-    </w:p>
-    <w:p>
-      <w:pPr>
-        <w:pStyle w:val="LabNLCode"/>
-      </w:pPr>
-      <w:r>
-        <w:t xml:space="preserve">          : article,</w:t>
-      </w:r>
-    </w:p>
-    <w:p>
-      <w:pPr>
-        <w:pStyle w:val="LabNLCode"/>
-      </w:pPr>
-      <w:r>
-        <w:t xml:space="preserve">      );</w:t>
-      </w:r>
-    </w:p>
-    <w:p>
-      <w:pPr>
-        <w:pStyle w:val="LabNLCode"/>
-      </w:pPr>
-      <w:r>
-        <w:t xml:space="preserve">    },</w:t>
-      </w:r>
-    </w:p>
-    <w:p>
-      <w:pPr>
-        <w:pStyle w:val="LabNL"/>
-      </w:pPr>
-      <w:r>
-        <w:lastRenderedPageBreak/>
-        <w:t>Import the store and storeToRefs into ArticleList.vue</w:t>
-      </w:r>
-    </w:p>
-    <w:p>
-      <w:pPr>
-        <w:pStyle w:val="LabNLCode"/>
-      </w:pPr>
-      <w:r>
-        <w:t>import { storeToRefs } from 'pinia';</w:t>
-      </w:r>
-    </w:p>
-    <w:p>
-      <w:pPr>
-        <w:pStyle w:val="LabNLCode"/>
-      </w:pPr>
-    </w:p>
-    <w:p>
-      <w:pPr>
-        <w:pStyle w:val="LabNLCode"/>
-      </w:pPr>
-      <w:r>
-        <w:t>import { useHomeStore } from '../stores/home';</w:t>
-      </w:r>
-    </w:p>
-    <w:p>
-      <w:pPr>
-        <w:pStyle w:val="LabNL"/>
-      </w:pPr>
-      <w:r>
-        <w:t>Call the store’s composable and pull out the pieces you need.</w:t>
-      </w:r>
-    </w:p>
-    <w:p>
-      <w:pPr>
-        <w:pStyle w:val="LabNLCode"/>
-      </w:pPr>
-      <w:r>
-        <w:t>const homeStore = useHomeStore();</w:t>
-      </w:r>
-    </w:p>
-    <w:p>
-      <w:pPr>
-        <w:pStyle w:val="LabNLCode"/>
-      </w:pPr>
-      <w:r>
-        <w:t>const { articles, isLoading } = storeToRefs(homeStore);</w:t>
-      </w:r>
-    </w:p>
-    <w:p>
-      <w:pPr>
-        <w:pStyle w:val="Note"/>
-      </w:pPr>
-      <w:r>
-        <w:t>Note: a Pinia store is a reactive object, so destructuring it directly would break reactivity — you would copy the values out and never see an update. storeToRefs converts state and getters into refs that keep tracking. Actions are plain functions and can be destructured normally, or called on the store as we do below.</w:t>
-      </w:r>
-    </w:p>
-    <w:p>
-      <w:pPr>
-        <w:pStyle w:val="LabNL"/>
-      </w:pPr>
-      <w:r>
-        <w:t>Remove the local articles ref from ArticleList.vue — the store owns that state now.</w:t>
-      </w:r>
-    </w:p>
-    <w:p>
-      <w:pPr>
-        <w:pStyle w:val="LabNL"/>
-      </w:pPr>
-      <w:r>
-        <w:t>Change the onMounted hook to call the store action.</w:t>
-      </w:r>
-    </w:p>
-    <w:p>
-      <w:pPr>
-        <w:pStyle w:val="LabNLCode"/>
-      </w:pPr>
-      <w:r>
-        <w:t>onMounted(() =&gt; {</w:t>
-      </w:r>
-    </w:p>
-    <w:p>
-      <w:pPr>
-        <w:pStyle w:val="LabNLCode"/>
-      </w:pPr>
-      <w:r>
-        <w:t xml:space="preserve">  homeStore.fetchArticles({ type: 'all' });</w:t>
-      </w:r>
-    </w:p>
-    <w:p>
-      <w:pPr>
-        <w:pStyle w:val="LabNLCode"/>
-      </w:pPr>
-      <w:r>
-        <w:t>});</w:t>
-      </w:r>
-    </w:p>
-    <w:p>
-      <w:pPr>
-        <w:pStyle w:val="LabNLSub"/>
-      </w:pPr>
-      <w:r>
-        <w:t>Compare that with the Vuex version, which read this.$store.dispatch(FETCH_ARTICLES, this.listConfig) and needed a string constant and a computed property to build the payload.</w:t>
-      </w:r>
-    </w:p>
-    <w:p>
-      <w:pPr>
-        <w:pStyle w:val="LabNL"/>
-      </w:pPr>
-      <w:r>
-        <w:t>Add a v-if directive to the ArticleList template to hide the list until the request has finished.</w:t>
-      </w:r>
-    </w:p>
-    <w:p>
-      <w:pPr>
-        <w:pStyle w:val="LabNLCode"/>
-      </w:pPr>
-      <w:r>
-        <w:t>&lt;template&gt;</w:t>
-      </w:r>
-    </w:p>
-    <w:p>
-      <w:pPr>
-        <w:pStyle w:val="LabNLCode"/>
-      </w:pPr>
-      <w:r>
-        <w:t xml:space="preserve">  &lt;div&gt;</w:t>
-      </w:r>
-    </w:p>
-    <w:p>
-      <w:pPr>
-        <w:pStyle w:val="LabNLCode"/>
-      </w:pPr>
-      <w:r>
-        <w:t xml:space="preserve">    &lt;div v-if="isLoading" class="article-preview"&gt;Loading articles...&lt;/div&gt;</w:t>
-      </w:r>
-    </w:p>
-    <w:p>
-      <w:pPr>
-        <w:pStyle w:val="LabNLCode"/>
-      </w:pPr>
-      <w:r>
-        <w:t xml:space="preserve">    &lt;div v-else&gt;</w:t>
-      </w:r>
-    </w:p>
-    <w:p>
-      <w:pPr>
-        <w:pStyle w:val="LabNLCode"/>
-      </w:pPr>
-      <w:r>
-        <w:t xml:space="preserve">      &lt;input</w:t>
-      </w:r>
-    </w:p>
-    <w:p>
-      <w:pPr>
-        <w:pStyle w:val="LabNLCode"/>
-      </w:pPr>
-      <w:r>
-        <w:t xml:space="preserve">        v-model="searchDetails"</w:t>
-      </w:r>
-    </w:p>
-    <w:p>
-      <w:pPr>
-        <w:pStyle w:val="LabNLCode"/>
-      </w:pPr>
-      <w:r>
-        <w:t xml:space="preserve">        class="form-control"</w:t>
-      </w:r>
-    </w:p>
-    <w:p>
-      <w:pPr>
-        <w:pStyle w:val="LabNLCode"/>
-      </w:pPr>
-      <w:r>
-        <w:t xml:space="preserve">        placeholder="filter articles"</w:t>
-      </w:r>
-    </w:p>
-    <w:p>
-      <w:pPr>
-        <w:pStyle w:val="LabNLCode"/>
-      </w:pPr>
-      <w:r>
-        <w:t xml:space="preserve">      /&gt;</w:t>
-      </w:r>
-    </w:p>
-    <w:p>
-      <w:pPr>
-        <w:pStyle w:val="LabNLCode"/>
-      </w:pPr>
-      <w:r>
-        <w:t xml:space="preserve">      &lt;div v-if="articles.length === 0" class="article-preview"&gt;</w:t>
-      </w:r>
-    </w:p>
-    <w:p>
-      <w:pPr>
-        <w:pStyle w:val="LabNLCode"/>
-      </w:pPr>
-      <w:r>
-        <w:t xml:space="preserve">        No articles are here... yet.</w:t>
-      </w:r>
-    </w:p>
-    <w:p>
-      <w:pPr>
-        <w:pStyle w:val="LabNLCode"/>
-      </w:pPr>
-      <w:r>
-        <w:t xml:space="preserve">      &lt;/div&gt;</w:t>
-      </w:r>
-    </w:p>
-    <w:p>
-      <w:pPr>
-        <w:pStyle w:val="LabNLCode"/>
-      </w:pPr>
-      <w:r>
-        <w:t xml:space="preserve">      &lt;ArticlePreview</w:t>
-      </w:r>
-    </w:p>
-    <w:p>
-      <w:pPr>
-        <w:pStyle w:val="LabNLCode"/>
-      </w:pPr>
-      <w:r>
-        <w:lastRenderedPageBreak/>
-        <w:t xml:space="preserve">        v-for="(article, index) in filterIt"</w:t>
-      </w:r>
-    </w:p>
-    <w:p>
-      <w:pPr>
-        <w:pStyle w:val="LabNLCode"/>
-      </w:pPr>
-      <w:r>
-        <w:t xml:space="preserve">        :key="article.title + index"</w:t>
-      </w:r>
-    </w:p>
-    <w:p>
-      <w:pPr>
-        <w:pStyle w:val="LabNLCode"/>
-      </w:pPr>
-      <w:r>
-        <w:t xml:space="preserve">        :style="{ fontSize: articleFontSize + 'em' }"</w:t>
-      </w:r>
-    </w:p>
-    <w:p>
-      <w:pPr>
-        <w:pStyle w:val="LabNLCode"/>
-      </w:pPr>
-      <w:r>
-        <w:t xml:space="preserve">        :article="article"</w:t>
-      </w:r>
-    </w:p>
-    <w:p>
-      <w:pPr>
-        <w:pStyle w:val="LabNLCode"/>
-      </w:pPr>
-      <w:r>
-        <w:t xml:space="preserve">        @enlarge-text="articleFontSize += 0.1"</w:t>
-      </w:r>
-    </w:p>
-    <w:p>
-      <w:pPr>
-        <w:pStyle w:val="LabNLCode"/>
-      </w:pPr>
-      <w:r>
-        <w:t xml:space="preserve">      /&gt;</w:t>
-      </w:r>
-    </w:p>
-    <w:p>
-      <w:pPr>
-        <w:pStyle w:val="LabNLCode"/>
-      </w:pPr>
-      <w:r>
-        <w:t xml:space="preserve">    &lt;/div&gt;</w:t>
-      </w:r>
-    </w:p>
-    <w:p>
-      <w:pPr>
-        <w:pStyle w:val="LabNLCode"/>
-      </w:pPr>
-      <w:r>
-        <w:t xml:space="preserve">  &lt;/div&gt;</w:t>
-      </w:r>
-    </w:p>
-    <w:p>
-      <w:pPr>
-        <w:pStyle w:val="LabNLCode"/>
-      </w:pPr>
-      <w:r>
-        <w:t>&lt;/template&gt;</w:t>
-      </w:r>
-    </w:p>
-    <w:p>
-      <w:pPr>
-        <w:pStyle w:val="LabNL"/>
-      </w:pPr>
-      <w:r>
-        <w:t>Start the development server and view the app in a browser.</w:t>
-      </w:r>
-    </w:p>
-    <w:p>
-      <w:pPr>
-        <w:pStyle w:val="LabNL"/>
-      </w:pPr>
-      <w:r>
-        <w:t>Open the Vue DevTools and find the Pinia tab. Watch isLoading flip as the request completes, and try editing articles directly from the inspector.</w:t>
-      </w:r>
-    </w:p>
-    <w:p>
-      <w:pPr>
-        <w:pStyle w:val="LabNL"/>
-      </w:pPr>
-      <w:r>
-        <w:t>Challenge: display tags along with each article preview.</w:t>
-      </w:r>
-    </w:p>
-    <w:p>
-      <w:pPr>
-        <w:pStyle w:val="LabNL"/>
-      </w:pPr>
-      <w:r>
-        <w:t>Challenge: populate the Popular Tags box with a list of tags from the currently displayed article previews.</w:t>
-      </w:r>
-    </w:p>
-    <w:p>
-      <w:pPr>
-        <w:pStyle w:val="LabNL"/>
-      </w:pPr>
-      <w:r>
-        <w:t>Challenge: clicking on a tag in the list of popular tags should filter the display of articles.</w:t>
-      </w:r>
-    </w:p>
-    <w:p/>
-    <w:p>
-      <w:pPr>
-        <w:pStyle w:val="Heading1"/>
-      </w:pPr>
-      <w:bookmarkStart w:id="74" w:name="_Toc241675650"/>
-      <w:r>
-        <w:t>Lab 21: Routing</w:t>
-      </w:r>
-      <w:bookmarkEnd w:id="74"/>
-    </w:p>
-    <w:p>
-      <w:r>
-        <w:t>So far, our application only has one screen. In this lab, you’ll start to implement additional routes. Routing in modern JavaScript frameworks works by reacting to changes in the browser address to load or show different views. In reality everything is happening in the same HTML page, but the data and view change. This is what we mean by a Single Page Application (or SPA).</w:t>
-      </w:r>
-    </w:p>
-    <w:p/>
-    <w:p>
-      <w:r>
-        <w:t>In this lab, you’ll install and configure Vue Router, and then create the first two additional routes for this application: Sign In and Sign Up.</w:t>
-      </w:r>
-    </w:p>
-    <w:p/>
-    <w:p>
-      <w:pPr>
-        <w:pStyle w:val="LabNL"/>
-      </w:pPr>
-      <w:r>
-        <w:t>Install vue-router.</w:t>
-      </w:r>
-    </w:p>
-    <w:p>
-      <w:pPr>
-        <w:pStyle w:val="LabNLCode"/>
-      </w:pPr>
-      <w:r>
-        <w:t>npm install vue-router</w:t>
-      </w:r>
-    </w:p>
-    <w:p>
-      <w:pPr>
-        <w:pStyle w:val="LabNL"/>
-      </w:pPr>
-      <w:r>
-        <w:t>Make a new directory in src named router.</w:t>
-      </w:r>
-    </w:p>
-    <w:p>
-      <w:pPr>
-        <w:pStyle w:val="LabNL"/>
-      </w:pPr>
-      <w:r>
-        <w:t>Create a file named index.js inside src/router</w:t>
-      </w:r>
-    </w:p>
-    <w:p>
-      <w:pPr>
-        <w:pStyle w:val="LabNL"/>
-      </w:pPr>
-      <w:r>
-        <w:t>Import the router factory functions. Vue Router 4 and later are created with a function rather than a constructor, and are not installed with Vue.use.</w:t>
-      </w:r>
-    </w:p>
-    <w:p>
-      <w:pPr>
-        <w:pStyle w:val="LabNLCode"/>
-      </w:pPr>
-      <w:r>
-        <w:t>import { createRouter, createWebHistory } from 'vue-router';</w:t>
-      </w:r>
-    </w:p>
-    <w:p>
-      <w:pPr>
-        <w:pStyle w:val="Note"/>
-      </w:pPr>
-      <w:r>
-        <w:t>Note: this is the biggest API change from Vue Router 3. new Router() becomes createRouter(); the mode: 'history' option becomes createWebHistory(); mode: 'hash' becomes createWebHashHistory(); and the catch-all path '*' becomes '/:pathMatch(.*)*'.</w:t>
-      </w:r>
-    </w:p>
-    <w:p>
-      <w:pPr>
-        <w:pStyle w:val="LabNL"/>
-      </w:pPr>
-      <w:r>
-        <w:lastRenderedPageBreak/>
-        <w:t>Create and export the router, passing it a history implementation and a routes array.</w:t>
-      </w:r>
-    </w:p>
-    <w:p>
-      <w:pPr>
-        <w:pStyle w:val="LabNLCode"/>
-      </w:pPr>
-      <w:r>
-        <w:t>export default createRouter({</w:t>
-      </w:r>
-    </w:p>
-    <w:p>
-      <w:pPr>
-        <w:pStyle w:val="LabNLCode"/>
-      </w:pPr>
-      <w:r>
-        <w:t xml:space="preserve">  history: createWebHistory(import.meta.env.BASE_URL),</w:t>
-      </w:r>
-    </w:p>
-    <w:p>
-      <w:pPr>
-        <w:pStyle w:val="LabNLCode"/>
-      </w:pPr>
-      <w:r>
-        <w:t xml:space="preserve">  routes: [],</w:t>
-      </w:r>
-    </w:p>
-    <w:p>
-      <w:pPr>
-        <w:pStyle w:val="LabNLCode"/>
-      </w:pPr>
-      <w:r>
-        <w:t>});</w:t>
-      </w:r>
-    </w:p>
-    <w:p>
-      <w:pPr>
-        <w:pStyle w:val="LabNLSub"/>
-      </w:pPr>
-      <w:r>
-        <w:t>createWebHistory uses the HTML5 History API, so URLs have no #. That is why the "/#/" you may have seen in older versions of this app is gone.</w:t>
-      </w:r>
-    </w:p>
-    <w:p>
-      <w:pPr>
-        <w:pStyle w:val="LabNL"/>
-      </w:pPr>
-      <w:r>
-        <w:t>Make the first (default) route. Remember the .vue extension in the dynamic import.</w:t>
-      </w:r>
-    </w:p>
-    <w:p>
-      <w:pPr>
-        <w:pStyle w:val="LabNLCode"/>
-      </w:pPr>
-      <w:r>
-        <w:t xml:space="preserve">  routes: [</w:t>
-      </w:r>
-    </w:p>
-    <w:p>
-      <w:pPr>
-        <w:pStyle w:val="LabNLCode"/>
-      </w:pPr>
-      <w:r>
-        <w:t xml:space="preserve">    {</w:t>
-      </w:r>
-    </w:p>
-    <w:p>
-      <w:pPr>
-        <w:pStyle w:val="LabNLCode"/>
-      </w:pPr>
-      <w:r>
-        <w:t xml:space="preserve">      name: 'home',</w:t>
-      </w:r>
-    </w:p>
-    <w:p>
-      <w:pPr>
-        <w:pStyle w:val="LabNLCode"/>
-      </w:pPr>
-      <w:r>
-        <w:t xml:space="preserve">      path: '/',</w:t>
-      </w:r>
-    </w:p>
-    <w:p>
-      <w:pPr>
-        <w:pStyle w:val="LabNLCode"/>
-      </w:pPr>
-      <w:r>
-        <w:t xml:space="preserve">      component: () =&gt; import('@/components/Home.vue'),</w:t>
-      </w:r>
-    </w:p>
-    <w:p>
-      <w:pPr>
-        <w:pStyle w:val="LabNLCode"/>
-      </w:pPr>
-      <w:r>
-        <w:t xml:space="preserve">    },</w:t>
-      </w:r>
-    </w:p>
-    <w:p>
-      <w:pPr>
-        <w:pStyle w:val="LabNLCode"/>
-      </w:pPr>
-      <w:r>
-        <w:t xml:space="preserve">  ],</w:t>
-      </w:r>
-    </w:p>
-    <w:p>
-      <w:pPr>
-        <w:pStyle w:val="LabNLSub"/>
-      </w:pPr>
-      <w:r>
-        <w:t>Writing the component as an arrow function that returns an import() makes it a lazily-loaded route: Vite gives that route its own JavaScript chunk, which is not downloaded until the route is visited.</w:t>
-      </w:r>
-    </w:p>
-    <w:p>
-      <w:pPr>
-        <w:pStyle w:val="LabNL"/>
-      </w:pPr>
-      <w:r>
-        <w:t>Import the router module into main.js and install it on the app.</w:t>
-      </w:r>
-    </w:p>
-    <w:p>
-      <w:pPr>
-        <w:pStyle w:val="LabNLCode"/>
-      </w:pPr>
-      <w:r>
-        <w:t>import router from './router';</w:t>
-      </w:r>
-    </w:p>
-    <w:p>
-      <w:pPr>
-        <w:pStyle w:val="LabNLCode"/>
-      </w:pPr>
-    </w:p>
-    <w:p>
-      <w:pPr>
-        <w:pStyle w:val="LabNLCode"/>
-      </w:pPr>
-      <w:r>
-        <w:t>app.use(createPinia());</w:t>
-      </w:r>
-    </w:p>
-    <w:p>
-      <w:pPr>
-        <w:pStyle w:val="LabNLCode"/>
-      </w:pPr>
-      <w:r>
-        <w:t>app.use(router);</w:t>
-      </w:r>
-    </w:p>
-    <w:p>
-      <w:pPr>
-        <w:pStyle w:val="LabNLCode"/>
-      </w:pPr>
-      <w:r>
-        <w:t>app.mount('#app');</w:t>
-      </w:r>
-    </w:p>
-    <w:p>
-      <w:pPr>
-        <w:pStyle w:val="LabNLSub"/>
-      </w:pPr>
-      <w:r>
-        <w:t>Install Pinia before the router, so that navigation guards and route components can reach the stores.</w:t>
-      </w:r>
-    </w:p>
-    <w:p>
-      <w:pPr>
-        <w:pStyle w:val="LabNL"/>
-      </w:pPr>
-      <w:r>
-        <w:t>Open App.vue and replace the &lt;Home /&gt; component with &lt;RouterView /&gt;.</w:t>
-      </w:r>
-    </w:p>
-    <w:p>
-      <w:pPr>
-        <w:pStyle w:val="LabNLCode"/>
-      </w:pPr>
-      <w:r>
-        <w:t>&lt;script setup&gt;</w:t>
-      </w:r>
-    </w:p>
-    <w:p>
-      <w:pPr>
-        <w:pStyle w:val="LabNLCode"/>
-      </w:pPr>
-      <w:r>
-        <w:t>import { RouterView } from 'vue-router';</w:t>
-      </w:r>
-    </w:p>
-    <w:p>
-      <w:pPr>
-        <w:pStyle w:val="LabNLCode"/>
-      </w:pPr>
-    </w:p>
-    <w:p>
-      <w:pPr>
-        <w:pStyle w:val="LabNLCode"/>
-      </w:pPr>
-      <w:r>
-        <w:t>import Header from './components/Header.vue';</w:t>
-      </w:r>
-    </w:p>
-    <w:p>
-      <w:pPr>
-        <w:pStyle w:val="LabNLCode"/>
-      </w:pPr>
-      <w:r>
-        <w:t>import Footer from './components/Footer.vue';</w:t>
-      </w:r>
-    </w:p>
-    <w:p>
-      <w:pPr>
-        <w:pStyle w:val="LabNLCode"/>
-      </w:pPr>
-      <w:r>
-        <w:t>&lt;/script&gt;</w:t>
-      </w:r>
-    </w:p>
-    <w:p>
-      <w:pPr>
-        <w:pStyle w:val="LabNLCode"/>
-      </w:pPr>
-    </w:p>
-    <w:p>
-      <w:pPr>
-        <w:pStyle w:val="LabNLCode"/>
-      </w:pPr>
-      <w:r>
-        <w:lastRenderedPageBreak/>
-        <w:t>&lt;template&gt;</w:t>
-      </w:r>
-    </w:p>
-    <w:p>
-      <w:pPr>
-        <w:pStyle w:val="LabNLCode"/>
-      </w:pPr>
-      <w:r>
-        <w:t xml:space="preserve">  &lt;div id="app"&gt;</w:t>
-      </w:r>
-    </w:p>
-    <w:p>
-      <w:pPr>
-        <w:pStyle w:val="LabNLCode"/>
-      </w:pPr>
-      <w:r>
-        <w:t xml:space="preserve">    &lt;Header /&gt;</w:t>
-      </w:r>
-    </w:p>
-    <w:p>
-      <w:pPr>
-        <w:pStyle w:val="LabNLCode"/>
-      </w:pPr>
-      <w:r>
-        <w:t xml:space="preserve">    &lt;RouterView /&gt;</w:t>
-      </w:r>
-    </w:p>
-    <w:p>
-      <w:pPr>
-        <w:pStyle w:val="LabNLCode"/>
-      </w:pPr>
-      <w:r>
-        <w:t xml:space="preserve">    &lt;Footer /&gt;</w:t>
-      </w:r>
-    </w:p>
-    <w:p>
-      <w:pPr>
-        <w:pStyle w:val="LabNLCode"/>
-      </w:pPr>
-      <w:r>
-        <w:t xml:space="preserve">  &lt;/div&gt;</w:t>
-      </w:r>
-    </w:p>
-    <w:p>
-      <w:pPr>
-        <w:pStyle w:val="LabNLCode"/>
-      </w:pPr>
-      <w:r>
-        <w:t>&lt;/template&gt;</w:t>
-      </w:r>
-    </w:p>
-    <w:p>
-      <w:pPr>
-        <w:pStyle w:val="LabNLSub"/>
-      </w:pPr>
-      <w:r>
-        <w:t>app.use(router) does register &lt;RouterView&gt; and &lt;RouterLink&gt; globally, so the import is optional. Importing them explicitly is worth the one line: the editor can then resolve them, and the component says what it depends on.</w:t>
-      </w:r>
-    </w:p>
-    <w:p>
-      <w:pPr>
-        <w:pStyle w:val="LabNL"/>
-      </w:pPr>
-      <w:r>
-        <w:t>Remove the import for Home from App.vue.</w:t>
-      </w:r>
-    </w:p>
-    <w:p>
-      <w:pPr>
-        <w:pStyle w:val="LabNL"/>
-      </w:pPr>
-      <w:r>
-        <w:t>Run the development server and open the application in your browser. It should work the same as before.</w:t>
-      </w:r>
-    </w:p>
-    <w:p>
-      <w:pPr>
-        <w:pStyle w:val="LabNL"/>
-      </w:pPr>
-      <w:r>
-        <w:t>Open the Header component for editing.</w:t>
-      </w:r>
-    </w:p>
-    <w:p>
-      <w:pPr>
-        <w:pStyle w:val="LabNL"/>
-      </w:pPr>
-      <w:r>
-        <w:t>Find the Sign In link, and replace it with a RouterLink component:</w:t>
-      </w:r>
-    </w:p>
-    <w:p>
-      <w:pPr>
-        <w:pStyle w:val="LabNLCode"/>
-      </w:pPr>
-      <w:r>
-        <w:t>&lt;RouterLink</w:t>
-      </w:r>
-    </w:p>
-    <w:p>
-      <w:pPr>
-        <w:pStyle w:val="LabNLCode"/>
-      </w:pPr>
-      <w:r>
-        <w:t xml:space="preserve">  class="nav-link"</w:t>
-      </w:r>
-    </w:p>
-    <w:p>
-      <w:pPr>
-        <w:pStyle w:val="LabNLCode"/>
-      </w:pPr>
-      <w:r>
-        <w:t xml:space="preserve">  active-class="active"</w:t>
-      </w:r>
-    </w:p>
-    <w:p>
-      <w:pPr>
-        <w:pStyle w:val="LabNLCode"/>
-      </w:pPr>
-      <w:r>
-        <w:t xml:space="preserve">  :to="{ name: 'login' }"</w:t>
-      </w:r>
-    </w:p>
-    <w:p>
-      <w:pPr>
-        <w:pStyle w:val="LabNLCode"/>
-      </w:pPr>
-      <w:r>
-        <w:t>&gt;</w:t>
-      </w:r>
-    </w:p>
-    <w:p>
-      <w:pPr>
-        <w:pStyle w:val="LabNLCode"/>
-      </w:pPr>
-      <w:r>
-        <w:t xml:space="preserve">  Sign in</w:t>
-      </w:r>
-    </w:p>
-    <w:p>
-      <w:pPr>
-        <w:pStyle w:val="LabNLCode"/>
-      </w:pPr>
-      <w:r>
-        <w:t>&lt;/RouterLink&gt;</w:t>
-      </w:r>
-    </w:p>
-    <w:p>
-      <w:pPr>
-        <w:pStyle w:val="Note"/>
-      </w:pPr>
-      <w:r>
-        <w:t>Note: the exact prop that Vue Router 3 needed here is gone. In Vue Router 4 and later, active-class is applied on partial matches and exact-active-class on exact ones, so use exact-active-class if you need the old behaviour.</w:t>
-      </w:r>
-    </w:p>
-    <w:p>
-      <w:pPr>
-        <w:pStyle w:val="LabNL"/>
-      </w:pPr>
-      <w:r>
-        <w:t>View the application in your browser and click on the Sign In link. It won’t work yet, because the login route doesn’t exist.</w:t>
-      </w:r>
-    </w:p>
-    <w:p>
-      <w:pPr>
-        <w:pStyle w:val="LabNL"/>
-      </w:pPr>
-      <w:r>
-        <w:t>Create a new route, in router/index.js, with the name login and the path /login.</w:t>
-      </w:r>
-    </w:p>
-    <w:p>
-      <w:pPr>
-        <w:pStyle w:val="LabNLCode"/>
-      </w:pPr>
-      <w:r>
-        <w:t xml:space="preserve">    {</w:t>
-      </w:r>
-    </w:p>
-    <w:p>
-      <w:pPr>
-        <w:pStyle w:val="LabNLCode"/>
-      </w:pPr>
-      <w:r>
-        <w:t xml:space="preserve">      name: 'login',</w:t>
-      </w:r>
-    </w:p>
-    <w:p>
-      <w:pPr>
-        <w:pStyle w:val="LabNLCode"/>
-      </w:pPr>
-      <w:r>
-        <w:t xml:space="preserve">      path: '/login',</w:t>
-      </w:r>
-    </w:p>
-    <w:p>
-      <w:pPr>
-        <w:pStyle w:val="LabNLCode"/>
-      </w:pPr>
-      <w:r>
-        <w:t xml:space="preserve">      component: () =&gt; import('@/components/Login.vue'),</w:t>
-      </w:r>
-    </w:p>
-    <w:p>
-      <w:pPr>
-        <w:pStyle w:val="LabNLCode"/>
-      </w:pPr>
-      <w:r>
-        <w:t xml:space="preserve">    },</w:t>
-      </w:r>
-    </w:p>
-    <w:p>
-      <w:pPr>
-        <w:pStyle w:val="LabNL"/>
-      </w:pPr>
-      <w:r>
-        <w:t>Make a new component named Login and put a login form in the &lt;template&gt;:</w:t>
-      </w:r>
-    </w:p>
-    <w:p>
-      <w:pPr>
-        <w:pStyle w:val="LabNLCode"/>
-      </w:pPr>
-      <w:r>
-        <w:t>&lt;script setup&gt;</w:t>
-      </w:r>
-    </w:p>
-    <w:p>
-      <w:pPr>
-        <w:pStyle w:val="LabNLCode"/>
-      </w:pPr>
-      <w:r>
-        <w:t>// The form is wired up to the auth store in the next lab.</w:t>
-      </w:r>
-    </w:p>
-    <w:p>
-      <w:pPr>
-        <w:pStyle w:val="LabNLCode"/>
-      </w:pPr>
-      <w:r>
-        <w:t>function onSubmit() {}</w:t>
-      </w:r>
-    </w:p>
-    <w:p>
-      <w:pPr>
-        <w:pStyle w:val="LabNLCode"/>
-      </w:pPr>
-      <w:r>
-        <w:lastRenderedPageBreak/>
-        <w:t>&lt;/script&gt;</w:t>
-      </w:r>
-    </w:p>
-    <w:p>
-      <w:pPr>
-        <w:pStyle w:val="LabNLCode"/>
-      </w:pPr>
-    </w:p>
-    <w:p>
-      <w:pPr>
-        <w:pStyle w:val="LabNLCode"/>
-      </w:pPr>
-      <w:r>
-        <w:t>&lt;template&gt;</w:t>
-      </w:r>
-    </w:p>
-    <w:p>
-      <w:pPr>
-        <w:pStyle w:val="LabNLCode"/>
-      </w:pPr>
-      <w:r>
-        <w:t xml:space="preserve">  &lt;div&gt;</w:t>
-      </w:r>
-    </w:p>
-    <w:p>
-      <w:pPr>
-        <w:pStyle w:val="LabNLCode"/>
-      </w:pPr>
-      <w:r>
-        <w:t xml:space="preserve">    &lt;h1&gt;Log In Here&lt;/h1&gt;</w:t>
-      </w:r>
-    </w:p>
-    <w:p>
-      <w:pPr>
-        <w:pStyle w:val="LabNLCode"/>
-      </w:pPr>
-      <w:r>
-        <w:t xml:space="preserve">    &lt;form @submit.prevent="onSubmit"&gt;</w:t>
-      </w:r>
-    </w:p>
-    <w:p>
-      <w:pPr>
-        <w:pStyle w:val="LabNLCode"/>
-      </w:pPr>
-      <w:r>
-        <w:t xml:space="preserve">      &lt;fieldset class="form-group"&gt;</w:t>
-      </w:r>
-    </w:p>
-    <w:p>
-      <w:pPr>
-        <w:pStyle w:val="LabNLCode"/>
-      </w:pPr>
-      <w:r>
-        <w:t xml:space="preserve">        &lt;input</w:t>
-      </w:r>
-    </w:p>
-    <w:p>
-      <w:pPr>
-        <w:pStyle w:val="LabNLCode"/>
-      </w:pPr>
-      <w:r>
-        <w:t xml:space="preserve">          class="form-control form-control-lg"</w:t>
-      </w:r>
-    </w:p>
-    <w:p>
-      <w:pPr>
-        <w:pStyle w:val="LabNLCode"/>
-      </w:pPr>
-      <w:r>
-        <w:t xml:space="preserve">          type="text"</w:t>
-      </w:r>
-    </w:p>
-    <w:p>
-      <w:pPr>
-        <w:pStyle w:val="LabNLCode"/>
-      </w:pPr>
-      <w:r>
-        <w:t xml:space="preserve">          placeholder="Email"</w:t>
-      </w:r>
-    </w:p>
-    <w:p>
-      <w:pPr>
-        <w:pStyle w:val="LabNLCode"/>
-      </w:pPr>
-      <w:r>
-        <w:t xml:space="preserve">        /&gt;</w:t>
-      </w:r>
-    </w:p>
-    <w:p>
-      <w:pPr>
-        <w:pStyle w:val="LabNLCode"/>
-      </w:pPr>
-      <w:r>
-        <w:t xml:space="preserve">      &lt;/fieldset&gt;</w:t>
-      </w:r>
-    </w:p>
-    <w:p>
-      <w:pPr>
-        <w:pStyle w:val="LabNLCode"/>
-      </w:pPr>
-      <w:r>
-        <w:t xml:space="preserve">      &lt;fieldset class="form-group"&gt;</w:t>
-      </w:r>
-    </w:p>
-    <w:p>
-      <w:pPr>
-        <w:pStyle w:val="LabNLCode"/>
-      </w:pPr>
-      <w:r>
-        <w:t xml:space="preserve">        &lt;input</w:t>
-      </w:r>
-    </w:p>
-    <w:p>
-      <w:pPr>
-        <w:pStyle w:val="LabNLCode"/>
-      </w:pPr>
-      <w:r>
-        <w:t xml:space="preserve">          class="form-control form-control-lg"</w:t>
-      </w:r>
-    </w:p>
-    <w:p>
-      <w:pPr>
-        <w:pStyle w:val="LabNLCode"/>
-      </w:pPr>
-      <w:r>
-        <w:t xml:space="preserve">          type="password"</w:t>
-      </w:r>
-    </w:p>
-    <w:p>
-      <w:pPr>
-        <w:pStyle w:val="LabNLCode"/>
-      </w:pPr>
-      <w:r>
-        <w:t xml:space="preserve">          placeholder="Password"</w:t>
-      </w:r>
-    </w:p>
-    <w:p>
-      <w:pPr>
-        <w:pStyle w:val="LabNLCode"/>
-      </w:pPr>
-      <w:r>
-        <w:t xml:space="preserve">        /&gt;</w:t>
-      </w:r>
-    </w:p>
-    <w:p>
-      <w:pPr>
-        <w:pStyle w:val="LabNLCode"/>
-      </w:pPr>
-      <w:r>
-        <w:t xml:space="preserve">      &lt;/fieldset&gt;</w:t>
-      </w:r>
-    </w:p>
-    <w:p>
-      <w:pPr>
-        <w:pStyle w:val="LabNLCode"/>
-      </w:pPr>
-      <w:r>
-        <w:t xml:space="preserve">      &lt;button class="btn btn-lg btn-primary pull-xs-right"&gt;Sign in&lt;/button&gt;</w:t>
-      </w:r>
-    </w:p>
-    <w:p>
-      <w:pPr>
-        <w:pStyle w:val="LabNLCode"/>
-      </w:pPr>
-      <w:r>
-        <w:t xml:space="preserve">    &lt;/form&gt;</w:t>
-      </w:r>
-    </w:p>
-    <w:p>
-      <w:pPr>
-        <w:pStyle w:val="LabNLCode"/>
-      </w:pPr>
-      <w:r>
-        <w:t xml:space="preserve">  &lt;/div&gt;</w:t>
-      </w:r>
-    </w:p>
-    <w:p>
-      <w:pPr>
-        <w:pStyle w:val="LabNLCode"/>
-      </w:pPr>
-      <w:r>
-        <w:t>&lt;/template&gt;</w:t>
-      </w:r>
-    </w:p>
-    <w:p>
-      <w:pPr>
-        <w:pStyle w:val="LabNL"/>
-      </w:pPr>
-      <w:r>
-        <w:t>Use &lt;RouterLink&gt; to link the logo to the home page.</w:t>
-      </w:r>
-    </w:p>
-    <w:p>
-      <w:pPr>
-        <w:pStyle w:val="LabNLCode"/>
-      </w:pPr>
-      <w:r>
-        <w:t>&lt;RouterLink class="navbar-brand" :to="{ name: 'home' }"&gt;</w:t>
-      </w:r>
-    </w:p>
-    <w:p>
-      <w:pPr>
-        <w:pStyle w:val="LabNLCode"/>
-      </w:pPr>
-      <w:r>
-        <w:t xml:space="preserve">  Logo</w:t>
-      </w:r>
-    </w:p>
-    <w:p>
-      <w:pPr>
-        <w:pStyle w:val="LabNLCode"/>
-      </w:pPr>
-      <w:r>
-        <w:t>&lt;/RouterLink&gt;</w:t>
-      </w:r>
-    </w:p>
-    <w:p>
-      <w:pPr>
-        <w:pStyle w:val="LabNL"/>
-      </w:pPr>
-      <w:r>
-        <w:t>Link the Home navigation link to the home page the same way.</w:t>
-      </w:r>
-    </w:p>
-    <w:p>
-      <w:pPr>
-        <w:pStyle w:val="LabNL"/>
-      </w:pPr>
-      <w:r>
-        <w:t>Challenge: make the Sign Up page and route.</w:t>
-      </w:r>
-    </w:p>
-    <w:p>
-      <w:pPr>
-        <w:pStyle w:val="LabNL"/>
-      </w:pPr>
-      <w:r>
-        <w:t>Challenge: use a &lt;RouterView&gt; inside Home.vue to render a different list (or differently-styled list) of articles when the user clicks a link. HINT: add a children property to the home route and make it an array of route objects.</w:t>
-      </w:r>
-    </w:p>
-    <w:p/>
-    <w:p>
-      <w:pPr>
-        <w:pStyle w:val="Heading1"/>
-      </w:pPr>
-      <w:bookmarkStart w:id="75" w:name="_Toc241675651"/>
-      <w:r>
-        <w:lastRenderedPageBreak/>
-        <w:t>Lab 22: AJAX</w:t>
-      </w:r>
-      <w:bookmarkEnd w:id="75"/>
-    </w:p>
-    <w:p>
-      <w:r>
-        <w:t>In this lab, you’ll implement sign up functionality along with login and checking of authorization.</w:t>
-      </w:r>
-    </w:p>
-    <w:p/>
-    <w:p>
-      <w:pPr>
-        <w:pStyle w:val="LabNL"/>
-      </w:pPr>
-      <w:r>
-        <w:t>Copy jwt.service.js and api.service.js from labs/lab22/common into src/common, overwriting your existing api.service.js.</w:t>
-      </w:r>
-    </w:p>
-    <w:p>
-      <w:pPr>
-        <w:pStyle w:val="LabNLSub"/>
-      </w:pPr>
-      <w:r>
-        <w:t>The new api.service.js adds the get, post, put and delete helpers the auth store needs, plus a setHeader() method that attaches the stored token to every subsequent request.</w:t>
-      </w:r>
-    </w:p>
-    <w:p>
-      <w:pPr>
-        <w:pStyle w:val="LabNL"/>
-      </w:pPr>
-      <w:r>
-        <w:t>Copy stores/auth.js from labs/lab22/stores into src/stores.</w:t>
-      </w:r>
-    </w:p>
-    <w:p>
-      <w:pPr>
-        <w:pStyle w:val="LabNL"/>
-      </w:pPr>
-      <w:r>
-        <w:t>Open src/stores/auth.js and read through it. Note the shape:</w:t>
-      </w:r>
-    </w:p>
-    <w:p>
-      <w:pPr>
-        <w:pStyle w:val="LabNLSub"/>
-      </w:pPr>
-      <w:r>
-        <w:t>state holds errors, user, and isAuthenticated, which is seeded from whatever token is already in localStorage.</w:t>
-      </w:r>
-    </w:p>
-    <w:p>
-      <w:pPr>
-        <w:pStyle w:val="LabNLSub"/>
-      </w:pPr>
-      <w:r>
-        <w:t>setAuth and purgeAuth are ordinary actions. In the Vuex version these were the SET_AUTH and PURGE_AUTH mutations, referred to through string constants in mutations.type.js. Pinia needs neither the constants nor the file.</w:t>
-      </w:r>
-    </w:p>
-    <w:p>
-      <w:pPr>
-        <w:pStyle w:val="LabNLSub"/>
-      </w:pPr>
-      <w:r>
-        <w:t>login, register, checkAuth and updateUser are async actions that call the API and then call setAuth. They store the server’s validation errors on state.errors and re-throw, so the component can decide what to do.</w:t>
-      </w:r>
-    </w:p>
-    <w:p>
-      <w:pPr>
-        <w:pStyle w:val="LabNL"/>
-      </w:pPr>
-      <w:r>
-        <w:t>Delete src/store, along with actions.type.js and mutations.type.js. Nothing imports them any more.</w:t>
-      </w:r>
-    </w:p>
-    <w:p>
-      <w:pPr>
-        <w:pStyle w:val="LabNL"/>
-      </w:pPr>
-      <w:r>
-        <w:t>Copy Login.vue and Register.vue from labs/lab22/components, overwriting your existing Login component.</w:t>
-      </w:r>
-    </w:p>
-    <w:p>
-      <w:pPr>
-        <w:pStyle w:val="LabNL"/>
-      </w:pPr>
-      <w:r>
-        <w:t>Open Login.vue and note how the component talks to the store.</w:t>
-      </w:r>
-    </w:p>
-    <w:p>
-      <w:pPr>
-        <w:pStyle w:val="LabNLCode"/>
-      </w:pPr>
-      <w:r>
-        <w:t>const router = useRouter();</w:t>
-      </w:r>
-    </w:p>
-    <w:p>
-      <w:pPr>
-        <w:pStyle w:val="LabNLCode"/>
-      </w:pPr>
-      <w:r>
-        <w:t>const authStore = useAuthStore();</w:t>
-      </w:r>
-    </w:p>
-    <w:p>
-      <w:pPr>
-        <w:pStyle w:val="LabNLCode"/>
-      </w:pPr>
-      <w:r>
-        <w:t>const { errors } = storeToRefs(authStore);</w:t>
-      </w:r>
-    </w:p>
-    <w:p>
-      <w:pPr>
-        <w:pStyle w:val="LabNLCode"/>
-      </w:pPr>
-    </w:p>
-    <w:p>
-      <w:pPr>
-        <w:pStyle w:val="LabNLCode"/>
-      </w:pPr>
-      <w:r>
-        <w:t>async function onSubmit() {</w:t>
-      </w:r>
-    </w:p>
-    <w:p>
-      <w:pPr>
-        <w:pStyle w:val="LabNLCode"/>
-      </w:pPr>
-      <w:r>
-        <w:t xml:space="preserve">  try {</w:t>
-      </w:r>
-    </w:p>
-    <w:p>
-      <w:pPr>
-        <w:pStyle w:val="LabNLCode"/>
-      </w:pPr>
-      <w:r>
-        <w:t xml:space="preserve">    await authStore.login({ email: email.value, password: password.value });</w:t>
-      </w:r>
-    </w:p>
-    <w:p>
-      <w:pPr>
-        <w:pStyle w:val="LabNLCode"/>
-      </w:pPr>
-      <w:r>
-        <w:t xml:space="preserve">    router.push({ name: 'home' });</w:t>
-      </w:r>
-    </w:p>
-    <w:p>
-      <w:pPr>
-        <w:pStyle w:val="LabNLCode"/>
-      </w:pPr>
-      <w:r>
-        <w:t xml:space="preserve">  } catch {</w:t>
-      </w:r>
-    </w:p>
-    <w:p>
-      <w:pPr>
-        <w:pStyle w:val="LabNLCode"/>
-      </w:pPr>
-      <w:r>
-        <w:t xml:space="preserve">    // Errors are surfaced through the store's `errors` state.</w:t>
-      </w:r>
-    </w:p>
-    <w:p>
-      <w:pPr>
-        <w:pStyle w:val="LabNLCode"/>
-      </w:pPr>
-      <w:r>
-        <w:t xml:space="preserve">  }</w:t>
-      </w:r>
-    </w:p>
-    <w:p>
-      <w:pPr>
-        <w:pStyle w:val="LabNLCode"/>
-      </w:pPr>
-      <w:r>
-        <w:t>}</w:t>
-      </w:r>
-    </w:p>
-    <w:p>
-      <w:pPr>
-        <w:pStyle w:val="Note"/>
-      </w:pPr>
-      <w:r>
-        <w:lastRenderedPageBreak/>
-        <w:t>Note: inside &lt;script setup&gt; there is no this, so this.$router and this.$store are not available. useRouter() and the store’s own use-function are the Composition API equivalents. useRoute() gives you the current route object.</w:t>
-      </w:r>
-    </w:p>
-    <w:p>
-      <w:pPr>
-        <w:pStyle w:val="LabNL"/>
-      </w:pPr>
-      <w:r>
-        <w:t>Add the register route to router/index.js, pointing at Register.vue.</w:t>
-      </w:r>
-    </w:p>
-    <w:p>
-      <w:pPr>
-        <w:pStyle w:val="LabNL"/>
-      </w:pPr>
-      <w:r>
-        <w:t>Test it out by registering and then by logging in.</w:t>
-      </w:r>
-    </w:p>
-    <w:p>
-      <w:pPr>
-        <w:pStyle w:val="LabNL"/>
-      </w:pPr>
-      <w:r>
-        <w:t>Import the auth store and storeToRefs into Home.vue</w:t>
-      </w:r>
-    </w:p>
-    <w:p>
-      <w:pPr>
-        <w:pStyle w:val="LabNLCode"/>
-      </w:pPr>
-      <w:r>
-        <w:t>import { storeToRefs } from 'pinia';</w:t>
-      </w:r>
-    </w:p>
-    <w:p>
-      <w:pPr>
-        <w:pStyle w:val="LabNLCode"/>
-      </w:pPr>
-    </w:p>
-    <w:p>
-      <w:pPr>
-        <w:pStyle w:val="LabNLCode"/>
-      </w:pPr>
-      <w:r>
-        <w:t>import { useAuthStore } from '@/stores/auth';</w:t>
-      </w:r>
-    </w:p>
-    <w:p>
-      <w:pPr>
-        <w:pStyle w:val="LabNLCode"/>
-      </w:pPr>
-    </w:p>
-    <w:p>
-      <w:pPr>
-        <w:pStyle w:val="LabNLCode"/>
-      </w:pPr>
-      <w:r>
-        <w:t>const { isAuthenticated } = storeToRefs(useAuthStore());</w:t>
-      </w:r>
-    </w:p>
-    <w:p>
-      <w:pPr>
-        <w:pStyle w:val="LabNLSub"/>
-      </w:pPr>
-      <w:r>
-        <w:t>The Vuex version used ...mapGetters(['isAuthenticated']) inside a computed option. storeToRefs is the direct replacement, and it works on state as well as getters.</w:t>
-      </w:r>
-    </w:p>
-    <w:p>
-      <w:pPr>
-        <w:pStyle w:val="LabNL"/>
-      </w:pPr>
-      <w:r>
-        <w:t>Use isAuthenticated in Home.vue to conditionally show a logged-in user message in the sidebar.</w:t>
-      </w:r>
-    </w:p>
-    <w:p>
-      <w:pPr>
-        <w:pStyle w:val="LabNLCode"/>
-      </w:pPr>
-      <w:r>
-        <w:t>&lt;p v-if="isAuthenticated"&gt;Welcome, authenticated user&lt;/p&gt;</w:t>
-      </w:r>
-    </w:p>
-    <w:p>
-      <w:pPr>
-        <w:pStyle w:val="Note"/>
-      </w:pPr>
-      <w:r>
-        <w:t>Note: the Vue 2 version of these components displayed errors with a filter — {{ v | error }}. Filters were removed in Vue 3. Use a method, a computed property, or an inline expression instead; Login.vue joins the array of messages inline.</w:t>
-      </w:r>
-    </w:p>
-    <w:p>
-      <w:pPr>
-        <w:pStyle w:val="LabNL"/>
-      </w:pPr>
-      <w:r>
-        <w:t>Challenge: display a logout button instead of the Login and Sign Up buttons when a user is logged in.</w:t>
-      </w:r>
-    </w:p>
-    <w:p>
-      <w:pPr>
-        <w:pStyle w:val="LabNL"/>
-      </w:pPr>
-      <w:r>
-        <w:t>Challenge: call the auth store’s checkAuth() action when the app starts, so a returning user with a valid token is logged straight back in.</w:t>
-      </w:r>
-    </w:p>
-    <w:p/>
-    <w:p>
-      <w:pPr>
-        <w:pStyle w:val="Heading1"/>
-      </w:pPr>
-      <w:bookmarkStart w:id="76" w:name="_Toc241675652"/>
-      <w:r>
-        <w:t>Lab 23: Testing with Vitest</w:t>
-      </w:r>
-      <w:bookmarkEnd w:id="76"/>
-    </w:p>
-    <w:p>
-      <w:r>
-        <w:t>If you run the unit tests in your project now, you’ll see that the test on Home.vue fails. Home.vue now depends on the router and on a Pinia store, and neither exists inside a bare mount(). In this lab, you’ll learn how to provide them.</w:t>
-      </w:r>
-    </w:p>
-    <w:p/>
-    <w:p>
-      <w:pPr>
-        <w:pStyle w:val="LabNL"/>
-      </w:pPr>
-      <w:r>
-        <w:t>Run npm run test and read the failure carefully. The message names the injection that could not be resolved.</w:t>
-      </w:r>
-    </w:p>
-    <w:p>
-      <w:pPr>
-        <w:pStyle w:val="LabNL"/>
-      </w:pPr>
-      <w:r>
-        <w:t>Visit https://test-utils.vuejs.org/guide/ and read about the global.plugins mounting option.</w:t>
-      </w:r>
-    </w:p>
-    <w:p>
-      <w:pPr>
-        <w:pStyle w:val="Note"/>
-      </w:pPr>
-      <w:r>
-        <w:t>Note: Vue Test Utils 1 used createLocalVue() to install plugins without polluting the global Vue. Vue 3 apps are already isolated, so createLocalVue is gone — plugins are passed per-mount through global.plugins.</w:t>
-      </w:r>
-    </w:p>
-    <w:p>
-      <w:pPr>
-        <w:pStyle w:val="LabNL"/>
-      </w:pPr>
-      <w:r>
-        <w:t>Open tests/components/Home.spec.js and create a router for the test.</w:t>
-      </w:r>
-    </w:p>
-    <w:p>
-      <w:pPr>
-        <w:pStyle w:val="LabNLCode"/>
-      </w:pPr>
-      <w:r>
-        <w:lastRenderedPageBreak/>
-        <w:t>import { createRouter, createWebHistory } from 'vue-router';</w:t>
-      </w:r>
-    </w:p>
-    <w:p>
-      <w:pPr>
-        <w:pStyle w:val="LabNLCode"/>
-      </w:pPr>
-    </w:p>
-    <w:p>
-      <w:pPr>
-        <w:pStyle w:val="LabNLCode"/>
-      </w:pPr>
-      <w:r>
-        <w:t>const router = createRouter({</w:t>
-      </w:r>
-    </w:p>
-    <w:p>
-      <w:pPr>
-        <w:pStyle w:val="LabNLCode"/>
-      </w:pPr>
-      <w:r>
-        <w:t xml:space="preserve">  history: createWebHistory(),</w:t>
-      </w:r>
-    </w:p>
-    <w:p>
-      <w:pPr>
-        <w:pStyle w:val="LabNLCode"/>
-      </w:pPr>
-      <w:r>
-        <w:t xml:space="preserve">  routes: [</w:t>
-      </w:r>
-    </w:p>
-    <w:p>
-      <w:pPr>
-        <w:pStyle w:val="LabNLCode"/>
-      </w:pPr>
-      <w:r>
-        <w:t xml:space="preserve">    { name: 'home', path: '/', component: { template: '&lt;div /&gt;' } },</w:t>
-      </w:r>
-    </w:p>
-    <w:p>
-      <w:pPr>
-        <w:pStyle w:val="LabNLCode"/>
-      </w:pPr>
-      <w:r>
-        <w:t xml:space="preserve">  ],</w:t>
-      </w:r>
-    </w:p>
-    <w:p>
-      <w:pPr>
-        <w:pStyle w:val="LabNLCode"/>
-      </w:pPr>
-      <w:r>
-        <w:t>});</w:t>
-      </w:r>
-    </w:p>
-    <w:p>
-      <w:pPr>
-        <w:pStyle w:val="LabNL"/>
-      </w:pPr>
-      <w:r>
-        <w:t>Create a fresh Pinia instance before each test.</w:t>
-      </w:r>
-    </w:p>
-    <w:p>
-      <w:pPr>
-        <w:pStyle w:val="LabNLCode"/>
-      </w:pPr>
-      <w:r>
-        <w:t>import { createPinia, setActivePinia } from 'pinia';</w:t>
-      </w:r>
-    </w:p>
-    <w:p>
-      <w:pPr>
-        <w:pStyle w:val="LabNLCode"/>
-      </w:pPr>
-    </w:p>
-    <w:p>
-      <w:pPr>
-        <w:pStyle w:val="LabNLCode"/>
-      </w:pPr>
-      <w:r>
-        <w:t>let pinia;</w:t>
-      </w:r>
-    </w:p>
-    <w:p>
-      <w:pPr>
-        <w:pStyle w:val="LabNLCode"/>
-      </w:pPr>
-    </w:p>
-    <w:p>
-      <w:pPr>
-        <w:pStyle w:val="LabNLCode"/>
-      </w:pPr>
-      <w:r>
-        <w:t>beforeEach(() =&gt; {</w:t>
-      </w:r>
-    </w:p>
-    <w:p>
-      <w:pPr>
-        <w:pStyle w:val="LabNLCode"/>
-      </w:pPr>
-      <w:r>
-        <w:t xml:space="preserve">  pinia = createPinia();</w:t>
-      </w:r>
-    </w:p>
-    <w:p>
-      <w:pPr>
-        <w:pStyle w:val="LabNLCode"/>
-      </w:pPr>
-      <w:r>
-        <w:t xml:space="preserve">  setActivePinia(pinia);</w:t>
-      </w:r>
-    </w:p>
-    <w:p>
-      <w:pPr>
-        <w:pStyle w:val="LabNLCode"/>
-      </w:pPr>
-      <w:r>
-        <w:t>});</w:t>
-      </w:r>
-    </w:p>
-    <w:p>
-      <w:pPr>
-        <w:pStyle w:val="LabNLSub"/>
-      </w:pPr>
-      <w:r>
-        <w:t>Creating the Pinia instance per test keeps store state from leaking from one test into the next.</w:t>
-      </w:r>
-    </w:p>
-    <w:p>
-      <w:pPr>
-        <w:pStyle w:val="LabNL"/>
-      </w:pPr>
-      <w:r>
-        <w:t>Pass both plugins when you mount the component.</w:t>
-      </w:r>
-    </w:p>
-    <w:p>
-      <w:pPr>
-        <w:pStyle w:val="LabNLCode"/>
-      </w:pPr>
-      <w:r>
-        <w:t>const createWrapper = () =</w:t>
-      </w:r>
-    </w:p>
-    <w:p>
-      <w:pPr>
-        <w:pStyle w:val="LabNLCode"/>
-      </w:pPr>
-      <w:r>
-        <w:t xml:space="preserve">  shallowMount(Home, { global: { plugins: [pinia, router] } });</w:t>
-      </w:r>
-    </w:p>
-    <w:p>
-      <w:pPr>
-        <w:pStyle w:val="LabNLSub"/>
-      </w:pPr>
-      <w:r>
-        <w:t>shallowMount stubs out child components, so GlobalFeed never mounts and no HTTP request is made from the test.</w:t>
-      </w:r>
-    </w:p>
-    <w:p>
-      <w:pPr>
-        <w:pStyle w:val="LabNL"/>
-      </w:pPr>
-      <w:r>
-        <w:t>Run npm run test again and confirm every test passes.</w:t>
-      </w:r>
-    </w:p>
-    <w:p>
-      <w:pPr>
-        <w:pStyle w:val="LabNL"/>
-      </w:pPr>
-      <w:r>
-        <w:t>Challenge: write a test for the auth store itself. A Pinia store can be tested without mounting any component — call useAuthStore() after setActivePinia() and assert on its state.</w:t>
-      </w:r>
-    </w:p>
-    <w:p>
-      <w:pPr>
-        <w:pStyle w:val="LabNL"/>
-      </w:pPr>
-      <w:r>
-        <w:t>Challenge: use vi.mock() to fake the api.service module so the store test never touches the network.</w:t>
-      </w:r>
-    </w:p>
-    <w:p/>
-    <w:p>
-      <w:pPr>
-        <w:pStyle w:val="Heading1"/>
-      </w:pPr>
-      <w:bookmarkStart w:id="77" w:name="_Toc241675653"/>
-      <w:r>
-        <w:t>Lab 24: Transitions and Animations</w:t>
-      </w:r>
-      <w:bookmarkEnd w:id="77"/>
-    </w:p>
-    <w:p>
-      <w:r>
-        <w:t>Vue’s built-in &lt;Transition&gt; component applies CSS classes at each stage of an element entering or leaving the DOM, so you can animate it with plain CSS.</w:t>
-      </w:r>
-    </w:p>
-    <w:p>
-      <w:pPr>
-        <w:pStyle w:val="Note"/>
-      </w:pPr>
-      <w:r>
-        <w:lastRenderedPageBreak/>
-        <w:t>Note: the class names changed in Vue 3. What Vue 2 called v-enter and v-leave-to are now v-enter-from and v-leave-to, and the starting class for a leave transition is v-leave-from. If you copy an example from an old blog post and nothing animates, this is usually why.</w:t>
-      </w:r>
-    </w:p>
-    <w:p>
-      <w:pPr>
-        <w:pStyle w:val="LabNL"/>
-      </w:pPr>
-      <w:r>
-        <w:t>Add a Remove From Feed icon (maybe a trash can) to each article.</w:t>
-      </w:r>
-    </w:p>
-    <w:p>
-      <w:pPr>
-        <w:pStyle w:val="LabNL"/>
-      </w:pPr>
-      <w:r>
-        <w:t>When clicked, it should remove the article from the feed.</w:t>
-      </w:r>
-    </w:p>
-    <w:p>
-      <w:pPr>
-        <w:pStyle w:val="LabNL"/>
-      </w:pPr>
-      <w:r>
-        <w:t>Wrap the list in a &lt;TransitionGroup&gt; and animate articles as they leave.</w:t>
-      </w:r>
-    </w:p>
-    <w:p>
-      <w:pPr>
-        <w:pStyle w:val="LabNLCode"/>
-      </w:pPr>
-      <w:r>
-        <w:t>&lt;TransitionGroup name="article" tag="div"&gt;</w:t>
-      </w:r>
-    </w:p>
-    <w:p>
-      <w:pPr>
-        <w:pStyle w:val="LabNLCode"/>
-      </w:pPr>
-      <w:r>
-        <w:t xml:space="preserve">  &lt;ArticlePreview</w:t>
-      </w:r>
-    </w:p>
-    <w:p>
-      <w:pPr>
-        <w:pStyle w:val="LabNLCode"/>
-      </w:pPr>
-      <w:r>
         <w:t xml:space="preserve">    v-for="(article, index) in filterIt"</w:t>
       </w:r>
     </w:p>
@@ -14473,6 +14666,18 @@
     </w:lvlOverride>
   </w:num>
   <w:num w:numId="38" w16cid:durableId="1396469315">
+    <w:abstractNumId w:val="3"/>
+    <w:lvlOverride w:ilvl="0">
+      <w:startOverride w:val="1"/>
+    </w:lvlOverride>
+  </w:num>
+  <w:num w:numId="39" w16cid:durableId="1181696564">
+    <w:abstractNumId w:val="3"/>
+    <w:lvlOverride w:ilvl="0">
+      <w:startOverride w:val="1"/>
+    </w:lvlOverride>
+  </w:num>
+  <w:num w:numId="40" w16cid:durableId="1900095336">
     <w:abstractNumId w:val="3"/>
     <w:lvlOverride w:ilvl="0">
       <w:startOverride w:val="1"/>

--- a/presentation/Version 2.0/Professional-Vue-v2.0.docx
+++ b/presentation/Version 2.0/Professional-Vue-v2.0.docx
@@ -8934,7 +8934,49 @@
         <w:pStyle w:val="LabNL"/>
       </w:pPr>
       <w:r>
-        <w:t>Install the Vue DevTools browser extension from https://devtools.vuejs.org/guide/installation.</w:t>
+        <w:t xml:space="preserve">Install the </w:t>
+      </w:r>
+      <w:bookmarkStart w:id="73" w:name="OLE_LINK30"/>
+      <w:r>
+        <w:t xml:space="preserve">Vue </w:t>
+      </w:r>
+      <w:proofErr w:type="spellStart"/>
+      <w:r>
+        <w:t>DevTools</w:t>
+      </w:r>
+      <w:proofErr w:type="spellEnd"/>
+      <w:r>
+        <w:t xml:space="preserve"> browser extension</w:t>
+      </w:r>
+      <w:bookmarkEnd w:id="73"/>
+      <w:r>
+        <w:t xml:space="preserve"> from</w:t>
+      </w:r>
+      <w:r>
+        <w:t xml:space="preserve"> </w:t>
+      </w:r>
+      <w:bookmarkStart w:id="74" w:name="OLE_LINK31"/>
+      <w:r>
+        <w:fldChar w:fldCharType="begin"/>
+      </w:r>
+      <w:r>
+        <w:instrText>HYPERLINK "https://devtools.vuejs.org/getting-started/installation"</w:instrText>
+      </w:r>
+      <w:r>
+        <w:fldChar w:fldCharType="separate"/>
+      </w:r>
+      <w:r>
+        <w:rPr>
+          <w:rStyle w:val="Hyperlink"/>
+        </w:rPr>
+        <w:t>https://devtools.vuejs.org/getting-started/installation</w:t>
+      </w:r>
+      <w:bookmarkEnd w:id="74"/>
+      <w:r>
+        <w:fldChar w:fldCharType="end"/>
+      </w:r>
+      <w:r>
+        <w:t>.</w:t>
       </w:r>
     </w:p>
     <w:p>
@@ -8950,8 +8992,13 @@
         <w:pStyle w:val="LabNL"/>
       </w:pPr>
       <w:r>
-        <w:t>Restart your browser, then go to http://localhost:5173.</w:t>
-      </w:r>
+        <w:t xml:space="preserve">Restart your browser, then go to </w:t>
+      </w:r>
+      <w:bookmarkStart w:id="75" w:name="OLE_LINK32"/>
+      <w:r>
+        <w:t>http://localhost:5173.</w:t>
+      </w:r>
+      <w:bookmarkEnd w:id="75"/>
     </w:p>
     <w:p>
       <w:pPr>
@@ -8969,65 +9016,378 @@
         <w:t>Dock the Developer Tools to the right side by clicking the Customize button on the right side of the Developer Tools toolbar and selecting Dock Right.</w:t>
       </w:r>
     </w:p>
+    <w:p>
+      <w:pPr>
+        <w:pStyle w:val="LabNL"/>
+      </w:pPr>
+      <w:r>
+        <w:t>Click Elements. The current HTML and CSS of your document (as it exists in the DOM) will appear.</w:t>
+      </w:r>
+    </w:p>
+    <w:p>
+      <w:pPr>
+        <w:pStyle w:val="LabNL"/>
+      </w:pPr>
+      <w:r>
+        <w:t>Expand the &lt;div id="app"&gt; element and click on one of the elements inside it.</w:t>
+      </w:r>
+    </w:p>
+    <w:p>
+      <w:pPr>
+        <w:pStyle w:val="LabNL"/>
+      </w:pPr>
+      <w:r>
+        <w:t>In the styles pane, add border: 10px solid red; to the element.style object.</w:t>
+      </w:r>
+    </w:p>
+    <w:p>
+      <w:pPr>
+        <w:pStyle w:val="LabNL"/>
+      </w:pPr>
+      <w:r>
+        <w:t>Right-click an h1 element and select Hide element.</w:t>
+      </w:r>
+    </w:p>
+    <w:p>
+      <w:pPr>
+        <w:pStyle w:val="LabNL"/>
+      </w:pPr>
+      <w:r>
+        <w:t>Click the Console tab to open the JavaScript console.</w:t>
+      </w:r>
+    </w:p>
+    <w:p>
+      <w:pPr>
+        <w:pStyle w:val="Note"/>
+      </w:pPr>
+      <w:r>
+        <w:t>You can also open the JavaScript console at any time by pressing Ctrl-Shift-J (Windows) or Command-Option-J (Mac).</w:t>
+      </w:r>
+    </w:p>
+    <w:p>
+      <w:pPr>
+        <w:pStyle w:val="LabNL"/>
+      </w:pPr>
+      <w:r>
+        <w:t>Enter the following into the console, followed by Return (or Enter):</w:t>
+      </w:r>
+    </w:p>
+    <w:p>
+      <w:pPr>
+        <w:pStyle w:val="Code"/>
+      </w:pPr>
+      <w:r>
+        <w:t>document.body.innerHTML = '&lt;h1&gt;Here is some new text!&lt;/h1&gt;';</w:t>
+      </w:r>
+    </w:p>
+    <w:p>
+      <w:r>
+        <w:t>The content of the document’s body element will change to the HTML you just entered.</w:t>
+      </w:r>
+    </w:p>
+    <w:p>
+      <w:pPr>
+        <w:pStyle w:val="LabNL"/>
+      </w:pPr>
+      <w:r>
+        <w:t>Click the Sources tab.</w:t>
+      </w:r>
+    </w:p>
     <w:p/>
     <w:p>
-      <w:pPr>
-        <w:pStyle w:val="LabBullet"/>
+      <w:r>
+        <w:t>The JavaScript debugger will open.</w:t>
+      </w:r>
+    </w:p>
+    <w:p/>
+    <w:p>
+      <w:pPr>
+        <w:pStyle w:val="LabNL"/>
+      </w:pPr>
+      <w:r>
+        <w:t>Vite serves your source files unbundled during development, so you can find src/App.vue and src/components/Header.vue in the file tree exactly as they are on disk. Open one and click a line number to set a breakpoint.</w:t>
+      </w:r>
+    </w:p>
+    <w:p>
+      <w:pPr>
+        <w:pStyle w:val="LabNL"/>
+      </w:pPr>
+      <w:r>
+        <w:t>Refresh the page.</w:t>
+      </w:r>
+    </w:p>
+    <w:p/>
+    <w:p>
+      <w:r>
+        <w:t>Execution of the script will halt prior to the statement running. Examine the different options available and hover over the buttons to find out what they do.</w:t>
+      </w:r>
+    </w:p>
+    <w:p/>
+    <w:p>
+      <w:pPr>
+        <w:pStyle w:val="LabNL"/>
+      </w:pPr>
+      <w:r>
+        <w:lastRenderedPageBreak/>
+        <w:t>Click the Vue tab that the DevTools extension added. Select a component in the tree and inspect its props and state</w:t>
+      </w:r>
+      <w:r>
+        <w:t>.</w:t>
+      </w:r>
+    </w:p>
+    <w:p/>
+    <w:p>
+      <w:pPr>
+        <w:rPr>
+          <w:rFonts w:asciiTheme="majorHAnsi" w:eastAsiaTheme="majorEastAsia" w:hAnsiTheme="majorHAnsi" w:cstheme="majorBidi"/>
+          <w:color w:val="2F5496" w:themeColor="accent1" w:themeShade="BF"/>
+          <w:sz w:val="32"/>
+          <w:szCs w:val="32"/>
+        </w:rPr>
+      </w:pPr>
+      <w:bookmarkStart w:id="76" w:name="_Toc241675640"/>
+      <w:bookmarkEnd w:id="62"/>
+      <w:r>
+        <w:br w:type="page"/>
+      </w:r>
+    </w:p>
+    <w:p>
+      <w:pPr>
+        <w:pStyle w:val="Heading1"/>
+      </w:pPr>
+      <w:r>
+        <w:lastRenderedPageBreak/>
+        <w:t xml:space="preserve">Lab </w:t>
+      </w:r>
+      <w:r>
+        <w:t>1</w:t>
+      </w:r>
+      <w:r>
+        <w:t>1</w:t>
+      </w:r>
+      <w:r>
+        <w:t xml:space="preserve">: </w:t>
+      </w:r>
+      <w:r>
+        <w:t>Static Version</w:t>
+      </w:r>
+      <w:bookmarkEnd w:id="76"/>
+    </w:p>
+    <w:p>
+      <w:r>
+        <w:t xml:space="preserve">The first step in creating a </w:t>
+      </w:r>
+      <w:r>
+        <w:t>Vue</w:t>
+      </w:r>
+      <w:r>
+        <w:t xml:space="preserve"> UI is to create a static version. In this lab, you'll </w:t>
+      </w:r>
+      <w:r>
+        <w:t>continue creating the components that will make up the homepage of the Conduit example application, and you'll learn how to pass data from a parent component to child component and to start using directives to make templates dynamic.</w:t>
+      </w:r>
+    </w:p>
+    <w:p/>
+    <w:p>
+      <w:r>
+        <w:t>The next thing we'll do is to create the list of articles in the center part of the design.</w:t>
+      </w:r>
+    </w:p>
+    <w:p>
+      <w:pPr>
+        <w:pStyle w:val="LabNL"/>
         <w:numPr>
           <w:ilvl w:val="0"/>
-          <w:numId w:val="2"/>
+          <w:numId w:val="41"/>
         </w:numPr>
       </w:pPr>
       <w:r>
-        <w:t>Click Elements. The current HTML and CSS of your document (as it exists in the DOM) will appear.</w:t>
-      </w:r>
-    </w:p>
-    <w:p>
-      <w:pPr>
-        <w:pStyle w:val="LabBullet"/>
-        <w:numPr>
-          <w:ilvl w:val="0"/>
-          <w:numId w:val="2"/>
-        </w:numPr>
-      </w:pPr>
-      <w:r>
-        <w:t>Expand the &lt;div id="app"&gt; element and click on one of the elements inside it.</w:t>
-      </w:r>
-    </w:p>
-    <w:p>
-      <w:pPr>
-        <w:pStyle w:val="LabBullet"/>
-        <w:numPr>
-          <w:ilvl w:val="0"/>
-          <w:numId w:val="2"/>
-        </w:numPr>
-      </w:pPr>
-      <w:r>
-        <w:t>In the styles pane, add border: 10px solid red; to the element.style object.</w:t>
-      </w:r>
-    </w:p>
-    <w:p>
-      <w:pPr>
-        <w:pStyle w:val="LabBullet"/>
-        <w:numPr>
-          <w:ilvl w:val="0"/>
-          <w:numId w:val="2"/>
-        </w:numPr>
-      </w:pPr>
-      <w:r>
-        <w:t>Right-click an h1 element and select Hide element.</w:t>
-      </w:r>
-    </w:p>
-    <w:p>
-      <w:pPr>
-        <w:pStyle w:val="LabBullet"/>
-        <w:numPr>
-          <w:ilvl w:val="0"/>
-          <w:numId w:val="2"/>
-        </w:numPr>
-      </w:pPr>
-      <w:r>
-        <w:t>Click the Console tab to open the JavaScript console.</w:t>
+        <w:t>Make a new component named GlobalFeed. This will contain the list of articles that will display for logged-out users. Use the following:</w:t>
+      </w:r>
+    </w:p>
+    <w:p>
+      <w:pPr>
+        <w:pStyle w:val="LabNLCode"/>
+      </w:pPr>
+      <w:bookmarkStart w:id="77" w:name="OLE_LINK33"/>
+      <w:r>
+        <w:t>&lt;script setup&gt;</w:t>
+      </w:r>
+    </w:p>
+    <w:p>
+      <w:pPr>
+        <w:pStyle w:val="LabNLCode"/>
+      </w:pPr>
+      <w:r>
+        <w:t>import ArticleList from './ArticleList.vue';</w:t>
+      </w:r>
+    </w:p>
+    <w:p>
+      <w:pPr>
+        <w:pStyle w:val="LabNLCode"/>
+      </w:pPr>
+      <w:r>
+        <w:t>&lt;/script&gt;</w:t>
+      </w:r>
+    </w:p>
+    <w:p>
+      <w:pPr>
+        <w:pStyle w:val="LabNLCode"/>
+      </w:pPr>
+    </w:p>
+    <w:p>
+      <w:pPr>
+        <w:pStyle w:val="LabNLCode"/>
+      </w:pPr>
+      <w:r>
+        <w:t>&lt;template&gt;</w:t>
+      </w:r>
+    </w:p>
+    <w:p>
+      <w:pPr>
+        <w:pStyle w:val="LabNLCode"/>
+      </w:pPr>
+      <w:r>
+        <w:t xml:space="preserve">  &lt;div class="home-global"&gt;&lt;ArticleList type="all" /&gt;&lt;/div&gt;</w:t>
+      </w:r>
+    </w:p>
+    <w:p>
+      <w:pPr>
+        <w:pStyle w:val="LabNLCode"/>
+      </w:pPr>
+      <w:r>
+        <w:t>&lt;/template&gt;</w:t>
+      </w:r>
+    </w:p>
+    <w:bookmarkEnd w:id="77"/>
+    <w:p>
+      <w:pPr>
+        <w:pStyle w:val="LabNLSub"/>
+      </w:pPr>
+      <w:r>
+        <w:t>The import both brings ArticleList into scope and registers it for the template. There is no components object to maintain.</w:t>
+      </w:r>
+    </w:p>
+    <w:p>
+      <w:pPr>
+        <w:pStyle w:val="LabNL"/>
+      </w:pPr>
+      <w:r>
+        <w:t>Make a component named ArticleList. This will display a list of article previews. Use this template:</w:t>
+      </w:r>
+    </w:p>
+    <w:p>
+      <w:pPr>
+        <w:pStyle w:val="LabNLCode"/>
+      </w:pPr>
+      <w:bookmarkStart w:id="78" w:name="OLE_LINK34"/>
+      <w:r>
+        <w:t>&lt;template&gt;</w:t>
+      </w:r>
+    </w:p>
+    <w:p>
+      <w:pPr>
+        <w:pStyle w:val="LabNLCode"/>
+      </w:pPr>
+      <w:r>
+        <w:t xml:space="preserve">  &lt;div&gt;</w:t>
+      </w:r>
+    </w:p>
+    <w:p>
+      <w:pPr>
+        <w:pStyle w:val="LabNLCode"/>
+      </w:pPr>
+      <w:r>
+        <w:t xml:space="preserve">    &lt;div v-if="articles.length === 0" class="article-preview"&gt;</w:t>
+      </w:r>
+    </w:p>
+    <w:p>
+      <w:pPr>
+        <w:pStyle w:val="LabNLCode"/>
+      </w:pPr>
+      <w:r>
+        <w:t xml:space="preserve">      No articles are here... yet.</w:t>
+      </w:r>
+    </w:p>
+    <w:p>
+      <w:pPr>
+        <w:pStyle w:val="LabNLCode"/>
+      </w:pPr>
+      <w:r>
+        <w:t xml:space="preserve">    &lt;/div&gt;</w:t>
+      </w:r>
+    </w:p>
+    <w:p>
+      <w:pPr>
+        <w:pStyle w:val="LabNLCode"/>
+      </w:pPr>
+      <w:r>
+        <w:t xml:space="preserve">    &lt;ArticlePreview</w:t>
+      </w:r>
+    </w:p>
+    <w:p>
+      <w:pPr>
+        <w:pStyle w:val="LabNLCode"/>
+      </w:pPr>
+      <w:r>
+        <w:t xml:space="preserve">      v-for="(article, index) in articles"</w:t>
+      </w:r>
+    </w:p>
+    <w:p>
+      <w:pPr>
+        <w:pStyle w:val="LabNLCode"/>
+      </w:pPr>
+      <w:r>
+        <w:t xml:space="preserve">      :key="article.title + index"</w:t>
+      </w:r>
+    </w:p>
+    <w:p>
+      <w:pPr>
+        <w:pStyle w:val="LabNLCode"/>
+      </w:pPr>
+      <w:r>
+        <w:t xml:space="preserve">      :article="article"</w:t>
+      </w:r>
+    </w:p>
+    <w:p>
+      <w:pPr>
+        <w:pStyle w:val="LabNLCode"/>
+      </w:pPr>
+      <w:r>
+        <w:t xml:space="preserve">    /&gt;</w:t>
+      </w:r>
+    </w:p>
+    <w:p>
+      <w:pPr>
+        <w:pStyle w:val="LabNLCode"/>
+      </w:pPr>
+      <w:r>
+        <w:t xml:space="preserve">  &lt;/div&gt;</w:t>
+      </w:r>
+    </w:p>
+    <w:p>
+      <w:pPr>
+        <w:pStyle w:val="LabNLCode"/>
+      </w:pPr>
+      <w:r>
+        <w:t>&lt;/template&gt;</w:t>
+      </w:r>
+    </w:p>
+    <w:bookmarkEnd w:id="78"/>
+    <w:p>
+      <w:pPr>
+        <w:pStyle w:val="LabNLSub"/>
+      </w:pPr>
+      <w:r>
+        <w:t>This template uses the v-if directive to check whether there are any articles to display. It then uses v-for to output an ArticlePreview component for each article.</w:t>
+      </w:r>
+    </w:p>
+    <w:p>
+      <w:pPr>
+        <w:pStyle w:val="LabNLSub"/>
+      </w:pPr>
+      <w:r>
+        <w:t>We pass a prop, article, into each ArticlePreview, and a key so Vue can track list items across re-renders.</w:t>
       </w:r>
     </w:p>
     <w:p>
@@ -9035,577 +9395,299 @@
         <w:pStyle w:val="Note"/>
       </w:pPr>
       <w:r>
-        <w:t>You can also open the JavaScript console at any time by pressing Ctrl-Shift-J (Windows) or Command-Option-J (Mac).</w:t>
-      </w:r>
-    </w:p>
-    <w:p>
-      <w:pPr>
-        <w:pStyle w:val="LabBullet"/>
-        <w:numPr>
-          <w:ilvl w:val="0"/>
-          <w:numId w:val="2"/>
-        </w:numPr>
-      </w:pPr>
-      <w:r>
-        <w:t>Enter the following into the console, followed by Return (or Enter):</w:t>
-      </w:r>
-    </w:p>
-    <w:p>
-      <w:pPr>
-        <w:pStyle w:val="Code"/>
-      </w:pPr>
-      <w:r>
-        <w:t>document.body.innerHTML = '&lt;h1&gt;Here is some new text!&lt;/h1&gt;';</w:t>
-      </w:r>
-    </w:p>
-    <w:p>
-      <w:r>
-        <w:t>The content of the document’s body element will change to the HTML you just entered.</w:t>
-      </w:r>
-    </w:p>
-    <w:p>
-      <w:pPr>
-        <w:pStyle w:val="LabBullet"/>
-        <w:numPr>
-          <w:ilvl w:val="0"/>
-          <w:numId w:val="2"/>
-        </w:numPr>
-      </w:pPr>
-      <w:r>
-        <w:t>Click the Sources tab.</w:t>
+        <w:lastRenderedPageBreak/>
+        <w:t>Note: in Vue 3, :key goes on the element that carries v-for. In Vue 2 you could not use key on a &lt;template v-for&gt;; in Vue 3 that is the required place for it.</w:t>
+      </w:r>
+    </w:p>
+    <w:p>
+      <w:pPr>
+        <w:pStyle w:val="LabNL"/>
+      </w:pPr>
+      <w:r>
+        <w:t>Start the script block by importing the ArticlePreview component (which we’ll create in a moment):</w:t>
+      </w:r>
+    </w:p>
+    <w:p>
+      <w:pPr>
+        <w:pStyle w:val="LabNLCode"/>
+      </w:pPr>
+      <w:bookmarkStart w:id="79" w:name="OLE_LINK35"/>
+      <w:r>
+        <w:t>&lt;script setup&gt;</w:t>
+      </w:r>
+    </w:p>
+    <w:p>
+      <w:pPr>
+        <w:pStyle w:val="LabNLCode"/>
+      </w:pPr>
+      <w:r>
+        <w:t>import ArticlePreview from './ArticlePreview.vue';</w:t>
+      </w:r>
+    </w:p>
+    <w:p>
+      <w:pPr>
+        <w:pStyle w:val="LabNLCode"/>
+      </w:pPr>
+      <w:r>
+        <w:t>&lt;/script&gt;</w:t>
+      </w:r>
+    </w:p>
+    <w:bookmarkEnd w:id="79"/>
+    <w:p>
+      <w:pPr>
+        <w:pStyle w:val="LabNL"/>
+      </w:pPr>
+      <w:r>
+        <w:t>Copy articles.json from the labs/lab11 folder into a subfolder of src named json. This file contains our article data (until we start using a web API in a later lab).</w:t>
+      </w:r>
+    </w:p>
+    <w:p>
+      <w:pPr>
+        <w:pStyle w:val="LabNL"/>
+      </w:pPr>
+      <w:r>
+        <w:t>Import articles.json and ref into ArticleList.</w:t>
+      </w:r>
+    </w:p>
+    <w:p>
+      <w:pPr>
+        <w:pStyle w:val="LabNLCode"/>
+      </w:pPr>
+      <w:bookmarkStart w:id="80" w:name="OLE_LINK36"/>
+      <w:r>
+        <w:t>import { ref } from 'vue';</w:t>
+      </w:r>
+    </w:p>
+    <w:p>
+      <w:pPr>
+        <w:pStyle w:val="LabNLCode"/>
+      </w:pPr>
+      <w:r>
+        <w:t>import articlesJson from '../json/articles.json';</w:t>
+      </w:r>
+    </w:p>
+    <w:bookmarkEnd w:id="80"/>
+    <w:p>
+      <w:pPr>
+        <w:pStyle w:val="LabNL"/>
+      </w:pPr>
+      <w:r>
+        <w:t>Declare the component’s state. ref() is the Composition API replacement for the data() function: it wraps a value in a reactive container.</w:t>
+      </w:r>
+    </w:p>
+    <w:p>
+      <w:pPr>
+        <w:pStyle w:val="LabNLCode"/>
+      </w:pPr>
+      <w:bookmarkStart w:id="81" w:name="OLE_LINK37"/>
+      <w:r>
+        <w:t>const articles = ref(articlesJson);</w:t>
+      </w:r>
+    </w:p>
+    <w:bookmarkEnd w:id="81"/>
+    <w:p>
+      <w:pPr>
+        <w:pStyle w:val="LabNLSub"/>
+      </w:pPr>
+      <w:r>
+        <w:t>Inside &lt;script setup&gt; you read and write a ref through its .value property. In the template, Vue unwraps it for you, which is why the template above says articles.length and not articles.value.length.</w:t>
+      </w:r>
+    </w:p>
+    <w:p>
+      <w:pPr>
+        <w:pStyle w:val="LabNL"/>
+      </w:pPr>
+      <w:r>
+        <w:t>Make a component named ArticlePreview. This will determine how each preview looks and will eventually contain a link to the full article. Use this template:</w:t>
+      </w:r>
+    </w:p>
+    <w:p>
+      <w:pPr>
+        <w:pStyle w:val="LabNLCode"/>
+      </w:pPr>
+      <w:bookmarkStart w:id="82" w:name="OLE_LINK38"/>
+      <w:r>
+        <w:t>&lt;template&gt;</w:t>
+      </w:r>
+    </w:p>
+    <w:p>
+      <w:pPr>
+        <w:pStyle w:val="LabNLCode"/>
+      </w:pPr>
+      <w:r>
+        <w:t xml:space="preserve">  &lt;div class="article-preview"&gt;</w:t>
+      </w:r>
+    </w:p>
+    <w:p>
+      <w:pPr>
+        <w:pStyle w:val="LabNLCode"/>
+      </w:pPr>
+      <w:r>
+        <w:t xml:space="preserve">    &lt;h1 v-text="article.title" /&gt;</w:t>
+      </w:r>
+    </w:p>
+    <w:p>
+      <w:pPr>
+        <w:pStyle w:val="LabNLCode"/>
+      </w:pPr>
+      <w:r>
+        <w:t xml:space="preserve">    &lt;p v-text="article.description" /&gt;</w:t>
+      </w:r>
+    </w:p>
+    <w:p>
+      <w:pPr>
+        <w:pStyle w:val="LabNLCode"/>
+      </w:pPr>
+      <w:r>
+        <w:t xml:space="preserve">    &lt;span&gt;Read more...&lt;/span&gt;</w:t>
+      </w:r>
+    </w:p>
+    <w:p>
+      <w:pPr>
+        <w:pStyle w:val="LabNLCode"/>
+      </w:pPr>
+      <w:r>
+        <w:t xml:space="preserve">  &lt;/div&gt;</w:t>
+      </w:r>
+    </w:p>
+    <w:p>
+      <w:pPr>
+        <w:pStyle w:val="LabNLCode"/>
+      </w:pPr>
+      <w:r>
+        <w:t>&lt;/template&gt;</w:t>
+      </w:r>
+    </w:p>
+    <w:bookmarkEnd w:id="82"/>
+    <w:p>
+      <w:pPr>
+        <w:pStyle w:val="LabNL"/>
+      </w:pPr>
+      <w:r>
+        <w:t>ArticlePreview receives a prop, article, from its parent component. Declare it with the defineProps compiler macro.</w:t>
+      </w:r>
+    </w:p>
+    <w:p>
+      <w:pPr>
+        <w:pStyle w:val="LabNLCode"/>
+      </w:pPr>
+      <w:bookmarkStart w:id="83" w:name="OLE_LINK39"/>
+      <w:r>
+        <w:t>&lt;script setup&gt;</w:t>
+      </w:r>
+    </w:p>
+    <w:p>
+      <w:pPr>
+        <w:pStyle w:val="LabNLCode"/>
+      </w:pPr>
+      <w:r>
+        <w:t>defineProps({</w:t>
+      </w:r>
+    </w:p>
+    <w:p>
+      <w:pPr>
+        <w:pStyle w:val="LabNLCode"/>
+      </w:pPr>
+      <w:r>
+        <w:t xml:space="preserve">  article: { type: Object, required: true },</w:t>
+      </w:r>
+    </w:p>
+    <w:p>
+      <w:pPr>
+        <w:pStyle w:val="LabNLCode"/>
+      </w:pPr>
+      <w:r>
+        <w:t>});</w:t>
+      </w:r>
+    </w:p>
+    <w:p>
+      <w:pPr>
+        <w:pStyle w:val="LabNLCode"/>
+      </w:pPr>
+      <w:r>
+        <w:t>&lt;/script&gt;</w:t>
+      </w:r>
+    </w:p>
+    <w:bookmarkEnd w:id="83"/>
+    <w:p>
+      <w:pPr>
+        <w:pStyle w:val="Note"/>
+      </w:pPr>
+      <w:r>
+        <w:t>Note: defineProps, defineEmits and defineExpose are compiler macros. They are not imported from anywhere and they only work at the top level of &lt;script setup&gt;.</w:t>
+      </w:r>
+    </w:p>
+    <w:p>
+      <w:pPr>
+        <w:pStyle w:val="LabNL"/>
+      </w:pPr>
+      <w:r>
+        <w:lastRenderedPageBreak/>
+        <w:t xml:space="preserve">Import the GlobalFeed component into the </w:t>
+      </w:r>
+      <w:proofErr w:type="spellStart"/>
+      <w:r>
+        <w:t>Home</w:t>
+      </w:r>
+      <w:r>
+        <w:t>Content</w:t>
+      </w:r>
+      <w:proofErr w:type="spellEnd"/>
+      <w:r>
+        <w:t xml:space="preserve"> </w:t>
+      </w:r>
+      <w:proofErr w:type="gramStart"/>
+      <w:r>
+        <w:t>component, and</w:t>
+      </w:r>
+      <w:proofErr w:type="gramEnd"/>
+      <w:r>
+        <w:t xml:space="preserve"> replace the &lt;p&gt;Home Content Placeholder&lt;/p&gt; in its template with &lt;GlobalFeed /&gt;.</w:t>
+      </w:r>
+    </w:p>
+    <w:p>
+      <w:pPr>
+        <w:pStyle w:val="LabNL"/>
+      </w:pPr>
+      <w:r>
+        <w:t>Run npm run dev and preview your application in your browser.</w:t>
+      </w:r>
+    </w:p>
+    <w:p>
+      <w:pPr>
+        <w:pStyle w:val="LabNL"/>
+      </w:pPr>
+      <w:r>
+        <w:t>Create test suites for your new components.</w:t>
       </w:r>
     </w:p>
     <w:p/>
     <w:p>
-      <w:r>
-        <w:t>The JavaScript debugger will open.</w:t>
-      </w:r>
-    </w:p>
-    <w:p/>
-    <w:p>
-      <w:pPr>
-        <w:pStyle w:val="LabBullet"/>
-        <w:numPr>
-          <w:ilvl w:val="0"/>
-          <w:numId w:val="2"/>
-        </w:numPr>
-      </w:pPr>
-      <w:r>
-        <w:t>Vite serves your source files unbundled during development, so you can find src/App.vue and src/components/Header.vue in the file tree exactly as they are on disk. Open one and click a line number to set a breakpoint.</w:t>
-      </w:r>
-    </w:p>
-    <w:p>
-      <w:pPr>
-        <w:pStyle w:val="LabBullet"/>
-        <w:numPr>
-          <w:ilvl w:val="0"/>
-          <w:numId w:val="2"/>
-        </w:numPr>
-      </w:pPr>
-      <w:r>
-        <w:t>Refresh the page.</w:t>
-      </w:r>
-    </w:p>
-    <w:p/>
-    <w:p>
-      <w:r>
-        <w:t>Execution of the script will halt prior to the statement running. Examine the different options available and hover over the buttons to find out what they do.</w:t>
-      </w:r>
-    </w:p>
-    <w:p/>
-    <w:p>
-      <w:pPr>
-        <w:pStyle w:val="LabBullet"/>
-        <w:numPr>
-          <w:ilvl w:val="0"/>
-          <w:numId w:val="2"/>
-        </w:numPr>
+      <w:pPr>
+        <w:rPr>
+          <w:rFonts w:asciiTheme="majorHAnsi" w:eastAsiaTheme="majorEastAsia" w:hAnsiTheme="majorHAnsi" w:cstheme="majorBidi"/>
+          <w:color w:val="2F5496" w:themeColor="accent1" w:themeShade="BF"/>
+          <w:sz w:val="32"/>
+          <w:szCs w:val="32"/>
+        </w:rPr>
+      </w:pPr>
+      <w:bookmarkStart w:id="84" w:name="_Toc241675641"/>
+      <w:r>
+        <w:br w:type="page"/>
+      </w:r>
+    </w:p>
+    <w:p>
+      <w:pPr>
+        <w:pStyle w:val="Heading1"/>
       </w:pPr>
       <w:r>
         <w:lastRenderedPageBreak/>
-        <w:t>Click the Vue tab that the DevTools extension added. Select a component in the tree and inspect its props and state in the right-hand pane.</w:t>
-      </w:r>
-    </w:p>
-    <w:p/>
-    <w:p>
-      <w:pPr>
-        <w:pStyle w:val="Heading1"/>
-      </w:pPr>
-      <w:bookmarkStart w:id="73" w:name="_Toc241675640"/>
-      <w:bookmarkEnd w:id="62"/>
-      <w:r>
         <w:t xml:space="preserve">Lab </w:t>
       </w:r>
       <w:r>
         <w:t>1</w:t>
       </w:r>
       <w:r>
-        <w:t>1</w:t>
-      </w:r>
-      <w:r>
-        <w:t xml:space="preserve">: </w:t>
-      </w:r>
-      <w:r>
-        <w:t>Static Version</w:t>
-      </w:r>
-      <w:bookmarkEnd w:id="73"/>
-    </w:p>
-    <w:p>
-      <w:r>
-        <w:t xml:space="preserve">The first step in creating a </w:t>
-      </w:r>
-      <w:r>
-        <w:t>Vue</w:t>
-      </w:r>
-      <w:r>
-        <w:t xml:space="preserve"> UI is to create a static version. In this lab, you'll </w:t>
-      </w:r>
-      <w:r>
-        <w:t>continue creating the components that will make up the homepage of the Conduit example application, and you'll learn how to pass data from a parent component to child component and to start using directives to make templates dynamic.</w:t>
-      </w:r>
-    </w:p>
-    <w:p/>
-    <w:p>
-      <w:r>
-        <w:t>The next thing we'll do is to create the list of articles in the center part of the design.</w:t>
-      </w:r>
-    </w:p>
-    <w:p>
-      <w:pPr>
-        <w:pStyle w:val="LabNL"/>
-      </w:pPr>
-      <w:r>
-        <w:t>Make a new component named GlobalFeed. This will contain the list of articles that will display for logged-out users. Use the following:</w:t>
-      </w:r>
-    </w:p>
-    <w:p>
-      <w:pPr>
-        <w:pStyle w:val="LabNLCode"/>
-      </w:pPr>
-      <w:r>
-        <w:t>&lt;script setup&gt;</w:t>
-      </w:r>
-    </w:p>
-    <w:p>
-      <w:pPr>
-        <w:pStyle w:val="LabNLCode"/>
-      </w:pPr>
-      <w:r>
-        <w:t>import ArticleList from './ArticleList.vue';</w:t>
-      </w:r>
-    </w:p>
-    <w:p>
-      <w:pPr>
-        <w:pStyle w:val="LabNLCode"/>
-      </w:pPr>
-      <w:r>
-        <w:t>&lt;/script&gt;</w:t>
-      </w:r>
-    </w:p>
-    <w:p>
-      <w:pPr>
-        <w:pStyle w:val="LabNLCode"/>
-      </w:pPr>
-    </w:p>
-    <w:p>
-      <w:pPr>
-        <w:pStyle w:val="LabNLCode"/>
-      </w:pPr>
-      <w:r>
-        <w:t>&lt;template&gt;</w:t>
-      </w:r>
-    </w:p>
-    <w:p>
-      <w:pPr>
-        <w:pStyle w:val="LabNLCode"/>
-      </w:pPr>
-      <w:r>
-        <w:t xml:space="preserve">  &lt;div class="home-global"&gt;&lt;ArticleList type="all" /&gt;&lt;/div&gt;</w:t>
-      </w:r>
-    </w:p>
-    <w:p>
-      <w:pPr>
-        <w:pStyle w:val="LabNLCode"/>
-      </w:pPr>
-      <w:r>
-        <w:t>&lt;/template&gt;</w:t>
-      </w:r>
-    </w:p>
-    <w:p>
-      <w:pPr>
-        <w:pStyle w:val="LabNLSub"/>
-      </w:pPr>
-      <w:r>
-        <w:t>The import both brings ArticleList into scope and registers it for the template. There is no components object to maintain.</w:t>
-      </w:r>
-    </w:p>
-    <w:p>
-      <w:pPr>
-        <w:pStyle w:val="LabNL"/>
-      </w:pPr>
-      <w:r>
-        <w:t>Make a component named ArticleList. This will display a list of article previews. Use this template:</w:t>
-      </w:r>
-    </w:p>
-    <w:p>
-      <w:pPr>
-        <w:pStyle w:val="LabNLCode"/>
-      </w:pPr>
-      <w:r>
-        <w:t>&lt;template&gt;</w:t>
-      </w:r>
-    </w:p>
-    <w:p>
-      <w:pPr>
-        <w:pStyle w:val="LabNLCode"/>
-      </w:pPr>
-      <w:r>
-        <w:t xml:space="preserve">  &lt;div&gt;</w:t>
-      </w:r>
-    </w:p>
-    <w:p>
-      <w:pPr>
-        <w:pStyle w:val="LabNLCode"/>
-      </w:pPr>
-      <w:r>
-        <w:t xml:space="preserve">    &lt;div v-if="articles.length === 0" class="article-preview"&gt;</w:t>
-      </w:r>
-    </w:p>
-    <w:p>
-      <w:pPr>
-        <w:pStyle w:val="LabNLCode"/>
-      </w:pPr>
-      <w:r>
-        <w:t xml:space="preserve">      No articles are here... yet.</w:t>
-      </w:r>
-    </w:p>
-    <w:p>
-      <w:pPr>
-        <w:pStyle w:val="LabNLCode"/>
-      </w:pPr>
-      <w:r>
-        <w:t xml:space="preserve">    &lt;/div&gt;</w:t>
-      </w:r>
-    </w:p>
-    <w:p>
-      <w:pPr>
-        <w:pStyle w:val="LabNLCode"/>
-      </w:pPr>
-      <w:r>
-        <w:t xml:space="preserve">    &lt;ArticlePreview</w:t>
-      </w:r>
-    </w:p>
-    <w:p>
-      <w:pPr>
-        <w:pStyle w:val="LabNLCode"/>
-      </w:pPr>
-      <w:r>
-        <w:t xml:space="preserve">      v-for="(article, index) in articles"</w:t>
-      </w:r>
-    </w:p>
-    <w:p>
-      <w:pPr>
-        <w:pStyle w:val="LabNLCode"/>
-      </w:pPr>
-      <w:r>
-        <w:t xml:space="preserve">      :key="article.title + index"</w:t>
-      </w:r>
-    </w:p>
-    <w:p>
-      <w:pPr>
-        <w:pStyle w:val="LabNLCode"/>
-      </w:pPr>
-      <w:r>
-        <w:t xml:space="preserve">      :article="article"</w:t>
-      </w:r>
-    </w:p>
-    <w:p>
-      <w:pPr>
-        <w:pStyle w:val="LabNLCode"/>
-      </w:pPr>
-      <w:r>
-        <w:t xml:space="preserve">    /&gt;</w:t>
-      </w:r>
-    </w:p>
-    <w:p>
-      <w:pPr>
-        <w:pStyle w:val="LabNLCode"/>
-      </w:pPr>
-      <w:r>
-        <w:t xml:space="preserve">  &lt;/div&gt;</w:t>
-      </w:r>
-    </w:p>
-    <w:p>
-      <w:pPr>
-        <w:pStyle w:val="LabNLCode"/>
-      </w:pPr>
-      <w:r>
-        <w:t>&lt;/template&gt;</w:t>
-      </w:r>
-    </w:p>
-    <w:p>
-      <w:pPr>
-        <w:pStyle w:val="LabNLSub"/>
-      </w:pPr>
-      <w:r>
-        <w:lastRenderedPageBreak/>
-        <w:t>This template uses the v-if directive to check whether there are any articles to display. It then uses v-for to output an ArticlePreview component for each article.</w:t>
-      </w:r>
-    </w:p>
-    <w:p>
-      <w:pPr>
-        <w:pStyle w:val="LabNLSub"/>
-      </w:pPr>
-      <w:r>
-        <w:t>We pass a prop, article, into each ArticlePreview, and a key so Vue can track list items across re-renders.</w:t>
-      </w:r>
-    </w:p>
-    <w:p>
-      <w:pPr>
-        <w:pStyle w:val="Note"/>
-      </w:pPr>
-      <w:r>
-        <w:t>Note: in Vue 3, :key goes on the element that carries v-for. In Vue 2 you could not use key on a &lt;template v-for&gt;; in Vue 3 that is the required place for it.</w:t>
-      </w:r>
-    </w:p>
-    <w:p>
-      <w:pPr>
-        <w:pStyle w:val="LabNL"/>
-      </w:pPr>
-      <w:r>
-        <w:t>Start the script block by importing the ArticlePreview component (which we’ll create in a moment):</w:t>
-      </w:r>
-    </w:p>
-    <w:p>
-      <w:pPr>
-        <w:pStyle w:val="LabNLCode"/>
-      </w:pPr>
-      <w:r>
-        <w:t>&lt;script setup&gt;</w:t>
-      </w:r>
-    </w:p>
-    <w:p>
-      <w:pPr>
-        <w:pStyle w:val="LabNLCode"/>
-      </w:pPr>
-      <w:r>
-        <w:t>import ArticlePreview from './ArticlePreview.vue';</w:t>
-      </w:r>
-    </w:p>
-    <w:p>
-      <w:pPr>
-        <w:pStyle w:val="LabNLCode"/>
-      </w:pPr>
-      <w:r>
-        <w:t>&lt;/script&gt;</w:t>
-      </w:r>
-    </w:p>
-    <w:p>
-      <w:pPr>
-        <w:pStyle w:val="LabNL"/>
-      </w:pPr>
-      <w:r>
-        <w:t>Copy articles.json from the labs/lab11 folder into a subfolder of src named json. This file contains our article data (until we start using a web API in a later lab).</w:t>
-      </w:r>
-    </w:p>
-    <w:p>
-      <w:pPr>
-        <w:pStyle w:val="LabNL"/>
-      </w:pPr>
-      <w:r>
-        <w:t>Import articles.json and ref into ArticleList.</w:t>
-      </w:r>
-    </w:p>
-    <w:p>
-      <w:pPr>
-        <w:pStyle w:val="LabNLCode"/>
-      </w:pPr>
-      <w:r>
-        <w:t>import { ref } from 'vue';</w:t>
-      </w:r>
-    </w:p>
-    <w:p>
-      <w:pPr>
-        <w:pStyle w:val="LabNLCode"/>
-      </w:pPr>
-      <w:r>
-        <w:t>import articlesJson from '../json/articles.json';</w:t>
-      </w:r>
-    </w:p>
-    <w:p>
-      <w:pPr>
-        <w:pStyle w:val="LabNL"/>
-      </w:pPr>
-      <w:r>
-        <w:t>Declare the component’s state. ref() is the Composition API replacement for the data() function: it wraps a value in a reactive container.</w:t>
-      </w:r>
-    </w:p>
-    <w:p>
-      <w:pPr>
-        <w:pStyle w:val="LabNLCode"/>
-      </w:pPr>
-      <w:r>
-        <w:t>const articles = ref(articlesJson);</w:t>
-      </w:r>
-    </w:p>
-    <w:p>
-      <w:pPr>
-        <w:pStyle w:val="LabNLSub"/>
-      </w:pPr>
-      <w:r>
-        <w:t>Inside &lt;script setup&gt; you read and write a ref through its .value property. In the template, Vue unwraps it for you, which is why the template above says articles.length and not articles.value.length.</w:t>
-      </w:r>
-    </w:p>
-    <w:p>
-      <w:pPr>
-        <w:pStyle w:val="LabNL"/>
-      </w:pPr>
-      <w:r>
-        <w:t>Make a component named ArticlePreview. This will determine how each preview looks and will eventually contain a link to the full article. Use this template:</w:t>
-      </w:r>
-    </w:p>
-    <w:p>
-      <w:pPr>
-        <w:pStyle w:val="LabNLCode"/>
-      </w:pPr>
-      <w:r>
-        <w:t>&lt;template&gt;</w:t>
-      </w:r>
-    </w:p>
-    <w:p>
-      <w:pPr>
-        <w:pStyle w:val="LabNLCode"/>
-      </w:pPr>
-      <w:r>
-        <w:t xml:space="preserve">  &lt;div class="article-preview"&gt;</w:t>
-      </w:r>
-    </w:p>
-    <w:p>
-      <w:pPr>
-        <w:pStyle w:val="LabNLCode"/>
-      </w:pPr>
-      <w:r>
-        <w:t xml:space="preserve">    &lt;h1 v-text="article.title" /&gt;</w:t>
-      </w:r>
-    </w:p>
-    <w:p>
-      <w:pPr>
-        <w:pStyle w:val="LabNLCode"/>
-      </w:pPr>
-      <w:r>
-        <w:t xml:space="preserve">    &lt;p v-text="article.description" /&gt;</w:t>
-      </w:r>
-    </w:p>
-    <w:p>
-      <w:pPr>
-        <w:pStyle w:val="LabNLCode"/>
-      </w:pPr>
-      <w:r>
-        <w:t xml:space="preserve">    &lt;span&gt;Read more...&lt;/span&gt;</w:t>
-      </w:r>
-    </w:p>
-    <w:p>
-      <w:pPr>
-        <w:pStyle w:val="LabNLCode"/>
-      </w:pPr>
-      <w:r>
-        <w:t xml:space="preserve">  &lt;/div&gt;</w:t>
-      </w:r>
-    </w:p>
-    <w:p>
-      <w:pPr>
-        <w:pStyle w:val="LabNLCode"/>
-      </w:pPr>
-      <w:r>
-        <w:t>&lt;/template&gt;</w:t>
-      </w:r>
-    </w:p>
-    <w:p>
-      <w:pPr>
-        <w:pStyle w:val="LabNL"/>
-      </w:pPr>
-      <w:r>
-        <w:t>ArticlePreview receives a prop, article, from its parent component. Declare it with the defineProps compiler macro.</w:t>
-      </w:r>
-    </w:p>
-    <w:p>
-      <w:pPr>
-        <w:pStyle w:val="LabNLCode"/>
-      </w:pPr>
-      <w:r>
-        <w:t>&lt;script setup&gt;</w:t>
-      </w:r>
-    </w:p>
-    <w:p>
-      <w:pPr>
-        <w:pStyle w:val="LabNLCode"/>
-      </w:pPr>
-      <w:r>
-        <w:t>defineProps({</w:t>
-      </w:r>
-    </w:p>
-    <w:p>
-      <w:pPr>
-        <w:pStyle w:val="LabNLCode"/>
-      </w:pPr>
-      <w:r>
-        <w:t xml:space="preserve">  article: { type: Object, required: true },</w:t>
-      </w:r>
-    </w:p>
-    <w:p>
-      <w:pPr>
-        <w:pStyle w:val="LabNLCode"/>
-      </w:pPr>
-      <w:r>
-        <w:t>});</w:t>
-      </w:r>
-    </w:p>
-    <w:p>
-      <w:pPr>
-        <w:pStyle w:val="LabNLCode"/>
-      </w:pPr>
-      <w:r>
-        <w:lastRenderedPageBreak/>
-        <w:t>&lt;/script&gt;</w:t>
-      </w:r>
-    </w:p>
-    <w:p>
-      <w:pPr>
-        <w:pStyle w:val="Note"/>
-      </w:pPr>
-      <w:r>
-        <w:t>Note: defineProps, defineEmits and defineExpose are compiler macros. They are not imported from anywhere and they only work at the top level of &lt;script setup&gt;.</w:t>
-      </w:r>
-    </w:p>
-    <w:p>
-      <w:pPr>
-        <w:pStyle w:val="LabNL"/>
-      </w:pPr>
-      <w:r>
-        <w:t>Import the GlobalFeed component into the Home component, and replace the &lt;p&gt;Home Content Placeholder&lt;/p&gt; in its template with &lt;GlobalFeed /&gt;.</w:t>
-      </w:r>
-    </w:p>
-    <w:p>
-      <w:pPr>
-        <w:pStyle w:val="LabNL"/>
-      </w:pPr>
-      <w:r>
-        <w:t>Run npm run dev and preview your application in your browser.</w:t>
-      </w:r>
-    </w:p>
-    <w:p/>
-    <w:p>
-      <w:pPr>
-        <w:pStyle w:val="Heading1"/>
-      </w:pPr>
-      <w:bookmarkStart w:id="74" w:name="_Toc241675641"/>
-      <w:r>
-        <w:t xml:space="preserve">Lab </w:t>
-      </w:r>
-      <w:r>
-        <w:t>1</w:t>
-      </w:r>
-      <w:r>
         <w:t>2</w:t>
       </w:r>
       <w:r>
@@ -9614,7 +9696,7 @@
       <w:r>
         <w:t>Vue Components</w:t>
       </w:r>
-      <w:bookmarkEnd w:id="74"/>
+      <w:bookmarkEnd w:id="84"/>
     </w:p>
     <w:p>
       <w:r>
@@ -9872,7 +9954,6 @@
         <w:pStyle w:val="LabNLCode"/>
       </w:pPr>
       <w:r>
-        <w:lastRenderedPageBreak/>
         <w:t xml:space="preserve">  text-align: center;</w:t>
       </w:r>
     </w:p>
@@ -9941,6 +10022,7 @@
         <w:pStyle w:val="LabNLCode"/>
       </w:pPr>
       <w:r>
+        <w:lastRenderedPageBreak/>
         <w:t xml:space="preserve">  border-radius: 4px;</w:t>
       </w:r>
     </w:p>
@@ -10069,7 +10151,6 @@
         <w:rPr>
           <w:noProof/>
         </w:rPr>
-        <w:lastRenderedPageBreak/>
         <w:drawing>
           <wp:inline distT="0" distB="0" distL="0" distR="0" wp14:anchorId="589FE3FD" wp14:editId="47B1618C">
             <wp:extent cx="5943600" cy="4003675"/>
@@ -10118,11 +10199,11 @@
       <w:pPr>
         <w:pStyle w:val="Heading1"/>
       </w:pPr>
-      <w:bookmarkStart w:id="75" w:name="_Toc241675642"/>
+      <w:bookmarkStart w:id="85" w:name="_Toc241675642"/>
       <w:r>
         <w:t>Lab 13: Computed Properties</w:t>
       </w:r>
-      <w:bookmarkEnd w:id="75"/>
+      <w:bookmarkEnd w:id="85"/>
     </w:p>
     <w:p>
       <w:r>
@@ -10135,6 +10216,7 @@
         <w:pStyle w:val="LabNL"/>
       </w:pPr>
       <w:r>
+        <w:lastRenderedPageBreak/>
         <w:t>Open the ArticlePreview component in your code editor.</w:t>
       </w:r>
     </w:p>
@@ -10212,32 +10294,229 @@
         <w:pStyle w:val="LabNLSub"/>
       </w:pPr>
       <w:r>
+        <w:t>computed() returns a read-only ref. Like a computed option in the Options API it is cached, and only re-evaluates when one of the reactive values it read has changed.</w:t>
+      </w:r>
+    </w:p>
+    <w:p>
+      <w:pPr>
+        <w:pStyle w:val="LabNL"/>
+      </w:pPr>
+      <w:r>
+        <w:t>Use the v-bind shorthand in the ArticlePreview template to link the "Read more..." text to the article slug.</w:t>
+      </w:r>
+    </w:p>
+    <w:p>
+      <w:pPr>
+        <w:pStyle w:val="LabNLCode"/>
+      </w:pPr>
+      <w:r>
+        <w:t>&lt;span&gt;&lt;a :href="articleLink.slug"&gt;Read more...&lt;/a&gt;&lt;/span&gt;</w:t>
+      </w:r>
+    </w:p>
+    <w:p>
+      <w:pPr>
+        <w:pStyle w:val="LabNL"/>
+      </w:pPr>
+      <w:r>
+        <w:t>Challenge: add a second computed property that formats the article’s createdAt date for display.</w:t>
+      </w:r>
+    </w:p>
+    <w:p/>
+    <w:p>
+      <w:pPr>
+        <w:pStyle w:val="Heading1"/>
+      </w:pPr>
+      <w:bookmarkStart w:id="86" w:name="_Toc241675643"/>
+      <w:r>
+        <w:t>Lab 14: Methods and State</w:t>
+      </w:r>
+      <w:bookmarkEnd w:id="86"/>
+    </w:p>
+    <w:p>
+      <w:r>
+        <w:t>In this lab, you’ll create a "favorite" button associated with each article preview, which can be toggled on and off. The state of the button is held in a ref, and it is changed by a plain function.</w:t>
+      </w:r>
+    </w:p>
+    <w:p>
+      <w:pPr>
+        <w:pStyle w:val="LabNL"/>
+      </w:pPr>
+      <w:r>
+        <w:t>Import ref into ArticlePreview and declare a boolean named favorited.</w:t>
+      </w:r>
+    </w:p>
+    <w:p>
+      <w:pPr>
+        <w:pStyle w:val="LabNLCode"/>
+      </w:pPr>
+      <w:r>
+        <w:t>import { ref } from 'vue';</w:t>
+      </w:r>
+    </w:p>
+    <w:p>
+      <w:pPr>
+        <w:pStyle w:val="LabNLCode"/>
+      </w:pPr>
+    </w:p>
+    <w:p>
+      <w:pPr>
+        <w:pStyle w:val="LabNLCode"/>
+      </w:pPr>
+      <w:r>
+        <w:t>const favorited = ref(false);</w:t>
+      </w:r>
+    </w:p>
+    <w:p>
+      <w:pPr>
+        <w:pStyle w:val="LabNLSub"/>
+      </w:pPr>
+      <w:r>
+        <w:t>A ref declared inside a component is created fresh for every instance of that component, so each article preview gets its own favorited value. This is what the data() function guaranteed under the Options API.</w:t>
+      </w:r>
+    </w:p>
+    <w:p>
+      <w:pPr>
+        <w:pStyle w:val="LabNL"/>
+      </w:pPr>
+      <w:r>
+        <w:t>Create a function inside ArticlePreview named toggleFavorite() that flips the value of favorited. Remember the .value.</w:t>
+      </w:r>
+    </w:p>
+    <w:p>
+      <w:pPr>
+        <w:pStyle w:val="LabNLCode"/>
+      </w:pPr>
+      <w:r>
+        <w:t>function toggleFavorite() {</w:t>
+      </w:r>
+    </w:p>
+    <w:p>
+      <w:pPr>
+        <w:pStyle w:val="LabNLCode"/>
+      </w:pPr>
+      <w:r>
+        <w:t xml:space="preserve">  favorited.value = !favorited.value;</w:t>
+      </w:r>
+    </w:p>
+    <w:p>
+      <w:pPr>
+        <w:pStyle w:val="LabNLCode"/>
+      </w:pPr>
+      <w:r>
         <w:lastRenderedPageBreak/>
-        <w:t>computed() returns a read-only ref. Like a computed option in the Options API it is cached, and only re-evaluates when one of the reactive values it read has changed.</w:t>
-      </w:r>
-    </w:p>
-    <w:p>
-      <w:pPr>
-        <w:pStyle w:val="LabNL"/>
-      </w:pPr>
-      <w:r>
-        <w:t>Use the v-bind shorthand in the ArticlePreview template to link the "Read more..." text to the article slug.</w:t>
-      </w:r>
-    </w:p>
-    <w:p>
-      <w:pPr>
-        <w:pStyle w:val="LabNLCode"/>
-      </w:pPr>
-      <w:r>
-        <w:t>&lt;span&gt;&lt;a :href="articleLink.slug"&gt;Read more...&lt;/a&gt;&lt;/span&gt;</w:t>
-      </w:r>
-    </w:p>
-    <w:p>
-      <w:pPr>
-        <w:pStyle w:val="LabNL"/>
-      </w:pPr>
-      <w:r>
-        <w:t>Challenge: add a second computed property that formats the article’s createdAt date for display.</w:t>
+        <w:t>}</w:t>
+      </w:r>
+    </w:p>
+    <w:p>
+      <w:pPr>
+        <w:pStyle w:val="LabNLSub"/>
+      </w:pPr>
+      <w:r>
+        <w:t>There is no methods object. Any function declared at the top level of &lt;script setup&gt; is available to the template.</w:t>
+      </w:r>
+    </w:p>
+    <w:p>
+      <w:pPr>
+        <w:pStyle w:val="LabNL"/>
+      </w:pPr>
+      <w:r>
+        <w:t>Make a button inside the ArticlePreview template that calls toggleFavorite() when it’s clicked and updates its colour, text, or icon based on the value of favorited.</w:t>
+      </w:r>
+    </w:p>
+    <w:p>
+      <w:pPr>
+        <w:pStyle w:val="LabNLCode"/>
+      </w:pPr>
+      <w:r>
+        <w:t>&lt;button</w:t>
+      </w:r>
+    </w:p>
+    <w:p>
+      <w:pPr>
+        <w:pStyle w:val="LabNLCode"/>
+      </w:pPr>
+      <w:r>
+        <w:t xml:space="preserve">  class="btn btn-sm float-end"</w:t>
+      </w:r>
+    </w:p>
+    <w:p>
+      <w:pPr>
+        <w:pStyle w:val="LabNLCode"/>
+      </w:pPr>
+      <w:r>
+        <w:t xml:space="preserve">  :class="{</w:t>
+      </w:r>
+    </w:p>
+    <w:p>
+      <w:pPr>
+        <w:pStyle w:val="LabNLCode"/>
+      </w:pPr>
+      <w:r>
+        <w:t xml:space="preserve">    'btn-primary': favorited,</w:t>
+      </w:r>
+    </w:p>
+    <w:p>
+      <w:pPr>
+        <w:pStyle w:val="LabNLCode"/>
+      </w:pPr>
+      <w:r>
+        <w:t xml:space="preserve">    'btn-outline-primary': !favorited,</w:t>
+      </w:r>
+    </w:p>
+    <w:p>
+      <w:pPr>
+        <w:pStyle w:val="LabNLCode"/>
+      </w:pPr>
+      <w:r>
+        <w:t xml:space="preserve">  }"</w:t>
+      </w:r>
+    </w:p>
+    <w:p>
+      <w:pPr>
+        <w:pStyle w:val="LabNLCode"/>
+      </w:pPr>
+      <w:r>
+        <w:t xml:space="preserve">  @click="toggleFavorite"</w:t>
+      </w:r>
+    </w:p>
+    <w:p>
+      <w:pPr>
+        <w:pStyle w:val="LabNLCode"/>
+      </w:pPr>
+      <w:r>
+        <w:t>&gt;</w:t>
+      </w:r>
+    </w:p>
+    <w:p>
+      <w:pPr>
+        <w:pStyle w:val="LabNLCode"/>
+      </w:pPr>
+      <w:r>
+        <w:t xml:space="preserve">  &lt;i class="ion-heart"&gt;&lt;/i&gt;</w:t>
+      </w:r>
+    </w:p>
+    <w:p>
+      <w:pPr>
+        <w:pStyle w:val="LabNLCode"/>
+      </w:pPr>
+      <w:r>
+        <w:t>&lt;/button&gt;</w:t>
+      </w:r>
+    </w:p>
+    <w:p>
+      <w:pPr>
+        <w:pStyle w:val="Note"/>
+      </w:pPr>
+      <w:r>
+        <w:t>Note: float-end is the Bootstrap 5 name for what Bootstrap 4 called float-right. The same rename applies to text-start / text-end.</w:t>
+      </w:r>
+    </w:p>
+    <w:p>
+      <w:pPr>
+        <w:pStyle w:val="LabNL"/>
+      </w:pPr>
+      <w:r>
+        <w:t>Challenge: add a favoritesCount ref and display it on the button, so it tracks how many times the button for an article has been clicked.</w:t>
       </w:r>
     </w:p>
     <w:p/>
@@ -10245,44 +10524,129 @@
       <w:pPr>
         <w:pStyle w:val="Heading1"/>
       </w:pPr>
-      <w:bookmarkStart w:id="76" w:name="_Toc241675643"/>
-      <w:r>
-        <w:t>Lab 14: Methods and State</w:t>
-      </w:r>
-      <w:bookmarkEnd w:id="76"/>
-    </w:p>
-    <w:p>
-      <w:r>
-        <w:t>In this lab, you’ll create a "favorite" button associated with each article preview, which can be toggled on and off. The state of the button is held in a ref, and it is changed by a plain function.</w:t>
-      </w:r>
-    </w:p>
-    <w:p>
-      <w:pPr>
-        <w:pStyle w:val="LabNL"/>
-      </w:pPr>
-      <w:r>
-        <w:t>Import ref into ArticlePreview and declare a boolean named favorited.</w:t>
-      </w:r>
-    </w:p>
-    <w:p>
-      <w:pPr>
-        <w:pStyle w:val="LabNLCode"/>
-      </w:pPr>
-      <w:r>
-        <w:t>import { ref } from 'vue';</w:t>
-      </w:r>
-    </w:p>
-    <w:p>
-      <w:pPr>
-        <w:pStyle w:val="LabNLCode"/>
-      </w:pPr>
-    </w:p>
-    <w:p>
-      <w:pPr>
-        <w:pStyle w:val="LabNLCode"/>
-      </w:pPr>
-      <w:r>
-        <w:t>const favorited = ref(false);</w:t>
+      <w:bookmarkStart w:id="87" w:name="_Toc241675644"/>
+      <w:r>
+        <w:t>Lab 15: Events</w:t>
+      </w:r>
+      <w:bookmarkEnd w:id="87"/>
+    </w:p>
+    <w:p>
+      <w:r>
+        <w:t>In this lab, you’ll add a font-size control to the ArticleList component that controls the font size of all the article preview instances.</w:t>
+      </w:r>
+    </w:p>
+    <w:p/>
+    <w:p>
+      <w:pPr>
+        <w:pStyle w:val="LabNL"/>
+      </w:pPr>
+      <w:r>
+        <w:t>Add a ref to the ArticleList component called articleFontSize with a value of 1.</w:t>
+      </w:r>
+    </w:p>
+    <w:p>
+      <w:pPr>
+        <w:pStyle w:val="LabNLCode"/>
+      </w:pPr>
+      <w:r>
+        <w:t>const articleFontSize = ref(1);</w:t>
+      </w:r>
+    </w:p>
+    <w:p>
+      <w:pPr>
+        <w:pStyle w:val="LabNL"/>
+      </w:pPr>
+      <w:r>
+        <w:t>Pass the value of articleFontSize into the ArticlePreview component by binding the style attribute:</w:t>
+      </w:r>
+    </w:p>
+    <w:p>
+      <w:pPr>
+        <w:pStyle w:val="LabNLCode"/>
+      </w:pPr>
+      <w:r>
+        <w:t>&lt;ArticlePreview</w:t>
+      </w:r>
+    </w:p>
+    <w:p>
+      <w:pPr>
+        <w:pStyle w:val="LabNLCode"/>
+      </w:pPr>
+      <w:r>
+        <w:t xml:space="preserve">  :style="{ fontSize: articleFontSize + 'em' }"</w:t>
+      </w:r>
+    </w:p>
+    <w:p>
+      <w:pPr>
+        <w:pStyle w:val="LabNLCode"/>
+      </w:pPr>
+      <w:r>
+        <w:t xml:space="preserve">  ...</w:t>
+      </w:r>
+    </w:p>
+    <w:p>
+      <w:pPr>
+        <w:pStyle w:val="LabNLCode"/>
+      </w:pPr>
+      <w:r>
+        <w:t>/&gt;</w:t>
+      </w:r>
+    </w:p>
+    <w:p>
+      <w:pPr>
+        <w:pStyle w:val="LabNL"/>
+      </w:pPr>
+      <w:r>
+        <w:t>Start the development server (npm run dev) and try changing the initial value to 3. You should see the article text get larger.</w:t>
+      </w:r>
+    </w:p>
+    <w:p>
+      <w:pPr>
+        <w:pStyle w:val="LabNL"/>
+      </w:pPr>
+      <w:r>
+        <w:t>Set articleFontSize back to 1.</w:t>
+      </w:r>
+    </w:p>
+    <w:p>
+      <w:pPr>
+        <w:pStyle w:val="LabNL"/>
+      </w:pPr>
+      <w:r>
+        <w:lastRenderedPageBreak/>
+        <w:t>In ArticlePreview, declare the events this component can raise using the defineEmits macro.</w:t>
+      </w:r>
+    </w:p>
+    <w:p>
+      <w:pPr>
+        <w:pStyle w:val="LabNLCode"/>
+      </w:pPr>
+      <w:r>
+        <w:t>const emit = defineEmits(['enlarge-text']);</w:t>
+      </w:r>
+    </w:p>
+    <w:p>
+      <w:pPr>
+        <w:pStyle w:val="Note"/>
+      </w:pPr>
+      <w:r>
+        <w:t>Note: declaring events matters more in Vue 3 than it did in Vue 2. Any listener that is not declared here falls through to the component’s root element as a native DOM attribute, which is rarely what you want for a custom event.</w:t>
+      </w:r>
+    </w:p>
+    <w:p>
+      <w:pPr>
+        <w:pStyle w:val="LabNL"/>
+      </w:pPr>
+      <w:r>
+        <w:t>Create a button inside the ArticlePreview template that emits the enlarge-text event on click.</w:t>
+      </w:r>
+    </w:p>
+    <w:p>
+      <w:pPr>
+        <w:pStyle w:val="LabNLCode"/>
+      </w:pPr>
+      <w:r>
+        <w:t>&lt;button @click="emit('enlarge-text', 0.1)"&gt;Enlarge Text&lt;/button&gt;</w:t>
       </w:r>
     </w:p>
     <w:p>
@@ -10290,31 +10654,426 @@
         <w:pStyle w:val="LabNLSub"/>
       </w:pPr>
       <w:r>
-        <w:t>A ref declared inside a component is created fresh for every instance of that component, so each article preview gets its own favorited value. This is what the data() function guaranteed under the Options API.</w:t>
-      </w:r>
-    </w:p>
-    <w:p>
-      <w:pPr>
-        <w:pStyle w:val="LabNL"/>
-      </w:pPr>
-      <w:r>
-        <w:t>Create a function inside ArticlePreview named toggleFavorite() that flips the value of favorited. Remember the .value.</w:t>
-      </w:r>
-    </w:p>
-    <w:p>
-      <w:pPr>
-        <w:pStyle w:val="LabNLCode"/>
-      </w:pPr>
-      <w:r>
-        <w:t>function toggleFavorite() {</w:t>
-      </w:r>
-    </w:p>
-    <w:p>
-      <w:pPr>
-        <w:pStyle w:val="LabNLCode"/>
-      </w:pPr>
-      <w:r>
-        <w:t xml:space="preserve">  favorited.value = !favorited.value;</w:t>
+        <w:t>In the Options API you would have written $emit here. With &lt;script setup&gt; you call the function that defineEmits returned.</w:t>
+      </w:r>
+    </w:p>
+    <w:p>
+      <w:pPr>
+        <w:pStyle w:val="LabNL"/>
+      </w:pPr>
+      <w:r>
+        <w:t>Listen for the enlarge-text event in the ArticleList component and increase the value of articleFontSize by 0.1 when it’s received.</w:t>
+      </w:r>
+    </w:p>
+    <w:p>
+      <w:pPr>
+        <w:pStyle w:val="LabNLCode"/>
+      </w:pPr>
+      <w:r>
+        <w:t>&lt;ArticlePreview</w:t>
+      </w:r>
+    </w:p>
+    <w:p>
+      <w:pPr>
+        <w:pStyle w:val="LabNLCode"/>
+      </w:pPr>
+      <w:r>
+        <w:t xml:space="preserve">  :style="{ fontSize: articleFontSize + 'em' }"</w:t>
+      </w:r>
+    </w:p>
+    <w:p>
+      <w:pPr>
+        <w:pStyle w:val="LabNLCode"/>
+      </w:pPr>
+      <w:r>
+        <w:t xml:space="preserve">  @enlarge-text="articleFontSize += 0.1"</w:t>
+      </w:r>
+    </w:p>
+    <w:p>
+      <w:pPr>
+        <w:pStyle w:val="LabNLCode"/>
+      </w:pPr>
+      <w:r>
+        <w:t>/&gt;</w:t>
+      </w:r>
+    </w:p>
+    <w:p>
+      <w:pPr>
+        <w:pStyle w:val="LabNL"/>
+      </w:pPr>
+      <w:r>
+        <w:t>Add another button named "Shrink Text" and make it work.</w:t>
+      </w:r>
+    </w:p>
+    <w:p>
+      <w:pPr>
+        <w:pStyle w:val="LabNL"/>
+      </w:pPr>
+      <w:r>
+        <w:t>Challenge: make clicking the button only affect the article description, not the text of the button itself.</w:t>
+      </w:r>
+    </w:p>
+    <w:p/>
+    <w:p>
+      <w:pPr>
+        <w:pStyle w:val="Heading1"/>
+      </w:pPr>
+      <w:bookmarkStart w:id="88" w:name="_Toc241675645"/>
+      <w:r>
+        <w:t>Lab 16: Component Lifecycle</w:t>
+      </w:r>
+      <w:bookmarkEnd w:id="88"/>
+    </w:p>
+    <w:p>
+      <w:r>
+        <w:t>In this lab, you’ll load the articles from a web API when the component is mounted.</w:t>
+      </w:r>
+    </w:p>
+    <w:p>
+      <w:pPr>
+        <w:pStyle w:val="LabNL"/>
+      </w:pPr>
+      <w:r>
+        <w:t>Create a folder inside src named common and create a file in it named config.js</w:t>
+      </w:r>
+    </w:p>
+    <w:p>
+      <w:pPr>
+        <w:pStyle w:val="LabNL"/>
+      </w:pPr>
+      <w:r>
+        <w:t>Inside config.js, export a const named API_URL containing the URL of the public API we’ll be replacing our articles.json file with. Reading it from an environment variable lets a class point at a different server without editing code.</w:t>
+      </w:r>
+    </w:p>
+    <w:p>
+      <w:pPr>
+        <w:pStyle w:val="LabNLCode"/>
+      </w:pPr>
+      <w:r>
+        <w:t>export const API_URL =</w:t>
+      </w:r>
+    </w:p>
+    <w:p>
+      <w:pPr>
+        <w:pStyle w:val="LabNLCode"/>
+      </w:pPr>
+      <w:r>
+        <w:t xml:space="preserve">  import.meta.env.VITE_API_URL ?? 'https://api.realworld.io/api';</w:t>
+      </w:r>
+    </w:p>
+    <w:p>
+      <w:pPr>
+        <w:pStyle w:val="Note"/>
+      </w:pPr>
+      <w:r>
+        <w:t>Note: Vite exposes environment variables on import.meta.env, and only those whose names begin with VITE_. Create a .env.local file in the project root to override it. process.env is not available in browser code.</w:t>
+      </w:r>
+    </w:p>
+    <w:p>
+      <w:pPr>
+        <w:pStyle w:val="LabNL"/>
+      </w:pPr>
+      <w:r>
+        <w:t>Export API_URL as the default export for config.js.</w:t>
+      </w:r>
+    </w:p>
+    <w:p>
+      <w:pPr>
+        <w:pStyle w:val="LabNLCode"/>
+      </w:pPr>
+      <w:r>
+        <w:t>export default API_URL;</w:t>
+      </w:r>
+    </w:p>
+    <w:p>
+      <w:pPr>
+        <w:pStyle w:val="LabNL"/>
+      </w:pPr>
+      <w:r>
+        <w:t>Install axios.</w:t>
+      </w:r>
+    </w:p>
+    <w:p>
+      <w:pPr>
+        <w:pStyle w:val="LabNLCode"/>
+      </w:pPr>
+      <w:r>
+        <w:t>npm install axios</w:t>
+      </w:r>
+    </w:p>
+    <w:p>
+      <w:pPr>
+        <w:pStyle w:val="Note"/>
+      </w:pPr>
+      <w:r>
+        <w:lastRenderedPageBreak/>
+        <w:t>Note: earlier versions of this course also installed vue-axios, a plugin that hung axios off the global Vue object as Vue.axios. Vue 3 has no global Vue object — each app created with createApp() is isolated — so instead we create a configured axios instance and import it wherever it is needed. That is a plain ES module, which is easier to test and to reason about.</w:t>
+      </w:r>
+    </w:p>
+    <w:p>
+      <w:pPr>
+        <w:pStyle w:val="LabNL"/>
+      </w:pPr>
+      <w:r>
+        <w:t>Create a file in src/common named api.service.js and import axios and API_URL into it.</w:t>
+      </w:r>
+    </w:p>
+    <w:p>
+      <w:pPr>
+        <w:pStyle w:val="LabNLCode"/>
+      </w:pPr>
+      <w:r>
+        <w:t>import axios from 'axios';</w:t>
+      </w:r>
+    </w:p>
+    <w:p>
+      <w:pPr>
+        <w:pStyle w:val="LabNLCode"/>
+      </w:pPr>
+    </w:p>
+    <w:p>
+      <w:pPr>
+        <w:pStyle w:val="LabNLCode"/>
+      </w:pPr>
+      <w:r>
+        <w:t>import { API_URL } from '@/common/config';</w:t>
+      </w:r>
+    </w:p>
+    <w:p>
+      <w:pPr>
+        <w:pStyle w:val="LabNL"/>
+      </w:pPr>
+      <w:r>
+        <w:t>Create the axios instance that every request will go through.</w:t>
+      </w:r>
+    </w:p>
+    <w:p>
+      <w:pPr>
+        <w:pStyle w:val="LabNLCode"/>
+      </w:pPr>
+      <w:r>
+        <w:t>const client = axios.create({ baseURL: API_URL });</w:t>
+      </w:r>
+    </w:p>
+    <w:p>
+      <w:pPr>
+        <w:pStyle w:val="LabNL"/>
+      </w:pPr>
+      <w:r>
+        <w:t>Create a const named ApiService, holding an object with an init() method.</w:t>
+      </w:r>
+    </w:p>
+    <w:p>
+      <w:pPr>
+        <w:pStyle w:val="LabNLCode"/>
+      </w:pPr>
+      <w:r>
+        <w:t>const ApiService = {</w:t>
+      </w:r>
+    </w:p>
+    <w:p>
+      <w:pPr>
+        <w:pStyle w:val="LabNLCode"/>
+      </w:pPr>
+      <w:r>
+        <w:t xml:space="preserve">  init() {</w:t>
+      </w:r>
+    </w:p>
+    <w:p>
+      <w:pPr>
+        <w:pStyle w:val="LabNLCode"/>
+      </w:pPr>
+      <w:r>
+        <w:t xml:space="preserve">    client.defaults.baseURL = API_URL;</w:t>
+      </w:r>
+    </w:p>
+    <w:p>
+      <w:pPr>
+        <w:pStyle w:val="LabNLCode"/>
+      </w:pPr>
+      <w:r>
+        <w:t xml:space="preserve">  },</w:t>
+      </w:r>
+    </w:p>
+    <w:p>
+      <w:pPr>
+        <w:pStyle w:val="LabNLCode"/>
+      </w:pPr>
+      <w:r>
+        <w:t>};</w:t>
+      </w:r>
+    </w:p>
+    <w:p>
+      <w:pPr>
+        <w:pStyle w:val="LabNL"/>
+      </w:pPr>
+      <w:r>
+        <w:t>Export ApiService.</w:t>
+      </w:r>
+    </w:p>
+    <w:p>
+      <w:pPr>
+        <w:pStyle w:val="LabNLCode"/>
+      </w:pPr>
+      <w:r>
+        <w:t>export default ApiService;</w:t>
+      </w:r>
+    </w:p>
+    <w:p>
+      <w:pPr>
+        <w:pStyle w:val="LabNL"/>
+      </w:pPr>
+      <w:r>
+        <w:t>Import ApiService into main.js and call init() before mounting the app.</w:t>
+      </w:r>
+    </w:p>
+    <w:p>
+      <w:pPr>
+        <w:pStyle w:val="LabNLCode"/>
+      </w:pPr>
+      <w:r>
+        <w:t>import ApiService from './common/api.service';</w:t>
+      </w:r>
+    </w:p>
+    <w:p>
+      <w:pPr>
+        <w:pStyle w:val="LabNLCode"/>
+      </w:pPr>
+    </w:p>
+    <w:p>
+      <w:pPr>
+        <w:pStyle w:val="LabNLCode"/>
+      </w:pPr>
+      <w:r>
+        <w:t>ApiService.init();</w:t>
+      </w:r>
+    </w:p>
+    <w:p>
+      <w:pPr>
+        <w:pStyle w:val="LabNLCode"/>
+      </w:pPr>
+    </w:p>
+    <w:p>
+      <w:pPr>
+        <w:pStyle w:val="LabNLCode"/>
+      </w:pPr>
+      <w:r>
+        <w:t>createApp(App).mount('#app');</w:t>
+      </w:r>
+    </w:p>
+    <w:p>
+      <w:pPr>
+        <w:pStyle w:val="LabNL"/>
+      </w:pPr>
+      <w:r>
+        <w:t>Add a query method to the ApiService object in api.service.js</w:t>
+      </w:r>
+    </w:p>
+    <w:p>
+      <w:pPr>
+        <w:pStyle w:val="LabNLCode"/>
+      </w:pPr>
+      <w:r>
+        <w:t xml:space="preserve">  query(resource, params) {</w:t>
+      </w:r>
+    </w:p>
+    <w:p>
+      <w:pPr>
+        <w:pStyle w:val="LabNLCode"/>
+      </w:pPr>
+      <w:r>
+        <w:t xml:space="preserve">    return client.get(resource, params).catch((error) =&gt; {</w:t>
+      </w:r>
+    </w:p>
+    <w:p>
+      <w:pPr>
+        <w:pStyle w:val="LabNLCode"/>
+      </w:pPr>
+      <w:r>
+        <w:t xml:space="preserve">      throw new Error(`[RWV] ApiService ${error}`);</w:t>
+      </w:r>
+    </w:p>
+    <w:p>
+      <w:pPr>
+        <w:pStyle w:val="LabNLCode"/>
+      </w:pPr>
+      <w:r>
+        <w:t xml:space="preserve">    });</w:t>
+      </w:r>
+    </w:p>
+    <w:p>
+      <w:pPr>
+        <w:pStyle w:val="LabNLCode"/>
+      </w:pPr>
+      <w:r>
+        <w:t xml:space="preserve">  },</w:t>
+      </w:r>
+    </w:p>
+    <w:p>
+      <w:pPr>
+        <w:pStyle w:val="LabNL"/>
+      </w:pPr>
+      <w:r>
+        <w:t>Import ApiService and onMounted into ArticleList.vue</w:t>
+      </w:r>
+    </w:p>
+    <w:p>
+      <w:pPr>
+        <w:pStyle w:val="LabNLCode"/>
+      </w:pPr>
+      <w:r>
+        <w:t>import { onMounted, ref } from 'vue';</w:t>
+      </w:r>
+    </w:p>
+    <w:p>
+      <w:pPr>
+        <w:pStyle w:val="LabNLCode"/>
+      </w:pPr>
+    </w:p>
+    <w:p>
+      <w:pPr>
+        <w:pStyle w:val="LabNLCode"/>
+      </w:pPr>
+      <w:r>
+        <w:t>import ApiService from '../common/api.service';</w:t>
+      </w:r>
+    </w:p>
+    <w:p>
+      <w:pPr>
+        <w:pStyle w:val="LabNL"/>
+      </w:pPr>
+      <w:r>
+        <w:lastRenderedPageBreak/>
+        <w:t>Write a fetchArticles function that uses the query method.</w:t>
+      </w:r>
+    </w:p>
+    <w:p>
+      <w:pPr>
+        <w:pStyle w:val="LabNLCode"/>
+      </w:pPr>
+      <w:r>
+        <w:t>async function fetchArticles() {</w:t>
+      </w:r>
+    </w:p>
+    <w:p>
+      <w:pPr>
+        <w:pStyle w:val="LabNLCode"/>
+      </w:pPr>
+      <w:r>
+        <w:t xml:space="preserve">  const { data } = await ApiService.query('articles');</w:t>
+      </w:r>
+    </w:p>
+    <w:p>
+      <w:pPr>
+        <w:pStyle w:val="LabNLCode"/>
+      </w:pPr>
+    </w:p>
+    <w:p>
+      <w:pPr>
+        <w:pStyle w:val="LabNLCode"/>
+      </w:pPr>
+      <w:r>
+        <w:t xml:space="preserve">  return data.articles;</w:t>
       </w:r>
     </w:p>
     <w:p>
@@ -10327,82 +11086,146 @@
     </w:p>
     <w:p>
       <w:pPr>
+        <w:pStyle w:val="LabNL"/>
+      </w:pPr>
+      <w:r>
+        <w:t>Call fetchArticles() from the onMounted lifecycle hook and assign the result to the articles ref.</w:t>
+      </w:r>
+    </w:p>
+    <w:p>
+      <w:pPr>
+        <w:pStyle w:val="LabNLCode"/>
+      </w:pPr>
+      <w:r>
+        <w:t>onMounted(async () =&gt; {</w:t>
+      </w:r>
+    </w:p>
+    <w:p>
+      <w:pPr>
+        <w:pStyle w:val="LabNLCode"/>
+      </w:pPr>
+      <w:r>
+        <w:t xml:space="preserve">  articles.value = await fetchArticles();</w:t>
+      </w:r>
+    </w:p>
+    <w:p>
+      <w:pPr>
+        <w:pStyle w:val="LabNLCode"/>
+      </w:pPr>
+      <w:r>
+        <w:t>});</w:t>
+      </w:r>
+    </w:p>
+    <w:p>
+      <w:pPr>
         <w:pStyle w:val="LabNLSub"/>
       </w:pPr>
       <w:r>
-        <w:t>There is no methods object. Any function declared at the top level of &lt;script setup&gt; is available to the template.</w:t>
-      </w:r>
-    </w:p>
-    <w:p>
-      <w:pPr>
-        <w:pStyle w:val="LabNL"/>
-      </w:pPr>
-      <w:r>
-        <w:t>Make a button inside the ArticlePreview template that calls toggleFavorite() when it’s clicked and updates its colour, text, or icon based on the value of favorited.</w:t>
-      </w:r>
-    </w:p>
-    <w:p>
-      <w:pPr>
-        <w:pStyle w:val="LabNLCode"/>
-      </w:pPr>
-      <w:r>
-        <w:t>&lt;button</w:t>
-      </w:r>
-    </w:p>
-    <w:p>
-      <w:pPr>
-        <w:pStyle w:val="LabNLCode"/>
-      </w:pPr>
-      <w:r>
-        <w:t xml:space="preserve">  class="btn btn-sm float-end"</w:t>
-      </w:r>
-    </w:p>
-    <w:p>
-      <w:pPr>
-        <w:pStyle w:val="LabNLCode"/>
-      </w:pPr>
-      <w:r>
-        <w:t xml:space="preserve">  :class="{</w:t>
-      </w:r>
-    </w:p>
-    <w:p>
-      <w:pPr>
-        <w:pStyle w:val="LabNLCode"/>
-      </w:pPr>
-      <w:r>
-        <w:t xml:space="preserve">    'btn-primary': favorited,</w:t>
-      </w:r>
-    </w:p>
-    <w:p>
-      <w:pPr>
-        <w:pStyle w:val="LabNLCode"/>
-      </w:pPr>
-      <w:r>
-        <w:t xml:space="preserve">    'btn-outline-primary': !favorited,</w:t>
-      </w:r>
-    </w:p>
-    <w:p>
-      <w:pPr>
-        <w:pStyle w:val="LabNLCode"/>
-      </w:pPr>
-      <w:r>
-        <w:t xml:space="preserve">  }"</w:t>
-      </w:r>
-    </w:p>
-    <w:p>
-      <w:pPr>
-        <w:pStyle w:val="LabNLCode"/>
-      </w:pPr>
-      <w:r>
-        <w:t xml:space="preserve">  @click="toggleFavorite"</w:t>
-      </w:r>
-    </w:p>
-    <w:p>
-      <w:pPr>
-        <w:pStyle w:val="LabNLCode"/>
-      </w:pPr>
-      <w:r>
-        <w:t>&gt;</w:t>
+        <w:t>onMounted is the Composition API equivalent of the mounted option. The hooks are all imported from vue and registered by calling them inside &lt;script setup&gt;: onBeforeMount, onMounted, onBeforeUpdate, onUpdated, onBeforeUnmount and onUnmounted.</w:t>
+      </w:r>
+    </w:p>
+    <w:p>
+      <w:pPr>
+        <w:pStyle w:val="Note"/>
+      </w:pPr>
+      <w:r>
+        <w:t>Note: Vue 2’s beforeDestroy and destroyed hooks were renamed to onBeforeUnmount and onUnmounted in Vue 3. There is no onCreated hook — the body of &lt;script setup&gt; is the created hook.</w:t>
+      </w:r>
+    </w:p>
+    <w:p>
+      <w:pPr>
+        <w:pStyle w:val="LabNL"/>
+      </w:pPr>
+      <w:r>
+        <w:t>Remove the articles.json import from ArticleList.vue and initialise articles to an empty array.</w:t>
+      </w:r>
+    </w:p>
+    <w:p>
+      <w:pPr>
+        <w:pStyle w:val="LabNLCode"/>
+      </w:pPr>
+      <w:r>
+        <w:t>const articles = ref([]);</w:t>
+      </w:r>
+    </w:p>
+    <w:p>
+      <w:pPr>
+        <w:pStyle w:val="LabNLSub"/>
+      </w:pPr>
+      <w:r>
+        <w:t>Start it as an array, not an object: the template calls articles.length, which is undefined on a plain object and would make the "No articles..." message never appear.</w:t>
+      </w:r>
+    </w:p>
+    <w:p>
+      <w:pPr>
+        <w:pStyle w:val="LabNL"/>
+      </w:pPr>
+      <w:r>
+        <w:t>Make sure the development server is running and refresh your page. The articles should now come from the API.</w:t>
+      </w:r>
+    </w:p>
+    <w:p>
+      <w:pPr>
+        <w:pStyle w:val="LabNL"/>
+      </w:pPr>
+      <w:r>
+        <w:t>Challenge: fix the footer so that it sticks to the bottom of the list of articles when the list is populated.</w:t>
+      </w:r>
+    </w:p>
+    <w:p/>
+    <w:p>
+      <w:pPr>
+        <w:pStyle w:val="Heading1"/>
+      </w:pPr>
+      <w:bookmarkStart w:id="89" w:name="_Toc241675646"/>
+      <w:r>
+        <w:t>Lab 17: Forms</w:t>
+      </w:r>
+      <w:bookmarkEnd w:id="89"/>
+    </w:p>
+    <w:p>
+      <w:r>
+        <w:t>In this lab, you’ll implement an input box that filters the currently displayed list of articles based on the text entered into it.</w:t>
+      </w:r>
+    </w:p>
+    <w:p>
+      <w:pPr>
+        <w:pStyle w:val="LabNL"/>
+      </w:pPr>
+      <w:r>
+        <w:t>Create an input in the ArticleList component and bind it with v-model.</w:t>
+      </w:r>
+    </w:p>
+    <w:p>
+      <w:pPr>
+        <w:pStyle w:val="LabNLCode"/>
+      </w:pPr>
+      <w:r>
+        <w:t>&lt;input</w:t>
+      </w:r>
+    </w:p>
+    <w:p>
+      <w:pPr>
+        <w:pStyle w:val="LabNLCode"/>
+      </w:pPr>
+      <w:r>
+        <w:t xml:space="preserve">  v-model="searchDetails"</w:t>
+      </w:r>
+    </w:p>
+    <w:p>
+      <w:pPr>
+        <w:pStyle w:val="LabNLCode"/>
+      </w:pPr>
+      <w:r>
+        <w:t xml:space="preserve">  class="form-control"</w:t>
+      </w:r>
+    </w:p>
+    <w:p>
+      <w:pPr>
+        <w:pStyle w:val="LabNLCode"/>
+      </w:pPr>
+      <w:r>
+        <w:t xml:space="preserve">  placeholder="filter articles"</w:t>
       </w:r>
     </w:p>
     <w:p>
@@ -10411,15 +11234,7 @@
       </w:pPr>
       <w:r>
         <w:lastRenderedPageBreak/>
-        <w:t xml:space="preserve">  &lt;i class="ion-heart"&gt;&lt;/i&gt;</w:t>
-      </w:r>
-    </w:p>
-    <w:p>
-      <w:pPr>
-        <w:pStyle w:val="LabNLCode"/>
-      </w:pPr>
-      <w:r>
-        <w:t>&lt;/button&gt;</w:t>
+        <w:t>/&gt;</w:t>
       </w:r>
     </w:p>
     <w:p>
@@ -10427,15 +11242,119 @@
         <w:pStyle w:val="Note"/>
       </w:pPr>
       <w:r>
-        <w:t>Note: float-end is the Bootstrap 5 name for what Bootstrap 4 called float-right. The same rename applies to text-start / text-end.</w:t>
-      </w:r>
-    </w:p>
-    <w:p>
-      <w:pPr>
-        <w:pStyle w:val="LabNL"/>
-      </w:pPr>
-      <w:r>
-        <w:t>Challenge: add a favoritesCount ref and display it on the button, so it tracks how many times the button for an article has been clicked.</w:t>
+        <w:t>Note: the earlier version of this lab used v-model.number. That modifier casts the input to a number, which is wrong here — we are filtering on text. Leave it off.</w:t>
+      </w:r>
+    </w:p>
+    <w:p>
+      <w:pPr>
+        <w:pStyle w:val="LabNL"/>
+      </w:pPr>
+      <w:r>
+        <w:t>Add a ref named searchDetails to hold the search text.</w:t>
+      </w:r>
+    </w:p>
+    <w:p>
+      <w:pPr>
+        <w:pStyle w:val="LabNLCode"/>
+      </w:pPr>
+      <w:r>
+        <w:t>const searchDetails = ref('');</w:t>
+      </w:r>
+    </w:p>
+    <w:p>
+      <w:pPr>
+        <w:pStyle w:val="LabNL"/>
+      </w:pPr>
+      <w:r>
+        <w:t>Import computed and make a computed property in ArticleList called filterIt.</w:t>
+      </w:r>
+    </w:p>
+    <w:p>
+      <w:pPr>
+        <w:pStyle w:val="LabNLCode"/>
+      </w:pPr>
+      <w:r>
+        <w:t>const filterIt = computed(() =&gt;</w:t>
+      </w:r>
+    </w:p>
+    <w:p>
+      <w:pPr>
+        <w:pStyle w:val="LabNLCode"/>
+      </w:pPr>
+      <w:r>
+        <w:t xml:space="preserve">  articles.value.filter((article) =&gt;</w:t>
+      </w:r>
+    </w:p>
+    <w:p>
+      <w:pPr>
+        <w:pStyle w:val="LabNLCode"/>
+      </w:pPr>
+      <w:r>
+        <w:t xml:space="preserve">    article.title.includes(searchDetails.value),</w:t>
+      </w:r>
+    </w:p>
+    <w:p>
+      <w:pPr>
+        <w:pStyle w:val="LabNLCode"/>
+      </w:pPr>
+      <w:r>
+        <w:t xml:space="preserve">  ),</w:t>
+      </w:r>
+    </w:p>
+    <w:p>
+      <w:pPr>
+        <w:pStyle w:val="LabNLCode"/>
+      </w:pPr>
+      <w:r>
+        <w:t>);</w:t>
+      </w:r>
+    </w:p>
+    <w:p>
+      <w:pPr>
+        <w:pStyle w:val="LabNLSub"/>
+      </w:pPr>
+      <w:r>
+        <w:t>Both refs are read with .value inside the computed callback. Because this is an arrow function there is no this to capture, so the "var self = this" trick the Options API version needed is gone.</w:t>
+      </w:r>
+    </w:p>
+    <w:p>
+      <w:pPr>
+        <w:pStyle w:val="LabNL"/>
+      </w:pPr>
+      <w:r>
+        <w:t>Modify the v-for directive in ArticleList.vue to use filterIt instead of articles:</w:t>
+      </w:r>
+    </w:p>
+    <w:p>
+      <w:pPr>
+        <w:pStyle w:val="LabNLCode"/>
+      </w:pPr>
+      <w:r>
+        <w:t>v-for="(article, index) in filterIt"</w:t>
+      </w:r>
+    </w:p>
+    <w:p>
+      <w:pPr>
+        <w:pStyle w:val="LabNL"/>
+      </w:pPr>
+      <w:r>
+        <w:t>Start up your development server and try typing letters into the search form to see how the list is filtered.</w:t>
+      </w:r>
+    </w:p>
+    <w:p>
+      <w:pPr>
+        <w:pStyle w:val="LabNL"/>
+      </w:pPr>
+      <w:r>
+        <w:t>Challenge: make the search case-insensitive.</w:t>
+      </w:r>
+    </w:p>
+    <w:p>
+      <w:pPr>
+        <w:pStyle w:val="LabNL"/>
+      </w:pPr>
+      <w:r>
+        <w:t>Challenge: make the search consider the description text as well as the title.</w:t>
       </w:r>
     </w:p>
     <w:p/>
@@ -10443,845 +11362,7 @@
       <w:pPr>
         <w:pStyle w:val="Heading1"/>
       </w:pPr>
-      <w:bookmarkStart w:id="77" w:name="_Toc241675644"/>
-      <w:r>
-        <w:t>Lab 15: Events</w:t>
-      </w:r>
-      <w:bookmarkEnd w:id="77"/>
-    </w:p>
-    <w:p>
-      <w:r>
-        <w:t>In this lab, you’ll add a font-size control to the ArticleList component that controls the font size of all the article preview instances.</w:t>
-      </w:r>
-    </w:p>
-    <w:p/>
-    <w:p>
-      <w:pPr>
-        <w:pStyle w:val="LabNL"/>
-      </w:pPr>
-      <w:r>
-        <w:t>Add a ref to the ArticleList component called articleFontSize with a value of 1.</w:t>
-      </w:r>
-    </w:p>
-    <w:p>
-      <w:pPr>
-        <w:pStyle w:val="LabNLCode"/>
-      </w:pPr>
-      <w:r>
-        <w:t>const articleFontSize = ref(1);</w:t>
-      </w:r>
-    </w:p>
-    <w:p>
-      <w:pPr>
-        <w:pStyle w:val="LabNL"/>
-      </w:pPr>
-      <w:r>
-        <w:t>Pass the value of articleFontSize into the ArticlePreview component by binding the style attribute:</w:t>
-      </w:r>
-    </w:p>
-    <w:p>
-      <w:pPr>
-        <w:pStyle w:val="LabNLCode"/>
-      </w:pPr>
-      <w:r>
-        <w:t>&lt;ArticlePreview</w:t>
-      </w:r>
-    </w:p>
-    <w:p>
-      <w:pPr>
-        <w:pStyle w:val="LabNLCode"/>
-      </w:pPr>
-      <w:r>
-        <w:t xml:space="preserve">  :style="{ fontSize: articleFontSize + 'em' }"</w:t>
-      </w:r>
-    </w:p>
-    <w:p>
-      <w:pPr>
-        <w:pStyle w:val="LabNLCode"/>
-      </w:pPr>
-      <w:r>
-        <w:t xml:space="preserve">  ...</w:t>
-      </w:r>
-    </w:p>
-    <w:p>
-      <w:pPr>
-        <w:pStyle w:val="LabNLCode"/>
-      </w:pPr>
-      <w:r>
-        <w:t>/&gt;</w:t>
-      </w:r>
-    </w:p>
-    <w:p>
-      <w:pPr>
-        <w:pStyle w:val="LabNL"/>
-      </w:pPr>
-      <w:r>
-        <w:t>Start the development server (npm run dev) and try changing the initial value to 3. You should see the article text get larger.</w:t>
-      </w:r>
-    </w:p>
-    <w:p>
-      <w:pPr>
-        <w:pStyle w:val="LabNL"/>
-      </w:pPr>
-      <w:r>
-        <w:t>Set articleFontSize back to 1.</w:t>
-      </w:r>
-    </w:p>
-    <w:p>
-      <w:pPr>
-        <w:pStyle w:val="LabNL"/>
-      </w:pPr>
-      <w:r>
-        <w:t>In ArticlePreview, declare the events this component can raise using the defineEmits macro.</w:t>
-      </w:r>
-    </w:p>
-    <w:p>
-      <w:pPr>
-        <w:pStyle w:val="LabNLCode"/>
-      </w:pPr>
-      <w:r>
-        <w:t>const emit = defineEmits(['enlarge-text']);</w:t>
-      </w:r>
-    </w:p>
-    <w:p>
-      <w:pPr>
-        <w:pStyle w:val="Note"/>
-      </w:pPr>
-      <w:r>
-        <w:t>Note: declaring events matters more in Vue 3 than it did in Vue 2. Any listener that is not declared here falls through to the component’s root element as a native DOM attribute, which is rarely what you want for a custom event.</w:t>
-      </w:r>
-    </w:p>
-    <w:p>
-      <w:pPr>
-        <w:pStyle w:val="LabNL"/>
-      </w:pPr>
-      <w:r>
-        <w:t>Create a button inside the ArticlePreview template that emits the enlarge-text event on click.</w:t>
-      </w:r>
-    </w:p>
-    <w:p>
-      <w:pPr>
-        <w:pStyle w:val="LabNLCode"/>
-      </w:pPr>
-      <w:r>
-        <w:t>&lt;button @click="emit('enlarge-text', 0.1)"&gt;Enlarge Text&lt;/button&gt;</w:t>
-      </w:r>
-    </w:p>
-    <w:p>
-      <w:pPr>
-        <w:pStyle w:val="LabNLSub"/>
-      </w:pPr>
-      <w:r>
-        <w:t>In the Options API you would have written $emit here. With &lt;script setup&gt; you call the function that defineEmits returned.</w:t>
-      </w:r>
-    </w:p>
-    <w:p>
-      <w:pPr>
-        <w:pStyle w:val="LabNL"/>
-      </w:pPr>
-      <w:r>
-        <w:t>Listen for the enlarge-text event in the ArticleList component and increase the value of articleFontSize by 0.1 when it’s received.</w:t>
-      </w:r>
-    </w:p>
-    <w:p>
-      <w:pPr>
-        <w:pStyle w:val="LabNLCode"/>
-      </w:pPr>
-      <w:r>
-        <w:t>&lt;ArticlePreview</w:t>
-      </w:r>
-    </w:p>
-    <w:p>
-      <w:pPr>
-        <w:pStyle w:val="LabNLCode"/>
-      </w:pPr>
-      <w:r>
-        <w:t xml:space="preserve">  :style="{ fontSize: articleFontSize + 'em' }"</w:t>
-      </w:r>
-    </w:p>
-    <w:p>
-      <w:pPr>
-        <w:pStyle w:val="LabNLCode"/>
-      </w:pPr>
-      <w:r>
-        <w:lastRenderedPageBreak/>
-        <w:t xml:space="preserve">  @enlarge-text="articleFontSize += 0.1"</w:t>
-      </w:r>
-    </w:p>
-    <w:p>
-      <w:pPr>
-        <w:pStyle w:val="LabNLCode"/>
-      </w:pPr>
-      <w:r>
-        <w:t>/&gt;</w:t>
-      </w:r>
-    </w:p>
-    <w:p>
-      <w:pPr>
-        <w:pStyle w:val="LabNL"/>
-      </w:pPr>
-      <w:r>
-        <w:t>Add another button named "Shrink Text" and make it work.</w:t>
-      </w:r>
-    </w:p>
-    <w:p>
-      <w:pPr>
-        <w:pStyle w:val="LabNL"/>
-      </w:pPr>
-      <w:r>
-        <w:t>Challenge: make clicking the button only affect the article description, not the text of the button itself.</w:t>
-      </w:r>
-    </w:p>
-    <w:p/>
-    <w:p>
-      <w:pPr>
-        <w:pStyle w:val="Heading1"/>
-      </w:pPr>
-      <w:bookmarkStart w:id="78" w:name="_Toc241675645"/>
-      <w:r>
-        <w:t>Lab 16: Component Lifecycle</w:t>
-      </w:r>
-      <w:bookmarkEnd w:id="78"/>
-    </w:p>
-    <w:p>
-      <w:r>
-        <w:t>In this lab, you’ll load the articles from a web API when the component is mounted.</w:t>
-      </w:r>
-    </w:p>
-    <w:p>
-      <w:pPr>
-        <w:pStyle w:val="LabNL"/>
-      </w:pPr>
-      <w:r>
-        <w:t>Create a folder inside src named common and create a file in it named config.js</w:t>
-      </w:r>
-    </w:p>
-    <w:p>
-      <w:pPr>
-        <w:pStyle w:val="LabNL"/>
-      </w:pPr>
-      <w:r>
-        <w:t>Inside config.js, export a const named API_URL containing the URL of the public API we’ll be replacing our articles.json file with. Reading it from an environment variable lets a class point at a different server without editing code.</w:t>
-      </w:r>
-    </w:p>
-    <w:p>
-      <w:pPr>
-        <w:pStyle w:val="LabNLCode"/>
-      </w:pPr>
-      <w:r>
-        <w:t>export const API_URL =</w:t>
-      </w:r>
-    </w:p>
-    <w:p>
-      <w:pPr>
-        <w:pStyle w:val="LabNLCode"/>
-      </w:pPr>
-      <w:r>
-        <w:t xml:space="preserve">  import.meta.env.VITE_API_URL ?? 'https://api.realworld.io/api';</w:t>
-      </w:r>
-    </w:p>
-    <w:p>
-      <w:pPr>
-        <w:pStyle w:val="Note"/>
-      </w:pPr>
-      <w:r>
-        <w:t>Note: Vite exposes environment variables on import.meta.env, and only those whose names begin with VITE_. Create a .env.local file in the project root to override it. process.env is not available in browser code.</w:t>
-      </w:r>
-    </w:p>
-    <w:p>
-      <w:pPr>
-        <w:pStyle w:val="LabNL"/>
-      </w:pPr>
-      <w:r>
-        <w:t>Export API_URL as the default export for config.js.</w:t>
-      </w:r>
-    </w:p>
-    <w:p>
-      <w:pPr>
-        <w:pStyle w:val="LabNLCode"/>
-      </w:pPr>
-      <w:r>
-        <w:t>export default API_URL;</w:t>
-      </w:r>
-    </w:p>
-    <w:p>
-      <w:pPr>
-        <w:pStyle w:val="LabNL"/>
-      </w:pPr>
-      <w:r>
-        <w:t>Install axios.</w:t>
-      </w:r>
-    </w:p>
-    <w:p>
-      <w:pPr>
-        <w:pStyle w:val="LabNLCode"/>
-      </w:pPr>
-      <w:r>
-        <w:t>npm install axios</w:t>
-      </w:r>
-    </w:p>
-    <w:p>
-      <w:pPr>
-        <w:pStyle w:val="Note"/>
-      </w:pPr>
-      <w:r>
-        <w:t>Note: earlier versions of this course also installed vue-axios, a plugin that hung axios off the global Vue object as Vue.axios. Vue 3 has no global Vue object — each app created with createApp() is isolated — so instead we create a configured axios instance and import it wherever it is needed. That is a plain ES module, which is easier to test and to reason about.</w:t>
-      </w:r>
-    </w:p>
-    <w:p>
-      <w:pPr>
-        <w:pStyle w:val="LabNL"/>
-      </w:pPr>
-      <w:r>
-        <w:t>Create a file in src/common named api.service.js and import axios and API_URL into it.</w:t>
-      </w:r>
-    </w:p>
-    <w:p>
-      <w:pPr>
-        <w:pStyle w:val="LabNLCode"/>
-      </w:pPr>
-      <w:r>
-        <w:t>import axios from 'axios';</w:t>
-      </w:r>
-    </w:p>
-    <w:p>
-      <w:pPr>
-        <w:pStyle w:val="LabNLCode"/>
-      </w:pPr>
-    </w:p>
-    <w:p>
-      <w:pPr>
-        <w:pStyle w:val="LabNLCode"/>
-      </w:pPr>
-      <w:r>
-        <w:t>import { API_URL } from '@/common/config';</w:t>
-      </w:r>
-    </w:p>
-    <w:p>
-      <w:pPr>
-        <w:pStyle w:val="LabNL"/>
-      </w:pPr>
-      <w:r>
-        <w:t>Create the axios instance that every request will go through.</w:t>
-      </w:r>
-    </w:p>
-    <w:p>
-      <w:pPr>
-        <w:pStyle w:val="LabNLCode"/>
-      </w:pPr>
-      <w:r>
-        <w:t>const client = axios.create({ baseURL: API_URL });</w:t>
-      </w:r>
-    </w:p>
-    <w:p>
-      <w:pPr>
-        <w:pStyle w:val="LabNL"/>
-      </w:pPr>
-      <w:r>
-        <w:t>Create a const named ApiService, holding an object with an init() method.</w:t>
-      </w:r>
-    </w:p>
-    <w:p>
-      <w:pPr>
-        <w:pStyle w:val="LabNLCode"/>
-      </w:pPr>
-      <w:r>
-        <w:t>const ApiService = {</w:t>
-      </w:r>
-    </w:p>
-    <w:p>
-      <w:pPr>
-        <w:pStyle w:val="LabNLCode"/>
-      </w:pPr>
-      <w:r>
-        <w:t xml:space="preserve">  init() {</w:t>
-      </w:r>
-    </w:p>
-    <w:p>
-      <w:pPr>
-        <w:pStyle w:val="LabNLCode"/>
-      </w:pPr>
-      <w:r>
-        <w:t xml:space="preserve">    client.defaults.baseURL = API_URL;</w:t>
-      </w:r>
-    </w:p>
-    <w:p>
-      <w:pPr>
-        <w:pStyle w:val="LabNLCode"/>
-      </w:pPr>
-      <w:r>
-        <w:lastRenderedPageBreak/>
-        <w:t xml:space="preserve">  },</w:t>
-      </w:r>
-    </w:p>
-    <w:p>
-      <w:pPr>
-        <w:pStyle w:val="LabNLCode"/>
-      </w:pPr>
-      <w:r>
-        <w:t>};</w:t>
-      </w:r>
-    </w:p>
-    <w:p>
-      <w:pPr>
-        <w:pStyle w:val="LabNL"/>
-      </w:pPr>
-      <w:r>
-        <w:t>Export ApiService.</w:t>
-      </w:r>
-    </w:p>
-    <w:p>
-      <w:pPr>
-        <w:pStyle w:val="LabNLCode"/>
-      </w:pPr>
-      <w:r>
-        <w:t>export default ApiService;</w:t>
-      </w:r>
-    </w:p>
-    <w:p>
-      <w:pPr>
-        <w:pStyle w:val="LabNL"/>
-      </w:pPr>
-      <w:r>
-        <w:t>Import ApiService into main.js and call init() before mounting the app.</w:t>
-      </w:r>
-    </w:p>
-    <w:p>
-      <w:pPr>
-        <w:pStyle w:val="LabNLCode"/>
-      </w:pPr>
-      <w:r>
-        <w:t>import ApiService from './common/api.service';</w:t>
-      </w:r>
-    </w:p>
-    <w:p>
-      <w:pPr>
-        <w:pStyle w:val="LabNLCode"/>
-      </w:pPr>
-    </w:p>
-    <w:p>
-      <w:pPr>
-        <w:pStyle w:val="LabNLCode"/>
-      </w:pPr>
-      <w:r>
-        <w:t>ApiService.init();</w:t>
-      </w:r>
-    </w:p>
-    <w:p>
-      <w:pPr>
-        <w:pStyle w:val="LabNLCode"/>
-      </w:pPr>
-    </w:p>
-    <w:p>
-      <w:pPr>
-        <w:pStyle w:val="LabNLCode"/>
-      </w:pPr>
-      <w:r>
-        <w:t>createApp(App).mount('#app');</w:t>
-      </w:r>
-    </w:p>
-    <w:p>
-      <w:pPr>
-        <w:pStyle w:val="LabNL"/>
-      </w:pPr>
-      <w:r>
-        <w:t>Add a query method to the ApiService object in api.service.js</w:t>
-      </w:r>
-    </w:p>
-    <w:p>
-      <w:pPr>
-        <w:pStyle w:val="LabNLCode"/>
-      </w:pPr>
-      <w:r>
-        <w:t xml:space="preserve">  query(resource, params) {</w:t>
-      </w:r>
-    </w:p>
-    <w:p>
-      <w:pPr>
-        <w:pStyle w:val="LabNLCode"/>
-      </w:pPr>
-      <w:r>
-        <w:t xml:space="preserve">    return client.get(resource, params).catch((error) =&gt; {</w:t>
-      </w:r>
-    </w:p>
-    <w:p>
-      <w:pPr>
-        <w:pStyle w:val="LabNLCode"/>
-      </w:pPr>
-      <w:r>
-        <w:t xml:space="preserve">      throw new Error(`[RWV] ApiService ${error}`);</w:t>
-      </w:r>
-    </w:p>
-    <w:p>
-      <w:pPr>
-        <w:pStyle w:val="LabNLCode"/>
-      </w:pPr>
-      <w:r>
-        <w:t xml:space="preserve">    });</w:t>
-      </w:r>
-    </w:p>
-    <w:p>
-      <w:pPr>
-        <w:pStyle w:val="LabNLCode"/>
-      </w:pPr>
-      <w:r>
-        <w:t xml:space="preserve">  },</w:t>
-      </w:r>
-    </w:p>
-    <w:p>
-      <w:pPr>
-        <w:pStyle w:val="LabNL"/>
-      </w:pPr>
-      <w:r>
-        <w:t>Import ApiService and onMounted into ArticleList.vue</w:t>
-      </w:r>
-    </w:p>
-    <w:p>
-      <w:pPr>
-        <w:pStyle w:val="LabNLCode"/>
-      </w:pPr>
-      <w:r>
-        <w:t>import { onMounted, ref } from 'vue';</w:t>
-      </w:r>
-    </w:p>
-    <w:p>
-      <w:pPr>
-        <w:pStyle w:val="LabNLCode"/>
-      </w:pPr>
-    </w:p>
-    <w:p>
-      <w:pPr>
-        <w:pStyle w:val="LabNLCode"/>
-      </w:pPr>
-      <w:r>
-        <w:t>import ApiService from '../common/api.service';</w:t>
-      </w:r>
-    </w:p>
-    <w:p>
-      <w:pPr>
-        <w:pStyle w:val="LabNL"/>
-      </w:pPr>
-      <w:r>
-        <w:t>Write a fetchArticles function that uses the query method.</w:t>
-      </w:r>
-    </w:p>
-    <w:p>
-      <w:pPr>
-        <w:pStyle w:val="LabNLCode"/>
-      </w:pPr>
-      <w:r>
-        <w:t>async function fetchArticles() {</w:t>
-      </w:r>
-    </w:p>
-    <w:p>
-      <w:pPr>
-        <w:pStyle w:val="LabNLCode"/>
-      </w:pPr>
-      <w:r>
-        <w:t xml:space="preserve">  const { data } = await ApiService.query('articles');</w:t>
-      </w:r>
-    </w:p>
-    <w:p>
-      <w:pPr>
-        <w:pStyle w:val="LabNLCode"/>
-      </w:pPr>
-    </w:p>
-    <w:p>
-      <w:pPr>
-        <w:pStyle w:val="LabNLCode"/>
-      </w:pPr>
-      <w:r>
-        <w:t xml:space="preserve">  return data.articles;</w:t>
-      </w:r>
-    </w:p>
-    <w:p>
-      <w:pPr>
-        <w:pStyle w:val="LabNLCode"/>
-      </w:pPr>
-      <w:r>
-        <w:t>}</w:t>
-      </w:r>
-    </w:p>
-    <w:p>
-      <w:pPr>
-        <w:pStyle w:val="LabNL"/>
-      </w:pPr>
-      <w:r>
-        <w:t>Call fetchArticles() from the onMounted lifecycle hook and assign the result to the articles ref.</w:t>
-      </w:r>
-    </w:p>
-    <w:p>
-      <w:pPr>
-        <w:pStyle w:val="LabNLCode"/>
-      </w:pPr>
-      <w:r>
-        <w:t>onMounted(async () =&gt; {</w:t>
-      </w:r>
-    </w:p>
-    <w:p>
-      <w:pPr>
-        <w:pStyle w:val="LabNLCode"/>
-      </w:pPr>
-      <w:r>
-        <w:t xml:space="preserve">  articles.value = await fetchArticles();</w:t>
-      </w:r>
-    </w:p>
-    <w:p>
-      <w:pPr>
-        <w:pStyle w:val="LabNLCode"/>
-      </w:pPr>
-      <w:r>
-        <w:t>});</w:t>
-      </w:r>
-    </w:p>
-    <w:p>
-      <w:pPr>
-        <w:pStyle w:val="LabNLSub"/>
-      </w:pPr>
-      <w:r>
-        <w:t>onMounted is the Composition API equivalent of the mounted option. The hooks are all imported from vue and registered by calling them inside &lt;script setup&gt;: onBeforeMount, onMounted, onBeforeUpdate, onUpdated, onBeforeUnmount and onUnmounted.</w:t>
-      </w:r>
-    </w:p>
-    <w:p>
-      <w:pPr>
-        <w:pStyle w:val="Note"/>
-      </w:pPr>
-      <w:r>
-        <w:lastRenderedPageBreak/>
-        <w:t>Note: Vue 2’s beforeDestroy and destroyed hooks were renamed to onBeforeUnmount and onUnmounted in Vue 3. There is no onCreated hook — the body of &lt;script setup&gt; is the created hook.</w:t>
-      </w:r>
-    </w:p>
-    <w:p>
-      <w:pPr>
-        <w:pStyle w:val="LabNL"/>
-      </w:pPr>
-      <w:r>
-        <w:t>Remove the articles.json import from ArticleList.vue and initialise articles to an empty array.</w:t>
-      </w:r>
-    </w:p>
-    <w:p>
-      <w:pPr>
-        <w:pStyle w:val="LabNLCode"/>
-      </w:pPr>
-      <w:r>
-        <w:t>const articles = ref([]);</w:t>
-      </w:r>
-    </w:p>
-    <w:p>
-      <w:pPr>
-        <w:pStyle w:val="LabNLSub"/>
-      </w:pPr>
-      <w:r>
-        <w:t>Start it as an array, not an object: the template calls articles.length, which is undefined on a plain object and would make the "No articles..." message never appear.</w:t>
-      </w:r>
-    </w:p>
-    <w:p>
-      <w:pPr>
-        <w:pStyle w:val="LabNL"/>
-      </w:pPr>
-      <w:r>
-        <w:t>Make sure the development server is running and refresh your page. The articles should now come from the API.</w:t>
-      </w:r>
-    </w:p>
-    <w:p>
-      <w:pPr>
-        <w:pStyle w:val="LabNL"/>
-      </w:pPr>
-      <w:r>
-        <w:t>Challenge: fix the footer so that it sticks to the bottom of the list of articles when the list is populated.</w:t>
-      </w:r>
-    </w:p>
-    <w:p/>
-    <w:p>
-      <w:pPr>
-        <w:pStyle w:val="Heading1"/>
-      </w:pPr>
-      <w:bookmarkStart w:id="79" w:name="_Toc241675646"/>
-      <w:r>
-        <w:t>Lab 17: Forms</w:t>
-      </w:r>
-      <w:bookmarkEnd w:id="79"/>
-    </w:p>
-    <w:p>
-      <w:r>
-        <w:t>In this lab, you’ll implement an input box that filters the currently displayed list of articles based on the text entered into it.</w:t>
-      </w:r>
-    </w:p>
-    <w:p>
-      <w:pPr>
-        <w:pStyle w:val="LabNL"/>
-      </w:pPr>
-      <w:r>
-        <w:t>Create an input in the ArticleList component and bind it with v-model.</w:t>
-      </w:r>
-    </w:p>
-    <w:p>
-      <w:pPr>
-        <w:pStyle w:val="LabNLCode"/>
-      </w:pPr>
-      <w:r>
-        <w:t>&lt;input</w:t>
-      </w:r>
-    </w:p>
-    <w:p>
-      <w:pPr>
-        <w:pStyle w:val="LabNLCode"/>
-      </w:pPr>
-      <w:r>
-        <w:t xml:space="preserve">  v-model="searchDetails"</w:t>
-      </w:r>
-    </w:p>
-    <w:p>
-      <w:pPr>
-        <w:pStyle w:val="LabNLCode"/>
-      </w:pPr>
-      <w:r>
-        <w:t xml:space="preserve">  class="form-control"</w:t>
-      </w:r>
-    </w:p>
-    <w:p>
-      <w:pPr>
-        <w:pStyle w:val="LabNLCode"/>
-      </w:pPr>
-      <w:r>
-        <w:t xml:space="preserve">  placeholder="filter articles"</w:t>
-      </w:r>
-    </w:p>
-    <w:p>
-      <w:pPr>
-        <w:pStyle w:val="LabNLCode"/>
-      </w:pPr>
-      <w:r>
-        <w:t>/&gt;</w:t>
-      </w:r>
-    </w:p>
-    <w:p>
-      <w:pPr>
-        <w:pStyle w:val="Note"/>
-      </w:pPr>
-      <w:r>
-        <w:t>Note: the earlier version of this lab used v-model.number. That modifier casts the input to a number, which is wrong here — we are filtering on text. Leave it off.</w:t>
-      </w:r>
-    </w:p>
-    <w:p>
-      <w:pPr>
-        <w:pStyle w:val="LabNL"/>
-      </w:pPr>
-      <w:r>
-        <w:t>Add a ref named searchDetails to hold the search text.</w:t>
-      </w:r>
-    </w:p>
-    <w:p>
-      <w:pPr>
-        <w:pStyle w:val="LabNLCode"/>
-      </w:pPr>
-      <w:r>
-        <w:t>const searchDetails = ref('');</w:t>
-      </w:r>
-    </w:p>
-    <w:p>
-      <w:pPr>
-        <w:pStyle w:val="LabNL"/>
-      </w:pPr>
-      <w:r>
-        <w:t>Import computed and make a computed property in ArticleList called filterIt.</w:t>
-      </w:r>
-    </w:p>
-    <w:p>
-      <w:pPr>
-        <w:pStyle w:val="LabNLCode"/>
-      </w:pPr>
-      <w:r>
-        <w:t>const filterIt = computed(() =&gt;</w:t>
-      </w:r>
-    </w:p>
-    <w:p>
-      <w:pPr>
-        <w:pStyle w:val="LabNLCode"/>
-      </w:pPr>
-      <w:r>
-        <w:t xml:space="preserve">  articles.value.filter((article) =&gt;</w:t>
-      </w:r>
-    </w:p>
-    <w:p>
-      <w:pPr>
-        <w:pStyle w:val="LabNLCode"/>
-      </w:pPr>
-      <w:r>
-        <w:t xml:space="preserve">    article.title.includes(searchDetails.value),</w:t>
-      </w:r>
-    </w:p>
-    <w:p>
-      <w:pPr>
-        <w:pStyle w:val="LabNLCode"/>
-      </w:pPr>
-      <w:r>
-        <w:t xml:space="preserve">  ),</w:t>
-      </w:r>
-    </w:p>
-    <w:p>
-      <w:pPr>
-        <w:pStyle w:val="LabNLCode"/>
-      </w:pPr>
-      <w:r>
-        <w:t>);</w:t>
-      </w:r>
-    </w:p>
-    <w:p>
-      <w:pPr>
-        <w:pStyle w:val="LabNLSub"/>
-      </w:pPr>
-      <w:r>
-        <w:t>Both refs are read with .value inside the computed callback. Because this is an arrow function there is no this to capture, so the "var self = this" trick the Options API version needed is gone.</w:t>
-      </w:r>
-    </w:p>
-    <w:p>
-      <w:pPr>
-        <w:pStyle w:val="LabNL"/>
-      </w:pPr>
-      <w:r>
-        <w:t>Modify the v-for directive in ArticleList.vue to use filterIt instead of articles:</w:t>
-      </w:r>
-    </w:p>
-    <w:p>
-      <w:pPr>
-        <w:pStyle w:val="LabNLCode"/>
-      </w:pPr>
-      <w:r>
-        <w:lastRenderedPageBreak/>
-        <w:t>v-for="(article, index) in filterIt"</w:t>
-      </w:r>
-    </w:p>
-    <w:p>
-      <w:pPr>
-        <w:pStyle w:val="LabNL"/>
-      </w:pPr>
-      <w:r>
-        <w:t>Start up your development server and try typing letters into the search form to see how the list is filtered.</w:t>
-      </w:r>
-    </w:p>
-    <w:p>
-      <w:pPr>
-        <w:pStyle w:val="LabNL"/>
-      </w:pPr>
-      <w:r>
-        <w:t>Challenge: make the search case-insensitive.</w:t>
-      </w:r>
-    </w:p>
-    <w:p>
-      <w:pPr>
-        <w:pStyle w:val="LabNL"/>
-      </w:pPr>
-      <w:r>
-        <w:t>Challenge: make the search consider the description text as well as the title.</w:t>
-      </w:r>
-    </w:p>
-    <w:p/>
-    <w:p>
-      <w:pPr>
-        <w:pStyle w:val="Heading1"/>
-      </w:pPr>
-      <w:bookmarkStart w:id="80" w:name="_Toc241675647"/>
+      <w:bookmarkStart w:id="90" w:name="_Toc241675647"/>
       <w:r>
         <w:t xml:space="preserve">Lab </w:t>
       </w:r>
@@ -11297,7 +11378,7 @@
       <w:r>
         <w:t>Slots</w:t>
       </w:r>
-      <w:bookmarkEnd w:id="80"/>
+      <w:bookmarkEnd w:id="90"/>
     </w:p>
     <w:p>
       <w:pPr>
@@ -11339,11 +11420,11 @@
       <w:pPr>
         <w:pStyle w:val="Heading1"/>
       </w:pPr>
-      <w:bookmarkStart w:id="81" w:name="_Toc241675648"/>
+      <w:bookmarkStart w:id="91" w:name="_Toc241675648"/>
       <w:r>
         <w:t>Lab 19: Composables</w:t>
       </w:r>
-      <w:bookmarkEnd w:id="81"/>
+      <w:bookmarkEnd w:id="91"/>
     </w:p>
     <w:p>
       <w:r>
@@ -11379,6 +11460,7 @@
         <w:pStyle w:val="LabNLSub"/>
       </w:pPr>
       <w:r>
+        <w:lastRenderedPageBreak/>
         <w:t>By convention a composable is named use followed by what it does, and lives in its own file.</w:t>
       </w:r>
     </w:p>
@@ -11474,8 +11556,1969 @@
         <w:pStyle w:val="LabNLCode"/>
       </w:pPr>
       <w:r>
+        <w:t xml:space="preserve">  return { searchDetails, filterIt };</w:t>
+      </w:r>
+    </w:p>
+    <w:p>
+      <w:pPr>
+        <w:pStyle w:val="LabNLCode"/>
+      </w:pPr>
+      <w:r>
+        <w:t>}</w:t>
+      </w:r>
+    </w:p>
+    <w:p>
+      <w:pPr>
+        <w:pStyle w:val="LabNLSub"/>
+      </w:pPr>
+      <w:r>
+        <w:t>Note that articles arrives as a ref, so the composable reads it through .value and stays reactive to changes made by the caller.</w:t>
+      </w:r>
+    </w:p>
+    <w:p>
+      <w:pPr>
+        <w:pStyle w:val="LabNL"/>
+      </w:pPr>
+      <w:r>
+        <w:t>Use the composable in ArticleList.vue, and delete the local searchDetails ref and filterIt computed property.</w:t>
+      </w:r>
+    </w:p>
+    <w:p>
+      <w:pPr>
+        <w:pStyle w:val="LabNLCode"/>
+      </w:pPr>
+      <w:r>
+        <w:t>import { useArticleFilter } from '../composables/useArticleFilter';</w:t>
+      </w:r>
+    </w:p>
+    <w:p>
+      <w:pPr>
+        <w:pStyle w:val="LabNLCode"/>
+      </w:pPr>
+    </w:p>
+    <w:p>
+      <w:pPr>
+        <w:pStyle w:val="LabNLCode"/>
+      </w:pPr>
+      <w:r>
+        <w:t>const { searchDetails, filterIt } = useArticleFilter(articles);</w:t>
+      </w:r>
+    </w:p>
+    <w:p>
+      <w:pPr>
+        <w:pStyle w:val="LabNL"/>
+      </w:pPr>
+      <w:r>
+        <w:t>Confirm the filter still works in the browser.</w:t>
+      </w:r>
+    </w:p>
+    <w:p>
+      <w:pPr>
+        <w:pStyle w:val="LabNL"/>
+      </w:pPr>
+      <w:r>
+        <w:t>Challenge: implement filtering of the tags in the right column, reusing the same composable.</w:t>
+      </w:r>
+    </w:p>
+    <w:p/>
+    <w:p>
+      <w:pPr>
+        <w:pStyle w:val="Heading1"/>
+      </w:pPr>
+      <w:bookmarkStart w:id="92" w:name="_Toc241675649"/>
+      <w:r>
+        <w:t>Lab 20: Implementing Pinia</w:t>
+      </w:r>
+      <w:bookmarkEnd w:id="92"/>
+    </w:p>
+    <w:p>
+      <w:r>
+        <w:t>In this lab, you’ll convert the Conduit application to use a centralized store with Pinia.</w:t>
+      </w:r>
+    </w:p>
+    <w:p>
+      <w:pPr>
+        <w:pStyle w:val="Note"/>
+      </w:pPr>
+      <w:r>
+        <w:t>Note: earlier versions of this course used Vuex. Vuex is now in maintenance mode and Pinia is the officially recommended store for Vue. The concepts carry over almost one for one — state and getters keep their names, and actions absorb what Vuex split between actions and mutations. Pinia has no mutations at all: an action assigns to state directly. It also drops the string action-type constants and the dispatch/commit indirection, so a store method is called like an ordinary function and can be type-checked and jumped to in an editor.</w:t>
+      </w:r>
+    </w:p>
+    <w:p>
+      <w:pPr>
+        <w:pStyle w:val="LabNL"/>
+      </w:pPr>
+      <w:r>
         <w:lastRenderedPageBreak/>
-        <w:t xml:space="preserve">  return { searchDetails, filterIt };</w:t>
+        <w:t>Install Pinia.</w:t>
+      </w:r>
+    </w:p>
+    <w:p>
+      <w:pPr>
+        <w:pStyle w:val="LabNLCode"/>
+      </w:pPr>
+      <w:r>
+        <w:t>npm install pinia</w:t>
+      </w:r>
+    </w:p>
+    <w:p>
+      <w:pPr>
+        <w:pStyle w:val="LabNL"/>
+      </w:pPr>
+      <w:r>
+        <w:t>Import createPinia in main.js and install it on the app.</w:t>
+      </w:r>
+    </w:p>
+    <w:p>
+      <w:pPr>
+        <w:pStyle w:val="LabNLCode"/>
+      </w:pPr>
+      <w:r>
+        <w:t>import { createApp } from 'vue';</w:t>
+      </w:r>
+    </w:p>
+    <w:p>
+      <w:pPr>
+        <w:pStyle w:val="LabNLCode"/>
+      </w:pPr>
+      <w:r>
+        <w:t>import { createPinia } from 'pinia';</w:t>
+      </w:r>
+    </w:p>
+    <w:p>
+      <w:pPr>
+        <w:pStyle w:val="LabNLCode"/>
+      </w:pPr>
+    </w:p>
+    <w:p>
+      <w:pPr>
+        <w:pStyle w:val="LabNLCode"/>
+      </w:pPr>
+      <w:r>
+        <w:t>const app = createApp(App);</w:t>
+      </w:r>
+    </w:p>
+    <w:p>
+      <w:pPr>
+        <w:pStyle w:val="LabNLCode"/>
+      </w:pPr>
+    </w:p>
+    <w:p>
+      <w:pPr>
+        <w:pStyle w:val="LabNLCode"/>
+      </w:pPr>
+      <w:r>
+        <w:t>app.use(createPinia());</w:t>
+      </w:r>
+    </w:p>
+    <w:p>
+      <w:pPr>
+        <w:pStyle w:val="LabNLCode"/>
+      </w:pPr>
+      <w:r>
+        <w:t>app.mount('#app');</w:t>
+      </w:r>
+    </w:p>
+    <w:p>
+      <w:pPr>
+        <w:pStyle w:val="LabNLSub"/>
+      </w:pPr>
+      <w:r>
+        <w:t>Unlike a Vuex store, a Pinia instance holds no state of its own. Each store is defined in its own file and registers itself the first time it is used.</w:t>
+      </w:r>
+    </w:p>
+    <w:p>
+      <w:pPr>
+        <w:pStyle w:val="LabNL"/>
+      </w:pPr>
+      <w:r>
+        <w:t>Make a new directory in src named stores.</w:t>
+      </w:r>
+    </w:p>
+    <w:p>
+      <w:pPr>
+        <w:pStyle w:val="LabNL"/>
+      </w:pPr>
+      <w:r>
+        <w:t>Make a new file, home.js, inside stores.</w:t>
+      </w:r>
+    </w:p>
+    <w:p>
+      <w:pPr>
+        <w:pStyle w:val="LabNL"/>
+      </w:pPr>
+      <w:r>
+        <w:t>Make a new API service in api.service.js called ArticlesService.</w:t>
+      </w:r>
+    </w:p>
+    <w:p>
+      <w:pPr>
+        <w:pStyle w:val="LabNLCode"/>
+      </w:pPr>
+      <w:r>
+        <w:t>export const ArticlesService = {</w:t>
+      </w:r>
+    </w:p>
+    <w:p>
+      <w:pPr>
+        <w:pStyle w:val="LabNLCode"/>
+      </w:pPr>
+      <w:r>
+        <w:t xml:space="preserve">  query(type, params) {</w:t>
+      </w:r>
+    </w:p>
+    <w:p>
+      <w:pPr>
+        <w:pStyle w:val="LabNLCode"/>
+      </w:pPr>
+      <w:r>
+        <w:t xml:space="preserve">    return ApiService.query(`articles${type === 'feed' ? '/feed' : ''}`, {</w:t>
+      </w:r>
+    </w:p>
+    <w:p>
+      <w:pPr>
+        <w:pStyle w:val="LabNLCode"/>
+      </w:pPr>
+      <w:r>
+        <w:t xml:space="preserve">      params,</w:t>
+      </w:r>
+    </w:p>
+    <w:p>
+      <w:pPr>
+        <w:pStyle w:val="LabNLCode"/>
+      </w:pPr>
+      <w:r>
+        <w:t xml:space="preserve">    });</w:t>
+      </w:r>
+    </w:p>
+    <w:p>
+      <w:pPr>
+        <w:pStyle w:val="LabNLCode"/>
+      </w:pPr>
+      <w:r>
+        <w:t xml:space="preserve">  },</w:t>
+      </w:r>
+    </w:p>
+    <w:p>
+      <w:pPr>
+        <w:pStyle w:val="LabNLCode"/>
+      </w:pPr>
+      <w:r>
+        <w:t>};</w:t>
+      </w:r>
+    </w:p>
+    <w:p>
+      <w:pPr>
+        <w:pStyle w:val="LabNL"/>
+      </w:pPr>
+      <w:r>
+        <w:t>Import defineStore and ArticlesService into stores/home.js</w:t>
+      </w:r>
+    </w:p>
+    <w:p>
+      <w:pPr>
+        <w:pStyle w:val="LabNLCode"/>
+      </w:pPr>
+      <w:r>
+        <w:t>import { defineStore } from 'pinia';</w:t>
+      </w:r>
+    </w:p>
+    <w:p>
+      <w:pPr>
+        <w:pStyle w:val="LabNLCode"/>
+      </w:pPr>
+    </w:p>
+    <w:p>
+      <w:pPr>
+        <w:pStyle w:val="LabNLCode"/>
+      </w:pPr>
+      <w:r>
+        <w:t>import { ArticlesService } from '@/common/api.service';</w:t>
+      </w:r>
+    </w:p>
+    <w:p>
+      <w:pPr>
+        <w:pStyle w:val="LabNL"/>
+      </w:pPr>
+      <w:r>
+        <w:t>Define and export the store. The first argument is a unique id; it is what the Vue DevTools label the store with.</w:t>
+      </w:r>
+    </w:p>
+    <w:p>
+      <w:pPr>
+        <w:pStyle w:val="LabNLCode"/>
+      </w:pPr>
+      <w:r>
+        <w:t>export const useHomeStore = defineStore('home', {</w:t>
+      </w:r>
+    </w:p>
+    <w:p>
+      <w:pPr>
+        <w:pStyle w:val="LabNLCode"/>
+      </w:pPr>
+      <w:r>
+        <w:t>});</w:t>
+      </w:r>
+    </w:p>
+    <w:p>
+      <w:pPr>
+        <w:pStyle w:val="LabNL"/>
+      </w:pPr>
+      <w:r>
+        <w:t>Add the state. As in a component, state is a function that returns a fresh object.</w:t>
+      </w:r>
+    </w:p>
+    <w:p>
+      <w:pPr>
+        <w:pStyle w:val="LabNLCode"/>
+      </w:pPr>
+      <w:r>
+        <w:t xml:space="preserve">  state: () =&gt; ({</w:t>
+      </w:r>
+    </w:p>
+    <w:p>
+      <w:pPr>
+        <w:pStyle w:val="LabNLCode"/>
+      </w:pPr>
+      <w:r>
+        <w:t xml:space="preserve">    tags: [],</w:t>
+      </w:r>
+    </w:p>
+    <w:p>
+      <w:pPr>
+        <w:pStyle w:val="LabNLCode"/>
+      </w:pPr>
+      <w:r>
+        <w:t xml:space="preserve">    articles: [],</w:t>
+      </w:r>
+    </w:p>
+    <w:p>
+      <w:pPr>
+        <w:pStyle w:val="LabNLCode"/>
+      </w:pPr>
+      <w:r>
+        <w:t xml:space="preserve">    isLoading: true,</w:t>
+      </w:r>
+    </w:p>
+    <w:p>
+      <w:pPr>
+        <w:pStyle w:val="LabNLCode"/>
+      </w:pPr>
+      <w:r>
+        <w:lastRenderedPageBreak/>
+        <w:t xml:space="preserve">    articlesCount: 0,</w:t>
+      </w:r>
+    </w:p>
+    <w:p>
+      <w:pPr>
+        <w:pStyle w:val="LabNLCode"/>
+      </w:pPr>
+      <w:r>
+        <w:t xml:space="preserve">  }),</w:t>
+      </w:r>
+    </w:p>
+    <w:p>
+      <w:pPr>
+        <w:pStyle w:val="LabNLSub"/>
+      </w:pPr>
+      <w:r>
+        <w:t>The Vuex version of this store also declared getters called articles, isLoading, articlesCount and tags that just returned the matching piece of state. In Pinia, state is exposed on the store directly, so those pass-through getters are unnecessary. Keep getters for values you actually derive.</w:t>
+      </w:r>
+    </w:p>
+    <w:p>
+      <w:pPr>
+        <w:pStyle w:val="LabNL"/>
+      </w:pPr>
+      <w:r>
+        <w:t>Add the actions. An action can be async, and assigns to state through this — there is no commit and no mutation to write.</w:t>
+      </w:r>
+    </w:p>
+    <w:p>
+      <w:pPr>
+        <w:pStyle w:val="LabNLCode"/>
+      </w:pPr>
+      <w:r>
+        <w:t xml:space="preserve">  actions: {</w:t>
+      </w:r>
+    </w:p>
+    <w:p>
+      <w:pPr>
+        <w:pStyle w:val="LabNLCode"/>
+      </w:pPr>
+      <w:r>
+        <w:t xml:space="preserve">    async fetchArticles(params = {}) {</w:t>
+      </w:r>
+    </w:p>
+    <w:p>
+      <w:pPr>
+        <w:pStyle w:val="LabNLCode"/>
+      </w:pPr>
+      <w:r>
+        <w:t xml:space="preserve">      this.isLoading = true;</w:t>
+      </w:r>
+    </w:p>
+    <w:p>
+      <w:pPr>
+        <w:pStyle w:val="LabNLCode"/>
+      </w:pPr>
+    </w:p>
+    <w:p>
+      <w:pPr>
+        <w:pStyle w:val="LabNLCode"/>
+      </w:pPr>
+      <w:r>
+        <w:t xml:space="preserve">      try {</w:t>
+      </w:r>
+    </w:p>
+    <w:p>
+      <w:pPr>
+        <w:pStyle w:val="LabNLCode"/>
+      </w:pPr>
+      <w:r>
+        <w:t xml:space="preserve">        const { data } = await ArticlesService.query(</w:t>
+      </w:r>
+    </w:p>
+    <w:p>
+      <w:pPr>
+        <w:pStyle w:val="LabNLCode"/>
+      </w:pPr>
+      <w:r>
+        <w:t xml:space="preserve">          params.type,</w:t>
+      </w:r>
+    </w:p>
+    <w:p>
+      <w:pPr>
+        <w:pStyle w:val="LabNLCode"/>
+      </w:pPr>
+      <w:r>
+        <w:t xml:space="preserve">          params.filters,</w:t>
+      </w:r>
+    </w:p>
+    <w:p>
+      <w:pPr>
+        <w:pStyle w:val="LabNLCode"/>
+      </w:pPr>
+      <w:r>
+        <w:t xml:space="preserve">        );</w:t>
+      </w:r>
+    </w:p>
+    <w:p>
+      <w:pPr>
+        <w:pStyle w:val="LabNLCode"/>
+      </w:pPr>
+    </w:p>
+    <w:p>
+      <w:pPr>
+        <w:pStyle w:val="LabNLCode"/>
+      </w:pPr>
+      <w:r>
+        <w:t xml:space="preserve">        this.articles = data.articles;</w:t>
+      </w:r>
+    </w:p>
+    <w:p>
+      <w:pPr>
+        <w:pStyle w:val="LabNLCode"/>
+      </w:pPr>
+      <w:r>
+        <w:t xml:space="preserve">        this.articlesCount = data.articlesCount;</w:t>
+      </w:r>
+    </w:p>
+    <w:p>
+      <w:pPr>
+        <w:pStyle w:val="LabNLCode"/>
+      </w:pPr>
+      <w:r>
+        <w:t xml:space="preserve">      } finally {</w:t>
+      </w:r>
+    </w:p>
+    <w:p>
+      <w:pPr>
+        <w:pStyle w:val="LabNLCode"/>
+      </w:pPr>
+      <w:r>
+        <w:t xml:space="preserve">        this.isLoading = false;</w:t>
+      </w:r>
+    </w:p>
+    <w:p>
+      <w:pPr>
+        <w:pStyle w:val="LabNLCode"/>
+      </w:pPr>
+      <w:r>
+        <w:t xml:space="preserve">      }</w:t>
+      </w:r>
+    </w:p>
+    <w:p>
+      <w:pPr>
+        <w:pStyle w:val="LabNLCode"/>
+      </w:pPr>
+      <w:r>
+        <w:t xml:space="preserve">    },</w:t>
+      </w:r>
+    </w:p>
+    <w:p>
+      <w:pPr>
+        <w:pStyle w:val="LabNLCode"/>
+      </w:pPr>
+      <w:r>
+        <w:t xml:space="preserve">  },</w:t>
+      </w:r>
+    </w:p>
+    <w:p>
+      <w:pPr>
+        <w:pStyle w:val="LabNLSub"/>
+      </w:pPr>
+      <w:r>
+        <w:t>The finally block guarantees the loading flag is cleared even if the request fails, which the Vuex version did not do.</w:t>
+      </w:r>
+    </w:p>
+    <w:p>
+      <w:pPr>
+        <w:pStyle w:val="LabNL"/>
+      </w:pPr>
+      <w:r>
+        <w:t>Add two more actions, setTags and updateArticleInList, replacing the mutations of the same names.</w:t>
+      </w:r>
+    </w:p>
+    <w:p>
+      <w:pPr>
+        <w:pStyle w:val="LabNLCode"/>
+      </w:pPr>
+      <w:r>
+        <w:t xml:space="preserve">    setTags(tags) {</w:t>
+      </w:r>
+    </w:p>
+    <w:p>
+      <w:pPr>
+        <w:pStyle w:val="LabNLCode"/>
+      </w:pPr>
+      <w:r>
+        <w:t xml:space="preserve">      this.tags = tags;</w:t>
+      </w:r>
+    </w:p>
+    <w:p>
+      <w:pPr>
+        <w:pStyle w:val="LabNLCode"/>
+      </w:pPr>
+      <w:r>
+        <w:t xml:space="preserve">    },</w:t>
+      </w:r>
+    </w:p>
+    <w:p>
+      <w:pPr>
+        <w:pStyle w:val="LabNLCode"/>
+      </w:pPr>
+    </w:p>
+    <w:p>
+      <w:pPr>
+        <w:pStyle w:val="LabNLCode"/>
+      </w:pPr>
+      <w:r>
+        <w:t xml:space="preserve">    updateArticleInList(data) {</w:t>
+      </w:r>
+    </w:p>
+    <w:p>
+      <w:pPr>
+        <w:pStyle w:val="LabNLCode"/>
+      </w:pPr>
+      <w:r>
+        <w:t xml:space="preserve">      this.articles = this.articles.map((article) =&gt;</w:t>
+      </w:r>
+    </w:p>
+    <w:p>
+      <w:pPr>
+        <w:pStyle w:val="LabNLCode"/>
+      </w:pPr>
+      <w:r>
+        <w:t xml:space="preserve">        article.slug === data.slug</w:t>
+      </w:r>
+    </w:p>
+    <w:p>
+      <w:pPr>
+        <w:pStyle w:val="LabNLCode"/>
+      </w:pPr>
+      <w:r>
+        <w:lastRenderedPageBreak/>
+        <w:t xml:space="preserve">          ? {</w:t>
+      </w:r>
+    </w:p>
+    <w:p>
+      <w:pPr>
+        <w:pStyle w:val="LabNLCode"/>
+      </w:pPr>
+      <w:r>
+        <w:t xml:space="preserve">              ...article,</w:t>
+      </w:r>
+    </w:p>
+    <w:p>
+      <w:pPr>
+        <w:pStyle w:val="LabNLCode"/>
+      </w:pPr>
+      <w:r>
+        <w:t xml:space="preserve">              favorited: data.favorited,</w:t>
+      </w:r>
+    </w:p>
+    <w:p>
+      <w:pPr>
+        <w:pStyle w:val="LabNLCode"/>
+      </w:pPr>
+      <w:r>
+        <w:t xml:space="preserve">              favoritesCount: data.favoritesCount,</w:t>
+      </w:r>
+    </w:p>
+    <w:p>
+      <w:pPr>
+        <w:pStyle w:val="LabNLCode"/>
+      </w:pPr>
+      <w:r>
+        <w:t xml:space="preserve">            }</w:t>
+      </w:r>
+    </w:p>
+    <w:p>
+      <w:pPr>
+        <w:pStyle w:val="LabNLCode"/>
+      </w:pPr>
+      <w:r>
+        <w:t xml:space="preserve">          : article,</w:t>
+      </w:r>
+    </w:p>
+    <w:p>
+      <w:pPr>
+        <w:pStyle w:val="LabNLCode"/>
+      </w:pPr>
+      <w:r>
+        <w:t xml:space="preserve">      );</w:t>
+      </w:r>
+    </w:p>
+    <w:p>
+      <w:pPr>
+        <w:pStyle w:val="LabNLCode"/>
+      </w:pPr>
+      <w:r>
+        <w:t xml:space="preserve">    },</w:t>
+      </w:r>
+    </w:p>
+    <w:p>
+      <w:pPr>
+        <w:pStyle w:val="LabNL"/>
+      </w:pPr>
+      <w:r>
+        <w:t>Import the store and storeToRefs into ArticleList.vue</w:t>
+      </w:r>
+    </w:p>
+    <w:p>
+      <w:pPr>
+        <w:pStyle w:val="LabNLCode"/>
+      </w:pPr>
+      <w:r>
+        <w:t>import { storeToRefs } from 'pinia';</w:t>
+      </w:r>
+    </w:p>
+    <w:p>
+      <w:pPr>
+        <w:pStyle w:val="LabNLCode"/>
+      </w:pPr>
+    </w:p>
+    <w:p>
+      <w:pPr>
+        <w:pStyle w:val="LabNLCode"/>
+      </w:pPr>
+      <w:r>
+        <w:t>import { useHomeStore } from '../stores/home';</w:t>
+      </w:r>
+    </w:p>
+    <w:p>
+      <w:pPr>
+        <w:pStyle w:val="LabNL"/>
+      </w:pPr>
+      <w:r>
+        <w:t>Call the store’s composable and pull out the pieces you need.</w:t>
+      </w:r>
+    </w:p>
+    <w:p>
+      <w:pPr>
+        <w:pStyle w:val="LabNLCode"/>
+      </w:pPr>
+      <w:r>
+        <w:t>const homeStore = useHomeStore();</w:t>
+      </w:r>
+    </w:p>
+    <w:p>
+      <w:pPr>
+        <w:pStyle w:val="LabNLCode"/>
+      </w:pPr>
+      <w:r>
+        <w:t>const { articles, isLoading } = storeToRefs(homeStore);</w:t>
+      </w:r>
+    </w:p>
+    <w:p>
+      <w:pPr>
+        <w:pStyle w:val="Note"/>
+      </w:pPr>
+      <w:r>
+        <w:t>Note: a Pinia store is a reactive object, so destructuring it directly would break reactivity — you would copy the values out and never see an update. storeToRefs converts state and getters into refs that keep tracking. Actions are plain functions and can be destructured normally, or called on the store as we do below.</w:t>
+      </w:r>
+    </w:p>
+    <w:p>
+      <w:pPr>
+        <w:pStyle w:val="LabNL"/>
+      </w:pPr>
+      <w:r>
+        <w:t>Remove the local articles ref from ArticleList.vue — the store owns that state now.</w:t>
+      </w:r>
+    </w:p>
+    <w:p>
+      <w:pPr>
+        <w:pStyle w:val="LabNL"/>
+      </w:pPr>
+      <w:r>
+        <w:t>Change the onMounted hook to call the store action.</w:t>
+      </w:r>
+    </w:p>
+    <w:p>
+      <w:pPr>
+        <w:pStyle w:val="LabNLCode"/>
+      </w:pPr>
+      <w:r>
+        <w:t>onMounted(() =&gt; {</w:t>
+      </w:r>
+    </w:p>
+    <w:p>
+      <w:pPr>
+        <w:pStyle w:val="LabNLCode"/>
+      </w:pPr>
+      <w:r>
+        <w:t xml:space="preserve">  homeStore.fetchArticles({ type: 'all' });</w:t>
+      </w:r>
+    </w:p>
+    <w:p>
+      <w:pPr>
+        <w:pStyle w:val="LabNLCode"/>
+      </w:pPr>
+      <w:r>
+        <w:t>});</w:t>
+      </w:r>
+    </w:p>
+    <w:p>
+      <w:pPr>
+        <w:pStyle w:val="LabNLSub"/>
+      </w:pPr>
+      <w:r>
+        <w:t>Compare that with the Vuex version, which read this.$store.dispatch(FETCH_ARTICLES, this.listConfig) and needed a string constant and a computed property to build the payload.</w:t>
+      </w:r>
+    </w:p>
+    <w:p>
+      <w:pPr>
+        <w:pStyle w:val="LabNL"/>
+      </w:pPr>
+      <w:r>
+        <w:t>Add a v-if directive to the ArticleList template to hide the list until the request has finished.</w:t>
+      </w:r>
+    </w:p>
+    <w:p>
+      <w:pPr>
+        <w:pStyle w:val="LabNLCode"/>
+      </w:pPr>
+      <w:r>
+        <w:t>&lt;template&gt;</w:t>
+      </w:r>
+    </w:p>
+    <w:p>
+      <w:pPr>
+        <w:pStyle w:val="LabNLCode"/>
+      </w:pPr>
+      <w:r>
+        <w:t xml:space="preserve">  &lt;div&gt;</w:t>
+      </w:r>
+    </w:p>
+    <w:p>
+      <w:pPr>
+        <w:pStyle w:val="LabNLCode"/>
+      </w:pPr>
+      <w:r>
+        <w:t xml:space="preserve">    &lt;div v-if="isLoading" class="article-preview"&gt;Loading articles...&lt;/div&gt;</w:t>
+      </w:r>
+    </w:p>
+    <w:p>
+      <w:pPr>
+        <w:pStyle w:val="LabNLCode"/>
+      </w:pPr>
+      <w:r>
+        <w:t xml:space="preserve">    &lt;div v-else&gt;</w:t>
+      </w:r>
+    </w:p>
+    <w:p>
+      <w:pPr>
+        <w:pStyle w:val="LabNLCode"/>
+      </w:pPr>
+      <w:r>
+        <w:t xml:space="preserve">      &lt;input</w:t>
+      </w:r>
+    </w:p>
+    <w:p>
+      <w:pPr>
+        <w:pStyle w:val="LabNLCode"/>
+      </w:pPr>
+      <w:r>
+        <w:t xml:space="preserve">        v-model="searchDetails"</w:t>
+      </w:r>
+    </w:p>
+    <w:p>
+      <w:pPr>
+        <w:pStyle w:val="LabNLCode"/>
+      </w:pPr>
+      <w:r>
+        <w:lastRenderedPageBreak/>
+        <w:t xml:space="preserve">        class="form-control"</w:t>
+      </w:r>
+    </w:p>
+    <w:p>
+      <w:pPr>
+        <w:pStyle w:val="LabNLCode"/>
+      </w:pPr>
+      <w:r>
+        <w:t xml:space="preserve">        placeholder="filter articles"</w:t>
+      </w:r>
+    </w:p>
+    <w:p>
+      <w:pPr>
+        <w:pStyle w:val="LabNLCode"/>
+      </w:pPr>
+      <w:r>
+        <w:t xml:space="preserve">      /&gt;</w:t>
+      </w:r>
+    </w:p>
+    <w:p>
+      <w:pPr>
+        <w:pStyle w:val="LabNLCode"/>
+      </w:pPr>
+      <w:r>
+        <w:t xml:space="preserve">      &lt;div v-if="articles.length === 0" class="article-preview"&gt;</w:t>
+      </w:r>
+    </w:p>
+    <w:p>
+      <w:pPr>
+        <w:pStyle w:val="LabNLCode"/>
+      </w:pPr>
+      <w:r>
+        <w:t xml:space="preserve">        No articles are here... yet.</w:t>
+      </w:r>
+    </w:p>
+    <w:p>
+      <w:pPr>
+        <w:pStyle w:val="LabNLCode"/>
+      </w:pPr>
+      <w:r>
+        <w:t xml:space="preserve">      &lt;/div&gt;</w:t>
+      </w:r>
+    </w:p>
+    <w:p>
+      <w:pPr>
+        <w:pStyle w:val="LabNLCode"/>
+      </w:pPr>
+      <w:r>
+        <w:t xml:space="preserve">      &lt;ArticlePreview</w:t>
+      </w:r>
+    </w:p>
+    <w:p>
+      <w:pPr>
+        <w:pStyle w:val="LabNLCode"/>
+      </w:pPr>
+      <w:r>
+        <w:t xml:space="preserve">        v-for="(article, index) in filterIt"</w:t>
+      </w:r>
+    </w:p>
+    <w:p>
+      <w:pPr>
+        <w:pStyle w:val="LabNLCode"/>
+      </w:pPr>
+      <w:r>
+        <w:t xml:space="preserve">        :key="article.title + index"</w:t>
+      </w:r>
+    </w:p>
+    <w:p>
+      <w:pPr>
+        <w:pStyle w:val="LabNLCode"/>
+      </w:pPr>
+      <w:r>
+        <w:t xml:space="preserve">        :style="{ fontSize: articleFontSize + 'em' }"</w:t>
+      </w:r>
+    </w:p>
+    <w:p>
+      <w:pPr>
+        <w:pStyle w:val="LabNLCode"/>
+      </w:pPr>
+      <w:r>
+        <w:t xml:space="preserve">        :article="article"</w:t>
+      </w:r>
+    </w:p>
+    <w:p>
+      <w:pPr>
+        <w:pStyle w:val="LabNLCode"/>
+      </w:pPr>
+      <w:r>
+        <w:t xml:space="preserve">        @enlarge-text="articleFontSize += 0.1"</w:t>
+      </w:r>
+    </w:p>
+    <w:p>
+      <w:pPr>
+        <w:pStyle w:val="LabNLCode"/>
+      </w:pPr>
+      <w:r>
+        <w:t xml:space="preserve">      /&gt;</w:t>
+      </w:r>
+    </w:p>
+    <w:p>
+      <w:pPr>
+        <w:pStyle w:val="LabNLCode"/>
+      </w:pPr>
+      <w:r>
+        <w:t xml:space="preserve">    &lt;/div&gt;</w:t>
+      </w:r>
+    </w:p>
+    <w:p>
+      <w:pPr>
+        <w:pStyle w:val="LabNLCode"/>
+      </w:pPr>
+      <w:r>
+        <w:t xml:space="preserve">  &lt;/div&gt;</w:t>
+      </w:r>
+    </w:p>
+    <w:p>
+      <w:pPr>
+        <w:pStyle w:val="LabNLCode"/>
+      </w:pPr>
+      <w:r>
+        <w:t>&lt;/template&gt;</w:t>
+      </w:r>
+    </w:p>
+    <w:p>
+      <w:pPr>
+        <w:pStyle w:val="LabNL"/>
+      </w:pPr>
+      <w:r>
+        <w:t>Start the development server and view the app in a browser.</w:t>
+      </w:r>
+    </w:p>
+    <w:p>
+      <w:pPr>
+        <w:pStyle w:val="LabNL"/>
+      </w:pPr>
+      <w:r>
+        <w:t>Open the Vue DevTools and find the Pinia tab. Watch isLoading flip as the request completes, and try editing articles directly from the inspector.</w:t>
+      </w:r>
+    </w:p>
+    <w:p>
+      <w:pPr>
+        <w:pStyle w:val="LabNL"/>
+      </w:pPr>
+      <w:r>
+        <w:t>Challenge: display tags along with each article preview.</w:t>
+      </w:r>
+    </w:p>
+    <w:p>
+      <w:pPr>
+        <w:pStyle w:val="LabNL"/>
+      </w:pPr>
+      <w:r>
+        <w:t>Challenge: populate the Popular Tags box with a list of tags from the currently displayed article previews.</w:t>
+      </w:r>
+    </w:p>
+    <w:p>
+      <w:pPr>
+        <w:pStyle w:val="LabNL"/>
+      </w:pPr>
+      <w:r>
+        <w:t>Challenge: clicking on a tag in the list of popular tags should filter the display of articles.</w:t>
+      </w:r>
+    </w:p>
+    <w:p/>
+    <w:p>
+      <w:pPr>
+        <w:pStyle w:val="Heading1"/>
+      </w:pPr>
+      <w:bookmarkStart w:id="93" w:name="_Toc241675650"/>
+      <w:r>
+        <w:t>Lab 21: Routing</w:t>
+      </w:r>
+      <w:bookmarkEnd w:id="93"/>
+    </w:p>
+    <w:p>
+      <w:r>
+        <w:t>So far, our application only has one screen. In this lab, you’ll start to implement additional routes. Routing in modern JavaScript frameworks works by reacting to changes in the browser address to load or show different views. In reality everything is happening in the same HTML page, but the data and view change. This is what we mean by a Single Page Application (or SPA).</w:t>
+      </w:r>
+    </w:p>
+    <w:p/>
+    <w:p>
+      <w:r>
+        <w:t>In this lab, you’ll install and configure Vue Router, and then create the first two additional routes for this application: Sign In and Sign Up.</w:t>
+      </w:r>
+    </w:p>
+    <w:p/>
+    <w:p>
+      <w:pPr>
+        <w:pStyle w:val="LabNL"/>
+      </w:pPr>
+      <w:r>
+        <w:t>Install vue-router.</w:t>
+      </w:r>
+    </w:p>
+    <w:p>
+      <w:pPr>
+        <w:pStyle w:val="LabNLCode"/>
+      </w:pPr>
+      <w:r>
+        <w:t>npm install vue-router</w:t>
+      </w:r>
+    </w:p>
+    <w:p>
+      <w:pPr>
+        <w:pStyle w:val="LabNL"/>
+      </w:pPr>
+      <w:r>
+        <w:lastRenderedPageBreak/>
+        <w:t>Make a new directory in src named router.</w:t>
+      </w:r>
+    </w:p>
+    <w:p>
+      <w:pPr>
+        <w:pStyle w:val="LabNL"/>
+      </w:pPr>
+      <w:r>
+        <w:t>Create a file named index.js inside src/router</w:t>
+      </w:r>
+    </w:p>
+    <w:p>
+      <w:pPr>
+        <w:pStyle w:val="LabNL"/>
+      </w:pPr>
+      <w:r>
+        <w:t>Import the router factory functions. Vue Router 4 and later are created with a function rather than a constructor, and are not installed with Vue.use.</w:t>
+      </w:r>
+    </w:p>
+    <w:p>
+      <w:pPr>
+        <w:pStyle w:val="LabNLCode"/>
+      </w:pPr>
+      <w:r>
+        <w:t>import { createRouter, createWebHistory } from 'vue-router';</w:t>
+      </w:r>
+    </w:p>
+    <w:p>
+      <w:pPr>
+        <w:pStyle w:val="Note"/>
+      </w:pPr>
+      <w:r>
+        <w:t>Note: this is the biggest API change from Vue Router 3. new Router() becomes createRouter(); the mode: 'history' option becomes createWebHistory(); mode: 'hash' becomes createWebHashHistory(); and the catch-all path '*' becomes '/:pathMatch(.*)*'.</w:t>
+      </w:r>
+    </w:p>
+    <w:p>
+      <w:pPr>
+        <w:pStyle w:val="LabNL"/>
+      </w:pPr>
+      <w:r>
+        <w:t>Create and export the router, passing it a history implementation and a routes array.</w:t>
+      </w:r>
+    </w:p>
+    <w:p>
+      <w:pPr>
+        <w:pStyle w:val="LabNLCode"/>
+      </w:pPr>
+      <w:r>
+        <w:t>export default createRouter({</w:t>
+      </w:r>
+    </w:p>
+    <w:p>
+      <w:pPr>
+        <w:pStyle w:val="LabNLCode"/>
+      </w:pPr>
+      <w:r>
+        <w:t xml:space="preserve">  history: createWebHistory(import.meta.env.BASE_URL),</w:t>
+      </w:r>
+    </w:p>
+    <w:p>
+      <w:pPr>
+        <w:pStyle w:val="LabNLCode"/>
+      </w:pPr>
+      <w:r>
+        <w:t xml:space="preserve">  routes: [],</w:t>
+      </w:r>
+    </w:p>
+    <w:p>
+      <w:pPr>
+        <w:pStyle w:val="LabNLCode"/>
+      </w:pPr>
+      <w:r>
+        <w:t>});</w:t>
+      </w:r>
+    </w:p>
+    <w:p>
+      <w:pPr>
+        <w:pStyle w:val="LabNLSub"/>
+      </w:pPr>
+      <w:r>
+        <w:t>createWebHistory uses the HTML5 History API, so URLs have no #. That is why the "/#/" you may have seen in older versions of this app is gone.</w:t>
+      </w:r>
+    </w:p>
+    <w:p>
+      <w:pPr>
+        <w:pStyle w:val="LabNL"/>
+      </w:pPr>
+      <w:r>
+        <w:t>Make the first (default) route. Remember the .vue extension in the dynamic import.</w:t>
+      </w:r>
+    </w:p>
+    <w:p>
+      <w:pPr>
+        <w:pStyle w:val="LabNLCode"/>
+      </w:pPr>
+      <w:r>
+        <w:t xml:space="preserve">  routes: [</w:t>
+      </w:r>
+    </w:p>
+    <w:p>
+      <w:pPr>
+        <w:pStyle w:val="LabNLCode"/>
+      </w:pPr>
+      <w:r>
+        <w:t xml:space="preserve">    {</w:t>
+      </w:r>
+    </w:p>
+    <w:p>
+      <w:pPr>
+        <w:pStyle w:val="LabNLCode"/>
+      </w:pPr>
+      <w:r>
+        <w:t xml:space="preserve">      name: 'home',</w:t>
+      </w:r>
+    </w:p>
+    <w:p>
+      <w:pPr>
+        <w:pStyle w:val="LabNLCode"/>
+      </w:pPr>
+      <w:r>
+        <w:t xml:space="preserve">      path: '/',</w:t>
+      </w:r>
+    </w:p>
+    <w:p>
+      <w:pPr>
+        <w:pStyle w:val="LabNLCode"/>
+      </w:pPr>
+      <w:r>
+        <w:t xml:space="preserve">      component: () =&gt; import('@/components/Home.vue'),</w:t>
+      </w:r>
+    </w:p>
+    <w:p>
+      <w:pPr>
+        <w:pStyle w:val="LabNLCode"/>
+      </w:pPr>
+      <w:r>
+        <w:t xml:space="preserve">    },</w:t>
+      </w:r>
+    </w:p>
+    <w:p>
+      <w:pPr>
+        <w:pStyle w:val="LabNLCode"/>
+      </w:pPr>
+      <w:r>
+        <w:t xml:space="preserve">  ],</w:t>
+      </w:r>
+    </w:p>
+    <w:p>
+      <w:pPr>
+        <w:pStyle w:val="LabNLSub"/>
+      </w:pPr>
+      <w:r>
+        <w:t>Writing the component as an arrow function that returns an import() makes it a lazily-loaded route: Vite gives that route its own JavaScript chunk, which is not downloaded until the route is visited.</w:t>
+      </w:r>
+    </w:p>
+    <w:p>
+      <w:pPr>
+        <w:pStyle w:val="LabNL"/>
+      </w:pPr>
+      <w:r>
+        <w:t>Import the router module into main.js and install it on the app.</w:t>
+      </w:r>
+    </w:p>
+    <w:p>
+      <w:pPr>
+        <w:pStyle w:val="LabNLCode"/>
+      </w:pPr>
+      <w:r>
+        <w:t>import router from './router';</w:t>
+      </w:r>
+    </w:p>
+    <w:p>
+      <w:pPr>
+        <w:pStyle w:val="LabNLCode"/>
+      </w:pPr>
+    </w:p>
+    <w:p>
+      <w:pPr>
+        <w:pStyle w:val="LabNLCode"/>
+      </w:pPr>
+      <w:r>
+        <w:t>app.use(createPinia());</w:t>
+      </w:r>
+    </w:p>
+    <w:p>
+      <w:pPr>
+        <w:pStyle w:val="LabNLCode"/>
+      </w:pPr>
+      <w:r>
+        <w:t>app.use(router);</w:t>
+      </w:r>
+    </w:p>
+    <w:p>
+      <w:pPr>
+        <w:pStyle w:val="LabNLCode"/>
+      </w:pPr>
+      <w:r>
+        <w:t>app.mount('#app');</w:t>
+      </w:r>
+    </w:p>
+    <w:p>
+      <w:pPr>
+        <w:pStyle w:val="LabNLSub"/>
+      </w:pPr>
+      <w:r>
+        <w:t>Install Pinia before the router, so that navigation guards and route components can reach the stores.</w:t>
+      </w:r>
+    </w:p>
+    <w:p>
+      <w:pPr>
+        <w:pStyle w:val="LabNL"/>
+      </w:pPr>
+      <w:r>
+        <w:t>Open App.vue and replace the &lt;Home /&gt; component with &lt;RouterView /&gt;.</w:t>
+      </w:r>
+    </w:p>
+    <w:p>
+      <w:pPr>
+        <w:pStyle w:val="LabNLCode"/>
+      </w:pPr>
+      <w:r>
+        <w:lastRenderedPageBreak/>
+        <w:t>&lt;script setup&gt;</w:t>
+      </w:r>
+    </w:p>
+    <w:p>
+      <w:pPr>
+        <w:pStyle w:val="LabNLCode"/>
+      </w:pPr>
+      <w:r>
+        <w:t>import { RouterView } from 'vue-router';</w:t>
+      </w:r>
+    </w:p>
+    <w:p>
+      <w:pPr>
+        <w:pStyle w:val="LabNLCode"/>
+      </w:pPr>
+    </w:p>
+    <w:p>
+      <w:pPr>
+        <w:pStyle w:val="LabNLCode"/>
+      </w:pPr>
+      <w:r>
+        <w:t>import Header from './components/Header.vue';</w:t>
+      </w:r>
+    </w:p>
+    <w:p>
+      <w:pPr>
+        <w:pStyle w:val="LabNLCode"/>
+      </w:pPr>
+      <w:r>
+        <w:t>import Footer from './components/Footer.vue';</w:t>
+      </w:r>
+    </w:p>
+    <w:p>
+      <w:pPr>
+        <w:pStyle w:val="LabNLCode"/>
+      </w:pPr>
+      <w:r>
+        <w:t>&lt;/script&gt;</w:t>
+      </w:r>
+    </w:p>
+    <w:p>
+      <w:pPr>
+        <w:pStyle w:val="LabNLCode"/>
+      </w:pPr>
+    </w:p>
+    <w:p>
+      <w:pPr>
+        <w:pStyle w:val="LabNLCode"/>
+      </w:pPr>
+      <w:r>
+        <w:t>&lt;template&gt;</w:t>
+      </w:r>
+    </w:p>
+    <w:p>
+      <w:pPr>
+        <w:pStyle w:val="LabNLCode"/>
+      </w:pPr>
+      <w:r>
+        <w:t xml:space="preserve">  &lt;div id="app"&gt;</w:t>
+      </w:r>
+    </w:p>
+    <w:p>
+      <w:pPr>
+        <w:pStyle w:val="LabNLCode"/>
+      </w:pPr>
+      <w:r>
+        <w:t xml:space="preserve">    &lt;Header /&gt;</w:t>
+      </w:r>
+    </w:p>
+    <w:p>
+      <w:pPr>
+        <w:pStyle w:val="LabNLCode"/>
+      </w:pPr>
+      <w:r>
+        <w:t xml:space="preserve">    &lt;RouterView /&gt;</w:t>
+      </w:r>
+    </w:p>
+    <w:p>
+      <w:pPr>
+        <w:pStyle w:val="LabNLCode"/>
+      </w:pPr>
+      <w:r>
+        <w:t xml:space="preserve">    &lt;Footer /&gt;</w:t>
+      </w:r>
+    </w:p>
+    <w:p>
+      <w:pPr>
+        <w:pStyle w:val="LabNLCode"/>
+      </w:pPr>
+      <w:r>
+        <w:t xml:space="preserve">  &lt;/div&gt;</w:t>
+      </w:r>
+    </w:p>
+    <w:p>
+      <w:pPr>
+        <w:pStyle w:val="LabNLCode"/>
+      </w:pPr>
+      <w:r>
+        <w:t>&lt;/template&gt;</w:t>
+      </w:r>
+    </w:p>
+    <w:p>
+      <w:pPr>
+        <w:pStyle w:val="LabNLSub"/>
+      </w:pPr>
+      <w:r>
+        <w:t>app.use(router) does register &lt;RouterView&gt; and &lt;RouterLink&gt; globally, so the import is optional. Importing them explicitly is worth the one line: the editor can then resolve them, and the component says what it depends on.</w:t>
+      </w:r>
+    </w:p>
+    <w:p>
+      <w:pPr>
+        <w:pStyle w:val="LabNL"/>
+      </w:pPr>
+      <w:r>
+        <w:t>Remove the import for Home from App.vue.</w:t>
+      </w:r>
+    </w:p>
+    <w:p>
+      <w:pPr>
+        <w:pStyle w:val="LabNL"/>
+      </w:pPr>
+      <w:r>
+        <w:t>Run the development server and open the application in your browser. It should work the same as before.</w:t>
+      </w:r>
+    </w:p>
+    <w:p>
+      <w:pPr>
+        <w:pStyle w:val="LabNL"/>
+      </w:pPr>
+      <w:r>
+        <w:t>Open the Header component for editing.</w:t>
+      </w:r>
+    </w:p>
+    <w:p>
+      <w:pPr>
+        <w:pStyle w:val="LabNL"/>
+      </w:pPr>
+      <w:r>
+        <w:t>Find the Sign In link, and replace it with a RouterLink component:</w:t>
+      </w:r>
+    </w:p>
+    <w:p>
+      <w:pPr>
+        <w:pStyle w:val="LabNLCode"/>
+      </w:pPr>
+      <w:r>
+        <w:t>&lt;RouterLink</w:t>
+      </w:r>
+    </w:p>
+    <w:p>
+      <w:pPr>
+        <w:pStyle w:val="LabNLCode"/>
+      </w:pPr>
+      <w:r>
+        <w:t xml:space="preserve">  class="nav-link"</w:t>
+      </w:r>
+    </w:p>
+    <w:p>
+      <w:pPr>
+        <w:pStyle w:val="LabNLCode"/>
+      </w:pPr>
+      <w:r>
+        <w:t xml:space="preserve">  active-class="active"</w:t>
+      </w:r>
+    </w:p>
+    <w:p>
+      <w:pPr>
+        <w:pStyle w:val="LabNLCode"/>
+      </w:pPr>
+      <w:r>
+        <w:t xml:space="preserve">  :to="{ name: 'login' }"</w:t>
+      </w:r>
+    </w:p>
+    <w:p>
+      <w:pPr>
+        <w:pStyle w:val="LabNLCode"/>
+      </w:pPr>
+      <w:r>
+        <w:t>&gt;</w:t>
+      </w:r>
+    </w:p>
+    <w:p>
+      <w:pPr>
+        <w:pStyle w:val="LabNLCode"/>
+      </w:pPr>
+      <w:r>
+        <w:t xml:space="preserve">  Sign in</w:t>
+      </w:r>
+    </w:p>
+    <w:p>
+      <w:pPr>
+        <w:pStyle w:val="LabNLCode"/>
+      </w:pPr>
+      <w:r>
+        <w:t>&lt;/RouterLink&gt;</w:t>
+      </w:r>
+    </w:p>
+    <w:p>
+      <w:pPr>
+        <w:pStyle w:val="Note"/>
+      </w:pPr>
+      <w:r>
+        <w:t>Note: the exact prop that Vue Router 3 needed here is gone. In Vue Router 4 and later, active-class is applied on partial matches and exact-active-class on exact ones, so use exact-active-class if you need the old behaviour.</w:t>
+      </w:r>
+    </w:p>
+    <w:p>
+      <w:pPr>
+        <w:pStyle w:val="LabNL"/>
+      </w:pPr>
+      <w:r>
+        <w:t>View the application in your browser and click on the Sign In link. It won’t work yet, because the login route doesn’t exist.</w:t>
+      </w:r>
+    </w:p>
+    <w:p>
+      <w:pPr>
+        <w:pStyle w:val="LabNL"/>
+      </w:pPr>
+      <w:r>
+        <w:t>Create a new route, in router/index.js, with the name login and the path /login.</w:t>
+      </w:r>
+    </w:p>
+    <w:p>
+      <w:pPr>
+        <w:pStyle w:val="LabNLCode"/>
+      </w:pPr>
+      <w:r>
+        <w:t xml:space="preserve">    {</w:t>
+      </w:r>
+    </w:p>
+    <w:p>
+      <w:pPr>
+        <w:pStyle w:val="LabNLCode"/>
+      </w:pPr>
+      <w:r>
+        <w:t xml:space="preserve">      name: 'login',</w:t>
+      </w:r>
+    </w:p>
+    <w:p>
+      <w:pPr>
+        <w:pStyle w:val="LabNLCode"/>
+      </w:pPr>
+      <w:r>
+        <w:lastRenderedPageBreak/>
+        <w:t xml:space="preserve">      path: '/login',</w:t>
+      </w:r>
+    </w:p>
+    <w:p>
+      <w:pPr>
+        <w:pStyle w:val="LabNLCode"/>
+      </w:pPr>
+      <w:r>
+        <w:t xml:space="preserve">      component: () =&gt; import('@/components/Login.vue'),</w:t>
+      </w:r>
+    </w:p>
+    <w:p>
+      <w:pPr>
+        <w:pStyle w:val="LabNLCode"/>
+      </w:pPr>
+      <w:r>
+        <w:t xml:space="preserve">    },</w:t>
+      </w:r>
+    </w:p>
+    <w:p>
+      <w:pPr>
+        <w:pStyle w:val="LabNL"/>
+      </w:pPr>
+      <w:r>
+        <w:t>Make a new component named Login and put a login form in the &lt;template&gt;:</w:t>
+      </w:r>
+    </w:p>
+    <w:p>
+      <w:pPr>
+        <w:pStyle w:val="LabNLCode"/>
+      </w:pPr>
+      <w:r>
+        <w:t>&lt;script setup&gt;</w:t>
+      </w:r>
+    </w:p>
+    <w:p>
+      <w:pPr>
+        <w:pStyle w:val="LabNLCode"/>
+      </w:pPr>
+      <w:r>
+        <w:t>// The form is wired up to the auth store in the next lab.</w:t>
+      </w:r>
+    </w:p>
+    <w:p>
+      <w:pPr>
+        <w:pStyle w:val="LabNLCode"/>
+      </w:pPr>
+      <w:r>
+        <w:t>function onSubmit() {}</w:t>
+      </w:r>
+    </w:p>
+    <w:p>
+      <w:pPr>
+        <w:pStyle w:val="LabNLCode"/>
+      </w:pPr>
+      <w:r>
+        <w:t>&lt;/script&gt;</w:t>
+      </w:r>
+    </w:p>
+    <w:p>
+      <w:pPr>
+        <w:pStyle w:val="LabNLCode"/>
+      </w:pPr>
+    </w:p>
+    <w:p>
+      <w:pPr>
+        <w:pStyle w:val="LabNLCode"/>
+      </w:pPr>
+      <w:r>
+        <w:t>&lt;template&gt;</w:t>
+      </w:r>
+    </w:p>
+    <w:p>
+      <w:pPr>
+        <w:pStyle w:val="LabNLCode"/>
+      </w:pPr>
+      <w:r>
+        <w:t xml:space="preserve">  &lt;div&gt;</w:t>
+      </w:r>
+    </w:p>
+    <w:p>
+      <w:pPr>
+        <w:pStyle w:val="LabNLCode"/>
+      </w:pPr>
+      <w:r>
+        <w:t xml:space="preserve">    &lt;h1&gt;Log In Here&lt;/h1&gt;</w:t>
+      </w:r>
+    </w:p>
+    <w:p>
+      <w:pPr>
+        <w:pStyle w:val="LabNLCode"/>
+      </w:pPr>
+      <w:r>
+        <w:t xml:space="preserve">    &lt;form @submit.prevent="onSubmit"&gt;</w:t>
+      </w:r>
+    </w:p>
+    <w:p>
+      <w:pPr>
+        <w:pStyle w:val="LabNLCode"/>
+      </w:pPr>
+      <w:r>
+        <w:t xml:space="preserve">      &lt;fieldset class="form-group"&gt;</w:t>
+      </w:r>
+    </w:p>
+    <w:p>
+      <w:pPr>
+        <w:pStyle w:val="LabNLCode"/>
+      </w:pPr>
+      <w:r>
+        <w:t xml:space="preserve">        &lt;input</w:t>
+      </w:r>
+    </w:p>
+    <w:p>
+      <w:pPr>
+        <w:pStyle w:val="LabNLCode"/>
+      </w:pPr>
+      <w:r>
+        <w:t xml:space="preserve">          class="form-control form-control-lg"</w:t>
+      </w:r>
+    </w:p>
+    <w:p>
+      <w:pPr>
+        <w:pStyle w:val="LabNLCode"/>
+      </w:pPr>
+      <w:r>
+        <w:t xml:space="preserve">          type="text"</w:t>
+      </w:r>
+    </w:p>
+    <w:p>
+      <w:pPr>
+        <w:pStyle w:val="LabNLCode"/>
+      </w:pPr>
+      <w:r>
+        <w:t xml:space="preserve">          placeholder="Email"</w:t>
+      </w:r>
+    </w:p>
+    <w:p>
+      <w:pPr>
+        <w:pStyle w:val="LabNLCode"/>
+      </w:pPr>
+      <w:r>
+        <w:t xml:space="preserve">        /&gt;</w:t>
+      </w:r>
+    </w:p>
+    <w:p>
+      <w:pPr>
+        <w:pStyle w:val="LabNLCode"/>
+      </w:pPr>
+      <w:r>
+        <w:t xml:space="preserve">      &lt;/fieldset&gt;</w:t>
+      </w:r>
+    </w:p>
+    <w:p>
+      <w:pPr>
+        <w:pStyle w:val="LabNLCode"/>
+      </w:pPr>
+      <w:r>
+        <w:t xml:space="preserve">      &lt;fieldset class="form-group"&gt;</w:t>
+      </w:r>
+    </w:p>
+    <w:p>
+      <w:pPr>
+        <w:pStyle w:val="LabNLCode"/>
+      </w:pPr>
+      <w:r>
+        <w:t xml:space="preserve">        &lt;input</w:t>
+      </w:r>
+    </w:p>
+    <w:p>
+      <w:pPr>
+        <w:pStyle w:val="LabNLCode"/>
+      </w:pPr>
+      <w:r>
+        <w:t xml:space="preserve">          class="form-control form-control-lg"</w:t>
+      </w:r>
+    </w:p>
+    <w:p>
+      <w:pPr>
+        <w:pStyle w:val="LabNLCode"/>
+      </w:pPr>
+      <w:r>
+        <w:t xml:space="preserve">          type="password"</w:t>
+      </w:r>
+    </w:p>
+    <w:p>
+      <w:pPr>
+        <w:pStyle w:val="LabNLCode"/>
+      </w:pPr>
+      <w:r>
+        <w:t xml:space="preserve">          placeholder="Password"</w:t>
+      </w:r>
+    </w:p>
+    <w:p>
+      <w:pPr>
+        <w:pStyle w:val="LabNLCode"/>
+      </w:pPr>
+      <w:r>
+        <w:t xml:space="preserve">        /&gt;</w:t>
+      </w:r>
+    </w:p>
+    <w:p>
+      <w:pPr>
+        <w:pStyle w:val="LabNLCode"/>
+      </w:pPr>
+      <w:r>
+        <w:t xml:space="preserve">      &lt;/fieldset&gt;</w:t>
+      </w:r>
+    </w:p>
+    <w:p>
+      <w:pPr>
+        <w:pStyle w:val="LabNLCode"/>
+      </w:pPr>
+      <w:r>
+        <w:t xml:space="preserve">      &lt;button class="btn btn-lg btn-primary pull-xs-right"&gt;Sign in&lt;/button&gt;</w:t>
+      </w:r>
+    </w:p>
+    <w:p>
+      <w:pPr>
+        <w:pStyle w:val="LabNLCode"/>
+      </w:pPr>
+      <w:r>
+        <w:t xml:space="preserve">    &lt;/form&gt;</w:t>
+      </w:r>
+    </w:p>
+    <w:p>
+      <w:pPr>
+        <w:pStyle w:val="LabNLCode"/>
+      </w:pPr>
+      <w:r>
+        <w:t xml:space="preserve">  &lt;/div&gt;</w:t>
+      </w:r>
+    </w:p>
+    <w:p>
+      <w:pPr>
+        <w:pStyle w:val="LabNLCode"/>
+      </w:pPr>
+      <w:r>
+        <w:t>&lt;/template&gt;</w:t>
+      </w:r>
+    </w:p>
+    <w:p>
+      <w:pPr>
+        <w:pStyle w:val="LabNL"/>
+      </w:pPr>
+      <w:r>
+        <w:t>Use &lt;RouterLink&gt; to link the logo to the home page.</w:t>
+      </w:r>
+    </w:p>
+    <w:p>
+      <w:pPr>
+        <w:pStyle w:val="LabNLCode"/>
+      </w:pPr>
+      <w:r>
+        <w:t>&lt;RouterLink class="navbar-brand" :to="{ name: 'home' }"&gt;</w:t>
+      </w:r>
+    </w:p>
+    <w:p>
+      <w:pPr>
+        <w:pStyle w:val="LabNLCode"/>
+      </w:pPr>
+      <w:r>
+        <w:t xml:space="preserve">  Logo</w:t>
+      </w:r>
+    </w:p>
+    <w:p>
+      <w:pPr>
+        <w:pStyle w:val="LabNLCode"/>
+      </w:pPr>
+      <w:r>
+        <w:lastRenderedPageBreak/>
+        <w:t>&lt;/RouterLink&gt;</w:t>
+      </w:r>
+    </w:p>
+    <w:p>
+      <w:pPr>
+        <w:pStyle w:val="LabNL"/>
+      </w:pPr>
+      <w:r>
+        <w:t>Link the Home navigation link to the home page the same way.</w:t>
+      </w:r>
+    </w:p>
+    <w:p>
+      <w:pPr>
+        <w:pStyle w:val="LabNL"/>
+      </w:pPr>
+      <w:r>
+        <w:t>Challenge: make the Sign Up page and route.</w:t>
+      </w:r>
+    </w:p>
+    <w:p>
+      <w:pPr>
+        <w:pStyle w:val="LabNL"/>
+      </w:pPr>
+      <w:r>
+        <w:t>Challenge: use a &lt;RouterView&gt; inside Home.vue to render a different list (or differently-styled list) of articles when the user clicks a link. HINT: add a children property to the home route and make it an array of route objects.</w:t>
+      </w:r>
+    </w:p>
+    <w:p/>
+    <w:p>
+      <w:pPr>
+        <w:pStyle w:val="Heading1"/>
+      </w:pPr>
+      <w:bookmarkStart w:id="94" w:name="_Toc241675651"/>
+      <w:r>
+        <w:t>Lab 22: AJAX</w:t>
+      </w:r>
+      <w:bookmarkEnd w:id="94"/>
+    </w:p>
+    <w:p>
+      <w:r>
+        <w:t>In this lab, you’ll implement sign up functionality along with login and checking of authorization.</w:t>
+      </w:r>
+    </w:p>
+    <w:p/>
+    <w:p>
+      <w:pPr>
+        <w:pStyle w:val="LabNL"/>
+      </w:pPr>
+      <w:r>
+        <w:t>Copy jwt.service.js and api.service.js from labs/lab22/common into src/common, overwriting your existing api.service.js.</w:t>
+      </w:r>
+    </w:p>
+    <w:p>
+      <w:pPr>
+        <w:pStyle w:val="LabNLSub"/>
+      </w:pPr>
+      <w:r>
+        <w:t>The new api.service.js adds the get, post, put and delete helpers the auth store needs, plus a setHeader() method that attaches the stored token to every subsequent request.</w:t>
+      </w:r>
+    </w:p>
+    <w:p>
+      <w:pPr>
+        <w:pStyle w:val="LabNL"/>
+      </w:pPr>
+      <w:r>
+        <w:t>Copy stores/auth.js from labs/lab22/stores into src/stores.</w:t>
+      </w:r>
+    </w:p>
+    <w:p>
+      <w:pPr>
+        <w:pStyle w:val="LabNL"/>
+      </w:pPr>
+      <w:r>
+        <w:t>Open src/stores/auth.js and read through it. Note the shape:</w:t>
+      </w:r>
+    </w:p>
+    <w:p>
+      <w:pPr>
+        <w:pStyle w:val="LabNLSub"/>
+      </w:pPr>
+      <w:r>
+        <w:t>state holds errors, user, and isAuthenticated, which is seeded from whatever token is already in localStorage.</w:t>
+      </w:r>
+    </w:p>
+    <w:p>
+      <w:pPr>
+        <w:pStyle w:val="LabNLSub"/>
+      </w:pPr>
+      <w:r>
+        <w:t>setAuth and purgeAuth are ordinary actions. In the Vuex version these were the SET_AUTH and PURGE_AUTH mutations, referred to through string constants in mutations.type.js. Pinia needs neither the constants nor the file.</w:t>
+      </w:r>
+    </w:p>
+    <w:p>
+      <w:pPr>
+        <w:pStyle w:val="LabNLSub"/>
+      </w:pPr>
+      <w:r>
+        <w:t>login, register, checkAuth and updateUser are async actions that call the API and then call setAuth. They store the server’s validation errors on state.errors and re-throw, so the component can decide what to do.</w:t>
+      </w:r>
+    </w:p>
+    <w:p>
+      <w:pPr>
+        <w:pStyle w:val="LabNL"/>
+      </w:pPr>
+      <w:r>
+        <w:t>Delete src/store, along with actions.type.js and mutations.type.js. Nothing imports them any more.</w:t>
+      </w:r>
+    </w:p>
+    <w:p>
+      <w:pPr>
+        <w:pStyle w:val="LabNL"/>
+      </w:pPr>
+      <w:r>
+        <w:t>Copy Login.vue and Register.vue from labs/lab22/components, overwriting your existing Login component.</w:t>
+      </w:r>
+    </w:p>
+    <w:p>
+      <w:pPr>
+        <w:pStyle w:val="LabNL"/>
+      </w:pPr>
+      <w:r>
+        <w:t>Open Login.vue and note how the component talks to the store.</w:t>
+      </w:r>
+    </w:p>
+    <w:p>
+      <w:pPr>
+        <w:pStyle w:val="LabNLCode"/>
+      </w:pPr>
+      <w:r>
+        <w:t>const router = useRouter();</w:t>
+      </w:r>
+    </w:p>
+    <w:p>
+      <w:pPr>
+        <w:pStyle w:val="LabNLCode"/>
+      </w:pPr>
+      <w:r>
+        <w:t>const authStore = useAuthStore();</w:t>
+      </w:r>
+    </w:p>
+    <w:p>
+      <w:pPr>
+        <w:pStyle w:val="LabNLCode"/>
+      </w:pPr>
+      <w:r>
+        <w:t>const { errors } = storeToRefs(authStore);</w:t>
+      </w:r>
+    </w:p>
+    <w:p>
+      <w:pPr>
+        <w:pStyle w:val="LabNLCode"/>
+      </w:pPr>
+    </w:p>
+    <w:p>
+      <w:pPr>
+        <w:pStyle w:val="LabNLCode"/>
+      </w:pPr>
+      <w:r>
+        <w:t>async function onSubmit() {</w:t>
+      </w:r>
+    </w:p>
+    <w:p>
+      <w:pPr>
+        <w:pStyle w:val="LabNLCode"/>
+      </w:pPr>
+      <w:r>
+        <w:t xml:space="preserve">  try {</w:t>
+      </w:r>
+    </w:p>
+    <w:p>
+      <w:pPr>
+        <w:pStyle w:val="LabNLCode"/>
+      </w:pPr>
+      <w:r>
+        <w:t xml:space="preserve">    await authStore.login({ email: email.value, password: password.value });</w:t>
+      </w:r>
+    </w:p>
+    <w:p>
+      <w:pPr>
+        <w:pStyle w:val="LabNLCode"/>
+      </w:pPr>
+      <w:r>
+        <w:lastRenderedPageBreak/>
+        <w:t xml:space="preserve">    router.push({ name: 'home' });</w:t>
+      </w:r>
+    </w:p>
+    <w:p>
+      <w:pPr>
+        <w:pStyle w:val="LabNLCode"/>
+      </w:pPr>
+      <w:r>
+        <w:t xml:space="preserve">  } catch {</w:t>
+      </w:r>
+    </w:p>
+    <w:p>
+      <w:pPr>
+        <w:pStyle w:val="LabNLCode"/>
+      </w:pPr>
+      <w:r>
+        <w:t xml:space="preserve">    // Errors are surfaced through the store's `errors` state.</w:t>
+      </w:r>
+    </w:p>
+    <w:p>
+      <w:pPr>
+        <w:pStyle w:val="LabNLCode"/>
+      </w:pPr>
+      <w:r>
+        <w:t xml:space="preserve">  }</w:t>
       </w:r>
     </w:p>
     <w:p>
@@ -11488,55 +13531,116 @@
     </w:p>
     <w:p>
       <w:pPr>
+        <w:pStyle w:val="Note"/>
+      </w:pPr>
+      <w:r>
+        <w:t>Note: inside &lt;script setup&gt; there is no this, so this.$router and this.$store are not available. useRouter() and the store’s own use-function are the Composition API equivalents. useRoute() gives you the current route object.</w:t>
+      </w:r>
+    </w:p>
+    <w:p>
+      <w:pPr>
+        <w:pStyle w:val="LabNL"/>
+      </w:pPr>
+      <w:r>
+        <w:t>Add the register route to router/index.js, pointing at Register.vue.</w:t>
+      </w:r>
+    </w:p>
+    <w:p>
+      <w:pPr>
+        <w:pStyle w:val="LabNL"/>
+      </w:pPr>
+      <w:r>
+        <w:t>Test it out by registering and then by logging in.</w:t>
+      </w:r>
+    </w:p>
+    <w:p>
+      <w:pPr>
+        <w:pStyle w:val="LabNL"/>
+      </w:pPr>
+      <w:r>
+        <w:t>Import the auth store and storeToRefs into Home.vue</w:t>
+      </w:r>
+    </w:p>
+    <w:p>
+      <w:pPr>
+        <w:pStyle w:val="LabNLCode"/>
+      </w:pPr>
+      <w:r>
+        <w:t>import { storeToRefs } from 'pinia';</w:t>
+      </w:r>
+    </w:p>
+    <w:p>
+      <w:pPr>
+        <w:pStyle w:val="LabNLCode"/>
+      </w:pPr>
+    </w:p>
+    <w:p>
+      <w:pPr>
+        <w:pStyle w:val="LabNLCode"/>
+      </w:pPr>
+      <w:r>
+        <w:t>import { useAuthStore } from '@/stores/auth';</w:t>
+      </w:r>
+    </w:p>
+    <w:p>
+      <w:pPr>
+        <w:pStyle w:val="LabNLCode"/>
+      </w:pPr>
+    </w:p>
+    <w:p>
+      <w:pPr>
+        <w:pStyle w:val="LabNLCode"/>
+      </w:pPr>
+      <w:r>
+        <w:t>const { isAuthenticated } = storeToRefs(useAuthStore());</w:t>
+      </w:r>
+    </w:p>
+    <w:p>
+      <w:pPr>
         <w:pStyle w:val="LabNLSub"/>
       </w:pPr>
       <w:r>
-        <w:t>Note that articles arrives as a ref, so the composable reads it through .value and stays reactive to changes made by the caller.</w:t>
-      </w:r>
-    </w:p>
-    <w:p>
-      <w:pPr>
-        <w:pStyle w:val="LabNL"/>
-      </w:pPr>
-      <w:r>
-        <w:t>Use the composable in ArticleList.vue, and delete the local searchDetails ref and filterIt computed property.</w:t>
-      </w:r>
-    </w:p>
-    <w:p>
-      <w:pPr>
-        <w:pStyle w:val="LabNLCode"/>
-      </w:pPr>
-      <w:r>
-        <w:t>import { useArticleFilter } from '../composables/useArticleFilter';</w:t>
-      </w:r>
-    </w:p>
-    <w:p>
-      <w:pPr>
-        <w:pStyle w:val="LabNLCode"/>
-      </w:pPr>
-    </w:p>
-    <w:p>
-      <w:pPr>
-        <w:pStyle w:val="LabNLCode"/>
-      </w:pPr>
-      <w:r>
-        <w:t>const { searchDetails, filterIt } = useArticleFilter(articles);</w:t>
-      </w:r>
-    </w:p>
-    <w:p>
-      <w:pPr>
-        <w:pStyle w:val="LabNL"/>
-      </w:pPr>
-      <w:r>
-        <w:t>Confirm the filter still works in the browser.</w:t>
-      </w:r>
-    </w:p>
-    <w:p>
-      <w:pPr>
-        <w:pStyle w:val="LabNL"/>
-      </w:pPr>
-      <w:r>
-        <w:t>Challenge: implement filtering of the tags in the right column, reusing the same composable.</w:t>
+        <w:t>The Vuex version used ...mapGetters(['isAuthenticated']) inside a computed option. storeToRefs is the direct replacement, and it works on state as well as getters.</w:t>
+      </w:r>
+    </w:p>
+    <w:p>
+      <w:pPr>
+        <w:pStyle w:val="LabNL"/>
+      </w:pPr>
+      <w:r>
+        <w:t>Use isAuthenticated in Home.vue to conditionally show a logged-in user message in the sidebar.</w:t>
+      </w:r>
+    </w:p>
+    <w:p>
+      <w:pPr>
+        <w:pStyle w:val="LabNLCode"/>
+      </w:pPr>
+      <w:r>
+        <w:t>&lt;p v-if="isAuthenticated"&gt;Welcome, authenticated user&lt;/p&gt;</w:t>
+      </w:r>
+    </w:p>
+    <w:p>
+      <w:pPr>
+        <w:pStyle w:val="Note"/>
+      </w:pPr>
+      <w:r>
+        <w:t>Note: the Vue 2 version of these components displayed errors with a filter — {{ v | error }}. Filters were removed in Vue 3. Use a method, a computed property, or an inline expression instead; Login.vue joins the array of messages inline.</w:t>
+      </w:r>
+    </w:p>
+    <w:p>
+      <w:pPr>
+        <w:pStyle w:val="LabNL"/>
+      </w:pPr>
+      <w:r>
+        <w:t>Challenge: display a logout button instead of the Login and Sign Up buttons when a user is logged in.</w:t>
+      </w:r>
+    </w:p>
+    <w:p>
+      <w:pPr>
+        <w:pStyle w:val="LabNL"/>
+      </w:pPr>
+      <w:r>
+        <w:t>Challenge: call the auth store’s checkAuth() action when the app starts, so a returning user with a valid token is logged straight back in.</w:t>
       </w:r>
     </w:p>
     <w:p/>
@@ -11544,15 +13648,33 @@
       <w:pPr>
         <w:pStyle w:val="Heading1"/>
       </w:pPr>
-      <w:bookmarkStart w:id="82" w:name="_Toc241675649"/>
-      <w:r>
-        <w:t>Lab 20: Implementing Pinia</w:t>
-      </w:r>
-      <w:bookmarkEnd w:id="82"/>
-    </w:p>
-    <w:p>
-      <w:r>
-        <w:t>In this lab, you’ll convert the Conduit application to use a centralized store with Pinia.</w:t>
+      <w:bookmarkStart w:id="95" w:name="_Toc241675652"/>
+      <w:r>
+        <w:t>Lab 23: Testing with Vitest</w:t>
+      </w:r>
+      <w:bookmarkEnd w:id="95"/>
+    </w:p>
+    <w:p>
+      <w:r>
+        <w:t>If you run the unit tests in your project now, you’ll see that the test on Home.vue fails. Home.vue now depends on the router and on a Pinia store, and neither exists inside a bare mount(). In this lab, you’ll learn how to provide them.</w:t>
+      </w:r>
+    </w:p>
+    <w:p/>
+    <w:p>
+      <w:pPr>
+        <w:pStyle w:val="LabNL"/>
+      </w:pPr>
+      <w:r>
+        <w:t>Run npm run test and read the failure carefully. The message names the injection that could not be resolved.</w:t>
+      </w:r>
+    </w:p>
+    <w:p>
+      <w:pPr>
+        <w:pStyle w:val="LabNL"/>
+      </w:pPr>
+      <w:r>
+        <w:lastRenderedPageBreak/>
+        <w:t>Visit https://test-utils.vuejs.org/guide/ and read about the global.plugins mounting option.</w:t>
       </w:r>
     </w:p>
     <w:p>
@@ -11560,81 +13682,142 @@
         <w:pStyle w:val="Note"/>
       </w:pPr>
       <w:r>
-        <w:t>Note: earlier versions of this course used Vuex. Vuex is now in maintenance mode and Pinia is the officially recommended store for Vue. The concepts carry over almost one for one — state and getters keep their names, and actions absorb what Vuex split between actions and mutations. Pinia has no mutations at all: an action assigns to state directly. It also drops the string action-type constants and the dispatch/commit indirection, so a store method is called like an ordinary function and can be type-checked and jumped to in an editor.</w:t>
-      </w:r>
-    </w:p>
-    <w:p>
-      <w:pPr>
-        <w:pStyle w:val="LabNL"/>
-      </w:pPr>
-      <w:r>
-        <w:t>Install Pinia.</w:t>
-      </w:r>
-    </w:p>
-    <w:p>
-      <w:pPr>
-        <w:pStyle w:val="LabNLCode"/>
-      </w:pPr>
-      <w:r>
-        <w:t>npm install pinia</w:t>
-      </w:r>
-    </w:p>
-    <w:p>
-      <w:pPr>
-        <w:pStyle w:val="LabNL"/>
-      </w:pPr>
-      <w:r>
-        <w:t>Import createPinia in main.js and install it on the app.</w:t>
-      </w:r>
-    </w:p>
-    <w:p>
-      <w:pPr>
-        <w:pStyle w:val="LabNLCode"/>
-      </w:pPr>
-      <w:r>
-        <w:t>import { createApp } from 'vue';</w:t>
-      </w:r>
-    </w:p>
-    <w:p>
-      <w:pPr>
-        <w:pStyle w:val="LabNLCode"/>
-      </w:pPr>
-      <w:r>
-        <w:t>import { createPinia } from 'pinia';</w:t>
-      </w:r>
-    </w:p>
-    <w:p>
-      <w:pPr>
-        <w:pStyle w:val="LabNLCode"/>
-      </w:pPr>
-    </w:p>
-    <w:p>
-      <w:pPr>
-        <w:pStyle w:val="LabNLCode"/>
-      </w:pPr>
-      <w:r>
-        <w:t>const app = createApp(App);</w:t>
-      </w:r>
-    </w:p>
-    <w:p>
-      <w:pPr>
-        <w:pStyle w:val="LabNLCode"/>
-      </w:pPr>
-    </w:p>
-    <w:p>
-      <w:pPr>
-        <w:pStyle w:val="LabNLCode"/>
-      </w:pPr>
-      <w:r>
-        <w:t>app.use(createPinia());</w:t>
-      </w:r>
-    </w:p>
-    <w:p>
-      <w:pPr>
-        <w:pStyle w:val="LabNLCode"/>
-      </w:pPr>
-      <w:r>
-        <w:t>app.mount('#app');</w:t>
+        <w:t>Note: Vue Test Utils 1 used createLocalVue() to install plugins without polluting the global Vue. Vue 3 apps are already isolated, so createLocalVue is gone — plugins are passed per-mount through global.plugins.</w:t>
+      </w:r>
+    </w:p>
+    <w:p>
+      <w:pPr>
+        <w:pStyle w:val="LabNL"/>
+      </w:pPr>
+      <w:r>
+        <w:t>Open tests/components/Home.spec.js and create a router for the test.</w:t>
+      </w:r>
+    </w:p>
+    <w:p>
+      <w:pPr>
+        <w:pStyle w:val="LabNLCode"/>
+      </w:pPr>
+      <w:r>
+        <w:t>import { createRouter, createWebHistory } from 'vue-router';</w:t>
+      </w:r>
+    </w:p>
+    <w:p>
+      <w:pPr>
+        <w:pStyle w:val="LabNLCode"/>
+      </w:pPr>
+    </w:p>
+    <w:p>
+      <w:pPr>
+        <w:pStyle w:val="LabNLCode"/>
+      </w:pPr>
+      <w:r>
+        <w:t>const router = createRouter({</w:t>
+      </w:r>
+    </w:p>
+    <w:p>
+      <w:pPr>
+        <w:pStyle w:val="LabNLCode"/>
+      </w:pPr>
+      <w:r>
+        <w:t xml:space="preserve">  history: createWebHistory(),</w:t>
+      </w:r>
+    </w:p>
+    <w:p>
+      <w:pPr>
+        <w:pStyle w:val="LabNLCode"/>
+      </w:pPr>
+      <w:r>
+        <w:t xml:space="preserve">  routes: [</w:t>
+      </w:r>
+    </w:p>
+    <w:p>
+      <w:pPr>
+        <w:pStyle w:val="LabNLCode"/>
+      </w:pPr>
+      <w:r>
+        <w:t xml:space="preserve">    { name: 'home', path: '/', component: { template: '&lt;div /&gt;' } },</w:t>
+      </w:r>
+    </w:p>
+    <w:p>
+      <w:pPr>
+        <w:pStyle w:val="LabNLCode"/>
+      </w:pPr>
+      <w:r>
+        <w:t xml:space="preserve">  ],</w:t>
+      </w:r>
+    </w:p>
+    <w:p>
+      <w:pPr>
+        <w:pStyle w:val="LabNLCode"/>
+      </w:pPr>
+      <w:r>
+        <w:t>});</w:t>
+      </w:r>
+    </w:p>
+    <w:p>
+      <w:pPr>
+        <w:pStyle w:val="LabNL"/>
+      </w:pPr>
+      <w:r>
+        <w:t>Create a fresh Pinia instance before each test.</w:t>
+      </w:r>
+    </w:p>
+    <w:p>
+      <w:pPr>
+        <w:pStyle w:val="LabNLCode"/>
+      </w:pPr>
+      <w:r>
+        <w:t>import { createPinia, setActivePinia } from 'pinia';</w:t>
+      </w:r>
+    </w:p>
+    <w:p>
+      <w:pPr>
+        <w:pStyle w:val="LabNLCode"/>
+      </w:pPr>
+    </w:p>
+    <w:p>
+      <w:pPr>
+        <w:pStyle w:val="LabNLCode"/>
+      </w:pPr>
+      <w:r>
+        <w:t>let pinia;</w:t>
+      </w:r>
+    </w:p>
+    <w:p>
+      <w:pPr>
+        <w:pStyle w:val="LabNLCode"/>
+      </w:pPr>
+    </w:p>
+    <w:p>
+      <w:pPr>
+        <w:pStyle w:val="LabNLCode"/>
+      </w:pPr>
+      <w:r>
+        <w:t>beforeEach(() =&gt; {</w:t>
+      </w:r>
+    </w:p>
+    <w:p>
+      <w:pPr>
+        <w:pStyle w:val="LabNLCode"/>
+      </w:pPr>
+      <w:r>
+        <w:t xml:space="preserve">  pinia = createPinia();</w:t>
+      </w:r>
+    </w:p>
+    <w:p>
+      <w:pPr>
+        <w:pStyle w:val="LabNLCode"/>
+      </w:pPr>
+      <w:r>
+        <w:t xml:space="preserve">  setActivePinia(pinia);</w:t>
+      </w:r>
+    </w:p>
+    <w:p>
+      <w:pPr>
+        <w:pStyle w:val="LabNLCode"/>
+      </w:pPr>
+      <w:r>
+        <w:t>});</w:t>
       </w:r>
     </w:p>
     <w:p>
@@ -11642,531 +13825,80 @@
         <w:pStyle w:val="LabNLSub"/>
       </w:pPr>
       <w:r>
-        <w:t>Unlike a Vuex store, a Pinia instance holds no state of its own. Each store is defined in its own file and registers itself the first time it is used.</w:t>
-      </w:r>
-    </w:p>
-    <w:p>
-      <w:pPr>
-        <w:pStyle w:val="LabNL"/>
-      </w:pPr>
-      <w:r>
-        <w:t>Make a new directory in src named stores.</w:t>
-      </w:r>
-    </w:p>
-    <w:p>
-      <w:pPr>
-        <w:pStyle w:val="LabNL"/>
-      </w:pPr>
-      <w:r>
-        <w:t>Make a new file, home.js, inside stores.</w:t>
-      </w:r>
-    </w:p>
-    <w:p>
-      <w:pPr>
-        <w:pStyle w:val="LabNL"/>
-      </w:pPr>
-      <w:r>
-        <w:t>Make a new API service in api.service.js called ArticlesService.</w:t>
-      </w:r>
-    </w:p>
-    <w:p>
-      <w:pPr>
-        <w:pStyle w:val="LabNLCode"/>
+        <w:t>Creating the Pinia instance per test keeps store state from leaking from one test into the next.</w:t>
+      </w:r>
+    </w:p>
+    <w:p>
+      <w:pPr>
+        <w:pStyle w:val="LabNL"/>
+      </w:pPr>
+      <w:r>
+        <w:t>Pass both plugins when you mount the component.</w:t>
+      </w:r>
+    </w:p>
+    <w:p>
+      <w:pPr>
+        <w:pStyle w:val="LabNLCode"/>
+      </w:pPr>
+      <w:r>
+        <w:t>const createWrapper = () =</w:t>
+      </w:r>
+    </w:p>
+    <w:p>
+      <w:pPr>
+        <w:pStyle w:val="LabNLCode"/>
+      </w:pPr>
+      <w:r>
+        <w:t xml:space="preserve">  shallowMount(Home, { global: { plugins: [pinia, router] } });</w:t>
+      </w:r>
+    </w:p>
+    <w:p>
+      <w:pPr>
+        <w:pStyle w:val="LabNLSub"/>
+      </w:pPr>
+      <w:r>
+        <w:t>shallowMount stubs out child components, so GlobalFeed never mounts and no HTTP request is made from the test.</w:t>
+      </w:r>
+    </w:p>
+    <w:p>
+      <w:pPr>
+        <w:pStyle w:val="LabNL"/>
+      </w:pPr>
+      <w:r>
+        <w:t>Run npm run test again and confirm every test passes.</w:t>
+      </w:r>
+    </w:p>
+    <w:p>
+      <w:pPr>
+        <w:pStyle w:val="LabNL"/>
+      </w:pPr>
+      <w:r>
+        <w:t>Challenge: write a test for the auth store itself. A Pinia store can be tested without mounting any component — call useAuthStore() after setActivePinia() and assert on its state.</w:t>
+      </w:r>
+    </w:p>
+    <w:p>
+      <w:pPr>
+        <w:pStyle w:val="LabNL"/>
       </w:pPr>
       <w:r>
         <w:lastRenderedPageBreak/>
-        <w:t>export const ArticlesService = {</w:t>
-      </w:r>
-    </w:p>
-    <w:p>
-      <w:pPr>
-        <w:pStyle w:val="LabNLCode"/>
-      </w:pPr>
-      <w:r>
-        <w:t xml:space="preserve">  query(type, params) {</w:t>
-      </w:r>
-    </w:p>
-    <w:p>
-      <w:pPr>
-        <w:pStyle w:val="LabNLCode"/>
-      </w:pPr>
-      <w:r>
-        <w:t xml:space="preserve">    return ApiService.query(`articles${type === 'feed' ? '/feed' : ''}`, {</w:t>
-      </w:r>
-    </w:p>
-    <w:p>
-      <w:pPr>
-        <w:pStyle w:val="LabNLCode"/>
-      </w:pPr>
-      <w:r>
-        <w:t xml:space="preserve">      params,</w:t>
-      </w:r>
-    </w:p>
-    <w:p>
-      <w:pPr>
-        <w:pStyle w:val="LabNLCode"/>
-      </w:pPr>
-      <w:r>
-        <w:t xml:space="preserve">    });</w:t>
-      </w:r>
-    </w:p>
-    <w:p>
-      <w:pPr>
-        <w:pStyle w:val="LabNLCode"/>
-      </w:pPr>
-      <w:r>
-        <w:t xml:space="preserve">  },</w:t>
-      </w:r>
-    </w:p>
-    <w:p>
-      <w:pPr>
-        <w:pStyle w:val="LabNLCode"/>
-      </w:pPr>
-      <w:r>
-        <w:t>};</w:t>
-      </w:r>
-    </w:p>
-    <w:p>
-      <w:pPr>
-        <w:pStyle w:val="LabNL"/>
-      </w:pPr>
-      <w:r>
-        <w:t>Import defineStore and ArticlesService into stores/home.js</w:t>
-      </w:r>
-    </w:p>
-    <w:p>
-      <w:pPr>
-        <w:pStyle w:val="LabNLCode"/>
-      </w:pPr>
-      <w:r>
-        <w:t>import { defineStore } from 'pinia';</w:t>
-      </w:r>
-    </w:p>
-    <w:p>
-      <w:pPr>
-        <w:pStyle w:val="LabNLCode"/>
-      </w:pPr>
-    </w:p>
-    <w:p>
-      <w:pPr>
-        <w:pStyle w:val="LabNLCode"/>
-      </w:pPr>
-      <w:r>
-        <w:t>import { ArticlesService } from '@/common/api.service';</w:t>
-      </w:r>
-    </w:p>
-    <w:p>
-      <w:pPr>
-        <w:pStyle w:val="LabNL"/>
-      </w:pPr>
-      <w:r>
-        <w:t>Define and export the store. The first argument is a unique id; it is what the Vue DevTools label the store with.</w:t>
-      </w:r>
-    </w:p>
-    <w:p>
-      <w:pPr>
-        <w:pStyle w:val="LabNLCode"/>
-      </w:pPr>
-      <w:r>
-        <w:t>export const useHomeStore = defineStore('home', {</w:t>
-      </w:r>
-    </w:p>
-    <w:p>
-      <w:pPr>
-        <w:pStyle w:val="LabNLCode"/>
-      </w:pPr>
-      <w:r>
-        <w:t>});</w:t>
-      </w:r>
-    </w:p>
-    <w:p>
-      <w:pPr>
-        <w:pStyle w:val="LabNL"/>
-      </w:pPr>
-      <w:r>
-        <w:t>Add the state. As in a component, state is a function that returns a fresh object.</w:t>
-      </w:r>
-    </w:p>
-    <w:p>
-      <w:pPr>
-        <w:pStyle w:val="LabNLCode"/>
-      </w:pPr>
-      <w:r>
-        <w:t xml:space="preserve">  state: () =&gt; ({</w:t>
-      </w:r>
-    </w:p>
-    <w:p>
-      <w:pPr>
-        <w:pStyle w:val="LabNLCode"/>
-      </w:pPr>
-      <w:r>
-        <w:t xml:space="preserve">    tags: [],</w:t>
-      </w:r>
-    </w:p>
-    <w:p>
-      <w:pPr>
-        <w:pStyle w:val="LabNLCode"/>
-      </w:pPr>
-      <w:r>
-        <w:t xml:space="preserve">    articles: [],</w:t>
-      </w:r>
-    </w:p>
-    <w:p>
-      <w:pPr>
-        <w:pStyle w:val="LabNLCode"/>
-      </w:pPr>
-      <w:r>
-        <w:t xml:space="preserve">    isLoading: true,</w:t>
-      </w:r>
-    </w:p>
-    <w:p>
-      <w:pPr>
-        <w:pStyle w:val="LabNLCode"/>
-      </w:pPr>
-      <w:r>
-        <w:t xml:space="preserve">    articlesCount: 0,</w:t>
-      </w:r>
-    </w:p>
-    <w:p>
-      <w:pPr>
-        <w:pStyle w:val="LabNLCode"/>
-      </w:pPr>
-      <w:r>
-        <w:t xml:space="preserve">  }),</w:t>
-      </w:r>
-    </w:p>
-    <w:p>
-      <w:pPr>
-        <w:pStyle w:val="LabNLSub"/>
-      </w:pPr>
-      <w:r>
-        <w:t>The Vuex version of this store also declared getters called articles, isLoading, articlesCount and tags that just returned the matching piece of state. In Pinia, state is exposed on the store directly, so those pass-through getters are unnecessary. Keep getters for values you actually derive.</w:t>
-      </w:r>
-    </w:p>
-    <w:p>
-      <w:pPr>
-        <w:pStyle w:val="LabNL"/>
-      </w:pPr>
-      <w:r>
-        <w:t>Add the actions. An action can be async, and assigns to state through this — there is no commit and no mutation to write.</w:t>
-      </w:r>
-    </w:p>
-    <w:p>
-      <w:pPr>
-        <w:pStyle w:val="LabNLCode"/>
-      </w:pPr>
-      <w:r>
-        <w:t xml:space="preserve">  actions: {</w:t>
-      </w:r>
-    </w:p>
-    <w:p>
-      <w:pPr>
-        <w:pStyle w:val="LabNLCode"/>
-      </w:pPr>
-      <w:r>
-        <w:t xml:space="preserve">    async fetchArticles(params = {}) {</w:t>
-      </w:r>
-    </w:p>
-    <w:p>
-      <w:pPr>
-        <w:pStyle w:val="LabNLCode"/>
-      </w:pPr>
-      <w:r>
-        <w:t xml:space="preserve">      this.isLoading = true;</w:t>
-      </w:r>
-    </w:p>
-    <w:p>
-      <w:pPr>
-        <w:pStyle w:val="LabNLCode"/>
-      </w:pPr>
-    </w:p>
-    <w:p>
-      <w:pPr>
-        <w:pStyle w:val="LabNLCode"/>
-      </w:pPr>
-      <w:r>
-        <w:t xml:space="preserve">      try {</w:t>
-      </w:r>
-    </w:p>
-    <w:p>
-      <w:pPr>
-        <w:pStyle w:val="LabNLCode"/>
-      </w:pPr>
-      <w:r>
-        <w:t xml:space="preserve">        const { data } = await ArticlesService.query(</w:t>
-      </w:r>
-    </w:p>
-    <w:p>
-      <w:pPr>
-        <w:pStyle w:val="LabNLCode"/>
-      </w:pPr>
-      <w:r>
-        <w:t xml:space="preserve">          params.type,</w:t>
-      </w:r>
-    </w:p>
-    <w:p>
-      <w:pPr>
-        <w:pStyle w:val="LabNLCode"/>
-      </w:pPr>
-      <w:r>
-        <w:lastRenderedPageBreak/>
-        <w:t xml:space="preserve">          params.filters,</w:t>
-      </w:r>
-    </w:p>
-    <w:p>
-      <w:pPr>
-        <w:pStyle w:val="LabNLCode"/>
-      </w:pPr>
-      <w:r>
-        <w:t xml:space="preserve">        );</w:t>
-      </w:r>
-    </w:p>
-    <w:p>
-      <w:pPr>
-        <w:pStyle w:val="LabNLCode"/>
-      </w:pPr>
-    </w:p>
-    <w:p>
-      <w:pPr>
-        <w:pStyle w:val="LabNLCode"/>
-      </w:pPr>
-      <w:r>
-        <w:t xml:space="preserve">        this.articles = data.articles;</w:t>
-      </w:r>
-    </w:p>
-    <w:p>
-      <w:pPr>
-        <w:pStyle w:val="LabNLCode"/>
-      </w:pPr>
-      <w:r>
-        <w:t xml:space="preserve">        this.articlesCount = data.articlesCount;</w:t>
-      </w:r>
-    </w:p>
-    <w:p>
-      <w:pPr>
-        <w:pStyle w:val="LabNLCode"/>
-      </w:pPr>
-      <w:r>
-        <w:t xml:space="preserve">      } finally {</w:t>
-      </w:r>
-    </w:p>
-    <w:p>
-      <w:pPr>
-        <w:pStyle w:val="LabNLCode"/>
-      </w:pPr>
-      <w:r>
-        <w:t xml:space="preserve">        this.isLoading = false;</w:t>
-      </w:r>
-    </w:p>
-    <w:p>
-      <w:pPr>
-        <w:pStyle w:val="LabNLCode"/>
-      </w:pPr>
-      <w:r>
-        <w:t xml:space="preserve">      }</w:t>
-      </w:r>
-    </w:p>
-    <w:p>
-      <w:pPr>
-        <w:pStyle w:val="LabNLCode"/>
-      </w:pPr>
-      <w:r>
-        <w:t xml:space="preserve">    },</w:t>
-      </w:r>
-    </w:p>
-    <w:p>
-      <w:pPr>
-        <w:pStyle w:val="LabNLCode"/>
-      </w:pPr>
-      <w:r>
-        <w:t xml:space="preserve">  },</w:t>
-      </w:r>
-    </w:p>
-    <w:p>
-      <w:pPr>
-        <w:pStyle w:val="LabNLSub"/>
-      </w:pPr>
-      <w:r>
-        <w:t>The finally block guarantees the loading flag is cleared even if the request fails, which the Vuex version did not do.</w:t>
-      </w:r>
-    </w:p>
-    <w:p>
-      <w:pPr>
-        <w:pStyle w:val="LabNL"/>
-      </w:pPr>
-      <w:r>
-        <w:t>Add two more actions, setTags and updateArticleInList, replacing the mutations of the same names.</w:t>
-      </w:r>
-    </w:p>
-    <w:p>
-      <w:pPr>
-        <w:pStyle w:val="LabNLCode"/>
-      </w:pPr>
-      <w:r>
-        <w:t xml:space="preserve">    setTags(tags) {</w:t>
-      </w:r>
-    </w:p>
-    <w:p>
-      <w:pPr>
-        <w:pStyle w:val="LabNLCode"/>
-      </w:pPr>
-      <w:r>
-        <w:t xml:space="preserve">      this.tags = tags;</w:t>
-      </w:r>
-    </w:p>
-    <w:p>
-      <w:pPr>
-        <w:pStyle w:val="LabNLCode"/>
-      </w:pPr>
-      <w:r>
-        <w:t xml:space="preserve">    },</w:t>
-      </w:r>
-    </w:p>
-    <w:p>
-      <w:pPr>
-        <w:pStyle w:val="LabNLCode"/>
-      </w:pPr>
-    </w:p>
-    <w:p>
-      <w:pPr>
-        <w:pStyle w:val="LabNLCode"/>
-      </w:pPr>
-      <w:r>
-        <w:t xml:space="preserve">    updateArticleInList(data) {</w:t>
-      </w:r>
-    </w:p>
-    <w:p>
-      <w:pPr>
-        <w:pStyle w:val="LabNLCode"/>
-      </w:pPr>
-      <w:r>
-        <w:t xml:space="preserve">      this.articles = this.articles.map((article) =&gt;</w:t>
-      </w:r>
-    </w:p>
-    <w:p>
-      <w:pPr>
-        <w:pStyle w:val="LabNLCode"/>
-      </w:pPr>
-      <w:r>
-        <w:t xml:space="preserve">        article.slug === data.slug</w:t>
-      </w:r>
-    </w:p>
-    <w:p>
-      <w:pPr>
-        <w:pStyle w:val="LabNLCode"/>
-      </w:pPr>
-      <w:r>
-        <w:t xml:space="preserve">          ? {</w:t>
-      </w:r>
-    </w:p>
-    <w:p>
-      <w:pPr>
-        <w:pStyle w:val="LabNLCode"/>
-      </w:pPr>
-      <w:r>
-        <w:t xml:space="preserve">              ...article,</w:t>
-      </w:r>
-    </w:p>
-    <w:p>
-      <w:pPr>
-        <w:pStyle w:val="LabNLCode"/>
-      </w:pPr>
-      <w:r>
-        <w:t xml:space="preserve">              favorited: data.favorited,</w:t>
-      </w:r>
-    </w:p>
-    <w:p>
-      <w:pPr>
-        <w:pStyle w:val="LabNLCode"/>
-      </w:pPr>
-      <w:r>
-        <w:t xml:space="preserve">              favoritesCount: data.favoritesCount,</w:t>
-      </w:r>
-    </w:p>
-    <w:p>
-      <w:pPr>
-        <w:pStyle w:val="LabNLCode"/>
-      </w:pPr>
-      <w:r>
-        <w:t xml:space="preserve">            }</w:t>
-      </w:r>
-    </w:p>
-    <w:p>
-      <w:pPr>
-        <w:pStyle w:val="LabNLCode"/>
-      </w:pPr>
-      <w:r>
-        <w:t xml:space="preserve">          : article,</w:t>
-      </w:r>
-    </w:p>
-    <w:p>
-      <w:pPr>
-        <w:pStyle w:val="LabNLCode"/>
-      </w:pPr>
-      <w:r>
-        <w:t xml:space="preserve">      );</w:t>
-      </w:r>
-    </w:p>
-    <w:p>
-      <w:pPr>
-        <w:pStyle w:val="LabNLCode"/>
-      </w:pPr>
-      <w:r>
-        <w:t xml:space="preserve">    },</w:t>
-      </w:r>
-    </w:p>
-    <w:p>
-      <w:pPr>
-        <w:pStyle w:val="LabNL"/>
-      </w:pPr>
-      <w:r>
-        <w:t>Import the store and storeToRefs into ArticleList.vue</w:t>
-      </w:r>
-    </w:p>
-    <w:p>
-      <w:pPr>
-        <w:pStyle w:val="LabNLCode"/>
-      </w:pPr>
-      <w:r>
-        <w:t>import { storeToRefs } from 'pinia';</w:t>
-      </w:r>
-    </w:p>
-    <w:p>
-      <w:pPr>
-        <w:pStyle w:val="LabNLCode"/>
-      </w:pPr>
-    </w:p>
-    <w:p>
-      <w:pPr>
-        <w:pStyle w:val="LabNLCode"/>
-      </w:pPr>
-      <w:r>
-        <w:t>import { useHomeStore } from '../stores/home';</w:t>
-      </w:r>
-    </w:p>
-    <w:p>
-      <w:pPr>
-        <w:pStyle w:val="LabNL"/>
-      </w:pPr>
-      <w:r>
-        <w:t>Call the store’s composable and pull out the pieces you need.</w:t>
-      </w:r>
-    </w:p>
-    <w:p>
-      <w:pPr>
-        <w:pStyle w:val="LabNLCode"/>
-      </w:pPr>
-      <w:r>
-        <w:t>const homeStore = useHomeStore();</w:t>
-      </w:r>
-    </w:p>
-    <w:p>
-      <w:pPr>
-        <w:pStyle w:val="LabNLCode"/>
-      </w:pPr>
-      <w:r>
-        <w:lastRenderedPageBreak/>
-        <w:t>const { articles, isLoading } = storeToRefs(homeStore);</w:t>
+        <w:t>Challenge: use vi.mock() to fake the api.service module so the store test never touches the network.</w:t>
+      </w:r>
+    </w:p>
+    <w:p/>
+    <w:p>
+      <w:pPr>
+        <w:pStyle w:val="Heading1"/>
+      </w:pPr>
+      <w:bookmarkStart w:id="96" w:name="_Toc241675653"/>
+      <w:r>
+        <w:t>Lab 24: Transitions and Animations</w:t>
+      </w:r>
+      <w:bookmarkEnd w:id="96"/>
+    </w:p>
+    <w:p>
+      <w:r>
+        <w:t>Vue’s built-in &lt;Transition&gt; component applies CSS classes at each stage of an element entering or leaving the DOM, so you can animate it with plain CSS.</w:t>
       </w:r>
     </w:p>
     <w:p>
@@ -12174,1655 +13906,6 @@
         <w:pStyle w:val="Note"/>
       </w:pPr>
       <w:r>
-        <w:t>Note: a Pinia store is a reactive object, so destructuring it directly would break reactivity — you would copy the values out and never see an update. storeToRefs converts state and getters into refs that keep tracking. Actions are plain functions and can be destructured normally, or called on the store as we do below.</w:t>
-      </w:r>
-    </w:p>
-    <w:p>
-      <w:pPr>
-        <w:pStyle w:val="LabNL"/>
-      </w:pPr>
-      <w:r>
-        <w:t>Remove the local articles ref from ArticleList.vue — the store owns that state now.</w:t>
-      </w:r>
-    </w:p>
-    <w:p>
-      <w:pPr>
-        <w:pStyle w:val="LabNL"/>
-      </w:pPr>
-      <w:r>
-        <w:t>Change the onMounted hook to call the store action.</w:t>
-      </w:r>
-    </w:p>
-    <w:p>
-      <w:pPr>
-        <w:pStyle w:val="LabNLCode"/>
-      </w:pPr>
-      <w:r>
-        <w:t>onMounted(() =&gt; {</w:t>
-      </w:r>
-    </w:p>
-    <w:p>
-      <w:pPr>
-        <w:pStyle w:val="LabNLCode"/>
-      </w:pPr>
-      <w:r>
-        <w:t xml:space="preserve">  homeStore.fetchArticles({ type: 'all' });</w:t>
-      </w:r>
-    </w:p>
-    <w:p>
-      <w:pPr>
-        <w:pStyle w:val="LabNLCode"/>
-      </w:pPr>
-      <w:r>
-        <w:t>});</w:t>
-      </w:r>
-    </w:p>
-    <w:p>
-      <w:pPr>
-        <w:pStyle w:val="LabNLSub"/>
-      </w:pPr>
-      <w:r>
-        <w:t>Compare that with the Vuex version, which read this.$store.dispatch(FETCH_ARTICLES, this.listConfig) and needed a string constant and a computed property to build the payload.</w:t>
-      </w:r>
-    </w:p>
-    <w:p>
-      <w:pPr>
-        <w:pStyle w:val="LabNL"/>
-      </w:pPr>
-      <w:r>
-        <w:t>Add a v-if directive to the ArticleList template to hide the list until the request has finished.</w:t>
-      </w:r>
-    </w:p>
-    <w:p>
-      <w:pPr>
-        <w:pStyle w:val="LabNLCode"/>
-      </w:pPr>
-      <w:r>
-        <w:t>&lt;template&gt;</w:t>
-      </w:r>
-    </w:p>
-    <w:p>
-      <w:pPr>
-        <w:pStyle w:val="LabNLCode"/>
-      </w:pPr>
-      <w:r>
-        <w:t xml:space="preserve">  &lt;div&gt;</w:t>
-      </w:r>
-    </w:p>
-    <w:p>
-      <w:pPr>
-        <w:pStyle w:val="LabNLCode"/>
-      </w:pPr>
-      <w:r>
-        <w:t xml:space="preserve">    &lt;div v-if="isLoading" class="article-preview"&gt;Loading articles...&lt;/div&gt;</w:t>
-      </w:r>
-    </w:p>
-    <w:p>
-      <w:pPr>
-        <w:pStyle w:val="LabNLCode"/>
-      </w:pPr>
-      <w:r>
-        <w:t xml:space="preserve">    &lt;div v-else&gt;</w:t>
-      </w:r>
-    </w:p>
-    <w:p>
-      <w:pPr>
-        <w:pStyle w:val="LabNLCode"/>
-      </w:pPr>
-      <w:r>
-        <w:t xml:space="preserve">      &lt;input</w:t>
-      </w:r>
-    </w:p>
-    <w:p>
-      <w:pPr>
-        <w:pStyle w:val="LabNLCode"/>
-      </w:pPr>
-      <w:r>
-        <w:t xml:space="preserve">        v-model="searchDetails"</w:t>
-      </w:r>
-    </w:p>
-    <w:p>
-      <w:pPr>
-        <w:pStyle w:val="LabNLCode"/>
-      </w:pPr>
-      <w:r>
-        <w:t xml:space="preserve">        class="form-control"</w:t>
-      </w:r>
-    </w:p>
-    <w:p>
-      <w:pPr>
-        <w:pStyle w:val="LabNLCode"/>
-      </w:pPr>
-      <w:r>
-        <w:t xml:space="preserve">        placeholder="filter articles"</w:t>
-      </w:r>
-    </w:p>
-    <w:p>
-      <w:pPr>
-        <w:pStyle w:val="LabNLCode"/>
-      </w:pPr>
-      <w:r>
-        <w:t xml:space="preserve">      /&gt;</w:t>
-      </w:r>
-    </w:p>
-    <w:p>
-      <w:pPr>
-        <w:pStyle w:val="LabNLCode"/>
-      </w:pPr>
-      <w:r>
-        <w:t xml:space="preserve">      &lt;div v-if="articles.length === 0" class="article-preview"&gt;</w:t>
-      </w:r>
-    </w:p>
-    <w:p>
-      <w:pPr>
-        <w:pStyle w:val="LabNLCode"/>
-      </w:pPr>
-      <w:r>
-        <w:t xml:space="preserve">        No articles are here... yet.</w:t>
-      </w:r>
-    </w:p>
-    <w:p>
-      <w:pPr>
-        <w:pStyle w:val="LabNLCode"/>
-      </w:pPr>
-      <w:r>
-        <w:t xml:space="preserve">      &lt;/div&gt;</w:t>
-      </w:r>
-    </w:p>
-    <w:p>
-      <w:pPr>
-        <w:pStyle w:val="LabNLCode"/>
-      </w:pPr>
-      <w:r>
-        <w:t xml:space="preserve">      &lt;ArticlePreview</w:t>
-      </w:r>
-    </w:p>
-    <w:p>
-      <w:pPr>
-        <w:pStyle w:val="LabNLCode"/>
-      </w:pPr>
-      <w:r>
-        <w:t xml:space="preserve">        v-for="(article, index) in filterIt"</w:t>
-      </w:r>
-    </w:p>
-    <w:p>
-      <w:pPr>
-        <w:pStyle w:val="LabNLCode"/>
-      </w:pPr>
-      <w:r>
-        <w:t xml:space="preserve">        :key="article.title + index"</w:t>
-      </w:r>
-    </w:p>
-    <w:p>
-      <w:pPr>
-        <w:pStyle w:val="LabNLCode"/>
-      </w:pPr>
-      <w:r>
-        <w:t xml:space="preserve">        :style="{ fontSize: articleFontSize + 'em' }"</w:t>
-      </w:r>
-    </w:p>
-    <w:p>
-      <w:pPr>
-        <w:pStyle w:val="LabNLCode"/>
-      </w:pPr>
-      <w:r>
-        <w:t xml:space="preserve">        :article="article"</w:t>
-      </w:r>
-    </w:p>
-    <w:p>
-      <w:pPr>
-        <w:pStyle w:val="LabNLCode"/>
-      </w:pPr>
-      <w:r>
-        <w:t xml:space="preserve">        @enlarge-text="articleFontSize += 0.1"</w:t>
-      </w:r>
-    </w:p>
-    <w:p>
-      <w:pPr>
-        <w:pStyle w:val="LabNLCode"/>
-      </w:pPr>
-      <w:r>
-        <w:t xml:space="preserve">      /&gt;</w:t>
-      </w:r>
-    </w:p>
-    <w:p>
-      <w:pPr>
-        <w:pStyle w:val="LabNLCode"/>
-      </w:pPr>
-      <w:r>
-        <w:lastRenderedPageBreak/>
-        <w:t xml:space="preserve">    &lt;/div&gt;</w:t>
-      </w:r>
-    </w:p>
-    <w:p>
-      <w:pPr>
-        <w:pStyle w:val="LabNLCode"/>
-      </w:pPr>
-      <w:r>
-        <w:t xml:space="preserve">  &lt;/div&gt;</w:t>
-      </w:r>
-    </w:p>
-    <w:p>
-      <w:pPr>
-        <w:pStyle w:val="LabNLCode"/>
-      </w:pPr>
-      <w:r>
-        <w:t>&lt;/template&gt;</w:t>
-      </w:r>
-    </w:p>
-    <w:p>
-      <w:pPr>
-        <w:pStyle w:val="LabNL"/>
-      </w:pPr>
-      <w:r>
-        <w:t>Start the development server and view the app in a browser.</w:t>
-      </w:r>
-    </w:p>
-    <w:p>
-      <w:pPr>
-        <w:pStyle w:val="LabNL"/>
-      </w:pPr>
-      <w:r>
-        <w:t>Open the Vue DevTools and find the Pinia tab. Watch isLoading flip as the request completes, and try editing articles directly from the inspector.</w:t>
-      </w:r>
-    </w:p>
-    <w:p>
-      <w:pPr>
-        <w:pStyle w:val="LabNL"/>
-      </w:pPr>
-      <w:r>
-        <w:t>Challenge: display tags along with each article preview.</w:t>
-      </w:r>
-    </w:p>
-    <w:p>
-      <w:pPr>
-        <w:pStyle w:val="LabNL"/>
-      </w:pPr>
-      <w:r>
-        <w:t>Challenge: populate the Popular Tags box with a list of tags from the currently displayed article previews.</w:t>
-      </w:r>
-    </w:p>
-    <w:p>
-      <w:pPr>
-        <w:pStyle w:val="LabNL"/>
-      </w:pPr>
-      <w:r>
-        <w:t>Challenge: clicking on a tag in the list of popular tags should filter the display of articles.</w:t>
-      </w:r>
-    </w:p>
-    <w:p/>
-    <w:p>
-      <w:pPr>
-        <w:pStyle w:val="Heading1"/>
-      </w:pPr>
-      <w:bookmarkStart w:id="83" w:name="_Toc241675650"/>
-      <w:r>
-        <w:t>Lab 21: Routing</w:t>
-      </w:r>
-      <w:bookmarkEnd w:id="83"/>
-    </w:p>
-    <w:p>
-      <w:r>
-        <w:t>So far, our application only has one screen. In this lab, you’ll start to implement additional routes. Routing in modern JavaScript frameworks works by reacting to changes in the browser address to load or show different views. In reality everything is happening in the same HTML page, but the data and view change. This is what we mean by a Single Page Application (or SPA).</w:t>
-      </w:r>
-    </w:p>
-    <w:p/>
-    <w:p>
-      <w:r>
-        <w:t>In this lab, you’ll install and configure Vue Router, and then create the first two additional routes for this application: Sign In and Sign Up.</w:t>
-      </w:r>
-    </w:p>
-    <w:p/>
-    <w:p>
-      <w:pPr>
-        <w:pStyle w:val="LabNL"/>
-      </w:pPr>
-      <w:r>
-        <w:t>Install vue-router.</w:t>
-      </w:r>
-    </w:p>
-    <w:p>
-      <w:pPr>
-        <w:pStyle w:val="LabNLCode"/>
-      </w:pPr>
-      <w:r>
-        <w:t>npm install vue-router</w:t>
-      </w:r>
-    </w:p>
-    <w:p>
-      <w:pPr>
-        <w:pStyle w:val="LabNL"/>
-      </w:pPr>
-      <w:r>
-        <w:t>Make a new directory in src named router.</w:t>
-      </w:r>
-    </w:p>
-    <w:p>
-      <w:pPr>
-        <w:pStyle w:val="LabNL"/>
-      </w:pPr>
-      <w:r>
-        <w:t>Create a file named index.js inside src/router</w:t>
-      </w:r>
-    </w:p>
-    <w:p>
-      <w:pPr>
-        <w:pStyle w:val="LabNL"/>
-      </w:pPr>
-      <w:r>
-        <w:t>Import the router factory functions. Vue Router 4 and later are created with a function rather than a constructor, and are not installed with Vue.use.</w:t>
-      </w:r>
-    </w:p>
-    <w:p>
-      <w:pPr>
-        <w:pStyle w:val="LabNLCode"/>
-      </w:pPr>
-      <w:r>
-        <w:t>import { createRouter, createWebHistory } from 'vue-router';</w:t>
-      </w:r>
-    </w:p>
-    <w:p>
-      <w:pPr>
-        <w:pStyle w:val="Note"/>
-      </w:pPr>
-      <w:r>
-        <w:t>Note: this is the biggest API change from Vue Router 3. new Router() becomes createRouter(); the mode: 'history' option becomes createWebHistory(); mode: 'hash' becomes createWebHashHistory(); and the catch-all path '*' becomes '/:pathMatch(.*)*'.</w:t>
-      </w:r>
-    </w:p>
-    <w:p>
-      <w:pPr>
-        <w:pStyle w:val="LabNL"/>
-      </w:pPr>
-      <w:r>
-        <w:t>Create and export the router, passing it a history implementation and a routes array.</w:t>
-      </w:r>
-    </w:p>
-    <w:p>
-      <w:pPr>
-        <w:pStyle w:val="LabNLCode"/>
-      </w:pPr>
-      <w:r>
-        <w:t>export default createRouter({</w:t>
-      </w:r>
-    </w:p>
-    <w:p>
-      <w:pPr>
-        <w:pStyle w:val="LabNLCode"/>
-      </w:pPr>
-      <w:r>
-        <w:t xml:space="preserve">  history: createWebHistory(import.meta.env.BASE_URL),</w:t>
-      </w:r>
-    </w:p>
-    <w:p>
-      <w:pPr>
-        <w:pStyle w:val="LabNLCode"/>
-      </w:pPr>
-      <w:r>
-        <w:t xml:space="preserve">  routes: [],</w:t>
-      </w:r>
-    </w:p>
-    <w:p>
-      <w:pPr>
-        <w:pStyle w:val="LabNLCode"/>
-      </w:pPr>
-      <w:r>
-        <w:t>});</w:t>
-      </w:r>
-    </w:p>
-    <w:p>
-      <w:pPr>
-        <w:pStyle w:val="LabNLSub"/>
-      </w:pPr>
-      <w:r>
-        <w:lastRenderedPageBreak/>
-        <w:t>createWebHistory uses the HTML5 History API, so URLs have no #. That is why the "/#/" you may have seen in older versions of this app is gone.</w:t>
-      </w:r>
-    </w:p>
-    <w:p>
-      <w:pPr>
-        <w:pStyle w:val="LabNL"/>
-      </w:pPr>
-      <w:r>
-        <w:t>Make the first (default) route. Remember the .vue extension in the dynamic import.</w:t>
-      </w:r>
-    </w:p>
-    <w:p>
-      <w:pPr>
-        <w:pStyle w:val="LabNLCode"/>
-      </w:pPr>
-      <w:r>
-        <w:t xml:space="preserve">  routes: [</w:t>
-      </w:r>
-    </w:p>
-    <w:p>
-      <w:pPr>
-        <w:pStyle w:val="LabNLCode"/>
-      </w:pPr>
-      <w:r>
-        <w:t xml:space="preserve">    {</w:t>
-      </w:r>
-    </w:p>
-    <w:p>
-      <w:pPr>
-        <w:pStyle w:val="LabNLCode"/>
-      </w:pPr>
-      <w:r>
-        <w:t xml:space="preserve">      name: 'home',</w:t>
-      </w:r>
-    </w:p>
-    <w:p>
-      <w:pPr>
-        <w:pStyle w:val="LabNLCode"/>
-      </w:pPr>
-      <w:r>
-        <w:t xml:space="preserve">      path: '/',</w:t>
-      </w:r>
-    </w:p>
-    <w:p>
-      <w:pPr>
-        <w:pStyle w:val="LabNLCode"/>
-      </w:pPr>
-      <w:r>
-        <w:t xml:space="preserve">      component: () =&gt; import('@/components/Home.vue'),</w:t>
-      </w:r>
-    </w:p>
-    <w:p>
-      <w:pPr>
-        <w:pStyle w:val="LabNLCode"/>
-      </w:pPr>
-      <w:r>
-        <w:t xml:space="preserve">    },</w:t>
-      </w:r>
-    </w:p>
-    <w:p>
-      <w:pPr>
-        <w:pStyle w:val="LabNLCode"/>
-      </w:pPr>
-      <w:r>
-        <w:t xml:space="preserve">  ],</w:t>
-      </w:r>
-    </w:p>
-    <w:p>
-      <w:pPr>
-        <w:pStyle w:val="LabNLSub"/>
-      </w:pPr>
-      <w:r>
-        <w:t>Writing the component as an arrow function that returns an import() makes it a lazily-loaded route: Vite gives that route its own JavaScript chunk, which is not downloaded until the route is visited.</w:t>
-      </w:r>
-    </w:p>
-    <w:p>
-      <w:pPr>
-        <w:pStyle w:val="LabNL"/>
-      </w:pPr>
-      <w:r>
-        <w:t>Import the router module into main.js and install it on the app.</w:t>
-      </w:r>
-    </w:p>
-    <w:p>
-      <w:pPr>
-        <w:pStyle w:val="LabNLCode"/>
-      </w:pPr>
-      <w:r>
-        <w:t>import router from './router';</w:t>
-      </w:r>
-    </w:p>
-    <w:p>
-      <w:pPr>
-        <w:pStyle w:val="LabNLCode"/>
-      </w:pPr>
-    </w:p>
-    <w:p>
-      <w:pPr>
-        <w:pStyle w:val="LabNLCode"/>
-      </w:pPr>
-      <w:r>
-        <w:t>app.use(createPinia());</w:t>
-      </w:r>
-    </w:p>
-    <w:p>
-      <w:pPr>
-        <w:pStyle w:val="LabNLCode"/>
-      </w:pPr>
-      <w:r>
-        <w:t>app.use(router);</w:t>
-      </w:r>
-    </w:p>
-    <w:p>
-      <w:pPr>
-        <w:pStyle w:val="LabNLCode"/>
-      </w:pPr>
-      <w:r>
-        <w:t>app.mount('#app');</w:t>
-      </w:r>
-    </w:p>
-    <w:p>
-      <w:pPr>
-        <w:pStyle w:val="LabNLSub"/>
-      </w:pPr>
-      <w:r>
-        <w:t>Install Pinia before the router, so that navigation guards and route components can reach the stores.</w:t>
-      </w:r>
-    </w:p>
-    <w:p>
-      <w:pPr>
-        <w:pStyle w:val="LabNL"/>
-      </w:pPr>
-      <w:r>
-        <w:t>Open App.vue and replace the &lt;Home /&gt; component with &lt;RouterView /&gt;.</w:t>
-      </w:r>
-    </w:p>
-    <w:p>
-      <w:pPr>
-        <w:pStyle w:val="LabNLCode"/>
-      </w:pPr>
-      <w:r>
-        <w:t>&lt;script setup&gt;</w:t>
-      </w:r>
-    </w:p>
-    <w:p>
-      <w:pPr>
-        <w:pStyle w:val="LabNLCode"/>
-      </w:pPr>
-      <w:r>
-        <w:t>import { RouterView } from 'vue-router';</w:t>
-      </w:r>
-    </w:p>
-    <w:p>
-      <w:pPr>
-        <w:pStyle w:val="LabNLCode"/>
-      </w:pPr>
-    </w:p>
-    <w:p>
-      <w:pPr>
-        <w:pStyle w:val="LabNLCode"/>
-      </w:pPr>
-      <w:r>
-        <w:t>import Header from './components/Header.vue';</w:t>
-      </w:r>
-    </w:p>
-    <w:p>
-      <w:pPr>
-        <w:pStyle w:val="LabNLCode"/>
-      </w:pPr>
-      <w:r>
-        <w:t>import Footer from './components/Footer.vue';</w:t>
-      </w:r>
-    </w:p>
-    <w:p>
-      <w:pPr>
-        <w:pStyle w:val="LabNLCode"/>
-      </w:pPr>
-      <w:r>
-        <w:t>&lt;/script&gt;</w:t>
-      </w:r>
-    </w:p>
-    <w:p>
-      <w:pPr>
-        <w:pStyle w:val="LabNLCode"/>
-      </w:pPr>
-    </w:p>
-    <w:p>
-      <w:pPr>
-        <w:pStyle w:val="LabNLCode"/>
-      </w:pPr>
-      <w:r>
-        <w:t>&lt;template&gt;</w:t>
-      </w:r>
-    </w:p>
-    <w:p>
-      <w:pPr>
-        <w:pStyle w:val="LabNLCode"/>
-      </w:pPr>
-      <w:r>
-        <w:t xml:space="preserve">  &lt;div id="app"&gt;</w:t>
-      </w:r>
-    </w:p>
-    <w:p>
-      <w:pPr>
-        <w:pStyle w:val="LabNLCode"/>
-      </w:pPr>
-      <w:r>
-        <w:t xml:space="preserve">    &lt;Header /&gt;</w:t>
-      </w:r>
-    </w:p>
-    <w:p>
-      <w:pPr>
-        <w:pStyle w:val="LabNLCode"/>
-      </w:pPr>
-      <w:r>
-        <w:t xml:space="preserve">    &lt;RouterView /&gt;</w:t>
-      </w:r>
-    </w:p>
-    <w:p>
-      <w:pPr>
-        <w:pStyle w:val="LabNLCode"/>
-      </w:pPr>
-      <w:r>
-        <w:t xml:space="preserve">    &lt;Footer /&gt;</w:t>
-      </w:r>
-    </w:p>
-    <w:p>
-      <w:pPr>
-        <w:pStyle w:val="LabNLCode"/>
-      </w:pPr>
-      <w:r>
-        <w:t xml:space="preserve">  &lt;/div&gt;</w:t>
-      </w:r>
-    </w:p>
-    <w:p>
-      <w:pPr>
-        <w:pStyle w:val="LabNLCode"/>
-      </w:pPr>
-      <w:r>
-        <w:lastRenderedPageBreak/>
-        <w:t>&lt;/template&gt;</w:t>
-      </w:r>
-    </w:p>
-    <w:p>
-      <w:pPr>
-        <w:pStyle w:val="LabNLSub"/>
-      </w:pPr>
-      <w:r>
-        <w:t>app.use(router) does register &lt;RouterView&gt; and &lt;RouterLink&gt; globally, so the import is optional. Importing them explicitly is worth the one line: the editor can then resolve them, and the component says what it depends on.</w:t>
-      </w:r>
-    </w:p>
-    <w:p>
-      <w:pPr>
-        <w:pStyle w:val="LabNL"/>
-      </w:pPr>
-      <w:r>
-        <w:t>Remove the import for Home from App.vue.</w:t>
-      </w:r>
-    </w:p>
-    <w:p>
-      <w:pPr>
-        <w:pStyle w:val="LabNL"/>
-      </w:pPr>
-      <w:r>
-        <w:t>Run the development server and open the application in your browser. It should work the same as before.</w:t>
-      </w:r>
-    </w:p>
-    <w:p>
-      <w:pPr>
-        <w:pStyle w:val="LabNL"/>
-      </w:pPr>
-      <w:r>
-        <w:t>Open the Header component for editing.</w:t>
-      </w:r>
-    </w:p>
-    <w:p>
-      <w:pPr>
-        <w:pStyle w:val="LabNL"/>
-      </w:pPr>
-      <w:r>
-        <w:t>Find the Sign In link, and replace it with a RouterLink component:</w:t>
-      </w:r>
-    </w:p>
-    <w:p>
-      <w:pPr>
-        <w:pStyle w:val="LabNLCode"/>
-      </w:pPr>
-      <w:r>
-        <w:t>&lt;RouterLink</w:t>
-      </w:r>
-    </w:p>
-    <w:p>
-      <w:pPr>
-        <w:pStyle w:val="LabNLCode"/>
-      </w:pPr>
-      <w:r>
-        <w:t xml:space="preserve">  class="nav-link"</w:t>
-      </w:r>
-    </w:p>
-    <w:p>
-      <w:pPr>
-        <w:pStyle w:val="LabNLCode"/>
-      </w:pPr>
-      <w:r>
-        <w:t xml:space="preserve">  active-class="active"</w:t>
-      </w:r>
-    </w:p>
-    <w:p>
-      <w:pPr>
-        <w:pStyle w:val="LabNLCode"/>
-      </w:pPr>
-      <w:r>
-        <w:t xml:space="preserve">  :to="{ name: 'login' }"</w:t>
-      </w:r>
-    </w:p>
-    <w:p>
-      <w:pPr>
-        <w:pStyle w:val="LabNLCode"/>
-      </w:pPr>
-      <w:r>
-        <w:t>&gt;</w:t>
-      </w:r>
-    </w:p>
-    <w:p>
-      <w:pPr>
-        <w:pStyle w:val="LabNLCode"/>
-      </w:pPr>
-      <w:r>
-        <w:t xml:space="preserve">  Sign in</w:t>
-      </w:r>
-    </w:p>
-    <w:p>
-      <w:pPr>
-        <w:pStyle w:val="LabNLCode"/>
-      </w:pPr>
-      <w:r>
-        <w:t>&lt;/RouterLink&gt;</w:t>
-      </w:r>
-    </w:p>
-    <w:p>
-      <w:pPr>
-        <w:pStyle w:val="Note"/>
-      </w:pPr>
-      <w:r>
-        <w:t>Note: the exact prop that Vue Router 3 needed here is gone. In Vue Router 4 and later, active-class is applied on partial matches and exact-active-class on exact ones, so use exact-active-class if you need the old behaviour.</w:t>
-      </w:r>
-    </w:p>
-    <w:p>
-      <w:pPr>
-        <w:pStyle w:val="LabNL"/>
-      </w:pPr>
-      <w:r>
-        <w:t>View the application in your browser and click on the Sign In link. It won’t work yet, because the login route doesn’t exist.</w:t>
-      </w:r>
-    </w:p>
-    <w:p>
-      <w:pPr>
-        <w:pStyle w:val="LabNL"/>
-      </w:pPr>
-      <w:r>
-        <w:t>Create a new route, in router/index.js, with the name login and the path /login.</w:t>
-      </w:r>
-    </w:p>
-    <w:p>
-      <w:pPr>
-        <w:pStyle w:val="LabNLCode"/>
-      </w:pPr>
-      <w:r>
-        <w:t xml:space="preserve">    {</w:t>
-      </w:r>
-    </w:p>
-    <w:p>
-      <w:pPr>
-        <w:pStyle w:val="LabNLCode"/>
-      </w:pPr>
-      <w:r>
-        <w:t xml:space="preserve">      name: 'login',</w:t>
-      </w:r>
-    </w:p>
-    <w:p>
-      <w:pPr>
-        <w:pStyle w:val="LabNLCode"/>
-      </w:pPr>
-      <w:r>
-        <w:t xml:space="preserve">      path: '/login',</w:t>
-      </w:r>
-    </w:p>
-    <w:p>
-      <w:pPr>
-        <w:pStyle w:val="LabNLCode"/>
-      </w:pPr>
-      <w:r>
-        <w:t xml:space="preserve">      component: () =&gt; import('@/components/Login.vue'),</w:t>
-      </w:r>
-    </w:p>
-    <w:p>
-      <w:pPr>
-        <w:pStyle w:val="LabNLCode"/>
-      </w:pPr>
-      <w:r>
-        <w:t xml:space="preserve">    },</w:t>
-      </w:r>
-    </w:p>
-    <w:p>
-      <w:pPr>
-        <w:pStyle w:val="LabNL"/>
-      </w:pPr>
-      <w:r>
-        <w:t>Make a new component named Login and put a login form in the &lt;template&gt;:</w:t>
-      </w:r>
-    </w:p>
-    <w:p>
-      <w:pPr>
-        <w:pStyle w:val="LabNLCode"/>
-      </w:pPr>
-      <w:r>
-        <w:t>&lt;script setup&gt;</w:t>
-      </w:r>
-    </w:p>
-    <w:p>
-      <w:pPr>
-        <w:pStyle w:val="LabNLCode"/>
-      </w:pPr>
-      <w:r>
-        <w:t>// The form is wired up to the auth store in the next lab.</w:t>
-      </w:r>
-    </w:p>
-    <w:p>
-      <w:pPr>
-        <w:pStyle w:val="LabNLCode"/>
-      </w:pPr>
-      <w:r>
-        <w:t>function onSubmit() {}</w:t>
-      </w:r>
-    </w:p>
-    <w:p>
-      <w:pPr>
-        <w:pStyle w:val="LabNLCode"/>
-      </w:pPr>
-      <w:r>
-        <w:t>&lt;/script&gt;</w:t>
-      </w:r>
-    </w:p>
-    <w:p>
-      <w:pPr>
-        <w:pStyle w:val="LabNLCode"/>
-      </w:pPr>
-    </w:p>
-    <w:p>
-      <w:pPr>
-        <w:pStyle w:val="LabNLCode"/>
-      </w:pPr>
-      <w:r>
-        <w:t>&lt;template&gt;</w:t>
-      </w:r>
-    </w:p>
-    <w:p>
-      <w:pPr>
-        <w:pStyle w:val="LabNLCode"/>
-      </w:pPr>
-      <w:r>
-        <w:t xml:space="preserve">  &lt;div&gt;</w:t>
-      </w:r>
-    </w:p>
-    <w:p>
-      <w:pPr>
-        <w:pStyle w:val="LabNLCode"/>
-      </w:pPr>
-      <w:r>
-        <w:t xml:space="preserve">    &lt;h1&gt;Log In Here&lt;/h1&gt;</w:t>
-      </w:r>
-    </w:p>
-    <w:p>
-      <w:pPr>
-        <w:pStyle w:val="LabNLCode"/>
-      </w:pPr>
-      <w:r>
-        <w:t xml:space="preserve">    &lt;form @submit.prevent="onSubmit"&gt;</w:t>
-      </w:r>
-    </w:p>
-    <w:p>
-      <w:pPr>
-        <w:pStyle w:val="LabNLCode"/>
-      </w:pPr>
-      <w:r>
-        <w:lastRenderedPageBreak/>
-        <w:t xml:space="preserve">      &lt;fieldset class="form-group"&gt;</w:t>
-      </w:r>
-    </w:p>
-    <w:p>
-      <w:pPr>
-        <w:pStyle w:val="LabNLCode"/>
-      </w:pPr>
-      <w:r>
-        <w:t xml:space="preserve">        &lt;input</w:t>
-      </w:r>
-    </w:p>
-    <w:p>
-      <w:pPr>
-        <w:pStyle w:val="LabNLCode"/>
-      </w:pPr>
-      <w:r>
-        <w:t xml:space="preserve">          class="form-control form-control-lg"</w:t>
-      </w:r>
-    </w:p>
-    <w:p>
-      <w:pPr>
-        <w:pStyle w:val="LabNLCode"/>
-      </w:pPr>
-      <w:r>
-        <w:t xml:space="preserve">          type="text"</w:t>
-      </w:r>
-    </w:p>
-    <w:p>
-      <w:pPr>
-        <w:pStyle w:val="LabNLCode"/>
-      </w:pPr>
-      <w:r>
-        <w:t xml:space="preserve">          placeholder="Email"</w:t>
-      </w:r>
-    </w:p>
-    <w:p>
-      <w:pPr>
-        <w:pStyle w:val="LabNLCode"/>
-      </w:pPr>
-      <w:r>
-        <w:t xml:space="preserve">        /&gt;</w:t>
-      </w:r>
-    </w:p>
-    <w:p>
-      <w:pPr>
-        <w:pStyle w:val="LabNLCode"/>
-      </w:pPr>
-      <w:r>
-        <w:t xml:space="preserve">      &lt;/fieldset&gt;</w:t>
-      </w:r>
-    </w:p>
-    <w:p>
-      <w:pPr>
-        <w:pStyle w:val="LabNLCode"/>
-      </w:pPr>
-      <w:r>
-        <w:t xml:space="preserve">      &lt;fieldset class="form-group"&gt;</w:t>
-      </w:r>
-    </w:p>
-    <w:p>
-      <w:pPr>
-        <w:pStyle w:val="LabNLCode"/>
-      </w:pPr>
-      <w:r>
-        <w:t xml:space="preserve">        &lt;input</w:t>
-      </w:r>
-    </w:p>
-    <w:p>
-      <w:pPr>
-        <w:pStyle w:val="LabNLCode"/>
-      </w:pPr>
-      <w:r>
-        <w:t xml:space="preserve">          class="form-control form-control-lg"</w:t>
-      </w:r>
-    </w:p>
-    <w:p>
-      <w:pPr>
-        <w:pStyle w:val="LabNLCode"/>
-      </w:pPr>
-      <w:r>
-        <w:t xml:space="preserve">          type="password"</w:t>
-      </w:r>
-    </w:p>
-    <w:p>
-      <w:pPr>
-        <w:pStyle w:val="LabNLCode"/>
-      </w:pPr>
-      <w:r>
-        <w:t xml:space="preserve">          placeholder="Password"</w:t>
-      </w:r>
-    </w:p>
-    <w:p>
-      <w:pPr>
-        <w:pStyle w:val="LabNLCode"/>
-      </w:pPr>
-      <w:r>
-        <w:t xml:space="preserve">        /&gt;</w:t>
-      </w:r>
-    </w:p>
-    <w:p>
-      <w:pPr>
-        <w:pStyle w:val="LabNLCode"/>
-      </w:pPr>
-      <w:r>
-        <w:t xml:space="preserve">      &lt;/fieldset&gt;</w:t>
-      </w:r>
-    </w:p>
-    <w:p>
-      <w:pPr>
-        <w:pStyle w:val="LabNLCode"/>
-      </w:pPr>
-      <w:r>
-        <w:t xml:space="preserve">      &lt;button class="btn btn-lg btn-primary pull-xs-right"&gt;Sign in&lt;/button&gt;</w:t>
-      </w:r>
-    </w:p>
-    <w:p>
-      <w:pPr>
-        <w:pStyle w:val="LabNLCode"/>
-      </w:pPr>
-      <w:r>
-        <w:t xml:space="preserve">    &lt;/form&gt;</w:t>
-      </w:r>
-    </w:p>
-    <w:p>
-      <w:pPr>
-        <w:pStyle w:val="LabNLCode"/>
-      </w:pPr>
-      <w:r>
-        <w:t xml:space="preserve">  &lt;/div&gt;</w:t>
-      </w:r>
-    </w:p>
-    <w:p>
-      <w:pPr>
-        <w:pStyle w:val="LabNLCode"/>
-      </w:pPr>
-      <w:r>
-        <w:t>&lt;/template&gt;</w:t>
-      </w:r>
-    </w:p>
-    <w:p>
-      <w:pPr>
-        <w:pStyle w:val="LabNL"/>
-      </w:pPr>
-      <w:r>
-        <w:t>Use &lt;RouterLink&gt; to link the logo to the home page.</w:t>
-      </w:r>
-    </w:p>
-    <w:p>
-      <w:pPr>
-        <w:pStyle w:val="LabNLCode"/>
-      </w:pPr>
-      <w:r>
-        <w:t>&lt;RouterLink class="navbar-brand" :to="{ name: 'home' }"&gt;</w:t>
-      </w:r>
-    </w:p>
-    <w:p>
-      <w:pPr>
-        <w:pStyle w:val="LabNLCode"/>
-      </w:pPr>
-      <w:r>
-        <w:t xml:space="preserve">  Logo</w:t>
-      </w:r>
-    </w:p>
-    <w:p>
-      <w:pPr>
-        <w:pStyle w:val="LabNLCode"/>
-      </w:pPr>
-      <w:r>
-        <w:t>&lt;/RouterLink&gt;</w:t>
-      </w:r>
-    </w:p>
-    <w:p>
-      <w:pPr>
-        <w:pStyle w:val="LabNL"/>
-      </w:pPr>
-      <w:r>
-        <w:t>Link the Home navigation link to the home page the same way.</w:t>
-      </w:r>
-    </w:p>
-    <w:p>
-      <w:pPr>
-        <w:pStyle w:val="LabNL"/>
-      </w:pPr>
-      <w:r>
-        <w:t>Challenge: make the Sign Up page and route.</w:t>
-      </w:r>
-    </w:p>
-    <w:p>
-      <w:pPr>
-        <w:pStyle w:val="LabNL"/>
-      </w:pPr>
-      <w:r>
-        <w:t>Challenge: use a &lt;RouterView&gt; inside Home.vue to render a different list (or differently-styled list) of articles when the user clicks a link. HINT: add a children property to the home route and make it an array of route objects.</w:t>
-      </w:r>
-    </w:p>
-    <w:p/>
-    <w:p>
-      <w:pPr>
-        <w:pStyle w:val="Heading1"/>
-      </w:pPr>
-      <w:bookmarkStart w:id="84" w:name="_Toc241675651"/>
-      <w:r>
-        <w:t>Lab 22: AJAX</w:t>
-      </w:r>
-      <w:bookmarkEnd w:id="84"/>
-    </w:p>
-    <w:p>
-      <w:r>
-        <w:t>In this lab, you’ll implement sign up functionality along with login and checking of authorization.</w:t>
-      </w:r>
-    </w:p>
-    <w:p/>
-    <w:p>
-      <w:pPr>
-        <w:pStyle w:val="LabNL"/>
-      </w:pPr>
-      <w:r>
-        <w:t>Copy jwt.service.js and api.service.js from labs/lab22/common into src/common, overwriting your existing api.service.js.</w:t>
-      </w:r>
-    </w:p>
-    <w:p>
-      <w:pPr>
-        <w:pStyle w:val="LabNLSub"/>
-      </w:pPr>
-      <w:r>
-        <w:lastRenderedPageBreak/>
-        <w:t>The new api.service.js adds the get, post, put and delete helpers the auth store needs, plus a setHeader() method that attaches the stored token to every subsequent request.</w:t>
-      </w:r>
-    </w:p>
-    <w:p>
-      <w:pPr>
-        <w:pStyle w:val="LabNL"/>
-      </w:pPr>
-      <w:r>
-        <w:t>Copy stores/auth.js from labs/lab22/stores into src/stores.</w:t>
-      </w:r>
-    </w:p>
-    <w:p>
-      <w:pPr>
-        <w:pStyle w:val="LabNL"/>
-      </w:pPr>
-      <w:r>
-        <w:t>Open src/stores/auth.js and read through it. Note the shape:</w:t>
-      </w:r>
-    </w:p>
-    <w:p>
-      <w:pPr>
-        <w:pStyle w:val="LabNLSub"/>
-      </w:pPr>
-      <w:r>
-        <w:t>state holds errors, user, and isAuthenticated, which is seeded from whatever token is already in localStorage.</w:t>
-      </w:r>
-    </w:p>
-    <w:p>
-      <w:pPr>
-        <w:pStyle w:val="LabNLSub"/>
-      </w:pPr>
-      <w:r>
-        <w:t>setAuth and purgeAuth are ordinary actions. In the Vuex version these were the SET_AUTH and PURGE_AUTH mutations, referred to through string constants in mutations.type.js. Pinia needs neither the constants nor the file.</w:t>
-      </w:r>
-    </w:p>
-    <w:p>
-      <w:pPr>
-        <w:pStyle w:val="LabNLSub"/>
-      </w:pPr>
-      <w:r>
-        <w:t>login, register, checkAuth and updateUser are async actions that call the API and then call setAuth. They store the server’s validation errors on state.errors and re-throw, so the component can decide what to do.</w:t>
-      </w:r>
-    </w:p>
-    <w:p>
-      <w:pPr>
-        <w:pStyle w:val="LabNL"/>
-      </w:pPr>
-      <w:r>
-        <w:t>Delete src/store, along with actions.type.js and mutations.type.js. Nothing imports them any more.</w:t>
-      </w:r>
-    </w:p>
-    <w:p>
-      <w:pPr>
-        <w:pStyle w:val="LabNL"/>
-      </w:pPr>
-      <w:r>
-        <w:t>Copy Login.vue and Register.vue from labs/lab22/components, overwriting your existing Login component.</w:t>
-      </w:r>
-    </w:p>
-    <w:p>
-      <w:pPr>
-        <w:pStyle w:val="LabNL"/>
-      </w:pPr>
-      <w:r>
-        <w:t>Open Login.vue and note how the component talks to the store.</w:t>
-      </w:r>
-    </w:p>
-    <w:p>
-      <w:pPr>
-        <w:pStyle w:val="LabNLCode"/>
-      </w:pPr>
-      <w:r>
-        <w:t>const router = useRouter();</w:t>
-      </w:r>
-    </w:p>
-    <w:p>
-      <w:pPr>
-        <w:pStyle w:val="LabNLCode"/>
-      </w:pPr>
-      <w:r>
-        <w:t>const authStore = useAuthStore();</w:t>
-      </w:r>
-    </w:p>
-    <w:p>
-      <w:pPr>
-        <w:pStyle w:val="LabNLCode"/>
-      </w:pPr>
-      <w:r>
-        <w:t>const { errors } = storeToRefs(authStore);</w:t>
-      </w:r>
-    </w:p>
-    <w:p>
-      <w:pPr>
-        <w:pStyle w:val="LabNLCode"/>
-      </w:pPr>
-    </w:p>
-    <w:p>
-      <w:pPr>
-        <w:pStyle w:val="LabNLCode"/>
-      </w:pPr>
-      <w:r>
-        <w:t>async function onSubmit() {</w:t>
-      </w:r>
-    </w:p>
-    <w:p>
-      <w:pPr>
-        <w:pStyle w:val="LabNLCode"/>
-      </w:pPr>
-      <w:r>
-        <w:t xml:space="preserve">  try {</w:t>
-      </w:r>
-    </w:p>
-    <w:p>
-      <w:pPr>
-        <w:pStyle w:val="LabNLCode"/>
-      </w:pPr>
-      <w:r>
-        <w:t xml:space="preserve">    await authStore.login({ email: email.value, password: password.value });</w:t>
-      </w:r>
-    </w:p>
-    <w:p>
-      <w:pPr>
-        <w:pStyle w:val="LabNLCode"/>
-      </w:pPr>
-      <w:r>
-        <w:t xml:space="preserve">    router.push({ name: 'home' });</w:t>
-      </w:r>
-    </w:p>
-    <w:p>
-      <w:pPr>
-        <w:pStyle w:val="LabNLCode"/>
-      </w:pPr>
-      <w:r>
-        <w:t xml:space="preserve">  } catch {</w:t>
-      </w:r>
-    </w:p>
-    <w:p>
-      <w:pPr>
-        <w:pStyle w:val="LabNLCode"/>
-      </w:pPr>
-      <w:r>
-        <w:t xml:space="preserve">    // Errors are surfaced through the store's `errors` state.</w:t>
-      </w:r>
-    </w:p>
-    <w:p>
-      <w:pPr>
-        <w:pStyle w:val="LabNLCode"/>
-      </w:pPr>
-      <w:r>
-        <w:t xml:space="preserve">  }</w:t>
-      </w:r>
-    </w:p>
-    <w:p>
-      <w:pPr>
-        <w:pStyle w:val="LabNLCode"/>
-      </w:pPr>
-      <w:r>
-        <w:t>}</w:t>
-      </w:r>
-    </w:p>
-    <w:p>
-      <w:pPr>
-        <w:pStyle w:val="Note"/>
-      </w:pPr>
-      <w:r>
-        <w:t>Note: inside &lt;script setup&gt; there is no this, so this.$router and this.$store are not available. useRouter() and the store’s own use-function are the Composition API equivalents. useRoute() gives you the current route object.</w:t>
-      </w:r>
-    </w:p>
-    <w:p>
-      <w:pPr>
-        <w:pStyle w:val="LabNL"/>
-      </w:pPr>
-      <w:r>
-        <w:t>Add the register route to router/index.js, pointing at Register.vue.</w:t>
-      </w:r>
-    </w:p>
-    <w:p>
-      <w:pPr>
-        <w:pStyle w:val="LabNL"/>
-      </w:pPr>
-      <w:r>
-        <w:t>Test it out by registering and then by logging in.</w:t>
-      </w:r>
-    </w:p>
-    <w:p>
-      <w:pPr>
-        <w:pStyle w:val="LabNL"/>
-      </w:pPr>
-      <w:r>
-        <w:t>Import the auth store and storeToRefs into Home.vue</w:t>
-      </w:r>
-    </w:p>
-    <w:p>
-      <w:pPr>
-        <w:pStyle w:val="LabNLCode"/>
-      </w:pPr>
-      <w:r>
-        <w:t>import { storeToRefs } from 'pinia';</w:t>
-      </w:r>
-    </w:p>
-    <w:p>
-      <w:pPr>
-        <w:pStyle w:val="LabNLCode"/>
-      </w:pPr>
-    </w:p>
-    <w:p>
-      <w:pPr>
-        <w:pStyle w:val="LabNLCode"/>
-      </w:pPr>
-      <w:r>
-        <w:t>import { useAuthStore } from '@/stores/auth';</w:t>
-      </w:r>
-    </w:p>
-    <w:p>
-      <w:pPr>
-        <w:pStyle w:val="LabNLCode"/>
-      </w:pPr>
-    </w:p>
-    <w:p>
-      <w:pPr>
-        <w:pStyle w:val="LabNLCode"/>
-      </w:pPr>
-      <w:r>
-        <w:t>const { isAuthenticated } = storeToRefs(useAuthStore());</w:t>
-      </w:r>
-    </w:p>
-    <w:p>
-      <w:pPr>
-        <w:pStyle w:val="LabNLSub"/>
-      </w:pPr>
-      <w:r>
-        <w:t>The Vuex version used ...mapGetters(['isAuthenticated']) inside a computed option. storeToRefs is the direct replacement, and it works on state as well as getters.</w:t>
-      </w:r>
-    </w:p>
-    <w:p>
-      <w:pPr>
-        <w:pStyle w:val="LabNL"/>
-      </w:pPr>
-      <w:r>
-        <w:t>Use isAuthenticated in Home.vue to conditionally show a logged-in user message in the sidebar.</w:t>
-      </w:r>
-    </w:p>
-    <w:p>
-      <w:pPr>
-        <w:pStyle w:val="LabNLCode"/>
-      </w:pPr>
-      <w:r>
-        <w:t>&lt;p v-if="isAuthenticated"&gt;Welcome, authenticated user&lt;/p&gt;</w:t>
-      </w:r>
-    </w:p>
-    <w:p>
-      <w:pPr>
-        <w:pStyle w:val="Note"/>
-      </w:pPr>
-      <w:r>
-        <w:t>Note: the Vue 2 version of these components displayed errors with a filter — {{ v | error }}. Filters were removed in Vue 3. Use a method, a computed property, or an inline expression instead; Login.vue joins the array of messages inline.</w:t>
-      </w:r>
-    </w:p>
-    <w:p>
-      <w:pPr>
-        <w:pStyle w:val="LabNL"/>
-      </w:pPr>
-      <w:r>
-        <w:t>Challenge: display a logout button instead of the Login and Sign Up buttons when a user is logged in.</w:t>
-      </w:r>
-    </w:p>
-    <w:p>
-      <w:pPr>
-        <w:pStyle w:val="LabNL"/>
-      </w:pPr>
-      <w:r>
-        <w:t>Challenge: call the auth store’s checkAuth() action when the app starts, so a returning user with a valid token is logged straight back in.</w:t>
-      </w:r>
-    </w:p>
-    <w:p/>
-    <w:p>
-      <w:pPr>
-        <w:pStyle w:val="Heading1"/>
-      </w:pPr>
-      <w:bookmarkStart w:id="85" w:name="_Toc241675652"/>
-      <w:r>
-        <w:t>Lab 23: Testing with Vitest</w:t>
-      </w:r>
-      <w:bookmarkEnd w:id="85"/>
-    </w:p>
-    <w:p>
-      <w:r>
-        <w:t>If you run the unit tests in your project now, you’ll see that the test on Home.vue fails. Home.vue now depends on the router and on a Pinia store, and neither exists inside a bare mount(). In this lab, you’ll learn how to provide them.</w:t>
-      </w:r>
-    </w:p>
-    <w:p/>
-    <w:p>
-      <w:pPr>
-        <w:pStyle w:val="LabNL"/>
-      </w:pPr>
-      <w:r>
-        <w:t>Run npm run test and read the failure carefully. The message names the injection that could not be resolved.</w:t>
-      </w:r>
-    </w:p>
-    <w:p>
-      <w:pPr>
-        <w:pStyle w:val="LabNL"/>
-      </w:pPr>
-      <w:r>
-        <w:t>Visit https://test-utils.vuejs.org/guide/ and read about the global.plugins mounting option.</w:t>
-      </w:r>
-    </w:p>
-    <w:p>
-      <w:pPr>
-        <w:pStyle w:val="Note"/>
-      </w:pPr>
-      <w:r>
-        <w:t>Note: Vue Test Utils 1 used createLocalVue() to install plugins without polluting the global Vue. Vue 3 apps are already isolated, so createLocalVue is gone — plugins are passed per-mount through global.plugins.</w:t>
-      </w:r>
-    </w:p>
-    <w:p>
-      <w:pPr>
-        <w:pStyle w:val="LabNL"/>
-      </w:pPr>
-      <w:r>
-        <w:t>Open tests/components/Home.spec.js and create a router for the test.</w:t>
-      </w:r>
-    </w:p>
-    <w:p>
-      <w:pPr>
-        <w:pStyle w:val="LabNLCode"/>
-      </w:pPr>
-      <w:r>
-        <w:t>import { createRouter, createWebHistory } from 'vue-router';</w:t>
-      </w:r>
-    </w:p>
-    <w:p>
-      <w:pPr>
-        <w:pStyle w:val="LabNLCode"/>
-      </w:pPr>
-    </w:p>
-    <w:p>
-      <w:pPr>
-        <w:pStyle w:val="LabNLCode"/>
-      </w:pPr>
-      <w:r>
-        <w:t>const router = createRouter({</w:t>
-      </w:r>
-    </w:p>
-    <w:p>
-      <w:pPr>
-        <w:pStyle w:val="LabNLCode"/>
-      </w:pPr>
-      <w:r>
-        <w:t xml:space="preserve">  history: createWebHistory(),</w:t>
-      </w:r>
-    </w:p>
-    <w:p>
-      <w:pPr>
-        <w:pStyle w:val="LabNLCode"/>
-      </w:pPr>
-      <w:r>
-        <w:t xml:space="preserve">  routes: [</w:t>
-      </w:r>
-    </w:p>
-    <w:p>
-      <w:pPr>
-        <w:pStyle w:val="LabNLCode"/>
-      </w:pPr>
-      <w:r>
-        <w:t xml:space="preserve">    { name: 'home', path: '/', component: { template: '&lt;div /&gt;' } },</w:t>
-      </w:r>
-    </w:p>
-    <w:p>
-      <w:pPr>
-        <w:pStyle w:val="LabNLCode"/>
-      </w:pPr>
-      <w:r>
-        <w:lastRenderedPageBreak/>
-        <w:t xml:space="preserve">  ],</w:t>
-      </w:r>
-    </w:p>
-    <w:p>
-      <w:pPr>
-        <w:pStyle w:val="LabNLCode"/>
-      </w:pPr>
-      <w:r>
-        <w:t>});</w:t>
-      </w:r>
-    </w:p>
-    <w:p>
-      <w:pPr>
-        <w:pStyle w:val="LabNL"/>
-      </w:pPr>
-      <w:r>
-        <w:t>Create a fresh Pinia instance before each test.</w:t>
-      </w:r>
-    </w:p>
-    <w:p>
-      <w:pPr>
-        <w:pStyle w:val="LabNLCode"/>
-      </w:pPr>
-      <w:r>
-        <w:t>import { createPinia, setActivePinia } from 'pinia';</w:t>
-      </w:r>
-    </w:p>
-    <w:p>
-      <w:pPr>
-        <w:pStyle w:val="LabNLCode"/>
-      </w:pPr>
-    </w:p>
-    <w:p>
-      <w:pPr>
-        <w:pStyle w:val="LabNLCode"/>
-      </w:pPr>
-      <w:r>
-        <w:t>let pinia;</w:t>
-      </w:r>
-    </w:p>
-    <w:p>
-      <w:pPr>
-        <w:pStyle w:val="LabNLCode"/>
-      </w:pPr>
-    </w:p>
-    <w:p>
-      <w:pPr>
-        <w:pStyle w:val="LabNLCode"/>
-      </w:pPr>
-      <w:r>
-        <w:t>beforeEach(() =&gt; {</w:t>
-      </w:r>
-    </w:p>
-    <w:p>
-      <w:pPr>
-        <w:pStyle w:val="LabNLCode"/>
-      </w:pPr>
-      <w:r>
-        <w:t xml:space="preserve">  pinia = createPinia();</w:t>
-      </w:r>
-    </w:p>
-    <w:p>
-      <w:pPr>
-        <w:pStyle w:val="LabNLCode"/>
-      </w:pPr>
-      <w:r>
-        <w:t xml:space="preserve">  setActivePinia(pinia);</w:t>
-      </w:r>
-    </w:p>
-    <w:p>
-      <w:pPr>
-        <w:pStyle w:val="LabNLCode"/>
-      </w:pPr>
-      <w:r>
-        <w:t>});</w:t>
-      </w:r>
-    </w:p>
-    <w:p>
-      <w:pPr>
-        <w:pStyle w:val="LabNLSub"/>
-      </w:pPr>
-      <w:r>
-        <w:t>Creating the Pinia instance per test keeps store state from leaking from one test into the next.</w:t>
-      </w:r>
-    </w:p>
-    <w:p>
-      <w:pPr>
-        <w:pStyle w:val="LabNL"/>
-      </w:pPr>
-      <w:r>
-        <w:t>Pass both plugins when you mount the component.</w:t>
-      </w:r>
-    </w:p>
-    <w:p>
-      <w:pPr>
-        <w:pStyle w:val="LabNLCode"/>
-      </w:pPr>
-      <w:r>
-        <w:t>const createWrapper = () =</w:t>
-      </w:r>
-    </w:p>
-    <w:p>
-      <w:pPr>
-        <w:pStyle w:val="LabNLCode"/>
-      </w:pPr>
-      <w:r>
-        <w:t xml:space="preserve">  shallowMount(Home, { global: { plugins: [pinia, router] } });</w:t>
-      </w:r>
-    </w:p>
-    <w:p>
-      <w:pPr>
-        <w:pStyle w:val="LabNLSub"/>
-      </w:pPr>
-      <w:r>
-        <w:t>shallowMount stubs out child components, so GlobalFeed never mounts and no HTTP request is made from the test.</w:t>
-      </w:r>
-    </w:p>
-    <w:p>
-      <w:pPr>
-        <w:pStyle w:val="LabNL"/>
-      </w:pPr>
-      <w:r>
-        <w:t>Run npm run test again and confirm every test passes.</w:t>
-      </w:r>
-    </w:p>
-    <w:p>
-      <w:pPr>
-        <w:pStyle w:val="LabNL"/>
-      </w:pPr>
-      <w:r>
-        <w:t>Challenge: write a test for the auth store itself. A Pinia store can be tested without mounting any component — call useAuthStore() after setActivePinia() and assert on its state.</w:t>
-      </w:r>
-    </w:p>
-    <w:p>
-      <w:pPr>
-        <w:pStyle w:val="LabNL"/>
-      </w:pPr>
-      <w:r>
-        <w:t>Challenge: use vi.mock() to fake the api.service module so the store test never touches the network.</w:t>
-      </w:r>
-    </w:p>
-    <w:p/>
-    <w:p>
-      <w:pPr>
-        <w:pStyle w:val="Heading1"/>
-      </w:pPr>
-      <w:bookmarkStart w:id="86" w:name="_Toc241675653"/>
-      <w:r>
-        <w:t>Lab 24: Transitions and Animations</w:t>
-      </w:r>
-      <w:bookmarkEnd w:id="86"/>
-    </w:p>
-    <w:p>
-      <w:r>
-        <w:t>Vue’s built-in &lt;Transition&gt; component applies CSS classes at each stage of an element entering or leaving the DOM, so you can animate it with plain CSS.</w:t>
-      </w:r>
-    </w:p>
-    <w:p>
-      <w:pPr>
-        <w:pStyle w:val="Note"/>
-      </w:pPr>
-      <w:r>
         <w:t>Note: the class names changed in Vue 3. What Vue 2 called v-enter and v-leave-to are now v-enter-from and v-leave-to, and the starting class for a leave transition is v-leave-from. If you copy an example from an old blog post and nothing animates, this is usually why.</w:t>
       </w:r>
     </w:p>
@@ -13871,7 +13954,6 @@
         <w:pStyle w:val="LabNLCode"/>
       </w:pPr>
       <w:r>
-        <w:lastRenderedPageBreak/>
         <w:t xml:space="preserve">    v-for="(article, index) in filterIt"</w:t>
       </w:r>
     </w:p>
@@ -14366,7 +14448,7 @@
   <w:abstractNum w:abstractNumId="3" w15:restartNumberingAfterBreak="0">
     <w:nsid w:val="2F645906"/>
     <w:multiLevelType w:val="hybridMultilevel"/>
-    <w:tmpl w:val="04D0DA28"/>
+    <w:tmpl w:val="B83EC51A"/>
     <w:lvl w:ilvl="0" w:tplc="04090001">
       <w:start w:val="1"/>
       <w:numFmt w:val="decimal"/>
@@ -14678,6 +14760,12 @@
     </w:lvlOverride>
   </w:num>
   <w:num w:numId="40" w16cid:durableId="1900095336">
+    <w:abstractNumId w:val="3"/>
+    <w:lvlOverride w:ilvl="0">
+      <w:startOverride w:val="1"/>
+    </w:lvlOverride>
+  </w:num>
+  <w:num w:numId="41" w16cid:durableId="728380487">
     <w:abstractNumId w:val="3"/>
     <w:lvlOverride w:ilvl="0">
       <w:startOverride w:val="1"/>

--- a/presentation/Version 2.0/Professional-Vue-v2.0.docx
+++ b/presentation/Version 2.0/Professional-Vue-v2.0.docx
@@ -9750,7 +9750,18 @@
       </w:r>
       <w:proofErr w:type="spellEnd"/>
       <w:r>
-        <w:t>, open the Home component.</w:t>
+        <w:t xml:space="preserve">, open the </w:t>
+      </w:r>
+      <w:proofErr w:type="spellStart"/>
+      <w:r>
+        <w:t>Home</w:t>
+      </w:r>
+      <w:r>
+        <w:t>Content</w:t>
+      </w:r>
+      <w:proofErr w:type="spellEnd"/>
+      <w:r>
+        <w:t xml:space="preserve"> component.</w:t>
       </w:r>
     </w:p>
     <w:p>
@@ -9789,6 +9800,7 @@
       <w:pPr>
         <w:pStyle w:val="LabNLCode"/>
       </w:pPr>
+      <w:bookmarkStart w:id="85" w:name="OLE_LINK40"/>
       <w:r>
         <w:t>.banner {}</w:t>
       </w:r>
@@ -9833,6 +9845,7 @@
         <w:t>.sidebar p{}</w:t>
       </w:r>
     </w:p>
+    <w:bookmarkEnd w:id="85"/>
     <w:p>
       <w:pPr>
         <w:pStyle w:val="LabNL"/>
@@ -9849,6 +9862,7 @@
       <w:pPr>
         <w:pStyle w:val="LabNLCode"/>
       </w:pPr>
+      <w:bookmarkStart w:id="86" w:name="OLE_LINK41"/>
       <w:r>
         <w:t>.banner {</w:t>
       </w:r>
@@ -9869,6 +9883,7 @@
         <w:t>}</w:t>
       </w:r>
     </w:p>
+    <w:bookmarkEnd w:id="86"/>
     <w:p>
       <w:pPr>
         <w:pStyle w:val="LabNL"/>
@@ -9881,6 +9896,7 @@
       <w:pPr>
         <w:pStyle w:val="LabNLCode"/>
       </w:pPr>
+      <w:bookmarkStart w:id="87" w:name="OLE_LINK42"/>
       <w:r>
         <w:t>.banner p {</w:t>
       </w:r>
@@ -9925,6 +9941,7 @@
         <w:t>}</w:t>
       </w:r>
     </w:p>
+    <w:bookmarkEnd w:id="87"/>
     <w:p>
       <w:pPr>
         <w:pStyle w:val="LabNL"/>
@@ -9937,6 +9954,7 @@
       <w:pPr>
         <w:pStyle w:val="LabNLCode"/>
       </w:pPr>
+      <w:bookmarkStart w:id="88" w:name="OLE_LINK43"/>
       <w:r>
         <w:t>.banner h1 {</w:t>
       </w:r>
@@ -9973,6 +9991,7 @@
         <w:t>}</w:t>
       </w:r>
     </w:p>
+    <w:bookmarkEnd w:id="88"/>
     <w:p>
       <w:pPr>
         <w:pStyle w:val="LabNL"/>
@@ -9989,6 +10008,7 @@
       <w:pPr>
         <w:pStyle w:val="LabNLCode"/>
       </w:pPr>
+      <w:bookmarkStart w:id="89" w:name="OLE_LINK44"/>
       <w:r>
         <w:t>.sidebar {</w:t>
       </w:r>
@@ -10034,6 +10054,7 @@
         <w:t>}</w:t>
       </w:r>
     </w:p>
+    <w:bookmarkEnd w:id="89"/>
     <w:p>
       <w:pPr>
         <w:pStyle w:val="LabNL"/>
@@ -10043,7 +10064,18 @@
         </w:numPr>
       </w:pPr>
       <w:r>
-        <w:t>Open the Footer component.</w:t>
+        <w:t xml:space="preserve">Open the </w:t>
+      </w:r>
+      <w:proofErr w:type="spellStart"/>
+      <w:r>
+        <w:t>The</w:t>
+      </w:r>
+      <w:r>
+        <w:t>Footer</w:t>
+      </w:r>
+      <w:proofErr w:type="spellEnd"/>
+      <w:r>
+        <w:t xml:space="preserve"> component.</w:t>
       </w:r>
     </w:p>
     <w:p>
@@ -10074,6 +10106,7 @@
       <w:pPr>
         <w:pStyle w:val="LabNLCode"/>
       </w:pPr>
+      <w:bookmarkStart w:id="90" w:name="OLE_LINK45"/>
       <w:r>
         <w:t>footer {</w:t>
       </w:r>
@@ -10134,6 +10167,7 @@
         <w:t>}</w:t>
       </w:r>
     </w:p>
+    <w:bookmarkEnd w:id="90"/>
     <w:p>
       <w:pPr>
         <w:pStyle w:val="LabNL"/>
@@ -10197,13 +10231,27 @@
     <w:p/>
     <w:p>
       <w:pPr>
+        <w:rPr>
+          <w:rFonts w:asciiTheme="majorHAnsi" w:eastAsiaTheme="majorEastAsia" w:hAnsiTheme="majorHAnsi" w:cstheme="majorBidi"/>
+          <w:color w:val="2F5496" w:themeColor="accent1" w:themeShade="BF"/>
+          <w:sz w:val="32"/>
+          <w:szCs w:val="32"/>
+        </w:rPr>
+      </w:pPr>
+      <w:bookmarkStart w:id="91" w:name="_Toc241675642"/>
+      <w:r>
+        <w:br w:type="page"/>
+      </w:r>
+    </w:p>
+    <w:p>
+      <w:pPr>
         <w:pStyle w:val="Heading1"/>
       </w:pPr>
-      <w:bookmarkStart w:id="85" w:name="_Toc241675642"/>
-      <w:r>
+      <w:r>
+        <w:lastRenderedPageBreak/>
         <w:t>Lab 13: Computed Properties</w:t>
       </w:r>
-      <w:bookmarkEnd w:id="85"/>
+      <w:bookmarkEnd w:id="91"/>
     </w:p>
     <w:p>
       <w:r>
@@ -10214,47 +10262,990 @@
     <w:p>
       <w:pPr>
         <w:pStyle w:val="LabNL"/>
+        <w:numPr>
+          <w:ilvl w:val="0"/>
+          <w:numId w:val="42"/>
+        </w:numPr>
+      </w:pPr>
+      <w:r>
+        <w:t>Open the ArticlePreview component in your code editor.</w:t>
+      </w:r>
+    </w:p>
+    <w:p>
+      <w:pPr>
+        <w:pStyle w:val="LabNL"/>
+      </w:pPr>
+      <w:r>
+        <w:t xml:space="preserve">Import computed from </w:t>
+      </w:r>
+      <w:proofErr w:type="gramStart"/>
+      <w:r>
+        <w:t>vue, and</w:t>
+      </w:r>
+      <w:proofErr w:type="gramEnd"/>
+      <w:r>
+        <w:t xml:space="preserve"> capture the return value of defineProps so you can read the props from JavaScript.</w:t>
+      </w:r>
+    </w:p>
+    <w:p>
+      <w:pPr>
+        <w:pStyle w:val="LabNLCode"/>
+      </w:pPr>
+      <w:bookmarkStart w:id="92" w:name="OLE_LINK46"/>
+      <w:r>
+        <w:t>import { computed } from 'vue';</w:t>
+      </w:r>
+    </w:p>
+    <w:p>
+      <w:pPr>
+        <w:pStyle w:val="LabNLCode"/>
+      </w:pPr>
+    </w:p>
+    <w:p>
+      <w:pPr>
+        <w:pStyle w:val="LabNLCode"/>
+      </w:pPr>
+      <w:r>
+        <w:t>const props = defineProps({</w:t>
+      </w:r>
+    </w:p>
+    <w:p>
+      <w:pPr>
+        <w:pStyle w:val="LabNLCode"/>
+      </w:pPr>
+      <w:r>
+        <w:t xml:space="preserve">  article: { type: Object, required: true },</w:t>
+      </w:r>
+    </w:p>
+    <w:p>
+      <w:pPr>
+        <w:pStyle w:val="LabNLCode"/>
+      </w:pPr>
+      <w:r>
+        <w:t>});</w:t>
+      </w:r>
+    </w:p>
+    <w:bookmarkEnd w:id="92"/>
+    <w:p>
+      <w:pPr>
+        <w:pStyle w:val="LabNLSub"/>
+      </w:pPr>
+      <w:r>
+        <w:t>In the template you write article directly. In the script block you have to go through the object defineProps returns, hence props.article.</w:t>
+      </w:r>
+    </w:p>
+    <w:p>
+      <w:pPr>
+        <w:pStyle w:val="LabNL"/>
+      </w:pPr>
+      <w:r>
+        <w:t>Create a computed property called articleLink, which returns the "slug" (or path) to the current article.</w:t>
+      </w:r>
+    </w:p>
+    <w:p>
+      <w:pPr>
+        <w:pStyle w:val="LabNLCode"/>
+      </w:pPr>
+      <w:bookmarkStart w:id="93" w:name="OLE_LINK47"/>
+      <w:r>
+        <w:t>const articleLink = computed(() =&gt; ({ slug: props.article.slug }));</w:t>
+      </w:r>
+    </w:p>
+    <w:bookmarkEnd w:id="93"/>
+    <w:p>
+      <w:pPr>
+        <w:pStyle w:val="LabNLSub"/>
+      </w:pPr>
+      <w:r>
+        <w:t>computed() returns a read-only ref. Like a computed option in the Options API it is cached, and only re-evaluates when one of the reactive values it read has changed.</w:t>
+      </w:r>
+    </w:p>
+    <w:p>
+      <w:pPr>
+        <w:pStyle w:val="LabNL"/>
+      </w:pPr>
+      <w:r>
+        <w:t>Use the v-bind shorthand in the ArticlePreview template to link the "Read more..." text to the article slug.</w:t>
+      </w:r>
+    </w:p>
+    <w:p>
+      <w:pPr>
+        <w:pStyle w:val="LabNLCode"/>
+      </w:pPr>
+      <w:r>
+        <w:t>&lt;span&gt;</w:t>
+      </w:r>
+    </w:p>
+    <w:p>
+      <w:pPr>
+        <w:pStyle w:val="LabNLCode"/>
+      </w:pPr>
+      <w:r>
+        <w:t xml:space="preserve"> </w:t>
+      </w:r>
+      <w:r>
+        <w:t>&lt;</w:t>
+      </w:r>
+      <w:proofErr w:type="gramStart"/>
+      <w:r>
+        <w:t>a :</w:t>
+      </w:r>
+      <w:proofErr w:type="spellStart"/>
+      <w:r>
+        <w:t>href</w:t>
+      </w:r>
+      <w:proofErr w:type="spellEnd"/>
+      <w:proofErr w:type="gramEnd"/>
+      <w:r>
+        <w:t>="`/article/${</w:t>
+      </w:r>
+      <w:proofErr w:type="spellStart"/>
+      <w:proofErr w:type="gramStart"/>
+      <w:r>
+        <w:t>articleLink.slug</w:t>
+      </w:r>
+      <w:proofErr w:type="spellEnd"/>
+      <w:r>
+        <w:t>}`</w:t>
+      </w:r>
+      <w:proofErr w:type="gramEnd"/>
+      <w:r>
+        <w:t>"&gt;Read more...&lt;/a&gt;</w:t>
+      </w:r>
+    </w:p>
+    <w:p>
+      <w:pPr>
+        <w:pStyle w:val="LabNLCode"/>
+      </w:pPr>
+      <w:r>
+        <w:t>&lt;/span&gt;</w:t>
+      </w:r>
+    </w:p>
+    <w:p>
+      <w:pPr>
+        <w:pStyle w:val="LabNL"/>
+      </w:pPr>
+      <w:r>
+        <w:t xml:space="preserve">Challenge: add a second computed property that formats the </w:t>
+      </w:r>
+      <w:proofErr w:type="gramStart"/>
+      <w:r>
+        <w:t>article’s</w:t>
+      </w:r>
+      <w:proofErr w:type="gramEnd"/>
+      <w:r>
+        <w:t xml:space="preserve"> createdAt date for display.</w:t>
+      </w:r>
+    </w:p>
+    <w:p/>
+    <w:p>
+      <w:pPr>
+        <w:rPr>
+          <w:rFonts w:asciiTheme="majorHAnsi" w:eastAsiaTheme="majorEastAsia" w:hAnsiTheme="majorHAnsi" w:cstheme="majorBidi"/>
+          <w:color w:val="2F5496" w:themeColor="accent1" w:themeShade="BF"/>
+          <w:sz w:val="32"/>
+          <w:szCs w:val="32"/>
+        </w:rPr>
+      </w:pPr>
+      <w:bookmarkStart w:id="94" w:name="_Toc241675643"/>
+      <w:r>
+        <w:br w:type="page"/>
+      </w:r>
+    </w:p>
+    <w:p>
+      <w:pPr>
+        <w:pStyle w:val="Heading1"/>
       </w:pPr>
       <w:r>
         <w:lastRenderedPageBreak/>
-        <w:t>Open the ArticlePreview component in your code editor.</w:t>
-      </w:r>
-    </w:p>
-    <w:p>
-      <w:pPr>
-        <w:pStyle w:val="LabNL"/>
-      </w:pPr>
-      <w:r>
-        <w:t>Import computed from vue, and capture the return value of defineProps so you can read the props from JavaScript.</w:t>
-      </w:r>
-    </w:p>
-    <w:p>
-      <w:pPr>
-        <w:pStyle w:val="LabNLCode"/>
-      </w:pPr>
-      <w:r>
-        <w:t>import { computed } from 'vue';</w:t>
-      </w:r>
-    </w:p>
-    <w:p>
-      <w:pPr>
-        <w:pStyle w:val="LabNLCode"/>
-      </w:pPr>
-    </w:p>
-    <w:p>
-      <w:pPr>
-        <w:pStyle w:val="LabNLCode"/>
-      </w:pPr>
-      <w:r>
-        <w:t>const props = defineProps({</w:t>
-      </w:r>
-    </w:p>
-    <w:p>
-      <w:pPr>
-        <w:pStyle w:val="LabNLCode"/>
-      </w:pPr>
-      <w:r>
-        <w:t xml:space="preserve">  article: { type: Object, required: true },</w:t>
+        <w:t>Lab 14: Methods and State</w:t>
+      </w:r>
+      <w:bookmarkEnd w:id="94"/>
+    </w:p>
+    <w:p>
+      <w:r>
+        <w:t>In this lab, you’ll create a "favorite" button associated with each article preview, which can be toggled on and off. The state of the button is held in a ref, and it is changed by a plain function.</w:t>
+      </w:r>
+    </w:p>
+    <w:p>
+      <w:pPr>
+        <w:pStyle w:val="LabNL"/>
+        <w:numPr>
+          <w:ilvl w:val="0"/>
+          <w:numId w:val="43"/>
+        </w:numPr>
+      </w:pPr>
+      <w:r>
+        <w:t>Import ref into ArticlePreview and declare a boolean named favorited.</w:t>
+      </w:r>
+    </w:p>
+    <w:p>
+      <w:pPr>
+        <w:pStyle w:val="LabNLCode"/>
+      </w:pPr>
+      <w:r>
+        <w:t xml:space="preserve">import </w:t>
+      </w:r>
+      <w:proofErr w:type="gramStart"/>
+      <w:r>
+        <w:t>{ ref</w:t>
+      </w:r>
+      <w:proofErr w:type="gramEnd"/>
+      <w:r>
+        <w:t xml:space="preserve"> } from 'vue';</w:t>
+      </w:r>
+    </w:p>
+    <w:p>
+      <w:pPr>
+        <w:pStyle w:val="LabNLCode"/>
+      </w:pPr>
+    </w:p>
+    <w:p>
+      <w:pPr>
+        <w:pStyle w:val="LabNLCode"/>
+      </w:pPr>
+      <w:r>
+        <w:t>const favorited = ref(false);</w:t>
+      </w:r>
+    </w:p>
+    <w:p>
+      <w:pPr>
+        <w:pStyle w:val="LabNLSub"/>
+      </w:pPr>
+      <w:r>
+        <w:t>A ref declared inside a component is created fresh for every instance of that component, so each article preview gets its own favorited value. This is what the data() function guaranteed under the Options API.</w:t>
+      </w:r>
+    </w:p>
+    <w:p>
+      <w:pPr>
+        <w:pStyle w:val="LabNL"/>
+      </w:pPr>
+      <w:r>
+        <w:t>Create a function inside ArticlePreview named toggleFavorite() that flips the value of favorited. Remember the .value.</w:t>
+      </w:r>
+    </w:p>
+    <w:p>
+      <w:pPr>
+        <w:pStyle w:val="LabNLCode"/>
+      </w:pPr>
+      <w:r>
+        <w:t>function toggleFavorite() {</w:t>
+      </w:r>
+    </w:p>
+    <w:p>
+      <w:pPr>
+        <w:pStyle w:val="LabNLCode"/>
+      </w:pPr>
+      <w:r>
+        <w:t xml:space="preserve">  favorited.value = !favorited.value;</w:t>
+      </w:r>
+    </w:p>
+    <w:p>
+      <w:pPr>
+        <w:pStyle w:val="LabNLCode"/>
+      </w:pPr>
+      <w:r>
+        <w:t>}</w:t>
+      </w:r>
+    </w:p>
+    <w:p>
+      <w:pPr>
+        <w:pStyle w:val="LabNLSub"/>
+      </w:pPr>
+      <w:r>
+        <w:t>There is no methods object. Any function declared at the top level of &lt;script setup&gt; is available to the template.</w:t>
+      </w:r>
+    </w:p>
+    <w:p>
+      <w:pPr>
+        <w:pStyle w:val="LabNL"/>
+      </w:pPr>
+      <w:r>
+        <w:t>Make a button inside the ArticlePreview template that calls toggleFavorite() when it’s clicked and updates its colour, text, or icon based on the value of favorited.</w:t>
+      </w:r>
+    </w:p>
+    <w:p>
+      <w:pPr>
+        <w:pStyle w:val="LabNLCode"/>
+      </w:pPr>
+      <w:r>
+        <w:t>&lt;button</w:t>
+      </w:r>
+    </w:p>
+    <w:p>
+      <w:pPr>
+        <w:pStyle w:val="LabNLCode"/>
+      </w:pPr>
+      <w:r>
+        <w:t xml:space="preserve">  class="btn btn-sm float-end"</w:t>
+      </w:r>
+    </w:p>
+    <w:p>
+      <w:pPr>
+        <w:pStyle w:val="LabNLCode"/>
+      </w:pPr>
+      <w:r>
+        <w:t xml:space="preserve">  :class="{</w:t>
+      </w:r>
+    </w:p>
+    <w:p>
+      <w:pPr>
+        <w:pStyle w:val="LabNLCode"/>
+      </w:pPr>
+      <w:r>
+        <w:t xml:space="preserve">    'btn-primary': favorited,</w:t>
+      </w:r>
+    </w:p>
+    <w:p>
+      <w:pPr>
+        <w:pStyle w:val="LabNLCode"/>
+      </w:pPr>
+      <w:r>
+        <w:t xml:space="preserve">    'btn-outline-primary': !favorited,</w:t>
+      </w:r>
+    </w:p>
+    <w:p>
+      <w:pPr>
+        <w:pStyle w:val="LabNLCode"/>
+      </w:pPr>
+      <w:r>
+        <w:t xml:space="preserve">  }"</w:t>
+      </w:r>
+    </w:p>
+    <w:p>
+      <w:pPr>
+        <w:pStyle w:val="LabNLCode"/>
+      </w:pPr>
+      <w:r>
+        <w:t xml:space="preserve">  @click="toggleFavorite"</w:t>
+      </w:r>
+    </w:p>
+    <w:p>
+      <w:pPr>
+        <w:pStyle w:val="LabNLCode"/>
+      </w:pPr>
+      <w:r>
+        <w:t>&gt;</w:t>
+      </w:r>
+    </w:p>
+    <w:p>
+      <w:pPr>
+        <w:pStyle w:val="LabNLCode"/>
+      </w:pPr>
+      <w:r>
+        <w:t xml:space="preserve">  &lt;i class="ion-heart"&gt;&lt;/i&gt;</w:t>
+      </w:r>
+    </w:p>
+    <w:p>
+      <w:pPr>
+        <w:pStyle w:val="LabNLCode"/>
+      </w:pPr>
+      <w:r>
+        <w:t>&lt;/button&gt;</w:t>
+      </w:r>
+    </w:p>
+    <w:p>
+      <w:pPr>
+        <w:pStyle w:val="Note"/>
+      </w:pPr>
+      <w:r>
+        <w:t>Note: float-end is the Bootstrap 5 name for what Bootstrap 4 called float-right. The same rename applies to text-start / text-end.</w:t>
+      </w:r>
+    </w:p>
+    <w:p>
+      <w:pPr>
+        <w:pStyle w:val="LabNL"/>
+      </w:pPr>
+      <w:r>
+        <w:t>Challenge: add a favoritesCount ref and display it on the button, so it tracks how many times the button for an article has been clicked.</w:t>
+      </w:r>
+    </w:p>
+    <w:p/>
+    <w:p>
+      <w:pPr>
+        <w:pStyle w:val="Heading1"/>
+      </w:pPr>
+      <w:bookmarkStart w:id="95" w:name="_Toc241675644"/>
+      <w:r>
+        <w:lastRenderedPageBreak/>
+        <w:t>Lab 15: Events</w:t>
+      </w:r>
+      <w:bookmarkEnd w:id="95"/>
+    </w:p>
+    <w:p>
+      <w:r>
+        <w:t>In this lab, you’ll add a font-size control to the ArticleList component that controls the font size of all the article preview instances.</w:t>
+      </w:r>
+    </w:p>
+    <w:p/>
+    <w:p>
+      <w:pPr>
+        <w:pStyle w:val="LabNL"/>
+      </w:pPr>
+      <w:r>
+        <w:t>Add a ref to the ArticleList component called articleFontSize with a value of 1.</w:t>
+      </w:r>
+    </w:p>
+    <w:p>
+      <w:pPr>
+        <w:pStyle w:val="LabNLCode"/>
+      </w:pPr>
+      <w:r>
+        <w:t>const articleFontSize = ref(1);</w:t>
+      </w:r>
+    </w:p>
+    <w:p>
+      <w:pPr>
+        <w:pStyle w:val="LabNL"/>
+      </w:pPr>
+      <w:r>
+        <w:t>Pass the value of articleFontSize into the ArticlePreview component by binding the style attribute:</w:t>
+      </w:r>
+    </w:p>
+    <w:p>
+      <w:pPr>
+        <w:pStyle w:val="LabNLCode"/>
+      </w:pPr>
+      <w:r>
+        <w:t>&lt;ArticlePreview</w:t>
+      </w:r>
+    </w:p>
+    <w:p>
+      <w:pPr>
+        <w:pStyle w:val="LabNLCode"/>
+      </w:pPr>
+      <w:r>
+        <w:t xml:space="preserve">  :style="{ fontSize: articleFontSize + 'em' }"</w:t>
+      </w:r>
+    </w:p>
+    <w:p>
+      <w:pPr>
+        <w:pStyle w:val="LabNLCode"/>
+      </w:pPr>
+      <w:r>
+        <w:t xml:space="preserve">  ...</w:t>
+      </w:r>
+    </w:p>
+    <w:p>
+      <w:pPr>
+        <w:pStyle w:val="LabNLCode"/>
+      </w:pPr>
+      <w:r>
+        <w:t>/&gt;</w:t>
+      </w:r>
+    </w:p>
+    <w:p>
+      <w:pPr>
+        <w:pStyle w:val="LabNL"/>
+      </w:pPr>
+      <w:r>
+        <w:t>Start the development server (npm run dev) and try changing the initial value to 3. You should see the article text get larger.</w:t>
+      </w:r>
+    </w:p>
+    <w:p>
+      <w:pPr>
+        <w:pStyle w:val="LabNL"/>
+      </w:pPr>
+      <w:r>
+        <w:t>Set articleFontSize back to 1.</w:t>
+      </w:r>
+    </w:p>
+    <w:p>
+      <w:pPr>
+        <w:pStyle w:val="LabNL"/>
+      </w:pPr>
+      <w:r>
+        <w:t>In ArticlePreview, declare the events this component can raise using the defineEmits macro.</w:t>
+      </w:r>
+    </w:p>
+    <w:p>
+      <w:pPr>
+        <w:pStyle w:val="LabNLCode"/>
+      </w:pPr>
+      <w:r>
+        <w:t>const emit = defineEmits(['enlarge-text']);</w:t>
+      </w:r>
+    </w:p>
+    <w:p>
+      <w:pPr>
+        <w:pStyle w:val="Note"/>
+      </w:pPr>
+      <w:r>
+        <w:t>Note: declaring events matters more in Vue 3 than it did in Vue 2. Any listener that is not declared here falls through to the component’s root element as a native DOM attribute, which is rarely what you want for a custom event.</w:t>
+      </w:r>
+    </w:p>
+    <w:p>
+      <w:pPr>
+        <w:pStyle w:val="LabNL"/>
+      </w:pPr>
+      <w:r>
+        <w:t>Create a button inside the ArticlePreview template that emits the enlarge-text event on click.</w:t>
+      </w:r>
+    </w:p>
+    <w:p>
+      <w:pPr>
+        <w:pStyle w:val="LabNLCode"/>
+      </w:pPr>
+      <w:r>
+        <w:t>&lt;button @click="emit('enlarge-text', 0.1)"&gt;Enlarge Text&lt;/button&gt;</w:t>
+      </w:r>
+    </w:p>
+    <w:p>
+      <w:pPr>
+        <w:pStyle w:val="LabNLSub"/>
+      </w:pPr>
+      <w:r>
+        <w:t>In the Options API you would have written $emit here. With &lt;script setup&gt; you call the function that defineEmits returned.</w:t>
+      </w:r>
+    </w:p>
+    <w:p>
+      <w:pPr>
+        <w:pStyle w:val="LabNL"/>
+      </w:pPr>
+      <w:r>
+        <w:t>Listen for the enlarge-text event in the ArticleList component and increase the value of articleFontSize by 0.1 when it’s received.</w:t>
+      </w:r>
+    </w:p>
+    <w:p>
+      <w:pPr>
+        <w:pStyle w:val="LabNLCode"/>
+      </w:pPr>
+      <w:r>
+        <w:t>&lt;ArticlePreview</w:t>
+      </w:r>
+    </w:p>
+    <w:p>
+      <w:pPr>
+        <w:pStyle w:val="LabNLCode"/>
+      </w:pPr>
+      <w:r>
+        <w:t xml:space="preserve">  :style="{ fontSize: articleFontSize + 'em' }"</w:t>
+      </w:r>
+    </w:p>
+    <w:p>
+      <w:pPr>
+        <w:pStyle w:val="LabNLCode"/>
+      </w:pPr>
+      <w:r>
+        <w:t xml:space="preserve">  @enlarge-text="articleFontSize += 0.1"</w:t>
+      </w:r>
+    </w:p>
+    <w:p>
+      <w:pPr>
+        <w:pStyle w:val="LabNLCode"/>
+      </w:pPr>
+      <w:r>
+        <w:t>/&gt;</w:t>
+      </w:r>
+    </w:p>
+    <w:p>
+      <w:pPr>
+        <w:pStyle w:val="LabNL"/>
+      </w:pPr>
+      <w:r>
+        <w:t>Add another button named "Shrink Text" and make it work.</w:t>
+      </w:r>
+    </w:p>
+    <w:p>
+      <w:pPr>
+        <w:pStyle w:val="LabNL"/>
+      </w:pPr>
+      <w:r>
+        <w:t>Challenge: make clicking the button only affect the article description, not the text of the button itself.</w:t>
+      </w:r>
+    </w:p>
+    <w:p/>
+    <w:p>
+      <w:pPr>
+        <w:pStyle w:val="Heading1"/>
+      </w:pPr>
+      <w:bookmarkStart w:id="96" w:name="_Toc241675645"/>
+      <w:r>
+        <w:lastRenderedPageBreak/>
+        <w:t>Lab 16: Component Lifecycle</w:t>
+      </w:r>
+      <w:bookmarkEnd w:id="96"/>
+    </w:p>
+    <w:p>
+      <w:r>
+        <w:t>In this lab, you’ll load the articles from a web API when the component is mounted.</w:t>
+      </w:r>
+    </w:p>
+    <w:p>
+      <w:pPr>
+        <w:pStyle w:val="LabNL"/>
+      </w:pPr>
+      <w:r>
+        <w:t>Create a folder inside src named common and create a file in it named config.js</w:t>
+      </w:r>
+    </w:p>
+    <w:p>
+      <w:pPr>
+        <w:pStyle w:val="LabNL"/>
+      </w:pPr>
+      <w:r>
+        <w:t>Inside config.js, export a const named API_URL containing the URL of the public API we’ll be replacing our articles.json file with. Reading it from an environment variable lets a class point at a different server without editing code.</w:t>
+      </w:r>
+    </w:p>
+    <w:p>
+      <w:pPr>
+        <w:pStyle w:val="LabNLCode"/>
+      </w:pPr>
+      <w:r>
+        <w:t>export const API_URL =</w:t>
+      </w:r>
+    </w:p>
+    <w:p>
+      <w:pPr>
+        <w:pStyle w:val="LabNLCode"/>
+      </w:pPr>
+      <w:r>
+        <w:t xml:space="preserve">  import.meta.env.VITE_API_URL ?? 'https://api.realworld.io/api';</w:t>
+      </w:r>
+    </w:p>
+    <w:p>
+      <w:pPr>
+        <w:pStyle w:val="Note"/>
+      </w:pPr>
+      <w:r>
+        <w:t>Note: Vite exposes environment variables on import.meta.env, and only those whose names begin with VITE_. Create a .env.local file in the project root to override it. process.env is not available in browser code.</w:t>
+      </w:r>
+    </w:p>
+    <w:p>
+      <w:pPr>
+        <w:pStyle w:val="LabNL"/>
+      </w:pPr>
+      <w:r>
+        <w:t>Export API_URL as the default export for config.js.</w:t>
+      </w:r>
+    </w:p>
+    <w:p>
+      <w:pPr>
+        <w:pStyle w:val="LabNLCode"/>
+      </w:pPr>
+      <w:r>
+        <w:t>export default API_URL;</w:t>
+      </w:r>
+    </w:p>
+    <w:p>
+      <w:pPr>
+        <w:pStyle w:val="LabNL"/>
+      </w:pPr>
+      <w:r>
+        <w:t>Install axios.</w:t>
+      </w:r>
+    </w:p>
+    <w:p>
+      <w:pPr>
+        <w:pStyle w:val="LabNLCode"/>
+      </w:pPr>
+      <w:r>
+        <w:t>npm install axios</w:t>
+      </w:r>
+    </w:p>
+    <w:p>
+      <w:pPr>
+        <w:pStyle w:val="Note"/>
+      </w:pPr>
+      <w:r>
+        <w:t>Note: earlier versions of this course also installed vue-axios, a plugin that hung axios off the global Vue object as Vue.axios. Vue 3 has no global Vue object — each app created with createApp() is isolated — so instead we create a configured axios instance and import it wherever it is needed. That is a plain ES module, which is easier to test and to reason about.</w:t>
+      </w:r>
+    </w:p>
+    <w:p>
+      <w:pPr>
+        <w:pStyle w:val="LabNL"/>
+      </w:pPr>
+      <w:r>
+        <w:t>Create a file in src/common named api.service.js and import axios and API_URL into it.</w:t>
+      </w:r>
+    </w:p>
+    <w:p>
+      <w:pPr>
+        <w:pStyle w:val="LabNLCode"/>
+      </w:pPr>
+      <w:r>
+        <w:t>import axios from 'axios';</w:t>
+      </w:r>
+    </w:p>
+    <w:p>
+      <w:pPr>
+        <w:pStyle w:val="LabNLCode"/>
+      </w:pPr>
+    </w:p>
+    <w:p>
+      <w:pPr>
+        <w:pStyle w:val="LabNLCode"/>
+      </w:pPr>
+      <w:r>
+        <w:t>import { API_URL } from '@/common/config';</w:t>
+      </w:r>
+    </w:p>
+    <w:p>
+      <w:pPr>
+        <w:pStyle w:val="LabNL"/>
+      </w:pPr>
+      <w:r>
+        <w:t>Create the axios instance that every request will go through.</w:t>
+      </w:r>
+    </w:p>
+    <w:p>
+      <w:pPr>
+        <w:pStyle w:val="LabNLCode"/>
+      </w:pPr>
+      <w:r>
+        <w:t>const client = axios.create({ baseURL: API_URL });</w:t>
+      </w:r>
+    </w:p>
+    <w:p>
+      <w:pPr>
+        <w:pStyle w:val="LabNL"/>
+      </w:pPr>
+      <w:r>
+        <w:t>Create a const named ApiService, holding an object with an init() method.</w:t>
+      </w:r>
+    </w:p>
+    <w:p>
+      <w:pPr>
+        <w:pStyle w:val="LabNLCode"/>
+      </w:pPr>
+      <w:r>
+        <w:t>const ApiService = {</w:t>
+      </w:r>
+    </w:p>
+    <w:p>
+      <w:pPr>
+        <w:pStyle w:val="LabNLCode"/>
+      </w:pPr>
+      <w:r>
+        <w:t xml:space="preserve">  init() {</w:t>
+      </w:r>
+    </w:p>
+    <w:p>
+      <w:pPr>
+        <w:pStyle w:val="LabNLCode"/>
+      </w:pPr>
+      <w:r>
+        <w:t xml:space="preserve">    client.defaults.baseURL = API_URL;</w:t>
+      </w:r>
+    </w:p>
+    <w:p>
+      <w:pPr>
+        <w:pStyle w:val="LabNLCode"/>
+      </w:pPr>
+      <w:r>
+        <w:t xml:space="preserve">  },</w:t>
+      </w:r>
+    </w:p>
+    <w:p>
+      <w:pPr>
+        <w:pStyle w:val="LabNLCode"/>
+      </w:pPr>
+      <w:r>
+        <w:t>};</w:t>
+      </w:r>
+    </w:p>
+    <w:p>
+      <w:pPr>
+        <w:pStyle w:val="LabNL"/>
+      </w:pPr>
+      <w:r>
+        <w:t>Export ApiService.</w:t>
+      </w:r>
+    </w:p>
+    <w:p>
+      <w:pPr>
+        <w:pStyle w:val="LabNLCode"/>
+      </w:pPr>
+      <w:r>
+        <w:t>export default ApiService;</w:t>
+      </w:r>
+    </w:p>
+    <w:p>
+      <w:pPr>
+        <w:pStyle w:val="LabNL"/>
+      </w:pPr>
+      <w:r>
+        <w:t>Import ApiService into main.js and call init() before mounting the app.</w:t>
+      </w:r>
+    </w:p>
+    <w:p>
+      <w:pPr>
+        <w:pStyle w:val="LabNLCode"/>
+      </w:pPr>
+      <w:r>
+        <w:t>import ApiService from './common/api.service';</w:t>
+      </w:r>
+    </w:p>
+    <w:p>
+      <w:pPr>
+        <w:pStyle w:val="LabNLCode"/>
+      </w:pPr>
+    </w:p>
+    <w:p>
+      <w:pPr>
+        <w:pStyle w:val="LabNLCode"/>
+      </w:pPr>
+      <w:r>
+        <w:t>ApiService.init();</w:t>
+      </w:r>
+    </w:p>
+    <w:p>
+      <w:pPr>
+        <w:pStyle w:val="LabNLCode"/>
+      </w:pPr>
+    </w:p>
+    <w:p>
+      <w:pPr>
+        <w:pStyle w:val="LabNLCode"/>
+      </w:pPr>
+      <w:r>
+        <w:t>createApp(App).mount('#app');</w:t>
+      </w:r>
+    </w:p>
+    <w:p>
+      <w:pPr>
+        <w:pStyle w:val="LabNL"/>
+      </w:pPr>
+      <w:r>
+        <w:t>Add a query method to the ApiService object in api.service.js</w:t>
+      </w:r>
+    </w:p>
+    <w:p>
+      <w:pPr>
+        <w:pStyle w:val="LabNLCode"/>
+      </w:pPr>
+      <w:r>
+        <w:t xml:space="preserve">  query(resource, params) {</w:t>
+      </w:r>
+    </w:p>
+    <w:p>
+      <w:pPr>
+        <w:pStyle w:val="LabNLCode"/>
+      </w:pPr>
+      <w:r>
+        <w:t xml:space="preserve">    return client.get(resource, params).catch((error) =&gt; {</w:t>
+      </w:r>
+    </w:p>
+    <w:p>
+      <w:pPr>
+        <w:pStyle w:val="LabNLCode"/>
+      </w:pPr>
+      <w:r>
+        <w:t xml:space="preserve">      throw new Error(`[RWV] ApiService ${error}`);</w:t>
+      </w:r>
+    </w:p>
+    <w:p>
+      <w:pPr>
+        <w:pStyle w:val="LabNLCode"/>
+      </w:pPr>
+      <w:r>
+        <w:t xml:space="preserve">    });</w:t>
+      </w:r>
+    </w:p>
+    <w:p>
+      <w:pPr>
+        <w:pStyle w:val="LabNLCode"/>
+      </w:pPr>
+      <w:r>
+        <w:t xml:space="preserve">  },</w:t>
+      </w:r>
+    </w:p>
+    <w:p>
+      <w:pPr>
+        <w:pStyle w:val="LabNL"/>
+      </w:pPr>
+      <w:r>
+        <w:t>Import ApiService and onMounted into ArticleList.vue</w:t>
+      </w:r>
+    </w:p>
+    <w:p>
+      <w:pPr>
+        <w:pStyle w:val="LabNLCode"/>
+      </w:pPr>
+      <w:r>
+        <w:t>import { onMounted, ref } from 'vue';</w:t>
+      </w:r>
+    </w:p>
+    <w:p>
+      <w:pPr>
+        <w:pStyle w:val="LabNLCode"/>
+      </w:pPr>
+    </w:p>
+    <w:p>
+      <w:pPr>
+        <w:pStyle w:val="LabNLCode"/>
+      </w:pPr>
+      <w:r>
+        <w:t>import ApiService from '../common/api.service';</w:t>
+      </w:r>
+    </w:p>
+    <w:p>
+      <w:pPr>
+        <w:pStyle w:val="LabNL"/>
+      </w:pPr>
+      <w:r>
+        <w:t>Write a fetchArticles function that uses the query method.</w:t>
+      </w:r>
+    </w:p>
+    <w:p>
+      <w:pPr>
+        <w:pStyle w:val="LabNLCode"/>
+      </w:pPr>
+      <w:r>
+        <w:t>async function fetchArticles() {</w:t>
+      </w:r>
+    </w:p>
+    <w:p>
+      <w:pPr>
+        <w:pStyle w:val="LabNLCode"/>
+      </w:pPr>
+      <w:r>
+        <w:t xml:space="preserve">  const { data } = await ApiService.query('articles');</w:t>
+      </w:r>
+    </w:p>
+    <w:p>
+      <w:pPr>
+        <w:pStyle w:val="LabNLCode"/>
+      </w:pPr>
+    </w:p>
+    <w:p>
+      <w:pPr>
+        <w:pStyle w:val="LabNLCode"/>
+      </w:pPr>
+      <w:r>
+        <w:t xml:space="preserve">  return data.articles;</w:t>
+      </w:r>
+    </w:p>
+    <w:p>
+      <w:pPr>
+        <w:pStyle w:val="LabNLCode"/>
+      </w:pPr>
+      <w:r>
+        <w:t>}</w:t>
+      </w:r>
+    </w:p>
+    <w:p>
+      <w:pPr>
+        <w:pStyle w:val="LabNL"/>
+      </w:pPr>
+      <w:r>
+        <w:t>Call fetchArticles() from the onMounted lifecycle hook and assign the result to the articles ref.</w:t>
+      </w:r>
+    </w:p>
+    <w:p>
+      <w:pPr>
+        <w:pStyle w:val="LabNLCode"/>
+      </w:pPr>
+      <w:r>
+        <w:t>onMounted(async () =&gt; {</w:t>
+      </w:r>
+    </w:p>
+    <w:p>
+      <w:pPr>
+        <w:pStyle w:val="LabNLCode"/>
+      </w:pPr>
+      <w:r>
+        <w:t xml:space="preserve">  articles.value = await fetchArticles();</w:t>
       </w:r>
     </w:p>
     <w:p>
@@ -10270,23 +11261,31 @@
         <w:pStyle w:val="LabNLSub"/>
       </w:pPr>
       <w:r>
-        <w:t>In the template you write article directly. In the script block you have to go through the object defineProps returns, hence props.article.</w:t>
-      </w:r>
-    </w:p>
-    <w:p>
-      <w:pPr>
-        <w:pStyle w:val="LabNL"/>
-      </w:pPr>
-      <w:r>
-        <w:t>Create a computed property called articleLink, which returns the "slug" (or path) to the current article.</w:t>
-      </w:r>
-    </w:p>
-    <w:p>
-      <w:pPr>
-        <w:pStyle w:val="LabNLCode"/>
-      </w:pPr>
-      <w:r>
-        <w:t>const articleLink = computed(() =&gt; ({ slug: props.article.slug }));</w:t>
+        <w:t>onMounted is the Composition API equivalent of the mounted option. The hooks are all imported from vue and registered by calling them inside &lt;script setup&gt;: onBeforeMount, onMounted, onBeforeUpdate, onUpdated, onBeforeUnmount and onUnmounted.</w:t>
+      </w:r>
+    </w:p>
+    <w:p>
+      <w:pPr>
+        <w:pStyle w:val="Note"/>
+      </w:pPr>
+      <w:r>
+        <w:t>Note: Vue 2’s beforeDestroy and destroyed hooks were renamed to onBeforeUnmount and onUnmounted in Vue 3. There is no onCreated hook — the body of &lt;script setup&gt; is the created hook.</w:t>
+      </w:r>
+    </w:p>
+    <w:p>
+      <w:pPr>
+        <w:pStyle w:val="LabNL"/>
+      </w:pPr>
+      <w:r>
+        <w:t>Remove the articles.json import from ArticleList.vue and initialise articles to an empty array.</w:t>
+      </w:r>
+    </w:p>
+    <w:p>
+      <w:pPr>
+        <w:pStyle w:val="LabNLCode"/>
+      </w:pPr>
+      <w:r>
+        <w:t>const articles = ref([]);</w:t>
       </w:r>
     </w:p>
     <w:p>
@@ -10294,31 +11293,24 @@
         <w:pStyle w:val="LabNLSub"/>
       </w:pPr>
       <w:r>
-        <w:t>computed() returns a read-only ref. Like a computed option in the Options API it is cached, and only re-evaluates when one of the reactive values it read has changed.</w:t>
-      </w:r>
-    </w:p>
-    <w:p>
-      <w:pPr>
-        <w:pStyle w:val="LabNL"/>
-      </w:pPr>
-      <w:r>
-        <w:t>Use the v-bind shorthand in the ArticlePreview template to link the "Read more..." text to the article slug.</w:t>
-      </w:r>
-    </w:p>
-    <w:p>
-      <w:pPr>
-        <w:pStyle w:val="LabNLCode"/>
-      </w:pPr>
-      <w:r>
-        <w:t>&lt;span&gt;&lt;a :href="articleLink.slug"&gt;Read more...&lt;/a&gt;&lt;/span&gt;</w:t>
-      </w:r>
-    </w:p>
-    <w:p>
-      <w:pPr>
-        <w:pStyle w:val="LabNL"/>
-      </w:pPr>
-      <w:r>
-        <w:t>Challenge: add a second computed property that formats the article’s createdAt date for display.</w:t>
+        <w:lastRenderedPageBreak/>
+        <w:t>Start it as an array, not an object: the template calls articles.length, which is undefined on a plain object and would make the "No articles..." message never appear.</w:t>
+      </w:r>
+    </w:p>
+    <w:p>
+      <w:pPr>
+        <w:pStyle w:val="LabNL"/>
+      </w:pPr>
+      <w:r>
+        <w:t>Make sure the development server is running and refresh your page. The articles should now come from the API.</w:t>
+      </w:r>
+    </w:p>
+    <w:p>
+      <w:pPr>
+        <w:pStyle w:val="LabNL"/>
+      </w:pPr>
+      <w:r>
+        <w:t>Challenge: fix the footer so that it sticks to the bottom of the list of articles when the list is populated.</w:t>
       </w:r>
     </w:p>
     <w:p/>
@@ -10326,44 +11318,135 @@
       <w:pPr>
         <w:pStyle w:val="Heading1"/>
       </w:pPr>
-      <w:bookmarkStart w:id="86" w:name="_Toc241675643"/>
-      <w:r>
-        <w:t>Lab 14: Methods and State</w:t>
-      </w:r>
-      <w:bookmarkEnd w:id="86"/>
-    </w:p>
-    <w:p>
-      <w:r>
-        <w:t>In this lab, you’ll create a "favorite" button associated with each article preview, which can be toggled on and off. The state of the button is held in a ref, and it is changed by a plain function.</w:t>
-      </w:r>
-    </w:p>
-    <w:p>
-      <w:pPr>
-        <w:pStyle w:val="LabNL"/>
-      </w:pPr>
-      <w:r>
-        <w:t>Import ref into ArticlePreview and declare a boolean named favorited.</w:t>
-      </w:r>
-    </w:p>
-    <w:p>
-      <w:pPr>
-        <w:pStyle w:val="LabNLCode"/>
-      </w:pPr>
-      <w:r>
-        <w:t>import { ref } from 'vue';</w:t>
-      </w:r>
-    </w:p>
-    <w:p>
-      <w:pPr>
-        <w:pStyle w:val="LabNLCode"/>
-      </w:pPr>
-    </w:p>
-    <w:p>
-      <w:pPr>
-        <w:pStyle w:val="LabNLCode"/>
-      </w:pPr>
-      <w:r>
-        <w:t>const favorited = ref(false);</w:t>
+      <w:bookmarkStart w:id="97" w:name="_Toc241675646"/>
+      <w:r>
+        <w:t>Lab 17: Forms</w:t>
+      </w:r>
+      <w:bookmarkEnd w:id="97"/>
+    </w:p>
+    <w:p>
+      <w:r>
+        <w:t>In this lab, you’ll implement an input box that filters the currently displayed list of articles based on the text entered into it.</w:t>
+      </w:r>
+    </w:p>
+    <w:p>
+      <w:pPr>
+        <w:pStyle w:val="LabNL"/>
+      </w:pPr>
+      <w:r>
+        <w:t>Create an input in the ArticleList component and bind it with v-model.</w:t>
+      </w:r>
+    </w:p>
+    <w:p>
+      <w:pPr>
+        <w:pStyle w:val="LabNLCode"/>
+      </w:pPr>
+      <w:r>
+        <w:t>&lt;input</w:t>
+      </w:r>
+    </w:p>
+    <w:p>
+      <w:pPr>
+        <w:pStyle w:val="LabNLCode"/>
+      </w:pPr>
+      <w:r>
+        <w:t xml:space="preserve">  v-model="searchDetails"</w:t>
+      </w:r>
+    </w:p>
+    <w:p>
+      <w:pPr>
+        <w:pStyle w:val="LabNLCode"/>
+      </w:pPr>
+      <w:r>
+        <w:t xml:space="preserve">  class="form-control"</w:t>
+      </w:r>
+    </w:p>
+    <w:p>
+      <w:pPr>
+        <w:pStyle w:val="LabNLCode"/>
+      </w:pPr>
+      <w:r>
+        <w:t xml:space="preserve">  placeholder="filter articles"</w:t>
+      </w:r>
+    </w:p>
+    <w:p>
+      <w:pPr>
+        <w:pStyle w:val="LabNLCode"/>
+      </w:pPr>
+      <w:r>
+        <w:t>/&gt;</w:t>
+      </w:r>
+    </w:p>
+    <w:p>
+      <w:pPr>
+        <w:pStyle w:val="Note"/>
+      </w:pPr>
+      <w:r>
+        <w:t>Note: the earlier version of this lab used v-model.number. That modifier casts the input to a number, which is wrong here — we are filtering on text. Leave it off.</w:t>
+      </w:r>
+    </w:p>
+    <w:p>
+      <w:pPr>
+        <w:pStyle w:val="LabNL"/>
+      </w:pPr>
+      <w:r>
+        <w:t>Add a ref named searchDetails to hold the search text.</w:t>
+      </w:r>
+    </w:p>
+    <w:p>
+      <w:pPr>
+        <w:pStyle w:val="LabNLCode"/>
+      </w:pPr>
+      <w:r>
+        <w:t>const searchDetails = ref('');</w:t>
+      </w:r>
+    </w:p>
+    <w:p>
+      <w:pPr>
+        <w:pStyle w:val="LabNL"/>
+      </w:pPr>
+      <w:r>
+        <w:t>Import computed and make a computed property in ArticleList called filterIt.</w:t>
+      </w:r>
+    </w:p>
+    <w:p>
+      <w:pPr>
+        <w:pStyle w:val="LabNLCode"/>
+      </w:pPr>
+      <w:r>
+        <w:t>const filterIt = computed(() =&gt;</w:t>
+      </w:r>
+    </w:p>
+    <w:p>
+      <w:pPr>
+        <w:pStyle w:val="LabNLCode"/>
+      </w:pPr>
+      <w:r>
+        <w:t xml:space="preserve">  articles.value.filter((article) =&gt;</w:t>
+      </w:r>
+    </w:p>
+    <w:p>
+      <w:pPr>
+        <w:pStyle w:val="LabNLCode"/>
+      </w:pPr>
+      <w:r>
+        <w:t xml:space="preserve">    article.title.includes(searchDetails.value),</w:t>
+      </w:r>
+    </w:p>
+    <w:p>
+      <w:pPr>
+        <w:pStyle w:val="LabNLCode"/>
+      </w:pPr>
+      <w:r>
+        <w:t xml:space="preserve">  ),</w:t>
+      </w:r>
+    </w:p>
+    <w:p>
+      <w:pPr>
+        <w:pStyle w:val="LabNLCode"/>
+      </w:pPr>
+      <w:r>
+        <w:t>);</w:t>
       </w:r>
     </w:p>
     <w:p>
@@ -10371,999 +11454,57 @@
         <w:pStyle w:val="LabNLSub"/>
       </w:pPr>
       <w:r>
-        <w:t>A ref declared inside a component is created fresh for every instance of that component, so each article preview gets its own favorited value. This is what the data() function guaranteed under the Options API.</w:t>
-      </w:r>
-    </w:p>
-    <w:p>
-      <w:pPr>
-        <w:pStyle w:val="LabNL"/>
-      </w:pPr>
-      <w:r>
-        <w:t>Create a function inside ArticlePreview named toggleFavorite() that flips the value of favorited. Remember the .value.</w:t>
-      </w:r>
-    </w:p>
-    <w:p>
-      <w:pPr>
-        <w:pStyle w:val="LabNLCode"/>
-      </w:pPr>
-      <w:r>
-        <w:t>function toggleFavorite() {</w:t>
-      </w:r>
-    </w:p>
-    <w:p>
-      <w:pPr>
-        <w:pStyle w:val="LabNLCode"/>
-      </w:pPr>
-      <w:r>
-        <w:t xml:space="preserve">  favorited.value = !favorited.value;</w:t>
-      </w:r>
-    </w:p>
-    <w:p>
-      <w:pPr>
-        <w:pStyle w:val="LabNLCode"/>
-      </w:pPr>
+        <w:t>Both refs are read with .value inside the computed callback. Because this is an arrow function there is no this to capture, so the "var self = this" trick the Options API version needed is gone.</w:t>
+      </w:r>
+    </w:p>
+    <w:p>
+      <w:pPr>
+        <w:pStyle w:val="LabNL"/>
+      </w:pPr>
+      <w:r>
+        <w:t>Modify the v-for directive in ArticleList.vue to use filterIt instead of articles:</w:t>
+      </w:r>
+    </w:p>
+    <w:p>
+      <w:pPr>
+        <w:pStyle w:val="LabNLCode"/>
+      </w:pPr>
+      <w:r>
+        <w:t>v-for="(article, index) in filterIt"</w:t>
+      </w:r>
+    </w:p>
+    <w:p>
+      <w:pPr>
+        <w:pStyle w:val="LabNL"/>
+      </w:pPr>
+      <w:r>
+        <w:t>Start up your development server and try typing letters into the search form to see how the list is filtered.</w:t>
+      </w:r>
+    </w:p>
+    <w:p>
+      <w:pPr>
+        <w:pStyle w:val="LabNL"/>
+      </w:pPr>
+      <w:r>
+        <w:t>Challenge: make the search case-insensitive.</w:t>
+      </w:r>
+    </w:p>
+    <w:p>
+      <w:pPr>
+        <w:pStyle w:val="LabNL"/>
+      </w:pPr>
+      <w:r>
+        <w:t>Challenge: make the search consider the description text as well as the title.</w:t>
+      </w:r>
+    </w:p>
+    <w:p/>
+    <w:p>
+      <w:pPr>
+        <w:pStyle w:val="Heading1"/>
+      </w:pPr>
+      <w:bookmarkStart w:id="98" w:name="_Toc241675647"/>
       <w:r>
         <w:lastRenderedPageBreak/>
-        <w:t>}</w:t>
-      </w:r>
-    </w:p>
-    <w:p>
-      <w:pPr>
-        <w:pStyle w:val="LabNLSub"/>
-      </w:pPr>
-      <w:r>
-        <w:t>There is no methods object. Any function declared at the top level of &lt;script setup&gt; is available to the template.</w:t>
-      </w:r>
-    </w:p>
-    <w:p>
-      <w:pPr>
-        <w:pStyle w:val="LabNL"/>
-      </w:pPr>
-      <w:r>
-        <w:t>Make a button inside the ArticlePreview template that calls toggleFavorite() when it’s clicked and updates its colour, text, or icon based on the value of favorited.</w:t>
-      </w:r>
-    </w:p>
-    <w:p>
-      <w:pPr>
-        <w:pStyle w:val="LabNLCode"/>
-      </w:pPr>
-      <w:r>
-        <w:t>&lt;button</w:t>
-      </w:r>
-    </w:p>
-    <w:p>
-      <w:pPr>
-        <w:pStyle w:val="LabNLCode"/>
-      </w:pPr>
-      <w:r>
-        <w:t xml:space="preserve">  class="btn btn-sm float-end"</w:t>
-      </w:r>
-    </w:p>
-    <w:p>
-      <w:pPr>
-        <w:pStyle w:val="LabNLCode"/>
-      </w:pPr>
-      <w:r>
-        <w:t xml:space="preserve">  :class="{</w:t>
-      </w:r>
-    </w:p>
-    <w:p>
-      <w:pPr>
-        <w:pStyle w:val="LabNLCode"/>
-      </w:pPr>
-      <w:r>
-        <w:t xml:space="preserve">    'btn-primary': favorited,</w:t>
-      </w:r>
-    </w:p>
-    <w:p>
-      <w:pPr>
-        <w:pStyle w:val="LabNLCode"/>
-      </w:pPr>
-      <w:r>
-        <w:t xml:space="preserve">    'btn-outline-primary': !favorited,</w:t>
-      </w:r>
-    </w:p>
-    <w:p>
-      <w:pPr>
-        <w:pStyle w:val="LabNLCode"/>
-      </w:pPr>
-      <w:r>
-        <w:t xml:space="preserve">  }"</w:t>
-      </w:r>
-    </w:p>
-    <w:p>
-      <w:pPr>
-        <w:pStyle w:val="LabNLCode"/>
-      </w:pPr>
-      <w:r>
-        <w:t xml:space="preserve">  @click="toggleFavorite"</w:t>
-      </w:r>
-    </w:p>
-    <w:p>
-      <w:pPr>
-        <w:pStyle w:val="LabNLCode"/>
-      </w:pPr>
-      <w:r>
-        <w:t>&gt;</w:t>
-      </w:r>
-    </w:p>
-    <w:p>
-      <w:pPr>
-        <w:pStyle w:val="LabNLCode"/>
-      </w:pPr>
-      <w:r>
-        <w:t xml:space="preserve">  &lt;i class="ion-heart"&gt;&lt;/i&gt;</w:t>
-      </w:r>
-    </w:p>
-    <w:p>
-      <w:pPr>
-        <w:pStyle w:val="LabNLCode"/>
-      </w:pPr>
-      <w:r>
-        <w:t>&lt;/button&gt;</w:t>
-      </w:r>
-    </w:p>
-    <w:p>
-      <w:pPr>
-        <w:pStyle w:val="Note"/>
-      </w:pPr>
-      <w:r>
-        <w:t>Note: float-end is the Bootstrap 5 name for what Bootstrap 4 called float-right. The same rename applies to text-start / text-end.</w:t>
-      </w:r>
-    </w:p>
-    <w:p>
-      <w:pPr>
-        <w:pStyle w:val="LabNL"/>
-      </w:pPr>
-      <w:r>
-        <w:t>Challenge: add a favoritesCount ref and display it on the button, so it tracks how many times the button for an article has been clicked.</w:t>
-      </w:r>
-    </w:p>
-    <w:p/>
-    <w:p>
-      <w:pPr>
-        <w:pStyle w:val="Heading1"/>
-      </w:pPr>
-      <w:bookmarkStart w:id="87" w:name="_Toc241675644"/>
-      <w:r>
-        <w:t>Lab 15: Events</w:t>
-      </w:r>
-      <w:bookmarkEnd w:id="87"/>
-    </w:p>
-    <w:p>
-      <w:r>
-        <w:t>In this lab, you’ll add a font-size control to the ArticleList component that controls the font size of all the article preview instances.</w:t>
-      </w:r>
-    </w:p>
-    <w:p/>
-    <w:p>
-      <w:pPr>
-        <w:pStyle w:val="LabNL"/>
-      </w:pPr>
-      <w:r>
-        <w:t>Add a ref to the ArticleList component called articleFontSize with a value of 1.</w:t>
-      </w:r>
-    </w:p>
-    <w:p>
-      <w:pPr>
-        <w:pStyle w:val="LabNLCode"/>
-      </w:pPr>
-      <w:r>
-        <w:t>const articleFontSize = ref(1);</w:t>
-      </w:r>
-    </w:p>
-    <w:p>
-      <w:pPr>
-        <w:pStyle w:val="LabNL"/>
-      </w:pPr>
-      <w:r>
-        <w:t>Pass the value of articleFontSize into the ArticlePreview component by binding the style attribute:</w:t>
-      </w:r>
-    </w:p>
-    <w:p>
-      <w:pPr>
-        <w:pStyle w:val="LabNLCode"/>
-      </w:pPr>
-      <w:r>
-        <w:t>&lt;ArticlePreview</w:t>
-      </w:r>
-    </w:p>
-    <w:p>
-      <w:pPr>
-        <w:pStyle w:val="LabNLCode"/>
-      </w:pPr>
-      <w:r>
-        <w:t xml:space="preserve">  :style="{ fontSize: articleFontSize + 'em' }"</w:t>
-      </w:r>
-    </w:p>
-    <w:p>
-      <w:pPr>
-        <w:pStyle w:val="LabNLCode"/>
-      </w:pPr>
-      <w:r>
-        <w:t xml:space="preserve">  ...</w:t>
-      </w:r>
-    </w:p>
-    <w:p>
-      <w:pPr>
-        <w:pStyle w:val="LabNLCode"/>
-      </w:pPr>
-      <w:r>
-        <w:t>/&gt;</w:t>
-      </w:r>
-    </w:p>
-    <w:p>
-      <w:pPr>
-        <w:pStyle w:val="LabNL"/>
-      </w:pPr>
-      <w:r>
-        <w:t>Start the development server (npm run dev) and try changing the initial value to 3. You should see the article text get larger.</w:t>
-      </w:r>
-    </w:p>
-    <w:p>
-      <w:pPr>
-        <w:pStyle w:val="LabNL"/>
-      </w:pPr>
-      <w:r>
-        <w:t>Set articleFontSize back to 1.</w:t>
-      </w:r>
-    </w:p>
-    <w:p>
-      <w:pPr>
-        <w:pStyle w:val="LabNL"/>
-      </w:pPr>
-      <w:r>
-        <w:lastRenderedPageBreak/>
-        <w:t>In ArticlePreview, declare the events this component can raise using the defineEmits macro.</w:t>
-      </w:r>
-    </w:p>
-    <w:p>
-      <w:pPr>
-        <w:pStyle w:val="LabNLCode"/>
-      </w:pPr>
-      <w:r>
-        <w:t>const emit = defineEmits(['enlarge-text']);</w:t>
-      </w:r>
-    </w:p>
-    <w:p>
-      <w:pPr>
-        <w:pStyle w:val="Note"/>
-      </w:pPr>
-      <w:r>
-        <w:t>Note: declaring events matters more in Vue 3 than it did in Vue 2. Any listener that is not declared here falls through to the component’s root element as a native DOM attribute, which is rarely what you want for a custom event.</w:t>
-      </w:r>
-    </w:p>
-    <w:p>
-      <w:pPr>
-        <w:pStyle w:val="LabNL"/>
-      </w:pPr>
-      <w:r>
-        <w:t>Create a button inside the ArticlePreview template that emits the enlarge-text event on click.</w:t>
-      </w:r>
-    </w:p>
-    <w:p>
-      <w:pPr>
-        <w:pStyle w:val="LabNLCode"/>
-      </w:pPr>
-      <w:r>
-        <w:t>&lt;button @click="emit('enlarge-text', 0.1)"&gt;Enlarge Text&lt;/button&gt;</w:t>
-      </w:r>
-    </w:p>
-    <w:p>
-      <w:pPr>
-        <w:pStyle w:val="LabNLSub"/>
-      </w:pPr>
-      <w:r>
-        <w:t>In the Options API you would have written $emit here. With &lt;script setup&gt; you call the function that defineEmits returned.</w:t>
-      </w:r>
-    </w:p>
-    <w:p>
-      <w:pPr>
-        <w:pStyle w:val="LabNL"/>
-      </w:pPr>
-      <w:r>
-        <w:t>Listen for the enlarge-text event in the ArticleList component and increase the value of articleFontSize by 0.1 when it’s received.</w:t>
-      </w:r>
-    </w:p>
-    <w:p>
-      <w:pPr>
-        <w:pStyle w:val="LabNLCode"/>
-      </w:pPr>
-      <w:r>
-        <w:t>&lt;ArticlePreview</w:t>
-      </w:r>
-    </w:p>
-    <w:p>
-      <w:pPr>
-        <w:pStyle w:val="LabNLCode"/>
-      </w:pPr>
-      <w:r>
-        <w:t xml:space="preserve">  :style="{ fontSize: articleFontSize + 'em' }"</w:t>
-      </w:r>
-    </w:p>
-    <w:p>
-      <w:pPr>
-        <w:pStyle w:val="LabNLCode"/>
-      </w:pPr>
-      <w:r>
-        <w:t xml:space="preserve">  @enlarge-text="articleFontSize += 0.1"</w:t>
-      </w:r>
-    </w:p>
-    <w:p>
-      <w:pPr>
-        <w:pStyle w:val="LabNLCode"/>
-      </w:pPr>
-      <w:r>
-        <w:t>/&gt;</w:t>
-      </w:r>
-    </w:p>
-    <w:p>
-      <w:pPr>
-        <w:pStyle w:val="LabNL"/>
-      </w:pPr>
-      <w:r>
-        <w:t>Add another button named "Shrink Text" and make it work.</w:t>
-      </w:r>
-    </w:p>
-    <w:p>
-      <w:pPr>
-        <w:pStyle w:val="LabNL"/>
-      </w:pPr>
-      <w:r>
-        <w:t>Challenge: make clicking the button only affect the article description, not the text of the button itself.</w:t>
-      </w:r>
-    </w:p>
-    <w:p/>
-    <w:p>
-      <w:pPr>
-        <w:pStyle w:val="Heading1"/>
-      </w:pPr>
-      <w:bookmarkStart w:id="88" w:name="_Toc241675645"/>
-      <w:r>
-        <w:t>Lab 16: Component Lifecycle</w:t>
-      </w:r>
-      <w:bookmarkEnd w:id="88"/>
-    </w:p>
-    <w:p>
-      <w:r>
-        <w:t>In this lab, you’ll load the articles from a web API when the component is mounted.</w:t>
-      </w:r>
-    </w:p>
-    <w:p>
-      <w:pPr>
-        <w:pStyle w:val="LabNL"/>
-      </w:pPr>
-      <w:r>
-        <w:t>Create a folder inside src named common and create a file in it named config.js</w:t>
-      </w:r>
-    </w:p>
-    <w:p>
-      <w:pPr>
-        <w:pStyle w:val="LabNL"/>
-      </w:pPr>
-      <w:r>
-        <w:t>Inside config.js, export a const named API_URL containing the URL of the public API we’ll be replacing our articles.json file with. Reading it from an environment variable lets a class point at a different server without editing code.</w:t>
-      </w:r>
-    </w:p>
-    <w:p>
-      <w:pPr>
-        <w:pStyle w:val="LabNLCode"/>
-      </w:pPr>
-      <w:r>
-        <w:t>export const API_URL =</w:t>
-      </w:r>
-    </w:p>
-    <w:p>
-      <w:pPr>
-        <w:pStyle w:val="LabNLCode"/>
-      </w:pPr>
-      <w:r>
-        <w:t xml:space="preserve">  import.meta.env.VITE_API_URL ?? 'https://api.realworld.io/api';</w:t>
-      </w:r>
-    </w:p>
-    <w:p>
-      <w:pPr>
-        <w:pStyle w:val="Note"/>
-      </w:pPr>
-      <w:r>
-        <w:t>Note: Vite exposes environment variables on import.meta.env, and only those whose names begin with VITE_. Create a .env.local file in the project root to override it. process.env is not available in browser code.</w:t>
-      </w:r>
-    </w:p>
-    <w:p>
-      <w:pPr>
-        <w:pStyle w:val="LabNL"/>
-      </w:pPr>
-      <w:r>
-        <w:t>Export API_URL as the default export for config.js.</w:t>
-      </w:r>
-    </w:p>
-    <w:p>
-      <w:pPr>
-        <w:pStyle w:val="LabNLCode"/>
-      </w:pPr>
-      <w:r>
-        <w:t>export default API_URL;</w:t>
-      </w:r>
-    </w:p>
-    <w:p>
-      <w:pPr>
-        <w:pStyle w:val="LabNL"/>
-      </w:pPr>
-      <w:r>
-        <w:t>Install axios.</w:t>
-      </w:r>
-    </w:p>
-    <w:p>
-      <w:pPr>
-        <w:pStyle w:val="LabNLCode"/>
-      </w:pPr>
-      <w:r>
-        <w:t>npm install axios</w:t>
-      </w:r>
-    </w:p>
-    <w:p>
-      <w:pPr>
-        <w:pStyle w:val="Note"/>
-      </w:pPr>
-      <w:r>
-        <w:lastRenderedPageBreak/>
-        <w:t>Note: earlier versions of this course also installed vue-axios, a plugin that hung axios off the global Vue object as Vue.axios. Vue 3 has no global Vue object — each app created with createApp() is isolated — so instead we create a configured axios instance and import it wherever it is needed. That is a plain ES module, which is easier to test and to reason about.</w:t>
-      </w:r>
-    </w:p>
-    <w:p>
-      <w:pPr>
-        <w:pStyle w:val="LabNL"/>
-      </w:pPr>
-      <w:r>
-        <w:t>Create a file in src/common named api.service.js and import axios and API_URL into it.</w:t>
-      </w:r>
-    </w:p>
-    <w:p>
-      <w:pPr>
-        <w:pStyle w:val="LabNLCode"/>
-      </w:pPr>
-      <w:r>
-        <w:t>import axios from 'axios';</w:t>
-      </w:r>
-    </w:p>
-    <w:p>
-      <w:pPr>
-        <w:pStyle w:val="LabNLCode"/>
-      </w:pPr>
-    </w:p>
-    <w:p>
-      <w:pPr>
-        <w:pStyle w:val="LabNLCode"/>
-      </w:pPr>
-      <w:r>
-        <w:t>import { API_URL } from '@/common/config';</w:t>
-      </w:r>
-    </w:p>
-    <w:p>
-      <w:pPr>
-        <w:pStyle w:val="LabNL"/>
-      </w:pPr>
-      <w:r>
-        <w:t>Create the axios instance that every request will go through.</w:t>
-      </w:r>
-    </w:p>
-    <w:p>
-      <w:pPr>
-        <w:pStyle w:val="LabNLCode"/>
-      </w:pPr>
-      <w:r>
-        <w:t>const client = axios.create({ baseURL: API_URL });</w:t>
-      </w:r>
-    </w:p>
-    <w:p>
-      <w:pPr>
-        <w:pStyle w:val="LabNL"/>
-      </w:pPr>
-      <w:r>
-        <w:t>Create a const named ApiService, holding an object with an init() method.</w:t>
-      </w:r>
-    </w:p>
-    <w:p>
-      <w:pPr>
-        <w:pStyle w:val="LabNLCode"/>
-      </w:pPr>
-      <w:r>
-        <w:t>const ApiService = {</w:t>
-      </w:r>
-    </w:p>
-    <w:p>
-      <w:pPr>
-        <w:pStyle w:val="LabNLCode"/>
-      </w:pPr>
-      <w:r>
-        <w:t xml:space="preserve">  init() {</w:t>
-      </w:r>
-    </w:p>
-    <w:p>
-      <w:pPr>
-        <w:pStyle w:val="LabNLCode"/>
-      </w:pPr>
-      <w:r>
-        <w:t xml:space="preserve">    client.defaults.baseURL = API_URL;</w:t>
-      </w:r>
-    </w:p>
-    <w:p>
-      <w:pPr>
-        <w:pStyle w:val="LabNLCode"/>
-      </w:pPr>
-      <w:r>
-        <w:t xml:space="preserve">  },</w:t>
-      </w:r>
-    </w:p>
-    <w:p>
-      <w:pPr>
-        <w:pStyle w:val="LabNLCode"/>
-      </w:pPr>
-      <w:r>
-        <w:t>};</w:t>
-      </w:r>
-    </w:p>
-    <w:p>
-      <w:pPr>
-        <w:pStyle w:val="LabNL"/>
-      </w:pPr>
-      <w:r>
-        <w:t>Export ApiService.</w:t>
-      </w:r>
-    </w:p>
-    <w:p>
-      <w:pPr>
-        <w:pStyle w:val="LabNLCode"/>
-      </w:pPr>
-      <w:r>
-        <w:t>export default ApiService;</w:t>
-      </w:r>
-    </w:p>
-    <w:p>
-      <w:pPr>
-        <w:pStyle w:val="LabNL"/>
-      </w:pPr>
-      <w:r>
-        <w:t>Import ApiService into main.js and call init() before mounting the app.</w:t>
-      </w:r>
-    </w:p>
-    <w:p>
-      <w:pPr>
-        <w:pStyle w:val="LabNLCode"/>
-      </w:pPr>
-      <w:r>
-        <w:t>import ApiService from './common/api.service';</w:t>
-      </w:r>
-    </w:p>
-    <w:p>
-      <w:pPr>
-        <w:pStyle w:val="LabNLCode"/>
-      </w:pPr>
-    </w:p>
-    <w:p>
-      <w:pPr>
-        <w:pStyle w:val="LabNLCode"/>
-      </w:pPr>
-      <w:r>
-        <w:t>ApiService.init();</w:t>
-      </w:r>
-    </w:p>
-    <w:p>
-      <w:pPr>
-        <w:pStyle w:val="LabNLCode"/>
-      </w:pPr>
-    </w:p>
-    <w:p>
-      <w:pPr>
-        <w:pStyle w:val="LabNLCode"/>
-      </w:pPr>
-      <w:r>
-        <w:t>createApp(App).mount('#app');</w:t>
-      </w:r>
-    </w:p>
-    <w:p>
-      <w:pPr>
-        <w:pStyle w:val="LabNL"/>
-      </w:pPr>
-      <w:r>
-        <w:t>Add a query method to the ApiService object in api.service.js</w:t>
-      </w:r>
-    </w:p>
-    <w:p>
-      <w:pPr>
-        <w:pStyle w:val="LabNLCode"/>
-      </w:pPr>
-      <w:r>
-        <w:t xml:space="preserve">  query(resource, params) {</w:t>
-      </w:r>
-    </w:p>
-    <w:p>
-      <w:pPr>
-        <w:pStyle w:val="LabNLCode"/>
-      </w:pPr>
-      <w:r>
-        <w:t xml:space="preserve">    return client.get(resource, params).catch((error) =&gt; {</w:t>
-      </w:r>
-    </w:p>
-    <w:p>
-      <w:pPr>
-        <w:pStyle w:val="LabNLCode"/>
-      </w:pPr>
-      <w:r>
-        <w:t xml:space="preserve">      throw new Error(`[RWV] ApiService ${error}`);</w:t>
-      </w:r>
-    </w:p>
-    <w:p>
-      <w:pPr>
-        <w:pStyle w:val="LabNLCode"/>
-      </w:pPr>
-      <w:r>
-        <w:t xml:space="preserve">    });</w:t>
-      </w:r>
-    </w:p>
-    <w:p>
-      <w:pPr>
-        <w:pStyle w:val="LabNLCode"/>
-      </w:pPr>
-      <w:r>
-        <w:t xml:space="preserve">  },</w:t>
-      </w:r>
-    </w:p>
-    <w:p>
-      <w:pPr>
-        <w:pStyle w:val="LabNL"/>
-      </w:pPr>
-      <w:r>
-        <w:t>Import ApiService and onMounted into ArticleList.vue</w:t>
-      </w:r>
-    </w:p>
-    <w:p>
-      <w:pPr>
-        <w:pStyle w:val="LabNLCode"/>
-      </w:pPr>
-      <w:r>
-        <w:t>import { onMounted, ref } from 'vue';</w:t>
-      </w:r>
-    </w:p>
-    <w:p>
-      <w:pPr>
-        <w:pStyle w:val="LabNLCode"/>
-      </w:pPr>
-    </w:p>
-    <w:p>
-      <w:pPr>
-        <w:pStyle w:val="LabNLCode"/>
-      </w:pPr>
-      <w:r>
-        <w:t>import ApiService from '../common/api.service';</w:t>
-      </w:r>
-    </w:p>
-    <w:p>
-      <w:pPr>
-        <w:pStyle w:val="LabNL"/>
-      </w:pPr>
-      <w:r>
-        <w:lastRenderedPageBreak/>
-        <w:t>Write a fetchArticles function that uses the query method.</w:t>
-      </w:r>
-    </w:p>
-    <w:p>
-      <w:pPr>
-        <w:pStyle w:val="LabNLCode"/>
-      </w:pPr>
-      <w:r>
-        <w:t>async function fetchArticles() {</w:t>
-      </w:r>
-    </w:p>
-    <w:p>
-      <w:pPr>
-        <w:pStyle w:val="LabNLCode"/>
-      </w:pPr>
-      <w:r>
-        <w:t xml:space="preserve">  const { data } = await ApiService.query('articles');</w:t>
-      </w:r>
-    </w:p>
-    <w:p>
-      <w:pPr>
-        <w:pStyle w:val="LabNLCode"/>
-      </w:pPr>
-    </w:p>
-    <w:p>
-      <w:pPr>
-        <w:pStyle w:val="LabNLCode"/>
-      </w:pPr>
-      <w:r>
-        <w:t xml:space="preserve">  return data.articles;</w:t>
-      </w:r>
-    </w:p>
-    <w:p>
-      <w:pPr>
-        <w:pStyle w:val="LabNLCode"/>
-      </w:pPr>
-      <w:r>
-        <w:t>}</w:t>
-      </w:r>
-    </w:p>
-    <w:p>
-      <w:pPr>
-        <w:pStyle w:val="LabNL"/>
-      </w:pPr>
-      <w:r>
-        <w:t>Call fetchArticles() from the onMounted lifecycle hook and assign the result to the articles ref.</w:t>
-      </w:r>
-    </w:p>
-    <w:p>
-      <w:pPr>
-        <w:pStyle w:val="LabNLCode"/>
-      </w:pPr>
-      <w:r>
-        <w:t>onMounted(async () =&gt; {</w:t>
-      </w:r>
-    </w:p>
-    <w:p>
-      <w:pPr>
-        <w:pStyle w:val="LabNLCode"/>
-      </w:pPr>
-      <w:r>
-        <w:t xml:space="preserve">  articles.value = await fetchArticles();</w:t>
-      </w:r>
-    </w:p>
-    <w:p>
-      <w:pPr>
-        <w:pStyle w:val="LabNLCode"/>
-      </w:pPr>
-      <w:r>
-        <w:t>});</w:t>
-      </w:r>
-    </w:p>
-    <w:p>
-      <w:pPr>
-        <w:pStyle w:val="LabNLSub"/>
-      </w:pPr>
-      <w:r>
-        <w:t>onMounted is the Composition API equivalent of the mounted option. The hooks are all imported from vue and registered by calling them inside &lt;script setup&gt;: onBeforeMount, onMounted, onBeforeUpdate, onUpdated, onBeforeUnmount and onUnmounted.</w:t>
-      </w:r>
-    </w:p>
-    <w:p>
-      <w:pPr>
-        <w:pStyle w:val="Note"/>
-      </w:pPr>
-      <w:r>
-        <w:t>Note: Vue 2’s beforeDestroy and destroyed hooks were renamed to onBeforeUnmount and onUnmounted in Vue 3. There is no onCreated hook — the body of &lt;script setup&gt; is the created hook.</w:t>
-      </w:r>
-    </w:p>
-    <w:p>
-      <w:pPr>
-        <w:pStyle w:val="LabNL"/>
-      </w:pPr>
-      <w:r>
-        <w:t>Remove the articles.json import from ArticleList.vue and initialise articles to an empty array.</w:t>
-      </w:r>
-    </w:p>
-    <w:p>
-      <w:pPr>
-        <w:pStyle w:val="LabNLCode"/>
-      </w:pPr>
-      <w:r>
-        <w:t>const articles = ref([]);</w:t>
-      </w:r>
-    </w:p>
-    <w:p>
-      <w:pPr>
-        <w:pStyle w:val="LabNLSub"/>
-      </w:pPr>
-      <w:r>
-        <w:t>Start it as an array, not an object: the template calls articles.length, which is undefined on a plain object and would make the "No articles..." message never appear.</w:t>
-      </w:r>
-    </w:p>
-    <w:p>
-      <w:pPr>
-        <w:pStyle w:val="LabNL"/>
-      </w:pPr>
-      <w:r>
-        <w:t>Make sure the development server is running and refresh your page. The articles should now come from the API.</w:t>
-      </w:r>
-    </w:p>
-    <w:p>
-      <w:pPr>
-        <w:pStyle w:val="LabNL"/>
-      </w:pPr>
-      <w:r>
-        <w:t>Challenge: fix the footer so that it sticks to the bottom of the list of articles when the list is populated.</w:t>
-      </w:r>
-    </w:p>
-    <w:p/>
-    <w:p>
-      <w:pPr>
-        <w:pStyle w:val="Heading1"/>
-      </w:pPr>
-      <w:bookmarkStart w:id="89" w:name="_Toc241675646"/>
-      <w:r>
-        <w:t>Lab 17: Forms</w:t>
-      </w:r>
-      <w:bookmarkEnd w:id="89"/>
-    </w:p>
-    <w:p>
-      <w:r>
-        <w:t>In this lab, you’ll implement an input box that filters the currently displayed list of articles based on the text entered into it.</w:t>
-      </w:r>
-    </w:p>
-    <w:p>
-      <w:pPr>
-        <w:pStyle w:val="LabNL"/>
-      </w:pPr>
-      <w:r>
-        <w:t>Create an input in the ArticleList component and bind it with v-model.</w:t>
-      </w:r>
-    </w:p>
-    <w:p>
-      <w:pPr>
-        <w:pStyle w:val="LabNLCode"/>
-      </w:pPr>
-      <w:r>
-        <w:t>&lt;input</w:t>
-      </w:r>
-    </w:p>
-    <w:p>
-      <w:pPr>
-        <w:pStyle w:val="LabNLCode"/>
-      </w:pPr>
-      <w:r>
-        <w:t xml:space="preserve">  v-model="searchDetails"</w:t>
-      </w:r>
-    </w:p>
-    <w:p>
-      <w:pPr>
-        <w:pStyle w:val="LabNLCode"/>
-      </w:pPr>
-      <w:r>
-        <w:t xml:space="preserve">  class="form-control"</w:t>
-      </w:r>
-    </w:p>
-    <w:p>
-      <w:pPr>
-        <w:pStyle w:val="LabNLCode"/>
-      </w:pPr>
-      <w:r>
-        <w:t xml:space="preserve">  placeholder="filter articles"</w:t>
-      </w:r>
-    </w:p>
-    <w:p>
-      <w:pPr>
-        <w:pStyle w:val="LabNLCode"/>
-      </w:pPr>
-      <w:r>
-        <w:lastRenderedPageBreak/>
-        <w:t>/&gt;</w:t>
-      </w:r>
-    </w:p>
-    <w:p>
-      <w:pPr>
-        <w:pStyle w:val="Note"/>
-      </w:pPr>
-      <w:r>
-        <w:t>Note: the earlier version of this lab used v-model.number. That modifier casts the input to a number, which is wrong here — we are filtering on text. Leave it off.</w:t>
-      </w:r>
-    </w:p>
-    <w:p>
-      <w:pPr>
-        <w:pStyle w:val="LabNL"/>
-      </w:pPr>
-      <w:r>
-        <w:t>Add a ref named searchDetails to hold the search text.</w:t>
-      </w:r>
-    </w:p>
-    <w:p>
-      <w:pPr>
-        <w:pStyle w:val="LabNLCode"/>
-      </w:pPr>
-      <w:r>
-        <w:t>const searchDetails = ref('');</w:t>
-      </w:r>
-    </w:p>
-    <w:p>
-      <w:pPr>
-        <w:pStyle w:val="LabNL"/>
-      </w:pPr>
-      <w:r>
-        <w:t>Import computed and make a computed property in ArticleList called filterIt.</w:t>
-      </w:r>
-    </w:p>
-    <w:p>
-      <w:pPr>
-        <w:pStyle w:val="LabNLCode"/>
-      </w:pPr>
-      <w:r>
-        <w:t>const filterIt = computed(() =&gt;</w:t>
-      </w:r>
-    </w:p>
-    <w:p>
-      <w:pPr>
-        <w:pStyle w:val="LabNLCode"/>
-      </w:pPr>
-      <w:r>
-        <w:t xml:space="preserve">  articles.value.filter((article) =&gt;</w:t>
-      </w:r>
-    </w:p>
-    <w:p>
-      <w:pPr>
-        <w:pStyle w:val="LabNLCode"/>
-      </w:pPr>
-      <w:r>
-        <w:t xml:space="preserve">    article.title.includes(searchDetails.value),</w:t>
-      </w:r>
-    </w:p>
-    <w:p>
-      <w:pPr>
-        <w:pStyle w:val="LabNLCode"/>
-      </w:pPr>
-      <w:r>
-        <w:t xml:space="preserve">  ),</w:t>
-      </w:r>
-    </w:p>
-    <w:p>
-      <w:pPr>
-        <w:pStyle w:val="LabNLCode"/>
-      </w:pPr>
-      <w:r>
-        <w:t>);</w:t>
-      </w:r>
-    </w:p>
-    <w:p>
-      <w:pPr>
-        <w:pStyle w:val="LabNLSub"/>
-      </w:pPr>
-      <w:r>
-        <w:t>Both refs are read with .value inside the computed callback. Because this is an arrow function there is no this to capture, so the "var self = this" trick the Options API version needed is gone.</w:t>
-      </w:r>
-    </w:p>
-    <w:p>
-      <w:pPr>
-        <w:pStyle w:val="LabNL"/>
-      </w:pPr>
-      <w:r>
-        <w:t>Modify the v-for directive in ArticleList.vue to use filterIt instead of articles:</w:t>
-      </w:r>
-    </w:p>
-    <w:p>
-      <w:pPr>
-        <w:pStyle w:val="LabNLCode"/>
-      </w:pPr>
-      <w:r>
-        <w:t>v-for="(article, index) in filterIt"</w:t>
-      </w:r>
-    </w:p>
-    <w:p>
-      <w:pPr>
-        <w:pStyle w:val="LabNL"/>
-      </w:pPr>
-      <w:r>
-        <w:t>Start up your development server and try typing letters into the search form to see how the list is filtered.</w:t>
-      </w:r>
-    </w:p>
-    <w:p>
-      <w:pPr>
-        <w:pStyle w:val="LabNL"/>
-      </w:pPr>
-      <w:r>
-        <w:t>Challenge: make the search case-insensitive.</w:t>
-      </w:r>
-    </w:p>
-    <w:p>
-      <w:pPr>
-        <w:pStyle w:val="LabNL"/>
-      </w:pPr>
-      <w:r>
-        <w:t>Challenge: make the search consider the description text as well as the title.</w:t>
-      </w:r>
-    </w:p>
-    <w:p/>
-    <w:p>
-      <w:pPr>
-        <w:pStyle w:val="Heading1"/>
-      </w:pPr>
-      <w:bookmarkStart w:id="90" w:name="_Toc241675647"/>
-      <w:r>
         <w:t xml:space="preserve">Lab </w:t>
       </w:r>
       <w:r>
@@ -11378,7 +11519,7 @@
       <w:r>
         <w:t>Slots</w:t>
       </w:r>
-      <w:bookmarkEnd w:id="90"/>
+      <w:bookmarkEnd w:id="98"/>
     </w:p>
     <w:p>
       <w:pPr>
@@ -11420,11 +11561,11 @@
       <w:pPr>
         <w:pStyle w:val="Heading1"/>
       </w:pPr>
-      <w:bookmarkStart w:id="91" w:name="_Toc241675648"/>
+      <w:bookmarkStart w:id="99" w:name="_Toc241675648"/>
       <w:r>
         <w:t>Lab 19: Composables</w:t>
       </w:r>
-      <w:bookmarkEnd w:id="91"/>
+      <w:bookmarkEnd w:id="99"/>
     </w:p>
     <w:p>
       <w:r>
@@ -11460,103 +11601,2064 @@
         <w:pStyle w:val="LabNLSub"/>
       </w:pPr>
       <w:r>
+        <w:t>By convention a composable is named use followed by what it does, and lives in its own file.</w:t>
+      </w:r>
+    </w:p>
+    <w:p>
+      <w:pPr>
+        <w:pStyle w:val="LabNL"/>
+      </w:pPr>
+      <w:r>
+        <w:t>Export a function that takes the list of articles as an argument and returns the search text and the filtered list.</w:t>
+      </w:r>
+    </w:p>
+    <w:p>
+      <w:pPr>
+        <w:pStyle w:val="LabNLCode"/>
+      </w:pPr>
+      <w:r>
+        <w:t>import { computed, ref } from 'vue';</w:t>
+      </w:r>
+    </w:p>
+    <w:p>
+      <w:pPr>
+        <w:pStyle w:val="LabNLCode"/>
+      </w:pPr>
+    </w:p>
+    <w:p>
+      <w:pPr>
+        <w:pStyle w:val="LabNLCode"/>
+      </w:pPr>
+      <w:r>
+        <w:t>export function useArticleFilter(articles) {</w:t>
+      </w:r>
+    </w:p>
+    <w:p>
+      <w:pPr>
+        <w:pStyle w:val="LabNLCode"/>
+      </w:pPr>
+      <w:r>
+        <w:t xml:space="preserve">  const searchDetails = ref('');</w:t>
+      </w:r>
+    </w:p>
+    <w:p>
+      <w:pPr>
+        <w:pStyle w:val="LabNLCode"/>
+      </w:pPr>
+    </w:p>
+    <w:p>
+      <w:pPr>
+        <w:pStyle w:val="LabNLCode"/>
+      </w:pPr>
+      <w:r>
+        <w:t xml:space="preserve">  const filterIt = computed(() =&gt;</w:t>
+      </w:r>
+    </w:p>
+    <w:p>
+      <w:pPr>
+        <w:pStyle w:val="LabNLCode"/>
+      </w:pPr>
+      <w:r>
+        <w:t xml:space="preserve">    (articles.value ?? []).filter((article) =&gt;</w:t>
+      </w:r>
+    </w:p>
+    <w:p>
+      <w:pPr>
+        <w:pStyle w:val="LabNLCode"/>
+      </w:pPr>
+      <w:r>
+        <w:t xml:space="preserve">      article.title.includes(searchDetails.value),</w:t>
+      </w:r>
+    </w:p>
+    <w:p>
+      <w:pPr>
+        <w:pStyle w:val="LabNLCode"/>
+      </w:pPr>
+      <w:r>
+        <w:t xml:space="preserve">    ),</w:t>
+      </w:r>
+    </w:p>
+    <w:p>
+      <w:pPr>
+        <w:pStyle w:val="LabNLCode"/>
+      </w:pPr>
+      <w:r>
+        <w:t xml:space="preserve">  );</w:t>
+      </w:r>
+    </w:p>
+    <w:p>
+      <w:pPr>
+        <w:pStyle w:val="LabNLCode"/>
+      </w:pPr>
+    </w:p>
+    <w:p>
+      <w:pPr>
+        <w:pStyle w:val="LabNLCode"/>
+      </w:pPr>
+      <w:r>
+        <w:t xml:space="preserve">  return { searchDetails, filterIt };</w:t>
+      </w:r>
+    </w:p>
+    <w:p>
+      <w:pPr>
+        <w:pStyle w:val="LabNLCode"/>
+      </w:pPr>
+      <w:r>
+        <w:t>}</w:t>
+      </w:r>
+    </w:p>
+    <w:p>
+      <w:pPr>
+        <w:pStyle w:val="LabNLSub"/>
+      </w:pPr>
+      <w:r>
+        <w:t>Note that articles arrives as a ref, so the composable reads it through .value and stays reactive to changes made by the caller.</w:t>
+      </w:r>
+    </w:p>
+    <w:p>
+      <w:pPr>
+        <w:pStyle w:val="LabNL"/>
+      </w:pPr>
+      <w:r>
+        <w:t>Use the composable in ArticleList.vue, and delete the local searchDetails ref and filterIt computed property.</w:t>
+      </w:r>
+    </w:p>
+    <w:p>
+      <w:pPr>
+        <w:pStyle w:val="LabNLCode"/>
+      </w:pPr>
+      <w:r>
         <w:lastRenderedPageBreak/>
-        <w:t>By convention a composable is named use followed by what it does, and lives in its own file.</w:t>
-      </w:r>
-    </w:p>
-    <w:p>
-      <w:pPr>
-        <w:pStyle w:val="LabNL"/>
-      </w:pPr>
-      <w:r>
-        <w:t>Export a function that takes the list of articles as an argument and returns the search text and the filtered list.</w:t>
-      </w:r>
-    </w:p>
-    <w:p>
-      <w:pPr>
-        <w:pStyle w:val="LabNLCode"/>
-      </w:pPr>
-      <w:r>
-        <w:t>import { computed, ref } from 'vue';</w:t>
-      </w:r>
-    </w:p>
-    <w:p>
-      <w:pPr>
-        <w:pStyle w:val="LabNLCode"/>
-      </w:pPr>
-    </w:p>
-    <w:p>
-      <w:pPr>
-        <w:pStyle w:val="LabNLCode"/>
-      </w:pPr>
-      <w:r>
-        <w:t>export function useArticleFilter(articles) {</w:t>
-      </w:r>
-    </w:p>
-    <w:p>
-      <w:pPr>
-        <w:pStyle w:val="LabNLCode"/>
-      </w:pPr>
-      <w:r>
-        <w:t xml:space="preserve">  const searchDetails = ref('');</w:t>
-      </w:r>
-    </w:p>
-    <w:p>
-      <w:pPr>
-        <w:pStyle w:val="LabNLCode"/>
-      </w:pPr>
-    </w:p>
-    <w:p>
-      <w:pPr>
-        <w:pStyle w:val="LabNLCode"/>
-      </w:pPr>
-      <w:r>
-        <w:t xml:space="preserve">  const filterIt = computed(() =&gt;</w:t>
-      </w:r>
-    </w:p>
-    <w:p>
-      <w:pPr>
-        <w:pStyle w:val="LabNLCode"/>
-      </w:pPr>
-      <w:r>
-        <w:t xml:space="preserve">    (articles.value ?? []).filter((article) =&gt;</w:t>
-      </w:r>
-    </w:p>
-    <w:p>
-      <w:pPr>
-        <w:pStyle w:val="LabNLCode"/>
-      </w:pPr>
-      <w:r>
-        <w:t xml:space="preserve">      article.title.includes(searchDetails.value),</w:t>
-      </w:r>
-    </w:p>
-    <w:p>
-      <w:pPr>
-        <w:pStyle w:val="LabNLCode"/>
-      </w:pPr>
-      <w:r>
-        <w:t xml:space="preserve">    ),</w:t>
-      </w:r>
-    </w:p>
-    <w:p>
-      <w:pPr>
-        <w:pStyle w:val="LabNLCode"/>
-      </w:pPr>
-      <w:r>
-        <w:t xml:space="preserve">  );</w:t>
-      </w:r>
-    </w:p>
-    <w:p>
-      <w:pPr>
-        <w:pStyle w:val="LabNLCode"/>
-      </w:pPr>
-    </w:p>
-    <w:p>
-      <w:pPr>
-        <w:pStyle w:val="LabNLCode"/>
-      </w:pPr>
-      <w:r>
-        <w:t xml:space="preserve">  return { searchDetails, filterIt };</w:t>
+        <w:t>import { useArticleFilter } from '../composables/useArticleFilter';</w:t>
+      </w:r>
+    </w:p>
+    <w:p>
+      <w:pPr>
+        <w:pStyle w:val="LabNLCode"/>
+      </w:pPr>
+    </w:p>
+    <w:p>
+      <w:pPr>
+        <w:pStyle w:val="LabNLCode"/>
+      </w:pPr>
+      <w:r>
+        <w:t>const { searchDetails, filterIt } = useArticleFilter(articles);</w:t>
+      </w:r>
+    </w:p>
+    <w:p>
+      <w:pPr>
+        <w:pStyle w:val="LabNL"/>
+      </w:pPr>
+      <w:r>
+        <w:t>Confirm the filter still works in the browser.</w:t>
+      </w:r>
+    </w:p>
+    <w:p>
+      <w:pPr>
+        <w:pStyle w:val="LabNL"/>
+      </w:pPr>
+      <w:r>
+        <w:t>Challenge: implement filtering of the tags in the right column, reusing the same composable.</w:t>
+      </w:r>
+    </w:p>
+    <w:p/>
+    <w:p>
+      <w:pPr>
+        <w:pStyle w:val="Heading1"/>
+      </w:pPr>
+      <w:bookmarkStart w:id="100" w:name="_Toc241675649"/>
+      <w:r>
+        <w:t>Lab 20: Implementing Pinia</w:t>
+      </w:r>
+      <w:bookmarkEnd w:id="100"/>
+    </w:p>
+    <w:p>
+      <w:r>
+        <w:t>In this lab, you’ll convert the Conduit application to use a centralized store with Pinia.</w:t>
+      </w:r>
+    </w:p>
+    <w:p>
+      <w:pPr>
+        <w:pStyle w:val="Note"/>
+      </w:pPr>
+      <w:r>
+        <w:t>Note: earlier versions of this course used Vuex. Vuex is now in maintenance mode and Pinia is the officially recommended store for Vue. The concepts carry over almost one for one — state and getters keep their names, and actions absorb what Vuex split between actions and mutations. Pinia has no mutations at all: an action assigns to state directly. It also drops the string action-type constants and the dispatch/commit indirection, so a store method is called like an ordinary function and can be type-checked and jumped to in an editor.</w:t>
+      </w:r>
+    </w:p>
+    <w:p>
+      <w:pPr>
+        <w:pStyle w:val="LabNL"/>
+      </w:pPr>
+      <w:r>
+        <w:t>Install Pinia.</w:t>
+      </w:r>
+    </w:p>
+    <w:p>
+      <w:pPr>
+        <w:pStyle w:val="LabNLCode"/>
+      </w:pPr>
+      <w:r>
+        <w:t>npm install pinia</w:t>
+      </w:r>
+    </w:p>
+    <w:p>
+      <w:pPr>
+        <w:pStyle w:val="LabNL"/>
+      </w:pPr>
+      <w:r>
+        <w:t>Import createPinia in main.js and install it on the app.</w:t>
+      </w:r>
+    </w:p>
+    <w:p>
+      <w:pPr>
+        <w:pStyle w:val="LabNLCode"/>
+      </w:pPr>
+      <w:r>
+        <w:t>import { createApp } from 'vue';</w:t>
+      </w:r>
+    </w:p>
+    <w:p>
+      <w:pPr>
+        <w:pStyle w:val="LabNLCode"/>
+      </w:pPr>
+      <w:r>
+        <w:t>import { createPinia } from 'pinia';</w:t>
+      </w:r>
+    </w:p>
+    <w:p>
+      <w:pPr>
+        <w:pStyle w:val="LabNLCode"/>
+      </w:pPr>
+    </w:p>
+    <w:p>
+      <w:pPr>
+        <w:pStyle w:val="LabNLCode"/>
+      </w:pPr>
+      <w:r>
+        <w:t>const app = createApp(App);</w:t>
+      </w:r>
+    </w:p>
+    <w:p>
+      <w:pPr>
+        <w:pStyle w:val="LabNLCode"/>
+      </w:pPr>
+    </w:p>
+    <w:p>
+      <w:pPr>
+        <w:pStyle w:val="LabNLCode"/>
+      </w:pPr>
+      <w:r>
+        <w:t>app.use(createPinia());</w:t>
+      </w:r>
+    </w:p>
+    <w:p>
+      <w:pPr>
+        <w:pStyle w:val="LabNLCode"/>
+      </w:pPr>
+      <w:r>
+        <w:t>app.mount('#app');</w:t>
+      </w:r>
+    </w:p>
+    <w:p>
+      <w:pPr>
+        <w:pStyle w:val="LabNLSub"/>
+      </w:pPr>
+      <w:r>
+        <w:t>Unlike a Vuex store, a Pinia instance holds no state of its own. Each store is defined in its own file and registers itself the first time it is used.</w:t>
+      </w:r>
+    </w:p>
+    <w:p>
+      <w:pPr>
+        <w:pStyle w:val="LabNL"/>
+      </w:pPr>
+      <w:r>
+        <w:t>Make a new directory in src named stores.</w:t>
+      </w:r>
+    </w:p>
+    <w:p>
+      <w:pPr>
+        <w:pStyle w:val="LabNL"/>
+      </w:pPr>
+      <w:r>
+        <w:t>Make a new file, home.js, inside stores.</w:t>
+      </w:r>
+    </w:p>
+    <w:p>
+      <w:pPr>
+        <w:pStyle w:val="LabNL"/>
+      </w:pPr>
+      <w:r>
+        <w:t>Make a new API service in api.service.js called ArticlesService.</w:t>
+      </w:r>
+    </w:p>
+    <w:p>
+      <w:pPr>
+        <w:pStyle w:val="LabNLCode"/>
+      </w:pPr>
+      <w:r>
+        <w:t>export const ArticlesService = {</w:t>
+      </w:r>
+    </w:p>
+    <w:p>
+      <w:pPr>
+        <w:pStyle w:val="LabNLCode"/>
+      </w:pPr>
+      <w:r>
+        <w:t xml:space="preserve">  query(type, params) {</w:t>
+      </w:r>
+    </w:p>
+    <w:p>
+      <w:pPr>
+        <w:pStyle w:val="LabNLCode"/>
+      </w:pPr>
+      <w:r>
+        <w:t xml:space="preserve">    return ApiService.query(`articles${type === 'feed' ? '/feed' : ''}`, {</w:t>
+      </w:r>
+    </w:p>
+    <w:p>
+      <w:pPr>
+        <w:pStyle w:val="LabNLCode"/>
+      </w:pPr>
+      <w:r>
+        <w:t xml:space="preserve">      params,</w:t>
+      </w:r>
+    </w:p>
+    <w:p>
+      <w:pPr>
+        <w:pStyle w:val="LabNLCode"/>
+      </w:pPr>
+      <w:r>
+        <w:lastRenderedPageBreak/>
+        <w:t xml:space="preserve">    });</w:t>
+      </w:r>
+    </w:p>
+    <w:p>
+      <w:pPr>
+        <w:pStyle w:val="LabNLCode"/>
+      </w:pPr>
+      <w:r>
+        <w:t xml:space="preserve">  },</w:t>
+      </w:r>
+    </w:p>
+    <w:p>
+      <w:pPr>
+        <w:pStyle w:val="LabNLCode"/>
+      </w:pPr>
+      <w:r>
+        <w:t>};</w:t>
+      </w:r>
+    </w:p>
+    <w:p>
+      <w:pPr>
+        <w:pStyle w:val="LabNL"/>
+      </w:pPr>
+      <w:r>
+        <w:t>Import defineStore and ArticlesService into stores/home.js</w:t>
+      </w:r>
+    </w:p>
+    <w:p>
+      <w:pPr>
+        <w:pStyle w:val="LabNLCode"/>
+      </w:pPr>
+      <w:r>
+        <w:t>import { defineStore } from 'pinia';</w:t>
+      </w:r>
+    </w:p>
+    <w:p>
+      <w:pPr>
+        <w:pStyle w:val="LabNLCode"/>
+      </w:pPr>
+    </w:p>
+    <w:p>
+      <w:pPr>
+        <w:pStyle w:val="LabNLCode"/>
+      </w:pPr>
+      <w:r>
+        <w:t>import { ArticlesService } from '@/common/api.service';</w:t>
+      </w:r>
+    </w:p>
+    <w:p>
+      <w:pPr>
+        <w:pStyle w:val="LabNL"/>
+      </w:pPr>
+      <w:r>
+        <w:t>Define and export the store. The first argument is a unique id; it is what the Vue DevTools label the store with.</w:t>
+      </w:r>
+    </w:p>
+    <w:p>
+      <w:pPr>
+        <w:pStyle w:val="LabNLCode"/>
+      </w:pPr>
+      <w:r>
+        <w:t>export const useHomeStore = defineStore('home', {</w:t>
+      </w:r>
+    </w:p>
+    <w:p>
+      <w:pPr>
+        <w:pStyle w:val="LabNLCode"/>
+      </w:pPr>
+      <w:r>
+        <w:t>});</w:t>
+      </w:r>
+    </w:p>
+    <w:p>
+      <w:pPr>
+        <w:pStyle w:val="LabNL"/>
+      </w:pPr>
+      <w:r>
+        <w:t>Add the state. As in a component, state is a function that returns a fresh object.</w:t>
+      </w:r>
+    </w:p>
+    <w:p>
+      <w:pPr>
+        <w:pStyle w:val="LabNLCode"/>
+      </w:pPr>
+      <w:r>
+        <w:t xml:space="preserve">  state: () =&gt; ({</w:t>
+      </w:r>
+    </w:p>
+    <w:p>
+      <w:pPr>
+        <w:pStyle w:val="LabNLCode"/>
+      </w:pPr>
+      <w:r>
+        <w:t xml:space="preserve">    tags: [],</w:t>
+      </w:r>
+    </w:p>
+    <w:p>
+      <w:pPr>
+        <w:pStyle w:val="LabNLCode"/>
+      </w:pPr>
+      <w:r>
+        <w:t xml:space="preserve">    articles: [],</w:t>
+      </w:r>
+    </w:p>
+    <w:p>
+      <w:pPr>
+        <w:pStyle w:val="LabNLCode"/>
+      </w:pPr>
+      <w:r>
+        <w:t xml:space="preserve">    isLoading: true,</w:t>
+      </w:r>
+    </w:p>
+    <w:p>
+      <w:pPr>
+        <w:pStyle w:val="LabNLCode"/>
+      </w:pPr>
+      <w:r>
+        <w:t xml:space="preserve">    articlesCount: 0,</w:t>
+      </w:r>
+    </w:p>
+    <w:p>
+      <w:pPr>
+        <w:pStyle w:val="LabNLCode"/>
+      </w:pPr>
+      <w:r>
+        <w:t xml:space="preserve">  }),</w:t>
+      </w:r>
+    </w:p>
+    <w:p>
+      <w:pPr>
+        <w:pStyle w:val="LabNLSub"/>
+      </w:pPr>
+      <w:r>
+        <w:t>The Vuex version of this store also declared getters called articles, isLoading, articlesCount and tags that just returned the matching piece of state. In Pinia, state is exposed on the store directly, so those pass-through getters are unnecessary. Keep getters for values you actually derive.</w:t>
+      </w:r>
+    </w:p>
+    <w:p>
+      <w:pPr>
+        <w:pStyle w:val="LabNL"/>
+      </w:pPr>
+      <w:r>
+        <w:t>Add the actions. An action can be async, and assigns to state through this — there is no commit and no mutation to write.</w:t>
+      </w:r>
+    </w:p>
+    <w:p>
+      <w:pPr>
+        <w:pStyle w:val="LabNLCode"/>
+      </w:pPr>
+      <w:r>
+        <w:t xml:space="preserve">  actions: {</w:t>
+      </w:r>
+    </w:p>
+    <w:p>
+      <w:pPr>
+        <w:pStyle w:val="LabNLCode"/>
+      </w:pPr>
+      <w:r>
+        <w:t xml:space="preserve">    async fetchArticles(params = {}) {</w:t>
+      </w:r>
+    </w:p>
+    <w:p>
+      <w:pPr>
+        <w:pStyle w:val="LabNLCode"/>
+      </w:pPr>
+      <w:r>
+        <w:t xml:space="preserve">      this.isLoading = true;</w:t>
+      </w:r>
+    </w:p>
+    <w:p>
+      <w:pPr>
+        <w:pStyle w:val="LabNLCode"/>
+      </w:pPr>
+    </w:p>
+    <w:p>
+      <w:pPr>
+        <w:pStyle w:val="LabNLCode"/>
+      </w:pPr>
+      <w:r>
+        <w:t xml:space="preserve">      try {</w:t>
+      </w:r>
+    </w:p>
+    <w:p>
+      <w:pPr>
+        <w:pStyle w:val="LabNLCode"/>
+      </w:pPr>
+      <w:r>
+        <w:t xml:space="preserve">        const { data } = await ArticlesService.query(</w:t>
+      </w:r>
+    </w:p>
+    <w:p>
+      <w:pPr>
+        <w:pStyle w:val="LabNLCode"/>
+      </w:pPr>
+      <w:r>
+        <w:t xml:space="preserve">          params.type,</w:t>
+      </w:r>
+    </w:p>
+    <w:p>
+      <w:pPr>
+        <w:pStyle w:val="LabNLCode"/>
+      </w:pPr>
+      <w:r>
+        <w:t xml:space="preserve">          params.filters,</w:t>
+      </w:r>
+    </w:p>
+    <w:p>
+      <w:pPr>
+        <w:pStyle w:val="LabNLCode"/>
+      </w:pPr>
+      <w:r>
+        <w:t xml:space="preserve">        );</w:t>
+      </w:r>
+    </w:p>
+    <w:p>
+      <w:pPr>
+        <w:pStyle w:val="LabNLCode"/>
+      </w:pPr>
+    </w:p>
+    <w:p>
+      <w:pPr>
+        <w:pStyle w:val="LabNLCode"/>
+      </w:pPr>
+      <w:r>
+        <w:t xml:space="preserve">        this.articles = data.articles;</w:t>
+      </w:r>
+    </w:p>
+    <w:p>
+      <w:pPr>
+        <w:pStyle w:val="LabNLCode"/>
+      </w:pPr>
+      <w:r>
+        <w:t xml:space="preserve">        this.articlesCount = data.articlesCount;</w:t>
+      </w:r>
+    </w:p>
+    <w:p>
+      <w:pPr>
+        <w:pStyle w:val="LabNLCode"/>
+      </w:pPr>
+      <w:r>
+        <w:lastRenderedPageBreak/>
+        <w:t xml:space="preserve">      } finally {</w:t>
+      </w:r>
+    </w:p>
+    <w:p>
+      <w:pPr>
+        <w:pStyle w:val="LabNLCode"/>
+      </w:pPr>
+      <w:r>
+        <w:t xml:space="preserve">        this.isLoading = false;</w:t>
+      </w:r>
+    </w:p>
+    <w:p>
+      <w:pPr>
+        <w:pStyle w:val="LabNLCode"/>
+      </w:pPr>
+      <w:r>
+        <w:t xml:space="preserve">      }</w:t>
+      </w:r>
+    </w:p>
+    <w:p>
+      <w:pPr>
+        <w:pStyle w:val="LabNLCode"/>
+      </w:pPr>
+      <w:r>
+        <w:t xml:space="preserve">    },</w:t>
+      </w:r>
+    </w:p>
+    <w:p>
+      <w:pPr>
+        <w:pStyle w:val="LabNLCode"/>
+      </w:pPr>
+      <w:r>
+        <w:t xml:space="preserve">  },</w:t>
+      </w:r>
+    </w:p>
+    <w:p>
+      <w:pPr>
+        <w:pStyle w:val="LabNLSub"/>
+      </w:pPr>
+      <w:r>
+        <w:t>The finally block guarantees the loading flag is cleared even if the request fails, which the Vuex version did not do.</w:t>
+      </w:r>
+    </w:p>
+    <w:p>
+      <w:pPr>
+        <w:pStyle w:val="LabNL"/>
+      </w:pPr>
+      <w:r>
+        <w:t>Add two more actions, setTags and updateArticleInList, replacing the mutations of the same names.</w:t>
+      </w:r>
+    </w:p>
+    <w:p>
+      <w:pPr>
+        <w:pStyle w:val="LabNLCode"/>
+      </w:pPr>
+      <w:r>
+        <w:t xml:space="preserve">    setTags(tags) {</w:t>
+      </w:r>
+    </w:p>
+    <w:p>
+      <w:pPr>
+        <w:pStyle w:val="LabNLCode"/>
+      </w:pPr>
+      <w:r>
+        <w:t xml:space="preserve">      this.tags = tags;</w:t>
+      </w:r>
+    </w:p>
+    <w:p>
+      <w:pPr>
+        <w:pStyle w:val="LabNLCode"/>
+      </w:pPr>
+      <w:r>
+        <w:t xml:space="preserve">    },</w:t>
+      </w:r>
+    </w:p>
+    <w:p>
+      <w:pPr>
+        <w:pStyle w:val="LabNLCode"/>
+      </w:pPr>
+    </w:p>
+    <w:p>
+      <w:pPr>
+        <w:pStyle w:val="LabNLCode"/>
+      </w:pPr>
+      <w:r>
+        <w:t xml:space="preserve">    updateArticleInList(data) {</w:t>
+      </w:r>
+    </w:p>
+    <w:p>
+      <w:pPr>
+        <w:pStyle w:val="LabNLCode"/>
+      </w:pPr>
+      <w:r>
+        <w:t xml:space="preserve">      this.articles = this.articles.map((article) =&gt;</w:t>
+      </w:r>
+    </w:p>
+    <w:p>
+      <w:pPr>
+        <w:pStyle w:val="LabNLCode"/>
+      </w:pPr>
+      <w:r>
+        <w:t xml:space="preserve">        article.slug === data.slug</w:t>
+      </w:r>
+    </w:p>
+    <w:p>
+      <w:pPr>
+        <w:pStyle w:val="LabNLCode"/>
+      </w:pPr>
+      <w:r>
+        <w:t xml:space="preserve">          ? {</w:t>
+      </w:r>
+    </w:p>
+    <w:p>
+      <w:pPr>
+        <w:pStyle w:val="LabNLCode"/>
+      </w:pPr>
+      <w:r>
+        <w:t xml:space="preserve">              ...article,</w:t>
+      </w:r>
+    </w:p>
+    <w:p>
+      <w:pPr>
+        <w:pStyle w:val="LabNLCode"/>
+      </w:pPr>
+      <w:r>
+        <w:t xml:space="preserve">              favorited: data.favorited,</w:t>
+      </w:r>
+    </w:p>
+    <w:p>
+      <w:pPr>
+        <w:pStyle w:val="LabNLCode"/>
+      </w:pPr>
+      <w:r>
+        <w:t xml:space="preserve">              favoritesCount: data.favoritesCount,</w:t>
+      </w:r>
+    </w:p>
+    <w:p>
+      <w:pPr>
+        <w:pStyle w:val="LabNLCode"/>
+      </w:pPr>
+      <w:r>
+        <w:t xml:space="preserve">            }</w:t>
+      </w:r>
+    </w:p>
+    <w:p>
+      <w:pPr>
+        <w:pStyle w:val="LabNLCode"/>
+      </w:pPr>
+      <w:r>
+        <w:t xml:space="preserve">          : article,</w:t>
+      </w:r>
+    </w:p>
+    <w:p>
+      <w:pPr>
+        <w:pStyle w:val="LabNLCode"/>
+      </w:pPr>
+      <w:r>
+        <w:t xml:space="preserve">      );</w:t>
+      </w:r>
+    </w:p>
+    <w:p>
+      <w:pPr>
+        <w:pStyle w:val="LabNLCode"/>
+      </w:pPr>
+      <w:r>
+        <w:t xml:space="preserve">    },</w:t>
+      </w:r>
+    </w:p>
+    <w:p>
+      <w:pPr>
+        <w:pStyle w:val="LabNL"/>
+      </w:pPr>
+      <w:r>
+        <w:t>Import the store and storeToRefs into ArticleList.vue</w:t>
+      </w:r>
+    </w:p>
+    <w:p>
+      <w:pPr>
+        <w:pStyle w:val="LabNLCode"/>
+      </w:pPr>
+      <w:r>
+        <w:t>import { storeToRefs } from 'pinia';</w:t>
+      </w:r>
+    </w:p>
+    <w:p>
+      <w:pPr>
+        <w:pStyle w:val="LabNLCode"/>
+      </w:pPr>
+    </w:p>
+    <w:p>
+      <w:pPr>
+        <w:pStyle w:val="LabNLCode"/>
+      </w:pPr>
+      <w:r>
+        <w:t>import { useHomeStore } from '../stores/home';</w:t>
+      </w:r>
+    </w:p>
+    <w:p>
+      <w:pPr>
+        <w:pStyle w:val="LabNL"/>
+      </w:pPr>
+      <w:r>
+        <w:t>Call the store’s composable and pull out the pieces you need.</w:t>
+      </w:r>
+    </w:p>
+    <w:p>
+      <w:pPr>
+        <w:pStyle w:val="LabNLCode"/>
+      </w:pPr>
+      <w:r>
+        <w:t>const homeStore = useHomeStore();</w:t>
+      </w:r>
+    </w:p>
+    <w:p>
+      <w:pPr>
+        <w:pStyle w:val="LabNLCode"/>
+      </w:pPr>
+      <w:r>
+        <w:t>const { articles, isLoading } = storeToRefs(homeStore);</w:t>
+      </w:r>
+    </w:p>
+    <w:p>
+      <w:pPr>
+        <w:pStyle w:val="Note"/>
+      </w:pPr>
+      <w:r>
+        <w:t>Note: a Pinia store is a reactive object, so destructuring it directly would break reactivity — you would copy the values out and never see an update. storeToRefs converts state and getters into refs that keep tracking. Actions are plain functions and can be destructured normally, or called on the store as we do below.</w:t>
+      </w:r>
+    </w:p>
+    <w:p>
+      <w:pPr>
+        <w:pStyle w:val="LabNL"/>
+      </w:pPr>
+      <w:r>
+        <w:lastRenderedPageBreak/>
+        <w:t>Remove the local articles ref from ArticleList.vue — the store owns that state now.</w:t>
+      </w:r>
+    </w:p>
+    <w:p>
+      <w:pPr>
+        <w:pStyle w:val="LabNL"/>
+      </w:pPr>
+      <w:r>
+        <w:t>Change the onMounted hook to call the store action.</w:t>
+      </w:r>
+    </w:p>
+    <w:p>
+      <w:pPr>
+        <w:pStyle w:val="LabNLCode"/>
+      </w:pPr>
+      <w:r>
+        <w:t>onMounted(() =&gt; {</w:t>
+      </w:r>
+    </w:p>
+    <w:p>
+      <w:pPr>
+        <w:pStyle w:val="LabNLCode"/>
+      </w:pPr>
+      <w:r>
+        <w:t xml:space="preserve">  homeStore.fetchArticles({ type: 'all' });</w:t>
+      </w:r>
+    </w:p>
+    <w:p>
+      <w:pPr>
+        <w:pStyle w:val="LabNLCode"/>
+      </w:pPr>
+      <w:r>
+        <w:t>});</w:t>
+      </w:r>
+    </w:p>
+    <w:p>
+      <w:pPr>
+        <w:pStyle w:val="LabNLSub"/>
+      </w:pPr>
+      <w:r>
+        <w:t>Compare that with the Vuex version, which read this.$store.dispatch(FETCH_ARTICLES, this.listConfig) and needed a string constant and a computed property to build the payload.</w:t>
+      </w:r>
+    </w:p>
+    <w:p>
+      <w:pPr>
+        <w:pStyle w:val="LabNL"/>
+      </w:pPr>
+      <w:r>
+        <w:t>Add a v-if directive to the ArticleList template to hide the list until the request has finished.</w:t>
+      </w:r>
+    </w:p>
+    <w:p>
+      <w:pPr>
+        <w:pStyle w:val="LabNLCode"/>
+      </w:pPr>
+      <w:r>
+        <w:t>&lt;template&gt;</w:t>
+      </w:r>
+    </w:p>
+    <w:p>
+      <w:pPr>
+        <w:pStyle w:val="LabNLCode"/>
+      </w:pPr>
+      <w:r>
+        <w:t xml:space="preserve">  &lt;div&gt;</w:t>
+      </w:r>
+    </w:p>
+    <w:p>
+      <w:pPr>
+        <w:pStyle w:val="LabNLCode"/>
+      </w:pPr>
+      <w:r>
+        <w:t xml:space="preserve">    &lt;div v-if="isLoading" class="article-preview"&gt;Loading articles...&lt;/div&gt;</w:t>
+      </w:r>
+    </w:p>
+    <w:p>
+      <w:pPr>
+        <w:pStyle w:val="LabNLCode"/>
+      </w:pPr>
+      <w:r>
+        <w:t xml:space="preserve">    &lt;div v-else&gt;</w:t>
+      </w:r>
+    </w:p>
+    <w:p>
+      <w:pPr>
+        <w:pStyle w:val="LabNLCode"/>
+      </w:pPr>
+      <w:r>
+        <w:t xml:space="preserve">      &lt;input</w:t>
+      </w:r>
+    </w:p>
+    <w:p>
+      <w:pPr>
+        <w:pStyle w:val="LabNLCode"/>
+      </w:pPr>
+      <w:r>
+        <w:t xml:space="preserve">        v-model="searchDetails"</w:t>
+      </w:r>
+    </w:p>
+    <w:p>
+      <w:pPr>
+        <w:pStyle w:val="LabNLCode"/>
+      </w:pPr>
+      <w:r>
+        <w:t xml:space="preserve">        class="form-control"</w:t>
+      </w:r>
+    </w:p>
+    <w:p>
+      <w:pPr>
+        <w:pStyle w:val="LabNLCode"/>
+      </w:pPr>
+      <w:r>
+        <w:t xml:space="preserve">        placeholder="filter articles"</w:t>
+      </w:r>
+    </w:p>
+    <w:p>
+      <w:pPr>
+        <w:pStyle w:val="LabNLCode"/>
+      </w:pPr>
+      <w:r>
+        <w:t xml:space="preserve">      /&gt;</w:t>
+      </w:r>
+    </w:p>
+    <w:p>
+      <w:pPr>
+        <w:pStyle w:val="LabNLCode"/>
+      </w:pPr>
+      <w:r>
+        <w:t xml:space="preserve">      &lt;div v-if="articles.length === 0" class="article-preview"&gt;</w:t>
+      </w:r>
+    </w:p>
+    <w:p>
+      <w:pPr>
+        <w:pStyle w:val="LabNLCode"/>
+      </w:pPr>
+      <w:r>
+        <w:t xml:space="preserve">        No articles are here... yet.</w:t>
+      </w:r>
+    </w:p>
+    <w:p>
+      <w:pPr>
+        <w:pStyle w:val="LabNLCode"/>
+      </w:pPr>
+      <w:r>
+        <w:t xml:space="preserve">      &lt;/div&gt;</w:t>
+      </w:r>
+    </w:p>
+    <w:p>
+      <w:pPr>
+        <w:pStyle w:val="LabNLCode"/>
+      </w:pPr>
+      <w:r>
+        <w:t xml:space="preserve">      &lt;ArticlePreview</w:t>
+      </w:r>
+    </w:p>
+    <w:p>
+      <w:pPr>
+        <w:pStyle w:val="LabNLCode"/>
+      </w:pPr>
+      <w:r>
+        <w:t xml:space="preserve">        v-for="(article, index) in filterIt"</w:t>
+      </w:r>
+    </w:p>
+    <w:p>
+      <w:pPr>
+        <w:pStyle w:val="LabNLCode"/>
+      </w:pPr>
+      <w:r>
+        <w:t xml:space="preserve">        :key="article.title + index"</w:t>
+      </w:r>
+    </w:p>
+    <w:p>
+      <w:pPr>
+        <w:pStyle w:val="LabNLCode"/>
+      </w:pPr>
+      <w:r>
+        <w:t xml:space="preserve">        :style="{ fontSize: articleFontSize + 'em' }"</w:t>
+      </w:r>
+    </w:p>
+    <w:p>
+      <w:pPr>
+        <w:pStyle w:val="LabNLCode"/>
+      </w:pPr>
+      <w:r>
+        <w:t xml:space="preserve">        :article="article"</w:t>
+      </w:r>
+    </w:p>
+    <w:p>
+      <w:pPr>
+        <w:pStyle w:val="LabNLCode"/>
+      </w:pPr>
+      <w:r>
+        <w:t xml:space="preserve">        @enlarge-text="articleFontSize += 0.1"</w:t>
+      </w:r>
+    </w:p>
+    <w:p>
+      <w:pPr>
+        <w:pStyle w:val="LabNLCode"/>
+      </w:pPr>
+      <w:r>
+        <w:t xml:space="preserve">      /&gt;</w:t>
+      </w:r>
+    </w:p>
+    <w:p>
+      <w:pPr>
+        <w:pStyle w:val="LabNLCode"/>
+      </w:pPr>
+      <w:r>
+        <w:t xml:space="preserve">    &lt;/div&gt;</w:t>
+      </w:r>
+    </w:p>
+    <w:p>
+      <w:pPr>
+        <w:pStyle w:val="LabNLCode"/>
+      </w:pPr>
+      <w:r>
+        <w:t xml:space="preserve">  &lt;/div&gt;</w:t>
+      </w:r>
+    </w:p>
+    <w:p>
+      <w:pPr>
+        <w:pStyle w:val="LabNLCode"/>
+      </w:pPr>
+      <w:r>
+        <w:t>&lt;/template&gt;</w:t>
+      </w:r>
+    </w:p>
+    <w:p>
+      <w:pPr>
+        <w:pStyle w:val="LabNL"/>
+      </w:pPr>
+      <w:r>
+        <w:t>Start the development server and view the app in a browser.</w:t>
+      </w:r>
+    </w:p>
+    <w:p>
+      <w:pPr>
+        <w:pStyle w:val="LabNL"/>
+      </w:pPr>
+      <w:r>
+        <w:lastRenderedPageBreak/>
+        <w:t>Open the Vue DevTools and find the Pinia tab. Watch isLoading flip as the request completes, and try editing articles directly from the inspector.</w:t>
+      </w:r>
+    </w:p>
+    <w:p>
+      <w:pPr>
+        <w:pStyle w:val="LabNL"/>
+      </w:pPr>
+      <w:r>
+        <w:t>Challenge: display tags along with each article preview.</w:t>
+      </w:r>
+    </w:p>
+    <w:p>
+      <w:pPr>
+        <w:pStyle w:val="LabNL"/>
+      </w:pPr>
+      <w:r>
+        <w:t>Challenge: populate the Popular Tags box with a list of tags from the currently displayed article previews.</w:t>
+      </w:r>
+    </w:p>
+    <w:p>
+      <w:pPr>
+        <w:pStyle w:val="LabNL"/>
+      </w:pPr>
+      <w:r>
+        <w:t>Challenge: clicking on a tag in the list of popular tags should filter the display of articles.</w:t>
+      </w:r>
+    </w:p>
+    <w:p/>
+    <w:p>
+      <w:pPr>
+        <w:pStyle w:val="Heading1"/>
+      </w:pPr>
+      <w:bookmarkStart w:id="101" w:name="_Toc241675650"/>
+      <w:r>
+        <w:t>Lab 21: Routing</w:t>
+      </w:r>
+      <w:bookmarkEnd w:id="101"/>
+    </w:p>
+    <w:p>
+      <w:r>
+        <w:t>So far, our application only has one screen. In this lab, you’ll start to implement additional routes. Routing in modern JavaScript frameworks works by reacting to changes in the browser address to load or show different views. In reality everything is happening in the same HTML page, but the data and view change. This is what we mean by a Single Page Application (or SPA).</w:t>
+      </w:r>
+    </w:p>
+    <w:p/>
+    <w:p>
+      <w:r>
+        <w:t>In this lab, you’ll install and configure Vue Router, and then create the first two additional routes for this application: Sign In and Sign Up.</w:t>
+      </w:r>
+    </w:p>
+    <w:p/>
+    <w:p>
+      <w:pPr>
+        <w:pStyle w:val="LabNL"/>
+      </w:pPr>
+      <w:r>
+        <w:t>Install vue-router.</w:t>
+      </w:r>
+    </w:p>
+    <w:p>
+      <w:pPr>
+        <w:pStyle w:val="LabNLCode"/>
+      </w:pPr>
+      <w:r>
+        <w:t>npm install vue-router</w:t>
+      </w:r>
+    </w:p>
+    <w:p>
+      <w:pPr>
+        <w:pStyle w:val="LabNL"/>
+      </w:pPr>
+      <w:r>
+        <w:t>Make a new directory in src named router.</w:t>
+      </w:r>
+    </w:p>
+    <w:p>
+      <w:pPr>
+        <w:pStyle w:val="LabNL"/>
+      </w:pPr>
+      <w:r>
+        <w:t>Create a file named index.js inside src/router</w:t>
+      </w:r>
+    </w:p>
+    <w:p>
+      <w:pPr>
+        <w:pStyle w:val="LabNL"/>
+      </w:pPr>
+      <w:r>
+        <w:t>Import the router factory functions. Vue Router 4 and later are created with a function rather than a constructor, and are not installed with Vue.use.</w:t>
+      </w:r>
+    </w:p>
+    <w:p>
+      <w:pPr>
+        <w:pStyle w:val="LabNLCode"/>
+      </w:pPr>
+      <w:r>
+        <w:t>import { createRouter, createWebHistory } from 'vue-router';</w:t>
+      </w:r>
+    </w:p>
+    <w:p>
+      <w:pPr>
+        <w:pStyle w:val="Note"/>
+      </w:pPr>
+      <w:r>
+        <w:t>Note: this is the biggest API change from Vue Router 3. new Router() becomes createRouter(); the mode: 'history' option becomes createWebHistory(); mode: 'hash' becomes createWebHashHistory(); and the catch-all path '*' becomes '/:pathMatch(.*)*'.</w:t>
+      </w:r>
+    </w:p>
+    <w:p>
+      <w:pPr>
+        <w:pStyle w:val="LabNL"/>
+      </w:pPr>
+      <w:r>
+        <w:t>Create and export the router, passing it a history implementation and a routes array.</w:t>
+      </w:r>
+    </w:p>
+    <w:p>
+      <w:pPr>
+        <w:pStyle w:val="LabNLCode"/>
+      </w:pPr>
+      <w:r>
+        <w:t>export default createRouter({</w:t>
+      </w:r>
+    </w:p>
+    <w:p>
+      <w:pPr>
+        <w:pStyle w:val="LabNLCode"/>
+      </w:pPr>
+      <w:r>
+        <w:t xml:space="preserve">  history: createWebHistory(import.meta.env.BASE_URL),</w:t>
+      </w:r>
+    </w:p>
+    <w:p>
+      <w:pPr>
+        <w:pStyle w:val="LabNLCode"/>
+      </w:pPr>
+      <w:r>
+        <w:t xml:space="preserve">  routes: [],</w:t>
+      </w:r>
+    </w:p>
+    <w:p>
+      <w:pPr>
+        <w:pStyle w:val="LabNLCode"/>
+      </w:pPr>
+      <w:r>
+        <w:t>});</w:t>
+      </w:r>
+    </w:p>
+    <w:p>
+      <w:pPr>
+        <w:pStyle w:val="LabNLSub"/>
+      </w:pPr>
+      <w:r>
+        <w:t>createWebHistory uses the HTML5 History API, so URLs have no #. That is why the "/#/" you may have seen in older versions of this app is gone.</w:t>
+      </w:r>
+    </w:p>
+    <w:p>
+      <w:pPr>
+        <w:pStyle w:val="LabNL"/>
+      </w:pPr>
+      <w:r>
+        <w:t>Make the first (default) route. Remember the .vue extension in the dynamic import.</w:t>
+      </w:r>
+    </w:p>
+    <w:p>
+      <w:pPr>
+        <w:pStyle w:val="LabNLCode"/>
+      </w:pPr>
+      <w:r>
+        <w:t xml:space="preserve">  routes: [</w:t>
+      </w:r>
+    </w:p>
+    <w:p>
+      <w:pPr>
+        <w:pStyle w:val="LabNLCode"/>
+      </w:pPr>
+      <w:r>
+        <w:lastRenderedPageBreak/>
+        <w:t xml:space="preserve">    {</w:t>
+      </w:r>
+    </w:p>
+    <w:p>
+      <w:pPr>
+        <w:pStyle w:val="LabNLCode"/>
+      </w:pPr>
+      <w:r>
+        <w:t xml:space="preserve">      name: 'home',</w:t>
+      </w:r>
+    </w:p>
+    <w:p>
+      <w:pPr>
+        <w:pStyle w:val="LabNLCode"/>
+      </w:pPr>
+      <w:r>
+        <w:t xml:space="preserve">      path: '/',</w:t>
+      </w:r>
+    </w:p>
+    <w:p>
+      <w:pPr>
+        <w:pStyle w:val="LabNLCode"/>
+      </w:pPr>
+      <w:r>
+        <w:t xml:space="preserve">      component: () =&gt; import('@/components/Home.vue'),</w:t>
+      </w:r>
+    </w:p>
+    <w:p>
+      <w:pPr>
+        <w:pStyle w:val="LabNLCode"/>
+      </w:pPr>
+      <w:r>
+        <w:t xml:space="preserve">    },</w:t>
+      </w:r>
+    </w:p>
+    <w:p>
+      <w:pPr>
+        <w:pStyle w:val="LabNLCode"/>
+      </w:pPr>
+      <w:r>
+        <w:t xml:space="preserve">  ],</w:t>
+      </w:r>
+    </w:p>
+    <w:p>
+      <w:pPr>
+        <w:pStyle w:val="LabNLSub"/>
+      </w:pPr>
+      <w:r>
+        <w:t>Writing the component as an arrow function that returns an import() makes it a lazily-loaded route: Vite gives that route its own JavaScript chunk, which is not downloaded until the route is visited.</w:t>
+      </w:r>
+    </w:p>
+    <w:p>
+      <w:pPr>
+        <w:pStyle w:val="LabNL"/>
+      </w:pPr>
+      <w:r>
+        <w:t>Import the router module into main.js and install it on the app.</w:t>
+      </w:r>
+    </w:p>
+    <w:p>
+      <w:pPr>
+        <w:pStyle w:val="LabNLCode"/>
+      </w:pPr>
+      <w:r>
+        <w:t>import router from './router';</w:t>
+      </w:r>
+    </w:p>
+    <w:p>
+      <w:pPr>
+        <w:pStyle w:val="LabNLCode"/>
+      </w:pPr>
+    </w:p>
+    <w:p>
+      <w:pPr>
+        <w:pStyle w:val="LabNLCode"/>
+      </w:pPr>
+      <w:r>
+        <w:t>app.use(createPinia());</w:t>
+      </w:r>
+    </w:p>
+    <w:p>
+      <w:pPr>
+        <w:pStyle w:val="LabNLCode"/>
+      </w:pPr>
+      <w:r>
+        <w:t>app.use(router);</w:t>
+      </w:r>
+    </w:p>
+    <w:p>
+      <w:pPr>
+        <w:pStyle w:val="LabNLCode"/>
+      </w:pPr>
+      <w:r>
+        <w:t>app.mount('#app');</w:t>
+      </w:r>
+    </w:p>
+    <w:p>
+      <w:pPr>
+        <w:pStyle w:val="LabNLSub"/>
+      </w:pPr>
+      <w:r>
+        <w:t>Install Pinia before the router, so that navigation guards and route components can reach the stores.</w:t>
+      </w:r>
+    </w:p>
+    <w:p>
+      <w:pPr>
+        <w:pStyle w:val="LabNL"/>
+      </w:pPr>
+      <w:r>
+        <w:t>Open App.vue and replace the &lt;Home /&gt; component with &lt;RouterView /&gt;.</w:t>
+      </w:r>
+    </w:p>
+    <w:p>
+      <w:pPr>
+        <w:pStyle w:val="LabNLCode"/>
+      </w:pPr>
+      <w:r>
+        <w:t>&lt;script setup&gt;</w:t>
+      </w:r>
+    </w:p>
+    <w:p>
+      <w:pPr>
+        <w:pStyle w:val="LabNLCode"/>
+      </w:pPr>
+      <w:r>
+        <w:t>import { RouterView } from 'vue-router';</w:t>
+      </w:r>
+    </w:p>
+    <w:p>
+      <w:pPr>
+        <w:pStyle w:val="LabNLCode"/>
+      </w:pPr>
+    </w:p>
+    <w:p>
+      <w:pPr>
+        <w:pStyle w:val="LabNLCode"/>
+      </w:pPr>
+      <w:r>
+        <w:t>import Header from './components/Header.vue';</w:t>
+      </w:r>
+    </w:p>
+    <w:p>
+      <w:pPr>
+        <w:pStyle w:val="LabNLCode"/>
+      </w:pPr>
+      <w:r>
+        <w:t>import Footer from './components/Footer.vue';</w:t>
+      </w:r>
+    </w:p>
+    <w:p>
+      <w:pPr>
+        <w:pStyle w:val="LabNLCode"/>
+      </w:pPr>
+      <w:r>
+        <w:t>&lt;/script&gt;</w:t>
+      </w:r>
+    </w:p>
+    <w:p>
+      <w:pPr>
+        <w:pStyle w:val="LabNLCode"/>
+      </w:pPr>
+    </w:p>
+    <w:p>
+      <w:pPr>
+        <w:pStyle w:val="LabNLCode"/>
+      </w:pPr>
+      <w:r>
+        <w:t>&lt;template&gt;</w:t>
+      </w:r>
+    </w:p>
+    <w:p>
+      <w:pPr>
+        <w:pStyle w:val="LabNLCode"/>
+      </w:pPr>
+      <w:r>
+        <w:t xml:space="preserve">  &lt;div id="app"&gt;</w:t>
+      </w:r>
+    </w:p>
+    <w:p>
+      <w:pPr>
+        <w:pStyle w:val="LabNLCode"/>
+      </w:pPr>
+      <w:r>
+        <w:t xml:space="preserve">    &lt;Header /&gt;</w:t>
+      </w:r>
+    </w:p>
+    <w:p>
+      <w:pPr>
+        <w:pStyle w:val="LabNLCode"/>
+      </w:pPr>
+      <w:r>
+        <w:t xml:space="preserve">    &lt;RouterView /&gt;</w:t>
+      </w:r>
+    </w:p>
+    <w:p>
+      <w:pPr>
+        <w:pStyle w:val="LabNLCode"/>
+      </w:pPr>
+      <w:r>
+        <w:t xml:space="preserve">    &lt;Footer /&gt;</w:t>
+      </w:r>
+    </w:p>
+    <w:p>
+      <w:pPr>
+        <w:pStyle w:val="LabNLCode"/>
+      </w:pPr>
+      <w:r>
+        <w:t xml:space="preserve">  &lt;/div&gt;</w:t>
+      </w:r>
+    </w:p>
+    <w:p>
+      <w:pPr>
+        <w:pStyle w:val="LabNLCode"/>
+      </w:pPr>
+      <w:r>
+        <w:t>&lt;/template&gt;</w:t>
+      </w:r>
+    </w:p>
+    <w:p>
+      <w:pPr>
+        <w:pStyle w:val="LabNLSub"/>
+      </w:pPr>
+      <w:r>
+        <w:t>app.use(router) does register &lt;RouterView&gt; and &lt;RouterLink&gt; globally, so the import is optional. Importing them explicitly is worth the one line: the editor can then resolve them, and the component says what it depends on.</w:t>
+      </w:r>
+    </w:p>
+    <w:p>
+      <w:pPr>
+        <w:pStyle w:val="LabNL"/>
+      </w:pPr>
+      <w:r>
+        <w:t>Remove the import for Home from App.vue.</w:t>
+      </w:r>
+    </w:p>
+    <w:p>
+      <w:pPr>
+        <w:pStyle w:val="LabNL"/>
+      </w:pPr>
+      <w:r>
+        <w:lastRenderedPageBreak/>
+        <w:t>Run the development server and open the application in your browser. It should work the same as before.</w:t>
+      </w:r>
+    </w:p>
+    <w:p>
+      <w:pPr>
+        <w:pStyle w:val="LabNL"/>
+      </w:pPr>
+      <w:r>
+        <w:t>Open the Header component for editing.</w:t>
+      </w:r>
+    </w:p>
+    <w:p>
+      <w:pPr>
+        <w:pStyle w:val="LabNL"/>
+      </w:pPr>
+      <w:r>
+        <w:t>Find the Sign In link, and replace it with a RouterLink component:</w:t>
+      </w:r>
+    </w:p>
+    <w:p>
+      <w:pPr>
+        <w:pStyle w:val="LabNLCode"/>
+      </w:pPr>
+      <w:r>
+        <w:t>&lt;RouterLink</w:t>
+      </w:r>
+    </w:p>
+    <w:p>
+      <w:pPr>
+        <w:pStyle w:val="LabNLCode"/>
+      </w:pPr>
+      <w:r>
+        <w:t xml:space="preserve">  class="nav-link"</w:t>
+      </w:r>
+    </w:p>
+    <w:p>
+      <w:pPr>
+        <w:pStyle w:val="LabNLCode"/>
+      </w:pPr>
+      <w:r>
+        <w:t xml:space="preserve">  active-class="active"</w:t>
+      </w:r>
+    </w:p>
+    <w:p>
+      <w:pPr>
+        <w:pStyle w:val="LabNLCode"/>
+      </w:pPr>
+      <w:r>
+        <w:t xml:space="preserve">  :to="{ name: 'login' }"</w:t>
+      </w:r>
+    </w:p>
+    <w:p>
+      <w:pPr>
+        <w:pStyle w:val="LabNLCode"/>
+      </w:pPr>
+      <w:r>
+        <w:t>&gt;</w:t>
+      </w:r>
+    </w:p>
+    <w:p>
+      <w:pPr>
+        <w:pStyle w:val="LabNLCode"/>
+      </w:pPr>
+      <w:r>
+        <w:t xml:space="preserve">  Sign in</w:t>
+      </w:r>
+    </w:p>
+    <w:p>
+      <w:pPr>
+        <w:pStyle w:val="LabNLCode"/>
+      </w:pPr>
+      <w:r>
+        <w:t>&lt;/RouterLink&gt;</w:t>
+      </w:r>
+    </w:p>
+    <w:p>
+      <w:pPr>
+        <w:pStyle w:val="Note"/>
+      </w:pPr>
+      <w:r>
+        <w:t>Note: the exact prop that Vue Router 3 needed here is gone. In Vue Router 4 and later, active-class is applied on partial matches and exact-active-class on exact ones, so use exact-active-class if you need the old behaviour.</w:t>
+      </w:r>
+    </w:p>
+    <w:p>
+      <w:pPr>
+        <w:pStyle w:val="LabNL"/>
+      </w:pPr>
+      <w:r>
+        <w:t>View the application in your browser and click on the Sign In link. It won’t work yet, because the login route doesn’t exist.</w:t>
+      </w:r>
+    </w:p>
+    <w:p>
+      <w:pPr>
+        <w:pStyle w:val="LabNL"/>
+      </w:pPr>
+      <w:r>
+        <w:t>Create a new route, in router/index.js, with the name login and the path /login.</w:t>
+      </w:r>
+    </w:p>
+    <w:p>
+      <w:pPr>
+        <w:pStyle w:val="LabNLCode"/>
+      </w:pPr>
+      <w:r>
+        <w:t xml:space="preserve">    {</w:t>
+      </w:r>
+    </w:p>
+    <w:p>
+      <w:pPr>
+        <w:pStyle w:val="LabNLCode"/>
+      </w:pPr>
+      <w:r>
+        <w:t xml:space="preserve">      name: 'login',</w:t>
+      </w:r>
+    </w:p>
+    <w:p>
+      <w:pPr>
+        <w:pStyle w:val="LabNLCode"/>
+      </w:pPr>
+      <w:r>
+        <w:t xml:space="preserve">      path: '/login',</w:t>
+      </w:r>
+    </w:p>
+    <w:p>
+      <w:pPr>
+        <w:pStyle w:val="LabNLCode"/>
+      </w:pPr>
+      <w:r>
+        <w:t xml:space="preserve">      component: () =&gt; import('@/components/Login.vue'),</w:t>
+      </w:r>
+    </w:p>
+    <w:p>
+      <w:pPr>
+        <w:pStyle w:val="LabNLCode"/>
+      </w:pPr>
+      <w:r>
+        <w:t xml:space="preserve">    },</w:t>
+      </w:r>
+    </w:p>
+    <w:p>
+      <w:pPr>
+        <w:pStyle w:val="LabNL"/>
+      </w:pPr>
+      <w:r>
+        <w:t>Make a new component named Login and put a login form in the &lt;template&gt;:</w:t>
+      </w:r>
+    </w:p>
+    <w:p>
+      <w:pPr>
+        <w:pStyle w:val="LabNLCode"/>
+      </w:pPr>
+      <w:r>
+        <w:t>&lt;script setup&gt;</w:t>
+      </w:r>
+    </w:p>
+    <w:p>
+      <w:pPr>
+        <w:pStyle w:val="LabNLCode"/>
+      </w:pPr>
+      <w:r>
+        <w:t>// The form is wired up to the auth store in the next lab.</w:t>
+      </w:r>
+    </w:p>
+    <w:p>
+      <w:pPr>
+        <w:pStyle w:val="LabNLCode"/>
+      </w:pPr>
+      <w:r>
+        <w:t>function onSubmit() {}</w:t>
+      </w:r>
+    </w:p>
+    <w:p>
+      <w:pPr>
+        <w:pStyle w:val="LabNLCode"/>
+      </w:pPr>
+      <w:r>
+        <w:t>&lt;/script&gt;</w:t>
+      </w:r>
+    </w:p>
+    <w:p>
+      <w:pPr>
+        <w:pStyle w:val="LabNLCode"/>
+      </w:pPr>
+    </w:p>
+    <w:p>
+      <w:pPr>
+        <w:pStyle w:val="LabNLCode"/>
+      </w:pPr>
+      <w:r>
+        <w:t>&lt;template&gt;</w:t>
+      </w:r>
+    </w:p>
+    <w:p>
+      <w:pPr>
+        <w:pStyle w:val="LabNLCode"/>
+      </w:pPr>
+      <w:r>
+        <w:t xml:space="preserve">  &lt;div&gt;</w:t>
+      </w:r>
+    </w:p>
+    <w:p>
+      <w:pPr>
+        <w:pStyle w:val="LabNLCode"/>
+      </w:pPr>
+      <w:r>
+        <w:t xml:space="preserve">    &lt;h1&gt;Log In Here&lt;/h1&gt;</w:t>
+      </w:r>
+    </w:p>
+    <w:p>
+      <w:pPr>
+        <w:pStyle w:val="LabNLCode"/>
+      </w:pPr>
+      <w:r>
+        <w:t xml:space="preserve">    &lt;form @submit.prevent="onSubmit"&gt;</w:t>
+      </w:r>
+    </w:p>
+    <w:p>
+      <w:pPr>
+        <w:pStyle w:val="LabNLCode"/>
+      </w:pPr>
+      <w:r>
+        <w:t xml:space="preserve">      &lt;fieldset class="form-group"&gt;</w:t>
+      </w:r>
+    </w:p>
+    <w:p>
+      <w:pPr>
+        <w:pStyle w:val="LabNLCode"/>
+      </w:pPr>
+      <w:r>
+        <w:t xml:space="preserve">        &lt;input</w:t>
+      </w:r>
+    </w:p>
+    <w:p>
+      <w:pPr>
+        <w:pStyle w:val="LabNLCode"/>
+      </w:pPr>
+      <w:r>
+        <w:t xml:space="preserve">          class="form-control form-control-lg"</w:t>
+      </w:r>
+    </w:p>
+    <w:p>
+      <w:pPr>
+        <w:pStyle w:val="LabNLCode"/>
+      </w:pPr>
+      <w:r>
+        <w:t xml:space="preserve">          type="text"</w:t>
+      </w:r>
+    </w:p>
+    <w:p>
+      <w:pPr>
+        <w:pStyle w:val="LabNLCode"/>
+      </w:pPr>
+      <w:r>
+        <w:lastRenderedPageBreak/>
+        <w:t xml:space="preserve">          placeholder="Email"</w:t>
+      </w:r>
+    </w:p>
+    <w:p>
+      <w:pPr>
+        <w:pStyle w:val="LabNLCode"/>
+      </w:pPr>
+      <w:r>
+        <w:t xml:space="preserve">        /&gt;</w:t>
+      </w:r>
+    </w:p>
+    <w:p>
+      <w:pPr>
+        <w:pStyle w:val="LabNLCode"/>
+      </w:pPr>
+      <w:r>
+        <w:t xml:space="preserve">      &lt;/fieldset&gt;</w:t>
+      </w:r>
+    </w:p>
+    <w:p>
+      <w:pPr>
+        <w:pStyle w:val="LabNLCode"/>
+      </w:pPr>
+      <w:r>
+        <w:t xml:space="preserve">      &lt;fieldset class="form-group"&gt;</w:t>
+      </w:r>
+    </w:p>
+    <w:p>
+      <w:pPr>
+        <w:pStyle w:val="LabNLCode"/>
+      </w:pPr>
+      <w:r>
+        <w:t xml:space="preserve">        &lt;input</w:t>
+      </w:r>
+    </w:p>
+    <w:p>
+      <w:pPr>
+        <w:pStyle w:val="LabNLCode"/>
+      </w:pPr>
+      <w:r>
+        <w:t xml:space="preserve">          class="form-control form-control-lg"</w:t>
+      </w:r>
+    </w:p>
+    <w:p>
+      <w:pPr>
+        <w:pStyle w:val="LabNLCode"/>
+      </w:pPr>
+      <w:r>
+        <w:t xml:space="preserve">          type="password"</w:t>
+      </w:r>
+    </w:p>
+    <w:p>
+      <w:pPr>
+        <w:pStyle w:val="LabNLCode"/>
+      </w:pPr>
+      <w:r>
+        <w:t xml:space="preserve">          placeholder="Password"</w:t>
+      </w:r>
+    </w:p>
+    <w:p>
+      <w:pPr>
+        <w:pStyle w:val="LabNLCode"/>
+      </w:pPr>
+      <w:r>
+        <w:t xml:space="preserve">        /&gt;</w:t>
+      </w:r>
+    </w:p>
+    <w:p>
+      <w:pPr>
+        <w:pStyle w:val="LabNLCode"/>
+      </w:pPr>
+      <w:r>
+        <w:t xml:space="preserve">      &lt;/fieldset&gt;</w:t>
+      </w:r>
+    </w:p>
+    <w:p>
+      <w:pPr>
+        <w:pStyle w:val="LabNLCode"/>
+      </w:pPr>
+      <w:r>
+        <w:t xml:space="preserve">      &lt;button class="btn btn-lg btn-primary pull-xs-right"&gt;Sign in&lt;/button&gt;</w:t>
+      </w:r>
+    </w:p>
+    <w:p>
+      <w:pPr>
+        <w:pStyle w:val="LabNLCode"/>
+      </w:pPr>
+      <w:r>
+        <w:t xml:space="preserve">    &lt;/form&gt;</w:t>
+      </w:r>
+    </w:p>
+    <w:p>
+      <w:pPr>
+        <w:pStyle w:val="LabNLCode"/>
+      </w:pPr>
+      <w:r>
+        <w:t xml:space="preserve">  &lt;/div&gt;</w:t>
+      </w:r>
+    </w:p>
+    <w:p>
+      <w:pPr>
+        <w:pStyle w:val="LabNLCode"/>
+      </w:pPr>
+      <w:r>
+        <w:t>&lt;/template&gt;</w:t>
+      </w:r>
+    </w:p>
+    <w:p>
+      <w:pPr>
+        <w:pStyle w:val="LabNL"/>
+      </w:pPr>
+      <w:r>
+        <w:t>Use &lt;RouterLink&gt; to link the logo to the home page.</w:t>
+      </w:r>
+    </w:p>
+    <w:p>
+      <w:pPr>
+        <w:pStyle w:val="LabNLCode"/>
+      </w:pPr>
+      <w:r>
+        <w:t>&lt;RouterLink class="navbar-brand" :to="{ name: 'home' }"&gt;</w:t>
+      </w:r>
+    </w:p>
+    <w:p>
+      <w:pPr>
+        <w:pStyle w:val="LabNLCode"/>
+      </w:pPr>
+      <w:r>
+        <w:t xml:space="preserve">  Logo</w:t>
+      </w:r>
+    </w:p>
+    <w:p>
+      <w:pPr>
+        <w:pStyle w:val="LabNLCode"/>
+      </w:pPr>
+      <w:r>
+        <w:t>&lt;/RouterLink&gt;</w:t>
+      </w:r>
+    </w:p>
+    <w:p>
+      <w:pPr>
+        <w:pStyle w:val="LabNL"/>
+      </w:pPr>
+      <w:r>
+        <w:t>Link the Home navigation link to the home page the same way.</w:t>
+      </w:r>
+    </w:p>
+    <w:p>
+      <w:pPr>
+        <w:pStyle w:val="LabNL"/>
+      </w:pPr>
+      <w:r>
+        <w:t>Challenge: make the Sign Up page and route.</w:t>
+      </w:r>
+    </w:p>
+    <w:p>
+      <w:pPr>
+        <w:pStyle w:val="LabNL"/>
+      </w:pPr>
+      <w:r>
+        <w:t>Challenge: use a &lt;RouterView&gt; inside Home.vue to render a different list (or differently-styled list) of articles when the user clicks a link. HINT: add a children property to the home route and make it an array of route objects.</w:t>
+      </w:r>
+    </w:p>
+    <w:p/>
+    <w:p>
+      <w:pPr>
+        <w:pStyle w:val="Heading1"/>
+      </w:pPr>
+      <w:bookmarkStart w:id="102" w:name="_Toc241675651"/>
+      <w:r>
+        <w:t>Lab 22: AJAX</w:t>
+      </w:r>
+      <w:bookmarkEnd w:id="102"/>
+    </w:p>
+    <w:p>
+      <w:r>
+        <w:t>In this lab, you’ll implement sign up functionality along with login and checking of authorization.</w:t>
+      </w:r>
+    </w:p>
+    <w:p/>
+    <w:p>
+      <w:pPr>
+        <w:pStyle w:val="LabNL"/>
+      </w:pPr>
+      <w:r>
+        <w:t>Copy jwt.service.js and api.service.js from labs/lab22/common into src/common, overwriting your existing api.service.js.</w:t>
+      </w:r>
+    </w:p>
+    <w:p>
+      <w:pPr>
+        <w:pStyle w:val="LabNLSub"/>
+      </w:pPr>
+      <w:r>
+        <w:t>The new api.service.js adds the get, post, put and delete helpers the auth store needs, plus a setHeader() method that attaches the stored token to every subsequent request.</w:t>
+      </w:r>
+    </w:p>
+    <w:p>
+      <w:pPr>
+        <w:pStyle w:val="LabNL"/>
+      </w:pPr>
+      <w:r>
+        <w:t>Copy stores/auth.js from labs/lab22/stores into src/stores.</w:t>
+      </w:r>
+    </w:p>
+    <w:p>
+      <w:pPr>
+        <w:pStyle w:val="LabNL"/>
+      </w:pPr>
+      <w:r>
+        <w:t>Open src/stores/auth.js and read through it. Note the shape:</w:t>
+      </w:r>
+    </w:p>
+    <w:p>
+      <w:pPr>
+        <w:pStyle w:val="LabNLSub"/>
+      </w:pPr>
+      <w:r>
+        <w:lastRenderedPageBreak/>
+        <w:t>state holds errors, user, and isAuthenticated, which is seeded from whatever token is already in localStorage.</w:t>
+      </w:r>
+    </w:p>
+    <w:p>
+      <w:pPr>
+        <w:pStyle w:val="LabNLSub"/>
+      </w:pPr>
+      <w:r>
+        <w:t>setAuth and purgeAuth are ordinary actions. In the Vuex version these were the SET_AUTH and PURGE_AUTH mutations, referred to through string constants in mutations.type.js. Pinia needs neither the constants nor the file.</w:t>
+      </w:r>
+    </w:p>
+    <w:p>
+      <w:pPr>
+        <w:pStyle w:val="LabNLSub"/>
+      </w:pPr>
+      <w:r>
+        <w:t>login, register, checkAuth and updateUser are async actions that call the API and then call setAuth. They store the server’s validation errors on state.errors and re-throw, so the component can decide what to do.</w:t>
+      </w:r>
+    </w:p>
+    <w:p>
+      <w:pPr>
+        <w:pStyle w:val="LabNL"/>
+      </w:pPr>
+      <w:r>
+        <w:t>Delete src/store, along with actions.type.js and mutations.type.js. Nothing imports them any more.</w:t>
+      </w:r>
+    </w:p>
+    <w:p>
+      <w:pPr>
+        <w:pStyle w:val="LabNL"/>
+      </w:pPr>
+      <w:r>
+        <w:t>Copy Login.vue and Register.vue from labs/lab22/components, overwriting your existing Login component.</w:t>
+      </w:r>
+    </w:p>
+    <w:p>
+      <w:pPr>
+        <w:pStyle w:val="LabNL"/>
+      </w:pPr>
+      <w:r>
+        <w:t>Open Login.vue and note how the component talks to the store.</w:t>
+      </w:r>
+    </w:p>
+    <w:p>
+      <w:pPr>
+        <w:pStyle w:val="LabNLCode"/>
+      </w:pPr>
+      <w:r>
+        <w:t>const router = useRouter();</w:t>
+      </w:r>
+    </w:p>
+    <w:p>
+      <w:pPr>
+        <w:pStyle w:val="LabNLCode"/>
+      </w:pPr>
+      <w:r>
+        <w:t>const authStore = useAuthStore();</w:t>
+      </w:r>
+    </w:p>
+    <w:p>
+      <w:pPr>
+        <w:pStyle w:val="LabNLCode"/>
+      </w:pPr>
+      <w:r>
+        <w:t>const { errors } = storeToRefs(authStore);</w:t>
+      </w:r>
+    </w:p>
+    <w:p>
+      <w:pPr>
+        <w:pStyle w:val="LabNLCode"/>
+      </w:pPr>
+    </w:p>
+    <w:p>
+      <w:pPr>
+        <w:pStyle w:val="LabNLCode"/>
+      </w:pPr>
+      <w:r>
+        <w:t>async function onSubmit() {</w:t>
+      </w:r>
+    </w:p>
+    <w:p>
+      <w:pPr>
+        <w:pStyle w:val="LabNLCode"/>
+      </w:pPr>
+      <w:r>
+        <w:t xml:space="preserve">  try {</w:t>
+      </w:r>
+    </w:p>
+    <w:p>
+      <w:pPr>
+        <w:pStyle w:val="LabNLCode"/>
+      </w:pPr>
+      <w:r>
+        <w:t xml:space="preserve">    await authStore.login({ email: email.value, password: password.value });</w:t>
+      </w:r>
+    </w:p>
+    <w:p>
+      <w:pPr>
+        <w:pStyle w:val="LabNLCode"/>
+      </w:pPr>
+      <w:r>
+        <w:t xml:space="preserve">    router.push({ name: 'home' });</w:t>
+      </w:r>
+    </w:p>
+    <w:p>
+      <w:pPr>
+        <w:pStyle w:val="LabNLCode"/>
+      </w:pPr>
+      <w:r>
+        <w:t xml:space="preserve">  } catch {</w:t>
+      </w:r>
+    </w:p>
+    <w:p>
+      <w:pPr>
+        <w:pStyle w:val="LabNLCode"/>
+      </w:pPr>
+      <w:r>
+        <w:t xml:space="preserve">    // Errors are surfaced through the store's `errors` state.</w:t>
+      </w:r>
+    </w:p>
+    <w:p>
+      <w:pPr>
+        <w:pStyle w:val="LabNLCode"/>
+      </w:pPr>
+      <w:r>
+        <w:t xml:space="preserve">  }</w:t>
       </w:r>
     </w:p>
     <w:p>
@@ -11569,55 +13671,117 @@
     </w:p>
     <w:p>
       <w:pPr>
+        <w:pStyle w:val="Note"/>
+      </w:pPr>
+      <w:r>
+        <w:t>Note: inside &lt;script setup&gt; there is no this, so this.$router and this.$store are not available. useRouter() and the store’s own use-function are the Composition API equivalents. useRoute() gives you the current route object.</w:t>
+      </w:r>
+    </w:p>
+    <w:p>
+      <w:pPr>
+        <w:pStyle w:val="LabNL"/>
+      </w:pPr>
+      <w:r>
+        <w:t>Add the register route to router/index.js, pointing at Register.vue.</w:t>
+      </w:r>
+    </w:p>
+    <w:p>
+      <w:pPr>
+        <w:pStyle w:val="LabNL"/>
+      </w:pPr>
+      <w:r>
+        <w:t>Test it out by registering and then by logging in.</w:t>
+      </w:r>
+    </w:p>
+    <w:p>
+      <w:pPr>
+        <w:pStyle w:val="LabNL"/>
+      </w:pPr>
+      <w:r>
+        <w:t>Import the auth store and storeToRefs into Home.vue</w:t>
+      </w:r>
+    </w:p>
+    <w:p>
+      <w:pPr>
+        <w:pStyle w:val="LabNLCode"/>
+      </w:pPr>
+      <w:r>
+        <w:t>import { storeToRefs } from 'pinia';</w:t>
+      </w:r>
+    </w:p>
+    <w:p>
+      <w:pPr>
+        <w:pStyle w:val="LabNLCode"/>
+      </w:pPr>
+    </w:p>
+    <w:p>
+      <w:pPr>
+        <w:pStyle w:val="LabNLCode"/>
+      </w:pPr>
+      <w:r>
+        <w:t>import { useAuthStore } from '@/stores/auth';</w:t>
+      </w:r>
+    </w:p>
+    <w:p>
+      <w:pPr>
+        <w:pStyle w:val="LabNLCode"/>
+      </w:pPr>
+    </w:p>
+    <w:p>
+      <w:pPr>
+        <w:pStyle w:val="LabNLCode"/>
+      </w:pPr>
+      <w:r>
+        <w:t>const { isAuthenticated } = storeToRefs(useAuthStore());</w:t>
+      </w:r>
+    </w:p>
+    <w:p>
+      <w:pPr>
         <w:pStyle w:val="LabNLSub"/>
       </w:pPr>
       <w:r>
-        <w:t>Note that articles arrives as a ref, so the composable reads it through .value and stays reactive to changes made by the caller.</w:t>
-      </w:r>
-    </w:p>
-    <w:p>
-      <w:pPr>
-        <w:pStyle w:val="LabNL"/>
-      </w:pPr>
-      <w:r>
-        <w:t>Use the composable in ArticleList.vue, and delete the local searchDetails ref and filterIt computed property.</w:t>
-      </w:r>
-    </w:p>
-    <w:p>
-      <w:pPr>
-        <w:pStyle w:val="LabNLCode"/>
-      </w:pPr>
-      <w:r>
-        <w:t>import { useArticleFilter } from '../composables/useArticleFilter';</w:t>
-      </w:r>
-    </w:p>
-    <w:p>
-      <w:pPr>
-        <w:pStyle w:val="LabNLCode"/>
-      </w:pPr>
-    </w:p>
-    <w:p>
-      <w:pPr>
-        <w:pStyle w:val="LabNLCode"/>
-      </w:pPr>
-      <w:r>
-        <w:t>const { searchDetails, filterIt } = useArticleFilter(articles);</w:t>
-      </w:r>
-    </w:p>
-    <w:p>
-      <w:pPr>
-        <w:pStyle w:val="LabNL"/>
-      </w:pPr>
-      <w:r>
-        <w:t>Confirm the filter still works in the browser.</w:t>
-      </w:r>
-    </w:p>
-    <w:p>
-      <w:pPr>
-        <w:pStyle w:val="LabNL"/>
-      </w:pPr>
-      <w:r>
-        <w:t>Challenge: implement filtering of the tags in the right column, reusing the same composable.</w:t>
+        <w:lastRenderedPageBreak/>
+        <w:t>The Vuex version used ...mapGetters(['isAuthenticated']) inside a computed option. storeToRefs is the direct replacement, and it works on state as well as getters.</w:t>
+      </w:r>
+    </w:p>
+    <w:p>
+      <w:pPr>
+        <w:pStyle w:val="LabNL"/>
+      </w:pPr>
+      <w:r>
+        <w:t>Use isAuthenticated in Home.vue to conditionally show a logged-in user message in the sidebar.</w:t>
+      </w:r>
+    </w:p>
+    <w:p>
+      <w:pPr>
+        <w:pStyle w:val="LabNLCode"/>
+      </w:pPr>
+      <w:r>
+        <w:t>&lt;p v-if="isAuthenticated"&gt;Welcome, authenticated user&lt;/p&gt;</w:t>
+      </w:r>
+    </w:p>
+    <w:p>
+      <w:pPr>
+        <w:pStyle w:val="Note"/>
+      </w:pPr>
+      <w:r>
+        <w:t>Note: the Vue 2 version of these components displayed errors with a filter — {{ v | error }}. Filters were removed in Vue 3. Use a method, a computed property, or an inline expression instead; Login.vue joins the array of messages inline.</w:t>
+      </w:r>
+    </w:p>
+    <w:p>
+      <w:pPr>
+        <w:pStyle w:val="LabNL"/>
+      </w:pPr>
+      <w:r>
+        <w:t>Challenge: display a logout button instead of the Login and Sign Up buttons when a user is logged in.</w:t>
+      </w:r>
+    </w:p>
+    <w:p>
+      <w:pPr>
+        <w:pStyle w:val="LabNL"/>
+      </w:pPr>
+      <w:r>
+        <w:t>Challenge: call the auth store’s checkAuth() action when the app starts, so a returning user with a valid token is logged straight back in.</w:t>
       </w:r>
     </w:p>
     <w:p/>
@@ -11625,15 +13789,32 @@
       <w:pPr>
         <w:pStyle w:val="Heading1"/>
       </w:pPr>
-      <w:bookmarkStart w:id="92" w:name="_Toc241675649"/>
-      <w:r>
-        <w:t>Lab 20: Implementing Pinia</w:t>
-      </w:r>
-      <w:bookmarkEnd w:id="92"/>
-    </w:p>
-    <w:p>
-      <w:r>
-        <w:t>In this lab, you’ll convert the Conduit application to use a centralized store with Pinia.</w:t>
+      <w:bookmarkStart w:id="103" w:name="_Toc241675652"/>
+      <w:r>
+        <w:t>Lab 23: Testing with Vitest</w:t>
+      </w:r>
+      <w:bookmarkEnd w:id="103"/>
+    </w:p>
+    <w:p>
+      <w:r>
+        <w:t>If you run the unit tests in your project now, you’ll see that the test on Home.vue fails. Home.vue now depends on the router and on a Pinia store, and neither exists inside a bare mount(). In this lab, you’ll learn how to provide them.</w:t>
+      </w:r>
+    </w:p>
+    <w:p/>
+    <w:p>
+      <w:pPr>
+        <w:pStyle w:val="LabNL"/>
+      </w:pPr>
+      <w:r>
+        <w:t>Run npm run test and read the failure carefully. The message names the injection that could not be resolved.</w:t>
+      </w:r>
+    </w:p>
+    <w:p>
+      <w:pPr>
+        <w:pStyle w:val="LabNL"/>
+      </w:pPr>
+      <w:r>
+        <w:t>Visit https://test-utils.vuejs.org/guide/ and read about the global.plugins mounting option.</w:t>
       </w:r>
     </w:p>
     <w:p>
@@ -11641,2351 +13822,310 @@
         <w:pStyle w:val="Note"/>
       </w:pPr>
       <w:r>
-        <w:t>Note: earlier versions of this course used Vuex. Vuex is now in maintenance mode and Pinia is the officially recommended store for Vue. The concepts carry over almost one for one — state and getters keep their names, and actions absorb what Vuex split between actions and mutations. Pinia has no mutations at all: an action assigns to state directly. It also drops the string action-type constants and the dispatch/commit indirection, so a store method is called like an ordinary function and can be type-checked and jumped to in an editor.</w:t>
-      </w:r>
-    </w:p>
-    <w:p>
-      <w:pPr>
-        <w:pStyle w:val="LabNL"/>
+        <w:t>Note: Vue Test Utils 1 used createLocalVue() to install plugins without polluting the global Vue. Vue 3 apps are already isolated, so createLocalVue is gone — plugins are passed per-mount through global.plugins.</w:t>
+      </w:r>
+    </w:p>
+    <w:p>
+      <w:pPr>
+        <w:pStyle w:val="LabNL"/>
+      </w:pPr>
+      <w:r>
+        <w:t>Open tests/components/Home.spec.js and create a router for the test.</w:t>
+      </w:r>
+    </w:p>
+    <w:p>
+      <w:pPr>
+        <w:pStyle w:val="LabNLCode"/>
+      </w:pPr>
+      <w:r>
+        <w:t>import { createRouter, createWebHistory } from 'vue-router';</w:t>
+      </w:r>
+    </w:p>
+    <w:p>
+      <w:pPr>
+        <w:pStyle w:val="LabNLCode"/>
+      </w:pPr>
+    </w:p>
+    <w:p>
+      <w:pPr>
+        <w:pStyle w:val="LabNLCode"/>
+      </w:pPr>
+      <w:r>
+        <w:t>const router = createRouter({</w:t>
+      </w:r>
+    </w:p>
+    <w:p>
+      <w:pPr>
+        <w:pStyle w:val="LabNLCode"/>
+      </w:pPr>
+      <w:r>
+        <w:t xml:space="preserve">  history: createWebHistory(),</w:t>
+      </w:r>
+    </w:p>
+    <w:p>
+      <w:pPr>
+        <w:pStyle w:val="LabNLCode"/>
+      </w:pPr>
+      <w:r>
+        <w:t xml:space="preserve">  routes: [</w:t>
+      </w:r>
+    </w:p>
+    <w:p>
+      <w:pPr>
+        <w:pStyle w:val="LabNLCode"/>
+      </w:pPr>
+      <w:r>
+        <w:t xml:space="preserve">    { name: 'home', path: '/', component: { template: '&lt;div /&gt;' } },</w:t>
+      </w:r>
+    </w:p>
+    <w:p>
+      <w:pPr>
+        <w:pStyle w:val="LabNLCode"/>
+      </w:pPr>
+      <w:r>
+        <w:t xml:space="preserve">  ],</w:t>
+      </w:r>
+    </w:p>
+    <w:p>
+      <w:pPr>
+        <w:pStyle w:val="LabNLCode"/>
+      </w:pPr>
+      <w:r>
+        <w:t>});</w:t>
+      </w:r>
+    </w:p>
+    <w:p>
+      <w:pPr>
+        <w:pStyle w:val="LabNL"/>
+      </w:pPr>
+      <w:r>
+        <w:t>Create a fresh Pinia instance before each test.</w:t>
+      </w:r>
+    </w:p>
+    <w:p>
+      <w:pPr>
+        <w:pStyle w:val="LabNLCode"/>
+      </w:pPr>
+      <w:r>
+        <w:t>import { createPinia, setActivePinia } from 'pinia';</w:t>
+      </w:r>
+    </w:p>
+    <w:p>
+      <w:pPr>
+        <w:pStyle w:val="LabNLCode"/>
+      </w:pPr>
+    </w:p>
+    <w:p>
+      <w:pPr>
+        <w:pStyle w:val="LabNLCode"/>
+      </w:pPr>
+      <w:r>
+        <w:t>let pinia;</w:t>
+      </w:r>
+    </w:p>
+    <w:p>
+      <w:pPr>
+        <w:pStyle w:val="LabNLCode"/>
+      </w:pPr>
+    </w:p>
+    <w:p>
+      <w:pPr>
+        <w:pStyle w:val="LabNLCode"/>
+      </w:pPr>
+      <w:r>
+        <w:t>beforeEach(() =&gt; {</w:t>
+      </w:r>
+    </w:p>
+    <w:p>
+      <w:pPr>
+        <w:pStyle w:val="LabNLCode"/>
+      </w:pPr>
+      <w:r>
+        <w:t xml:space="preserve">  pinia = createPinia();</w:t>
+      </w:r>
+    </w:p>
+    <w:p>
+      <w:pPr>
+        <w:pStyle w:val="LabNLCode"/>
+      </w:pPr>
+      <w:r>
+        <w:t xml:space="preserve">  setActivePinia(pinia);</w:t>
+      </w:r>
+    </w:p>
+    <w:p>
+      <w:pPr>
+        <w:pStyle w:val="LabNLCode"/>
+      </w:pPr>
+      <w:r>
+        <w:t>});</w:t>
+      </w:r>
+    </w:p>
+    <w:p>
+      <w:pPr>
+        <w:pStyle w:val="LabNLSub"/>
+      </w:pPr>
+      <w:r>
+        <w:t>Creating the Pinia instance per test keeps store state from leaking from one test into the next.</w:t>
+      </w:r>
+    </w:p>
+    <w:p>
+      <w:pPr>
+        <w:pStyle w:val="LabNL"/>
+      </w:pPr>
+      <w:r>
+        <w:t>Pass both plugins when you mount the component.</w:t>
+      </w:r>
+    </w:p>
+    <w:p>
+      <w:pPr>
+        <w:pStyle w:val="LabNLCode"/>
+      </w:pPr>
+      <w:r>
+        <w:t>const createWrapper = () =</w:t>
+      </w:r>
+    </w:p>
+    <w:p>
+      <w:pPr>
+        <w:pStyle w:val="LabNLCode"/>
+      </w:pPr>
+      <w:r>
+        <w:t xml:space="preserve">  shallowMount(Home, { global: { plugins: [pinia, router] } });</w:t>
+      </w:r>
+    </w:p>
+    <w:p>
+      <w:pPr>
+        <w:pStyle w:val="LabNLSub"/>
+      </w:pPr>
+      <w:r>
+        <w:t>shallowMount stubs out child components, so GlobalFeed never mounts and no HTTP request is made from the test.</w:t>
+      </w:r>
+    </w:p>
+    <w:p>
+      <w:pPr>
+        <w:pStyle w:val="LabNL"/>
+      </w:pPr>
+      <w:r>
+        <w:t>Run npm run test again and confirm every test passes.</w:t>
+      </w:r>
+    </w:p>
+    <w:p>
+      <w:pPr>
+        <w:pStyle w:val="LabNL"/>
+      </w:pPr>
+      <w:r>
+        <w:t>Challenge: write a test for the auth store itself. A Pinia store can be tested without mounting any component — call useAuthStore() after setActivePinia() and assert on its state.</w:t>
+      </w:r>
+    </w:p>
+    <w:p>
+      <w:pPr>
+        <w:pStyle w:val="LabNL"/>
+      </w:pPr>
+      <w:r>
+        <w:t>Challenge: use vi.mock() to fake the api.service module so the store test never touches the network.</w:t>
+      </w:r>
+    </w:p>
+    <w:p/>
+    <w:p>
+      <w:pPr>
+        <w:pStyle w:val="Heading1"/>
+      </w:pPr>
+      <w:bookmarkStart w:id="104" w:name="_Toc241675653"/>
+      <w:r>
+        <w:t>Lab 24: Transitions and Animations</w:t>
+      </w:r>
+      <w:bookmarkEnd w:id="104"/>
+    </w:p>
+    <w:p>
+      <w:r>
+        <w:t>Vue’s built-in &lt;Transition&gt; component applies CSS classes at each stage of an element entering or leaving the DOM, so you can animate it with plain CSS.</w:t>
+      </w:r>
+    </w:p>
+    <w:p>
+      <w:pPr>
+        <w:pStyle w:val="Note"/>
+      </w:pPr>
+      <w:r>
+        <w:t>Note: the class names changed in Vue 3. What Vue 2 called v-enter and v-leave-to are now v-enter-from and v-leave-to, and the starting class for a leave transition is v-leave-from. If you copy an example from an old blog post and nothing animates, this is usually why.</w:t>
+      </w:r>
+    </w:p>
+    <w:p>
+      <w:pPr>
+        <w:pStyle w:val="LabNL"/>
+      </w:pPr>
+      <w:r>
+        <w:t>Add a Remove From Feed icon (maybe a trash can) to each article.</w:t>
+      </w:r>
+    </w:p>
+    <w:p>
+      <w:pPr>
+        <w:pStyle w:val="LabNL"/>
+      </w:pPr>
+      <w:r>
+        <w:t>When clicked, it should remove the article from the feed.</w:t>
+      </w:r>
+    </w:p>
+    <w:p>
+      <w:pPr>
+        <w:pStyle w:val="LabNL"/>
+      </w:pPr>
+      <w:r>
+        <w:t>Wrap the list in a &lt;TransitionGroup&gt; and animate articles as they leave.</w:t>
+      </w:r>
+    </w:p>
+    <w:p>
+      <w:pPr>
+        <w:pStyle w:val="LabNLCode"/>
+      </w:pPr>
+      <w:r>
+        <w:t>&lt;TransitionGroup name="article" tag="div"&gt;</w:t>
+      </w:r>
+    </w:p>
+    <w:p>
+      <w:pPr>
+        <w:pStyle w:val="LabNLCode"/>
+      </w:pPr>
+      <w:r>
+        <w:t xml:space="preserve">  &lt;ArticlePreview</w:t>
+      </w:r>
+    </w:p>
+    <w:p>
+      <w:pPr>
+        <w:pStyle w:val="LabNLCode"/>
+      </w:pPr>
+      <w:r>
+        <w:t xml:space="preserve">    v-for="(article, index) in filterIt"</w:t>
+      </w:r>
+    </w:p>
+    <w:p>
+      <w:pPr>
+        <w:pStyle w:val="LabNLCode"/>
+      </w:pPr>
+      <w:r>
+        <w:t xml:space="preserve">    :key="article.slug"</w:t>
+      </w:r>
+    </w:p>
+    <w:p>
+      <w:pPr>
+        <w:pStyle w:val="LabNLCode"/>
+      </w:pPr>
+      <w:r>
+        <w:t xml:space="preserve">    :article="article"</w:t>
+      </w:r>
+    </w:p>
+    <w:p>
+      <w:pPr>
+        <w:pStyle w:val="LabNLCode"/>
+      </w:pPr>
+      <w:r>
+        <w:t xml:space="preserve">  /&gt;</w:t>
+      </w:r>
+    </w:p>
+    <w:p>
+      <w:pPr>
+        <w:pStyle w:val="LabNLCode"/>
       </w:pPr>
       <w:r>
         <w:lastRenderedPageBreak/>
-        <w:t>Install Pinia.</w:t>
-      </w:r>
-    </w:p>
-    <w:p>
-      <w:pPr>
-        <w:pStyle w:val="LabNLCode"/>
-      </w:pPr>
-      <w:r>
-        <w:t>npm install pinia</w:t>
-      </w:r>
-    </w:p>
-    <w:p>
-      <w:pPr>
-        <w:pStyle w:val="LabNL"/>
-      </w:pPr>
-      <w:r>
-        <w:t>Import createPinia in main.js and install it on the app.</w:t>
-      </w:r>
-    </w:p>
-    <w:p>
-      <w:pPr>
-        <w:pStyle w:val="LabNLCode"/>
-      </w:pPr>
-      <w:r>
-        <w:t>import { createApp } from 'vue';</w:t>
-      </w:r>
-    </w:p>
-    <w:p>
-      <w:pPr>
-        <w:pStyle w:val="LabNLCode"/>
-      </w:pPr>
-      <w:r>
-        <w:t>import { createPinia } from 'pinia';</w:t>
-      </w:r>
-    </w:p>
-    <w:p>
-      <w:pPr>
-        <w:pStyle w:val="LabNLCode"/>
-      </w:pPr>
-    </w:p>
-    <w:p>
-      <w:pPr>
-        <w:pStyle w:val="LabNLCode"/>
-      </w:pPr>
-      <w:r>
-        <w:t>const app = createApp(App);</w:t>
-      </w:r>
-    </w:p>
-    <w:p>
-      <w:pPr>
-        <w:pStyle w:val="LabNLCode"/>
-      </w:pPr>
-    </w:p>
-    <w:p>
-      <w:pPr>
-        <w:pStyle w:val="LabNLCode"/>
-      </w:pPr>
-      <w:r>
-        <w:t>app.use(createPinia());</w:t>
-      </w:r>
-    </w:p>
-    <w:p>
-      <w:pPr>
-        <w:pStyle w:val="LabNLCode"/>
-      </w:pPr>
-      <w:r>
-        <w:t>app.mount('#app');</w:t>
-      </w:r>
-    </w:p>
-    <w:p>
-      <w:pPr>
-        <w:pStyle w:val="LabNLSub"/>
-      </w:pPr>
-      <w:r>
-        <w:t>Unlike a Vuex store, a Pinia instance holds no state of its own. Each store is defined in its own file and registers itself the first time it is used.</w:t>
-      </w:r>
-    </w:p>
-    <w:p>
-      <w:pPr>
-        <w:pStyle w:val="LabNL"/>
-      </w:pPr>
-      <w:r>
-        <w:t>Make a new directory in src named stores.</w:t>
-      </w:r>
-    </w:p>
-    <w:p>
-      <w:pPr>
-        <w:pStyle w:val="LabNL"/>
-      </w:pPr>
-      <w:r>
-        <w:t>Make a new file, home.js, inside stores.</w:t>
-      </w:r>
-    </w:p>
-    <w:p>
-      <w:pPr>
-        <w:pStyle w:val="LabNL"/>
-      </w:pPr>
-      <w:r>
-        <w:t>Make a new API service in api.service.js called ArticlesService.</w:t>
-      </w:r>
-    </w:p>
-    <w:p>
-      <w:pPr>
-        <w:pStyle w:val="LabNLCode"/>
-      </w:pPr>
-      <w:r>
-        <w:t>export const ArticlesService = {</w:t>
-      </w:r>
-    </w:p>
-    <w:p>
-      <w:pPr>
-        <w:pStyle w:val="LabNLCode"/>
-      </w:pPr>
-      <w:r>
-        <w:t xml:space="preserve">  query(type, params) {</w:t>
-      </w:r>
-    </w:p>
-    <w:p>
-      <w:pPr>
-        <w:pStyle w:val="LabNLCode"/>
-      </w:pPr>
-      <w:r>
-        <w:t xml:space="preserve">    return ApiService.query(`articles${type === 'feed' ? '/feed' : ''}`, {</w:t>
-      </w:r>
-    </w:p>
-    <w:p>
-      <w:pPr>
-        <w:pStyle w:val="LabNLCode"/>
-      </w:pPr>
-      <w:r>
-        <w:t xml:space="preserve">      params,</w:t>
-      </w:r>
-    </w:p>
-    <w:p>
-      <w:pPr>
-        <w:pStyle w:val="LabNLCode"/>
-      </w:pPr>
-      <w:r>
-        <w:t xml:space="preserve">    });</w:t>
-      </w:r>
-    </w:p>
-    <w:p>
-      <w:pPr>
-        <w:pStyle w:val="LabNLCode"/>
-      </w:pPr>
-      <w:r>
-        <w:t xml:space="preserve">  },</w:t>
-      </w:r>
-    </w:p>
-    <w:p>
-      <w:pPr>
-        <w:pStyle w:val="LabNLCode"/>
-      </w:pPr>
-      <w:r>
-        <w:t>};</w:t>
-      </w:r>
-    </w:p>
-    <w:p>
-      <w:pPr>
-        <w:pStyle w:val="LabNL"/>
-      </w:pPr>
-      <w:r>
-        <w:t>Import defineStore and ArticlesService into stores/home.js</w:t>
-      </w:r>
-    </w:p>
-    <w:p>
-      <w:pPr>
-        <w:pStyle w:val="LabNLCode"/>
-      </w:pPr>
-      <w:r>
-        <w:t>import { defineStore } from 'pinia';</w:t>
-      </w:r>
-    </w:p>
-    <w:p>
-      <w:pPr>
-        <w:pStyle w:val="LabNLCode"/>
-      </w:pPr>
-    </w:p>
-    <w:p>
-      <w:pPr>
-        <w:pStyle w:val="LabNLCode"/>
-      </w:pPr>
-      <w:r>
-        <w:t>import { ArticlesService } from '@/common/api.service';</w:t>
-      </w:r>
-    </w:p>
-    <w:p>
-      <w:pPr>
-        <w:pStyle w:val="LabNL"/>
-      </w:pPr>
-      <w:r>
-        <w:t>Define and export the store. The first argument is a unique id; it is what the Vue DevTools label the store with.</w:t>
-      </w:r>
-    </w:p>
-    <w:p>
-      <w:pPr>
-        <w:pStyle w:val="LabNLCode"/>
-      </w:pPr>
-      <w:r>
-        <w:t>export const useHomeStore = defineStore('home', {</w:t>
-      </w:r>
-    </w:p>
-    <w:p>
-      <w:pPr>
-        <w:pStyle w:val="LabNLCode"/>
-      </w:pPr>
-      <w:r>
-        <w:t>});</w:t>
-      </w:r>
-    </w:p>
-    <w:p>
-      <w:pPr>
-        <w:pStyle w:val="LabNL"/>
-      </w:pPr>
-      <w:r>
-        <w:t>Add the state. As in a component, state is a function that returns a fresh object.</w:t>
-      </w:r>
-    </w:p>
-    <w:p>
-      <w:pPr>
-        <w:pStyle w:val="LabNLCode"/>
-      </w:pPr>
-      <w:r>
-        <w:t xml:space="preserve">  state: () =&gt; ({</w:t>
-      </w:r>
-    </w:p>
-    <w:p>
-      <w:pPr>
-        <w:pStyle w:val="LabNLCode"/>
-      </w:pPr>
-      <w:r>
-        <w:t xml:space="preserve">    tags: [],</w:t>
-      </w:r>
-    </w:p>
-    <w:p>
-      <w:pPr>
-        <w:pStyle w:val="LabNLCode"/>
-      </w:pPr>
-      <w:r>
-        <w:t xml:space="preserve">    articles: [],</w:t>
-      </w:r>
-    </w:p>
-    <w:p>
-      <w:pPr>
-        <w:pStyle w:val="LabNLCode"/>
-      </w:pPr>
-      <w:r>
-        <w:t xml:space="preserve">    isLoading: true,</w:t>
-      </w:r>
-    </w:p>
-    <w:p>
-      <w:pPr>
-        <w:pStyle w:val="LabNLCode"/>
-      </w:pPr>
-      <w:r>
-        <w:lastRenderedPageBreak/>
-        <w:t xml:space="preserve">    articlesCount: 0,</w:t>
-      </w:r>
-    </w:p>
-    <w:p>
-      <w:pPr>
-        <w:pStyle w:val="LabNLCode"/>
-      </w:pPr>
-      <w:r>
-        <w:t xml:space="preserve">  }),</w:t>
-      </w:r>
-    </w:p>
-    <w:p>
-      <w:pPr>
-        <w:pStyle w:val="LabNLSub"/>
-      </w:pPr>
-      <w:r>
-        <w:t>The Vuex version of this store also declared getters called articles, isLoading, articlesCount and tags that just returned the matching piece of state. In Pinia, state is exposed on the store directly, so those pass-through getters are unnecessary. Keep getters for values you actually derive.</w:t>
-      </w:r>
-    </w:p>
-    <w:p>
-      <w:pPr>
-        <w:pStyle w:val="LabNL"/>
-      </w:pPr>
-      <w:r>
-        <w:t>Add the actions. An action can be async, and assigns to state through this — there is no commit and no mutation to write.</w:t>
-      </w:r>
-    </w:p>
-    <w:p>
-      <w:pPr>
-        <w:pStyle w:val="LabNLCode"/>
-      </w:pPr>
-      <w:r>
-        <w:t xml:space="preserve">  actions: {</w:t>
-      </w:r>
-    </w:p>
-    <w:p>
-      <w:pPr>
-        <w:pStyle w:val="LabNLCode"/>
-      </w:pPr>
-      <w:r>
-        <w:t xml:space="preserve">    async fetchArticles(params = {}) {</w:t>
-      </w:r>
-    </w:p>
-    <w:p>
-      <w:pPr>
-        <w:pStyle w:val="LabNLCode"/>
-      </w:pPr>
-      <w:r>
-        <w:t xml:space="preserve">      this.isLoading = true;</w:t>
-      </w:r>
-    </w:p>
-    <w:p>
-      <w:pPr>
-        <w:pStyle w:val="LabNLCode"/>
-      </w:pPr>
-    </w:p>
-    <w:p>
-      <w:pPr>
-        <w:pStyle w:val="LabNLCode"/>
-      </w:pPr>
-      <w:r>
-        <w:t xml:space="preserve">      try {</w:t>
-      </w:r>
-    </w:p>
-    <w:p>
-      <w:pPr>
-        <w:pStyle w:val="LabNLCode"/>
-      </w:pPr>
-      <w:r>
-        <w:t xml:space="preserve">        const { data } = await ArticlesService.query(</w:t>
-      </w:r>
-    </w:p>
-    <w:p>
-      <w:pPr>
-        <w:pStyle w:val="LabNLCode"/>
-      </w:pPr>
-      <w:r>
-        <w:t xml:space="preserve">          params.type,</w:t>
-      </w:r>
-    </w:p>
-    <w:p>
-      <w:pPr>
-        <w:pStyle w:val="LabNLCode"/>
-      </w:pPr>
-      <w:r>
-        <w:t xml:space="preserve">          params.filters,</w:t>
-      </w:r>
-    </w:p>
-    <w:p>
-      <w:pPr>
-        <w:pStyle w:val="LabNLCode"/>
-      </w:pPr>
-      <w:r>
-        <w:t xml:space="preserve">        );</w:t>
-      </w:r>
-    </w:p>
-    <w:p>
-      <w:pPr>
-        <w:pStyle w:val="LabNLCode"/>
-      </w:pPr>
-    </w:p>
-    <w:p>
-      <w:pPr>
-        <w:pStyle w:val="LabNLCode"/>
-      </w:pPr>
-      <w:r>
-        <w:t xml:space="preserve">        this.articles = data.articles;</w:t>
-      </w:r>
-    </w:p>
-    <w:p>
-      <w:pPr>
-        <w:pStyle w:val="LabNLCode"/>
-      </w:pPr>
-      <w:r>
-        <w:t xml:space="preserve">        this.articlesCount = data.articlesCount;</w:t>
-      </w:r>
-    </w:p>
-    <w:p>
-      <w:pPr>
-        <w:pStyle w:val="LabNLCode"/>
-      </w:pPr>
-      <w:r>
-        <w:t xml:space="preserve">      } finally {</w:t>
-      </w:r>
-    </w:p>
-    <w:p>
-      <w:pPr>
-        <w:pStyle w:val="LabNLCode"/>
-      </w:pPr>
-      <w:r>
-        <w:t xml:space="preserve">        this.isLoading = false;</w:t>
-      </w:r>
-    </w:p>
-    <w:p>
-      <w:pPr>
-        <w:pStyle w:val="LabNLCode"/>
-      </w:pPr>
-      <w:r>
-        <w:t xml:space="preserve">      }</w:t>
-      </w:r>
-    </w:p>
-    <w:p>
-      <w:pPr>
-        <w:pStyle w:val="LabNLCode"/>
-      </w:pPr>
-      <w:r>
-        <w:t xml:space="preserve">    },</w:t>
-      </w:r>
-    </w:p>
-    <w:p>
-      <w:pPr>
-        <w:pStyle w:val="LabNLCode"/>
-      </w:pPr>
-      <w:r>
-        <w:t xml:space="preserve">  },</w:t>
-      </w:r>
-    </w:p>
-    <w:p>
-      <w:pPr>
-        <w:pStyle w:val="LabNLSub"/>
-      </w:pPr>
-      <w:r>
-        <w:t>The finally block guarantees the loading flag is cleared even if the request fails, which the Vuex version did not do.</w:t>
-      </w:r>
-    </w:p>
-    <w:p>
-      <w:pPr>
-        <w:pStyle w:val="LabNL"/>
-      </w:pPr>
-      <w:r>
-        <w:t>Add two more actions, setTags and updateArticleInList, replacing the mutations of the same names.</w:t>
-      </w:r>
-    </w:p>
-    <w:p>
-      <w:pPr>
-        <w:pStyle w:val="LabNLCode"/>
-      </w:pPr>
-      <w:r>
-        <w:t xml:space="preserve">    setTags(tags) {</w:t>
-      </w:r>
-    </w:p>
-    <w:p>
-      <w:pPr>
-        <w:pStyle w:val="LabNLCode"/>
-      </w:pPr>
-      <w:r>
-        <w:t xml:space="preserve">      this.tags = tags;</w:t>
-      </w:r>
-    </w:p>
-    <w:p>
-      <w:pPr>
-        <w:pStyle w:val="LabNLCode"/>
-      </w:pPr>
-      <w:r>
-        <w:t xml:space="preserve">    },</w:t>
-      </w:r>
-    </w:p>
-    <w:p>
-      <w:pPr>
-        <w:pStyle w:val="LabNLCode"/>
-      </w:pPr>
-    </w:p>
-    <w:p>
-      <w:pPr>
-        <w:pStyle w:val="LabNLCode"/>
-      </w:pPr>
-      <w:r>
-        <w:t xml:space="preserve">    updateArticleInList(data) {</w:t>
-      </w:r>
-    </w:p>
-    <w:p>
-      <w:pPr>
-        <w:pStyle w:val="LabNLCode"/>
-      </w:pPr>
-      <w:r>
-        <w:t xml:space="preserve">      this.articles = this.articles.map((article) =&gt;</w:t>
-      </w:r>
-    </w:p>
-    <w:p>
-      <w:pPr>
-        <w:pStyle w:val="LabNLCode"/>
-      </w:pPr>
-      <w:r>
-        <w:t xml:space="preserve">        article.slug === data.slug</w:t>
-      </w:r>
-    </w:p>
-    <w:p>
-      <w:pPr>
-        <w:pStyle w:val="LabNLCode"/>
-      </w:pPr>
-      <w:r>
-        <w:lastRenderedPageBreak/>
-        <w:t xml:space="preserve">          ? {</w:t>
-      </w:r>
-    </w:p>
-    <w:p>
-      <w:pPr>
-        <w:pStyle w:val="LabNLCode"/>
-      </w:pPr>
-      <w:r>
-        <w:t xml:space="preserve">              ...article,</w:t>
-      </w:r>
-    </w:p>
-    <w:p>
-      <w:pPr>
-        <w:pStyle w:val="LabNLCode"/>
-      </w:pPr>
-      <w:r>
-        <w:t xml:space="preserve">              favorited: data.favorited,</w:t>
-      </w:r>
-    </w:p>
-    <w:p>
-      <w:pPr>
-        <w:pStyle w:val="LabNLCode"/>
-      </w:pPr>
-      <w:r>
-        <w:t xml:space="preserve">              favoritesCount: data.favoritesCount,</w:t>
-      </w:r>
-    </w:p>
-    <w:p>
-      <w:pPr>
-        <w:pStyle w:val="LabNLCode"/>
-      </w:pPr>
-      <w:r>
-        <w:t xml:space="preserve">            }</w:t>
-      </w:r>
-    </w:p>
-    <w:p>
-      <w:pPr>
-        <w:pStyle w:val="LabNLCode"/>
-      </w:pPr>
-      <w:r>
-        <w:t xml:space="preserve">          : article,</w:t>
-      </w:r>
-    </w:p>
-    <w:p>
-      <w:pPr>
-        <w:pStyle w:val="LabNLCode"/>
-      </w:pPr>
-      <w:r>
-        <w:t xml:space="preserve">      );</w:t>
-      </w:r>
-    </w:p>
-    <w:p>
-      <w:pPr>
-        <w:pStyle w:val="LabNLCode"/>
-      </w:pPr>
-      <w:r>
-        <w:t xml:space="preserve">    },</w:t>
-      </w:r>
-    </w:p>
-    <w:p>
-      <w:pPr>
-        <w:pStyle w:val="LabNL"/>
-      </w:pPr>
-      <w:r>
-        <w:t>Import the store and storeToRefs into ArticleList.vue</w:t>
-      </w:r>
-    </w:p>
-    <w:p>
-      <w:pPr>
-        <w:pStyle w:val="LabNLCode"/>
-      </w:pPr>
-      <w:r>
-        <w:t>import { storeToRefs } from 'pinia';</w:t>
-      </w:r>
-    </w:p>
-    <w:p>
-      <w:pPr>
-        <w:pStyle w:val="LabNLCode"/>
-      </w:pPr>
-    </w:p>
-    <w:p>
-      <w:pPr>
-        <w:pStyle w:val="LabNLCode"/>
-      </w:pPr>
-      <w:r>
-        <w:t>import { useHomeStore } from '../stores/home';</w:t>
-      </w:r>
-    </w:p>
-    <w:p>
-      <w:pPr>
-        <w:pStyle w:val="LabNL"/>
-      </w:pPr>
-      <w:r>
-        <w:t>Call the store’s composable and pull out the pieces you need.</w:t>
-      </w:r>
-    </w:p>
-    <w:p>
-      <w:pPr>
-        <w:pStyle w:val="LabNLCode"/>
-      </w:pPr>
-      <w:r>
-        <w:t>const homeStore = useHomeStore();</w:t>
-      </w:r>
-    </w:p>
-    <w:p>
-      <w:pPr>
-        <w:pStyle w:val="LabNLCode"/>
-      </w:pPr>
-      <w:r>
-        <w:t>const { articles, isLoading } = storeToRefs(homeStore);</w:t>
-      </w:r>
-    </w:p>
-    <w:p>
-      <w:pPr>
-        <w:pStyle w:val="Note"/>
-      </w:pPr>
-      <w:r>
-        <w:t>Note: a Pinia store is a reactive object, so destructuring it directly would break reactivity — you would copy the values out and never see an update. storeToRefs converts state and getters into refs that keep tracking. Actions are plain functions and can be destructured normally, or called on the store as we do below.</w:t>
-      </w:r>
-    </w:p>
-    <w:p>
-      <w:pPr>
-        <w:pStyle w:val="LabNL"/>
-      </w:pPr>
-      <w:r>
-        <w:t>Remove the local articles ref from ArticleList.vue — the store owns that state now.</w:t>
-      </w:r>
-    </w:p>
-    <w:p>
-      <w:pPr>
-        <w:pStyle w:val="LabNL"/>
-      </w:pPr>
-      <w:r>
-        <w:t>Change the onMounted hook to call the store action.</w:t>
-      </w:r>
-    </w:p>
-    <w:p>
-      <w:pPr>
-        <w:pStyle w:val="LabNLCode"/>
-      </w:pPr>
-      <w:r>
-        <w:t>onMounted(() =&gt; {</w:t>
-      </w:r>
-    </w:p>
-    <w:p>
-      <w:pPr>
-        <w:pStyle w:val="LabNLCode"/>
-      </w:pPr>
-      <w:r>
-        <w:t xml:space="preserve">  homeStore.fetchArticles({ type: 'all' });</w:t>
-      </w:r>
-    </w:p>
-    <w:p>
-      <w:pPr>
-        <w:pStyle w:val="LabNLCode"/>
-      </w:pPr>
-      <w:r>
-        <w:t>});</w:t>
-      </w:r>
-    </w:p>
-    <w:p>
-      <w:pPr>
-        <w:pStyle w:val="LabNLSub"/>
-      </w:pPr>
-      <w:r>
-        <w:t>Compare that with the Vuex version, which read this.$store.dispatch(FETCH_ARTICLES, this.listConfig) and needed a string constant and a computed property to build the payload.</w:t>
-      </w:r>
-    </w:p>
-    <w:p>
-      <w:pPr>
-        <w:pStyle w:val="LabNL"/>
-      </w:pPr>
-      <w:r>
-        <w:t>Add a v-if directive to the ArticleList template to hide the list until the request has finished.</w:t>
-      </w:r>
-    </w:p>
-    <w:p>
-      <w:pPr>
-        <w:pStyle w:val="LabNLCode"/>
-      </w:pPr>
-      <w:r>
-        <w:t>&lt;template&gt;</w:t>
-      </w:r>
-    </w:p>
-    <w:p>
-      <w:pPr>
-        <w:pStyle w:val="LabNLCode"/>
-      </w:pPr>
-      <w:r>
-        <w:t xml:space="preserve">  &lt;div&gt;</w:t>
-      </w:r>
-    </w:p>
-    <w:p>
-      <w:pPr>
-        <w:pStyle w:val="LabNLCode"/>
-      </w:pPr>
-      <w:r>
-        <w:t xml:space="preserve">    &lt;div v-if="isLoading" class="article-preview"&gt;Loading articles...&lt;/div&gt;</w:t>
-      </w:r>
-    </w:p>
-    <w:p>
-      <w:pPr>
-        <w:pStyle w:val="LabNLCode"/>
-      </w:pPr>
-      <w:r>
-        <w:t xml:space="preserve">    &lt;div v-else&gt;</w:t>
-      </w:r>
-    </w:p>
-    <w:p>
-      <w:pPr>
-        <w:pStyle w:val="LabNLCode"/>
-      </w:pPr>
-      <w:r>
-        <w:t xml:space="preserve">      &lt;input</w:t>
-      </w:r>
-    </w:p>
-    <w:p>
-      <w:pPr>
-        <w:pStyle w:val="LabNLCode"/>
-      </w:pPr>
-      <w:r>
-        <w:t xml:space="preserve">        v-model="searchDetails"</w:t>
-      </w:r>
-    </w:p>
-    <w:p>
-      <w:pPr>
-        <w:pStyle w:val="LabNLCode"/>
-      </w:pPr>
-      <w:r>
-        <w:lastRenderedPageBreak/>
-        <w:t xml:space="preserve">        class="form-control"</w:t>
-      </w:r>
-    </w:p>
-    <w:p>
-      <w:pPr>
-        <w:pStyle w:val="LabNLCode"/>
-      </w:pPr>
-      <w:r>
-        <w:t xml:space="preserve">        placeholder="filter articles"</w:t>
-      </w:r>
-    </w:p>
-    <w:p>
-      <w:pPr>
-        <w:pStyle w:val="LabNLCode"/>
-      </w:pPr>
-      <w:r>
-        <w:t xml:space="preserve">      /&gt;</w:t>
-      </w:r>
-    </w:p>
-    <w:p>
-      <w:pPr>
-        <w:pStyle w:val="LabNLCode"/>
-      </w:pPr>
-      <w:r>
-        <w:t xml:space="preserve">      &lt;div v-if="articles.length === 0" class="article-preview"&gt;</w:t>
-      </w:r>
-    </w:p>
-    <w:p>
-      <w:pPr>
-        <w:pStyle w:val="LabNLCode"/>
-      </w:pPr>
-      <w:r>
-        <w:t xml:space="preserve">        No articles are here... yet.</w:t>
-      </w:r>
-    </w:p>
-    <w:p>
-      <w:pPr>
-        <w:pStyle w:val="LabNLCode"/>
-      </w:pPr>
-      <w:r>
-        <w:t xml:space="preserve">      &lt;/div&gt;</w:t>
-      </w:r>
-    </w:p>
-    <w:p>
-      <w:pPr>
-        <w:pStyle w:val="LabNLCode"/>
-      </w:pPr>
-      <w:r>
-        <w:t xml:space="preserve">      &lt;ArticlePreview</w:t>
-      </w:r>
-    </w:p>
-    <w:p>
-      <w:pPr>
-        <w:pStyle w:val="LabNLCode"/>
-      </w:pPr>
-      <w:r>
-        <w:t xml:space="preserve">        v-for="(article, index) in filterIt"</w:t>
-      </w:r>
-    </w:p>
-    <w:p>
-      <w:pPr>
-        <w:pStyle w:val="LabNLCode"/>
-      </w:pPr>
-      <w:r>
-        <w:t xml:space="preserve">        :key="article.title + index"</w:t>
-      </w:r>
-    </w:p>
-    <w:p>
-      <w:pPr>
-        <w:pStyle w:val="LabNLCode"/>
-      </w:pPr>
-      <w:r>
-        <w:t xml:space="preserve">        :style="{ fontSize: articleFontSize + 'em' }"</w:t>
-      </w:r>
-    </w:p>
-    <w:p>
-      <w:pPr>
-        <w:pStyle w:val="LabNLCode"/>
-      </w:pPr>
-      <w:r>
-        <w:t xml:space="preserve">        :article="article"</w:t>
-      </w:r>
-    </w:p>
-    <w:p>
-      <w:pPr>
-        <w:pStyle w:val="LabNLCode"/>
-      </w:pPr>
-      <w:r>
-        <w:t xml:space="preserve">        @enlarge-text="articleFontSize += 0.1"</w:t>
-      </w:r>
-    </w:p>
-    <w:p>
-      <w:pPr>
-        <w:pStyle w:val="LabNLCode"/>
-      </w:pPr>
-      <w:r>
-        <w:t xml:space="preserve">      /&gt;</w:t>
-      </w:r>
-    </w:p>
-    <w:p>
-      <w:pPr>
-        <w:pStyle w:val="LabNLCode"/>
-      </w:pPr>
-      <w:r>
-        <w:t xml:space="preserve">    &lt;/div&gt;</w:t>
-      </w:r>
-    </w:p>
-    <w:p>
-      <w:pPr>
-        <w:pStyle w:val="LabNLCode"/>
-      </w:pPr>
-      <w:r>
-        <w:t xml:space="preserve">  &lt;/div&gt;</w:t>
-      </w:r>
-    </w:p>
-    <w:p>
-      <w:pPr>
-        <w:pStyle w:val="LabNLCode"/>
-      </w:pPr>
-      <w:r>
-        <w:t>&lt;/template&gt;</w:t>
-      </w:r>
-    </w:p>
-    <w:p>
-      <w:pPr>
-        <w:pStyle w:val="LabNL"/>
-      </w:pPr>
-      <w:r>
-        <w:t>Start the development server and view the app in a browser.</w:t>
-      </w:r>
-    </w:p>
-    <w:p>
-      <w:pPr>
-        <w:pStyle w:val="LabNL"/>
-      </w:pPr>
-      <w:r>
-        <w:t>Open the Vue DevTools and find the Pinia tab. Watch isLoading flip as the request completes, and try editing articles directly from the inspector.</w:t>
-      </w:r>
-    </w:p>
-    <w:p>
-      <w:pPr>
-        <w:pStyle w:val="LabNL"/>
-      </w:pPr>
-      <w:r>
-        <w:t>Challenge: display tags along with each article preview.</w:t>
-      </w:r>
-    </w:p>
-    <w:p>
-      <w:pPr>
-        <w:pStyle w:val="LabNL"/>
-      </w:pPr>
-      <w:r>
-        <w:t>Challenge: populate the Popular Tags box with a list of tags from the currently displayed article previews.</w:t>
-      </w:r>
-    </w:p>
-    <w:p>
-      <w:pPr>
-        <w:pStyle w:val="LabNL"/>
-      </w:pPr>
-      <w:r>
-        <w:t>Challenge: clicking on a tag in the list of popular tags should filter the display of articles.</w:t>
-      </w:r>
-    </w:p>
-    <w:p/>
-    <w:p>
-      <w:pPr>
-        <w:pStyle w:val="Heading1"/>
-      </w:pPr>
-      <w:bookmarkStart w:id="93" w:name="_Toc241675650"/>
-      <w:r>
-        <w:t>Lab 21: Routing</w:t>
-      </w:r>
-      <w:bookmarkEnd w:id="93"/>
-    </w:p>
-    <w:p>
-      <w:r>
-        <w:t>So far, our application only has one screen. In this lab, you’ll start to implement additional routes. Routing in modern JavaScript frameworks works by reacting to changes in the browser address to load or show different views. In reality everything is happening in the same HTML page, but the data and view change. This is what we mean by a Single Page Application (or SPA).</w:t>
-      </w:r>
-    </w:p>
-    <w:p/>
-    <w:p>
-      <w:r>
-        <w:t>In this lab, you’ll install and configure Vue Router, and then create the first two additional routes for this application: Sign In and Sign Up.</w:t>
-      </w:r>
-    </w:p>
-    <w:p/>
-    <w:p>
-      <w:pPr>
-        <w:pStyle w:val="LabNL"/>
-      </w:pPr>
-      <w:r>
-        <w:t>Install vue-router.</w:t>
-      </w:r>
-    </w:p>
-    <w:p>
-      <w:pPr>
-        <w:pStyle w:val="LabNLCode"/>
-      </w:pPr>
-      <w:r>
-        <w:t>npm install vue-router</w:t>
-      </w:r>
-    </w:p>
-    <w:p>
-      <w:pPr>
-        <w:pStyle w:val="LabNL"/>
-      </w:pPr>
-      <w:r>
-        <w:lastRenderedPageBreak/>
-        <w:t>Make a new directory in src named router.</w:t>
-      </w:r>
-    </w:p>
-    <w:p>
-      <w:pPr>
-        <w:pStyle w:val="LabNL"/>
-      </w:pPr>
-      <w:r>
-        <w:t>Create a file named index.js inside src/router</w:t>
-      </w:r>
-    </w:p>
-    <w:p>
-      <w:pPr>
-        <w:pStyle w:val="LabNL"/>
-      </w:pPr>
-      <w:r>
-        <w:t>Import the router factory functions. Vue Router 4 and later are created with a function rather than a constructor, and are not installed with Vue.use.</w:t>
-      </w:r>
-    </w:p>
-    <w:p>
-      <w:pPr>
-        <w:pStyle w:val="LabNLCode"/>
-      </w:pPr>
-      <w:r>
-        <w:t>import { createRouter, createWebHistory } from 'vue-router';</w:t>
-      </w:r>
-    </w:p>
-    <w:p>
-      <w:pPr>
-        <w:pStyle w:val="Note"/>
-      </w:pPr>
-      <w:r>
-        <w:t>Note: this is the biggest API change from Vue Router 3. new Router() becomes createRouter(); the mode: 'history' option becomes createWebHistory(); mode: 'hash' becomes createWebHashHistory(); and the catch-all path '*' becomes '/:pathMatch(.*)*'.</w:t>
-      </w:r>
-    </w:p>
-    <w:p>
-      <w:pPr>
-        <w:pStyle w:val="LabNL"/>
-      </w:pPr>
-      <w:r>
-        <w:t>Create and export the router, passing it a history implementation and a routes array.</w:t>
-      </w:r>
-    </w:p>
-    <w:p>
-      <w:pPr>
-        <w:pStyle w:val="LabNLCode"/>
-      </w:pPr>
-      <w:r>
-        <w:t>export default createRouter({</w:t>
-      </w:r>
-    </w:p>
-    <w:p>
-      <w:pPr>
-        <w:pStyle w:val="LabNLCode"/>
-      </w:pPr>
-      <w:r>
-        <w:t xml:space="preserve">  history: createWebHistory(import.meta.env.BASE_URL),</w:t>
-      </w:r>
-    </w:p>
-    <w:p>
-      <w:pPr>
-        <w:pStyle w:val="LabNLCode"/>
-      </w:pPr>
-      <w:r>
-        <w:t xml:space="preserve">  routes: [],</w:t>
-      </w:r>
-    </w:p>
-    <w:p>
-      <w:pPr>
-        <w:pStyle w:val="LabNLCode"/>
-      </w:pPr>
-      <w:r>
-        <w:t>});</w:t>
-      </w:r>
-    </w:p>
-    <w:p>
-      <w:pPr>
-        <w:pStyle w:val="LabNLSub"/>
-      </w:pPr>
-      <w:r>
-        <w:t>createWebHistory uses the HTML5 History API, so URLs have no #. That is why the "/#/" you may have seen in older versions of this app is gone.</w:t>
-      </w:r>
-    </w:p>
-    <w:p>
-      <w:pPr>
-        <w:pStyle w:val="LabNL"/>
-      </w:pPr>
-      <w:r>
-        <w:t>Make the first (default) route. Remember the .vue extension in the dynamic import.</w:t>
-      </w:r>
-    </w:p>
-    <w:p>
-      <w:pPr>
-        <w:pStyle w:val="LabNLCode"/>
-      </w:pPr>
-      <w:r>
-        <w:t xml:space="preserve">  routes: [</w:t>
-      </w:r>
-    </w:p>
-    <w:p>
-      <w:pPr>
-        <w:pStyle w:val="LabNLCode"/>
-      </w:pPr>
-      <w:r>
-        <w:t xml:space="preserve">    {</w:t>
-      </w:r>
-    </w:p>
-    <w:p>
-      <w:pPr>
-        <w:pStyle w:val="LabNLCode"/>
-      </w:pPr>
-      <w:r>
-        <w:t xml:space="preserve">      name: 'home',</w:t>
-      </w:r>
-    </w:p>
-    <w:p>
-      <w:pPr>
-        <w:pStyle w:val="LabNLCode"/>
-      </w:pPr>
-      <w:r>
-        <w:t xml:space="preserve">      path: '/',</w:t>
-      </w:r>
-    </w:p>
-    <w:p>
-      <w:pPr>
-        <w:pStyle w:val="LabNLCode"/>
-      </w:pPr>
-      <w:r>
-        <w:t xml:space="preserve">      component: () =&gt; import('@/components/Home.vue'),</w:t>
-      </w:r>
-    </w:p>
-    <w:p>
-      <w:pPr>
-        <w:pStyle w:val="LabNLCode"/>
-      </w:pPr>
-      <w:r>
-        <w:t xml:space="preserve">    },</w:t>
-      </w:r>
-    </w:p>
-    <w:p>
-      <w:pPr>
-        <w:pStyle w:val="LabNLCode"/>
-      </w:pPr>
-      <w:r>
-        <w:t xml:space="preserve">  ],</w:t>
-      </w:r>
-    </w:p>
-    <w:p>
-      <w:pPr>
-        <w:pStyle w:val="LabNLSub"/>
-      </w:pPr>
-      <w:r>
-        <w:t>Writing the component as an arrow function that returns an import() makes it a lazily-loaded route: Vite gives that route its own JavaScript chunk, which is not downloaded until the route is visited.</w:t>
-      </w:r>
-    </w:p>
-    <w:p>
-      <w:pPr>
-        <w:pStyle w:val="LabNL"/>
-      </w:pPr>
-      <w:r>
-        <w:t>Import the router module into main.js and install it on the app.</w:t>
-      </w:r>
-    </w:p>
-    <w:p>
-      <w:pPr>
-        <w:pStyle w:val="LabNLCode"/>
-      </w:pPr>
-      <w:r>
-        <w:t>import router from './router';</w:t>
-      </w:r>
-    </w:p>
-    <w:p>
-      <w:pPr>
-        <w:pStyle w:val="LabNLCode"/>
-      </w:pPr>
-    </w:p>
-    <w:p>
-      <w:pPr>
-        <w:pStyle w:val="LabNLCode"/>
-      </w:pPr>
-      <w:r>
-        <w:t>app.use(createPinia());</w:t>
-      </w:r>
-    </w:p>
-    <w:p>
-      <w:pPr>
-        <w:pStyle w:val="LabNLCode"/>
-      </w:pPr>
-      <w:r>
-        <w:t>app.use(router);</w:t>
-      </w:r>
-    </w:p>
-    <w:p>
-      <w:pPr>
-        <w:pStyle w:val="LabNLCode"/>
-      </w:pPr>
-      <w:r>
-        <w:t>app.mount('#app');</w:t>
-      </w:r>
-    </w:p>
-    <w:p>
-      <w:pPr>
-        <w:pStyle w:val="LabNLSub"/>
-      </w:pPr>
-      <w:r>
-        <w:t>Install Pinia before the router, so that navigation guards and route components can reach the stores.</w:t>
-      </w:r>
-    </w:p>
-    <w:p>
-      <w:pPr>
-        <w:pStyle w:val="LabNL"/>
-      </w:pPr>
-      <w:r>
-        <w:t>Open App.vue and replace the &lt;Home /&gt; component with &lt;RouterView /&gt;.</w:t>
-      </w:r>
-    </w:p>
-    <w:p>
-      <w:pPr>
-        <w:pStyle w:val="LabNLCode"/>
-      </w:pPr>
-      <w:r>
-        <w:lastRenderedPageBreak/>
-        <w:t>&lt;script setup&gt;</w:t>
-      </w:r>
-    </w:p>
-    <w:p>
-      <w:pPr>
-        <w:pStyle w:val="LabNLCode"/>
-      </w:pPr>
-      <w:r>
-        <w:t>import { RouterView } from 'vue-router';</w:t>
-      </w:r>
-    </w:p>
-    <w:p>
-      <w:pPr>
-        <w:pStyle w:val="LabNLCode"/>
-      </w:pPr>
-    </w:p>
-    <w:p>
-      <w:pPr>
-        <w:pStyle w:val="LabNLCode"/>
-      </w:pPr>
-      <w:r>
-        <w:t>import Header from './components/Header.vue';</w:t>
-      </w:r>
-    </w:p>
-    <w:p>
-      <w:pPr>
-        <w:pStyle w:val="LabNLCode"/>
-      </w:pPr>
-      <w:r>
-        <w:t>import Footer from './components/Footer.vue';</w:t>
-      </w:r>
-    </w:p>
-    <w:p>
-      <w:pPr>
-        <w:pStyle w:val="LabNLCode"/>
-      </w:pPr>
-      <w:r>
-        <w:t>&lt;/script&gt;</w:t>
-      </w:r>
-    </w:p>
-    <w:p>
-      <w:pPr>
-        <w:pStyle w:val="LabNLCode"/>
-      </w:pPr>
-    </w:p>
-    <w:p>
-      <w:pPr>
-        <w:pStyle w:val="LabNLCode"/>
-      </w:pPr>
-      <w:r>
-        <w:t>&lt;template&gt;</w:t>
-      </w:r>
-    </w:p>
-    <w:p>
-      <w:pPr>
-        <w:pStyle w:val="LabNLCode"/>
-      </w:pPr>
-      <w:r>
-        <w:t xml:space="preserve">  &lt;div id="app"&gt;</w:t>
-      </w:r>
-    </w:p>
-    <w:p>
-      <w:pPr>
-        <w:pStyle w:val="LabNLCode"/>
-      </w:pPr>
-      <w:r>
-        <w:t xml:space="preserve">    &lt;Header /&gt;</w:t>
-      </w:r>
-    </w:p>
-    <w:p>
-      <w:pPr>
-        <w:pStyle w:val="LabNLCode"/>
-      </w:pPr>
-      <w:r>
-        <w:t xml:space="preserve">    &lt;RouterView /&gt;</w:t>
-      </w:r>
-    </w:p>
-    <w:p>
-      <w:pPr>
-        <w:pStyle w:val="LabNLCode"/>
-      </w:pPr>
-      <w:r>
-        <w:t xml:space="preserve">    &lt;Footer /&gt;</w:t>
-      </w:r>
-    </w:p>
-    <w:p>
-      <w:pPr>
-        <w:pStyle w:val="LabNLCode"/>
-      </w:pPr>
-      <w:r>
-        <w:t xml:space="preserve">  &lt;/div&gt;</w:t>
-      </w:r>
-    </w:p>
-    <w:p>
-      <w:pPr>
-        <w:pStyle w:val="LabNLCode"/>
-      </w:pPr>
-      <w:r>
-        <w:t>&lt;/template&gt;</w:t>
-      </w:r>
-    </w:p>
-    <w:p>
-      <w:pPr>
-        <w:pStyle w:val="LabNLSub"/>
-      </w:pPr>
-      <w:r>
-        <w:t>app.use(router) does register &lt;RouterView&gt; and &lt;RouterLink&gt; globally, so the import is optional. Importing them explicitly is worth the one line: the editor can then resolve them, and the component says what it depends on.</w:t>
-      </w:r>
-    </w:p>
-    <w:p>
-      <w:pPr>
-        <w:pStyle w:val="LabNL"/>
-      </w:pPr>
-      <w:r>
-        <w:t>Remove the import for Home from App.vue.</w:t>
-      </w:r>
-    </w:p>
-    <w:p>
-      <w:pPr>
-        <w:pStyle w:val="LabNL"/>
-      </w:pPr>
-      <w:r>
-        <w:t>Run the development server and open the application in your browser. It should work the same as before.</w:t>
-      </w:r>
-    </w:p>
-    <w:p>
-      <w:pPr>
-        <w:pStyle w:val="LabNL"/>
-      </w:pPr>
-      <w:r>
-        <w:t>Open the Header component for editing.</w:t>
-      </w:r>
-    </w:p>
-    <w:p>
-      <w:pPr>
-        <w:pStyle w:val="LabNL"/>
-      </w:pPr>
-      <w:r>
-        <w:t>Find the Sign In link, and replace it with a RouterLink component:</w:t>
-      </w:r>
-    </w:p>
-    <w:p>
-      <w:pPr>
-        <w:pStyle w:val="LabNLCode"/>
-      </w:pPr>
-      <w:r>
-        <w:t>&lt;RouterLink</w:t>
-      </w:r>
-    </w:p>
-    <w:p>
-      <w:pPr>
-        <w:pStyle w:val="LabNLCode"/>
-      </w:pPr>
-      <w:r>
-        <w:t xml:space="preserve">  class="nav-link"</w:t>
-      </w:r>
-    </w:p>
-    <w:p>
-      <w:pPr>
-        <w:pStyle w:val="LabNLCode"/>
-      </w:pPr>
-      <w:r>
-        <w:t xml:space="preserve">  active-class="active"</w:t>
-      </w:r>
-    </w:p>
-    <w:p>
-      <w:pPr>
-        <w:pStyle w:val="LabNLCode"/>
-      </w:pPr>
-      <w:r>
-        <w:t xml:space="preserve">  :to="{ name: 'login' }"</w:t>
-      </w:r>
-    </w:p>
-    <w:p>
-      <w:pPr>
-        <w:pStyle w:val="LabNLCode"/>
-      </w:pPr>
-      <w:r>
-        <w:t>&gt;</w:t>
-      </w:r>
-    </w:p>
-    <w:p>
-      <w:pPr>
-        <w:pStyle w:val="LabNLCode"/>
-      </w:pPr>
-      <w:r>
-        <w:t xml:space="preserve">  Sign in</w:t>
-      </w:r>
-    </w:p>
-    <w:p>
-      <w:pPr>
-        <w:pStyle w:val="LabNLCode"/>
-      </w:pPr>
-      <w:r>
-        <w:t>&lt;/RouterLink&gt;</w:t>
-      </w:r>
-    </w:p>
-    <w:p>
-      <w:pPr>
-        <w:pStyle w:val="Note"/>
-      </w:pPr>
-      <w:r>
-        <w:t>Note: the exact prop that Vue Router 3 needed here is gone. In Vue Router 4 and later, active-class is applied on partial matches and exact-active-class on exact ones, so use exact-active-class if you need the old behaviour.</w:t>
-      </w:r>
-    </w:p>
-    <w:p>
-      <w:pPr>
-        <w:pStyle w:val="LabNL"/>
-      </w:pPr>
-      <w:r>
-        <w:t>View the application in your browser and click on the Sign In link. It won’t work yet, because the login route doesn’t exist.</w:t>
-      </w:r>
-    </w:p>
-    <w:p>
-      <w:pPr>
-        <w:pStyle w:val="LabNL"/>
-      </w:pPr>
-      <w:r>
-        <w:t>Create a new route, in router/index.js, with the name login and the path /login.</w:t>
-      </w:r>
-    </w:p>
-    <w:p>
-      <w:pPr>
-        <w:pStyle w:val="LabNLCode"/>
-      </w:pPr>
-      <w:r>
-        <w:t xml:space="preserve">    {</w:t>
-      </w:r>
-    </w:p>
-    <w:p>
-      <w:pPr>
-        <w:pStyle w:val="LabNLCode"/>
-      </w:pPr>
-      <w:r>
-        <w:t xml:space="preserve">      name: 'login',</w:t>
-      </w:r>
-    </w:p>
-    <w:p>
-      <w:pPr>
-        <w:pStyle w:val="LabNLCode"/>
-      </w:pPr>
-      <w:r>
-        <w:lastRenderedPageBreak/>
-        <w:t xml:space="preserve">      path: '/login',</w:t>
-      </w:r>
-    </w:p>
-    <w:p>
-      <w:pPr>
-        <w:pStyle w:val="LabNLCode"/>
-      </w:pPr>
-      <w:r>
-        <w:t xml:space="preserve">      component: () =&gt; import('@/components/Login.vue'),</w:t>
-      </w:r>
-    </w:p>
-    <w:p>
-      <w:pPr>
-        <w:pStyle w:val="LabNLCode"/>
-      </w:pPr>
-      <w:r>
-        <w:t xml:space="preserve">    },</w:t>
-      </w:r>
-    </w:p>
-    <w:p>
-      <w:pPr>
-        <w:pStyle w:val="LabNL"/>
-      </w:pPr>
-      <w:r>
-        <w:t>Make a new component named Login and put a login form in the &lt;template&gt;:</w:t>
-      </w:r>
-    </w:p>
-    <w:p>
-      <w:pPr>
-        <w:pStyle w:val="LabNLCode"/>
-      </w:pPr>
-      <w:r>
-        <w:t>&lt;script setup&gt;</w:t>
-      </w:r>
-    </w:p>
-    <w:p>
-      <w:pPr>
-        <w:pStyle w:val="LabNLCode"/>
-      </w:pPr>
-      <w:r>
-        <w:t>// The form is wired up to the auth store in the next lab.</w:t>
-      </w:r>
-    </w:p>
-    <w:p>
-      <w:pPr>
-        <w:pStyle w:val="LabNLCode"/>
-      </w:pPr>
-      <w:r>
-        <w:t>function onSubmit() {}</w:t>
-      </w:r>
-    </w:p>
-    <w:p>
-      <w:pPr>
-        <w:pStyle w:val="LabNLCode"/>
-      </w:pPr>
-      <w:r>
-        <w:t>&lt;/script&gt;</w:t>
-      </w:r>
-    </w:p>
-    <w:p>
-      <w:pPr>
-        <w:pStyle w:val="LabNLCode"/>
-      </w:pPr>
-    </w:p>
-    <w:p>
-      <w:pPr>
-        <w:pStyle w:val="LabNLCode"/>
-      </w:pPr>
-      <w:r>
-        <w:t>&lt;template&gt;</w:t>
-      </w:r>
-    </w:p>
-    <w:p>
-      <w:pPr>
-        <w:pStyle w:val="LabNLCode"/>
-      </w:pPr>
-      <w:r>
-        <w:t xml:space="preserve">  &lt;div&gt;</w:t>
-      </w:r>
-    </w:p>
-    <w:p>
-      <w:pPr>
-        <w:pStyle w:val="LabNLCode"/>
-      </w:pPr>
-      <w:r>
-        <w:t xml:space="preserve">    &lt;h1&gt;Log In Here&lt;/h1&gt;</w:t>
-      </w:r>
-    </w:p>
-    <w:p>
-      <w:pPr>
-        <w:pStyle w:val="LabNLCode"/>
-      </w:pPr>
-      <w:r>
-        <w:t xml:space="preserve">    &lt;form @submit.prevent="onSubmit"&gt;</w:t>
-      </w:r>
-    </w:p>
-    <w:p>
-      <w:pPr>
-        <w:pStyle w:val="LabNLCode"/>
-      </w:pPr>
-      <w:r>
-        <w:t xml:space="preserve">      &lt;fieldset class="form-group"&gt;</w:t>
-      </w:r>
-    </w:p>
-    <w:p>
-      <w:pPr>
-        <w:pStyle w:val="LabNLCode"/>
-      </w:pPr>
-      <w:r>
-        <w:t xml:space="preserve">        &lt;input</w:t>
-      </w:r>
-    </w:p>
-    <w:p>
-      <w:pPr>
-        <w:pStyle w:val="LabNLCode"/>
-      </w:pPr>
-      <w:r>
-        <w:t xml:space="preserve">          class="form-control form-control-lg"</w:t>
-      </w:r>
-    </w:p>
-    <w:p>
-      <w:pPr>
-        <w:pStyle w:val="LabNLCode"/>
-      </w:pPr>
-      <w:r>
-        <w:t xml:space="preserve">          type="text"</w:t>
-      </w:r>
-    </w:p>
-    <w:p>
-      <w:pPr>
-        <w:pStyle w:val="LabNLCode"/>
-      </w:pPr>
-      <w:r>
-        <w:t xml:space="preserve">          placeholder="Email"</w:t>
-      </w:r>
-    </w:p>
-    <w:p>
-      <w:pPr>
-        <w:pStyle w:val="LabNLCode"/>
-      </w:pPr>
-      <w:r>
-        <w:t xml:space="preserve">        /&gt;</w:t>
-      </w:r>
-    </w:p>
-    <w:p>
-      <w:pPr>
-        <w:pStyle w:val="LabNLCode"/>
-      </w:pPr>
-      <w:r>
-        <w:t xml:space="preserve">      &lt;/fieldset&gt;</w:t>
-      </w:r>
-    </w:p>
-    <w:p>
-      <w:pPr>
-        <w:pStyle w:val="LabNLCode"/>
-      </w:pPr>
-      <w:r>
-        <w:t xml:space="preserve">      &lt;fieldset class="form-group"&gt;</w:t>
-      </w:r>
-    </w:p>
-    <w:p>
-      <w:pPr>
-        <w:pStyle w:val="LabNLCode"/>
-      </w:pPr>
-      <w:r>
-        <w:t xml:space="preserve">        &lt;input</w:t>
-      </w:r>
-    </w:p>
-    <w:p>
-      <w:pPr>
-        <w:pStyle w:val="LabNLCode"/>
-      </w:pPr>
-      <w:r>
-        <w:t xml:space="preserve">          class="form-control form-control-lg"</w:t>
-      </w:r>
-    </w:p>
-    <w:p>
-      <w:pPr>
-        <w:pStyle w:val="LabNLCode"/>
-      </w:pPr>
-      <w:r>
-        <w:t xml:space="preserve">          type="password"</w:t>
-      </w:r>
-    </w:p>
-    <w:p>
-      <w:pPr>
-        <w:pStyle w:val="LabNLCode"/>
-      </w:pPr>
-      <w:r>
-        <w:t xml:space="preserve">          placeholder="Password"</w:t>
-      </w:r>
-    </w:p>
-    <w:p>
-      <w:pPr>
-        <w:pStyle w:val="LabNLCode"/>
-      </w:pPr>
-      <w:r>
-        <w:t xml:space="preserve">        /&gt;</w:t>
-      </w:r>
-    </w:p>
-    <w:p>
-      <w:pPr>
-        <w:pStyle w:val="LabNLCode"/>
-      </w:pPr>
-      <w:r>
-        <w:t xml:space="preserve">      &lt;/fieldset&gt;</w:t>
-      </w:r>
-    </w:p>
-    <w:p>
-      <w:pPr>
-        <w:pStyle w:val="LabNLCode"/>
-      </w:pPr>
-      <w:r>
-        <w:t xml:space="preserve">      &lt;button class="btn btn-lg btn-primary pull-xs-right"&gt;Sign in&lt;/button&gt;</w:t>
-      </w:r>
-    </w:p>
-    <w:p>
-      <w:pPr>
-        <w:pStyle w:val="LabNLCode"/>
-      </w:pPr>
-      <w:r>
-        <w:t xml:space="preserve">    &lt;/form&gt;</w:t>
-      </w:r>
-    </w:p>
-    <w:p>
-      <w:pPr>
-        <w:pStyle w:val="LabNLCode"/>
-      </w:pPr>
-      <w:r>
-        <w:t xml:space="preserve">  &lt;/div&gt;</w:t>
-      </w:r>
-    </w:p>
-    <w:p>
-      <w:pPr>
-        <w:pStyle w:val="LabNLCode"/>
-      </w:pPr>
-      <w:r>
-        <w:t>&lt;/template&gt;</w:t>
-      </w:r>
-    </w:p>
-    <w:p>
-      <w:pPr>
-        <w:pStyle w:val="LabNL"/>
-      </w:pPr>
-      <w:r>
-        <w:t>Use &lt;RouterLink&gt; to link the logo to the home page.</w:t>
-      </w:r>
-    </w:p>
-    <w:p>
-      <w:pPr>
-        <w:pStyle w:val="LabNLCode"/>
-      </w:pPr>
-      <w:r>
-        <w:t>&lt;RouterLink class="navbar-brand" :to="{ name: 'home' }"&gt;</w:t>
-      </w:r>
-    </w:p>
-    <w:p>
-      <w:pPr>
-        <w:pStyle w:val="LabNLCode"/>
-      </w:pPr>
-      <w:r>
-        <w:t xml:space="preserve">  Logo</w:t>
-      </w:r>
-    </w:p>
-    <w:p>
-      <w:pPr>
-        <w:pStyle w:val="LabNLCode"/>
-      </w:pPr>
-      <w:r>
-        <w:lastRenderedPageBreak/>
-        <w:t>&lt;/RouterLink&gt;</w:t>
-      </w:r>
-    </w:p>
-    <w:p>
-      <w:pPr>
-        <w:pStyle w:val="LabNL"/>
-      </w:pPr>
-      <w:r>
-        <w:t>Link the Home navigation link to the home page the same way.</w:t>
-      </w:r>
-    </w:p>
-    <w:p>
-      <w:pPr>
-        <w:pStyle w:val="LabNL"/>
-      </w:pPr>
-      <w:r>
-        <w:t>Challenge: make the Sign Up page and route.</w:t>
-      </w:r>
-    </w:p>
-    <w:p>
-      <w:pPr>
-        <w:pStyle w:val="LabNL"/>
-      </w:pPr>
-      <w:r>
-        <w:t>Challenge: use a &lt;RouterView&gt; inside Home.vue to render a different list (or differently-styled list) of articles when the user clicks a link. HINT: add a children property to the home route and make it an array of route objects.</w:t>
-      </w:r>
-    </w:p>
-    <w:p/>
-    <w:p>
-      <w:pPr>
-        <w:pStyle w:val="Heading1"/>
-      </w:pPr>
-      <w:bookmarkStart w:id="94" w:name="_Toc241675651"/>
-      <w:r>
-        <w:t>Lab 22: AJAX</w:t>
-      </w:r>
-      <w:bookmarkEnd w:id="94"/>
-    </w:p>
-    <w:p>
-      <w:r>
-        <w:t>In this lab, you’ll implement sign up functionality along with login and checking of authorization.</w:t>
-      </w:r>
-    </w:p>
-    <w:p/>
-    <w:p>
-      <w:pPr>
-        <w:pStyle w:val="LabNL"/>
-      </w:pPr>
-      <w:r>
-        <w:t>Copy jwt.service.js and api.service.js from labs/lab22/common into src/common, overwriting your existing api.service.js.</w:t>
-      </w:r>
-    </w:p>
-    <w:p>
-      <w:pPr>
-        <w:pStyle w:val="LabNLSub"/>
-      </w:pPr>
-      <w:r>
-        <w:t>The new api.service.js adds the get, post, put and delete helpers the auth store needs, plus a setHeader() method that attaches the stored token to every subsequent request.</w:t>
-      </w:r>
-    </w:p>
-    <w:p>
-      <w:pPr>
-        <w:pStyle w:val="LabNL"/>
-      </w:pPr>
-      <w:r>
-        <w:t>Copy stores/auth.js from labs/lab22/stores into src/stores.</w:t>
-      </w:r>
-    </w:p>
-    <w:p>
-      <w:pPr>
-        <w:pStyle w:val="LabNL"/>
-      </w:pPr>
-      <w:r>
-        <w:t>Open src/stores/auth.js and read through it. Note the shape:</w:t>
-      </w:r>
-    </w:p>
-    <w:p>
-      <w:pPr>
-        <w:pStyle w:val="LabNLSub"/>
-      </w:pPr>
-      <w:r>
-        <w:t>state holds errors, user, and isAuthenticated, which is seeded from whatever token is already in localStorage.</w:t>
-      </w:r>
-    </w:p>
-    <w:p>
-      <w:pPr>
-        <w:pStyle w:val="LabNLSub"/>
-      </w:pPr>
-      <w:r>
-        <w:t>setAuth and purgeAuth are ordinary actions. In the Vuex version these were the SET_AUTH and PURGE_AUTH mutations, referred to through string constants in mutations.type.js. Pinia needs neither the constants nor the file.</w:t>
-      </w:r>
-    </w:p>
-    <w:p>
-      <w:pPr>
-        <w:pStyle w:val="LabNLSub"/>
-      </w:pPr>
-      <w:r>
-        <w:t>login, register, checkAuth and updateUser are async actions that call the API and then call setAuth. They store the server’s validation errors on state.errors and re-throw, so the component can decide what to do.</w:t>
-      </w:r>
-    </w:p>
-    <w:p>
-      <w:pPr>
-        <w:pStyle w:val="LabNL"/>
-      </w:pPr>
-      <w:r>
-        <w:t>Delete src/store, along with actions.type.js and mutations.type.js. Nothing imports them any more.</w:t>
-      </w:r>
-    </w:p>
-    <w:p>
-      <w:pPr>
-        <w:pStyle w:val="LabNL"/>
-      </w:pPr>
-      <w:r>
-        <w:t>Copy Login.vue and Register.vue from labs/lab22/components, overwriting your existing Login component.</w:t>
-      </w:r>
-    </w:p>
-    <w:p>
-      <w:pPr>
-        <w:pStyle w:val="LabNL"/>
-      </w:pPr>
-      <w:r>
-        <w:t>Open Login.vue and note how the component talks to the store.</w:t>
-      </w:r>
-    </w:p>
-    <w:p>
-      <w:pPr>
-        <w:pStyle w:val="LabNLCode"/>
-      </w:pPr>
-      <w:r>
-        <w:t>const router = useRouter();</w:t>
-      </w:r>
-    </w:p>
-    <w:p>
-      <w:pPr>
-        <w:pStyle w:val="LabNLCode"/>
-      </w:pPr>
-      <w:r>
-        <w:t>const authStore = useAuthStore();</w:t>
-      </w:r>
-    </w:p>
-    <w:p>
-      <w:pPr>
-        <w:pStyle w:val="LabNLCode"/>
-      </w:pPr>
-      <w:r>
-        <w:t>const { errors } = storeToRefs(authStore);</w:t>
-      </w:r>
-    </w:p>
-    <w:p>
-      <w:pPr>
-        <w:pStyle w:val="LabNLCode"/>
-      </w:pPr>
-    </w:p>
-    <w:p>
-      <w:pPr>
-        <w:pStyle w:val="LabNLCode"/>
-      </w:pPr>
-      <w:r>
-        <w:t>async function onSubmit() {</w:t>
-      </w:r>
-    </w:p>
-    <w:p>
-      <w:pPr>
-        <w:pStyle w:val="LabNLCode"/>
-      </w:pPr>
-      <w:r>
-        <w:t xml:space="preserve">  try {</w:t>
-      </w:r>
-    </w:p>
-    <w:p>
-      <w:pPr>
-        <w:pStyle w:val="LabNLCode"/>
-      </w:pPr>
-      <w:r>
-        <w:t xml:space="preserve">    await authStore.login({ email: email.value, password: password.value });</w:t>
-      </w:r>
-    </w:p>
-    <w:p>
-      <w:pPr>
-        <w:pStyle w:val="LabNLCode"/>
-      </w:pPr>
-      <w:r>
-        <w:lastRenderedPageBreak/>
-        <w:t xml:space="preserve">    router.push({ name: 'home' });</w:t>
-      </w:r>
-    </w:p>
-    <w:p>
-      <w:pPr>
-        <w:pStyle w:val="LabNLCode"/>
-      </w:pPr>
-      <w:r>
-        <w:t xml:space="preserve">  } catch {</w:t>
-      </w:r>
-    </w:p>
-    <w:p>
-      <w:pPr>
-        <w:pStyle w:val="LabNLCode"/>
-      </w:pPr>
-      <w:r>
-        <w:t xml:space="preserve">    // Errors are surfaced through the store's `errors` state.</w:t>
-      </w:r>
-    </w:p>
-    <w:p>
-      <w:pPr>
-        <w:pStyle w:val="LabNLCode"/>
-      </w:pPr>
-      <w:r>
-        <w:t xml:space="preserve">  }</w:t>
-      </w:r>
-    </w:p>
-    <w:p>
-      <w:pPr>
-        <w:pStyle w:val="LabNLCode"/>
-      </w:pPr>
-      <w:r>
-        <w:t>}</w:t>
-      </w:r>
-    </w:p>
-    <w:p>
-      <w:pPr>
-        <w:pStyle w:val="Note"/>
-      </w:pPr>
-      <w:r>
-        <w:t>Note: inside &lt;script setup&gt; there is no this, so this.$router and this.$store are not available. useRouter() and the store’s own use-function are the Composition API equivalents. useRoute() gives you the current route object.</w:t>
-      </w:r>
-    </w:p>
-    <w:p>
-      <w:pPr>
-        <w:pStyle w:val="LabNL"/>
-      </w:pPr>
-      <w:r>
-        <w:t>Add the register route to router/index.js, pointing at Register.vue.</w:t>
-      </w:r>
-    </w:p>
-    <w:p>
-      <w:pPr>
-        <w:pStyle w:val="LabNL"/>
-      </w:pPr>
-      <w:r>
-        <w:t>Test it out by registering and then by logging in.</w:t>
-      </w:r>
-    </w:p>
-    <w:p>
-      <w:pPr>
-        <w:pStyle w:val="LabNL"/>
-      </w:pPr>
-      <w:r>
-        <w:t>Import the auth store and storeToRefs into Home.vue</w:t>
-      </w:r>
-    </w:p>
-    <w:p>
-      <w:pPr>
-        <w:pStyle w:val="LabNLCode"/>
-      </w:pPr>
-      <w:r>
-        <w:t>import { storeToRefs } from 'pinia';</w:t>
-      </w:r>
-    </w:p>
-    <w:p>
-      <w:pPr>
-        <w:pStyle w:val="LabNLCode"/>
-      </w:pPr>
-    </w:p>
-    <w:p>
-      <w:pPr>
-        <w:pStyle w:val="LabNLCode"/>
-      </w:pPr>
-      <w:r>
-        <w:t>import { useAuthStore } from '@/stores/auth';</w:t>
-      </w:r>
-    </w:p>
-    <w:p>
-      <w:pPr>
-        <w:pStyle w:val="LabNLCode"/>
-      </w:pPr>
-    </w:p>
-    <w:p>
-      <w:pPr>
-        <w:pStyle w:val="LabNLCode"/>
-      </w:pPr>
-      <w:r>
-        <w:t>const { isAuthenticated } = storeToRefs(useAuthStore());</w:t>
-      </w:r>
-    </w:p>
-    <w:p>
-      <w:pPr>
-        <w:pStyle w:val="LabNLSub"/>
-      </w:pPr>
-      <w:r>
-        <w:t>The Vuex version used ...mapGetters(['isAuthenticated']) inside a computed option. storeToRefs is the direct replacement, and it works on state as well as getters.</w:t>
-      </w:r>
-    </w:p>
-    <w:p>
-      <w:pPr>
-        <w:pStyle w:val="LabNL"/>
-      </w:pPr>
-      <w:r>
-        <w:t>Use isAuthenticated in Home.vue to conditionally show a logged-in user message in the sidebar.</w:t>
-      </w:r>
-    </w:p>
-    <w:p>
-      <w:pPr>
-        <w:pStyle w:val="LabNLCode"/>
-      </w:pPr>
-      <w:r>
-        <w:t>&lt;p v-if="isAuthenticated"&gt;Welcome, authenticated user&lt;/p&gt;</w:t>
-      </w:r>
-    </w:p>
-    <w:p>
-      <w:pPr>
-        <w:pStyle w:val="Note"/>
-      </w:pPr>
-      <w:r>
-        <w:t>Note: the Vue 2 version of these components displayed errors with a filter — {{ v | error }}. Filters were removed in Vue 3. Use a method, a computed property, or an inline expression instead; Login.vue joins the array of messages inline.</w:t>
-      </w:r>
-    </w:p>
-    <w:p>
-      <w:pPr>
-        <w:pStyle w:val="LabNL"/>
-      </w:pPr>
-      <w:r>
-        <w:t>Challenge: display a logout button instead of the Login and Sign Up buttons when a user is logged in.</w:t>
-      </w:r>
-    </w:p>
-    <w:p>
-      <w:pPr>
-        <w:pStyle w:val="LabNL"/>
-      </w:pPr>
-      <w:r>
-        <w:t>Challenge: call the auth store’s checkAuth() action when the app starts, so a returning user with a valid token is logged straight back in.</w:t>
-      </w:r>
-    </w:p>
-    <w:p/>
-    <w:p>
-      <w:pPr>
-        <w:pStyle w:val="Heading1"/>
-      </w:pPr>
-      <w:bookmarkStart w:id="95" w:name="_Toc241675652"/>
-      <w:r>
-        <w:t>Lab 23: Testing with Vitest</w:t>
-      </w:r>
-      <w:bookmarkEnd w:id="95"/>
-    </w:p>
-    <w:p>
-      <w:r>
-        <w:t>If you run the unit tests in your project now, you’ll see that the test on Home.vue fails. Home.vue now depends on the router and on a Pinia store, and neither exists inside a bare mount(). In this lab, you’ll learn how to provide them.</w:t>
-      </w:r>
-    </w:p>
-    <w:p/>
-    <w:p>
-      <w:pPr>
-        <w:pStyle w:val="LabNL"/>
-      </w:pPr>
-      <w:r>
-        <w:t>Run npm run test and read the failure carefully. The message names the injection that could not be resolved.</w:t>
-      </w:r>
-    </w:p>
-    <w:p>
-      <w:pPr>
-        <w:pStyle w:val="LabNL"/>
-      </w:pPr>
-      <w:r>
-        <w:lastRenderedPageBreak/>
-        <w:t>Visit https://test-utils.vuejs.org/guide/ and read about the global.plugins mounting option.</w:t>
-      </w:r>
-    </w:p>
-    <w:p>
-      <w:pPr>
-        <w:pStyle w:val="Note"/>
-      </w:pPr>
-      <w:r>
-        <w:t>Note: Vue Test Utils 1 used createLocalVue() to install plugins without polluting the global Vue. Vue 3 apps are already isolated, so createLocalVue is gone — plugins are passed per-mount through global.plugins.</w:t>
-      </w:r>
-    </w:p>
-    <w:p>
-      <w:pPr>
-        <w:pStyle w:val="LabNL"/>
-      </w:pPr>
-      <w:r>
-        <w:t>Open tests/components/Home.spec.js and create a router for the test.</w:t>
-      </w:r>
-    </w:p>
-    <w:p>
-      <w:pPr>
-        <w:pStyle w:val="LabNLCode"/>
-      </w:pPr>
-      <w:r>
-        <w:t>import { createRouter, createWebHistory } from 'vue-router';</w:t>
-      </w:r>
-    </w:p>
-    <w:p>
-      <w:pPr>
-        <w:pStyle w:val="LabNLCode"/>
-      </w:pPr>
-    </w:p>
-    <w:p>
-      <w:pPr>
-        <w:pStyle w:val="LabNLCode"/>
-      </w:pPr>
-      <w:r>
-        <w:t>const router = createRouter({</w:t>
-      </w:r>
-    </w:p>
-    <w:p>
-      <w:pPr>
-        <w:pStyle w:val="LabNLCode"/>
-      </w:pPr>
-      <w:r>
-        <w:t xml:space="preserve">  history: createWebHistory(),</w:t>
-      </w:r>
-    </w:p>
-    <w:p>
-      <w:pPr>
-        <w:pStyle w:val="LabNLCode"/>
-      </w:pPr>
-      <w:r>
-        <w:t xml:space="preserve">  routes: [</w:t>
-      </w:r>
-    </w:p>
-    <w:p>
-      <w:pPr>
-        <w:pStyle w:val="LabNLCode"/>
-      </w:pPr>
-      <w:r>
-        <w:t xml:space="preserve">    { name: 'home', path: '/', component: { template: '&lt;div /&gt;' } },</w:t>
-      </w:r>
-    </w:p>
-    <w:p>
-      <w:pPr>
-        <w:pStyle w:val="LabNLCode"/>
-      </w:pPr>
-      <w:r>
-        <w:t xml:space="preserve">  ],</w:t>
-      </w:r>
-    </w:p>
-    <w:p>
-      <w:pPr>
-        <w:pStyle w:val="LabNLCode"/>
-      </w:pPr>
-      <w:r>
-        <w:t>});</w:t>
-      </w:r>
-    </w:p>
-    <w:p>
-      <w:pPr>
-        <w:pStyle w:val="LabNL"/>
-      </w:pPr>
-      <w:r>
-        <w:t>Create a fresh Pinia instance before each test.</w:t>
-      </w:r>
-    </w:p>
-    <w:p>
-      <w:pPr>
-        <w:pStyle w:val="LabNLCode"/>
-      </w:pPr>
-      <w:r>
-        <w:t>import { createPinia, setActivePinia } from 'pinia';</w:t>
-      </w:r>
-    </w:p>
-    <w:p>
-      <w:pPr>
-        <w:pStyle w:val="LabNLCode"/>
-      </w:pPr>
-    </w:p>
-    <w:p>
-      <w:pPr>
-        <w:pStyle w:val="LabNLCode"/>
-      </w:pPr>
-      <w:r>
-        <w:t>let pinia;</w:t>
-      </w:r>
-    </w:p>
-    <w:p>
-      <w:pPr>
-        <w:pStyle w:val="LabNLCode"/>
-      </w:pPr>
-    </w:p>
-    <w:p>
-      <w:pPr>
-        <w:pStyle w:val="LabNLCode"/>
-      </w:pPr>
-      <w:r>
-        <w:t>beforeEach(() =&gt; {</w:t>
-      </w:r>
-    </w:p>
-    <w:p>
-      <w:pPr>
-        <w:pStyle w:val="LabNLCode"/>
-      </w:pPr>
-      <w:r>
-        <w:t xml:space="preserve">  pinia = createPinia();</w:t>
-      </w:r>
-    </w:p>
-    <w:p>
-      <w:pPr>
-        <w:pStyle w:val="LabNLCode"/>
-      </w:pPr>
-      <w:r>
-        <w:t xml:space="preserve">  setActivePinia(pinia);</w:t>
-      </w:r>
-    </w:p>
-    <w:p>
-      <w:pPr>
-        <w:pStyle w:val="LabNLCode"/>
-      </w:pPr>
-      <w:r>
-        <w:t>});</w:t>
-      </w:r>
-    </w:p>
-    <w:p>
-      <w:pPr>
-        <w:pStyle w:val="LabNLSub"/>
-      </w:pPr>
-      <w:r>
-        <w:t>Creating the Pinia instance per test keeps store state from leaking from one test into the next.</w:t>
-      </w:r>
-    </w:p>
-    <w:p>
-      <w:pPr>
-        <w:pStyle w:val="LabNL"/>
-      </w:pPr>
-      <w:r>
-        <w:t>Pass both plugins when you mount the component.</w:t>
-      </w:r>
-    </w:p>
-    <w:p>
-      <w:pPr>
-        <w:pStyle w:val="LabNLCode"/>
-      </w:pPr>
-      <w:r>
-        <w:t>const createWrapper = () =</w:t>
-      </w:r>
-    </w:p>
-    <w:p>
-      <w:pPr>
-        <w:pStyle w:val="LabNLCode"/>
-      </w:pPr>
-      <w:r>
-        <w:t xml:space="preserve">  shallowMount(Home, { global: { plugins: [pinia, router] } });</w:t>
-      </w:r>
-    </w:p>
-    <w:p>
-      <w:pPr>
-        <w:pStyle w:val="LabNLSub"/>
-      </w:pPr>
-      <w:r>
-        <w:t>shallowMount stubs out child components, so GlobalFeed never mounts and no HTTP request is made from the test.</w:t>
-      </w:r>
-    </w:p>
-    <w:p>
-      <w:pPr>
-        <w:pStyle w:val="LabNL"/>
-      </w:pPr>
-      <w:r>
-        <w:t>Run npm run test again and confirm every test passes.</w:t>
-      </w:r>
-    </w:p>
-    <w:p>
-      <w:pPr>
-        <w:pStyle w:val="LabNL"/>
-      </w:pPr>
-      <w:r>
-        <w:t>Challenge: write a test for the auth store itself. A Pinia store can be tested without mounting any component — call useAuthStore() after setActivePinia() and assert on its state.</w:t>
-      </w:r>
-    </w:p>
-    <w:p>
-      <w:pPr>
-        <w:pStyle w:val="LabNL"/>
-      </w:pPr>
-      <w:r>
-        <w:lastRenderedPageBreak/>
-        <w:t>Challenge: use vi.mock() to fake the api.service module so the store test never touches the network.</w:t>
-      </w:r>
-    </w:p>
-    <w:p/>
-    <w:p>
-      <w:pPr>
-        <w:pStyle w:val="Heading1"/>
-      </w:pPr>
-      <w:bookmarkStart w:id="96" w:name="_Toc241675653"/>
-      <w:r>
-        <w:t>Lab 24: Transitions and Animations</w:t>
-      </w:r>
-      <w:bookmarkEnd w:id="96"/>
-    </w:p>
-    <w:p>
-      <w:r>
-        <w:t>Vue’s built-in &lt;Transition&gt; component applies CSS classes at each stage of an element entering or leaving the DOM, so you can animate it with plain CSS.</w:t>
-      </w:r>
-    </w:p>
-    <w:p>
-      <w:pPr>
-        <w:pStyle w:val="Note"/>
-      </w:pPr>
-      <w:r>
-        <w:t>Note: the class names changed in Vue 3. What Vue 2 called v-enter and v-leave-to are now v-enter-from and v-leave-to, and the starting class for a leave transition is v-leave-from. If you copy an example from an old blog post and nothing animates, this is usually why.</w:t>
-      </w:r>
-    </w:p>
-    <w:p>
-      <w:pPr>
-        <w:pStyle w:val="LabNL"/>
-      </w:pPr>
-      <w:r>
-        <w:t>Add a Remove From Feed icon (maybe a trash can) to each article.</w:t>
-      </w:r>
-    </w:p>
-    <w:p>
-      <w:pPr>
-        <w:pStyle w:val="LabNL"/>
-      </w:pPr>
-      <w:r>
-        <w:t>When clicked, it should remove the article from the feed.</w:t>
-      </w:r>
-    </w:p>
-    <w:p>
-      <w:pPr>
-        <w:pStyle w:val="LabNL"/>
-      </w:pPr>
-      <w:r>
-        <w:t>Wrap the list in a &lt;TransitionGroup&gt; and animate articles as they leave.</w:t>
-      </w:r>
-    </w:p>
-    <w:p>
-      <w:pPr>
-        <w:pStyle w:val="LabNLCode"/>
-      </w:pPr>
-      <w:r>
-        <w:t>&lt;TransitionGroup name="article" tag="div"&gt;</w:t>
-      </w:r>
-    </w:p>
-    <w:p>
-      <w:pPr>
-        <w:pStyle w:val="LabNLCode"/>
-      </w:pPr>
-      <w:r>
-        <w:t xml:space="preserve">  &lt;ArticlePreview</w:t>
-      </w:r>
-    </w:p>
-    <w:p>
-      <w:pPr>
-        <w:pStyle w:val="LabNLCode"/>
-      </w:pPr>
-      <w:r>
-        <w:t xml:space="preserve">    v-for="(article, index) in filterIt"</w:t>
-      </w:r>
-    </w:p>
-    <w:p>
-      <w:pPr>
-        <w:pStyle w:val="LabNLCode"/>
-      </w:pPr>
-      <w:r>
-        <w:t xml:space="preserve">    :key="article.slug"</w:t>
-      </w:r>
-    </w:p>
-    <w:p>
-      <w:pPr>
-        <w:pStyle w:val="LabNLCode"/>
-      </w:pPr>
-      <w:r>
-        <w:t xml:space="preserve">    :article="article"</w:t>
-      </w:r>
-    </w:p>
-    <w:p>
-      <w:pPr>
-        <w:pStyle w:val="LabNLCode"/>
-      </w:pPr>
-      <w:r>
-        <w:t xml:space="preserve">  /&gt;</w:t>
-      </w:r>
-    </w:p>
-    <w:p>
-      <w:pPr>
-        <w:pStyle w:val="LabNLCode"/>
-      </w:pPr>
-      <w:r>
         <w:t>&lt;/TransitionGroup&gt;</w:t>
       </w:r>
     </w:p>
@@ -14766,6 +14906,18 @@
     </w:lvlOverride>
   </w:num>
   <w:num w:numId="41" w16cid:durableId="728380487">
+    <w:abstractNumId w:val="3"/>
+    <w:lvlOverride w:ilvl="0">
+      <w:startOverride w:val="1"/>
+    </w:lvlOverride>
+  </w:num>
+  <w:num w:numId="42" w16cid:durableId="957561786">
+    <w:abstractNumId w:val="3"/>
+    <w:lvlOverride w:ilvl="0">
+      <w:startOverride w:val="1"/>
+    </w:lvlOverride>
+  </w:num>
+  <w:num w:numId="43" w16cid:durableId="1098797546">
     <w:abstractNumId w:val="3"/>
     <w:lvlOverride w:ilvl="0">
       <w:startOverride w:val="1"/>

--- a/presentation/Version 2.0/Professional-Vue-v2.0.docx
+++ b/presentation/Version 2.0/Professional-Vue-v2.0.docx
@@ -3348,7 +3348,7 @@
         <w:pStyle w:val="ListParagraph"/>
         <w:numPr>
           <w:ilvl w:val="0"/>
-          <w:numId w:val="4"/>
+          <w:numId w:val="2"/>
         </w:numPr>
       </w:pPr>
       <w:r>
@@ -3360,7 +3360,7 @@
         <w:pStyle w:val="ListParagraph"/>
         <w:numPr>
           <w:ilvl w:val="0"/>
-          <w:numId w:val="4"/>
+          <w:numId w:val="2"/>
         </w:numPr>
       </w:pPr>
       <w:r>
@@ -3372,7 +3372,7 @@
         <w:pStyle w:val="ListParagraph"/>
         <w:numPr>
           <w:ilvl w:val="0"/>
-          <w:numId w:val="4"/>
+          <w:numId w:val="2"/>
         </w:numPr>
       </w:pPr>
       <w:r>
@@ -3384,7 +3384,7 @@
         <w:pStyle w:val="ListParagraph"/>
         <w:numPr>
           <w:ilvl w:val="0"/>
-          <w:numId w:val="4"/>
+          <w:numId w:val="2"/>
         </w:numPr>
       </w:pPr>
       <w:r>
@@ -3704,7 +3704,7 @@
         <w:pStyle w:val="LabNL"/>
         <w:numPr>
           <w:ilvl w:val="0"/>
-          <w:numId w:val="35"/>
+          <w:numId w:val="12"/>
         </w:numPr>
       </w:pPr>
       <w:r>
@@ -3850,7 +3850,7 @@
         <w:pStyle w:val="LabNL"/>
         <w:numPr>
           <w:ilvl w:val="0"/>
-          <w:numId w:val="36"/>
+          <w:numId w:val="13"/>
         </w:numPr>
       </w:pPr>
       <w:r>
@@ -4323,7 +4323,7 @@
         <w:pStyle w:val="LabNL"/>
         <w:numPr>
           <w:ilvl w:val="0"/>
-          <w:numId w:val="37"/>
+          <w:numId w:val="14"/>
         </w:numPr>
       </w:pPr>
       <w:r>
@@ -5173,7 +5173,7 @@
         <w:pStyle w:val="LabNL"/>
         <w:numPr>
           <w:ilvl w:val="0"/>
-          <w:numId w:val="11"/>
+          <w:numId w:val="4"/>
         </w:numPr>
       </w:pPr>
       <w:r>
@@ -5329,7 +5329,7 @@
         <w:pStyle w:val="LabNL"/>
         <w:numPr>
           <w:ilvl w:val="0"/>
-          <w:numId w:val="11"/>
+          <w:numId w:val="4"/>
         </w:numPr>
       </w:pPr>
       <w:r>
@@ -5379,7 +5379,7 @@
         <w:pStyle w:val="LabNL"/>
         <w:numPr>
           <w:ilvl w:val="0"/>
-          <w:numId w:val="11"/>
+          <w:numId w:val="4"/>
         </w:numPr>
       </w:pPr>
       <w:r>
@@ -5397,7 +5397,7 @@
         <w:pStyle w:val="LabNL"/>
         <w:numPr>
           <w:ilvl w:val="0"/>
-          <w:numId w:val="11"/>
+          <w:numId w:val="4"/>
         </w:numPr>
       </w:pPr>
       <w:r>
@@ -5439,7 +5439,7 @@
         <w:pStyle w:val="LabNL"/>
         <w:numPr>
           <w:ilvl w:val="0"/>
-          <w:numId w:val="11"/>
+          <w:numId w:val="4"/>
         </w:numPr>
       </w:pPr>
       <w:r>
@@ -6321,7 +6321,7 @@
         <w:pStyle w:val="LabNL"/>
         <w:numPr>
           <w:ilvl w:val="0"/>
-          <w:numId w:val="38"/>
+          <w:numId w:val="15"/>
         </w:numPr>
       </w:pPr>
       <w:r>
@@ -6746,7 +6746,7 @@
         <w:pStyle w:val="LabNL"/>
         <w:numPr>
           <w:ilvl w:val="0"/>
-          <w:numId w:val="12"/>
+          <w:numId w:val="5"/>
         </w:numPr>
       </w:pPr>
       <w:r>
@@ -7235,7 +7235,7 @@
         <w:pStyle w:val="LabNL"/>
         <w:numPr>
           <w:ilvl w:val="0"/>
-          <w:numId w:val="17"/>
+          <w:numId w:val="8"/>
         </w:numPr>
       </w:pPr>
       <w:r>
@@ -7546,7 +7546,7 @@
         <w:pStyle w:val="LabNL"/>
         <w:numPr>
           <w:ilvl w:val="0"/>
-          <w:numId w:val="14"/>
+          <w:numId w:val="7"/>
         </w:numPr>
       </w:pPr>
       <w:r>
@@ -7774,7 +7774,7 @@
         <w:pStyle w:val="LabNL"/>
         <w:numPr>
           <w:ilvl w:val="0"/>
-          <w:numId w:val="13"/>
+          <w:numId w:val="6"/>
         </w:numPr>
       </w:pPr>
       <w:r>
@@ -8158,7 +8158,7 @@
         <w:pStyle w:val="LabNL"/>
         <w:numPr>
           <w:ilvl w:val="0"/>
-          <w:numId w:val="20"/>
+          <w:numId w:val="10"/>
         </w:numPr>
       </w:pPr>
       <w:r>
@@ -8228,7 +8228,7 @@
         <w:pStyle w:val="LabNL"/>
         <w:numPr>
           <w:ilvl w:val="0"/>
-          <w:numId w:val="20"/>
+          <w:numId w:val="10"/>
         </w:numPr>
       </w:pPr>
       <w:r>
@@ -8484,7 +8484,7 @@
         <w:pStyle w:val="LabNL"/>
         <w:numPr>
           <w:ilvl w:val="0"/>
-          <w:numId w:val="39"/>
+          <w:numId w:val="16"/>
         </w:numPr>
       </w:pPr>
       <w:r>
@@ -8496,7 +8496,7 @@
         <w:pStyle w:val="LabNL"/>
         <w:numPr>
           <w:ilvl w:val="0"/>
-          <w:numId w:val="39"/>
+          <w:numId w:val="16"/>
         </w:numPr>
       </w:pPr>
       <w:r>
@@ -8914,7 +8914,7 @@
         <w:pStyle w:val="LabNL"/>
         <w:numPr>
           <w:ilvl w:val="0"/>
-          <w:numId w:val="40"/>
+          <w:numId w:val="17"/>
         </w:numPr>
       </w:pPr>
       <w:r>
@@ -9198,7 +9198,7 @@
         <w:pStyle w:val="LabNL"/>
         <w:numPr>
           <w:ilvl w:val="0"/>
-          <w:numId w:val="41"/>
+          <w:numId w:val="18"/>
         </w:numPr>
       </w:pPr>
       <w:r>
@@ -9720,7 +9720,7 @@
         <w:pStyle w:val="LabNL"/>
         <w:numPr>
           <w:ilvl w:val="0"/>
-          <w:numId w:val="19"/>
+          <w:numId w:val="9"/>
         </w:numPr>
       </w:pPr>
       <w:r>
@@ -9732,7 +9732,7 @@
         <w:pStyle w:val="LabNL"/>
         <w:numPr>
           <w:ilvl w:val="0"/>
-          <w:numId w:val="19"/>
+          <w:numId w:val="9"/>
         </w:numPr>
       </w:pPr>
       <w:r>
@@ -9769,7 +9769,7 @@
         <w:pStyle w:val="LabNL"/>
         <w:numPr>
           <w:ilvl w:val="0"/>
-          <w:numId w:val="19"/>
+          <w:numId w:val="9"/>
         </w:numPr>
       </w:pPr>
       <w:r>
@@ -9781,7 +9781,7 @@
         <w:pStyle w:val="LabNL"/>
         <w:numPr>
           <w:ilvl w:val="0"/>
-          <w:numId w:val="19"/>
+          <w:numId w:val="9"/>
         </w:numPr>
       </w:pPr>
       <w:r>
@@ -9851,7 +9851,7 @@
         <w:pStyle w:val="LabNL"/>
         <w:numPr>
           <w:ilvl w:val="0"/>
-          <w:numId w:val="19"/>
+          <w:numId w:val="9"/>
         </w:numPr>
       </w:pPr>
       <w:r>
@@ -9997,7 +9997,7 @@
         <w:pStyle w:val="LabNL"/>
         <w:numPr>
           <w:ilvl w:val="0"/>
-          <w:numId w:val="19"/>
+          <w:numId w:val="9"/>
         </w:numPr>
       </w:pPr>
       <w:r>
@@ -10060,7 +10060,7 @@
         <w:pStyle w:val="LabNL"/>
         <w:numPr>
           <w:ilvl w:val="0"/>
-          <w:numId w:val="19"/>
+          <w:numId w:val="9"/>
         </w:numPr>
       </w:pPr>
       <w:r>
@@ -10083,7 +10083,7 @@
         <w:pStyle w:val="LabNL"/>
         <w:numPr>
           <w:ilvl w:val="0"/>
-          <w:numId w:val="19"/>
+          <w:numId w:val="9"/>
         </w:numPr>
       </w:pPr>
       <w:r>
@@ -10095,7 +10095,7 @@
         <w:pStyle w:val="LabNL"/>
         <w:numPr>
           <w:ilvl w:val="0"/>
-          <w:numId w:val="19"/>
+          <w:numId w:val="9"/>
         </w:numPr>
       </w:pPr>
       <w:r>
@@ -10173,7 +10173,7 @@
         <w:pStyle w:val="LabNL"/>
         <w:numPr>
           <w:ilvl w:val="0"/>
-          <w:numId w:val="19"/>
+          <w:numId w:val="9"/>
         </w:numPr>
       </w:pPr>
       <w:r>
@@ -10264,7 +10264,7 @@
         <w:pStyle w:val="LabNL"/>
         <w:numPr>
           <w:ilvl w:val="0"/>
-          <w:numId w:val="42"/>
+          <w:numId w:val="19"/>
         </w:numPr>
       </w:pPr>
       <w:r>
@@ -10472,7 +10472,7 @@
         <w:pStyle w:val="LabNL"/>
         <w:numPr>
           <w:ilvl w:val="0"/>
-          <w:numId w:val="43"/>
+          <w:numId w:val="20"/>
         </w:numPr>
       </w:pPr>
       <w:r>
@@ -10681,6 +10681,10 @@
     <w:p>
       <w:pPr>
         <w:pStyle w:val="LabNL"/>
+        <w:numPr>
+          <w:ilvl w:val="0"/>
+          <w:numId w:val="21"/>
+        </w:numPr>
       </w:pPr>
       <w:r>
         <w:t>Add a ref to the ArticleList component called articleFontSize with a value of 1.</w:t>
@@ -10691,7 +10695,15 @@
         <w:pStyle w:val="LabNLCode"/>
       </w:pPr>
       <w:r>
-        <w:t>const articleFontSize = ref(1);</w:t>
+        <w:t xml:space="preserve">const articleFontSize = </w:t>
+      </w:r>
+      <w:proofErr w:type="gramStart"/>
+      <w:r>
+        <w:t>ref(</w:t>
+      </w:r>
+      <w:proofErr w:type="gramEnd"/>
+      <w:r>
+        <w:t>1);</w:t>
       </w:r>
     </w:p>
     <w:p>
@@ -10874,6 +10886,10 @@
     <w:p>
       <w:pPr>
         <w:pStyle w:val="LabNL"/>
+        <w:numPr>
+          <w:ilvl w:val="0"/>
+          <w:numId w:val="22"/>
+        </w:numPr>
       </w:pPr>
       <w:r>
         <w:t>Create a folder inside src named common and create a file in it named config.js</w:t>
@@ -11316,10 +11332,24 @@
     <w:p/>
     <w:p>
       <w:pPr>
+        <w:rPr>
+          <w:rFonts w:asciiTheme="majorHAnsi" w:eastAsiaTheme="majorEastAsia" w:hAnsiTheme="majorHAnsi" w:cstheme="majorBidi"/>
+          <w:color w:val="2F5496" w:themeColor="accent1" w:themeShade="BF"/>
+          <w:sz w:val="32"/>
+          <w:szCs w:val="32"/>
+        </w:rPr>
+      </w:pPr>
+      <w:bookmarkStart w:id="97" w:name="_Toc241675646"/>
+      <w:r>
+        <w:br w:type="page"/>
+      </w:r>
+    </w:p>
+    <w:p>
+      <w:pPr>
         <w:pStyle w:val="Heading1"/>
       </w:pPr>
-      <w:bookmarkStart w:id="97" w:name="_Toc241675646"/>
-      <w:r>
+      <w:r>
+        <w:lastRenderedPageBreak/>
         <w:t>Lab 17: Forms</w:t>
       </w:r>
       <w:bookmarkEnd w:id="97"/>
@@ -11332,6 +11362,10 @@
     <w:p>
       <w:pPr>
         <w:pStyle w:val="LabNL"/>
+        <w:numPr>
+          <w:ilvl w:val="0"/>
+          <w:numId w:val="23"/>
+        </w:numPr>
       </w:pPr>
       <w:r>
         <w:t>Create an input in the ArticleList component and bind it with v-model.</w:t>
@@ -11500,9 +11534,22 @@
     <w:p/>
     <w:p>
       <w:pPr>
+        <w:rPr>
+          <w:rFonts w:asciiTheme="majorHAnsi" w:eastAsiaTheme="majorEastAsia" w:hAnsiTheme="majorHAnsi" w:cstheme="majorBidi"/>
+          <w:color w:val="2F5496" w:themeColor="accent1" w:themeShade="BF"/>
+          <w:sz w:val="32"/>
+          <w:szCs w:val="32"/>
+        </w:rPr>
+      </w:pPr>
+      <w:bookmarkStart w:id="98" w:name="_Toc241675647"/>
+      <w:r>
+        <w:br w:type="page"/>
+      </w:r>
+    </w:p>
+    <w:p>
+      <w:pPr>
         <w:pStyle w:val="Heading1"/>
       </w:pPr>
-      <w:bookmarkStart w:id="98" w:name="_Toc241675647"/>
       <w:r>
         <w:lastRenderedPageBreak/>
         <w:t xml:space="preserve">Lab </w:t>
@@ -11526,7 +11573,7 @@
         <w:pStyle w:val="LabNL"/>
         <w:numPr>
           <w:ilvl w:val="0"/>
-          <w:numId w:val="31"/>
+          <w:numId w:val="11"/>
         </w:numPr>
       </w:pPr>
       <w:r>
@@ -11538,7 +11585,7 @@
         <w:pStyle w:val="LabNL"/>
         <w:numPr>
           <w:ilvl w:val="0"/>
-          <w:numId w:val="31"/>
+          <w:numId w:val="11"/>
         </w:numPr>
       </w:pPr>
       <w:r>
@@ -11550,7 +11597,7 @@
         <w:pStyle w:val="LabNL"/>
         <w:numPr>
           <w:ilvl w:val="0"/>
-          <w:numId w:val="31"/>
+          <w:numId w:val="11"/>
         </w:numPr>
       </w:pPr>
       <w:r>
@@ -11559,13 +11606,32 @@
     </w:p>
     <w:p>
       <w:pPr>
+        <w:rPr>
+          <w:rFonts w:asciiTheme="majorHAnsi" w:eastAsiaTheme="majorEastAsia" w:hAnsiTheme="majorHAnsi" w:cstheme="majorBidi"/>
+          <w:color w:val="2F5496" w:themeColor="accent1" w:themeShade="BF"/>
+          <w:sz w:val="32"/>
+          <w:szCs w:val="32"/>
+        </w:rPr>
+      </w:pPr>
+      <w:bookmarkStart w:id="99" w:name="_Toc241675648"/>
+      <w:r>
+        <w:br w:type="page"/>
+      </w:r>
+    </w:p>
+    <w:p>
+      <w:pPr>
         <w:pStyle w:val="Heading1"/>
       </w:pPr>
-      <w:bookmarkStart w:id="99" w:name="_Toc241675648"/>
-      <w:r>
-        <w:t>Lab 19: Composables</w:t>
+      <w:r>
+        <w:lastRenderedPageBreak/>
+        <w:t xml:space="preserve">Lab 19: </w:t>
+      </w:r>
+      <w:proofErr w:type="spellStart"/>
+      <w:r>
+        <w:t>Composables</w:t>
       </w:r>
       <w:bookmarkEnd w:id="99"/>
+      <w:proofErr w:type="spellEnd"/>
     </w:p>
     <w:p>
       <w:r>
@@ -11583,6 +11649,10 @@
     <w:p>
       <w:pPr>
         <w:pStyle w:val="LabNL"/>
+        <w:numPr>
+          <w:ilvl w:val="0"/>
+          <w:numId w:val="24"/>
+        </w:numPr>
       </w:pPr>
       <w:r>
         <w:t>Make a directory inside src named composables.</w:t>
@@ -11728,37 +11798,950 @@
         <w:pStyle w:val="LabNLCode"/>
       </w:pPr>
       <w:r>
+        <w:t>import { useArticleFilter } from '../composables/useArticleFilter';</w:t>
+      </w:r>
+    </w:p>
+    <w:p>
+      <w:pPr>
+        <w:pStyle w:val="LabNLCode"/>
+      </w:pPr>
+    </w:p>
+    <w:p>
+      <w:pPr>
+        <w:pStyle w:val="LabNLCode"/>
+      </w:pPr>
+      <w:r>
+        <w:t>const { searchDetails, filterIt } = useArticleFilter(articles);</w:t>
+      </w:r>
+    </w:p>
+    <w:p>
+      <w:pPr>
+        <w:pStyle w:val="LabNL"/>
+      </w:pPr>
+      <w:r>
+        <w:t>Confirm the filter still works in the browser.</w:t>
+      </w:r>
+    </w:p>
+    <w:p>
+      <w:pPr>
+        <w:pStyle w:val="LabNL"/>
+      </w:pPr>
+      <w:r>
+        <w:t>Challenge: implement filtering of the tags in the right column, reusing the same composable.</w:t>
+      </w:r>
+    </w:p>
+    <w:p/>
+    <w:p>
+      <w:pPr>
+        <w:pStyle w:val="Heading1"/>
+      </w:pPr>
+      <w:bookmarkStart w:id="100" w:name="_Toc241675649"/>
+      <w:r>
+        <w:t>Lab 20: Implementing Pinia</w:t>
+      </w:r>
+      <w:bookmarkEnd w:id="100"/>
+    </w:p>
+    <w:p>
+      <w:r>
+        <w:t>In this lab, you’ll convert the Conduit application to use a centralized store with Pinia.</w:t>
+      </w:r>
+    </w:p>
+    <w:p>
+      <w:pPr>
+        <w:pStyle w:val="Note"/>
+      </w:pPr>
+      <w:r>
+        <w:t>Note: earlier versions of this course used Vuex. Vuex is now in maintenance mode and Pinia is the officially recommended store for Vue. The concepts carry over almost one for one — state and getters keep their names, and actions absorb what Vuex split between actions and mutations. Pinia has no mutations at all: an action assigns to state directly. It also drops the string action-type constants and the dispatch/commit indirection, so a store method is called like an ordinary function and can be type-checked and jumped to in an editor.</w:t>
+      </w:r>
+    </w:p>
+    <w:p>
+      <w:pPr>
+        <w:pStyle w:val="LabNL"/>
+        <w:numPr>
+          <w:ilvl w:val="0"/>
+          <w:numId w:val="25"/>
+        </w:numPr>
+      </w:pPr>
+      <w:r>
+        <w:t>Install Pinia.</w:t>
+      </w:r>
+    </w:p>
+    <w:p>
+      <w:pPr>
+        <w:pStyle w:val="LabNLCode"/>
+      </w:pPr>
+      <w:r>
+        <w:t>npm install pinia</w:t>
+      </w:r>
+    </w:p>
+    <w:p>
+      <w:pPr>
+        <w:pStyle w:val="LabNL"/>
+      </w:pPr>
+      <w:r>
+        <w:t>Import createPinia in main.js and install it on the app.</w:t>
+      </w:r>
+    </w:p>
+    <w:p>
+      <w:pPr>
+        <w:pStyle w:val="LabNLCode"/>
+      </w:pPr>
+      <w:r>
+        <w:t>import { createApp } from 'vue';</w:t>
+      </w:r>
+    </w:p>
+    <w:p>
+      <w:pPr>
+        <w:pStyle w:val="LabNLCode"/>
+      </w:pPr>
+      <w:r>
+        <w:t>import { createPinia } from 'pinia';</w:t>
+      </w:r>
+    </w:p>
+    <w:p>
+      <w:pPr>
+        <w:pStyle w:val="LabNLCode"/>
+      </w:pPr>
+    </w:p>
+    <w:p>
+      <w:pPr>
+        <w:pStyle w:val="LabNLCode"/>
+      </w:pPr>
+      <w:r>
+        <w:t>const app = createApp(App);</w:t>
+      </w:r>
+    </w:p>
+    <w:p>
+      <w:pPr>
+        <w:pStyle w:val="LabNLCode"/>
+      </w:pPr>
+    </w:p>
+    <w:p>
+      <w:pPr>
+        <w:pStyle w:val="LabNLCode"/>
+      </w:pPr>
+      <w:r>
+        <w:t>app.use(createPinia());</w:t>
+      </w:r>
+    </w:p>
+    <w:p>
+      <w:pPr>
+        <w:pStyle w:val="LabNLCode"/>
+      </w:pPr>
+      <w:r>
+        <w:t>app.mount('#app');</w:t>
+      </w:r>
+    </w:p>
+    <w:p>
+      <w:pPr>
+        <w:pStyle w:val="LabNLSub"/>
+      </w:pPr>
+      <w:r>
+        <w:t>Unlike a Vuex store, a Pinia instance holds no state of its own. Each store is defined in its own file and registers itself the first time it is used.</w:t>
+      </w:r>
+    </w:p>
+    <w:p>
+      <w:pPr>
+        <w:pStyle w:val="LabNL"/>
+      </w:pPr>
+      <w:r>
+        <w:t>Make a new directory in src named stores.</w:t>
+      </w:r>
+    </w:p>
+    <w:p>
+      <w:pPr>
+        <w:pStyle w:val="LabNL"/>
+      </w:pPr>
+      <w:r>
+        <w:t>Make a new file, home.js, inside stores.</w:t>
+      </w:r>
+    </w:p>
+    <w:p>
+      <w:pPr>
+        <w:pStyle w:val="LabNL"/>
+      </w:pPr>
+      <w:r>
+        <w:t>Make a new API service in api.service.js called ArticlesService.</w:t>
+      </w:r>
+    </w:p>
+    <w:p>
+      <w:pPr>
+        <w:pStyle w:val="LabNLCode"/>
+      </w:pPr>
+      <w:r>
+        <w:t>export const ArticlesService = {</w:t>
+      </w:r>
+    </w:p>
+    <w:p>
+      <w:pPr>
+        <w:pStyle w:val="LabNLCode"/>
+      </w:pPr>
+      <w:r>
+        <w:t xml:space="preserve">  query(type, params) {</w:t>
+      </w:r>
+    </w:p>
+    <w:p>
+      <w:pPr>
+        <w:pStyle w:val="LabNLCode"/>
+      </w:pPr>
+      <w:r>
+        <w:t xml:space="preserve">    return ApiService.query(`articles${type === 'feed' ? '/feed' : ''}`, {</w:t>
+      </w:r>
+    </w:p>
+    <w:p>
+      <w:pPr>
+        <w:pStyle w:val="LabNLCode"/>
+      </w:pPr>
+      <w:r>
+        <w:t xml:space="preserve">      params,</w:t>
+      </w:r>
+    </w:p>
+    <w:p>
+      <w:pPr>
+        <w:pStyle w:val="LabNLCode"/>
+      </w:pPr>
+      <w:r>
+        <w:t xml:space="preserve">    });</w:t>
+      </w:r>
+    </w:p>
+    <w:p>
+      <w:pPr>
+        <w:pStyle w:val="LabNLCode"/>
+      </w:pPr>
+      <w:r>
+        <w:t xml:space="preserve">  },</w:t>
+      </w:r>
+    </w:p>
+    <w:p>
+      <w:pPr>
+        <w:pStyle w:val="LabNLCode"/>
+      </w:pPr>
+      <w:r>
+        <w:t>};</w:t>
+      </w:r>
+    </w:p>
+    <w:p>
+      <w:pPr>
+        <w:pStyle w:val="LabNL"/>
+      </w:pPr>
+      <w:r>
+        <w:t>Import defineStore and ArticlesService into stores/home.js</w:t>
+      </w:r>
+    </w:p>
+    <w:p>
+      <w:pPr>
+        <w:pStyle w:val="LabNLCode"/>
+      </w:pPr>
+      <w:r>
+        <w:t>import { defineStore } from 'pinia';</w:t>
+      </w:r>
+    </w:p>
+    <w:p>
+      <w:pPr>
+        <w:pStyle w:val="LabNLCode"/>
+      </w:pPr>
+    </w:p>
+    <w:p>
+      <w:pPr>
+        <w:pStyle w:val="LabNLCode"/>
+      </w:pPr>
+      <w:r>
+        <w:t>import { ArticlesService } from '@/common/api.service';</w:t>
+      </w:r>
+    </w:p>
+    <w:p>
+      <w:pPr>
+        <w:pStyle w:val="LabNL"/>
+      </w:pPr>
+      <w:r>
         <w:lastRenderedPageBreak/>
-        <w:t>import { useArticleFilter } from '../composables/useArticleFilter';</w:t>
-      </w:r>
-    </w:p>
-    <w:p>
-      <w:pPr>
-        <w:pStyle w:val="LabNLCode"/>
-      </w:pPr>
-    </w:p>
-    <w:p>
-      <w:pPr>
-        <w:pStyle w:val="LabNLCode"/>
-      </w:pPr>
-      <w:r>
-        <w:t>const { searchDetails, filterIt } = useArticleFilter(articles);</w:t>
-      </w:r>
-    </w:p>
-    <w:p>
-      <w:pPr>
-        <w:pStyle w:val="LabNL"/>
-      </w:pPr>
-      <w:r>
-        <w:t>Confirm the filter still works in the browser.</w:t>
-      </w:r>
-    </w:p>
-    <w:p>
-      <w:pPr>
-        <w:pStyle w:val="LabNL"/>
-      </w:pPr>
-      <w:r>
-        <w:t>Challenge: implement filtering of the tags in the right column, reusing the same composable.</w:t>
+        <w:t>Define and export the store. The first argument is a unique id; it is what the Vue DevTools label the store with.</w:t>
+      </w:r>
+    </w:p>
+    <w:p>
+      <w:pPr>
+        <w:pStyle w:val="LabNLCode"/>
+      </w:pPr>
+      <w:r>
+        <w:t>export const useHomeStore = defineStore('home', {</w:t>
+      </w:r>
+    </w:p>
+    <w:p>
+      <w:pPr>
+        <w:pStyle w:val="LabNLCode"/>
+      </w:pPr>
+      <w:r>
+        <w:t>});</w:t>
+      </w:r>
+    </w:p>
+    <w:p>
+      <w:pPr>
+        <w:pStyle w:val="LabNL"/>
+      </w:pPr>
+      <w:r>
+        <w:t>Add the state. As in a component, state is a function that returns a fresh object.</w:t>
+      </w:r>
+    </w:p>
+    <w:p>
+      <w:pPr>
+        <w:pStyle w:val="LabNLCode"/>
+      </w:pPr>
+      <w:r>
+        <w:t xml:space="preserve">  state: () =&gt; ({</w:t>
+      </w:r>
+    </w:p>
+    <w:p>
+      <w:pPr>
+        <w:pStyle w:val="LabNLCode"/>
+      </w:pPr>
+      <w:r>
+        <w:t xml:space="preserve">    tags: [],</w:t>
+      </w:r>
+    </w:p>
+    <w:p>
+      <w:pPr>
+        <w:pStyle w:val="LabNLCode"/>
+      </w:pPr>
+      <w:r>
+        <w:t xml:space="preserve">    articles: [],</w:t>
+      </w:r>
+    </w:p>
+    <w:p>
+      <w:pPr>
+        <w:pStyle w:val="LabNLCode"/>
+      </w:pPr>
+      <w:r>
+        <w:t xml:space="preserve">    isLoading: true,</w:t>
+      </w:r>
+    </w:p>
+    <w:p>
+      <w:pPr>
+        <w:pStyle w:val="LabNLCode"/>
+      </w:pPr>
+      <w:r>
+        <w:t xml:space="preserve">    articlesCount: 0,</w:t>
+      </w:r>
+    </w:p>
+    <w:p>
+      <w:pPr>
+        <w:pStyle w:val="LabNLCode"/>
+      </w:pPr>
+      <w:r>
+        <w:t xml:space="preserve">  }),</w:t>
+      </w:r>
+    </w:p>
+    <w:p>
+      <w:pPr>
+        <w:pStyle w:val="LabNLSub"/>
+      </w:pPr>
+      <w:r>
+        <w:t>The Vuex version of this store also declared getters called articles, isLoading, articlesCount and tags that just returned the matching piece of state. In Pinia, state is exposed on the store directly, so those pass-through getters are unnecessary. Keep getters for values you actually derive.</w:t>
+      </w:r>
+    </w:p>
+    <w:p>
+      <w:pPr>
+        <w:pStyle w:val="LabNL"/>
+      </w:pPr>
+      <w:r>
+        <w:t>Add the actions. An action can be async, and assigns to state through this — there is no commit and no mutation to write.</w:t>
+      </w:r>
+    </w:p>
+    <w:p>
+      <w:pPr>
+        <w:pStyle w:val="LabNLCode"/>
+      </w:pPr>
+      <w:r>
+        <w:t xml:space="preserve">  actions: {</w:t>
+      </w:r>
+    </w:p>
+    <w:p>
+      <w:pPr>
+        <w:pStyle w:val="LabNLCode"/>
+      </w:pPr>
+      <w:r>
+        <w:t xml:space="preserve">    async fetchArticles(params = {}) {</w:t>
+      </w:r>
+    </w:p>
+    <w:p>
+      <w:pPr>
+        <w:pStyle w:val="LabNLCode"/>
+      </w:pPr>
+      <w:r>
+        <w:t xml:space="preserve">      this.isLoading = true;</w:t>
+      </w:r>
+    </w:p>
+    <w:p>
+      <w:pPr>
+        <w:pStyle w:val="LabNLCode"/>
+      </w:pPr>
+    </w:p>
+    <w:p>
+      <w:pPr>
+        <w:pStyle w:val="LabNLCode"/>
+      </w:pPr>
+      <w:r>
+        <w:t xml:space="preserve">      try {</w:t>
+      </w:r>
+    </w:p>
+    <w:p>
+      <w:pPr>
+        <w:pStyle w:val="LabNLCode"/>
+      </w:pPr>
+      <w:r>
+        <w:t xml:space="preserve">        const { data } = await ArticlesService.query(</w:t>
+      </w:r>
+    </w:p>
+    <w:p>
+      <w:pPr>
+        <w:pStyle w:val="LabNLCode"/>
+      </w:pPr>
+      <w:r>
+        <w:t xml:space="preserve">          params.type,</w:t>
+      </w:r>
+    </w:p>
+    <w:p>
+      <w:pPr>
+        <w:pStyle w:val="LabNLCode"/>
+      </w:pPr>
+      <w:r>
+        <w:t xml:space="preserve">          params.filters,</w:t>
+      </w:r>
+    </w:p>
+    <w:p>
+      <w:pPr>
+        <w:pStyle w:val="LabNLCode"/>
+      </w:pPr>
+      <w:r>
+        <w:t xml:space="preserve">        );</w:t>
+      </w:r>
+    </w:p>
+    <w:p>
+      <w:pPr>
+        <w:pStyle w:val="LabNLCode"/>
+      </w:pPr>
+    </w:p>
+    <w:p>
+      <w:pPr>
+        <w:pStyle w:val="LabNLCode"/>
+      </w:pPr>
+      <w:r>
+        <w:t xml:space="preserve">        this.articles = data.articles;</w:t>
+      </w:r>
+    </w:p>
+    <w:p>
+      <w:pPr>
+        <w:pStyle w:val="LabNLCode"/>
+      </w:pPr>
+      <w:r>
+        <w:t xml:space="preserve">        this.articlesCount = data.articlesCount;</w:t>
+      </w:r>
+    </w:p>
+    <w:p>
+      <w:pPr>
+        <w:pStyle w:val="LabNLCode"/>
+      </w:pPr>
+      <w:r>
+        <w:t xml:space="preserve">      } finally {</w:t>
+      </w:r>
+    </w:p>
+    <w:p>
+      <w:pPr>
+        <w:pStyle w:val="LabNLCode"/>
+      </w:pPr>
+      <w:r>
+        <w:t xml:space="preserve">        this.isLoading = false;</w:t>
+      </w:r>
+    </w:p>
+    <w:p>
+      <w:pPr>
+        <w:pStyle w:val="LabNLCode"/>
+      </w:pPr>
+      <w:r>
+        <w:t xml:space="preserve">      }</w:t>
+      </w:r>
+    </w:p>
+    <w:p>
+      <w:pPr>
+        <w:pStyle w:val="LabNLCode"/>
+      </w:pPr>
+      <w:r>
+        <w:t xml:space="preserve">    },</w:t>
+      </w:r>
+    </w:p>
+    <w:p>
+      <w:pPr>
+        <w:pStyle w:val="LabNLCode"/>
+      </w:pPr>
+      <w:r>
+        <w:t xml:space="preserve">  },</w:t>
+      </w:r>
+    </w:p>
+    <w:p>
+      <w:pPr>
+        <w:pStyle w:val="LabNLSub"/>
+      </w:pPr>
+      <w:r>
+        <w:t>The finally block guarantees the loading flag is cleared even if the request fails, which the Vuex version did not do.</w:t>
+      </w:r>
+    </w:p>
+    <w:p>
+      <w:pPr>
+        <w:pStyle w:val="LabNL"/>
+      </w:pPr>
+      <w:r>
+        <w:lastRenderedPageBreak/>
+        <w:t>Add two more actions, setTags and updateArticleInList, replacing the mutations of the same names.</w:t>
+      </w:r>
+    </w:p>
+    <w:p>
+      <w:pPr>
+        <w:pStyle w:val="LabNLCode"/>
+      </w:pPr>
+      <w:r>
+        <w:t xml:space="preserve">    setTags(tags) {</w:t>
+      </w:r>
+    </w:p>
+    <w:p>
+      <w:pPr>
+        <w:pStyle w:val="LabNLCode"/>
+      </w:pPr>
+      <w:r>
+        <w:t xml:space="preserve">      this.tags = tags;</w:t>
+      </w:r>
+    </w:p>
+    <w:p>
+      <w:pPr>
+        <w:pStyle w:val="LabNLCode"/>
+      </w:pPr>
+      <w:r>
+        <w:t xml:space="preserve">    },</w:t>
+      </w:r>
+    </w:p>
+    <w:p>
+      <w:pPr>
+        <w:pStyle w:val="LabNLCode"/>
+      </w:pPr>
+    </w:p>
+    <w:p>
+      <w:pPr>
+        <w:pStyle w:val="LabNLCode"/>
+      </w:pPr>
+      <w:r>
+        <w:t xml:space="preserve">    updateArticleInList(data) {</w:t>
+      </w:r>
+    </w:p>
+    <w:p>
+      <w:pPr>
+        <w:pStyle w:val="LabNLCode"/>
+      </w:pPr>
+      <w:r>
+        <w:t xml:space="preserve">      this.articles = this.articles.map((article) =&gt;</w:t>
+      </w:r>
+    </w:p>
+    <w:p>
+      <w:pPr>
+        <w:pStyle w:val="LabNLCode"/>
+      </w:pPr>
+      <w:r>
+        <w:t xml:space="preserve">        article.slug === data.slug</w:t>
+      </w:r>
+    </w:p>
+    <w:p>
+      <w:pPr>
+        <w:pStyle w:val="LabNLCode"/>
+      </w:pPr>
+      <w:r>
+        <w:t xml:space="preserve">          ? {</w:t>
+      </w:r>
+    </w:p>
+    <w:p>
+      <w:pPr>
+        <w:pStyle w:val="LabNLCode"/>
+      </w:pPr>
+      <w:r>
+        <w:t xml:space="preserve">              ...article,</w:t>
+      </w:r>
+    </w:p>
+    <w:p>
+      <w:pPr>
+        <w:pStyle w:val="LabNLCode"/>
+      </w:pPr>
+      <w:r>
+        <w:t xml:space="preserve">              favorited: data.favorited,</w:t>
+      </w:r>
+    </w:p>
+    <w:p>
+      <w:pPr>
+        <w:pStyle w:val="LabNLCode"/>
+      </w:pPr>
+      <w:r>
+        <w:t xml:space="preserve">              favoritesCount: data.favoritesCount,</w:t>
+      </w:r>
+    </w:p>
+    <w:p>
+      <w:pPr>
+        <w:pStyle w:val="LabNLCode"/>
+      </w:pPr>
+      <w:r>
+        <w:t xml:space="preserve">            }</w:t>
+      </w:r>
+    </w:p>
+    <w:p>
+      <w:pPr>
+        <w:pStyle w:val="LabNLCode"/>
+      </w:pPr>
+      <w:r>
+        <w:t xml:space="preserve">          : article,</w:t>
+      </w:r>
+    </w:p>
+    <w:p>
+      <w:pPr>
+        <w:pStyle w:val="LabNLCode"/>
+      </w:pPr>
+      <w:r>
+        <w:t xml:space="preserve">      );</w:t>
+      </w:r>
+    </w:p>
+    <w:p>
+      <w:pPr>
+        <w:pStyle w:val="LabNLCode"/>
+      </w:pPr>
+      <w:r>
+        <w:t xml:space="preserve">    },</w:t>
+      </w:r>
+    </w:p>
+    <w:p>
+      <w:pPr>
+        <w:pStyle w:val="LabNL"/>
+      </w:pPr>
+      <w:r>
+        <w:t>Import the store and storeToRefs into ArticleList.vue</w:t>
+      </w:r>
+    </w:p>
+    <w:p>
+      <w:pPr>
+        <w:pStyle w:val="LabNLCode"/>
+      </w:pPr>
+      <w:r>
+        <w:t>import { storeToRefs } from 'pinia';</w:t>
+      </w:r>
+    </w:p>
+    <w:p>
+      <w:pPr>
+        <w:pStyle w:val="LabNLCode"/>
+      </w:pPr>
+    </w:p>
+    <w:p>
+      <w:pPr>
+        <w:pStyle w:val="LabNLCode"/>
+      </w:pPr>
+      <w:r>
+        <w:t>import { useHomeStore } from '../stores/home';</w:t>
+      </w:r>
+    </w:p>
+    <w:p>
+      <w:pPr>
+        <w:pStyle w:val="LabNL"/>
+      </w:pPr>
+      <w:r>
+        <w:t>Call the store’s composable and pull out the pieces you need.</w:t>
+      </w:r>
+    </w:p>
+    <w:p>
+      <w:pPr>
+        <w:pStyle w:val="LabNLCode"/>
+      </w:pPr>
+      <w:r>
+        <w:t>const homeStore = useHomeStore();</w:t>
+      </w:r>
+    </w:p>
+    <w:p>
+      <w:pPr>
+        <w:pStyle w:val="LabNLCode"/>
+      </w:pPr>
+      <w:r>
+        <w:t>const { articles, isLoading } = storeToRefs(homeStore);</w:t>
+      </w:r>
+    </w:p>
+    <w:p>
+      <w:pPr>
+        <w:pStyle w:val="Note"/>
+      </w:pPr>
+      <w:r>
+        <w:t>Note: a Pinia store is a reactive object, so destructuring it directly would break reactivity — you would copy the values out and never see an update. storeToRefs converts state and getters into refs that keep tracking. Actions are plain functions and can be destructured normally, or called on the store as we do below.</w:t>
+      </w:r>
+    </w:p>
+    <w:p>
+      <w:pPr>
+        <w:pStyle w:val="LabNL"/>
+      </w:pPr>
+      <w:r>
+        <w:t>Remove the local articles ref from ArticleList.vue — the store owns that state now.</w:t>
+      </w:r>
+    </w:p>
+    <w:p>
+      <w:pPr>
+        <w:pStyle w:val="LabNL"/>
+      </w:pPr>
+      <w:r>
+        <w:t>Change the onMounted hook to call the store action.</w:t>
+      </w:r>
+    </w:p>
+    <w:p>
+      <w:pPr>
+        <w:pStyle w:val="LabNLCode"/>
+      </w:pPr>
+      <w:r>
+        <w:t>onMounted(() =&gt; {</w:t>
+      </w:r>
+    </w:p>
+    <w:p>
+      <w:pPr>
+        <w:pStyle w:val="LabNLCode"/>
+      </w:pPr>
+      <w:r>
+        <w:t xml:space="preserve">  homeStore.fetchArticles({ type: 'all' });</w:t>
+      </w:r>
+    </w:p>
+    <w:p>
+      <w:pPr>
+        <w:pStyle w:val="LabNLCode"/>
+      </w:pPr>
+      <w:r>
+        <w:t>});</w:t>
+      </w:r>
+    </w:p>
+    <w:p>
+      <w:pPr>
+        <w:pStyle w:val="LabNLSub"/>
+      </w:pPr>
+      <w:r>
+        <w:t>Compare that with the Vuex version, which read this.$store.dispatch(FETCH_ARTICLES, this.listConfig) and needed a string constant and a computed property to build the payload.</w:t>
+      </w:r>
+    </w:p>
+    <w:p>
+      <w:pPr>
+        <w:pStyle w:val="LabNL"/>
+      </w:pPr>
+      <w:r>
+        <w:lastRenderedPageBreak/>
+        <w:t>Add a v-if directive to the ArticleList template to hide the list until the request has finished.</w:t>
+      </w:r>
+    </w:p>
+    <w:p>
+      <w:pPr>
+        <w:pStyle w:val="LabNLCode"/>
+      </w:pPr>
+      <w:r>
+        <w:t>&lt;template&gt;</w:t>
+      </w:r>
+    </w:p>
+    <w:p>
+      <w:pPr>
+        <w:pStyle w:val="LabNLCode"/>
+      </w:pPr>
+      <w:r>
+        <w:t xml:space="preserve">  &lt;div&gt;</w:t>
+      </w:r>
+    </w:p>
+    <w:p>
+      <w:pPr>
+        <w:pStyle w:val="LabNLCode"/>
+      </w:pPr>
+      <w:r>
+        <w:t xml:space="preserve">    &lt;div v-if="isLoading" class="article-preview"&gt;Loading articles...&lt;/div&gt;</w:t>
+      </w:r>
+    </w:p>
+    <w:p>
+      <w:pPr>
+        <w:pStyle w:val="LabNLCode"/>
+      </w:pPr>
+      <w:r>
+        <w:t xml:space="preserve">    &lt;div v-else&gt;</w:t>
+      </w:r>
+    </w:p>
+    <w:p>
+      <w:pPr>
+        <w:pStyle w:val="LabNLCode"/>
+      </w:pPr>
+      <w:r>
+        <w:t xml:space="preserve">      &lt;input</w:t>
+      </w:r>
+    </w:p>
+    <w:p>
+      <w:pPr>
+        <w:pStyle w:val="LabNLCode"/>
+      </w:pPr>
+      <w:r>
+        <w:t xml:space="preserve">        v-model="searchDetails"</w:t>
+      </w:r>
+    </w:p>
+    <w:p>
+      <w:pPr>
+        <w:pStyle w:val="LabNLCode"/>
+      </w:pPr>
+      <w:r>
+        <w:t xml:space="preserve">        class="form-control"</w:t>
+      </w:r>
+    </w:p>
+    <w:p>
+      <w:pPr>
+        <w:pStyle w:val="LabNLCode"/>
+      </w:pPr>
+      <w:r>
+        <w:t xml:space="preserve">        placeholder="filter articles"</w:t>
+      </w:r>
+    </w:p>
+    <w:p>
+      <w:pPr>
+        <w:pStyle w:val="LabNLCode"/>
+      </w:pPr>
+      <w:r>
+        <w:t xml:space="preserve">      /&gt;</w:t>
+      </w:r>
+    </w:p>
+    <w:p>
+      <w:pPr>
+        <w:pStyle w:val="LabNLCode"/>
+      </w:pPr>
+      <w:r>
+        <w:t xml:space="preserve">      &lt;div v-if="articles.length === 0" class="article-preview"&gt;</w:t>
+      </w:r>
+    </w:p>
+    <w:p>
+      <w:pPr>
+        <w:pStyle w:val="LabNLCode"/>
+      </w:pPr>
+      <w:r>
+        <w:t xml:space="preserve">        No articles are here... yet.</w:t>
+      </w:r>
+    </w:p>
+    <w:p>
+      <w:pPr>
+        <w:pStyle w:val="LabNLCode"/>
+      </w:pPr>
+      <w:r>
+        <w:t xml:space="preserve">      &lt;/div&gt;</w:t>
+      </w:r>
+    </w:p>
+    <w:p>
+      <w:pPr>
+        <w:pStyle w:val="LabNLCode"/>
+      </w:pPr>
+      <w:r>
+        <w:t xml:space="preserve">      &lt;ArticlePreview</w:t>
+      </w:r>
+    </w:p>
+    <w:p>
+      <w:pPr>
+        <w:pStyle w:val="LabNLCode"/>
+      </w:pPr>
+      <w:r>
+        <w:t xml:space="preserve">        v-for="(article, index) in filterIt"</w:t>
+      </w:r>
+    </w:p>
+    <w:p>
+      <w:pPr>
+        <w:pStyle w:val="LabNLCode"/>
+      </w:pPr>
+      <w:r>
+        <w:t xml:space="preserve">        :key="article.title + index"</w:t>
+      </w:r>
+    </w:p>
+    <w:p>
+      <w:pPr>
+        <w:pStyle w:val="LabNLCode"/>
+      </w:pPr>
+      <w:r>
+        <w:t xml:space="preserve">        :style="{ fontSize: articleFontSize + 'em' }"</w:t>
+      </w:r>
+    </w:p>
+    <w:p>
+      <w:pPr>
+        <w:pStyle w:val="LabNLCode"/>
+      </w:pPr>
+      <w:r>
+        <w:t xml:space="preserve">        :article="article"</w:t>
+      </w:r>
+    </w:p>
+    <w:p>
+      <w:pPr>
+        <w:pStyle w:val="LabNLCode"/>
+      </w:pPr>
+      <w:r>
+        <w:t xml:space="preserve">        @enlarge-text="articleFontSize += 0.1"</w:t>
+      </w:r>
+    </w:p>
+    <w:p>
+      <w:pPr>
+        <w:pStyle w:val="LabNLCode"/>
+      </w:pPr>
+      <w:r>
+        <w:t xml:space="preserve">      /&gt;</w:t>
+      </w:r>
+    </w:p>
+    <w:p>
+      <w:pPr>
+        <w:pStyle w:val="LabNLCode"/>
+      </w:pPr>
+      <w:r>
+        <w:t xml:space="preserve">    &lt;/div&gt;</w:t>
+      </w:r>
+    </w:p>
+    <w:p>
+      <w:pPr>
+        <w:pStyle w:val="LabNLCode"/>
+      </w:pPr>
+      <w:r>
+        <w:t xml:space="preserve">  &lt;/div&gt;</w:t>
+      </w:r>
+    </w:p>
+    <w:p>
+      <w:pPr>
+        <w:pStyle w:val="LabNLCode"/>
+      </w:pPr>
+      <w:r>
+        <w:t>&lt;/template&gt;</w:t>
+      </w:r>
+    </w:p>
+    <w:p>
+      <w:pPr>
+        <w:pStyle w:val="LabNL"/>
+      </w:pPr>
+      <w:r>
+        <w:t>Start the development server and view the app in a browser.</w:t>
+      </w:r>
+    </w:p>
+    <w:p>
+      <w:pPr>
+        <w:pStyle w:val="LabNL"/>
+      </w:pPr>
+      <w:r>
+        <w:t>Open the Vue DevTools and find the Pinia tab. Watch isLoading flip as the request completes, and try editing articles directly from the inspector.</w:t>
+      </w:r>
+    </w:p>
+    <w:p>
+      <w:pPr>
+        <w:pStyle w:val="LabNL"/>
+      </w:pPr>
+      <w:r>
+        <w:t>Challenge: display tags along with each article preview.</w:t>
+      </w:r>
+    </w:p>
+    <w:p>
+      <w:pPr>
+        <w:pStyle w:val="LabNL"/>
+      </w:pPr>
+      <w:r>
+        <w:t>Challenge: populate the Popular Tags box with a list of tags from the currently displayed article previews.</w:t>
+      </w:r>
+    </w:p>
+    <w:p>
+      <w:pPr>
+        <w:pStyle w:val="LabNL"/>
+      </w:pPr>
+      <w:r>
+        <w:t>Challenge: clicking on a tag in the list of popular tags should filter the display of articles.</w:t>
       </w:r>
     </w:p>
     <w:p/>
@@ -11766,15 +12749,75 @@
       <w:pPr>
         <w:pStyle w:val="Heading1"/>
       </w:pPr>
-      <w:bookmarkStart w:id="100" w:name="_Toc241675649"/>
-      <w:r>
-        <w:t>Lab 20: Implementing Pinia</w:t>
-      </w:r>
-      <w:bookmarkEnd w:id="100"/>
-    </w:p>
-    <w:p>
-      <w:r>
-        <w:t>In this lab, you’ll convert the Conduit application to use a centralized store with Pinia.</w:t>
+      <w:bookmarkStart w:id="101" w:name="_Toc241675650"/>
+      <w:r>
+        <w:lastRenderedPageBreak/>
+        <w:t>Lab 21: Routing</w:t>
+      </w:r>
+      <w:bookmarkEnd w:id="101"/>
+    </w:p>
+    <w:p>
+      <w:r>
+        <w:t>So far, our application only has one screen. In this lab, you’ll start to implement additional routes. Routing in modern JavaScript frameworks works by reacting to changes in the browser address to load or show different views. In reality everything is happening in the same HTML page, but the data and view change. This is what we mean by a Single Page Application (or SPA).</w:t>
+      </w:r>
+    </w:p>
+    <w:p/>
+    <w:p>
+      <w:r>
+        <w:t>In this lab, you’ll install and configure Vue Router, and then create the first two additional routes for this application: Sign In and Sign Up.</w:t>
+      </w:r>
+    </w:p>
+    <w:p/>
+    <w:p>
+      <w:pPr>
+        <w:pStyle w:val="LabNL"/>
+        <w:numPr>
+          <w:ilvl w:val="0"/>
+          <w:numId w:val="26"/>
+        </w:numPr>
+      </w:pPr>
+      <w:r>
+        <w:t>Install vue-router.</w:t>
+      </w:r>
+    </w:p>
+    <w:p>
+      <w:pPr>
+        <w:pStyle w:val="LabNLCode"/>
+      </w:pPr>
+      <w:r>
+        <w:t>npm install vue-router</w:t>
+      </w:r>
+    </w:p>
+    <w:p>
+      <w:pPr>
+        <w:pStyle w:val="LabNL"/>
+      </w:pPr>
+      <w:r>
+        <w:t>Make a new directory in src named router.</w:t>
+      </w:r>
+    </w:p>
+    <w:p>
+      <w:pPr>
+        <w:pStyle w:val="LabNL"/>
+      </w:pPr>
+      <w:r>
+        <w:t>Create a file named index.js inside src/router</w:t>
+      </w:r>
+    </w:p>
+    <w:p>
+      <w:pPr>
+        <w:pStyle w:val="LabNL"/>
+      </w:pPr>
+      <w:r>
+        <w:t>Import the router factory functions. Vue Router 4 and later are created with a function rather than a constructor, and are not installed with Vue.use.</w:t>
+      </w:r>
+    </w:p>
+    <w:p>
+      <w:pPr>
+        <w:pStyle w:val="LabNLCode"/>
+      </w:pPr>
+      <w:r>
+        <w:t>import { createRouter, createWebHistory } from 'vue-router';</w:t>
       </w:r>
     </w:p>
     <w:p>
@@ -11782,60 +12825,144 @@
         <w:pStyle w:val="Note"/>
       </w:pPr>
       <w:r>
-        <w:t>Note: earlier versions of this course used Vuex. Vuex is now in maintenance mode and Pinia is the officially recommended store for Vue. The concepts carry over almost one for one — state and getters keep their names, and actions absorb what Vuex split between actions and mutations. Pinia has no mutations at all: an action assigns to state directly. It also drops the string action-type constants and the dispatch/commit indirection, so a store method is called like an ordinary function and can be type-checked and jumped to in an editor.</w:t>
-      </w:r>
-    </w:p>
-    <w:p>
-      <w:pPr>
-        <w:pStyle w:val="LabNL"/>
-      </w:pPr>
-      <w:r>
-        <w:t>Install Pinia.</w:t>
-      </w:r>
-    </w:p>
-    <w:p>
-      <w:pPr>
-        <w:pStyle w:val="LabNLCode"/>
-      </w:pPr>
-      <w:r>
-        <w:t>npm install pinia</w:t>
-      </w:r>
-    </w:p>
-    <w:p>
-      <w:pPr>
-        <w:pStyle w:val="LabNL"/>
-      </w:pPr>
-      <w:r>
-        <w:t>Import createPinia in main.js and install it on the app.</w:t>
-      </w:r>
-    </w:p>
-    <w:p>
-      <w:pPr>
-        <w:pStyle w:val="LabNLCode"/>
-      </w:pPr>
-      <w:r>
-        <w:t>import { createApp } from 'vue';</w:t>
-      </w:r>
-    </w:p>
-    <w:p>
-      <w:pPr>
-        <w:pStyle w:val="LabNLCode"/>
-      </w:pPr>
-      <w:r>
-        <w:t>import { createPinia } from 'pinia';</w:t>
-      </w:r>
-    </w:p>
-    <w:p>
-      <w:pPr>
-        <w:pStyle w:val="LabNLCode"/>
-      </w:pPr>
-    </w:p>
-    <w:p>
-      <w:pPr>
-        <w:pStyle w:val="LabNLCode"/>
-      </w:pPr>
-      <w:r>
-        <w:t>const app = createApp(App);</w:t>
+        <w:t>Note: this is the biggest API change from Vue Router 3. new Router() becomes createRouter(); the mode: 'history' option becomes createWebHistory(); mode: 'hash' becomes createWebHashHistory(); and the catch-all path '*' becomes '/:pathMatch(.*)*'.</w:t>
+      </w:r>
+    </w:p>
+    <w:p>
+      <w:pPr>
+        <w:pStyle w:val="LabNL"/>
+      </w:pPr>
+      <w:r>
+        <w:t>Create and export the router, passing it a history implementation and a routes array.</w:t>
+      </w:r>
+    </w:p>
+    <w:p>
+      <w:pPr>
+        <w:pStyle w:val="LabNLCode"/>
+      </w:pPr>
+      <w:r>
+        <w:t>export default createRouter({</w:t>
+      </w:r>
+    </w:p>
+    <w:p>
+      <w:pPr>
+        <w:pStyle w:val="LabNLCode"/>
+      </w:pPr>
+      <w:r>
+        <w:t xml:space="preserve">  history: createWebHistory(import.meta.env.BASE_URL),</w:t>
+      </w:r>
+    </w:p>
+    <w:p>
+      <w:pPr>
+        <w:pStyle w:val="LabNLCode"/>
+      </w:pPr>
+      <w:r>
+        <w:t xml:space="preserve">  routes: [],</w:t>
+      </w:r>
+    </w:p>
+    <w:p>
+      <w:pPr>
+        <w:pStyle w:val="LabNLCode"/>
+      </w:pPr>
+      <w:r>
+        <w:t>});</w:t>
+      </w:r>
+    </w:p>
+    <w:p>
+      <w:pPr>
+        <w:pStyle w:val="LabNLSub"/>
+      </w:pPr>
+      <w:r>
+        <w:t>createWebHistory uses the HTML5 History API, so URLs have no #. That is why the "/#/" you may have seen in older versions of this app is gone.</w:t>
+      </w:r>
+    </w:p>
+    <w:p>
+      <w:pPr>
+        <w:pStyle w:val="LabNL"/>
+      </w:pPr>
+      <w:r>
+        <w:t>Make the first (default) route. Remember the .vue extension in the dynamic import.</w:t>
+      </w:r>
+    </w:p>
+    <w:p>
+      <w:pPr>
+        <w:pStyle w:val="LabNLCode"/>
+      </w:pPr>
+      <w:r>
+        <w:t xml:space="preserve">  routes: [</w:t>
+      </w:r>
+    </w:p>
+    <w:p>
+      <w:pPr>
+        <w:pStyle w:val="LabNLCode"/>
+      </w:pPr>
+      <w:r>
+        <w:t xml:space="preserve">    {</w:t>
+      </w:r>
+    </w:p>
+    <w:p>
+      <w:pPr>
+        <w:pStyle w:val="LabNLCode"/>
+      </w:pPr>
+      <w:r>
+        <w:t xml:space="preserve">      name: 'home',</w:t>
+      </w:r>
+    </w:p>
+    <w:p>
+      <w:pPr>
+        <w:pStyle w:val="LabNLCode"/>
+      </w:pPr>
+      <w:r>
+        <w:t xml:space="preserve">      path: '/',</w:t>
+      </w:r>
+    </w:p>
+    <w:p>
+      <w:pPr>
+        <w:pStyle w:val="LabNLCode"/>
+      </w:pPr>
+      <w:r>
+        <w:t xml:space="preserve">      component: () =&gt; import('@/components/Home.vue'),</w:t>
+      </w:r>
+    </w:p>
+    <w:p>
+      <w:pPr>
+        <w:pStyle w:val="LabNLCode"/>
+      </w:pPr>
+      <w:r>
+        <w:t xml:space="preserve">    },</w:t>
+      </w:r>
+    </w:p>
+    <w:p>
+      <w:pPr>
+        <w:pStyle w:val="LabNLCode"/>
+      </w:pPr>
+      <w:r>
+        <w:t xml:space="preserve">  ],</w:t>
+      </w:r>
+    </w:p>
+    <w:p>
+      <w:pPr>
+        <w:pStyle w:val="LabNLSub"/>
+      </w:pPr>
+      <w:r>
+        <w:lastRenderedPageBreak/>
+        <w:t>Writing the component as an arrow function that returns an import() makes it a lazily-loaded route: Vite gives that route its own JavaScript chunk, which is not downloaded until the route is visited.</w:t>
+      </w:r>
+    </w:p>
+    <w:p>
+      <w:pPr>
+        <w:pStyle w:val="LabNL"/>
+      </w:pPr>
+      <w:r>
+        <w:t>Import the router module into main.js and install it on the app.</w:t>
+      </w:r>
+    </w:p>
+    <w:p>
+      <w:pPr>
+        <w:pStyle w:val="LabNLCode"/>
+      </w:pPr>
+      <w:r>
+        <w:t>import router from './router';</w:t>
       </w:r>
     </w:p>
     <w:p>
@@ -11856,6 +12983,14 @@
         <w:pStyle w:val="LabNLCode"/>
       </w:pPr>
       <w:r>
+        <w:t>app.use(router);</w:t>
+      </w:r>
+    </w:p>
+    <w:p>
+      <w:pPr>
+        <w:pStyle w:val="LabNLCode"/>
+      </w:pPr>
+      <w:r>
         <w:t>app.mount('#app');</w:t>
       </w:r>
     </w:p>
@@ -11864,63 +12999,185 @@
         <w:pStyle w:val="LabNLSub"/>
       </w:pPr>
       <w:r>
-        <w:t>Unlike a Vuex store, a Pinia instance holds no state of its own. Each store is defined in its own file and registers itself the first time it is used.</w:t>
-      </w:r>
-    </w:p>
-    <w:p>
-      <w:pPr>
-        <w:pStyle w:val="LabNL"/>
-      </w:pPr>
-      <w:r>
-        <w:t>Make a new directory in src named stores.</w:t>
-      </w:r>
-    </w:p>
-    <w:p>
-      <w:pPr>
-        <w:pStyle w:val="LabNL"/>
-      </w:pPr>
-      <w:r>
-        <w:t>Make a new file, home.js, inside stores.</w:t>
-      </w:r>
-    </w:p>
-    <w:p>
-      <w:pPr>
-        <w:pStyle w:val="LabNL"/>
-      </w:pPr>
-      <w:r>
-        <w:t>Make a new API service in api.service.js called ArticlesService.</w:t>
-      </w:r>
-    </w:p>
-    <w:p>
-      <w:pPr>
-        <w:pStyle w:val="LabNLCode"/>
-      </w:pPr>
-      <w:r>
-        <w:t>export const ArticlesService = {</w:t>
-      </w:r>
-    </w:p>
-    <w:p>
-      <w:pPr>
-        <w:pStyle w:val="LabNLCode"/>
-      </w:pPr>
-      <w:r>
-        <w:t xml:space="preserve">  query(type, params) {</w:t>
-      </w:r>
-    </w:p>
-    <w:p>
-      <w:pPr>
-        <w:pStyle w:val="LabNLCode"/>
-      </w:pPr>
-      <w:r>
-        <w:t xml:space="preserve">    return ApiService.query(`articles${type === 'feed' ? '/feed' : ''}`, {</w:t>
-      </w:r>
-    </w:p>
-    <w:p>
-      <w:pPr>
-        <w:pStyle w:val="LabNLCode"/>
-      </w:pPr>
-      <w:r>
-        <w:t xml:space="preserve">      params,</w:t>
+        <w:t>Install Pinia before the router, so that navigation guards and route components can reach the stores.</w:t>
+      </w:r>
+    </w:p>
+    <w:p>
+      <w:pPr>
+        <w:pStyle w:val="LabNL"/>
+      </w:pPr>
+      <w:r>
+        <w:t>Open App.vue and replace the &lt;Home /&gt; component with &lt;RouterView /&gt;.</w:t>
+      </w:r>
+    </w:p>
+    <w:p>
+      <w:pPr>
+        <w:pStyle w:val="LabNLCode"/>
+      </w:pPr>
+      <w:r>
+        <w:t>&lt;script setup&gt;</w:t>
+      </w:r>
+    </w:p>
+    <w:p>
+      <w:pPr>
+        <w:pStyle w:val="LabNLCode"/>
+      </w:pPr>
+      <w:r>
+        <w:t>import { RouterView } from 'vue-router';</w:t>
+      </w:r>
+    </w:p>
+    <w:p>
+      <w:pPr>
+        <w:pStyle w:val="LabNLCode"/>
+      </w:pPr>
+    </w:p>
+    <w:p>
+      <w:pPr>
+        <w:pStyle w:val="LabNLCode"/>
+      </w:pPr>
+      <w:r>
+        <w:t>import Header from './components/Header.vue';</w:t>
+      </w:r>
+    </w:p>
+    <w:p>
+      <w:pPr>
+        <w:pStyle w:val="LabNLCode"/>
+      </w:pPr>
+      <w:r>
+        <w:t>import Footer from './components/Footer.vue';</w:t>
+      </w:r>
+    </w:p>
+    <w:p>
+      <w:pPr>
+        <w:pStyle w:val="LabNLCode"/>
+      </w:pPr>
+      <w:r>
+        <w:t>&lt;/script&gt;</w:t>
+      </w:r>
+    </w:p>
+    <w:p>
+      <w:pPr>
+        <w:pStyle w:val="LabNLCode"/>
+      </w:pPr>
+    </w:p>
+    <w:p>
+      <w:pPr>
+        <w:pStyle w:val="LabNLCode"/>
+      </w:pPr>
+      <w:r>
+        <w:t>&lt;template&gt;</w:t>
+      </w:r>
+    </w:p>
+    <w:p>
+      <w:pPr>
+        <w:pStyle w:val="LabNLCode"/>
+      </w:pPr>
+      <w:r>
+        <w:t xml:space="preserve">  &lt;div id="app"&gt;</w:t>
+      </w:r>
+    </w:p>
+    <w:p>
+      <w:pPr>
+        <w:pStyle w:val="LabNLCode"/>
+      </w:pPr>
+      <w:r>
+        <w:t xml:space="preserve">    &lt;Header /&gt;</w:t>
+      </w:r>
+    </w:p>
+    <w:p>
+      <w:pPr>
+        <w:pStyle w:val="LabNLCode"/>
+      </w:pPr>
+      <w:r>
+        <w:t xml:space="preserve">    &lt;RouterView /&gt;</w:t>
+      </w:r>
+    </w:p>
+    <w:p>
+      <w:pPr>
+        <w:pStyle w:val="LabNLCode"/>
+      </w:pPr>
+      <w:r>
+        <w:t xml:space="preserve">    &lt;Footer /&gt;</w:t>
+      </w:r>
+    </w:p>
+    <w:p>
+      <w:pPr>
+        <w:pStyle w:val="LabNLCode"/>
+      </w:pPr>
+      <w:r>
+        <w:t xml:space="preserve">  &lt;/div&gt;</w:t>
+      </w:r>
+    </w:p>
+    <w:p>
+      <w:pPr>
+        <w:pStyle w:val="LabNLCode"/>
+      </w:pPr>
+      <w:r>
+        <w:t>&lt;/template&gt;</w:t>
+      </w:r>
+    </w:p>
+    <w:p>
+      <w:pPr>
+        <w:pStyle w:val="LabNLSub"/>
+      </w:pPr>
+      <w:r>
+        <w:t>app.use(router) does register &lt;RouterView&gt; and &lt;RouterLink&gt; globally, so the import is optional. Importing them explicitly is worth the one line: the editor can then resolve them, and the component says what it depends on.</w:t>
+      </w:r>
+    </w:p>
+    <w:p>
+      <w:pPr>
+        <w:pStyle w:val="LabNL"/>
+      </w:pPr>
+      <w:r>
+        <w:t>Remove the import for Home from App.vue.</w:t>
+      </w:r>
+    </w:p>
+    <w:p>
+      <w:pPr>
+        <w:pStyle w:val="LabNL"/>
+      </w:pPr>
+      <w:r>
+        <w:t>Run the development server and open the application in your browser. It should work the same as before.</w:t>
+      </w:r>
+    </w:p>
+    <w:p>
+      <w:pPr>
+        <w:pStyle w:val="LabNL"/>
+      </w:pPr>
+      <w:r>
+        <w:t>Open the Header component for editing.</w:t>
+      </w:r>
+    </w:p>
+    <w:p>
+      <w:pPr>
+        <w:pStyle w:val="LabNL"/>
+      </w:pPr>
+      <w:r>
+        <w:t>Find the Sign In link, and replace it with a RouterLink component:</w:t>
+      </w:r>
+    </w:p>
+    <w:p>
+      <w:pPr>
+        <w:pStyle w:val="LabNLCode"/>
+      </w:pPr>
+      <w:r>
+        <w:t>&lt;RouterLink</w:t>
+      </w:r>
+    </w:p>
+    <w:p>
+      <w:pPr>
+        <w:pStyle w:val="LabNLCode"/>
+      </w:pPr>
+      <w:r>
+        <w:t xml:space="preserve">  class="nav-link"</w:t>
+      </w:r>
+    </w:p>
+    <w:p>
+      <w:pPr>
+        <w:pStyle w:val="LabNLCode"/>
+      </w:pPr>
+      <w:r>
+        <w:t xml:space="preserve">  active-class="active"</w:t>
       </w:r>
     </w:p>
     <w:p>
@@ -11929,68 +13186,832 @@
       </w:pPr>
       <w:r>
         <w:lastRenderedPageBreak/>
-        <w:t xml:space="preserve">    });</w:t>
-      </w:r>
-    </w:p>
-    <w:p>
-      <w:pPr>
-        <w:pStyle w:val="LabNLCode"/>
-      </w:pPr>
-      <w:r>
-        <w:t xml:space="preserve">  },</w:t>
-      </w:r>
-    </w:p>
-    <w:p>
-      <w:pPr>
-        <w:pStyle w:val="LabNLCode"/>
-      </w:pPr>
-      <w:r>
-        <w:t>};</w:t>
-      </w:r>
-    </w:p>
-    <w:p>
-      <w:pPr>
-        <w:pStyle w:val="LabNL"/>
-      </w:pPr>
-      <w:r>
-        <w:t>Import defineStore and ArticlesService into stores/home.js</w:t>
-      </w:r>
-    </w:p>
-    <w:p>
-      <w:pPr>
-        <w:pStyle w:val="LabNLCode"/>
-      </w:pPr>
-      <w:r>
-        <w:t>import { defineStore } from 'pinia';</w:t>
-      </w:r>
-    </w:p>
-    <w:p>
-      <w:pPr>
-        <w:pStyle w:val="LabNLCode"/>
-      </w:pPr>
-    </w:p>
-    <w:p>
-      <w:pPr>
-        <w:pStyle w:val="LabNLCode"/>
-      </w:pPr>
-      <w:r>
-        <w:t>import { ArticlesService } from '@/common/api.service';</w:t>
-      </w:r>
-    </w:p>
-    <w:p>
-      <w:pPr>
-        <w:pStyle w:val="LabNL"/>
-      </w:pPr>
-      <w:r>
-        <w:t>Define and export the store. The first argument is a unique id; it is what the Vue DevTools label the store with.</w:t>
-      </w:r>
-    </w:p>
-    <w:p>
-      <w:pPr>
-        <w:pStyle w:val="LabNLCode"/>
-      </w:pPr>
-      <w:r>
-        <w:t>export const useHomeStore = defineStore('home', {</w:t>
+        <w:t xml:space="preserve">  :to="{ name: 'login' }"</w:t>
+      </w:r>
+    </w:p>
+    <w:p>
+      <w:pPr>
+        <w:pStyle w:val="LabNLCode"/>
+      </w:pPr>
+      <w:r>
+        <w:t>&gt;</w:t>
+      </w:r>
+    </w:p>
+    <w:p>
+      <w:pPr>
+        <w:pStyle w:val="LabNLCode"/>
+      </w:pPr>
+      <w:r>
+        <w:t xml:space="preserve">  Sign in</w:t>
+      </w:r>
+    </w:p>
+    <w:p>
+      <w:pPr>
+        <w:pStyle w:val="LabNLCode"/>
+      </w:pPr>
+      <w:r>
+        <w:t>&lt;/RouterLink&gt;</w:t>
+      </w:r>
+    </w:p>
+    <w:p>
+      <w:pPr>
+        <w:pStyle w:val="Note"/>
+      </w:pPr>
+      <w:r>
+        <w:t>Note: the exact prop that Vue Router 3 needed here is gone. In Vue Router 4 and later, active-class is applied on partial matches and exact-active-class on exact ones, so use exact-active-class if you need the old behaviour.</w:t>
+      </w:r>
+    </w:p>
+    <w:p>
+      <w:pPr>
+        <w:pStyle w:val="LabNL"/>
+      </w:pPr>
+      <w:r>
+        <w:t>View the application in your browser and click on the Sign In link. It won’t work yet, because the login route doesn’t exist.</w:t>
+      </w:r>
+    </w:p>
+    <w:p>
+      <w:pPr>
+        <w:pStyle w:val="LabNL"/>
+      </w:pPr>
+      <w:r>
+        <w:t>Create a new route, in router/index.js, with the name login and the path /login.</w:t>
+      </w:r>
+    </w:p>
+    <w:p>
+      <w:pPr>
+        <w:pStyle w:val="LabNLCode"/>
+      </w:pPr>
+      <w:r>
+        <w:t xml:space="preserve">    {</w:t>
+      </w:r>
+    </w:p>
+    <w:p>
+      <w:pPr>
+        <w:pStyle w:val="LabNLCode"/>
+      </w:pPr>
+      <w:r>
+        <w:t xml:space="preserve">      name: 'login',</w:t>
+      </w:r>
+    </w:p>
+    <w:p>
+      <w:pPr>
+        <w:pStyle w:val="LabNLCode"/>
+      </w:pPr>
+      <w:r>
+        <w:t xml:space="preserve">      path: '/login',</w:t>
+      </w:r>
+    </w:p>
+    <w:p>
+      <w:pPr>
+        <w:pStyle w:val="LabNLCode"/>
+      </w:pPr>
+      <w:r>
+        <w:t xml:space="preserve">      component: () =&gt; import('@/components/Login.vue'),</w:t>
+      </w:r>
+    </w:p>
+    <w:p>
+      <w:pPr>
+        <w:pStyle w:val="LabNLCode"/>
+      </w:pPr>
+      <w:r>
+        <w:t xml:space="preserve">    },</w:t>
+      </w:r>
+    </w:p>
+    <w:p>
+      <w:pPr>
+        <w:pStyle w:val="LabNL"/>
+      </w:pPr>
+      <w:r>
+        <w:t>Make a new component named Login and put a login form in the &lt;template&gt;:</w:t>
+      </w:r>
+    </w:p>
+    <w:p>
+      <w:pPr>
+        <w:pStyle w:val="LabNLCode"/>
+      </w:pPr>
+      <w:r>
+        <w:t>&lt;script setup&gt;</w:t>
+      </w:r>
+    </w:p>
+    <w:p>
+      <w:pPr>
+        <w:pStyle w:val="LabNLCode"/>
+      </w:pPr>
+      <w:r>
+        <w:t>// The form is wired up to the auth store in the next lab.</w:t>
+      </w:r>
+    </w:p>
+    <w:p>
+      <w:pPr>
+        <w:pStyle w:val="LabNLCode"/>
+      </w:pPr>
+      <w:r>
+        <w:t>function onSubmit() {}</w:t>
+      </w:r>
+    </w:p>
+    <w:p>
+      <w:pPr>
+        <w:pStyle w:val="LabNLCode"/>
+      </w:pPr>
+      <w:r>
+        <w:t>&lt;/script&gt;</w:t>
+      </w:r>
+    </w:p>
+    <w:p>
+      <w:pPr>
+        <w:pStyle w:val="LabNLCode"/>
+      </w:pPr>
+    </w:p>
+    <w:p>
+      <w:pPr>
+        <w:pStyle w:val="LabNLCode"/>
+      </w:pPr>
+      <w:r>
+        <w:t>&lt;template&gt;</w:t>
+      </w:r>
+    </w:p>
+    <w:p>
+      <w:pPr>
+        <w:pStyle w:val="LabNLCode"/>
+      </w:pPr>
+      <w:r>
+        <w:t xml:space="preserve">  &lt;div&gt;</w:t>
+      </w:r>
+    </w:p>
+    <w:p>
+      <w:pPr>
+        <w:pStyle w:val="LabNLCode"/>
+      </w:pPr>
+      <w:r>
+        <w:t xml:space="preserve">    &lt;h1&gt;Log In Here&lt;/h1&gt;</w:t>
+      </w:r>
+    </w:p>
+    <w:p>
+      <w:pPr>
+        <w:pStyle w:val="LabNLCode"/>
+      </w:pPr>
+      <w:r>
+        <w:t xml:space="preserve">    &lt;form @submit.prevent="onSubmit"&gt;</w:t>
+      </w:r>
+    </w:p>
+    <w:p>
+      <w:pPr>
+        <w:pStyle w:val="LabNLCode"/>
+      </w:pPr>
+      <w:r>
+        <w:t xml:space="preserve">      &lt;fieldset class="form-group"&gt;</w:t>
+      </w:r>
+    </w:p>
+    <w:p>
+      <w:pPr>
+        <w:pStyle w:val="LabNLCode"/>
+      </w:pPr>
+      <w:r>
+        <w:t xml:space="preserve">        &lt;input</w:t>
+      </w:r>
+    </w:p>
+    <w:p>
+      <w:pPr>
+        <w:pStyle w:val="LabNLCode"/>
+      </w:pPr>
+      <w:r>
+        <w:t xml:space="preserve">          class="form-control form-control-lg"</w:t>
+      </w:r>
+    </w:p>
+    <w:p>
+      <w:pPr>
+        <w:pStyle w:val="LabNLCode"/>
+      </w:pPr>
+      <w:r>
+        <w:t xml:space="preserve">          type="text"</w:t>
+      </w:r>
+    </w:p>
+    <w:p>
+      <w:pPr>
+        <w:pStyle w:val="LabNLCode"/>
+      </w:pPr>
+      <w:r>
+        <w:t xml:space="preserve">          placeholder="Email"</w:t>
+      </w:r>
+    </w:p>
+    <w:p>
+      <w:pPr>
+        <w:pStyle w:val="LabNLCode"/>
+      </w:pPr>
+      <w:r>
+        <w:t xml:space="preserve">        /&gt;</w:t>
+      </w:r>
+    </w:p>
+    <w:p>
+      <w:pPr>
+        <w:pStyle w:val="LabNLCode"/>
+      </w:pPr>
+      <w:r>
+        <w:t xml:space="preserve">      &lt;/fieldset&gt;</w:t>
+      </w:r>
+    </w:p>
+    <w:p>
+      <w:pPr>
+        <w:pStyle w:val="LabNLCode"/>
+      </w:pPr>
+      <w:r>
+        <w:t xml:space="preserve">      &lt;fieldset class="form-group"&gt;</w:t>
+      </w:r>
+    </w:p>
+    <w:p>
+      <w:pPr>
+        <w:pStyle w:val="LabNLCode"/>
+      </w:pPr>
+      <w:r>
+        <w:t xml:space="preserve">        &lt;input</w:t>
+      </w:r>
+    </w:p>
+    <w:p>
+      <w:pPr>
+        <w:pStyle w:val="LabNLCode"/>
+      </w:pPr>
+      <w:r>
+        <w:t xml:space="preserve">          class="form-control form-control-lg"</w:t>
+      </w:r>
+    </w:p>
+    <w:p>
+      <w:pPr>
+        <w:pStyle w:val="LabNLCode"/>
+      </w:pPr>
+      <w:r>
+        <w:t xml:space="preserve">          type="password"</w:t>
+      </w:r>
+    </w:p>
+    <w:p>
+      <w:pPr>
+        <w:pStyle w:val="LabNLCode"/>
+      </w:pPr>
+      <w:r>
+        <w:lastRenderedPageBreak/>
+        <w:t xml:space="preserve">          placeholder="Password"</w:t>
+      </w:r>
+    </w:p>
+    <w:p>
+      <w:pPr>
+        <w:pStyle w:val="LabNLCode"/>
+      </w:pPr>
+      <w:r>
+        <w:t xml:space="preserve">        /&gt;</w:t>
+      </w:r>
+    </w:p>
+    <w:p>
+      <w:pPr>
+        <w:pStyle w:val="LabNLCode"/>
+      </w:pPr>
+      <w:r>
+        <w:t xml:space="preserve">      &lt;/fieldset&gt;</w:t>
+      </w:r>
+    </w:p>
+    <w:p>
+      <w:pPr>
+        <w:pStyle w:val="LabNLCode"/>
+      </w:pPr>
+      <w:r>
+        <w:t xml:space="preserve">      &lt;button class="btn btn-lg btn-primary pull-xs-right"&gt;Sign in&lt;/button&gt;</w:t>
+      </w:r>
+    </w:p>
+    <w:p>
+      <w:pPr>
+        <w:pStyle w:val="LabNLCode"/>
+      </w:pPr>
+      <w:r>
+        <w:t xml:space="preserve">    &lt;/form&gt;</w:t>
+      </w:r>
+    </w:p>
+    <w:p>
+      <w:pPr>
+        <w:pStyle w:val="LabNLCode"/>
+      </w:pPr>
+      <w:r>
+        <w:t xml:space="preserve">  &lt;/div&gt;</w:t>
+      </w:r>
+    </w:p>
+    <w:p>
+      <w:pPr>
+        <w:pStyle w:val="LabNLCode"/>
+      </w:pPr>
+      <w:r>
+        <w:t>&lt;/template&gt;</w:t>
+      </w:r>
+    </w:p>
+    <w:p>
+      <w:pPr>
+        <w:pStyle w:val="LabNL"/>
+      </w:pPr>
+      <w:r>
+        <w:t>Use &lt;RouterLink&gt; to link the logo to the home page.</w:t>
+      </w:r>
+    </w:p>
+    <w:p>
+      <w:pPr>
+        <w:pStyle w:val="LabNLCode"/>
+      </w:pPr>
+      <w:r>
+        <w:t>&lt;RouterLink class="navbar-brand" :to="{ name: 'home' }"&gt;</w:t>
+      </w:r>
+    </w:p>
+    <w:p>
+      <w:pPr>
+        <w:pStyle w:val="LabNLCode"/>
+      </w:pPr>
+      <w:r>
+        <w:t xml:space="preserve">  Logo</w:t>
+      </w:r>
+    </w:p>
+    <w:p>
+      <w:pPr>
+        <w:pStyle w:val="LabNLCode"/>
+      </w:pPr>
+      <w:r>
+        <w:t>&lt;/RouterLink&gt;</w:t>
+      </w:r>
+    </w:p>
+    <w:p>
+      <w:pPr>
+        <w:pStyle w:val="LabNL"/>
+      </w:pPr>
+      <w:r>
+        <w:t>Link the Home navigation link to the home page the same way.</w:t>
+      </w:r>
+    </w:p>
+    <w:p>
+      <w:pPr>
+        <w:pStyle w:val="LabNL"/>
+      </w:pPr>
+      <w:r>
+        <w:t>Challenge: make the Sign Up page and route.</w:t>
+      </w:r>
+    </w:p>
+    <w:p>
+      <w:pPr>
+        <w:pStyle w:val="LabNL"/>
+      </w:pPr>
+      <w:r>
+        <w:t>Challenge: use a &lt;RouterView&gt; inside Home.vue to render a different list (or differently-styled list) of articles when the user clicks a link. HINT: add a children property to the home route and make it an array of route objects.</w:t>
+      </w:r>
+    </w:p>
+    <w:p/>
+    <w:p>
+      <w:pPr>
+        <w:rPr>
+          <w:rFonts w:asciiTheme="majorHAnsi" w:eastAsiaTheme="majorEastAsia" w:hAnsiTheme="majorHAnsi" w:cstheme="majorBidi"/>
+          <w:color w:val="2F5496" w:themeColor="accent1" w:themeShade="BF"/>
+          <w:sz w:val="32"/>
+          <w:szCs w:val="32"/>
+        </w:rPr>
+      </w:pPr>
+      <w:bookmarkStart w:id="102" w:name="_Toc241675651"/>
+      <w:r>
+        <w:br w:type="page"/>
+      </w:r>
+    </w:p>
+    <w:p>
+      <w:pPr>
+        <w:pStyle w:val="Heading1"/>
+      </w:pPr>
+      <w:r>
+        <w:lastRenderedPageBreak/>
+        <w:t>Lab 22: AJAX</w:t>
+      </w:r>
+      <w:bookmarkEnd w:id="102"/>
+    </w:p>
+    <w:p>
+      <w:r>
+        <w:t>In this lab, you’ll implement sign up functionality along with login and checking of authorization.</w:t>
+      </w:r>
+    </w:p>
+    <w:p/>
+    <w:p>
+      <w:pPr>
+        <w:pStyle w:val="LabNL"/>
+        <w:numPr>
+          <w:ilvl w:val="0"/>
+          <w:numId w:val="27"/>
+        </w:numPr>
+      </w:pPr>
+      <w:r>
+        <w:t>Copy jwt.service.js and api.service.js from labs/lab22/common into src/common, overwriting your existing api.service.js.</w:t>
+      </w:r>
+    </w:p>
+    <w:p>
+      <w:pPr>
+        <w:pStyle w:val="LabNLSub"/>
+      </w:pPr>
+      <w:r>
+        <w:t xml:space="preserve">The new api.service.js adds the get, post, put and delete helpers the auth store needs, plus a </w:t>
+      </w:r>
+      <w:proofErr w:type="gramStart"/>
+      <w:r>
+        <w:t>setHeader(</w:t>
+      </w:r>
+      <w:proofErr w:type="gramEnd"/>
+      <w:r>
+        <w:t>) method that attaches the stored token to every subsequent request.</w:t>
+      </w:r>
+    </w:p>
+    <w:p>
+      <w:pPr>
+        <w:pStyle w:val="LabNL"/>
+      </w:pPr>
+      <w:r>
+        <w:t>Copy stores/auth.js from labs/lab22/stores into src/stores.</w:t>
+      </w:r>
+    </w:p>
+    <w:p>
+      <w:pPr>
+        <w:pStyle w:val="LabNL"/>
+      </w:pPr>
+      <w:r>
+        <w:t>Open src/stores/auth.js and read through it. Note the shape:</w:t>
+      </w:r>
+    </w:p>
+    <w:p>
+      <w:pPr>
+        <w:pStyle w:val="LabNLSub"/>
+      </w:pPr>
+      <w:r>
+        <w:t>state holds errors, user, and isAuthenticated, which is seeded from whatever token is already in localStorage.</w:t>
+      </w:r>
+    </w:p>
+    <w:p>
+      <w:pPr>
+        <w:pStyle w:val="LabNLSub"/>
+      </w:pPr>
+      <w:r>
+        <w:t>setAuth and purgeAuth are ordinary actions. In the Vuex version these were the SET_AUTH and PURGE_AUTH mutations, referred to through string constants in mutations.type.js. Pinia needs neither the constants nor the file.</w:t>
+      </w:r>
+    </w:p>
+    <w:p>
+      <w:pPr>
+        <w:pStyle w:val="LabNLSub"/>
+      </w:pPr>
+      <w:r>
+        <w:t>login, register, checkAuth and updateUser are async actions that call the API and then call setAuth. They store the server’s validation errors on state.errors and re-throw, so the component can decide what to do.</w:t>
+      </w:r>
+    </w:p>
+    <w:p>
+      <w:pPr>
+        <w:pStyle w:val="LabNL"/>
+      </w:pPr>
+      <w:r>
+        <w:t>Delete src/store, along with actions.type.js and mutations.type.js. Nothing imports them any more.</w:t>
+      </w:r>
+    </w:p>
+    <w:p>
+      <w:pPr>
+        <w:pStyle w:val="LabNL"/>
+      </w:pPr>
+      <w:r>
+        <w:t>Copy Login.vue and Register.vue from labs/lab22/components, overwriting your existing Login component.</w:t>
+      </w:r>
+    </w:p>
+    <w:p>
+      <w:pPr>
+        <w:pStyle w:val="LabNL"/>
+      </w:pPr>
+      <w:r>
+        <w:t>Open Login.vue and note how the component talks to the store.</w:t>
+      </w:r>
+    </w:p>
+    <w:p>
+      <w:pPr>
+        <w:pStyle w:val="LabNLCode"/>
+      </w:pPr>
+      <w:r>
+        <w:t>const router = useRouter();</w:t>
+      </w:r>
+    </w:p>
+    <w:p>
+      <w:pPr>
+        <w:pStyle w:val="LabNLCode"/>
+      </w:pPr>
+      <w:r>
+        <w:t>const authStore = useAuthStore();</w:t>
+      </w:r>
+    </w:p>
+    <w:p>
+      <w:pPr>
+        <w:pStyle w:val="LabNLCode"/>
+      </w:pPr>
+      <w:r>
+        <w:t>const { errors } = storeToRefs(authStore);</w:t>
+      </w:r>
+    </w:p>
+    <w:p>
+      <w:pPr>
+        <w:pStyle w:val="LabNLCode"/>
+      </w:pPr>
+    </w:p>
+    <w:p>
+      <w:pPr>
+        <w:pStyle w:val="LabNLCode"/>
+      </w:pPr>
+      <w:r>
+        <w:t>async function onSubmit() {</w:t>
+      </w:r>
+    </w:p>
+    <w:p>
+      <w:pPr>
+        <w:pStyle w:val="LabNLCode"/>
+      </w:pPr>
+      <w:r>
+        <w:t xml:space="preserve">  try {</w:t>
+      </w:r>
+    </w:p>
+    <w:p>
+      <w:pPr>
+        <w:pStyle w:val="LabNLCode"/>
+      </w:pPr>
+      <w:r>
+        <w:t xml:space="preserve">    await authStore.login({ email: email.value, password: password.value });</w:t>
+      </w:r>
+    </w:p>
+    <w:p>
+      <w:pPr>
+        <w:pStyle w:val="LabNLCode"/>
+      </w:pPr>
+      <w:r>
+        <w:t xml:space="preserve">    router.push({ name: 'home' });</w:t>
+      </w:r>
+    </w:p>
+    <w:p>
+      <w:pPr>
+        <w:pStyle w:val="LabNLCode"/>
+      </w:pPr>
+      <w:r>
+        <w:t xml:space="preserve">  } catch {</w:t>
+      </w:r>
+    </w:p>
+    <w:p>
+      <w:pPr>
+        <w:pStyle w:val="LabNLCode"/>
+      </w:pPr>
+      <w:r>
+        <w:t xml:space="preserve">    // Errors are surfaced through the store's `errors` state.</w:t>
+      </w:r>
+    </w:p>
+    <w:p>
+      <w:pPr>
+        <w:pStyle w:val="LabNLCode"/>
+      </w:pPr>
+      <w:r>
+        <w:t xml:space="preserve">  }</w:t>
+      </w:r>
+    </w:p>
+    <w:p>
+      <w:pPr>
+        <w:pStyle w:val="LabNLCode"/>
+      </w:pPr>
+      <w:r>
+        <w:t>}</w:t>
+      </w:r>
+    </w:p>
+    <w:p>
+      <w:pPr>
+        <w:pStyle w:val="Note"/>
+      </w:pPr>
+      <w:r>
+        <w:lastRenderedPageBreak/>
+        <w:t>Note: inside &lt;script setup&gt; there is no this, so this.$router and this.$store are not available. useRouter() and the store’s own use-function are the Composition API equivalents. useRoute() gives you the current route object.</w:t>
+      </w:r>
+    </w:p>
+    <w:p>
+      <w:pPr>
+        <w:pStyle w:val="LabNL"/>
+      </w:pPr>
+      <w:r>
+        <w:t>Add the register route to router/index.js, pointing at Register.vue.</w:t>
+      </w:r>
+    </w:p>
+    <w:p>
+      <w:pPr>
+        <w:pStyle w:val="LabNL"/>
+      </w:pPr>
+      <w:r>
+        <w:t>Test it out by registering and then by logging in.</w:t>
+      </w:r>
+    </w:p>
+    <w:p>
+      <w:pPr>
+        <w:pStyle w:val="LabNL"/>
+      </w:pPr>
+      <w:r>
+        <w:t>Import the auth store and storeToRefs into Home.vue</w:t>
+      </w:r>
+    </w:p>
+    <w:p>
+      <w:pPr>
+        <w:pStyle w:val="LabNLCode"/>
+      </w:pPr>
+      <w:r>
+        <w:t>import { storeToRefs } from 'pinia';</w:t>
+      </w:r>
+    </w:p>
+    <w:p>
+      <w:pPr>
+        <w:pStyle w:val="LabNLCode"/>
+      </w:pPr>
+    </w:p>
+    <w:p>
+      <w:pPr>
+        <w:pStyle w:val="LabNLCode"/>
+      </w:pPr>
+      <w:r>
+        <w:t>import { useAuthStore } from '@/stores/auth';</w:t>
+      </w:r>
+    </w:p>
+    <w:p>
+      <w:pPr>
+        <w:pStyle w:val="LabNLCode"/>
+      </w:pPr>
+    </w:p>
+    <w:p>
+      <w:pPr>
+        <w:pStyle w:val="LabNLCode"/>
+      </w:pPr>
+      <w:r>
+        <w:t>const { isAuthenticated } = storeToRefs(useAuthStore());</w:t>
+      </w:r>
+    </w:p>
+    <w:p>
+      <w:pPr>
+        <w:pStyle w:val="LabNLSub"/>
+      </w:pPr>
+      <w:r>
+        <w:t>The Vuex version used ...mapGetters(['isAuthenticated']) inside a computed option. storeToRefs is the direct replacement, and it works on state as well as getters.</w:t>
+      </w:r>
+    </w:p>
+    <w:p>
+      <w:pPr>
+        <w:pStyle w:val="LabNL"/>
+      </w:pPr>
+      <w:r>
+        <w:t>Use isAuthenticated in Home.vue to conditionally show a logged-in user message in the sidebar.</w:t>
+      </w:r>
+    </w:p>
+    <w:p>
+      <w:pPr>
+        <w:pStyle w:val="LabNLCode"/>
+      </w:pPr>
+      <w:r>
+        <w:t>&lt;p v-if="isAuthenticated"&gt;Welcome, authenticated user&lt;/p&gt;</w:t>
+      </w:r>
+    </w:p>
+    <w:p>
+      <w:pPr>
+        <w:pStyle w:val="Note"/>
+      </w:pPr>
+      <w:r>
+        <w:t>Note: the Vue 2 version of these components displayed errors with a filter — {{ v | error }}. Filters were removed in Vue 3. Use a method, a computed property, or an inline expression instead; Login.vue joins the array of messages inline.</w:t>
+      </w:r>
+    </w:p>
+    <w:p>
+      <w:pPr>
+        <w:pStyle w:val="LabNL"/>
+      </w:pPr>
+      <w:r>
+        <w:t>Challenge: display a logout button instead of the Login and Sign Up buttons when a user is logged in.</w:t>
+      </w:r>
+    </w:p>
+    <w:p>
+      <w:pPr>
+        <w:pStyle w:val="LabNL"/>
+      </w:pPr>
+      <w:r>
+        <w:t>Challenge: call the auth store’s checkAuth() action when the app starts, so a returning user with a valid token is logged straight back in.</w:t>
+      </w:r>
+    </w:p>
+    <w:p/>
+    <w:p>
+      <w:pPr>
+        <w:rPr>
+          <w:rFonts w:asciiTheme="majorHAnsi" w:eastAsiaTheme="majorEastAsia" w:hAnsiTheme="majorHAnsi" w:cstheme="majorBidi"/>
+          <w:color w:val="2F5496" w:themeColor="accent1" w:themeShade="BF"/>
+          <w:sz w:val="32"/>
+          <w:szCs w:val="32"/>
+        </w:rPr>
+      </w:pPr>
+      <w:bookmarkStart w:id="103" w:name="_Toc241675652"/>
+      <w:r>
+        <w:br w:type="page"/>
+      </w:r>
+    </w:p>
+    <w:p>
+      <w:pPr>
+        <w:pStyle w:val="Heading1"/>
+      </w:pPr>
+      <w:r>
+        <w:lastRenderedPageBreak/>
+        <w:t>Lab 23: Testing with Vitest</w:t>
+      </w:r>
+      <w:bookmarkEnd w:id="103"/>
+    </w:p>
+    <w:p>
+      <w:r>
+        <w:t>If you run the unit tests in your project now, you’ll see that the test on Home.vue fails. Home.vue now depends on the router and on a Pinia store, and neither exists inside a bare mount(). In this lab, you’ll learn how to provide them.</w:t>
+      </w:r>
+    </w:p>
+    <w:p/>
+    <w:p>
+      <w:pPr>
+        <w:pStyle w:val="LabNL"/>
+        <w:numPr>
+          <w:ilvl w:val="0"/>
+          <w:numId w:val="28"/>
+        </w:numPr>
+      </w:pPr>
+      <w:r>
+        <w:t>Run npm run test and read the failure carefully. The message names the injection that could not be resolved.</w:t>
+      </w:r>
+    </w:p>
+    <w:p>
+      <w:pPr>
+        <w:pStyle w:val="LabNL"/>
+      </w:pPr>
+      <w:r>
+        <w:t xml:space="preserve">Visit https://test-utils.vuejs.org/guide/ and read about the </w:t>
+      </w:r>
+      <w:proofErr w:type="gramStart"/>
+      <w:r>
+        <w:t>global.plugins</w:t>
+      </w:r>
+      <w:proofErr w:type="gramEnd"/>
+      <w:r>
+        <w:t xml:space="preserve"> mounting option.</w:t>
+      </w:r>
+    </w:p>
+    <w:p>
+      <w:pPr>
+        <w:pStyle w:val="Note"/>
+      </w:pPr>
+      <w:r>
+        <w:t>Note: Vue Test Utils 1 used createLocalVue() to install plugins without polluting the global Vue. Vue 3 apps are already isolated, so createLocalVue is gone — plugins are passed per-mount through global.plugins.</w:t>
+      </w:r>
+    </w:p>
+    <w:p>
+      <w:pPr>
+        <w:pStyle w:val="LabNL"/>
+      </w:pPr>
+      <w:r>
+        <w:t>Open tests/components/Home.spec.js and create a router for the test.</w:t>
+      </w:r>
+    </w:p>
+    <w:p>
+      <w:pPr>
+        <w:pStyle w:val="LabNLCode"/>
+      </w:pPr>
+      <w:r>
+        <w:t>import { createRouter, createWebHistory } from 'vue-router';</w:t>
+      </w:r>
+    </w:p>
+    <w:p>
+      <w:pPr>
+        <w:pStyle w:val="LabNLCode"/>
+      </w:pPr>
+    </w:p>
+    <w:p>
+      <w:pPr>
+        <w:pStyle w:val="LabNLCode"/>
+      </w:pPr>
+      <w:r>
+        <w:t>const router = createRouter({</w:t>
+      </w:r>
+    </w:p>
+    <w:p>
+      <w:pPr>
+        <w:pStyle w:val="LabNLCode"/>
+      </w:pPr>
+      <w:r>
+        <w:t xml:space="preserve">  history: createWebHistory(),</w:t>
+      </w:r>
+    </w:p>
+    <w:p>
+      <w:pPr>
+        <w:pStyle w:val="LabNLCode"/>
+      </w:pPr>
+      <w:r>
+        <w:t xml:space="preserve">  routes: [</w:t>
+      </w:r>
+    </w:p>
+    <w:p>
+      <w:pPr>
+        <w:pStyle w:val="LabNLCode"/>
+      </w:pPr>
+      <w:r>
+        <w:t xml:space="preserve">    { name: 'home', path: '/', component: { template: '&lt;div /&gt;' } },</w:t>
+      </w:r>
+    </w:p>
+    <w:p>
+      <w:pPr>
+        <w:pStyle w:val="LabNLCode"/>
+      </w:pPr>
+      <w:r>
+        <w:t xml:space="preserve">  ],</w:t>
       </w:r>
     </w:p>
     <w:p>
@@ -12006,55 +14027,65 @@
         <w:pStyle w:val="LabNL"/>
       </w:pPr>
       <w:r>
-        <w:t>Add the state. As in a component, state is a function that returns a fresh object.</w:t>
-      </w:r>
-    </w:p>
-    <w:p>
-      <w:pPr>
-        <w:pStyle w:val="LabNLCode"/>
-      </w:pPr>
-      <w:r>
-        <w:t xml:space="preserve">  state: () =&gt; ({</w:t>
-      </w:r>
-    </w:p>
-    <w:p>
-      <w:pPr>
-        <w:pStyle w:val="LabNLCode"/>
-      </w:pPr>
-      <w:r>
-        <w:t xml:space="preserve">    tags: [],</w:t>
-      </w:r>
-    </w:p>
-    <w:p>
-      <w:pPr>
-        <w:pStyle w:val="LabNLCode"/>
-      </w:pPr>
-      <w:r>
-        <w:t xml:space="preserve">    articles: [],</w:t>
-      </w:r>
-    </w:p>
-    <w:p>
-      <w:pPr>
-        <w:pStyle w:val="LabNLCode"/>
-      </w:pPr>
-      <w:r>
-        <w:t xml:space="preserve">    isLoading: true,</w:t>
-      </w:r>
-    </w:p>
-    <w:p>
-      <w:pPr>
-        <w:pStyle w:val="LabNLCode"/>
-      </w:pPr>
-      <w:r>
-        <w:t xml:space="preserve">    articlesCount: 0,</w:t>
-      </w:r>
-    </w:p>
-    <w:p>
-      <w:pPr>
-        <w:pStyle w:val="LabNLCode"/>
-      </w:pPr>
-      <w:r>
-        <w:t xml:space="preserve">  }),</w:t>
+        <w:t>Create a fresh Pinia instance before each test.</w:t>
+      </w:r>
+    </w:p>
+    <w:p>
+      <w:pPr>
+        <w:pStyle w:val="LabNLCode"/>
+      </w:pPr>
+      <w:r>
+        <w:t>import { createPinia, setActivePinia } from 'pinia';</w:t>
+      </w:r>
+    </w:p>
+    <w:p>
+      <w:pPr>
+        <w:pStyle w:val="LabNLCode"/>
+      </w:pPr>
+    </w:p>
+    <w:p>
+      <w:pPr>
+        <w:pStyle w:val="LabNLCode"/>
+      </w:pPr>
+      <w:r>
+        <w:t>let pinia;</w:t>
+      </w:r>
+    </w:p>
+    <w:p>
+      <w:pPr>
+        <w:pStyle w:val="LabNLCode"/>
+      </w:pPr>
+    </w:p>
+    <w:p>
+      <w:pPr>
+        <w:pStyle w:val="LabNLCode"/>
+      </w:pPr>
+      <w:r>
+        <w:t>beforeEach(() =&gt; {</w:t>
+      </w:r>
+    </w:p>
+    <w:p>
+      <w:pPr>
+        <w:pStyle w:val="LabNLCode"/>
+      </w:pPr>
+      <w:r>
+        <w:t xml:space="preserve">  pinia = createPinia();</w:t>
+      </w:r>
+    </w:p>
+    <w:p>
+      <w:pPr>
+        <w:pStyle w:val="LabNLCode"/>
+      </w:pPr>
+      <w:r>
+        <w:t xml:space="preserve">  setActivePinia(pinia);</w:t>
+      </w:r>
+    </w:p>
+    <w:p>
+      <w:pPr>
+        <w:pStyle w:val="LabNLCode"/>
+      </w:pPr>
+      <w:r>
+        <w:t>});</w:t>
       </w:r>
     </w:p>
     <w:p>
@@ -12062,332 +14093,94 @@
         <w:pStyle w:val="LabNLSub"/>
       </w:pPr>
       <w:r>
-        <w:t>The Vuex version of this store also declared getters called articles, isLoading, articlesCount and tags that just returned the matching piece of state. In Pinia, state is exposed on the store directly, so those pass-through getters are unnecessary. Keep getters for values you actually derive.</w:t>
-      </w:r>
-    </w:p>
-    <w:p>
-      <w:pPr>
-        <w:pStyle w:val="LabNL"/>
-      </w:pPr>
-      <w:r>
-        <w:t>Add the actions. An action can be async, and assigns to state through this — there is no commit and no mutation to write.</w:t>
-      </w:r>
-    </w:p>
-    <w:p>
-      <w:pPr>
-        <w:pStyle w:val="LabNLCode"/>
-      </w:pPr>
-      <w:r>
-        <w:t xml:space="preserve">  actions: {</w:t>
-      </w:r>
-    </w:p>
-    <w:p>
-      <w:pPr>
-        <w:pStyle w:val="LabNLCode"/>
-      </w:pPr>
-      <w:r>
-        <w:t xml:space="preserve">    async fetchArticles(params = {}) {</w:t>
-      </w:r>
-    </w:p>
-    <w:p>
-      <w:pPr>
-        <w:pStyle w:val="LabNLCode"/>
-      </w:pPr>
-      <w:r>
-        <w:t xml:space="preserve">      this.isLoading = true;</w:t>
-      </w:r>
-    </w:p>
-    <w:p>
-      <w:pPr>
-        <w:pStyle w:val="LabNLCode"/>
-      </w:pPr>
-    </w:p>
-    <w:p>
-      <w:pPr>
-        <w:pStyle w:val="LabNLCode"/>
-      </w:pPr>
-      <w:r>
-        <w:t xml:space="preserve">      try {</w:t>
-      </w:r>
-    </w:p>
-    <w:p>
-      <w:pPr>
-        <w:pStyle w:val="LabNLCode"/>
-      </w:pPr>
-      <w:r>
-        <w:t xml:space="preserve">        const { data } = await ArticlesService.query(</w:t>
-      </w:r>
-    </w:p>
-    <w:p>
-      <w:pPr>
-        <w:pStyle w:val="LabNLCode"/>
-      </w:pPr>
-      <w:r>
-        <w:t xml:space="preserve">          params.type,</w:t>
-      </w:r>
-    </w:p>
-    <w:p>
-      <w:pPr>
-        <w:pStyle w:val="LabNLCode"/>
-      </w:pPr>
-      <w:r>
-        <w:t xml:space="preserve">          params.filters,</w:t>
-      </w:r>
-    </w:p>
-    <w:p>
-      <w:pPr>
-        <w:pStyle w:val="LabNLCode"/>
-      </w:pPr>
-      <w:r>
-        <w:t xml:space="preserve">        );</w:t>
-      </w:r>
-    </w:p>
-    <w:p>
-      <w:pPr>
-        <w:pStyle w:val="LabNLCode"/>
-      </w:pPr>
-    </w:p>
-    <w:p>
-      <w:pPr>
-        <w:pStyle w:val="LabNLCode"/>
-      </w:pPr>
-      <w:r>
-        <w:t xml:space="preserve">        this.articles = data.articles;</w:t>
-      </w:r>
-    </w:p>
-    <w:p>
-      <w:pPr>
-        <w:pStyle w:val="LabNLCode"/>
-      </w:pPr>
-      <w:r>
-        <w:t xml:space="preserve">        this.articlesCount = data.articlesCount;</w:t>
-      </w:r>
-    </w:p>
-    <w:p>
-      <w:pPr>
-        <w:pStyle w:val="LabNLCode"/>
+        <w:t>Creating the Pinia instance per test keeps store state from leaking from one test into the next.</w:t>
+      </w:r>
+    </w:p>
+    <w:p>
+      <w:pPr>
+        <w:pStyle w:val="LabNL"/>
+      </w:pPr>
+      <w:r>
+        <w:t>Pass both plugins when you mount the component.</w:t>
+      </w:r>
+    </w:p>
+    <w:p>
+      <w:pPr>
+        <w:pStyle w:val="LabNLCode"/>
+      </w:pPr>
+      <w:r>
+        <w:t>const createWrapper = () =</w:t>
+      </w:r>
+    </w:p>
+    <w:p>
+      <w:pPr>
+        <w:pStyle w:val="LabNLCode"/>
+      </w:pPr>
+      <w:r>
+        <w:t xml:space="preserve">  shallowMount(Home, { global: { plugins: [pinia, router] } });</w:t>
+      </w:r>
+    </w:p>
+    <w:p>
+      <w:pPr>
+        <w:pStyle w:val="LabNLSub"/>
       </w:pPr>
       <w:r>
         <w:lastRenderedPageBreak/>
-        <w:t xml:space="preserve">      } finally {</w:t>
-      </w:r>
-    </w:p>
-    <w:p>
-      <w:pPr>
-        <w:pStyle w:val="LabNLCode"/>
-      </w:pPr>
-      <w:r>
-        <w:t xml:space="preserve">        this.isLoading = false;</w:t>
-      </w:r>
-    </w:p>
-    <w:p>
-      <w:pPr>
-        <w:pStyle w:val="LabNLCode"/>
-      </w:pPr>
-      <w:r>
-        <w:t xml:space="preserve">      }</w:t>
-      </w:r>
-    </w:p>
-    <w:p>
-      <w:pPr>
-        <w:pStyle w:val="LabNLCode"/>
-      </w:pPr>
-      <w:r>
-        <w:t xml:space="preserve">    },</w:t>
-      </w:r>
-    </w:p>
-    <w:p>
-      <w:pPr>
-        <w:pStyle w:val="LabNLCode"/>
-      </w:pPr>
-      <w:r>
-        <w:t xml:space="preserve">  },</w:t>
-      </w:r>
-    </w:p>
-    <w:p>
-      <w:pPr>
-        <w:pStyle w:val="LabNLSub"/>
-      </w:pPr>
-      <w:r>
-        <w:t>The finally block guarantees the loading flag is cleared even if the request fails, which the Vuex version did not do.</w:t>
-      </w:r>
-    </w:p>
-    <w:p>
-      <w:pPr>
-        <w:pStyle w:val="LabNL"/>
-      </w:pPr>
-      <w:r>
-        <w:t>Add two more actions, setTags and updateArticleInList, replacing the mutations of the same names.</w:t>
-      </w:r>
-    </w:p>
-    <w:p>
-      <w:pPr>
-        <w:pStyle w:val="LabNLCode"/>
-      </w:pPr>
-      <w:r>
-        <w:t xml:space="preserve">    setTags(tags) {</w:t>
-      </w:r>
-    </w:p>
-    <w:p>
-      <w:pPr>
-        <w:pStyle w:val="LabNLCode"/>
-      </w:pPr>
-      <w:r>
-        <w:t xml:space="preserve">      this.tags = tags;</w:t>
-      </w:r>
-    </w:p>
-    <w:p>
-      <w:pPr>
-        <w:pStyle w:val="LabNLCode"/>
-      </w:pPr>
-      <w:r>
-        <w:t xml:space="preserve">    },</w:t>
-      </w:r>
-    </w:p>
-    <w:p>
-      <w:pPr>
-        <w:pStyle w:val="LabNLCode"/>
-      </w:pPr>
-    </w:p>
-    <w:p>
-      <w:pPr>
-        <w:pStyle w:val="LabNLCode"/>
-      </w:pPr>
-      <w:r>
-        <w:t xml:space="preserve">    updateArticleInList(data) {</w:t>
-      </w:r>
-    </w:p>
-    <w:p>
-      <w:pPr>
-        <w:pStyle w:val="LabNLCode"/>
-      </w:pPr>
-      <w:r>
-        <w:t xml:space="preserve">      this.articles = this.articles.map((article) =&gt;</w:t>
-      </w:r>
-    </w:p>
-    <w:p>
-      <w:pPr>
-        <w:pStyle w:val="LabNLCode"/>
-      </w:pPr>
-      <w:r>
-        <w:t xml:space="preserve">        article.slug === data.slug</w:t>
-      </w:r>
-    </w:p>
-    <w:p>
-      <w:pPr>
-        <w:pStyle w:val="LabNLCode"/>
-      </w:pPr>
-      <w:r>
-        <w:t xml:space="preserve">          ? {</w:t>
-      </w:r>
-    </w:p>
-    <w:p>
-      <w:pPr>
-        <w:pStyle w:val="LabNLCode"/>
-      </w:pPr>
-      <w:r>
-        <w:t xml:space="preserve">              ...article,</w:t>
-      </w:r>
-    </w:p>
-    <w:p>
-      <w:pPr>
-        <w:pStyle w:val="LabNLCode"/>
-      </w:pPr>
-      <w:r>
-        <w:t xml:space="preserve">              favorited: data.favorited,</w:t>
-      </w:r>
-    </w:p>
-    <w:p>
-      <w:pPr>
-        <w:pStyle w:val="LabNLCode"/>
-      </w:pPr>
-      <w:r>
-        <w:t xml:space="preserve">              favoritesCount: data.favoritesCount,</w:t>
-      </w:r>
-    </w:p>
-    <w:p>
-      <w:pPr>
-        <w:pStyle w:val="LabNLCode"/>
-      </w:pPr>
-      <w:r>
-        <w:t xml:space="preserve">            }</w:t>
-      </w:r>
-    </w:p>
-    <w:p>
-      <w:pPr>
-        <w:pStyle w:val="LabNLCode"/>
-      </w:pPr>
-      <w:r>
-        <w:t xml:space="preserve">          : article,</w:t>
-      </w:r>
-    </w:p>
-    <w:p>
-      <w:pPr>
-        <w:pStyle w:val="LabNLCode"/>
-      </w:pPr>
-      <w:r>
-        <w:t xml:space="preserve">      );</w:t>
-      </w:r>
-    </w:p>
-    <w:p>
-      <w:pPr>
-        <w:pStyle w:val="LabNLCode"/>
-      </w:pPr>
-      <w:r>
-        <w:t xml:space="preserve">    },</w:t>
-      </w:r>
-    </w:p>
-    <w:p>
-      <w:pPr>
-        <w:pStyle w:val="LabNL"/>
-      </w:pPr>
-      <w:r>
-        <w:t>Import the store and storeToRefs into ArticleList.vue</w:t>
-      </w:r>
-    </w:p>
-    <w:p>
-      <w:pPr>
-        <w:pStyle w:val="LabNLCode"/>
-      </w:pPr>
-      <w:r>
-        <w:t>import { storeToRefs } from 'pinia';</w:t>
-      </w:r>
-    </w:p>
-    <w:p>
-      <w:pPr>
-        <w:pStyle w:val="LabNLCode"/>
-      </w:pPr>
-    </w:p>
-    <w:p>
-      <w:pPr>
-        <w:pStyle w:val="LabNLCode"/>
-      </w:pPr>
-      <w:r>
-        <w:t>import { useHomeStore } from '../stores/home';</w:t>
-      </w:r>
-    </w:p>
-    <w:p>
-      <w:pPr>
-        <w:pStyle w:val="LabNL"/>
-      </w:pPr>
-      <w:r>
-        <w:t>Call the store’s composable and pull out the pieces you need.</w:t>
-      </w:r>
-    </w:p>
-    <w:p>
-      <w:pPr>
-        <w:pStyle w:val="LabNLCode"/>
-      </w:pPr>
-      <w:r>
-        <w:t>const homeStore = useHomeStore();</w:t>
-      </w:r>
-    </w:p>
-    <w:p>
-      <w:pPr>
-        <w:pStyle w:val="LabNLCode"/>
-      </w:pPr>
-      <w:r>
-        <w:t>const { articles, isLoading } = storeToRefs(homeStore);</w:t>
+        <w:t>shallowMount stubs out child components, so GlobalFeed never mounts and no HTTP request is made from the test.</w:t>
+      </w:r>
+    </w:p>
+    <w:p>
+      <w:pPr>
+        <w:pStyle w:val="LabNL"/>
+      </w:pPr>
+      <w:r>
+        <w:t>Run npm run test again and confirm every test passes.</w:t>
+      </w:r>
+    </w:p>
+    <w:p>
+      <w:pPr>
+        <w:pStyle w:val="LabNL"/>
+      </w:pPr>
+      <w:r>
+        <w:t>Challenge: write a test for the auth store itself. A Pinia store can be tested without mounting any component — call useAuthStore() after setActivePinia() and assert on its state.</w:t>
+      </w:r>
+    </w:p>
+    <w:p>
+      <w:pPr>
+        <w:pStyle w:val="LabNL"/>
+      </w:pPr>
+      <w:r>
+        <w:t>Challenge: use vi.mock() to fake the api.service module so the store test never touches the network.</w:t>
+      </w:r>
+    </w:p>
+    <w:p/>
+    <w:p>
+      <w:pPr>
+        <w:rPr>
+          <w:rFonts w:asciiTheme="majorHAnsi" w:eastAsiaTheme="majorEastAsia" w:hAnsiTheme="majorHAnsi" w:cstheme="majorBidi"/>
+          <w:color w:val="2F5496" w:themeColor="accent1" w:themeShade="BF"/>
+          <w:sz w:val="32"/>
+          <w:szCs w:val="32"/>
+        </w:rPr>
+      </w:pPr>
+      <w:bookmarkStart w:id="104" w:name="_Toc241675653"/>
+      <w:r>
+        <w:br w:type="page"/>
+      </w:r>
+    </w:p>
+    <w:p>
+      <w:pPr>
+        <w:pStyle w:val="Heading1"/>
+      </w:pPr>
+      <w:r>
+        <w:lastRenderedPageBreak/>
+        <w:t>Lab 24: Transitions and Animations</w:t>
+      </w:r>
+      <w:bookmarkEnd w:id="104"/>
+    </w:p>
+    <w:p>
+      <w:r>
+        <w:t>Vue’s built-in &lt;Transition&gt; component applies CSS classes at each stage of an element entering or leaving the DOM, so you can animate it with plain CSS.</w:t>
       </w:r>
     </w:p>
     <w:p>
@@ -12395,1665 +14188,27 @@
         <w:pStyle w:val="Note"/>
       </w:pPr>
       <w:r>
-        <w:t>Note: a Pinia store is a reactive object, so destructuring it directly would break reactivity — you would copy the values out and never see an update. storeToRefs converts state and getters into refs that keep tracking. Actions are plain functions and can be destructured normally, or called on the store as we do below.</w:t>
-      </w:r>
-    </w:p>
-    <w:p>
-      <w:pPr>
-        <w:pStyle w:val="LabNL"/>
-      </w:pPr>
-      <w:r>
-        <w:lastRenderedPageBreak/>
-        <w:t>Remove the local articles ref from ArticleList.vue — the store owns that state now.</w:t>
-      </w:r>
-    </w:p>
-    <w:p>
-      <w:pPr>
-        <w:pStyle w:val="LabNL"/>
-      </w:pPr>
-      <w:r>
-        <w:t>Change the onMounted hook to call the store action.</w:t>
-      </w:r>
-    </w:p>
-    <w:p>
-      <w:pPr>
-        <w:pStyle w:val="LabNLCode"/>
-      </w:pPr>
-      <w:r>
-        <w:t>onMounted(() =&gt; {</w:t>
-      </w:r>
-    </w:p>
-    <w:p>
-      <w:pPr>
-        <w:pStyle w:val="LabNLCode"/>
-      </w:pPr>
-      <w:r>
-        <w:t xml:space="preserve">  homeStore.fetchArticles({ type: 'all' });</w:t>
-      </w:r>
-    </w:p>
-    <w:p>
-      <w:pPr>
-        <w:pStyle w:val="LabNLCode"/>
-      </w:pPr>
-      <w:r>
-        <w:t>});</w:t>
-      </w:r>
-    </w:p>
-    <w:p>
-      <w:pPr>
-        <w:pStyle w:val="LabNLSub"/>
-      </w:pPr>
-      <w:r>
-        <w:t>Compare that with the Vuex version, which read this.$store.dispatch(FETCH_ARTICLES, this.listConfig) and needed a string constant and a computed property to build the payload.</w:t>
-      </w:r>
-    </w:p>
-    <w:p>
-      <w:pPr>
-        <w:pStyle w:val="LabNL"/>
-      </w:pPr>
-      <w:r>
-        <w:t>Add a v-if directive to the ArticleList template to hide the list until the request has finished.</w:t>
-      </w:r>
-    </w:p>
-    <w:p>
-      <w:pPr>
-        <w:pStyle w:val="LabNLCode"/>
-      </w:pPr>
-      <w:r>
-        <w:t>&lt;template&gt;</w:t>
-      </w:r>
-    </w:p>
-    <w:p>
-      <w:pPr>
-        <w:pStyle w:val="LabNLCode"/>
-      </w:pPr>
-      <w:r>
-        <w:t xml:space="preserve">  &lt;div&gt;</w:t>
-      </w:r>
-    </w:p>
-    <w:p>
-      <w:pPr>
-        <w:pStyle w:val="LabNLCode"/>
-      </w:pPr>
-      <w:r>
-        <w:t xml:space="preserve">    &lt;div v-if="isLoading" class="article-preview"&gt;Loading articles...&lt;/div&gt;</w:t>
-      </w:r>
-    </w:p>
-    <w:p>
-      <w:pPr>
-        <w:pStyle w:val="LabNLCode"/>
-      </w:pPr>
-      <w:r>
-        <w:t xml:space="preserve">    &lt;div v-else&gt;</w:t>
-      </w:r>
-    </w:p>
-    <w:p>
-      <w:pPr>
-        <w:pStyle w:val="LabNLCode"/>
-      </w:pPr>
-      <w:r>
-        <w:t xml:space="preserve">      &lt;input</w:t>
-      </w:r>
-    </w:p>
-    <w:p>
-      <w:pPr>
-        <w:pStyle w:val="LabNLCode"/>
-      </w:pPr>
-      <w:r>
-        <w:t xml:space="preserve">        v-model="searchDetails"</w:t>
-      </w:r>
-    </w:p>
-    <w:p>
-      <w:pPr>
-        <w:pStyle w:val="LabNLCode"/>
-      </w:pPr>
-      <w:r>
-        <w:t xml:space="preserve">        class="form-control"</w:t>
-      </w:r>
-    </w:p>
-    <w:p>
-      <w:pPr>
-        <w:pStyle w:val="LabNLCode"/>
-      </w:pPr>
-      <w:r>
-        <w:t xml:space="preserve">        placeholder="filter articles"</w:t>
-      </w:r>
-    </w:p>
-    <w:p>
-      <w:pPr>
-        <w:pStyle w:val="LabNLCode"/>
-      </w:pPr>
-      <w:r>
-        <w:t xml:space="preserve">      /&gt;</w:t>
-      </w:r>
-    </w:p>
-    <w:p>
-      <w:pPr>
-        <w:pStyle w:val="LabNLCode"/>
-      </w:pPr>
-      <w:r>
-        <w:t xml:space="preserve">      &lt;div v-if="articles.length === 0" class="article-preview"&gt;</w:t>
-      </w:r>
-    </w:p>
-    <w:p>
-      <w:pPr>
-        <w:pStyle w:val="LabNLCode"/>
-      </w:pPr>
-      <w:r>
-        <w:t xml:space="preserve">        No articles are here... yet.</w:t>
-      </w:r>
-    </w:p>
-    <w:p>
-      <w:pPr>
-        <w:pStyle w:val="LabNLCode"/>
-      </w:pPr>
-      <w:r>
-        <w:t xml:space="preserve">      &lt;/div&gt;</w:t>
-      </w:r>
-    </w:p>
-    <w:p>
-      <w:pPr>
-        <w:pStyle w:val="LabNLCode"/>
-      </w:pPr>
-      <w:r>
-        <w:t xml:space="preserve">      &lt;ArticlePreview</w:t>
-      </w:r>
-    </w:p>
-    <w:p>
-      <w:pPr>
-        <w:pStyle w:val="LabNLCode"/>
-      </w:pPr>
-      <w:r>
-        <w:t xml:space="preserve">        v-for="(article, index) in filterIt"</w:t>
-      </w:r>
-    </w:p>
-    <w:p>
-      <w:pPr>
-        <w:pStyle w:val="LabNLCode"/>
-      </w:pPr>
-      <w:r>
-        <w:t xml:space="preserve">        :key="article.title + index"</w:t>
-      </w:r>
-    </w:p>
-    <w:p>
-      <w:pPr>
-        <w:pStyle w:val="LabNLCode"/>
-      </w:pPr>
-      <w:r>
-        <w:t xml:space="preserve">        :style="{ fontSize: articleFontSize + 'em' }"</w:t>
-      </w:r>
-    </w:p>
-    <w:p>
-      <w:pPr>
-        <w:pStyle w:val="LabNLCode"/>
-      </w:pPr>
-      <w:r>
-        <w:t xml:space="preserve">        :article="article"</w:t>
-      </w:r>
-    </w:p>
-    <w:p>
-      <w:pPr>
-        <w:pStyle w:val="LabNLCode"/>
-      </w:pPr>
-      <w:r>
-        <w:t xml:space="preserve">        @enlarge-text="articleFontSize += 0.1"</w:t>
-      </w:r>
-    </w:p>
-    <w:p>
-      <w:pPr>
-        <w:pStyle w:val="LabNLCode"/>
-      </w:pPr>
-      <w:r>
-        <w:t xml:space="preserve">      /&gt;</w:t>
-      </w:r>
-    </w:p>
-    <w:p>
-      <w:pPr>
-        <w:pStyle w:val="LabNLCode"/>
-      </w:pPr>
-      <w:r>
-        <w:t xml:space="preserve">    &lt;/div&gt;</w:t>
-      </w:r>
-    </w:p>
-    <w:p>
-      <w:pPr>
-        <w:pStyle w:val="LabNLCode"/>
-      </w:pPr>
-      <w:r>
-        <w:t xml:space="preserve">  &lt;/div&gt;</w:t>
-      </w:r>
-    </w:p>
-    <w:p>
-      <w:pPr>
-        <w:pStyle w:val="LabNLCode"/>
-      </w:pPr>
-      <w:r>
-        <w:t>&lt;/template&gt;</w:t>
-      </w:r>
-    </w:p>
-    <w:p>
-      <w:pPr>
-        <w:pStyle w:val="LabNL"/>
-      </w:pPr>
-      <w:r>
-        <w:t>Start the development server and view the app in a browser.</w:t>
-      </w:r>
-    </w:p>
-    <w:p>
-      <w:pPr>
-        <w:pStyle w:val="LabNL"/>
-      </w:pPr>
-      <w:r>
-        <w:lastRenderedPageBreak/>
-        <w:t>Open the Vue DevTools and find the Pinia tab. Watch isLoading flip as the request completes, and try editing articles directly from the inspector.</w:t>
-      </w:r>
-    </w:p>
-    <w:p>
-      <w:pPr>
-        <w:pStyle w:val="LabNL"/>
-      </w:pPr>
-      <w:r>
-        <w:t>Challenge: display tags along with each article preview.</w:t>
-      </w:r>
-    </w:p>
-    <w:p>
-      <w:pPr>
-        <w:pStyle w:val="LabNL"/>
-      </w:pPr>
-      <w:r>
-        <w:t>Challenge: populate the Popular Tags box with a list of tags from the currently displayed article previews.</w:t>
-      </w:r>
-    </w:p>
-    <w:p>
-      <w:pPr>
-        <w:pStyle w:val="LabNL"/>
-      </w:pPr>
-      <w:r>
-        <w:t>Challenge: clicking on a tag in the list of popular tags should filter the display of articles.</w:t>
-      </w:r>
-    </w:p>
-    <w:p/>
-    <w:p>
-      <w:pPr>
-        <w:pStyle w:val="Heading1"/>
-      </w:pPr>
-      <w:bookmarkStart w:id="101" w:name="_Toc241675650"/>
-      <w:r>
-        <w:t>Lab 21: Routing</w:t>
-      </w:r>
-      <w:bookmarkEnd w:id="101"/>
-    </w:p>
-    <w:p>
-      <w:r>
-        <w:t>So far, our application only has one screen. In this lab, you’ll start to implement additional routes. Routing in modern JavaScript frameworks works by reacting to changes in the browser address to load or show different views. In reality everything is happening in the same HTML page, but the data and view change. This is what we mean by a Single Page Application (or SPA).</w:t>
-      </w:r>
-    </w:p>
-    <w:p/>
-    <w:p>
-      <w:r>
-        <w:t>In this lab, you’ll install and configure Vue Router, and then create the first two additional routes for this application: Sign In and Sign Up.</w:t>
-      </w:r>
-    </w:p>
-    <w:p/>
-    <w:p>
-      <w:pPr>
-        <w:pStyle w:val="LabNL"/>
-      </w:pPr>
-      <w:r>
-        <w:t>Install vue-router.</w:t>
-      </w:r>
-    </w:p>
-    <w:p>
-      <w:pPr>
-        <w:pStyle w:val="LabNLCode"/>
-      </w:pPr>
-      <w:r>
-        <w:t>npm install vue-router</w:t>
-      </w:r>
-    </w:p>
-    <w:p>
-      <w:pPr>
-        <w:pStyle w:val="LabNL"/>
-      </w:pPr>
-      <w:r>
-        <w:t>Make a new directory in src named router.</w:t>
-      </w:r>
-    </w:p>
-    <w:p>
-      <w:pPr>
-        <w:pStyle w:val="LabNL"/>
-      </w:pPr>
-      <w:r>
-        <w:t>Create a file named index.js inside src/router</w:t>
-      </w:r>
-    </w:p>
-    <w:p>
-      <w:pPr>
-        <w:pStyle w:val="LabNL"/>
-      </w:pPr>
-      <w:r>
-        <w:t>Import the router factory functions. Vue Router 4 and later are created with a function rather than a constructor, and are not installed with Vue.use.</w:t>
-      </w:r>
-    </w:p>
-    <w:p>
-      <w:pPr>
-        <w:pStyle w:val="LabNLCode"/>
-      </w:pPr>
-      <w:r>
-        <w:t>import { createRouter, createWebHistory } from 'vue-router';</w:t>
-      </w:r>
-    </w:p>
-    <w:p>
-      <w:pPr>
-        <w:pStyle w:val="Note"/>
-      </w:pPr>
-      <w:r>
-        <w:t>Note: this is the biggest API change from Vue Router 3. new Router() becomes createRouter(); the mode: 'history' option becomes createWebHistory(); mode: 'hash' becomes createWebHashHistory(); and the catch-all path '*' becomes '/:pathMatch(.*)*'.</w:t>
-      </w:r>
-    </w:p>
-    <w:p>
-      <w:pPr>
-        <w:pStyle w:val="LabNL"/>
-      </w:pPr>
-      <w:r>
-        <w:t>Create and export the router, passing it a history implementation and a routes array.</w:t>
-      </w:r>
-    </w:p>
-    <w:p>
-      <w:pPr>
-        <w:pStyle w:val="LabNLCode"/>
-      </w:pPr>
-      <w:r>
-        <w:t>export default createRouter({</w:t>
-      </w:r>
-    </w:p>
-    <w:p>
-      <w:pPr>
-        <w:pStyle w:val="LabNLCode"/>
-      </w:pPr>
-      <w:r>
-        <w:t xml:space="preserve">  history: createWebHistory(import.meta.env.BASE_URL),</w:t>
-      </w:r>
-    </w:p>
-    <w:p>
-      <w:pPr>
-        <w:pStyle w:val="LabNLCode"/>
-      </w:pPr>
-      <w:r>
-        <w:t xml:space="preserve">  routes: [],</w:t>
-      </w:r>
-    </w:p>
-    <w:p>
-      <w:pPr>
-        <w:pStyle w:val="LabNLCode"/>
-      </w:pPr>
-      <w:r>
-        <w:t>});</w:t>
-      </w:r>
-    </w:p>
-    <w:p>
-      <w:pPr>
-        <w:pStyle w:val="LabNLSub"/>
-      </w:pPr>
-      <w:r>
-        <w:t>createWebHistory uses the HTML5 History API, so URLs have no #. That is why the "/#/" you may have seen in older versions of this app is gone.</w:t>
-      </w:r>
-    </w:p>
-    <w:p>
-      <w:pPr>
-        <w:pStyle w:val="LabNL"/>
-      </w:pPr>
-      <w:r>
-        <w:t>Make the first (default) route. Remember the .vue extension in the dynamic import.</w:t>
-      </w:r>
-    </w:p>
-    <w:p>
-      <w:pPr>
-        <w:pStyle w:val="LabNLCode"/>
-      </w:pPr>
-      <w:r>
-        <w:t xml:space="preserve">  routes: [</w:t>
-      </w:r>
-    </w:p>
-    <w:p>
-      <w:pPr>
-        <w:pStyle w:val="LabNLCode"/>
-      </w:pPr>
-      <w:r>
-        <w:lastRenderedPageBreak/>
-        <w:t xml:space="preserve">    {</w:t>
-      </w:r>
-    </w:p>
-    <w:p>
-      <w:pPr>
-        <w:pStyle w:val="LabNLCode"/>
-      </w:pPr>
-      <w:r>
-        <w:t xml:space="preserve">      name: 'home',</w:t>
-      </w:r>
-    </w:p>
-    <w:p>
-      <w:pPr>
-        <w:pStyle w:val="LabNLCode"/>
-      </w:pPr>
-      <w:r>
-        <w:t xml:space="preserve">      path: '/',</w:t>
-      </w:r>
-    </w:p>
-    <w:p>
-      <w:pPr>
-        <w:pStyle w:val="LabNLCode"/>
-      </w:pPr>
-      <w:r>
-        <w:t xml:space="preserve">      component: () =&gt; import('@/components/Home.vue'),</w:t>
-      </w:r>
-    </w:p>
-    <w:p>
-      <w:pPr>
-        <w:pStyle w:val="LabNLCode"/>
-      </w:pPr>
-      <w:r>
-        <w:t xml:space="preserve">    },</w:t>
-      </w:r>
-    </w:p>
-    <w:p>
-      <w:pPr>
-        <w:pStyle w:val="LabNLCode"/>
-      </w:pPr>
-      <w:r>
-        <w:t xml:space="preserve">  ],</w:t>
-      </w:r>
-    </w:p>
-    <w:p>
-      <w:pPr>
-        <w:pStyle w:val="LabNLSub"/>
-      </w:pPr>
-      <w:r>
-        <w:t>Writing the component as an arrow function that returns an import() makes it a lazily-loaded route: Vite gives that route its own JavaScript chunk, which is not downloaded until the route is visited.</w:t>
-      </w:r>
-    </w:p>
-    <w:p>
-      <w:pPr>
-        <w:pStyle w:val="LabNL"/>
-      </w:pPr>
-      <w:r>
-        <w:t>Import the router module into main.js and install it on the app.</w:t>
-      </w:r>
-    </w:p>
-    <w:p>
-      <w:pPr>
-        <w:pStyle w:val="LabNLCode"/>
-      </w:pPr>
-      <w:r>
-        <w:t>import router from './router';</w:t>
-      </w:r>
-    </w:p>
-    <w:p>
-      <w:pPr>
-        <w:pStyle w:val="LabNLCode"/>
-      </w:pPr>
-    </w:p>
-    <w:p>
-      <w:pPr>
-        <w:pStyle w:val="LabNLCode"/>
-      </w:pPr>
-      <w:r>
-        <w:t>app.use(createPinia());</w:t>
-      </w:r>
-    </w:p>
-    <w:p>
-      <w:pPr>
-        <w:pStyle w:val="LabNLCode"/>
-      </w:pPr>
-      <w:r>
-        <w:t>app.use(router);</w:t>
-      </w:r>
-    </w:p>
-    <w:p>
-      <w:pPr>
-        <w:pStyle w:val="LabNLCode"/>
-      </w:pPr>
-      <w:r>
-        <w:t>app.mount('#app');</w:t>
-      </w:r>
-    </w:p>
-    <w:p>
-      <w:pPr>
-        <w:pStyle w:val="LabNLSub"/>
-      </w:pPr>
-      <w:r>
-        <w:t>Install Pinia before the router, so that navigation guards and route components can reach the stores.</w:t>
-      </w:r>
-    </w:p>
-    <w:p>
-      <w:pPr>
-        <w:pStyle w:val="LabNL"/>
-      </w:pPr>
-      <w:r>
-        <w:t>Open App.vue and replace the &lt;Home /&gt; component with &lt;RouterView /&gt;.</w:t>
-      </w:r>
-    </w:p>
-    <w:p>
-      <w:pPr>
-        <w:pStyle w:val="LabNLCode"/>
-      </w:pPr>
-      <w:r>
-        <w:t>&lt;script setup&gt;</w:t>
-      </w:r>
-    </w:p>
-    <w:p>
-      <w:pPr>
-        <w:pStyle w:val="LabNLCode"/>
-      </w:pPr>
-      <w:r>
-        <w:t>import { RouterView } from 'vue-router';</w:t>
-      </w:r>
-    </w:p>
-    <w:p>
-      <w:pPr>
-        <w:pStyle w:val="LabNLCode"/>
-      </w:pPr>
-    </w:p>
-    <w:p>
-      <w:pPr>
-        <w:pStyle w:val="LabNLCode"/>
-      </w:pPr>
-      <w:r>
-        <w:t>import Header from './components/Header.vue';</w:t>
-      </w:r>
-    </w:p>
-    <w:p>
-      <w:pPr>
-        <w:pStyle w:val="LabNLCode"/>
-      </w:pPr>
-      <w:r>
-        <w:t>import Footer from './components/Footer.vue';</w:t>
-      </w:r>
-    </w:p>
-    <w:p>
-      <w:pPr>
-        <w:pStyle w:val="LabNLCode"/>
-      </w:pPr>
-      <w:r>
-        <w:t>&lt;/script&gt;</w:t>
-      </w:r>
-    </w:p>
-    <w:p>
-      <w:pPr>
-        <w:pStyle w:val="LabNLCode"/>
-      </w:pPr>
-    </w:p>
-    <w:p>
-      <w:pPr>
-        <w:pStyle w:val="LabNLCode"/>
-      </w:pPr>
-      <w:r>
-        <w:t>&lt;template&gt;</w:t>
-      </w:r>
-    </w:p>
-    <w:p>
-      <w:pPr>
-        <w:pStyle w:val="LabNLCode"/>
-      </w:pPr>
-      <w:r>
-        <w:t xml:space="preserve">  &lt;div id="app"&gt;</w:t>
-      </w:r>
-    </w:p>
-    <w:p>
-      <w:pPr>
-        <w:pStyle w:val="LabNLCode"/>
-      </w:pPr>
-      <w:r>
-        <w:t xml:space="preserve">    &lt;Header /&gt;</w:t>
-      </w:r>
-    </w:p>
-    <w:p>
-      <w:pPr>
-        <w:pStyle w:val="LabNLCode"/>
-      </w:pPr>
-      <w:r>
-        <w:t xml:space="preserve">    &lt;RouterView /&gt;</w:t>
-      </w:r>
-    </w:p>
-    <w:p>
-      <w:pPr>
-        <w:pStyle w:val="LabNLCode"/>
-      </w:pPr>
-      <w:r>
-        <w:t xml:space="preserve">    &lt;Footer /&gt;</w:t>
-      </w:r>
-    </w:p>
-    <w:p>
-      <w:pPr>
-        <w:pStyle w:val="LabNLCode"/>
-      </w:pPr>
-      <w:r>
-        <w:t xml:space="preserve">  &lt;/div&gt;</w:t>
-      </w:r>
-    </w:p>
-    <w:p>
-      <w:pPr>
-        <w:pStyle w:val="LabNLCode"/>
-      </w:pPr>
-      <w:r>
-        <w:t>&lt;/template&gt;</w:t>
-      </w:r>
-    </w:p>
-    <w:p>
-      <w:pPr>
-        <w:pStyle w:val="LabNLSub"/>
-      </w:pPr>
-      <w:r>
-        <w:t>app.use(router) does register &lt;RouterView&gt; and &lt;RouterLink&gt; globally, so the import is optional. Importing them explicitly is worth the one line: the editor can then resolve them, and the component says what it depends on.</w:t>
-      </w:r>
-    </w:p>
-    <w:p>
-      <w:pPr>
-        <w:pStyle w:val="LabNL"/>
-      </w:pPr>
-      <w:r>
-        <w:t>Remove the import for Home from App.vue.</w:t>
-      </w:r>
-    </w:p>
-    <w:p>
-      <w:pPr>
-        <w:pStyle w:val="LabNL"/>
-      </w:pPr>
-      <w:r>
-        <w:lastRenderedPageBreak/>
-        <w:t>Run the development server and open the application in your browser. It should work the same as before.</w:t>
-      </w:r>
-    </w:p>
-    <w:p>
-      <w:pPr>
-        <w:pStyle w:val="LabNL"/>
-      </w:pPr>
-      <w:r>
-        <w:t>Open the Header component for editing.</w:t>
-      </w:r>
-    </w:p>
-    <w:p>
-      <w:pPr>
-        <w:pStyle w:val="LabNL"/>
-      </w:pPr>
-      <w:r>
-        <w:t>Find the Sign In link, and replace it with a RouterLink component:</w:t>
-      </w:r>
-    </w:p>
-    <w:p>
-      <w:pPr>
-        <w:pStyle w:val="LabNLCode"/>
-      </w:pPr>
-      <w:r>
-        <w:t>&lt;RouterLink</w:t>
-      </w:r>
-    </w:p>
-    <w:p>
-      <w:pPr>
-        <w:pStyle w:val="LabNLCode"/>
-      </w:pPr>
-      <w:r>
-        <w:t xml:space="preserve">  class="nav-link"</w:t>
-      </w:r>
-    </w:p>
-    <w:p>
-      <w:pPr>
-        <w:pStyle w:val="LabNLCode"/>
-      </w:pPr>
-      <w:r>
-        <w:t xml:space="preserve">  active-class="active"</w:t>
-      </w:r>
-    </w:p>
-    <w:p>
-      <w:pPr>
-        <w:pStyle w:val="LabNLCode"/>
-      </w:pPr>
-      <w:r>
-        <w:t xml:space="preserve">  :to="{ name: 'login' }"</w:t>
-      </w:r>
-    </w:p>
-    <w:p>
-      <w:pPr>
-        <w:pStyle w:val="LabNLCode"/>
-      </w:pPr>
-      <w:r>
-        <w:t>&gt;</w:t>
-      </w:r>
-    </w:p>
-    <w:p>
-      <w:pPr>
-        <w:pStyle w:val="LabNLCode"/>
-      </w:pPr>
-      <w:r>
-        <w:t xml:space="preserve">  Sign in</w:t>
-      </w:r>
-    </w:p>
-    <w:p>
-      <w:pPr>
-        <w:pStyle w:val="LabNLCode"/>
-      </w:pPr>
-      <w:r>
-        <w:t>&lt;/RouterLink&gt;</w:t>
-      </w:r>
-    </w:p>
-    <w:p>
-      <w:pPr>
-        <w:pStyle w:val="Note"/>
-      </w:pPr>
-      <w:r>
-        <w:t>Note: the exact prop that Vue Router 3 needed here is gone. In Vue Router 4 and later, active-class is applied on partial matches and exact-active-class on exact ones, so use exact-active-class if you need the old behaviour.</w:t>
-      </w:r>
-    </w:p>
-    <w:p>
-      <w:pPr>
-        <w:pStyle w:val="LabNL"/>
-      </w:pPr>
-      <w:r>
-        <w:t>View the application in your browser and click on the Sign In link. It won’t work yet, because the login route doesn’t exist.</w:t>
-      </w:r>
-    </w:p>
-    <w:p>
-      <w:pPr>
-        <w:pStyle w:val="LabNL"/>
-      </w:pPr>
-      <w:r>
-        <w:t>Create a new route, in router/index.js, with the name login and the path /login.</w:t>
-      </w:r>
-    </w:p>
-    <w:p>
-      <w:pPr>
-        <w:pStyle w:val="LabNLCode"/>
-      </w:pPr>
-      <w:r>
-        <w:t xml:space="preserve">    {</w:t>
-      </w:r>
-    </w:p>
-    <w:p>
-      <w:pPr>
-        <w:pStyle w:val="LabNLCode"/>
-      </w:pPr>
-      <w:r>
-        <w:t xml:space="preserve">      name: 'login',</w:t>
-      </w:r>
-    </w:p>
-    <w:p>
-      <w:pPr>
-        <w:pStyle w:val="LabNLCode"/>
-      </w:pPr>
-      <w:r>
-        <w:t xml:space="preserve">      path: '/login',</w:t>
-      </w:r>
-    </w:p>
-    <w:p>
-      <w:pPr>
-        <w:pStyle w:val="LabNLCode"/>
-      </w:pPr>
-      <w:r>
-        <w:t xml:space="preserve">      component: () =&gt; import('@/components/Login.vue'),</w:t>
-      </w:r>
-    </w:p>
-    <w:p>
-      <w:pPr>
-        <w:pStyle w:val="LabNLCode"/>
-      </w:pPr>
-      <w:r>
-        <w:t xml:space="preserve">    },</w:t>
-      </w:r>
-    </w:p>
-    <w:p>
-      <w:pPr>
-        <w:pStyle w:val="LabNL"/>
-      </w:pPr>
-      <w:r>
-        <w:t>Make a new component named Login and put a login form in the &lt;template&gt;:</w:t>
-      </w:r>
-    </w:p>
-    <w:p>
-      <w:pPr>
-        <w:pStyle w:val="LabNLCode"/>
-      </w:pPr>
-      <w:r>
-        <w:t>&lt;script setup&gt;</w:t>
-      </w:r>
-    </w:p>
-    <w:p>
-      <w:pPr>
-        <w:pStyle w:val="LabNLCode"/>
-      </w:pPr>
-      <w:r>
-        <w:t>// The form is wired up to the auth store in the next lab.</w:t>
-      </w:r>
-    </w:p>
-    <w:p>
-      <w:pPr>
-        <w:pStyle w:val="LabNLCode"/>
-      </w:pPr>
-      <w:r>
-        <w:t>function onSubmit() {}</w:t>
-      </w:r>
-    </w:p>
-    <w:p>
-      <w:pPr>
-        <w:pStyle w:val="LabNLCode"/>
-      </w:pPr>
-      <w:r>
-        <w:t>&lt;/script&gt;</w:t>
-      </w:r>
-    </w:p>
-    <w:p>
-      <w:pPr>
-        <w:pStyle w:val="LabNLCode"/>
-      </w:pPr>
-    </w:p>
-    <w:p>
-      <w:pPr>
-        <w:pStyle w:val="LabNLCode"/>
-      </w:pPr>
-      <w:r>
-        <w:t>&lt;template&gt;</w:t>
-      </w:r>
-    </w:p>
-    <w:p>
-      <w:pPr>
-        <w:pStyle w:val="LabNLCode"/>
-      </w:pPr>
-      <w:r>
-        <w:t xml:space="preserve">  &lt;div&gt;</w:t>
-      </w:r>
-    </w:p>
-    <w:p>
-      <w:pPr>
-        <w:pStyle w:val="LabNLCode"/>
-      </w:pPr>
-      <w:r>
-        <w:t xml:space="preserve">    &lt;h1&gt;Log In Here&lt;/h1&gt;</w:t>
-      </w:r>
-    </w:p>
-    <w:p>
-      <w:pPr>
-        <w:pStyle w:val="LabNLCode"/>
-      </w:pPr>
-      <w:r>
-        <w:t xml:space="preserve">    &lt;form @submit.prevent="onSubmit"&gt;</w:t>
-      </w:r>
-    </w:p>
-    <w:p>
-      <w:pPr>
-        <w:pStyle w:val="LabNLCode"/>
-      </w:pPr>
-      <w:r>
-        <w:t xml:space="preserve">      &lt;fieldset class="form-group"&gt;</w:t>
-      </w:r>
-    </w:p>
-    <w:p>
-      <w:pPr>
-        <w:pStyle w:val="LabNLCode"/>
-      </w:pPr>
-      <w:r>
-        <w:t xml:space="preserve">        &lt;input</w:t>
-      </w:r>
-    </w:p>
-    <w:p>
-      <w:pPr>
-        <w:pStyle w:val="LabNLCode"/>
-      </w:pPr>
-      <w:r>
-        <w:t xml:space="preserve">          class="form-control form-control-lg"</w:t>
-      </w:r>
-    </w:p>
-    <w:p>
-      <w:pPr>
-        <w:pStyle w:val="LabNLCode"/>
-      </w:pPr>
-      <w:r>
-        <w:t xml:space="preserve">          type="text"</w:t>
-      </w:r>
-    </w:p>
-    <w:p>
-      <w:pPr>
-        <w:pStyle w:val="LabNLCode"/>
-      </w:pPr>
-      <w:r>
-        <w:lastRenderedPageBreak/>
-        <w:t xml:space="preserve">          placeholder="Email"</w:t>
-      </w:r>
-    </w:p>
-    <w:p>
-      <w:pPr>
-        <w:pStyle w:val="LabNLCode"/>
-      </w:pPr>
-      <w:r>
-        <w:t xml:space="preserve">        /&gt;</w:t>
-      </w:r>
-    </w:p>
-    <w:p>
-      <w:pPr>
-        <w:pStyle w:val="LabNLCode"/>
-      </w:pPr>
-      <w:r>
-        <w:t xml:space="preserve">      &lt;/fieldset&gt;</w:t>
-      </w:r>
-    </w:p>
-    <w:p>
-      <w:pPr>
-        <w:pStyle w:val="LabNLCode"/>
-      </w:pPr>
-      <w:r>
-        <w:t xml:space="preserve">      &lt;fieldset class="form-group"&gt;</w:t>
-      </w:r>
-    </w:p>
-    <w:p>
-      <w:pPr>
-        <w:pStyle w:val="LabNLCode"/>
-      </w:pPr>
-      <w:r>
-        <w:t xml:space="preserve">        &lt;input</w:t>
-      </w:r>
-    </w:p>
-    <w:p>
-      <w:pPr>
-        <w:pStyle w:val="LabNLCode"/>
-      </w:pPr>
-      <w:r>
-        <w:t xml:space="preserve">          class="form-control form-control-lg"</w:t>
-      </w:r>
-    </w:p>
-    <w:p>
-      <w:pPr>
-        <w:pStyle w:val="LabNLCode"/>
-      </w:pPr>
-      <w:r>
-        <w:t xml:space="preserve">          type="password"</w:t>
-      </w:r>
-    </w:p>
-    <w:p>
-      <w:pPr>
-        <w:pStyle w:val="LabNLCode"/>
-      </w:pPr>
-      <w:r>
-        <w:t xml:space="preserve">          placeholder="Password"</w:t>
-      </w:r>
-    </w:p>
-    <w:p>
-      <w:pPr>
-        <w:pStyle w:val="LabNLCode"/>
-      </w:pPr>
-      <w:r>
-        <w:t xml:space="preserve">        /&gt;</w:t>
-      </w:r>
-    </w:p>
-    <w:p>
-      <w:pPr>
-        <w:pStyle w:val="LabNLCode"/>
-      </w:pPr>
-      <w:r>
-        <w:t xml:space="preserve">      &lt;/fieldset&gt;</w:t>
-      </w:r>
-    </w:p>
-    <w:p>
-      <w:pPr>
-        <w:pStyle w:val="LabNLCode"/>
-      </w:pPr>
-      <w:r>
-        <w:t xml:space="preserve">      &lt;button class="btn btn-lg btn-primary pull-xs-right"&gt;Sign in&lt;/button&gt;</w:t>
-      </w:r>
-    </w:p>
-    <w:p>
-      <w:pPr>
-        <w:pStyle w:val="LabNLCode"/>
-      </w:pPr>
-      <w:r>
-        <w:t xml:space="preserve">    &lt;/form&gt;</w:t>
-      </w:r>
-    </w:p>
-    <w:p>
-      <w:pPr>
-        <w:pStyle w:val="LabNLCode"/>
-      </w:pPr>
-      <w:r>
-        <w:t xml:space="preserve">  &lt;/div&gt;</w:t>
-      </w:r>
-    </w:p>
-    <w:p>
-      <w:pPr>
-        <w:pStyle w:val="LabNLCode"/>
-      </w:pPr>
-      <w:r>
-        <w:t>&lt;/template&gt;</w:t>
-      </w:r>
-    </w:p>
-    <w:p>
-      <w:pPr>
-        <w:pStyle w:val="LabNL"/>
-      </w:pPr>
-      <w:r>
-        <w:t>Use &lt;RouterLink&gt; to link the logo to the home page.</w:t>
-      </w:r>
-    </w:p>
-    <w:p>
-      <w:pPr>
-        <w:pStyle w:val="LabNLCode"/>
-      </w:pPr>
-      <w:r>
-        <w:t>&lt;RouterLink class="navbar-brand" :to="{ name: 'home' }"&gt;</w:t>
-      </w:r>
-    </w:p>
-    <w:p>
-      <w:pPr>
-        <w:pStyle w:val="LabNLCode"/>
-      </w:pPr>
-      <w:r>
-        <w:t xml:space="preserve">  Logo</w:t>
-      </w:r>
-    </w:p>
-    <w:p>
-      <w:pPr>
-        <w:pStyle w:val="LabNLCode"/>
-      </w:pPr>
-      <w:r>
-        <w:t>&lt;/RouterLink&gt;</w:t>
-      </w:r>
-    </w:p>
-    <w:p>
-      <w:pPr>
-        <w:pStyle w:val="LabNL"/>
-      </w:pPr>
-      <w:r>
-        <w:t>Link the Home navigation link to the home page the same way.</w:t>
-      </w:r>
-    </w:p>
-    <w:p>
-      <w:pPr>
-        <w:pStyle w:val="LabNL"/>
-      </w:pPr>
-      <w:r>
-        <w:t>Challenge: make the Sign Up page and route.</w:t>
-      </w:r>
-    </w:p>
-    <w:p>
-      <w:pPr>
-        <w:pStyle w:val="LabNL"/>
-      </w:pPr>
-      <w:r>
-        <w:t>Challenge: use a &lt;RouterView&gt; inside Home.vue to render a different list (or differently-styled list) of articles when the user clicks a link. HINT: add a children property to the home route and make it an array of route objects.</w:t>
-      </w:r>
-    </w:p>
-    <w:p/>
-    <w:p>
-      <w:pPr>
-        <w:pStyle w:val="Heading1"/>
-      </w:pPr>
-      <w:bookmarkStart w:id="102" w:name="_Toc241675651"/>
-      <w:r>
-        <w:t>Lab 22: AJAX</w:t>
-      </w:r>
-      <w:bookmarkEnd w:id="102"/>
-    </w:p>
-    <w:p>
-      <w:r>
-        <w:t>In this lab, you’ll implement sign up functionality along with login and checking of authorization.</w:t>
-      </w:r>
-    </w:p>
-    <w:p/>
-    <w:p>
-      <w:pPr>
-        <w:pStyle w:val="LabNL"/>
-      </w:pPr>
-      <w:r>
-        <w:t>Copy jwt.service.js and api.service.js from labs/lab22/common into src/common, overwriting your existing api.service.js.</w:t>
-      </w:r>
-    </w:p>
-    <w:p>
-      <w:pPr>
-        <w:pStyle w:val="LabNLSub"/>
-      </w:pPr>
-      <w:r>
-        <w:t>The new api.service.js adds the get, post, put and delete helpers the auth store needs, plus a setHeader() method that attaches the stored token to every subsequent request.</w:t>
-      </w:r>
-    </w:p>
-    <w:p>
-      <w:pPr>
-        <w:pStyle w:val="LabNL"/>
-      </w:pPr>
-      <w:r>
-        <w:t>Copy stores/auth.js from labs/lab22/stores into src/stores.</w:t>
-      </w:r>
-    </w:p>
-    <w:p>
-      <w:pPr>
-        <w:pStyle w:val="LabNL"/>
-      </w:pPr>
-      <w:r>
-        <w:t>Open src/stores/auth.js and read through it. Note the shape:</w:t>
-      </w:r>
-    </w:p>
-    <w:p>
-      <w:pPr>
-        <w:pStyle w:val="LabNLSub"/>
-      </w:pPr>
-      <w:r>
-        <w:lastRenderedPageBreak/>
-        <w:t>state holds errors, user, and isAuthenticated, which is seeded from whatever token is already in localStorage.</w:t>
-      </w:r>
-    </w:p>
-    <w:p>
-      <w:pPr>
-        <w:pStyle w:val="LabNLSub"/>
-      </w:pPr>
-      <w:r>
-        <w:t>setAuth and purgeAuth are ordinary actions. In the Vuex version these were the SET_AUTH and PURGE_AUTH mutations, referred to through string constants in mutations.type.js. Pinia needs neither the constants nor the file.</w:t>
-      </w:r>
-    </w:p>
-    <w:p>
-      <w:pPr>
-        <w:pStyle w:val="LabNLSub"/>
-      </w:pPr>
-      <w:r>
-        <w:t>login, register, checkAuth and updateUser are async actions that call the API and then call setAuth. They store the server’s validation errors on state.errors and re-throw, so the component can decide what to do.</w:t>
-      </w:r>
-    </w:p>
-    <w:p>
-      <w:pPr>
-        <w:pStyle w:val="LabNL"/>
-      </w:pPr>
-      <w:r>
-        <w:t>Delete src/store, along with actions.type.js and mutations.type.js. Nothing imports them any more.</w:t>
-      </w:r>
-    </w:p>
-    <w:p>
-      <w:pPr>
-        <w:pStyle w:val="LabNL"/>
-      </w:pPr>
-      <w:r>
-        <w:t>Copy Login.vue and Register.vue from labs/lab22/components, overwriting your existing Login component.</w:t>
-      </w:r>
-    </w:p>
-    <w:p>
-      <w:pPr>
-        <w:pStyle w:val="LabNL"/>
-      </w:pPr>
-      <w:r>
-        <w:t>Open Login.vue and note how the component talks to the store.</w:t>
-      </w:r>
-    </w:p>
-    <w:p>
-      <w:pPr>
-        <w:pStyle w:val="LabNLCode"/>
-      </w:pPr>
-      <w:r>
-        <w:t>const router = useRouter();</w:t>
-      </w:r>
-    </w:p>
-    <w:p>
-      <w:pPr>
-        <w:pStyle w:val="LabNLCode"/>
-      </w:pPr>
-      <w:r>
-        <w:t>const authStore = useAuthStore();</w:t>
-      </w:r>
-    </w:p>
-    <w:p>
-      <w:pPr>
-        <w:pStyle w:val="LabNLCode"/>
-      </w:pPr>
-      <w:r>
-        <w:t>const { errors } = storeToRefs(authStore);</w:t>
-      </w:r>
-    </w:p>
-    <w:p>
-      <w:pPr>
-        <w:pStyle w:val="LabNLCode"/>
-      </w:pPr>
-    </w:p>
-    <w:p>
-      <w:pPr>
-        <w:pStyle w:val="LabNLCode"/>
-      </w:pPr>
-      <w:r>
-        <w:t>async function onSubmit() {</w:t>
-      </w:r>
-    </w:p>
-    <w:p>
-      <w:pPr>
-        <w:pStyle w:val="LabNLCode"/>
-      </w:pPr>
-      <w:r>
-        <w:t xml:space="preserve">  try {</w:t>
-      </w:r>
-    </w:p>
-    <w:p>
-      <w:pPr>
-        <w:pStyle w:val="LabNLCode"/>
-      </w:pPr>
-      <w:r>
-        <w:t xml:space="preserve">    await authStore.login({ email: email.value, password: password.value });</w:t>
-      </w:r>
-    </w:p>
-    <w:p>
-      <w:pPr>
-        <w:pStyle w:val="LabNLCode"/>
-      </w:pPr>
-      <w:r>
-        <w:t xml:space="preserve">    router.push({ name: 'home' });</w:t>
-      </w:r>
-    </w:p>
-    <w:p>
-      <w:pPr>
-        <w:pStyle w:val="LabNLCode"/>
-      </w:pPr>
-      <w:r>
-        <w:t xml:space="preserve">  } catch {</w:t>
-      </w:r>
-    </w:p>
-    <w:p>
-      <w:pPr>
-        <w:pStyle w:val="LabNLCode"/>
-      </w:pPr>
-      <w:r>
-        <w:t xml:space="preserve">    // Errors are surfaced through the store's `errors` state.</w:t>
-      </w:r>
-    </w:p>
-    <w:p>
-      <w:pPr>
-        <w:pStyle w:val="LabNLCode"/>
-      </w:pPr>
-      <w:r>
-        <w:t xml:space="preserve">  }</w:t>
-      </w:r>
-    </w:p>
-    <w:p>
-      <w:pPr>
-        <w:pStyle w:val="LabNLCode"/>
-      </w:pPr>
-      <w:r>
-        <w:t>}</w:t>
-      </w:r>
-    </w:p>
-    <w:p>
-      <w:pPr>
-        <w:pStyle w:val="Note"/>
-      </w:pPr>
-      <w:r>
-        <w:t>Note: inside &lt;script setup&gt; there is no this, so this.$router and this.$store are not available. useRouter() and the store’s own use-function are the Composition API equivalents. useRoute() gives you the current route object.</w:t>
-      </w:r>
-    </w:p>
-    <w:p>
-      <w:pPr>
-        <w:pStyle w:val="LabNL"/>
-      </w:pPr>
-      <w:r>
-        <w:t>Add the register route to router/index.js, pointing at Register.vue.</w:t>
-      </w:r>
-    </w:p>
-    <w:p>
-      <w:pPr>
-        <w:pStyle w:val="LabNL"/>
-      </w:pPr>
-      <w:r>
-        <w:t>Test it out by registering and then by logging in.</w:t>
-      </w:r>
-    </w:p>
-    <w:p>
-      <w:pPr>
-        <w:pStyle w:val="LabNL"/>
-      </w:pPr>
-      <w:r>
-        <w:t>Import the auth store and storeToRefs into Home.vue</w:t>
-      </w:r>
-    </w:p>
-    <w:p>
-      <w:pPr>
-        <w:pStyle w:val="LabNLCode"/>
-      </w:pPr>
-      <w:r>
-        <w:t>import { storeToRefs } from 'pinia';</w:t>
-      </w:r>
-    </w:p>
-    <w:p>
-      <w:pPr>
-        <w:pStyle w:val="LabNLCode"/>
-      </w:pPr>
-    </w:p>
-    <w:p>
-      <w:pPr>
-        <w:pStyle w:val="LabNLCode"/>
-      </w:pPr>
-      <w:r>
-        <w:t>import { useAuthStore } from '@/stores/auth';</w:t>
-      </w:r>
-    </w:p>
-    <w:p>
-      <w:pPr>
-        <w:pStyle w:val="LabNLCode"/>
-      </w:pPr>
-    </w:p>
-    <w:p>
-      <w:pPr>
-        <w:pStyle w:val="LabNLCode"/>
-      </w:pPr>
-      <w:r>
-        <w:t>const { isAuthenticated } = storeToRefs(useAuthStore());</w:t>
-      </w:r>
-    </w:p>
-    <w:p>
-      <w:pPr>
-        <w:pStyle w:val="LabNLSub"/>
-      </w:pPr>
-      <w:r>
-        <w:lastRenderedPageBreak/>
-        <w:t>The Vuex version used ...mapGetters(['isAuthenticated']) inside a computed option. storeToRefs is the direct replacement, and it works on state as well as getters.</w:t>
-      </w:r>
-    </w:p>
-    <w:p>
-      <w:pPr>
-        <w:pStyle w:val="LabNL"/>
-      </w:pPr>
-      <w:r>
-        <w:t>Use isAuthenticated in Home.vue to conditionally show a logged-in user message in the sidebar.</w:t>
-      </w:r>
-    </w:p>
-    <w:p>
-      <w:pPr>
-        <w:pStyle w:val="LabNLCode"/>
-      </w:pPr>
-      <w:r>
-        <w:t>&lt;p v-if="isAuthenticated"&gt;Welcome, authenticated user&lt;/p&gt;</w:t>
-      </w:r>
-    </w:p>
-    <w:p>
-      <w:pPr>
-        <w:pStyle w:val="Note"/>
-      </w:pPr>
-      <w:r>
-        <w:t>Note: the Vue 2 version of these components displayed errors with a filter — {{ v | error }}. Filters were removed in Vue 3. Use a method, a computed property, or an inline expression instead; Login.vue joins the array of messages inline.</w:t>
-      </w:r>
-    </w:p>
-    <w:p>
-      <w:pPr>
-        <w:pStyle w:val="LabNL"/>
-      </w:pPr>
-      <w:r>
-        <w:t>Challenge: display a logout button instead of the Login and Sign Up buttons when a user is logged in.</w:t>
-      </w:r>
-    </w:p>
-    <w:p>
-      <w:pPr>
-        <w:pStyle w:val="LabNL"/>
-      </w:pPr>
-      <w:r>
-        <w:t>Challenge: call the auth store’s checkAuth() action when the app starts, so a returning user with a valid token is logged straight back in.</w:t>
-      </w:r>
-    </w:p>
-    <w:p/>
-    <w:p>
-      <w:pPr>
-        <w:pStyle w:val="Heading1"/>
-      </w:pPr>
-      <w:bookmarkStart w:id="103" w:name="_Toc241675652"/>
-      <w:r>
-        <w:t>Lab 23: Testing with Vitest</w:t>
-      </w:r>
-      <w:bookmarkEnd w:id="103"/>
-    </w:p>
-    <w:p>
-      <w:r>
-        <w:t>If you run the unit tests in your project now, you’ll see that the test on Home.vue fails. Home.vue now depends on the router and on a Pinia store, and neither exists inside a bare mount(). In this lab, you’ll learn how to provide them.</w:t>
-      </w:r>
-    </w:p>
-    <w:p/>
-    <w:p>
-      <w:pPr>
-        <w:pStyle w:val="LabNL"/>
-      </w:pPr>
-      <w:r>
-        <w:t>Run npm run test and read the failure carefully. The message names the injection that could not be resolved.</w:t>
-      </w:r>
-    </w:p>
-    <w:p>
-      <w:pPr>
-        <w:pStyle w:val="LabNL"/>
-      </w:pPr>
-      <w:r>
-        <w:t>Visit https://test-utils.vuejs.org/guide/ and read about the global.plugins mounting option.</w:t>
-      </w:r>
-    </w:p>
-    <w:p>
-      <w:pPr>
-        <w:pStyle w:val="Note"/>
-      </w:pPr>
-      <w:r>
-        <w:t>Note: Vue Test Utils 1 used createLocalVue() to install plugins without polluting the global Vue. Vue 3 apps are already isolated, so createLocalVue is gone — plugins are passed per-mount through global.plugins.</w:t>
-      </w:r>
-    </w:p>
-    <w:p>
-      <w:pPr>
-        <w:pStyle w:val="LabNL"/>
-      </w:pPr>
-      <w:r>
-        <w:t>Open tests/components/Home.spec.js and create a router for the test.</w:t>
-      </w:r>
-    </w:p>
-    <w:p>
-      <w:pPr>
-        <w:pStyle w:val="LabNLCode"/>
-      </w:pPr>
-      <w:r>
-        <w:t>import { createRouter, createWebHistory } from 'vue-router';</w:t>
-      </w:r>
-    </w:p>
-    <w:p>
-      <w:pPr>
-        <w:pStyle w:val="LabNLCode"/>
-      </w:pPr>
-    </w:p>
-    <w:p>
-      <w:pPr>
-        <w:pStyle w:val="LabNLCode"/>
-      </w:pPr>
-      <w:r>
-        <w:t>const router = createRouter({</w:t>
-      </w:r>
-    </w:p>
-    <w:p>
-      <w:pPr>
-        <w:pStyle w:val="LabNLCode"/>
-      </w:pPr>
-      <w:r>
-        <w:t xml:space="preserve">  history: createWebHistory(),</w:t>
-      </w:r>
-    </w:p>
-    <w:p>
-      <w:pPr>
-        <w:pStyle w:val="LabNLCode"/>
-      </w:pPr>
-      <w:r>
-        <w:t xml:space="preserve">  routes: [</w:t>
-      </w:r>
-    </w:p>
-    <w:p>
-      <w:pPr>
-        <w:pStyle w:val="LabNLCode"/>
-      </w:pPr>
-      <w:r>
-        <w:t xml:space="preserve">    { name: 'home', path: '/', component: { template: '&lt;div /&gt;' } },</w:t>
-      </w:r>
-    </w:p>
-    <w:p>
-      <w:pPr>
-        <w:pStyle w:val="LabNLCode"/>
-      </w:pPr>
-      <w:r>
-        <w:t xml:space="preserve">  ],</w:t>
-      </w:r>
-    </w:p>
-    <w:p>
-      <w:pPr>
-        <w:pStyle w:val="LabNLCode"/>
-      </w:pPr>
-      <w:r>
-        <w:t>});</w:t>
-      </w:r>
-    </w:p>
-    <w:p>
-      <w:pPr>
-        <w:pStyle w:val="LabNL"/>
-      </w:pPr>
-      <w:r>
-        <w:t>Create a fresh Pinia instance before each test.</w:t>
-      </w:r>
-    </w:p>
-    <w:p>
-      <w:pPr>
-        <w:pStyle w:val="LabNLCode"/>
-      </w:pPr>
-      <w:r>
-        <w:t>import { createPinia, setActivePinia } from 'pinia';</w:t>
-      </w:r>
-    </w:p>
-    <w:p>
-      <w:pPr>
-        <w:pStyle w:val="LabNLCode"/>
-      </w:pPr>
-    </w:p>
-    <w:p>
-      <w:pPr>
-        <w:pStyle w:val="LabNLCode"/>
-      </w:pPr>
-      <w:r>
-        <w:t>let pinia;</w:t>
-      </w:r>
-    </w:p>
-    <w:p>
-      <w:pPr>
-        <w:pStyle w:val="LabNLCode"/>
-      </w:pPr>
-    </w:p>
-    <w:p>
-      <w:pPr>
-        <w:pStyle w:val="LabNLCode"/>
-      </w:pPr>
-      <w:r>
-        <w:t>beforeEach(() =&gt; {</w:t>
-      </w:r>
-    </w:p>
-    <w:p>
-      <w:pPr>
-        <w:pStyle w:val="LabNLCode"/>
-      </w:pPr>
-      <w:r>
-        <w:t xml:space="preserve">  pinia = createPinia();</w:t>
-      </w:r>
-    </w:p>
-    <w:p>
-      <w:pPr>
-        <w:pStyle w:val="LabNLCode"/>
-      </w:pPr>
-      <w:r>
-        <w:t xml:space="preserve">  setActivePinia(pinia);</w:t>
-      </w:r>
-    </w:p>
-    <w:p>
-      <w:pPr>
-        <w:pStyle w:val="LabNLCode"/>
-      </w:pPr>
-      <w:r>
-        <w:t>});</w:t>
-      </w:r>
-    </w:p>
-    <w:p>
-      <w:pPr>
-        <w:pStyle w:val="LabNLSub"/>
-      </w:pPr>
-      <w:r>
-        <w:t>Creating the Pinia instance per test keeps store state from leaking from one test into the next.</w:t>
-      </w:r>
-    </w:p>
-    <w:p>
-      <w:pPr>
-        <w:pStyle w:val="LabNL"/>
-      </w:pPr>
-      <w:r>
-        <w:t>Pass both plugins when you mount the component.</w:t>
-      </w:r>
-    </w:p>
-    <w:p>
-      <w:pPr>
-        <w:pStyle w:val="LabNLCode"/>
-      </w:pPr>
-      <w:r>
-        <w:t>const createWrapper = () =</w:t>
-      </w:r>
-    </w:p>
-    <w:p>
-      <w:pPr>
-        <w:pStyle w:val="LabNLCode"/>
-      </w:pPr>
-      <w:r>
-        <w:t xml:space="preserve">  shallowMount(Home, { global: { plugins: [pinia, router] } });</w:t>
-      </w:r>
-    </w:p>
-    <w:p>
-      <w:pPr>
-        <w:pStyle w:val="LabNLSub"/>
-      </w:pPr>
-      <w:r>
-        <w:t>shallowMount stubs out child components, so GlobalFeed never mounts and no HTTP request is made from the test.</w:t>
-      </w:r>
-    </w:p>
-    <w:p>
-      <w:pPr>
-        <w:pStyle w:val="LabNL"/>
-      </w:pPr>
-      <w:r>
-        <w:t>Run npm run test again and confirm every test passes.</w:t>
-      </w:r>
-    </w:p>
-    <w:p>
-      <w:pPr>
-        <w:pStyle w:val="LabNL"/>
-      </w:pPr>
-      <w:r>
-        <w:t>Challenge: write a test for the auth store itself. A Pinia store can be tested without mounting any component — call useAuthStore() after setActivePinia() and assert on its state.</w:t>
-      </w:r>
-    </w:p>
-    <w:p>
-      <w:pPr>
-        <w:pStyle w:val="LabNL"/>
-      </w:pPr>
-      <w:r>
-        <w:t>Challenge: use vi.mock() to fake the api.service module so the store test never touches the network.</w:t>
-      </w:r>
-    </w:p>
-    <w:p/>
-    <w:p>
-      <w:pPr>
-        <w:pStyle w:val="Heading1"/>
-      </w:pPr>
-      <w:bookmarkStart w:id="104" w:name="_Toc241675653"/>
-      <w:r>
-        <w:t>Lab 24: Transitions and Animations</w:t>
-      </w:r>
-      <w:bookmarkEnd w:id="104"/>
-    </w:p>
-    <w:p>
-      <w:r>
-        <w:t>Vue’s built-in &lt;Transition&gt; component applies CSS classes at each stage of an element entering or leaving the DOM, so you can animate it with plain CSS.</w:t>
-      </w:r>
-    </w:p>
-    <w:p>
-      <w:pPr>
-        <w:pStyle w:val="Note"/>
-      </w:pPr>
-      <w:r>
         <w:t>Note: the class names changed in Vue 3. What Vue 2 called v-enter and v-leave-to are now v-enter-from and v-leave-to, and the starting class for a leave transition is v-leave-from. If you copy an example from an old blog post and nothing animates, this is usually why.</w:t>
       </w:r>
     </w:p>
     <w:p>
       <w:pPr>
         <w:pStyle w:val="LabNL"/>
-      </w:pPr>
-      <w:r>
-        <w:t>Add a Remove From Feed icon (maybe a trash can) to each article.</w:t>
+        <w:numPr>
+          <w:ilvl w:val="0"/>
+          <w:numId w:val="29"/>
+        </w:numPr>
+      </w:pPr>
+      <w:r>
+        <w:t xml:space="preserve">Add a Remove </w:t>
+      </w:r>
+      <w:proofErr w:type="gramStart"/>
+      <w:r>
+        <w:t>From</w:t>
+      </w:r>
+      <w:proofErr w:type="gramEnd"/>
+      <w:r>
+        <w:t xml:space="preserve"> Feed icon (maybe a trash can) to each article.</w:t>
       </w:r>
     </w:p>
     <w:p>
@@ -14125,7 +14280,6 @@
         <w:pStyle w:val="LabNLCode"/>
       </w:pPr>
       <w:r>
-        <w:lastRenderedPageBreak/>
         <w:t>&lt;/TransitionGroup&gt;</w:t>
       </w:r>
     </w:p>
@@ -14244,235 +14398,6 @@
 <file path=word/numbering.xml><?xml version="1.0" encoding="utf-8"?>
 <w:numbering xmlns:wpc="http://schemas.microsoft.com/office/word/2010/wordprocessingCanvas" xmlns:cx="http://schemas.microsoft.com/office/drawing/2014/chartex" xmlns:cx1="http://schemas.microsoft.com/office/drawing/2015/9/8/chartex" xmlns:cx2="http://schemas.microsoft.com/office/drawing/2015/10/21/chartex" xmlns:cx3="http://schemas.microsoft.com/office/drawing/2016/5/9/chartex" xmlns:cx4="http://schemas.microsoft.com/office/drawing/2016/5/10/chartex" xmlns:cx5="http://schemas.microsoft.com/office/drawing/2016/5/11/chartex" xmlns:cx6="http://schemas.microsoft.com/office/drawing/2016/5/12/chartex" xmlns:cx7="http://schemas.microsoft.com/office/drawing/2016/5/13/chartex" xmlns:cx8="http://schemas.microsoft.com/office/drawing/2016/5/14/chartex" xmlns:mc="http://schemas.openxmlformats.org/markup-compatibility/2006" xmlns:m="http://schemas.openxmlformats.org/officeDocument/2006/math" xmlns:aink="http://schemas.microsoft.com/office/drawing/2016/ink" xmlns:am3d="http://schemas.microsoft.com/office/drawing/2017/model3d" xmlns:oel="http://schemas.microsoft.com/office/2019/extlst" xmlns:r="http://schemas.openxmlformats.org/officeDocument/2006/relationships" xmlns:wp14="http://schemas.microsoft.com/office/word/2010/wordprocessingDrawing" xmlns:wp="http://schemas.openxmlformats.org/drawingml/2006/wordprocessingDrawing" xmlns:wpg="http://schemas.microsoft.com/office/word/2010/wordprocessingGroup" xmlns:wpi="http://schemas.microsoft.com/office/word/2010/wordprocessingInk" xmlns:wps="http://schemas.microsoft.com/office/word/2010/wordprocessingShape" xmlns:o="urn:schemas-microsoft-com:office:office" xmlns:v="urn:schemas-microsoft-com:vml" xmlns:w10="urn:schemas-microsoft-com:office:word" xmlns:w="http://schemas.openxmlformats.org/wordprocessingml/2006/main" xmlns:w14="http://schemas.microsoft.com/office/word/2010/wordml" xmlns:w15="http://schemas.microsoft.com/office/word/2012/wordml" xmlns:w16cex="http://schemas.microsoft.com/office/word/2018/wordml/cex" xmlns:w16cid="http://schemas.microsoft.com/office/word/2016/wordml/cid" xmlns:w16="http://schemas.microsoft.com/office/word/2018/wordml" xmlns:w16sdtdh="http://schemas.microsoft.com/office/word/2020/wordml/sdtdatahash" xmlns:w16sdtfl="http://schemas.microsoft.com/office/word/2024/wordml/sdtformatlock" xmlns:w16se="http://schemas.microsoft.com/office/word/2015/wordml/symex" xmlns:w16du="http://schemas.microsoft.com/office/word/2023/wordml/word16du" xmlns:wne="http://schemas.microsoft.com/office/word/2006/wordml" mc:Ignorable="w14 w15 w16se w16cid w16 w16cex w16sdtdh w16sdtfl w16du wp14">
   <w:abstractNum w:abstractNumId="0" w15:restartNumberingAfterBreak="0">
-    <w:nsid w:val="18576E48"/>
-    <w:multiLevelType w:val="hybridMultilevel"/>
-    <w:tmpl w:val="287CA7FC"/>
-    <w:lvl w:ilvl="0" w:tplc="04090001">
-      <w:start w:val="1"/>
-      <w:numFmt w:val="bullet"/>
-      <w:lvlText w:val=""/>
-      <w:lvlJc w:val="left"/>
-      <w:pPr>
-        <w:ind w:left="2160" w:hanging="720"/>
-      </w:pPr>
-      <w:rPr>
-        <w:rFonts w:ascii="Symbol" w:hAnsi="Symbol" w:hint="default"/>
-      </w:rPr>
-    </w:lvl>
-    <w:lvl w:ilvl="1" w:tplc="04090019">
-      <w:start w:val="1"/>
-      <w:numFmt w:val="lowerLetter"/>
-      <w:lvlText w:val="%2."/>
-      <w:lvlJc w:val="left"/>
-      <w:pPr>
-        <w:ind w:left="2160" w:hanging="360"/>
-      </w:pPr>
-    </w:lvl>
-    <w:lvl w:ilvl="2" w:tplc="0409001B" w:tentative="1">
-      <w:start w:val="1"/>
-      <w:numFmt w:val="lowerRoman"/>
-      <w:lvlText w:val="%3."/>
-      <w:lvlJc w:val="right"/>
-      <w:pPr>
-        <w:ind w:left="2880" w:hanging="180"/>
-      </w:pPr>
-    </w:lvl>
-    <w:lvl w:ilvl="3" w:tplc="0409000F" w:tentative="1">
-      <w:start w:val="1"/>
-      <w:numFmt w:val="decimal"/>
-      <w:lvlText w:val="%4."/>
-      <w:lvlJc w:val="left"/>
-      <w:pPr>
-        <w:ind w:left="3600" w:hanging="360"/>
-      </w:pPr>
-    </w:lvl>
-    <w:lvl w:ilvl="4" w:tplc="04090019" w:tentative="1">
-      <w:start w:val="1"/>
-      <w:numFmt w:val="lowerLetter"/>
-      <w:lvlText w:val="%5."/>
-      <w:lvlJc w:val="left"/>
-      <w:pPr>
-        <w:ind w:left="4320" w:hanging="360"/>
-      </w:pPr>
-    </w:lvl>
-    <w:lvl w:ilvl="5" w:tplc="0409001B" w:tentative="1">
-      <w:start w:val="1"/>
-      <w:numFmt w:val="lowerRoman"/>
-      <w:lvlText w:val="%6."/>
-      <w:lvlJc w:val="right"/>
-      <w:pPr>
-        <w:ind w:left="5040" w:hanging="180"/>
-      </w:pPr>
-    </w:lvl>
-    <w:lvl w:ilvl="6" w:tplc="0409000F" w:tentative="1">
-      <w:start w:val="1"/>
-      <w:numFmt w:val="decimal"/>
-      <w:lvlText w:val="%7."/>
-      <w:lvlJc w:val="left"/>
-      <w:pPr>
-        <w:ind w:left="5760" w:hanging="360"/>
-      </w:pPr>
-    </w:lvl>
-    <w:lvl w:ilvl="7" w:tplc="04090019" w:tentative="1">
-      <w:start w:val="1"/>
-      <w:numFmt w:val="lowerLetter"/>
-      <w:lvlText w:val="%8."/>
-      <w:lvlJc w:val="left"/>
-      <w:pPr>
-        <w:ind w:left="6480" w:hanging="360"/>
-      </w:pPr>
-    </w:lvl>
-    <w:lvl w:ilvl="8" w:tplc="0409001B" w:tentative="1">
-      <w:start w:val="1"/>
-      <w:numFmt w:val="lowerRoman"/>
-      <w:lvlText w:val="%9."/>
-      <w:lvlJc w:val="right"/>
-      <w:pPr>
-        <w:ind w:left="7200" w:hanging="180"/>
-      </w:pPr>
-    </w:lvl>
-  </w:abstractNum>
-  <w:abstractNum w:abstractNumId="1" w15:restartNumberingAfterBreak="0">
-    <w:nsid w:val="2CA8527D"/>
-    <w:multiLevelType w:val="hybridMultilevel"/>
-    <w:tmpl w:val="961637D0"/>
-    <w:lvl w:ilvl="0" w:tplc="7C125CCC">
-      <w:start w:val="1"/>
-      <w:numFmt w:val="bullet"/>
-      <w:lvlText w:val="•"/>
-      <w:lvlJc w:val="left"/>
-      <w:pPr>
-        <w:tabs>
-          <w:tab w:val="num" w:pos="720"/>
-        </w:tabs>
-        <w:ind w:left="720" w:hanging="360"/>
-      </w:pPr>
-      <w:rPr>
-        <w:rFonts w:ascii="Arial" w:hAnsi="Arial" w:hint="default"/>
-      </w:rPr>
-    </w:lvl>
-    <w:lvl w:ilvl="1" w:tplc="65968A72" w:tentative="1">
-      <w:start w:val="1"/>
-      <w:numFmt w:val="bullet"/>
-      <w:lvlText w:val="•"/>
-      <w:lvlJc w:val="left"/>
-      <w:pPr>
-        <w:tabs>
-          <w:tab w:val="num" w:pos="1440"/>
-        </w:tabs>
-        <w:ind w:left="1440" w:hanging="360"/>
-      </w:pPr>
-      <w:rPr>
-        <w:rFonts w:ascii="Arial" w:hAnsi="Arial" w:hint="default"/>
-      </w:rPr>
-    </w:lvl>
-    <w:lvl w:ilvl="2" w:tplc="BC68801C" w:tentative="1">
-      <w:start w:val="1"/>
-      <w:numFmt w:val="bullet"/>
-      <w:lvlText w:val="•"/>
-      <w:lvlJc w:val="left"/>
-      <w:pPr>
-        <w:tabs>
-          <w:tab w:val="num" w:pos="2160"/>
-        </w:tabs>
-        <w:ind w:left="2160" w:hanging="360"/>
-      </w:pPr>
-      <w:rPr>
-        <w:rFonts w:ascii="Arial" w:hAnsi="Arial" w:hint="default"/>
-      </w:rPr>
-    </w:lvl>
-    <w:lvl w:ilvl="3" w:tplc="11E4C190" w:tentative="1">
-      <w:start w:val="1"/>
-      <w:numFmt w:val="bullet"/>
-      <w:lvlText w:val="•"/>
-      <w:lvlJc w:val="left"/>
-      <w:pPr>
-        <w:tabs>
-          <w:tab w:val="num" w:pos="2880"/>
-        </w:tabs>
-        <w:ind w:left="2880" w:hanging="360"/>
-      </w:pPr>
-      <w:rPr>
-        <w:rFonts w:ascii="Arial" w:hAnsi="Arial" w:hint="default"/>
-      </w:rPr>
-    </w:lvl>
-    <w:lvl w:ilvl="4" w:tplc="436AA48E" w:tentative="1">
-      <w:start w:val="1"/>
-      <w:numFmt w:val="bullet"/>
-      <w:lvlText w:val="•"/>
-      <w:lvlJc w:val="left"/>
-      <w:pPr>
-        <w:tabs>
-          <w:tab w:val="num" w:pos="3600"/>
-        </w:tabs>
-        <w:ind w:left="3600" w:hanging="360"/>
-      </w:pPr>
-      <w:rPr>
-        <w:rFonts w:ascii="Arial" w:hAnsi="Arial" w:hint="default"/>
-      </w:rPr>
-    </w:lvl>
-    <w:lvl w:ilvl="5" w:tplc="5C8E2B8A" w:tentative="1">
-      <w:start w:val="1"/>
-      <w:numFmt w:val="bullet"/>
-      <w:lvlText w:val="•"/>
-      <w:lvlJc w:val="left"/>
-      <w:pPr>
-        <w:tabs>
-          <w:tab w:val="num" w:pos="4320"/>
-        </w:tabs>
-        <w:ind w:left="4320" w:hanging="360"/>
-      </w:pPr>
-      <w:rPr>
-        <w:rFonts w:ascii="Arial" w:hAnsi="Arial" w:hint="default"/>
-      </w:rPr>
-    </w:lvl>
-    <w:lvl w:ilvl="6" w:tplc="ACEA10A4" w:tentative="1">
-      <w:start w:val="1"/>
-      <w:numFmt w:val="bullet"/>
-      <w:lvlText w:val="•"/>
-      <w:lvlJc w:val="left"/>
-      <w:pPr>
-        <w:tabs>
-          <w:tab w:val="num" w:pos="5040"/>
-        </w:tabs>
-        <w:ind w:left="5040" w:hanging="360"/>
-      </w:pPr>
-      <w:rPr>
-        <w:rFonts w:ascii="Arial" w:hAnsi="Arial" w:hint="default"/>
-      </w:rPr>
-    </w:lvl>
-    <w:lvl w:ilvl="7" w:tplc="EAE4D6A4" w:tentative="1">
-      <w:start w:val="1"/>
-      <w:numFmt w:val="bullet"/>
-      <w:lvlText w:val="•"/>
-      <w:lvlJc w:val="left"/>
-      <w:pPr>
-        <w:tabs>
-          <w:tab w:val="num" w:pos="5760"/>
-        </w:tabs>
-        <w:ind w:left="5760" w:hanging="360"/>
-      </w:pPr>
-      <w:rPr>
-        <w:rFonts w:ascii="Arial" w:hAnsi="Arial" w:hint="default"/>
-      </w:rPr>
-    </w:lvl>
-    <w:lvl w:ilvl="8" w:tplc="F41C8F3E" w:tentative="1">
-      <w:start w:val="1"/>
-      <w:numFmt w:val="bullet"/>
-      <w:lvlText w:val="•"/>
-      <w:lvlJc w:val="left"/>
-      <w:pPr>
-        <w:tabs>
-          <w:tab w:val="num" w:pos="6480"/>
-        </w:tabs>
-        <w:ind w:left="6480" w:hanging="360"/>
-      </w:pPr>
-      <w:rPr>
-        <w:rFonts w:ascii="Arial" w:hAnsi="Arial" w:hint="default"/>
-      </w:rPr>
-    </w:lvl>
-  </w:abstractNum>
-  <w:abstractNum w:abstractNumId="2" w15:restartNumberingAfterBreak="0">
     <w:nsid w:val="2E663624"/>
     <w:multiLevelType w:val="hybridMultilevel"/>
     <w:tmpl w:val="9ED6F4F2"/>
@@ -14585,7 +14510,7 @@
       </w:rPr>
     </w:lvl>
   </w:abstractNum>
-  <w:abstractNum w:abstractNumId="3" w15:restartNumberingAfterBreak="0">
+  <w:abstractNum w:abstractNumId="1" w15:restartNumberingAfterBreak="0">
     <w:nsid w:val="2F645906"/>
     <w:multiLevelType w:val="hybridMultilevel"/>
     <w:tmpl w:val="B83EC51A"/>
@@ -14681,249 +14606,171 @@
     </w:lvl>
   </w:abstractNum>
   <w:num w:numId="1" w16cid:durableId="449710722">
-    <w:abstractNumId w:val="3"/>
+    <w:abstractNumId w:val="1"/>
   </w:num>
-  <w:num w:numId="2" w16cid:durableId="353920722">
-    <w:abstractNumId w:val="3"/>
+  <w:num w:numId="2" w16cid:durableId="420295896">
+    <w:abstractNumId w:val="0"/>
+  </w:num>
+  <w:num w:numId="3" w16cid:durableId="1299140080">
+    <w:abstractNumId w:val="1"/>
+  </w:num>
+  <w:num w:numId="4" w16cid:durableId="1780567003">
+    <w:abstractNumId w:val="1"/>
     <w:lvlOverride w:ilvl="0">
       <w:startOverride w:val="1"/>
     </w:lvlOverride>
   </w:num>
-  <w:num w:numId="3" w16cid:durableId="1679427801">
-    <w:abstractNumId w:val="3"/>
+  <w:num w:numId="5" w16cid:durableId="1115295402">
+    <w:abstractNumId w:val="1"/>
     <w:lvlOverride w:ilvl="0">
       <w:startOverride w:val="1"/>
     </w:lvlOverride>
   </w:num>
-  <w:num w:numId="4" w16cid:durableId="420295896">
-    <w:abstractNumId w:val="2"/>
-  </w:num>
-  <w:num w:numId="5" w16cid:durableId="793642539">
-    <w:abstractNumId w:val="3"/>
+  <w:num w:numId="6" w16cid:durableId="1050836918">
+    <w:abstractNumId w:val="1"/>
     <w:lvlOverride w:ilvl="0">
       <w:startOverride w:val="1"/>
     </w:lvlOverride>
   </w:num>
-  <w:num w:numId="6" w16cid:durableId="1395008572">
-    <w:abstractNumId w:val="3"/>
+  <w:num w:numId="7" w16cid:durableId="50153077">
+    <w:abstractNumId w:val="1"/>
     <w:lvlOverride w:ilvl="0">
       <w:startOverride w:val="1"/>
     </w:lvlOverride>
   </w:num>
-  <w:num w:numId="7" w16cid:durableId="1299140080">
-    <w:abstractNumId w:val="3"/>
-  </w:num>
-  <w:num w:numId="8" w16cid:durableId="409932663">
-    <w:abstractNumId w:val="3"/>
+  <w:num w:numId="8" w16cid:durableId="1541816617">
+    <w:abstractNumId w:val="1"/>
     <w:lvlOverride w:ilvl="0">
       <w:startOverride w:val="1"/>
     </w:lvlOverride>
   </w:num>
-  <w:num w:numId="9" w16cid:durableId="634070950">
-    <w:abstractNumId w:val="3"/>
+  <w:num w:numId="9" w16cid:durableId="768547745">
+    <w:abstractNumId w:val="1"/>
     <w:lvlOverride w:ilvl="0">
       <w:startOverride w:val="1"/>
     </w:lvlOverride>
   </w:num>
-  <w:num w:numId="10" w16cid:durableId="967398759">
-    <w:abstractNumId w:val="3"/>
+  <w:num w:numId="10" w16cid:durableId="1488284551">
+    <w:abstractNumId w:val="1"/>
     <w:lvlOverride w:ilvl="0">
       <w:startOverride w:val="1"/>
     </w:lvlOverride>
   </w:num>
-  <w:num w:numId="11" w16cid:durableId="1780567003">
-    <w:abstractNumId w:val="3"/>
+  <w:num w:numId="11" w16cid:durableId="1935091845">
+    <w:abstractNumId w:val="1"/>
     <w:lvlOverride w:ilvl="0">
       <w:startOverride w:val="1"/>
     </w:lvlOverride>
   </w:num>
-  <w:num w:numId="12" w16cid:durableId="1115295402">
-    <w:abstractNumId w:val="3"/>
+  <w:num w:numId="12" w16cid:durableId="969897534">
+    <w:abstractNumId w:val="1"/>
     <w:lvlOverride w:ilvl="0">
       <w:startOverride w:val="1"/>
     </w:lvlOverride>
   </w:num>
-  <w:num w:numId="13" w16cid:durableId="1050836918">
-    <w:abstractNumId w:val="3"/>
+  <w:num w:numId="13" w16cid:durableId="453719167">
+    <w:abstractNumId w:val="1"/>
     <w:lvlOverride w:ilvl="0">
       <w:startOverride w:val="1"/>
     </w:lvlOverride>
   </w:num>
-  <w:num w:numId="14" w16cid:durableId="50153077">
-    <w:abstractNumId w:val="3"/>
+  <w:num w:numId="14" w16cid:durableId="1361512535">
+    <w:abstractNumId w:val="1"/>
     <w:lvlOverride w:ilvl="0">
       <w:startOverride w:val="1"/>
     </w:lvlOverride>
   </w:num>
-  <w:num w:numId="15" w16cid:durableId="1399087875">
-    <w:abstractNumId w:val="0"/>
-  </w:num>
-  <w:num w:numId="16" w16cid:durableId="1047489326">
-    <w:abstractNumId w:val="3"/>
+  <w:num w:numId="15" w16cid:durableId="1396469315">
+    <w:abstractNumId w:val="1"/>
     <w:lvlOverride w:ilvl="0">
       <w:startOverride w:val="1"/>
     </w:lvlOverride>
   </w:num>
-  <w:num w:numId="17" w16cid:durableId="1541816617">
-    <w:abstractNumId w:val="3"/>
+  <w:num w:numId="16" w16cid:durableId="1181696564">
+    <w:abstractNumId w:val="1"/>
     <w:lvlOverride w:ilvl="0">
       <w:startOverride w:val="1"/>
     </w:lvlOverride>
   </w:num>
-  <w:num w:numId="18" w16cid:durableId="365640871">
-    <w:abstractNumId w:val="3"/>
+  <w:num w:numId="17" w16cid:durableId="1900095336">
+    <w:abstractNumId w:val="1"/>
     <w:lvlOverride w:ilvl="0">
       <w:startOverride w:val="1"/>
     </w:lvlOverride>
   </w:num>
-  <w:num w:numId="19" w16cid:durableId="768547745">
-    <w:abstractNumId w:val="3"/>
+  <w:num w:numId="18" w16cid:durableId="728380487">
+    <w:abstractNumId w:val="1"/>
     <w:lvlOverride w:ilvl="0">
       <w:startOverride w:val="1"/>
     </w:lvlOverride>
   </w:num>
-  <w:num w:numId="20" w16cid:durableId="1488284551">
-    <w:abstractNumId w:val="3"/>
+  <w:num w:numId="19" w16cid:durableId="957561786">
+    <w:abstractNumId w:val="1"/>
     <w:lvlOverride w:ilvl="0">
       <w:startOverride w:val="1"/>
     </w:lvlOverride>
   </w:num>
-  <w:num w:numId="21" w16cid:durableId="1681932030">
-    <w:abstractNumId w:val="3"/>
+  <w:num w:numId="20" w16cid:durableId="1098797546">
+    <w:abstractNumId w:val="1"/>
     <w:lvlOverride w:ilvl="0">
       <w:startOverride w:val="1"/>
     </w:lvlOverride>
   </w:num>
-  <w:num w:numId="22" w16cid:durableId="7798950">
-    <w:abstractNumId w:val="3"/>
+  <w:num w:numId="21" w16cid:durableId="1755123817">
+    <w:abstractNumId w:val="1"/>
     <w:lvlOverride w:ilvl="0">
       <w:startOverride w:val="1"/>
     </w:lvlOverride>
   </w:num>
-  <w:num w:numId="23" w16cid:durableId="2089500161">
-    <w:abstractNumId w:val="3"/>
+  <w:num w:numId="22" w16cid:durableId="1991128083">
+    <w:abstractNumId w:val="1"/>
     <w:lvlOverride w:ilvl="0">
       <w:startOverride w:val="1"/>
     </w:lvlOverride>
   </w:num>
-  <w:num w:numId="24" w16cid:durableId="1799489186">
-    <w:abstractNumId w:val="3"/>
+  <w:num w:numId="23" w16cid:durableId="345324343">
+    <w:abstractNumId w:val="1"/>
     <w:lvlOverride w:ilvl="0">
       <w:startOverride w:val="1"/>
     </w:lvlOverride>
   </w:num>
-  <w:num w:numId="25" w16cid:durableId="1097217240">
-    <w:abstractNumId w:val="3"/>
+  <w:num w:numId="24" w16cid:durableId="1255549416">
+    <w:abstractNumId w:val="1"/>
     <w:lvlOverride w:ilvl="0">
       <w:startOverride w:val="1"/>
     </w:lvlOverride>
   </w:num>
-  <w:num w:numId="26" w16cid:durableId="197157932">
-    <w:abstractNumId w:val="3"/>
+  <w:num w:numId="25" w16cid:durableId="495075091">
+    <w:abstractNumId w:val="1"/>
     <w:lvlOverride w:ilvl="0">
       <w:startOverride w:val="1"/>
     </w:lvlOverride>
   </w:num>
-  <w:num w:numId="27" w16cid:durableId="605383878">
-    <w:abstractNumId w:val="3"/>
+  <w:num w:numId="26" w16cid:durableId="767626081">
+    <w:abstractNumId w:val="1"/>
     <w:lvlOverride w:ilvl="0">
       <w:startOverride w:val="1"/>
     </w:lvlOverride>
   </w:num>
-  <w:num w:numId="28" w16cid:durableId="559485842">
-    <w:abstractNumId w:val="3"/>
+  <w:num w:numId="27" w16cid:durableId="8333527">
+    <w:abstractNumId w:val="1"/>
     <w:lvlOverride w:ilvl="0">
       <w:startOverride w:val="1"/>
     </w:lvlOverride>
   </w:num>
-  <w:num w:numId="29" w16cid:durableId="1299189020">
-    <w:abstractNumId w:val="3"/>
+  <w:num w:numId="28" w16cid:durableId="1859659980">
+    <w:abstractNumId w:val="1"/>
     <w:lvlOverride w:ilvl="0">
       <w:startOverride w:val="1"/>
     </w:lvlOverride>
   </w:num>
-  <w:num w:numId="30" w16cid:durableId="1813596994">
-    <w:abstractNumId w:val="3"/>
+  <w:num w:numId="29" w16cid:durableId="700666840">
+    <w:abstractNumId w:val="1"/>
     <w:lvlOverride w:ilvl="0">
       <w:startOverride w:val="1"/>
     </w:lvlOverride>
   </w:num>
-  <w:num w:numId="31" w16cid:durableId="1935091845">
-    <w:abstractNumId w:val="3"/>
-    <w:lvlOverride w:ilvl="0">
-      <w:startOverride w:val="1"/>
-    </w:lvlOverride>
-  </w:num>
-  <w:num w:numId="32" w16cid:durableId="629435071">
-    <w:abstractNumId w:val="3"/>
-    <w:lvlOverride w:ilvl="0">
-      <w:startOverride w:val="1"/>
-    </w:lvlOverride>
-  </w:num>
-  <w:num w:numId="33" w16cid:durableId="183909133">
-    <w:abstractNumId w:val="1"/>
-  </w:num>
-  <w:num w:numId="34" w16cid:durableId="1358849918">
-    <w:abstractNumId w:val="3"/>
-    <w:lvlOverride w:ilvl="0">
-      <w:startOverride w:val="1"/>
-    </w:lvlOverride>
-  </w:num>
-  <w:num w:numId="35" w16cid:durableId="969897534">
-    <w:abstractNumId w:val="3"/>
-    <w:lvlOverride w:ilvl="0">
-      <w:startOverride w:val="1"/>
-    </w:lvlOverride>
-  </w:num>
-  <w:num w:numId="36" w16cid:durableId="453719167">
-    <w:abstractNumId w:val="3"/>
-    <w:lvlOverride w:ilvl="0">
-      <w:startOverride w:val="1"/>
-    </w:lvlOverride>
-  </w:num>
-  <w:num w:numId="37" w16cid:durableId="1361512535">
-    <w:abstractNumId w:val="3"/>
-    <w:lvlOverride w:ilvl="0">
-      <w:startOverride w:val="1"/>
-    </w:lvlOverride>
-  </w:num>
-  <w:num w:numId="38" w16cid:durableId="1396469315">
-    <w:abstractNumId w:val="3"/>
-    <w:lvlOverride w:ilvl="0">
-      <w:startOverride w:val="1"/>
-    </w:lvlOverride>
-  </w:num>
-  <w:num w:numId="39" w16cid:durableId="1181696564">
-    <w:abstractNumId w:val="3"/>
-    <w:lvlOverride w:ilvl="0">
-      <w:startOverride w:val="1"/>
-    </w:lvlOverride>
-  </w:num>
-  <w:num w:numId="40" w16cid:durableId="1900095336">
-    <w:abstractNumId w:val="3"/>
-    <w:lvlOverride w:ilvl="0">
-      <w:startOverride w:val="1"/>
-    </w:lvlOverride>
-  </w:num>
-  <w:num w:numId="41" w16cid:durableId="728380487">
-    <w:abstractNumId w:val="3"/>
-    <w:lvlOverride w:ilvl="0">
-      <w:startOverride w:val="1"/>
-    </w:lvlOverride>
-  </w:num>
-  <w:num w:numId="42" w16cid:durableId="957561786">
-    <w:abstractNumId w:val="3"/>
-    <w:lvlOverride w:ilvl="0">
-      <w:startOverride w:val="1"/>
-    </w:lvlOverride>
-  </w:num>
-  <w:num w:numId="43" w16cid:durableId="1098797546">
-    <w:abstractNumId w:val="3"/>
-    <w:lvlOverride w:ilvl="0">
-      <w:startOverride w:val="1"/>
-    </w:lvlOverride>
-  </w:num>
-  <w:numIdMacAtCleanup w:val="25"/>
+  <w:numIdMacAtCleanup w:val="29"/>
 </w:numbering>
 </file>
 
@@ -15401,7 +15248,7 @@
     <w:rsid w:val="00401F8C"/>
     <w:pPr>
       <w:numPr>
-        <w:numId w:val="7"/>
+        <w:numId w:val="3"/>
       </w:numPr>
       <w:spacing w:before="120" w:after="120"/>
     </w:pPr>

--- a/presentation/Version 2.0/Professional-Vue-v2.0.docx
+++ b/presentation/Version 2.0/Professional-Vue-v2.0.docx
@@ -10483,6 +10483,7 @@
       <w:pPr>
         <w:pStyle w:val="LabNLCode"/>
       </w:pPr>
+      <w:bookmarkStart w:id="95" w:name="OLE_LINK51"/>
       <w:r>
         <w:t xml:space="preserve">import </w:t>
       </w:r>
@@ -10508,6 +10509,7 @@
         <w:t>const favorited = ref(false);</w:t>
       </w:r>
     </w:p>
+    <w:bookmarkEnd w:id="95"/>
     <w:p>
       <w:pPr>
         <w:pStyle w:val="LabNLSub"/>
@@ -10528,6 +10530,7 @@
       <w:pPr>
         <w:pStyle w:val="LabNLCode"/>
       </w:pPr>
+      <w:bookmarkStart w:id="96" w:name="OLE_LINK52"/>
       <w:r>
         <w:t>function toggleFavorite() {</w:t>
       </w:r>
@@ -10547,6 +10550,7 @@
       <w:r>
         <w:t>}</w:t>
       </w:r>
+      <w:bookmarkEnd w:id="96"/>
     </w:p>
     <w:p>
       <w:pPr>
@@ -10568,6 +10572,7 @@
       <w:pPr>
         <w:pStyle w:val="LabNLCode"/>
       </w:pPr>
+      <w:bookmarkStart w:id="97" w:name="OLE_LINK53"/>
       <w:r>
         <w:t>&lt;button</w:t>
       </w:r>
@@ -10644,6 +10649,7 @@
         <w:t>&lt;/button&gt;</w:t>
       </w:r>
     </w:p>
+    <w:bookmarkEnd w:id="97"/>
     <w:p>
       <w:pPr>
         <w:pStyle w:val="Note"/>
@@ -10657,20 +10663,25 @@
         <w:pStyle w:val="LabNL"/>
       </w:pPr>
       <w:r>
-        <w:t>Challenge: add a favoritesCount ref and display it on the button, so it tracks how many times the button for an article has been clicked.</w:t>
-      </w:r>
+        <w:t xml:space="preserve">Challenge: </w:t>
+      </w:r>
+      <w:bookmarkStart w:id="98" w:name="OLE_LINK54"/>
+      <w:r>
+        <w:t>add a favoritesCount ref and display it on the button, so it tracks how many times the button for an article has been clicked.</w:t>
+      </w:r>
+      <w:bookmarkEnd w:id="98"/>
     </w:p>
     <w:p/>
     <w:p>
       <w:pPr>
         <w:pStyle w:val="Heading1"/>
       </w:pPr>
-      <w:bookmarkStart w:id="95" w:name="_Toc241675644"/>
+      <w:bookmarkStart w:id="99" w:name="_Toc241675644"/>
       <w:r>
         <w:lastRenderedPageBreak/>
         <w:t>Lab 15: Events</w:t>
       </w:r>
-      <w:bookmarkEnd w:id="95"/>
+      <w:bookmarkEnd w:id="99"/>
     </w:p>
     <w:p>
       <w:r>
@@ -10694,6 +10705,7 @@
       <w:pPr>
         <w:pStyle w:val="LabNLCode"/>
       </w:pPr>
+      <w:bookmarkStart w:id="100" w:name="OLE_LINK55"/>
       <w:r>
         <w:t xml:space="preserve">const articleFontSize = </w:t>
       </w:r>
@@ -10706,6 +10718,7 @@
         <w:t>1);</w:t>
       </w:r>
     </w:p>
+    <w:bookmarkEnd w:id="100"/>
     <w:p>
       <w:pPr>
         <w:pStyle w:val="LabNL"/>
@@ -10718,6 +10731,7 @@
       <w:pPr>
         <w:pStyle w:val="LabNLCode"/>
       </w:pPr>
+      <w:bookmarkStart w:id="101" w:name="OLE_LINK56"/>
       <w:r>
         <w:t>&lt;ArticlePreview</w:t>
       </w:r>
@@ -10727,6 +10741,120 @@
         <w:pStyle w:val="LabNLCode"/>
       </w:pPr>
       <w:r>
+        <w:t xml:space="preserve">  </w:t>
+      </w:r>
+      <w:bookmarkStart w:id="102" w:name="OLE_LINK57"/>
+      <w:r>
+        <w:t>:style="{ fontSize: articleFontSize + 'em' }"</w:t>
+      </w:r>
+      <w:bookmarkEnd w:id="102"/>
+    </w:p>
+    <w:p>
+      <w:pPr>
+        <w:pStyle w:val="LabNLCode"/>
+      </w:pPr>
+      <w:r>
+        <w:t xml:space="preserve">  ...</w:t>
+      </w:r>
+    </w:p>
+    <w:p>
+      <w:pPr>
+        <w:pStyle w:val="LabNLCode"/>
+      </w:pPr>
+      <w:r>
+        <w:t>/&gt;</w:t>
+      </w:r>
+    </w:p>
+    <w:bookmarkEnd w:id="101"/>
+    <w:p>
+      <w:pPr>
+        <w:pStyle w:val="LabNL"/>
+      </w:pPr>
+      <w:r>
+        <w:t>Start the development server (npm run dev) and try changing the initial value to 3. You should see the article text get larger.</w:t>
+      </w:r>
+    </w:p>
+    <w:p>
+      <w:pPr>
+        <w:pStyle w:val="LabNL"/>
+      </w:pPr>
+      <w:r>
+        <w:t>Set articleFontSize back to 1.</w:t>
+      </w:r>
+    </w:p>
+    <w:p>
+      <w:pPr>
+        <w:pStyle w:val="LabNL"/>
+      </w:pPr>
+      <w:r>
+        <w:t>In ArticlePreview, declare the events this component can raise using the defineEmits macro.</w:t>
+      </w:r>
+    </w:p>
+    <w:p>
+      <w:pPr>
+        <w:pStyle w:val="LabNLCode"/>
+      </w:pPr>
+      <w:bookmarkStart w:id="103" w:name="OLE_LINK58"/>
+      <w:r>
+        <w:t>const emit = defineEmits(['enlarge-text']);</w:t>
+      </w:r>
+      <w:bookmarkEnd w:id="103"/>
+    </w:p>
+    <w:p>
+      <w:pPr>
+        <w:pStyle w:val="Note"/>
+      </w:pPr>
+      <w:r>
+        <w:t>Note: declaring events matters more in Vue 3 than it did in Vue 2. Any listener that is not declared here falls through to the component’s root element as a native DOM attribute, which is rarely what you want for a custom event.</w:t>
+      </w:r>
+    </w:p>
+    <w:p>
+      <w:pPr>
+        <w:pStyle w:val="LabNL"/>
+      </w:pPr>
+      <w:r>
+        <w:t>Create a button inside the ArticlePreview template that emits the enlarge-text event on click.</w:t>
+      </w:r>
+    </w:p>
+    <w:p>
+      <w:pPr>
+        <w:pStyle w:val="LabNLCode"/>
+      </w:pPr>
+      <w:bookmarkStart w:id="104" w:name="OLE_LINK59"/>
+      <w:r>
+        <w:t>&lt;button @click="emit('enlarge-text', 0.1)"&gt;Enlarge Text&lt;/button&gt;</w:t>
+      </w:r>
+    </w:p>
+    <w:bookmarkEnd w:id="104"/>
+    <w:p>
+      <w:pPr>
+        <w:pStyle w:val="LabNLSub"/>
+      </w:pPr>
+      <w:r>
+        <w:t>In the Options API you would have written $emit here. With &lt;script setup&gt; you call the function that defineEmits returned.</w:t>
+      </w:r>
+    </w:p>
+    <w:p>
+      <w:pPr>
+        <w:pStyle w:val="LabNL"/>
+      </w:pPr>
+      <w:r>
+        <w:t>Listen for the enlarge-text event in the ArticleList component and increase the value of articleFontSize by 0.1 when it’s received.</w:t>
+      </w:r>
+    </w:p>
+    <w:p>
+      <w:pPr>
+        <w:pStyle w:val="LabNLCode"/>
+      </w:pPr>
+      <w:r>
+        <w:t>&lt;ArticlePreview</w:t>
+      </w:r>
+    </w:p>
+    <w:p>
+      <w:pPr>
+        <w:pStyle w:val="LabNLCode"/>
+      </w:pPr>
+      <w:r>
         <w:t xml:space="preserve">  :style="{ fontSize: articleFontSize + 'em' }"</w:t>
       </w:r>
     </w:p>
@@ -10735,9 +10863,14 @@
         <w:pStyle w:val="LabNLCode"/>
       </w:pPr>
       <w:r>
-        <w:t xml:space="preserve">  ...</w:t>
-      </w:r>
-    </w:p>
+        <w:t xml:space="preserve">  </w:t>
+      </w:r>
+      <w:bookmarkStart w:id="105" w:name="OLE_LINK60"/>
+      <w:r>
+        <w:t>@enlarge-text="articleFontSize += 0.1"</w:t>
+      </w:r>
+    </w:p>
+    <w:bookmarkEnd w:id="105"/>
     <w:p>
       <w:pPr>
         <w:pStyle w:val="LabNLCode"/>
@@ -10751,110 +10884,6 @@
         <w:pStyle w:val="LabNL"/>
       </w:pPr>
       <w:r>
-        <w:t>Start the development server (npm run dev) and try changing the initial value to 3. You should see the article text get larger.</w:t>
-      </w:r>
-    </w:p>
-    <w:p>
-      <w:pPr>
-        <w:pStyle w:val="LabNL"/>
-      </w:pPr>
-      <w:r>
-        <w:t>Set articleFontSize back to 1.</w:t>
-      </w:r>
-    </w:p>
-    <w:p>
-      <w:pPr>
-        <w:pStyle w:val="LabNL"/>
-      </w:pPr>
-      <w:r>
-        <w:t>In ArticlePreview, declare the events this component can raise using the defineEmits macro.</w:t>
-      </w:r>
-    </w:p>
-    <w:p>
-      <w:pPr>
-        <w:pStyle w:val="LabNLCode"/>
-      </w:pPr>
-      <w:r>
-        <w:t>const emit = defineEmits(['enlarge-text']);</w:t>
-      </w:r>
-    </w:p>
-    <w:p>
-      <w:pPr>
-        <w:pStyle w:val="Note"/>
-      </w:pPr>
-      <w:r>
-        <w:t>Note: declaring events matters more in Vue 3 than it did in Vue 2. Any listener that is not declared here falls through to the component’s root element as a native DOM attribute, which is rarely what you want for a custom event.</w:t>
-      </w:r>
-    </w:p>
-    <w:p>
-      <w:pPr>
-        <w:pStyle w:val="LabNL"/>
-      </w:pPr>
-      <w:r>
-        <w:t>Create a button inside the ArticlePreview template that emits the enlarge-text event on click.</w:t>
-      </w:r>
-    </w:p>
-    <w:p>
-      <w:pPr>
-        <w:pStyle w:val="LabNLCode"/>
-      </w:pPr>
-      <w:r>
-        <w:t>&lt;button @click="emit('enlarge-text', 0.1)"&gt;Enlarge Text&lt;/button&gt;</w:t>
-      </w:r>
-    </w:p>
-    <w:p>
-      <w:pPr>
-        <w:pStyle w:val="LabNLSub"/>
-      </w:pPr>
-      <w:r>
-        <w:t>In the Options API you would have written $emit here. With &lt;script setup&gt; you call the function that defineEmits returned.</w:t>
-      </w:r>
-    </w:p>
-    <w:p>
-      <w:pPr>
-        <w:pStyle w:val="LabNL"/>
-      </w:pPr>
-      <w:r>
-        <w:t>Listen for the enlarge-text event in the ArticleList component and increase the value of articleFontSize by 0.1 when it’s received.</w:t>
-      </w:r>
-    </w:p>
-    <w:p>
-      <w:pPr>
-        <w:pStyle w:val="LabNLCode"/>
-      </w:pPr>
-      <w:r>
-        <w:t>&lt;ArticlePreview</w:t>
-      </w:r>
-    </w:p>
-    <w:p>
-      <w:pPr>
-        <w:pStyle w:val="LabNLCode"/>
-      </w:pPr>
-      <w:r>
-        <w:t xml:space="preserve">  :style="{ fontSize: articleFontSize + 'em' }"</w:t>
-      </w:r>
-    </w:p>
-    <w:p>
-      <w:pPr>
-        <w:pStyle w:val="LabNLCode"/>
-      </w:pPr>
-      <w:r>
-        <w:t xml:space="preserve">  @enlarge-text="articleFontSize += 0.1"</w:t>
-      </w:r>
-    </w:p>
-    <w:p>
-      <w:pPr>
-        <w:pStyle w:val="LabNLCode"/>
-      </w:pPr>
-      <w:r>
-        <w:t>/&gt;</w:t>
-      </w:r>
-    </w:p>
-    <w:p>
-      <w:pPr>
-        <w:pStyle w:val="LabNL"/>
-      </w:pPr>
-      <w:r>
         <w:t>Add another button named "Shrink Text" and make it work.</w:t>
       </w:r>
     </w:p>
@@ -10871,12 +10900,12 @@
       <w:pPr>
         <w:pStyle w:val="Heading1"/>
       </w:pPr>
-      <w:bookmarkStart w:id="96" w:name="_Toc241675645"/>
+      <w:bookmarkStart w:id="106" w:name="_Toc241675645"/>
       <w:r>
         <w:lastRenderedPageBreak/>
         <w:t>Lab 16: Component Lifecycle</w:t>
       </w:r>
-      <w:bookmarkEnd w:id="96"/>
+      <w:bookmarkEnd w:id="106"/>
     </w:p>
     <w:p>
       <w:r>
@@ -10907,6 +10936,7 @@
       <w:pPr>
         <w:pStyle w:val="LabNLCode"/>
       </w:pPr>
+      <w:bookmarkStart w:id="107" w:name="OLE_LINK61"/>
       <w:r>
         <w:t>export const API_URL =</w:t>
       </w:r>
@@ -10916,9 +10946,16 @@
         <w:pStyle w:val="LabNLCode"/>
       </w:pPr>
       <w:r>
-        <w:t xml:space="preserve">  import.meta.env.VITE_API_URL ?? 'https://api.realworld.io/api';</w:t>
-      </w:r>
-    </w:p>
+        <w:t xml:space="preserve">  import.meta.env.VITE_API_URL ?? 'https://api.realworld.</w:t>
+      </w:r>
+      <w:r>
+        <w:t>show</w:t>
+      </w:r>
+      <w:r>
+        <w:t>/api';</w:t>
+      </w:r>
+    </w:p>
+    <w:bookmarkEnd w:id="107"/>
     <w:p>
       <w:pPr>
         <w:pStyle w:val="Note"/>
@@ -10939,10 +10976,12 @@
       <w:pPr>
         <w:pStyle w:val="LabNLCode"/>
       </w:pPr>
+      <w:bookmarkStart w:id="108" w:name="OLE_LINK62"/>
       <w:r>
         <w:t>export default API_URL;</w:t>
       </w:r>
     </w:p>
+    <w:bookmarkEnd w:id="108"/>
     <w:p>
       <w:pPr>
         <w:pStyle w:val="LabNL"/>
@@ -10979,23 +11018,27 @@
       <w:pPr>
         <w:pStyle w:val="LabNLCode"/>
       </w:pPr>
+      <w:bookmarkStart w:id="109" w:name="OLE_LINK63"/>
       <w:r>
         <w:t>import axios from 'axios';</w:t>
       </w:r>
     </w:p>
-    <w:p>
-      <w:pPr>
-        <w:pStyle w:val="LabNLCode"/>
-      </w:pPr>
-    </w:p>
-    <w:p>
-      <w:pPr>
-        <w:pStyle w:val="LabNLCode"/>
-      </w:pPr>
+    <w:bookmarkEnd w:id="109"/>
+    <w:p>
+      <w:pPr>
+        <w:pStyle w:val="LabNLCode"/>
+      </w:pPr>
+    </w:p>
+    <w:p>
+      <w:pPr>
+        <w:pStyle w:val="LabNLCode"/>
+      </w:pPr>
+      <w:bookmarkStart w:id="110" w:name="OLE_LINK64"/>
       <w:r>
         <w:t>import { API_URL } from '@/common/config';</w:t>
       </w:r>
     </w:p>
+    <w:bookmarkEnd w:id="110"/>
     <w:p>
       <w:pPr>
         <w:pStyle w:val="LabNL"/>
@@ -11008,10 +11051,12 @@
       <w:pPr>
         <w:pStyle w:val="LabNLCode"/>
       </w:pPr>
+      <w:bookmarkStart w:id="111" w:name="OLE_LINK65"/>
       <w:r>
         <w:t>const client = axios.create({ baseURL: API_URL });</w:t>
       </w:r>
     </w:p>
+    <w:bookmarkEnd w:id="111"/>
     <w:p>
       <w:pPr>
         <w:pStyle w:val="LabNL"/>
@@ -11024,6 +11069,7 @@
       <w:pPr>
         <w:pStyle w:val="LabNLCode"/>
       </w:pPr>
+      <w:bookmarkStart w:id="112" w:name="OLE_LINK66"/>
       <w:r>
         <w:t>const ApiService = {</w:t>
       </w:r>
@@ -11060,6 +11106,7 @@
         <w:t>};</w:t>
       </w:r>
     </w:p>
+    <w:bookmarkEnd w:id="112"/>
     <w:p>
       <w:pPr>
         <w:pStyle w:val="LabNL"/>
@@ -11072,10 +11119,12 @@
       <w:pPr>
         <w:pStyle w:val="LabNLCode"/>
       </w:pPr>
+      <w:bookmarkStart w:id="113" w:name="OLE_LINK67"/>
       <w:r>
         <w:t>export default ApiService;</w:t>
       </w:r>
     </w:p>
+    <w:bookmarkEnd w:id="113"/>
     <w:p>
       <w:pPr>
         <w:pStyle w:val="LabNL"/>
@@ -11088,19 +11137,22 @@
       <w:pPr>
         <w:pStyle w:val="LabNLCode"/>
       </w:pPr>
+      <w:bookmarkStart w:id="114" w:name="OLE_LINK68"/>
       <w:r>
         <w:t>import ApiService from './common/api.service';</w:t>
       </w:r>
     </w:p>
-    <w:p>
-      <w:pPr>
-        <w:pStyle w:val="LabNLCode"/>
-      </w:pPr>
-    </w:p>
-    <w:p>
-      <w:pPr>
-        <w:pStyle w:val="LabNLCode"/>
-      </w:pPr>
+    <w:bookmarkEnd w:id="114"/>
+    <w:p>
+      <w:pPr>
+        <w:pStyle w:val="LabNLCode"/>
+      </w:pPr>
+    </w:p>
+    <w:p>
+      <w:pPr>
+        <w:pStyle w:val="LabNLCode"/>
+      </w:pPr>
+      <w:bookmarkStart w:id="115" w:name="OLE_LINK69"/>
       <w:r>
         <w:t>ApiService.init();</w:t>
       </w:r>
@@ -11118,6 +11170,7 @@
         <w:t>createApp(App).mount('#app');</w:t>
       </w:r>
     </w:p>
+    <w:bookmarkEnd w:id="115"/>
     <w:p>
       <w:pPr>
         <w:pStyle w:val="LabNL"/>
@@ -11131,7 +11184,19 @@
         <w:pStyle w:val="LabNLCode"/>
       </w:pPr>
       <w:r>
-        <w:t xml:space="preserve">  query(resource, params) {</w:t>
+        <w:t xml:space="preserve"> </w:t>
+      </w:r>
+      <w:bookmarkStart w:id="116" w:name="OLE_LINK70"/>
+      <w:r>
+        <w:t xml:space="preserve"> </w:t>
+      </w:r>
+      <w:proofErr w:type="gramStart"/>
+      <w:r>
+        <w:t>query(</w:t>
+      </w:r>
+      <w:proofErr w:type="gramEnd"/>
+      <w:r>
+        <w:t>resource, params) {</w:t>
       </w:r>
     </w:p>
     <w:p>
@@ -11166,20 +11231,46 @@
         <w:t xml:space="preserve">  },</w:t>
       </w:r>
     </w:p>
-    <w:p>
-      <w:pPr>
-        <w:pStyle w:val="LabNL"/>
-      </w:pPr>
-      <w:r>
-        <w:t>Import ApiService and onMounted into ArticleList.vue</w:t>
-      </w:r>
-    </w:p>
-    <w:p>
-      <w:pPr>
-        <w:pStyle w:val="LabNLCode"/>
-      </w:pPr>
-      <w:r>
-        <w:t>import { onMounted, ref } from 'vue';</w:t>
+    <w:bookmarkEnd w:id="116"/>
+    <w:p>
+      <w:pPr>
+        <w:pStyle w:val="LabNL"/>
+      </w:pPr>
+      <w:r>
+        <w:t xml:space="preserve">Import </w:t>
+      </w:r>
+      <w:proofErr w:type="spellStart"/>
+      <w:r>
+        <w:t>ApiService</w:t>
+      </w:r>
+      <w:proofErr w:type="spellEnd"/>
+      <w:r>
+        <w:t xml:space="preserve"> and </w:t>
+      </w:r>
+      <w:proofErr w:type="spellStart"/>
+      <w:r>
+        <w:t>onMounted</w:t>
+      </w:r>
+      <w:proofErr w:type="spellEnd"/>
+      <w:r>
+        <w:t xml:space="preserve"> into ArticleList.vue</w:t>
+      </w:r>
+    </w:p>
+    <w:p>
+      <w:pPr>
+        <w:pStyle w:val="LabNLCode"/>
+      </w:pPr>
+      <w:bookmarkStart w:id="117" w:name="OLE_LINK71"/>
+      <w:r>
+        <w:t xml:space="preserve">import { </w:t>
+      </w:r>
+      <w:proofErr w:type="spellStart"/>
+      <w:r>
+        <w:t>onMounted</w:t>
+      </w:r>
+      <w:proofErr w:type="spellEnd"/>
+      <w:r>
+        <w:t>, ref } from 'vue';</w:t>
       </w:r>
     </w:p>
     <w:p>
@@ -11195,6 +11286,7 @@
         <w:t>import ApiService from '../common/api.service';</w:t>
       </w:r>
     </w:p>
+    <w:bookmarkEnd w:id="117"/>
     <w:p>
       <w:pPr>
         <w:pStyle w:val="LabNL"/>
@@ -11207,6 +11299,7 @@
       <w:pPr>
         <w:pStyle w:val="LabNLCode"/>
       </w:pPr>
+      <w:bookmarkStart w:id="118" w:name="OLE_LINK72"/>
       <w:r>
         <w:t>async function fetchArticles() {</w:t>
       </w:r>
@@ -11240,6 +11333,7 @@
         <w:t>}</w:t>
       </w:r>
     </w:p>
+    <w:bookmarkEnd w:id="118"/>
     <w:p>
       <w:pPr>
         <w:pStyle w:val="LabNL"/>
@@ -11252,6 +11346,7 @@
       <w:pPr>
         <w:pStyle w:val="LabNLCode"/>
       </w:pPr>
+      <w:bookmarkStart w:id="119" w:name="OLE_LINK73"/>
       <w:r>
         <w:t>onMounted(async () =&gt; {</w:t>
       </w:r>
@@ -11272,6 +11367,7 @@
         <w:t>});</w:t>
       </w:r>
     </w:p>
+    <w:bookmarkEnd w:id="119"/>
     <w:p>
       <w:pPr>
         <w:pStyle w:val="LabNLSub"/>
@@ -11300,10 +11396,12 @@
       <w:pPr>
         <w:pStyle w:val="LabNLCode"/>
       </w:pPr>
+      <w:bookmarkStart w:id="120" w:name="OLE_LINK74"/>
       <w:r>
         <w:t>const articles = ref([]);</w:t>
       </w:r>
     </w:p>
+    <w:bookmarkEnd w:id="120"/>
     <w:p>
       <w:pPr>
         <w:pStyle w:val="LabNLSub"/>
@@ -11339,7 +11437,7 @@
           <w:szCs w:val="32"/>
         </w:rPr>
       </w:pPr>
-      <w:bookmarkStart w:id="97" w:name="_Toc241675646"/>
+      <w:bookmarkStart w:id="121" w:name="_Toc241675646"/>
       <w:r>
         <w:br w:type="page"/>
       </w:r>
@@ -11352,7 +11450,7 @@
         <w:lastRenderedPageBreak/>
         <w:t>Lab 17: Forms</w:t>
       </w:r>
-      <w:bookmarkEnd w:id="97"/>
+      <w:bookmarkEnd w:id="121"/>
     </w:p>
     <w:p>
       <w:r>
@@ -11541,7 +11639,7 @@
           <w:szCs w:val="32"/>
         </w:rPr>
       </w:pPr>
-      <w:bookmarkStart w:id="98" w:name="_Toc241675647"/>
+      <w:bookmarkStart w:id="122" w:name="_Toc241675647"/>
       <w:r>
         <w:br w:type="page"/>
       </w:r>
@@ -11566,7 +11664,7 @@
       <w:r>
         <w:t>Slots</w:t>
       </w:r>
-      <w:bookmarkEnd w:id="98"/>
+      <w:bookmarkEnd w:id="122"/>
     </w:p>
     <w:p>
       <w:pPr>
@@ -11613,7 +11711,7 @@
           <w:szCs w:val="32"/>
         </w:rPr>
       </w:pPr>
-      <w:bookmarkStart w:id="99" w:name="_Toc241675648"/>
+      <w:bookmarkStart w:id="123" w:name="_Toc241675648"/>
       <w:r>
         <w:br w:type="page"/>
       </w:r>
@@ -11630,7 +11728,7 @@
       <w:r>
         <w:t>Composables</w:t>
       </w:r>
-      <w:bookmarkEnd w:id="99"/>
+      <w:bookmarkEnd w:id="123"/>
       <w:proofErr w:type="spellEnd"/>
     </w:p>
     <w:p>
@@ -11835,11 +11933,11 @@
       <w:pPr>
         <w:pStyle w:val="Heading1"/>
       </w:pPr>
-      <w:bookmarkStart w:id="100" w:name="_Toc241675649"/>
+      <w:bookmarkStart w:id="124" w:name="_Toc241675649"/>
       <w:r>
         <w:t>Lab 20: Implementing Pinia</w:t>
       </w:r>
-      <w:bookmarkEnd w:id="100"/>
+      <w:bookmarkEnd w:id="124"/>
     </w:p>
     <w:p>
       <w:r>
@@ -12749,12 +12847,12 @@
       <w:pPr>
         <w:pStyle w:val="Heading1"/>
       </w:pPr>
-      <w:bookmarkStart w:id="101" w:name="_Toc241675650"/>
+      <w:bookmarkStart w:id="125" w:name="_Toc241675650"/>
       <w:r>
         <w:lastRenderedPageBreak/>
         <w:t>Lab 21: Routing</w:t>
       </w:r>
-      <w:bookmarkEnd w:id="101"/>
+      <w:bookmarkEnd w:id="125"/>
     </w:p>
     <w:p>
       <w:r>
@@ -13565,7 +13663,7 @@
           <w:szCs w:val="32"/>
         </w:rPr>
       </w:pPr>
-      <w:bookmarkStart w:id="102" w:name="_Toc241675651"/>
+      <w:bookmarkStart w:id="126" w:name="_Toc241675651"/>
       <w:r>
         <w:br w:type="page"/>
       </w:r>
@@ -13578,7 +13676,7 @@
         <w:lastRenderedPageBreak/>
         <w:t>Lab 22: AJAX</w:t>
       </w:r>
-      <w:bookmarkEnd w:id="102"/>
+      <w:bookmarkEnd w:id="126"/>
     </w:p>
     <w:p>
       <w:r>
@@ -13896,7 +13994,7 @@
           <w:szCs w:val="32"/>
         </w:rPr>
       </w:pPr>
-      <w:bookmarkStart w:id="103" w:name="_Toc241675652"/>
+      <w:bookmarkStart w:id="127" w:name="_Toc241675652"/>
       <w:r>
         <w:br w:type="page"/>
       </w:r>
@@ -13909,7 +14007,7 @@
         <w:lastRenderedPageBreak/>
         <w:t>Lab 23: Testing with Vitest</w:t>
       </w:r>
-      <w:bookmarkEnd w:id="103"/>
+      <w:bookmarkEnd w:id="127"/>
     </w:p>
     <w:p>
       <w:r>
@@ -14163,7 +14261,7 @@
           <w:szCs w:val="32"/>
         </w:rPr>
       </w:pPr>
-      <w:bookmarkStart w:id="104" w:name="_Toc241675653"/>
+      <w:bookmarkStart w:id="128" w:name="_Toc241675653"/>
       <w:r>
         <w:br w:type="page"/>
       </w:r>
@@ -14176,7 +14274,7 @@
         <w:lastRenderedPageBreak/>
         <w:t>Lab 24: Transitions and Animations</w:t>
       </w:r>
-      <w:bookmarkEnd w:id="104"/>
+      <w:bookmarkEnd w:id="128"/>
     </w:p>
     <w:p>
       <w:r>
